--- a/docs/paper.docx
+++ b/docs/paper.docx
@@ -18,7 +18,7 @@
         <w:t xml:space="preserve">2026-08-29</w:t>
       </w:r>
     </w:p>
-    <w:bookmarkStart w:id="174" w:name="Xce1c4f30b6249f262e85315bbd79ad996dfa10c"/>
+    <w:bookmarkStart w:id="172" w:name="Xce1c4f30b6249f262e85315bbd79ad996dfa10c"/>
     <w:p>
       <w:pPr>
         <w:pStyle w:val="Heading1"/>
@@ -2149,13 +2149,49 @@
         <w:pStyle w:val="FirstParagraph"/>
       </w:pPr>
       <w:r>
-        <w:t xml:space="preserve">To our knowledge, no peer-reviewed study applies FP-Growth and</w:t>
-      </w:r>
-      <w:r>
-        <w:t xml:space="preserve"> </w:t>
-      </w:r>
-      <w:r>
-        <w:t xml:space="preserve">PrefixSpan head-to-head to Alibaba</w:t>
+        <w:t xml:space="preserve">The paper’s contribution is a single methodological package applied</w:t>
+      </w:r>
+      <w:r>
+        <w:t xml:space="preserve"> </w:t>
+      </w:r>
+      <w:r>
+        <w:t xml:space="preserve">uniformly across six traces: entity-disjoint post-selection-valid</w:t>
+      </w:r>
+      <w:r>
+        <w:t xml:space="preserve"> </w:t>
+      </w:r>
+      <w:r>
+        <w:t xml:space="preserve">mining, a count-preserving order null that separates ordering from</w:t>
+      </w:r>
+      <w:r>
+        <w:t xml:space="preserve"> </w:t>
+      </w:r>
+      <w:r>
+        <w:t xml:space="preserve">event multiplicity, and a censoring-valid matched conditional</w:t>
+      </w:r>
+      <w:r>
+        <w:t xml:space="preserve"> </w:t>
+      </w:r>
+      <w:r>
+        <w:t xml:space="preserve">logistic estimator for right-censored entities, evaluated against an</w:t>
+      </w:r>
+      <w:r>
+        <w:t xml:space="preserve"> </w:t>
+      </w:r>
+      <w:r>
+        <w:t xml:space="preserve">event-count baseline and each pattern family in turn on a temporally-</w:t>
+      </w:r>
+      <w:r>
+        <w:t xml:space="preserve"> </w:t>
+      </w:r>
+      <w:r>
+        <w:t xml:space="preserve">held-out split. To our knowledge, this package has not been applied</w:t>
+      </w:r>
+      <w:r>
+        <w:t xml:space="preserve"> </w:t>
+      </w:r>
+      <w:r>
+        <w:t xml:space="preserve">head-to-head to Alibaba</w:t>
       </w:r>
       <w:r>
         <w:t xml:space="preserve"> </w:t>
@@ -2170,13 +2206,13 @@
         <w:t xml:space="preserve"> </w:t>
       </w:r>
       <w:r>
-        <w:t xml:space="preserve">status transitions or</w:t>
-      </w:r>
-      <w:r>
-        <w:t xml:space="preserve"> </w:t>
-      </w:r>
-      <w:r>
-        <w:t xml:space="preserve">to Azure PdM</w:t>
+        <w:t xml:space="preserve">status transitions or to Azure</w:t>
+      </w:r>
+      <w:r>
+        <w:t xml:space="preserve"> </w:t>
+      </w:r>
+      <w:r>
+        <w:t xml:space="preserve">PdM</w:t>
       </w:r>
       <w:r>
         <w:t xml:space="preserve"> </w:t>
@@ -2191,43 +2227,25 @@
         <w:t xml:space="preserve"> </w:t>
       </w:r>
       <w:r>
-        <w:t xml:space="preserve">sequences under a matched-control</w:t>
-      </w:r>
-      <w:r>
-        <w:t xml:space="preserve"> </w:t>
-      </w:r>
-      <w:r>
-        <w:t xml:space="preserve">design. None then evaluates the resulting patterns as binary features</w:t>
-      </w:r>
-      <w:r>
-        <w:t xml:space="preserve"> </w:t>
-      </w:r>
-      <w:r>
-        <w:t xml:space="preserve">against event-count and deep-learning-adjacent alternatives on a</w:t>
-      </w:r>
-      <w:r>
-        <w:t xml:space="preserve"> </w:t>
-      </w:r>
-      <w:r>
-        <w:t xml:space="preserve">temporally-held-out split. The six-trace regime-of-validity</w:t>
-      </w:r>
-      <w:r>
-        <w:t xml:space="preserve"> </w:t>
-      </w:r>
-      <w:r>
-        <w:t xml:space="preserve">study in §7.3, spanning two independent wind farms, is likewise, to</w:t>
-      </w:r>
-      <w:r>
-        <w:t xml:space="preserve"> </w:t>
-      </w:r>
-      <w:r>
-        <w:t xml:space="preserve">our knowledge, unprecedented in the pattern-mining log-analysis</w:t>
-      </w:r>
-      <w:r>
-        <w:t xml:space="preserve"> </w:t>
-      </w:r>
-      <w:r>
-        <w:t xml:space="preserve">literature.</w:t>
+        <w:t xml:space="preserve">sequences, and the six-trace regime-of-</w:t>
+      </w:r>
+      <w:r>
+        <w:t xml:space="preserve"> </w:t>
+      </w:r>
+      <w:r>
+        <w:t xml:space="preserve">validity study of §7.3, anchored by a cascade replicated across two</w:t>
+      </w:r>
+      <w:r>
+        <w:t xml:space="preserve"> </w:t>
+      </w:r>
+      <w:r>
+        <w:t xml:space="preserve">independent wind farms, is likewise unprecedented in the</w:t>
+      </w:r>
+      <w:r>
+        <w:t xml:space="preserve"> </w:t>
+      </w:r>
+      <w:r>
+        <w:t xml:space="preserve">pattern-mining log-analysis literature.</w:t>
       </w:r>
     </w:p>
     <w:bookmarkEnd w:id="28"/>
@@ -3703,25 +3721,25 @@
         <w:t xml:space="preserve"> </w:t>
       </w:r>
       <w:r>
-        <w:t xml:space="preserve">on Alibaba, rack on BGL, vehicle on SCANIA), we build a failure</w:t>
-      </w:r>
-      <w:r>
-        <w:t xml:space="preserve"> </w:t>
-      </w:r>
-      <w:r>
-        <w:t xml:space="preserve">window covering the K events (or the time horizon T) strictly before</w:t>
-      </w:r>
-      <w:r>
-        <w:t xml:space="preserve"> </w:t>
-      </w:r>
-      <w:r>
-        <w:t xml:space="preserve">the failure timestamp. Matched controls come from two designs</w:t>
-      </w:r>
-      <w:r>
-        <w:t xml:space="preserve"> </w:t>
-      </w:r>
-      <w:r>
-        <w:t xml:space="preserve">depending on the trace:</w:t>
+        <w:t xml:space="preserve">on Alibaba, rack on BGL, vehicle on SCANIA, turbine on Kelmarsh and</w:t>
+      </w:r>
+      <w:r>
+        <w:t xml:space="preserve"> </w:t>
+      </w:r>
+      <w:r>
+        <w:t xml:space="preserve">Penmanshiel), we build a failure window covering the K events (or the</w:t>
+      </w:r>
+      <w:r>
+        <w:t xml:space="preserve"> </w:t>
+      </w:r>
+      <w:r>
+        <w:t xml:space="preserve">time horizon T) strictly before the failure timestamp. Matched</w:t>
+      </w:r>
+      <w:r>
+        <w:t xml:space="preserve"> </w:t>
+      </w:r>
+      <w:r>
+        <w:t xml:space="preserve">controls come from two designs depending on the trace:</w:t>
       </w:r>
     </w:p>
     <w:p>
@@ -3743,19 +3761,31 @@
         <w:t xml:space="preserve"> </w:t>
       </w:r>
       <w:r>
-        <w:t xml:space="preserve">(Azure, BGL) when the entity carries</w:t>
-      </w:r>
-      <w:r>
-        <w:t xml:space="preserve"> </w:t>
-      </w:r>
-      <w:r>
-        <w:t xml:space="preserve">long timelines with sparse failures; controls are anchored at</w:t>
-      </w:r>
-      <w:r>
-        <w:t xml:space="preserve"> </w:t>
-      </w:r>
-      <w:r>
-        <w:t xml:space="preserve">times with no failure within horizon T in either direction.</w:t>
+        <w:t xml:space="preserve">(Azure, BGL, Kelmarsh, Penmanshiel)</w:t>
+      </w:r>
+      <w:r>
+        <w:t xml:space="preserve"> </w:t>
+      </w:r>
+      <w:r>
+        <w:t xml:space="preserve">when the entity carries long timelines with sparse failures;</w:t>
+      </w:r>
+      <w:r>
+        <w:t xml:space="preserve"> </w:t>
+      </w:r>
+      <w:r>
+        <w:t xml:space="preserve">controls are anchored at times on the same entity with no failure</w:t>
+      </w:r>
+      <w:r>
+        <w:t xml:space="preserve"> </w:t>
+      </w:r>
+      <w:r>
+        <w:t xml:space="preserve">within horizon T in either direction, sampled at a 1:3</w:t>
+      </w:r>
+      <w:r>
+        <w:t xml:space="preserve"> </w:t>
+      </w:r>
+      <w:r>
+        <w:t xml:space="preserve">case-to-control ratio.</w:t>
       </w:r>
     </w:p>
     <w:p>
@@ -3789,7 +3819,7 @@
         <w:t xml:space="preserve"> </w:t>
       </w:r>
       <w:r>
-        <w:t xml:space="preserve">non-failure entity, sampled at a 3:1 control:failure ratio from a</w:t>
+        <w:t xml:space="preserve">non-failure entity, sampled at a 1:3 case-to-control ratio from a</w:t>
       </w:r>
       <w:r>
         <w:t xml:space="preserve"> </w:t>
@@ -3803,6 +3833,80 @@
         <w:pStyle w:val="FirstParagraph"/>
       </w:pPr>
       <w:r>
+        <w:t xml:space="preserve">The two wind farms use the same-entity design over each turbine’s</w:t>
+      </w:r>
+      <w:r>
+        <w:t xml:space="preserve"> </w:t>
+      </w:r>
+      <w:r>
+        <w:t xml:space="preserve">multi-year alarm timeline: failure windows are anchored on each</w:t>
+      </w:r>
+      <w:r>
+        <w:t xml:space="preserve"> </w:t>
+      </w:r>
+      <w:r>
+        <w:t xml:space="preserve">Forced-outage event and controls on same-turbine clean regions,</w:t>
+      </w:r>
+      <w:r>
+        <w:t xml:space="preserve"> </w:t>
+      </w:r>
+      <w:r>
+        <w:t xml:space="preserve">giving 233 failure and 699 control windows at</w:t>
+      </w:r>
+      <w:r>
+        <w:t xml:space="preserve"> </w:t>
+      </w:r>
+      <w:r>
+        <w:rPr>
+          <w:rStyle w:val="VerbatimChar"/>
+        </w:rPr>
+        <w:t xml:space="preserve">last5</w:t>
+      </w:r>
+      <w:r>
+        <w:t xml:space="preserve">/</w:t>
+      </w:r>
+      <w:r>
+        <w:rPr>
+          <w:rStyle w:val="VerbatimChar"/>
+        </w:rPr>
+        <w:t xml:space="preserve">last10</w:t>
+      </w:r>
+      <w:r>
+        <w:t xml:space="preserve"> </w:t>
+      </w:r>
+      <w:r>
+        <w:t xml:space="preserve">on</w:t>
+      </w:r>
+      <w:r>
+        <w:t xml:space="preserve"> </w:t>
+      </w:r>
+      <w:r>
+        <w:t xml:space="preserve">Kelmarsh (6 turbines) and 448 failure and 1,344 control windows on</w:t>
+      </w:r>
+      <w:r>
+        <w:t xml:space="preserve"> </w:t>
+      </w:r>
+      <w:r>
+        <w:t xml:space="preserve">Penmanshiel (9 turbines). The entity-disjoint discovery/inference</w:t>
+      </w:r>
+      <w:r>
+        <w:t xml:space="preserve"> </w:t>
+      </w:r>
+      <w:r>
+        <w:t xml:space="preserve">split (§4.5) partitions turbines 3-and-3 on Kelmarsh and 4-and-5 on</w:t>
+      </w:r>
+      <w:r>
+        <w:t xml:space="preserve"> </w:t>
+      </w:r>
+      <w:r>
+        <w:t xml:space="preserve">Penmanshiel, so no turbine contributes to both mining and inference.</w:t>
+      </w:r>
+    </w:p>
+    <w:p>
+      <w:pPr>
+        <w:pStyle w:val="BodyText"/>
+      </w:pPr>
+      <w:r>
         <w:t xml:space="preserve">BGL alerts are additionally grouped into episodes (&gt;= 1h inter-arrival</w:t>
       </w:r>
       <w:r>
@@ -3886,7 +3990,13 @@
         <w:t xml:space="preserve"> </w:t>
       </w:r>
       <w:r>
-        <w:t xml:space="preserve">on Azure;</w:t>
+        <w:t xml:space="preserve">on Azure and</w:t>
+      </w:r>
+      <w:r>
+        <w:t xml:space="preserve"> </w:t>
+      </w:r>
+      <w:r>
+        <w:t xml:space="preserve">on the two wind farms;</w:t>
       </w:r>
       <w:r>
         <w:t xml:space="preserve"> </w:t>
@@ -3964,13 +4074,13 @@
         <w:t xml:space="preserve"> </w:t>
       </w:r>
       <w:r>
-        <w:t xml:space="preserve">on BGL and SCANIA (time-based horizons are not meaningful for short</w:t>
-      </w:r>
-      <w:r>
-        <w:t xml:space="preserve"> </w:t>
-      </w:r>
-      <w:r>
-        <w:t xml:space="preserve">per-job or per-episode observations).</w:t>
+        <w:t xml:space="preserve">on BGL and SCANIA (time-based horizons</w:t>
+      </w:r>
+      <w:r>
+        <w:t xml:space="preserve"> </w:t>
+      </w:r>
+      <w:r>
+        <w:t xml:space="preserve">are not meaningful for short per-job or per-episode observations).</w:t>
       </w:r>
     </w:p>
     <w:bookmarkEnd w:id="37"/>
@@ -4185,7 +4295,13 @@
         <w:t xml:space="preserve"> </w:t>
       </w:r>
       <w:r>
-        <w:t xml:space="preserve">on average). Both invariants pass on the two positive traces; on the boundary</w:t>
+        <w:t xml:space="preserve">on average). Both invariants pass on the two cloud and maintenance</w:t>
+      </w:r>
+      <w:r>
+        <w:t xml:space="preserve"> </w:t>
+      </w:r>
+      <w:r>
+        <w:t xml:space="preserve">traces (Azure, Alibaba); on the boundary</w:t>
       </w:r>
       <w:r>
         <w:t xml:space="preserve"> </w:t>
@@ -4325,7 +4441,10 @@
         <w:t xml:space="preserve"> </w:t>
       </w:r>
       <w:r>
-        <w:t xml:space="preserve">(Prentice and Breslow 1978; Rothman-Greenland ch. 15), we replace §4.1’s</w:t>
+        <w:t xml:space="preserve">(Prentice and Breslow 1978; Rothman, Greenland, and Lash 2008)</w:t>
+      </w:r>
+      <w:r>
+        <w:t xml:space="preserve">, we replace §4.1’s</w:t>
       </w:r>
       <w:r>
         <w:t xml:space="preserve"> </w:t>
@@ -4486,13 +4605,16 @@
         <w:t xml:space="preserve"> </w:t>
       </w:r>
       <w:r>
-        <w:t xml:space="preserve">those marginal p-values does not restore validity (Fithian, Sun and</w:t>
-      </w:r>
-      <w:r>
-        <w:t xml:space="preserve"> </w:t>
-      </w:r>
-      <w:r>
-        <w:t xml:space="preserve">Taylor 2014; Loftus and Taylor 2015).</w:t>
+        <w:t xml:space="preserve">those marginal p-values does not restore validity</w:t>
+      </w:r>
+      <w:r>
+        <w:t xml:space="preserve"> </w:t>
+      </w:r>
+      <w:r>
+        <w:t xml:space="preserve">(Fithian, Sun, and Taylor 2014; Loftus and Taylor 2015)</w:t>
+      </w:r>
+      <w:r>
+        <w:t xml:space="preserve">.</w:t>
       </w:r>
     </w:p>
     <w:p>
@@ -4741,13 +4863,16 @@
         <w:t xml:space="preserve"> </w:t>
       </w:r>
       <w:r>
-        <w:t xml:space="preserve">likelihood restricted to the pattern indicator (Prentice-Breslow</w:t>
-      </w:r>
-      <w:r>
-        <w:t xml:space="preserve"> </w:t>
-      </w:r>
-      <w:r>
-        <w:t xml:space="preserve">1978; Langholz-Goldstein 1996). We estimate every SCANIA pattern’s</w:t>
+        <w:t xml:space="preserve">likelihood restricted to the pattern indicator</w:t>
+      </w:r>
+      <w:r>
+        <w:t xml:space="preserve"> </w:t>
+      </w:r>
+      <w:r>
+        <w:t xml:space="preserve">(Prentice and Breslow 1978; Langholz and Goldstein 1996)</w:t>
+      </w:r>
+      <w:r>
+        <w:t xml:space="preserve">. We estimate every SCANIA pattern’s</w:t>
       </w:r>
       <w:r>
         <w:t xml:space="preserve"> </w:t>
@@ -5040,7 +5165,7 @@
     </w:p>
     <w:bookmarkEnd w:id="44"/>
     <w:bookmarkEnd w:id="45"/>
-    <w:bookmarkStart w:id="50" w:name="experiments"/>
+    <w:bookmarkStart w:id="48" w:name="experiments"/>
     <w:p>
       <w:pPr>
         <w:pStyle w:val="Heading2"/>
@@ -5216,7 +5341,7 @@
         <w:t xml:space="preserve">feature sets on the same trace cannot drift.</w:t>
       </w:r>
     </w:p>
-    <w:bookmarkStart w:id="47" w:name="coverage-per-horizon-azure"/>
+    <w:bookmarkStart w:id="46" w:name="coverage-per-horizon-azure"/>
     <w:p>
       <w:pPr>
         <w:pStyle w:val="Heading3"/>
@@ -5290,34 +5415,64 @@
         <w:t xml:space="preserve"> </w:t>
       </w:r>
       <w:r>
-        <w:t xml:space="preserve">control mean 0.077).</w:t>
-      </w:r>
-    </w:p>
-    <w:p>
-      <w:pPr>
-        <w:pStyle w:val="BodyText"/>
-      </w:pPr>
-      <w:r>
-        <w:rPr>
-          <w:i/>
-          <w:iCs/>
-        </w:rPr>
-        <w:t xml:space="preserve">Figure:</w:t>
-      </w:r>
-      <w:r>
-        <w:t xml:space="preserve"> </w:t>
-      </w:r>
-      <w:hyperlink r:id="rId46">
-        <w:r>
-          <w:rPr>
-            <w:rStyle w:val="Hyperlink"/>
-          </w:rPr>
-          <w:t xml:space="preserve">azure_window_horizon_vs_events.png</w:t>
-        </w:r>
-      </w:hyperlink>
-    </w:p>
-    <w:bookmarkEnd w:id="47"/>
-    <w:bookmarkStart w:id="49" w:name="Xcb021a9f83200d9f09d3a9403457b97a917b7d4"/>
+        <w:t xml:space="preserve">control mean 0.077; Figure 1).</w:t>
+      </w:r>
+    </w:p>
+    <w:tbl>
+      <w:tblPr>
+        <w:tblStyle w:val="FigureTable"/>
+        <w:tblW w:type="auto" w:w="0"/>
+        <w:jc w:val="center"/>
+        <w:tblLook w:firstRow="0" w:lastRow="0" w:firstColumn="0" w:lastColumn="0"/>
+      </w:tblPr>
+      <w:tblGrid>
+        <w:gridCol w:w="7920"/>
+      </w:tblGrid>
+      <w:tr>
+        <w:tc>
+          <w:tcPr/>
+          <w:p>
+            <w:pPr>
+              <w:pStyle w:val="Compact"/>
+              <w:jc w:val="center"/>
+            </w:pPr>
+            <w:r>
+              <w:rPr>
+                <w:b/>
+                <w:bCs/>
+              </w:rPr>
+              <w:t xml:space="preserve">Figure 1.</w:t>
+            </w:r>
+            <w:r>
+              <w:t xml:space="preserve"> </w:t>
+            </w:r>
+            <w:r>
+              <w:t xml:space="preserve">Event coverage of Azure pre-failure windows by horizon: the mean number of events per window grows with horizon length, which sets how much order information each horizon can carry.</w:t>
+            </w:r>
+          </w:p>
+        </w:tc>
+      </w:tr>
+    </w:tbl>
+    <w:p>
+      <w:pPr>
+        <w:pStyle w:val="ImageCaption"/>
+      </w:pPr>
+      <w:r>
+        <w:rPr>
+          <w:b/>
+          <w:bCs/>
+        </w:rPr>
+        <w:t xml:space="preserve">Figure 1.</w:t>
+      </w:r>
+      <w:r>
+        <w:t xml:space="preserve"> </w:t>
+      </w:r>
+      <w:r>
+        <w:t xml:space="preserve">Event coverage of Azure pre-failure windows by horizon: the mean number of events per window grows with horizon length, which sets how much order information each horizon can carry.</w:t>
+      </w:r>
+    </w:p>
+    <w:bookmarkEnd w:id="46"/>
+    <w:bookmarkStart w:id="47" w:name="Xcb021a9f83200d9f09d3a9403457b97a917b7d4"/>
     <w:p>
       <w:pPr>
         <w:pStyle w:val="Heading3"/>
@@ -5896,7 +6051,199 @@
         <w:t xml:space="preserve"> </w:t>
       </w:r>
       <w:r>
-        <w:t xml:space="preserve">at least +4 AUROC points at last5 and at least +5 at last10.</w:t>
+        <w:t xml:space="preserve">at least +4 AUROC points at last5 and at least +5 at last10 (Figure 2).</w:t>
+      </w:r>
+    </w:p>
+    <w:tbl>
+      <w:tblPr>
+        <w:tblStyle w:val="FigureTable"/>
+        <w:tblW w:type="auto" w:w="0"/>
+        <w:jc w:val="center"/>
+        <w:tblLook w:firstRow="0" w:lastRow="0" w:firstColumn="0" w:lastColumn="0"/>
+      </w:tblPr>
+      <w:tblGrid>
+        <w:gridCol w:w="7920"/>
+      </w:tblGrid>
+      <w:tr>
+        <w:tc>
+          <w:tcPr/>
+          <w:p>
+            <w:pPr>
+              <w:pStyle w:val="Compact"/>
+              <w:jc w:val="center"/>
+            </w:pPr>
+            <w:r>
+              <w:rPr>
+                <w:b/>
+                <w:bCs/>
+              </w:rPr>
+              <w:t xml:space="preserve">Figure 2.</w:t>
+            </w:r>
+            <w:r>
+              <w:t xml:space="preserve"> </w:t>
+            </w:r>
+            <w:r>
+              <w:t xml:space="preserve">Predictive AUROC on Azure across the FP-Growth minimum-support sweep. Combined itemset-plus-sequence features lead the itemset-only and event-count baselines at every threshold, by at least 4 AUROC points at</w:t>
+            </w:r>
+            <w:r>
+              <w:t xml:space="preserve"> </w:t>
+            </w:r>
+            <w:r>
+              <w:rPr>
+                <w:rStyle w:val="VerbatimChar"/>
+              </w:rPr>
+              <w:t xml:space="preserve">last5</w:t>
+            </w:r>
+            <w:r>
+              <w:t xml:space="preserve"> </w:t>
+            </w:r>
+            <w:r>
+              <w:t xml:space="preserve">and at least 5 at</w:t>
+            </w:r>
+            <w:r>
+              <w:t xml:space="preserve"> </w:t>
+            </w:r>
+            <w:r>
+              <w:rPr>
+                <w:rStyle w:val="VerbatimChar"/>
+              </w:rPr>
+              <w:t xml:space="preserve">last10</w:t>
+            </w:r>
+            <w:r>
+              <w:t xml:space="preserve">.</w:t>
+            </w:r>
+          </w:p>
+        </w:tc>
+      </w:tr>
+    </w:tbl>
+    <w:p>
+      <w:pPr>
+        <w:pStyle w:val="ImageCaption"/>
+      </w:pPr>
+      <w:r>
+        <w:rPr>
+          <w:b/>
+          <w:bCs/>
+        </w:rPr>
+        <w:t xml:space="preserve">Figure 2.</w:t>
+      </w:r>
+      <w:r>
+        <w:t xml:space="preserve"> </w:t>
+      </w:r>
+      <w:r>
+        <w:t xml:space="preserve">Predictive AUROC on Azure across the FP-Growth minimum-support sweep. Combined itemset-plus-sequence features lead the itemset-only and event-count baselines at every threshold, by at least 4 AUROC points at</w:t>
+      </w:r>
+      <w:r>
+        <w:t xml:space="preserve"> </w:t>
+      </w:r>
+      <w:r>
+        <w:rPr>
+          <w:rStyle w:val="VerbatimChar"/>
+        </w:rPr>
+        <w:t xml:space="preserve">last5</w:t>
+      </w:r>
+      <w:r>
+        <w:t xml:space="preserve"> </w:t>
+      </w:r>
+      <w:r>
+        <w:t xml:space="preserve">and at least 5 at</w:t>
+      </w:r>
+      <w:r>
+        <w:t xml:space="preserve"> </w:t>
+      </w:r>
+      <w:r>
+        <w:rPr>
+          <w:rStyle w:val="VerbatimChar"/>
+        </w:rPr>
+        <w:t xml:space="preserve">last10</w:t>
+      </w:r>
+      <w:r>
+        <w:t xml:space="preserve">.</w:t>
+      </w:r>
+    </w:p>
+    <w:bookmarkEnd w:id="47"/>
+    <w:bookmarkEnd w:id="48"/>
+    <w:bookmarkStart w:id="61" w:name="results"/>
+    <w:p>
+      <w:pPr>
+        <w:pStyle w:val="Heading2"/>
+      </w:pPr>
+      <w:r>
+        <w:rPr>
+          <w:rStyle w:val="SectionNumber"/>
+        </w:rPr>
+        <w:t xml:space="preserve">1.7</w:t>
+      </w:r>
+      <w:r>
+        <w:tab/>
+      </w:r>
+      <w:r>
+        <w:t xml:space="preserve">6 Results</w:t>
+      </w:r>
+    </w:p>
+    <w:bookmarkStart w:id="49" w:name="mined-patterns-azure-and-alibaba"/>
+    <w:p>
+      <w:pPr>
+        <w:pStyle w:val="Heading3"/>
+      </w:pPr>
+      <w:r>
+        <w:rPr>
+          <w:rStyle w:val="SectionNumber"/>
+        </w:rPr>
+        <w:t xml:space="preserve">1.7.1</w:t>
+      </w:r>
+      <w:r>
+        <w:tab/>
+      </w:r>
+      <w:r>
+        <w:t xml:space="preserve">6.1 Mined patterns (Azure and Alibaba)</w:t>
+      </w:r>
+    </w:p>
+    <w:p>
+      <w:pPr>
+        <w:pStyle w:val="FirstParagraph"/>
+      </w:pPr>
+      <w:r>
+        <w:t xml:space="preserve">At Azure 24h,</w:t>
+      </w:r>
+      <w:r>
+        <w:t xml:space="preserve"> </w:t>
+      </w:r>
+      <w:r>
+        <w:rPr>
+          <w:rStyle w:val="VerbatimChar"/>
+        </w:rPr>
+        <w:t xml:space="preserve">{software_error:error2, software_error:error3}</w:t>
+      </w:r>
+      <w:r>
+        <w:t xml:space="preserve"> </w:t>
+      </w:r>
+      <w:r>
+        <w:t xml:space="preserve">reaches</w:t>
+      </w:r>
+      <w:r>
+        <w:t xml:space="preserve"> </w:t>
+      </w:r>
+      <w:r>
+        <w:t xml:space="preserve">lift 3.99 (present in 38.2% of failure windows, in 0.04% of controls</w:t>
+      </w:r>
+      <w:r>
+        <w:t xml:space="preserve"> </w:t>
+      </w:r>
+      <w:r>
+        <w:t xml:space="preserve">on the full training sample; the disjoint inference half in §6.4</w:t>
+      </w:r>
+      <w:r>
+        <w:t xml:space="preserve"> </w:t>
+      </w:r>
+      <w:r>
+        <w:t xml:space="preserve">gives zero control hits; P(failure | pattern) = 99.6%). All six 24h itemsets dominate the</w:t>
+      </w:r>
+      <w:r>
+        <w:t xml:space="preserve"> </w:t>
+      </w:r>
+      <w:r>
+        <w:t xml:space="preserve">random-label permutation null (permuted top 1.24).</w:t>
       </w:r>
     </w:p>
     <w:p>
@@ -5904,60 +6251,222 @@
         <w:pStyle w:val="BodyText"/>
       </w:pPr>
       <w:r>
-        <w:rPr>
-          <w:i/>
-          <w:iCs/>
-        </w:rPr>
-        <w:t xml:space="preserve">Figure:</w:t>
-      </w:r>
-      <w:r>
-        <w:t xml:space="preserve"> </w:t>
-      </w:r>
-      <w:hyperlink r:id="rId48">
-        <w:r>
-          <w:rPr>
-            <w:rStyle w:val="Hyperlink"/>
-          </w:rPr>
-          <w:t xml:space="preserve">azure_sensitivity_minimum support.png</w:t>
-        </w:r>
-      </w:hyperlink>
+        <w:t xml:space="preserve">At Azure</w:t>
+      </w:r>
+      <w:r>
+        <w:t xml:space="preserve"> </w:t>
+      </w:r>
+      <w:r>
+        <w:rPr>
+          <w:rStyle w:val="VerbatimChar"/>
+        </w:rPr>
+        <w:t xml:space="preserve">last5</w:t>
+      </w:r>
+      <w:r>
+        <w:t xml:space="preserve">/</w:t>
+      </w:r>
+      <w:r>
+        <w:rPr>
+          <w:rStyle w:val="VerbatimChar"/>
+        </w:rPr>
+        <w:t xml:space="preserve">last10</w:t>
+      </w:r>
+      <w:r>
+        <w:t xml:space="preserve">, the sequence</w:t>
+      </w:r>
+      <w:r>
+        <w:t xml:space="preserve"> </w:t>
+      </w:r>
+      <w:r>
+        <w:rPr>
+          <w:rStyle w:val="VerbatimChar"/>
+        </w:rPr>
+        <w:t xml:space="preserve">maintenance:comp4 → software_error:error2 → software_error:error3</w:t>
+      </w:r>
+      <w:r>
+        <w:t xml:space="preserve"> </w:t>
+      </w:r>
+      <w:r>
+        <w:t xml:space="preserve">reaches lift 3.73 as an ordered pattern but only 2.22 as the same</w:t>
+      </w:r>
+      <w:r>
+        <w:t xml:space="preserve"> </w:t>
+      </w:r>
+      <w:r>
+        <w:t xml:space="preserve">items unordered. Ordered patterns ending</w:t>
+      </w:r>
+      <w:r>
+        <w:t xml:space="preserve"> </w:t>
+      </w:r>
+      <w:r>
+        <w:rPr>
+          <w:rStyle w:val="VerbatimChar"/>
+        </w:rPr>
+        <w:t xml:space="preserve">... → error2 → error3</w:t>
+      </w:r>
+      <w:r>
+        <w:t xml:space="preserve"> </w:t>
+      </w:r>
+      <w:r>
+        <w:t xml:space="preserve">dominate the top-8 at both count-based horizons.</w:t>
+      </w:r>
+    </w:p>
+    <w:p>
+      <w:pPr>
+        <w:pStyle w:val="BodyText"/>
+      </w:pPr>
+      <w:r>
+        <w:t xml:space="preserve">On Alibaba</w:t>
+      </w:r>
+      <w:r>
+        <w:t xml:space="preserve"> </w:t>
+      </w:r>
+      <w:r>
+        <w:rPr>
+          <w:rStyle w:val="VerbatimChar"/>
+        </w:rPr>
+        <w:t xml:space="preserve">last5</w:t>
+      </w:r>
+      <w:r>
+        <w:t xml:space="preserve">, the strongest ordered pattern is</w:t>
+      </w:r>
+      <w:r>
+        <w:t xml:space="preserve"> </w:t>
+      </w:r>
+      <w:r>
+        <w:rPr>
+          <w:rStyle w:val="VerbatimChar"/>
+        </w:rPr>
+        <w:t xml:space="preserve">task_success:M → task_success:R → task_success:M → task_success:M</w:t>
+      </w:r>
+      <w:r>
+        <w:t xml:space="preserve"> </w:t>
+      </w:r>
+      <w:r>
+        <w:t xml:space="preserve">with sequence lift 2.43 versus itemset lift 0.94 for the same event</w:t>
+      </w:r>
+      <w:r>
+        <w:t xml:space="preserve"> </w:t>
+      </w:r>
+      <w:r>
+        <w:t xml:space="preserve">set (order gain +1.49). At</w:t>
+      </w:r>
+      <w:r>
+        <w:t xml:space="preserve"> </w:t>
+      </w:r>
+      <w:r>
+        <w:rPr>
+          <w:rStyle w:val="VerbatimChar"/>
+        </w:rPr>
+        <w:t xml:space="preserve">last3</w:t>
+      </w:r>
+      <w:r>
+        <w:t xml:space="preserve">,</w:t>
+      </w:r>
+      <w:r>
+        <w:t xml:space="preserve"> </w:t>
+      </w:r>
+      <w:r>
+        <w:rPr>
+          <w:rStyle w:val="VerbatimChar"/>
+        </w:rPr>
+        <w:t xml:space="preserve">task_success:M → task_success:M → task_success:M</w:t>
+      </w:r>
+      <w:r>
+        <w:t xml:space="preserve"> </w:t>
+      </w:r>
+      <w:r>
+        <w:t xml:space="preserve">reaches sequence</w:t>
+      </w:r>
+      <w:r>
+        <w:t xml:space="preserve"> </w:t>
+      </w:r>
+      <w:r>
+        <w:t xml:space="preserve">lift 3.06 vs itemset lift 1.37 (order gain +1.69): three consecutive</w:t>
+      </w:r>
+      <w:r>
+        <w:t xml:space="preserve"> </w:t>
+      </w:r>
+      <w:r>
+        <w:t xml:space="preserve">Map completions predict a subsequent failure much more strongly than</w:t>
+      </w:r>
+      <w:r>
+        <w:t xml:space="preserve"> </w:t>
+      </w:r>
+      <w:r>
+        <w:t xml:space="preserve">the mere presence of Map events would suggest (Figure 3).</w:t>
+      </w:r>
+    </w:p>
+    <w:tbl>
+      <w:tblPr>
+        <w:tblStyle w:val="FigureTable"/>
+        <w:tblW w:type="auto" w:w="0"/>
+        <w:jc w:val="center"/>
+        <w:tblLook w:firstRow="0" w:lastRow="0" w:firstColumn="0" w:lastColumn="0"/>
+      </w:tblPr>
+      <w:tblGrid>
+        <w:gridCol w:w="7920"/>
+      </w:tblGrid>
+      <w:tr>
+        <w:tc>
+          <w:tcPr/>
+          <w:p>
+            <w:pPr>
+              <w:pStyle w:val="Compact"/>
+              <w:jc w:val="center"/>
+            </w:pPr>
+            <w:r>
+              <w:rPr>
+                <w:b/>
+                <w:bCs/>
+              </w:rPr>
+              <w:t xml:space="preserve">Figure 3.</w:t>
+            </w:r>
+            <w:r>
+              <w:t xml:space="preserve"> </w:t>
+            </w:r>
+            <w:r>
+              <w:t xml:space="preserve">Itemset lift versus sequence lift for Azure patterns. Points above the diagonal are patterns whose ordered form carries more failure signal than their unordered co-occurrence, the effect the count-preserving null of §4.7 isolates.</w:t>
+            </w:r>
+          </w:p>
+        </w:tc>
+      </w:tr>
+    </w:tbl>
+    <w:p>
+      <w:pPr>
+        <w:pStyle w:val="ImageCaption"/>
+      </w:pPr>
+      <w:r>
+        <w:rPr>
+          <w:b/>
+          <w:bCs/>
+        </w:rPr>
+        <w:t xml:space="preserve">Figure 3.</w:t>
+      </w:r>
+      <w:r>
+        <w:t xml:space="preserve"> </w:t>
+      </w:r>
+      <w:r>
+        <w:t xml:space="preserve">Itemset lift versus sequence lift for Azure patterns. Points above the diagonal are patterns whose ordered form carries more failure signal than their unordered co-occurrence, the effect the count-preserving null of §4.7 isolates.</w:t>
+      </w:r>
     </w:p>
     <w:bookmarkEnd w:id="49"/>
-    <w:bookmarkEnd w:id="50"/>
-    <w:bookmarkStart w:id="65" w:name="results"/>
-    <w:p>
-      <w:pPr>
-        <w:pStyle w:val="Heading2"/>
+    <w:bookmarkStart w:id="50" w:name="Xf0bc8f9e6234e85c4d7c3cf73da894f54bee1dd"/>
+    <w:p>
+      <w:pPr>
+        <w:pStyle w:val="Heading3"/>
       </w:pPr>
       <w:r>
         <w:rPr>
           <w:rStyle w:val="SectionNumber"/>
         </w:rPr>
-        <w:t xml:space="preserve">1.7</w:t>
+        <w:t xml:space="preserve">1.7.2</w:t>
       </w:r>
       <w:r>
         <w:tab/>
       </w:r>
       <w:r>
-        <w:t xml:space="preserve">6 Results</w:t>
-      </w:r>
-    </w:p>
-    <w:bookmarkStart w:id="52" w:name="mined-patterns-azure-and-alibaba"/>
-    <w:p>
-      <w:pPr>
-        <w:pStyle w:val="Heading3"/>
-      </w:pPr>
-      <w:r>
-        <w:rPr>
-          <w:rStyle w:val="SectionNumber"/>
-        </w:rPr>
-        <w:t xml:space="preserve">1.7.1</w:t>
-      </w:r>
-      <w:r>
-        <w:tab/>
-      </w:r>
-      <w:r>
-        <w:t xml:space="preserve">6.1 Mined patterns (Azure and Alibaba)</w:t>
+        <w:t xml:space="preserve">6.2 Predictive evaluation (four temporally-split traces)</w:t>
       </w:r>
     </w:p>
     <w:p>
@@ -5965,247 +6474,13 @@
         <w:pStyle w:val="FirstParagraph"/>
       </w:pPr>
       <w:r>
-        <w:t xml:space="preserve">At Azure 24h,</w:t>
-      </w:r>
-      <w:r>
-        <w:t xml:space="preserve"> </w:t>
-      </w:r>
-      <w:r>
-        <w:rPr>
-          <w:rStyle w:val="VerbatimChar"/>
-        </w:rPr>
-        <w:t xml:space="preserve">{software_error:error2, software_error:error3}</w:t>
-      </w:r>
-      <w:r>
-        <w:t xml:space="preserve"> </w:t>
-      </w:r>
-      <w:r>
-        <w:t xml:space="preserve">reaches</w:t>
-      </w:r>
-      <w:r>
-        <w:t xml:space="preserve"> </w:t>
-      </w:r>
-      <w:r>
-        <w:t xml:space="preserve">lift 3.99 (present in 38.2% of failure windows, in 0.04% of controls;</w:t>
-      </w:r>
-      <w:r>
-        <w:t xml:space="preserve"> </w:t>
-      </w:r>
-      <w:r>
-        <w:t xml:space="preserve">P(failure | pattern) = 99.6%). All six 24h itemsets dominate the</w:t>
-      </w:r>
-      <w:r>
-        <w:t xml:space="preserve"> </w:t>
-      </w:r>
-      <w:r>
-        <w:t xml:space="preserve">random-label permutation null (permuted top 1.24).</w:t>
-      </w:r>
-    </w:p>
-    <w:p>
-      <w:pPr>
-        <w:pStyle w:val="BodyText"/>
-      </w:pPr>
-      <w:r>
-        <w:t xml:space="preserve">At Azure</w:t>
-      </w:r>
-      <w:r>
-        <w:t xml:space="preserve"> </w:t>
-      </w:r>
-      <w:r>
-        <w:rPr>
-          <w:rStyle w:val="VerbatimChar"/>
-        </w:rPr>
-        <w:t xml:space="preserve">last5</w:t>
-      </w:r>
-      <w:r>
-        <w:t xml:space="preserve">/</w:t>
-      </w:r>
-      <w:r>
-        <w:rPr>
-          <w:rStyle w:val="VerbatimChar"/>
-        </w:rPr>
-        <w:t xml:space="preserve">last10</w:t>
-      </w:r>
-      <w:r>
-        <w:t xml:space="preserve">, the sequence</w:t>
-      </w:r>
-      <w:r>
-        <w:t xml:space="preserve"> </w:t>
-      </w:r>
-      <w:r>
-        <w:rPr>
-          <w:rStyle w:val="VerbatimChar"/>
-        </w:rPr>
-        <w:t xml:space="preserve">maintenance:comp4 → software_error:error2 → software_error:error3</w:t>
-      </w:r>
-      <w:r>
-        <w:t xml:space="preserve"> </w:t>
-      </w:r>
-      <w:r>
-        <w:t xml:space="preserve">reaches lift 3.73 as an ordered pattern but only 2.22 as the same</w:t>
-      </w:r>
-      <w:r>
-        <w:t xml:space="preserve"> </w:t>
-      </w:r>
-      <w:r>
-        <w:t xml:space="preserve">items unordered. Ordered patterns ending</w:t>
-      </w:r>
-      <w:r>
-        <w:t xml:space="preserve"> </w:t>
-      </w:r>
-      <w:r>
-        <w:rPr>
-          <w:rStyle w:val="VerbatimChar"/>
-        </w:rPr>
-        <w:t xml:space="preserve">... → error2 → error3</w:t>
-      </w:r>
-      <w:r>
-        <w:t xml:space="preserve"> </w:t>
-      </w:r>
-      <w:r>
-        <w:t xml:space="preserve">dominate the top-8 at both count-based horizons.</w:t>
-      </w:r>
-    </w:p>
-    <w:p>
-      <w:pPr>
-        <w:pStyle w:val="BodyText"/>
-      </w:pPr>
-      <w:r>
-        <w:t xml:space="preserve">On Alibaba</w:t>
-      </w:r>
-      <w:r>
-        <w:t xml:space="preserve"> </w:t>
-      </w:r>
-      <w:r>
-        <w:rPr>
-          <w:rStyle w:val="VerbatimChar"/>
-        </w:rPr>
-        <w:t xml:space="preserve">last5</w:t>
-      </w:r>
-      <w:r>
-        <w:t xml:space="preserve">, the strongest ordered pattern is</w:t>
-      </w:r>
-      <w:r>
-        <w:t xml:space="preserve"> </w:t>
-      </w:r>
-      <w:r>
-        <w:rPr>
-          <w:rStyle w:val="VerbatimChar"/>
-        </w:rPr>
-        <w:t xml:space="preserve">task_success:M → task_success:R → task_success:M → task_success:M</w:t>
-      </w:r>
-      <w:r>
-        <w:t xml:space="preserve"> </w:t>
-      </w:r>
-      <w:r>
-        <w:t xml:space="preserve">with sequence lift 2.43 versus itemset lift 0.94 for the same event</w:t>
-      </w:r>
-      <w:r>
-        <w:t xml:space="preserve"> </w:t>
-      </w:r>
-      <w:r>
-        <w:t xml:space="preserve">set (order gain +1.49). At</w:t>
-      </w:r>
-      <w:r>
-        <w:t xml:space="preserve"> </w:t>
-      </w:r>
-      <w:r>
-        <w:rPr>
-          <w:rStyle w:val="VerbatimChar"/>
-        </w:rPr>
-        <w:t xml:space="preserve">last3</w:t>
-      </w:r>
-      <w:r>
-        <w:t xml:space="preserve">,</w:t>
-      </w:r>
-      <w:r>
-        <w:t xml:space="preserve"> </w:t>
-      </w:r>
-      <w:r>
-        <w:rPr>
-          <w:rStyle w:val="VerbatimChar"/>
-        </w:rPr>
-        <w:t xml:space="preserve">task_success:M → task_success:M → task_success:M</w:t>
-      </w:r>
-      <w:r>
-        <w:t xml:space="preserve"> </w:t>
-      </w:r>
-      <w:r>
-        <w:t xml:space="preserve">reaches sequence</w:t>
-      </w:r>
-      <w:r>
-        <w:t xml:space="preserve"> </w:t>
-      </w:r>
-      <w:r>
-        <w:t xml:space="preserve">lift 3.06 vs itemset lift 1.37 (order gain +1.69): three consecutive</w:t>
-      </w:r>
-      <w:r>
-        <w:t xml:space="preserve"> </w:t>
-      </w:r>
-      <w:r>
-        <w:t xml:space="preserve">Map completions predict a subsequent failure much more strongly than</w:t>
-      </w:r>
-      <w:r>
-        <w:t xml:space="preserve"> </w:t>
-      </w:r>
-      <w:r>
-        <w:t xml:space="preserve">the mere presence of Map events would suggest.</w:t>
-      </w:r>
-    </w:p>
-    <w:p>
-      <w:pPr>
-        <w:pStyle w:val="BodyText"/>
-      </w:pPr>
-      <w:r>
-        <w:rPr>
-          <w:i/>
-          <w:iCs/>
-        </w:rPr>
-        <w:t xml:space="preserve">Figure:</w:t>
-      </w:r>
-      <w:r>
-        <w:t xml:space="preserve"> </w:t>
-      </w:r>
-      <w:hyperlink r:id="rId51">
-        <w:r>
-          <w:rPr>
-            <w:rStyle w:val="Hyperlink"/>
-          </w:rPr>
-          <w:t xml:space="preserve">azure_itemset_vs_sequence_lift.png</w:t>
-        </w:r>
-      </w:hyperlink>
-    </w:p>
-    <w:bookmarkEnd w:id="52"/>
-    <w:bookmarkStart w:id="54" w:name="Xf0bc8f9e6234e85c4d7c3cf73da894f54bee1dd"/>
-    <w:p>
-      <w:pPr>
-        <w:pStyle w:val="Heading3"/>
-      </w:pPr>
-      <w:r>
-        <w:rPr>
-          <w:rStyle w:val="SectionNumber"/>
-        </w:rPr>
-        <w:t xml:space="preserve">1.7.2</w:t>
-      </w:r>
-      <w:r>
-        <w:tab/>
-      </w:r>
-      <w:r>
-        <w:t xml:space="preserve">6.2 Predictive evaluation (four temporally-split traces)</w:t>
-      </w:r>
-    </w:p>
-    <w:p>
-      <w:pPr>
-        <w:pStyle w:val="FirstParagraph"/>
-      </w:pPr>
-      <w:r>
-        <w:t xml:space="preserve">Head-to-head on temporally-held-out test sets (the two wind farms</w:t>
-      </w:r>
-      <w:r>
-        <w:t xml:space="preserve"> </w:t>
-      </w:r>
-      <w:r>
-        <w:t xml:space="preserve">are evaluated via the discovery/inference signature protocol of</w:t>
+        <w:t xml:space="preserve">Head-to-head on temporally-held-out test sets (Figure 4; the two wind</w:t>
+      </w:r>
+      <w:r>
+        <w:t xml:space="preserve"> </w:t>
+      </w:r>
+      <w:r>
+        <w:t xml:space="preserve">farms are evaluated via the discovery/inference signature protocol of</w:t>
       </w:r>
       <w:r>
         <w:t xml:space="preserve"> </w:t>
@@ -7224,7 +7499,7 @@
           <w:i/>
           <w:iCs/>
         </w:rPr>
-        <w:t xml:space="preserve">(AUROC / AUPRC on the temporally-held-out test set. SCANIA uses</w:t>
+        <w:t xml:space="preserve">(AUROC / AUPRC on the temporally-held-out test set. A</w:t>
       </w:r>
       <w:r>
         <w:rPr>
@@ -7235,10 +7510,11 @@
       </w:r>
       <w:r>
         <w:rPr>
+          <w:rStyle w:val="VerbatimChar"/>
           <w:i/>
           <w:iCs/>
         </w:rPr>
-        <w:t xml:space="preserve">per-vehicle 90th-percentile-delta binning; BGL uses episode-anchored</w:t>
+        <w:t xml:space="preserve">sequences_only</w:t>
       </w:r>
       <w:r>
         <w:rPr>
@@ -7252,7 +7528,7 @@
           <w:i/>
           <w:iCs/>
         </w:rPr>
-        <w:t xml:space="preserve">per-rack windows with alerts removed from the pre-alert stream. Both</w:t>
+        <w:t xml:space="preserve">cell reads</w:t>
       </w:r>
       <w:r>
         <w:rPr>
@@ -7263,10 +7539,11 @@
       </w:r>
       <w:r>
         <w:rPr>
+          <w:rStyle w:val="VerbatimChar"/>
           <w:i/>
           <w:iCs/>
         </w:rPr>
-        <w:t xml:space="preserve">boundary traces sit near chance for every feature set at every</w:t>
+        <w:t xml:space="preserve">n/a</w:t>
       </w:r>
       <w:r>
         <w:rPr>
@@ -7280,34 +7557,171 @@
           <w:i/>
           <w:iCs/>
         </w:rPr>
-        <w:t xml:space="preserve">horizon.)</w:t>
-      </w:r>
-    </w:p>
-    <w:p>
-      <w:pPr>
-        <w:pStyle w:val="BodyText"/>
-      </w:pPr>
+        <w:t xml:space="preserve">when no sequence survived the training-set shuffle</w:t>
+      </w:r>
       <w:r>
         <w:rPr>
           <w:i/>
           <w:iCs/>
         </w:rPr>
-        <w:t xml:space="preserve">Figure:</w:t>
-      </w:r>
-      <w:r>
-        <w:t xml:space="preserve"> </w:t>
-      </w:r>
-      <w:hyperlink r:id="rId53">
-        <w:r>
-          <w:rPr>
-            <w:rStyle w:val="Hyperlink"/>
-          </w:rPr>
-          <w:t xml:space="preserve">four_dataset_predictive_comparison.png</w:t>
-        </w:r>
-      </w:hyperlink>
-    </w:p>
-    <w:bookmarkEnd w:id="54"/>
-    <w:bookmarkStart w:id="55" w:name="order-effect-under-count-preserving-null"/>
+        <w:t xml:space="preserve"> </w:t>
+      </w:r>
+      <w:r>
+        <w:rPr>
+          <w:i/>
+          <w:iCs/>
+        </w:rPr>
+        <w:t xml:space="preserve">null at that configuration, so no sequence feature was available;</w:t>
+      </w:r>
+      <w:r>
+        <w:rPr>
+          <w:i/>
+          <w:iCs/>
+        </w:rPr>
+        <w:t xml:space="preserve"> </w:t>
+      </w:r>
+      <w:r>
+        <w:rPr>
+          <w:rStyle w:val="VerbatimChar"/>
+          <w:i/>
+          <w:iCs/>
+        </w:rPr>
+        <w:t xml:space="preserve">combined</w:t>
+      </w:r>
+      <w:r>
+        <w:rPr>
+          <w:i/>
+          <w:iCs/>
+        </w:rPr>
+        <w:t xml:space="preserve"> </w:t>
+      </w:r>
+      <w:r>
+        <w:rPr>
+          <w:i/>
+          <w:iCs/>
+        </w:rPr>
+        <w:t xml:space="preserve">then equals</w:t>
+      </w:r>
+      <w:r>
+        <w:rPr>
+          <w:i/>
+          <w:iCs/>
+        </w:rPr>
+        <w:t xml:space="preserve"> </w:t>
+      </w:r>
+      <w:r>
+        <w:rPr>
+          <w:rStyle w:val="VerbatimChar"/>
+          <w:i/>
+          <w:iCs/>
+        </w:rPr>
+        <w:t xml:space="preserve">itemsets_only</w:t>
+      </w:r>
+      <w:r>
+        <w:rPr>
+          <w:i/>
+          <w:iCs/>
+        </w:rPr>
+        <w:t xml:space="preserve">. SCANIA uses per-vehicle</w:t>
+      </w:r>
+      <w:r>
+        <w:rPr>
+          <w:i/>
+          <w:iCs/>
+        </w:rPr>
+        <w:t xml:space="preserve"> </w:t>
+      </w:r>
+      <w:r>
+        <w:rPr>
+          <w:i/>
+          <w:iCs/>
+        </w:rPr>
+        <w:t xml:space="preserve">90th-percentile-delta binning; BGL uses episode-anchored per-rack</w:t>
+      </w:r>
+      <w:r>
+        <w:rPr>
+          <w:i/>
+          <w:iCs/>
+        </w:rPr>
+        <w:t xml:space="preserve"> </w:t>
+      </w:r>
+      <w:r>
+        <w:rPr>
+          <w:i/>
+          <w:iCs/>
+        </w:rPr>
+        <w:t xml:space="preserve">windows with alerts removed from the pre-alert stream. Both boundary</w:t>
+      </w:r>
+      <w:r>
+        <w:rPr>
+          <w:i/>
+          <w:iCs/>
+        </w:rPr>
+        <w:t xml:space="preserve"> </w:t>
+      </w:r>
+      <w:r>
+        <w:rPr>
+          <w:i/>
+          <w:iCs/>
+        </w:rPr>
+        <w:t xml:space="preserve">traces sit near chance for every feature set at every horizon.)</w:t>
+      </w:r>
+    </w:p>
+    <w:tbl>
+      <w:tblPr>
+        <w:tblStyle w:val="FigureTable"/>
+        <w:tblW w:type="auto" w:w="0"/>
+        <w:jc w:val="center"/>
+        <w:tblLook w:firstRow="0" w:lastRow="0" w:firstColumn="0" w:lastColumn="0"/>
+      </w:tblPr>
+      <w:tblGrid>
+        <w:gridCol w:w="7920"/>
+      </w:tblGrid>
+      <w:tr>
+        <w:tc>
+          <w:tcPr/>
+          <w:p>
+            <w:pPr>
+              <w:pStyle w:val="Compact"/>
+              <w:jc w:val="center"/>
+            </w:pPr>
+            <w:r>
+              <w:rPr>
+                <w:b/>
+                <w:bCs/>
+              </w:rPr>
+              <w:t xml:space="preserve">Figure 4.</w:t>
+            </w:r>
+            <w:r>
+              <w:t xml:space="preserve"> </w:t>
+            </w:r>
+            <w:r>
+              <w:t xml:space="preserve">Held-out predictive AUROC by feature set across the four temporally-split traces (Azure, Alibaba, BGL, SCANIA). The combined feature set leads on Azure and Alibaba; BGL and SCANIA sit at the no-signal boundary.</w:t>
+            </w:r>
+          </w:p>
+        </w:tc>
+      </w:tr>
+    </w:tbl>
+    <w:p>
+      <w:pPr>
+        <w:pStyle w:val="ImageCaption"/>
+      </w:pPr>
+      <w:r>
+        <w:rPr>
+          <w:b/>
+          <w:bCs/>
+        </w:rPr>
+        <w:t xml:space="preserve">Figure 4.</w:t>
+      </w:r>
+      <w:r>
+        <w:t xml:space="preserve"> </w:t>
+      </w:r>
+      <w:r>
+        <w:t xml:space="preserve">Held-out predictive AUROC by feature set across the four temporally-split traces (Azure, Alibaba, BGL, SCANIA). The combined feature set leads on Azure and Alibaba; BGL and SCANIA sit at the no-signal boundary.</w:t>
+      </w:r>
+    </w:p>
+    <w:bookmarkEnd w:id="50"/>
+    <w:bookmarkStart w:id="51" w:name="order-effect-under-count-preserving-null"/>
     <w:p>
       <w:pPr>
         <w:pStyle w:val="Heading3"/>
@@ -7856,8 +8270,8 @@
         <w:t xml:space="preserve">Alibaba once multiplicity is controlled for.</w:t>
       </w:r>
     </w:p>
-    <w:bookmarkEnd w:id="55"/>
-    <w:bookmarkStart w:id="58" w:name="X4df7340d1533da6331c58c2d3ec043171e9226d"/>
+    <w:bookmarkEnd w:id="51"/>
+    <w:bookmarkStart w:id="54" w:name="X4df7340d1533da6331c58c2d3ec043171e9226d"/>
     <w:p>
       <w:pPr>
         <w:pStyle w:val="Heading3"/>
@@ -8785,7 +9199,56 @@
         <w:pStyle w:val="BodyText"/>
       </w:pPr>
       <w:r>
-        <w:t xml:space="preserve">Interpretation:</w:t>
+        <w:t xml:space="preserve">Windows are strictly pre-anchor, so a</w:t>
+      </w:r>
+      <w:r>
+        <w:t xml:space="preserve"> </w:t>
+      </w:r>
+      <w:r>
+        <w:rPr>
+          <w:rStyle w:val="VerbatimChar"/>
+        </w:rPr>
+        <w:t xml:space="preserve">terminal_failure</w:t>
+      </w:r>
+      <w:r>
+        <w:t xml:space="preserve"> </w:t>
+      </w:r>
+      <w:r>
+        <w:t xml:space="preserve">token inside</w:t>
+      </w:r>
+      <w:r>
+        <w:t xml:space="preserve"> </w:t>
+      </w:r>
+      <w:r>
+        <w:t xml:space="preserve">a window is a</w:t>
+      </w:r>
+      <w:r>
+        <w:t xml:space="preserve"> </w:t>
+      </w:r>
+      <w:r>
+        <w:rPr>
+          <w:i/>
+          <w:iCs/>
+        </w:rPr>
+        <w:t xml:space="preserve">prior</w:t>
+      </w:r>
+      <w:r>
+        <w:t xml:space="preserve"> </w:t>
+      </w:r>
+      <w:r>
+        <w:t xml:space="preserve">forced outage, not the anchor being predicted.</w:t>
+      </w:r>
+      <w:r>
+        <w:t xml:space="preserve"> </w:t>
+      </w:r>
+      <w:r>
+        <w:t xml:space="preserve">The table therefore contains two distinct signature families, both at</w:t>
+      </w:r>
+      <w:r>
+        <w:t xml:space="preserve"> </w:t>
+      </w:r>
+      <w:r>
+        <w:t xml:space="preserve">lift 4.00 with zero control hits. The first is</w:t>
       </w:r>
       <w:r>
         <w:t xml:space="preserve"> </w:t>
@@ -8795,7 +9258,7 @@
           <w:b/>
           <w:bCs/>
         </w:rPr>
-        <w:t xml:space="preserve">generator-fan overload warning codes (2550, 2650,</w:t>
+        <w:t xml:space="preserve">repeat-outage</w:t>
       </w:r>
       <w:r>
         <w:rPr>
@@ -8809,79 +9272,92 @@
           <w:b/>
           <w:bCs/>
         </w:rPr>
-        <w:t xml:space="preserve">2655) are near-decision-rule strength precursors of the same-family</w:t>
+        <w:t xml:space="preserve">clustering</w:t>
+      </w:r>
+      <w:r>
+        <w:t xml:space="preserve">: a recent same-code generator-fan outage</w:t>
+      </w:r>
+      <w:r>
+        <w:t xml:space="preserve"> </w:t>
+      </w:r>
+      <w:r>
+        <w:t xml:space="preserve">(</w:t>
+      </w:r>
+      <w:r>
+        <w:rPr>
+          <w:rStyle w:val="VerbatimChar"/>
+        </w:rPr>
+        <w:t xml:space="preserve">terminal_failure:2550</w:t>
+      </w:r>
+      <w:r>
+        <w:t xml:space="preserve">,</w:t>
+      </w:r>
+      <w:r>
+        <w:t xml:space="preserve"> </w:t>
+      </w:r>
+      <w:r>
+        <w:rPr>
+          <w:rStyle w:val="VerbatimChar"/>
+        </w:rPr>
+        <w:t xml:space="preserve">terminal_failure:2655</w:t>
+      </w:r>
+      <w:r>
+        <w:t xml:space="preserve">) strongly predicts</w:t>
+      </w:r>
+      <w:r>
+        <w:t xml:space="preserve"> </w:t>
+      </w:r>
+      <w:r>
+        <w:t xml:space="preserve">the next, so these outages recur in bursts on the same turbine (45</w:t>
+      </w:r>
+      <w:r>
+        <w:t xml:space="preserve"> </w:t>
+      </w:r>
+      <w:r>
+        <w:rPr>
+          <w:rStyle w:val="VerbatimChar"/>
+        </w:rPr>
+        <w:t xml:space="preserve">last10</w:t>
+      </w:r>
+      <w:r>
+        <w:t xml:space="preserve"> </w:t>
+      </w:r>
+      <w:r>
+        <w:t xml:space="preserve">cases, 0 controls for</w:t>
+      </w:r>
+      <w:r>
+        <w:t xml:space="preserve"> </w:t>
+      </w:r>
+      <w:r>
+        <w:rPr>
+          <w:rStyle w:val="VerbatimChar"/>
+        </w:rPr>
+        <w:t xml:space="preserve">terminal_failure:2550</w:t>
+      </w:r>
+      <w:r>
+        <w:t xml:space="preserve">). The second,</w:t>
+      </w:r>
+      <w:r>
+        <w:t xml:space="preserve"> </w:t>
+      </w:r>
+      <w:r>
+        <w:t xml:space="preserve">and the operationally decisive one, is</w:t>
+      </w:r>
+      <w:r>
+        <w:t xml:space="preserve"> </w:t>
       </w:r>
       <w:r>
         <w:rPr>
           <w:b/>
           <w:bCs/>
         </w:rPr>
-        <w:t xml:space="preserve"> </w:t>
+        <w:t xml:space="preserve">warning-to-outage</w:t>
       </w:r>
       <w:r>
         <w:rPr>
           <w:b/>
           <w:bCs/>
         </w:rPr>
-        <w:t xml:space="preserve">Forced-outage events</w:t>
-      </w:r>
-      <w:r>
-        <w:t xml:space="preserve">. The two- and three-code chains such as</w:t>
-      </w:r>
-      <w:r>
-        <w:t xml:space="preserve"> </w:t>
-      </w:r>
-      <w:r>
-        <w:rPr>
-          <w:rStyle w:val="VerbatimChar"/>
-        </w:rPr>
-        <w:t xml:space="preserve">2125 + 2655</w:t>
-      </w:r>
-      <w:r>
-        <w:t xml:space="preserve"> </w:t>
-      </w:r>
-      <w:r>
-        <w:t xml:space="preserve">(Brake-close timeout combined with generator-fan</w:t>
-      </w:r>
-      <w:r>
-        <w:t xml:space="preserve"> </w:t>
-      </w:r>
-      <w:r>
-        <w:t xml:space="preserve">overload) extend the same story: a specific mechanical stressor at</w:t>
-      </w:r>
-      <w:r>
-        <w:t xml:space="preserve"> </w:t>
-      </w:r>
-      <w:r>
-        <w:t xml:space="preserve">the brake subsystem accompanies the terminal generator-fan overload.</w:t>
-      </w:r>
-      <w:r>
-        <w:t xml:space="preserve"> </w:t>
-      </w:r>
-      <w:r>
-        <w:t xml:space="preserve">This is the paper’s central hypothesis in its clearest form: a</w:t>
-      </w:r>
-      <w:r>
-        <w:t xml:space="preserve"> </w:t>
-      </w:r>
-      <w:r>
-        <w:t xml:space="preserve">physical wear process cascades through discrete alarm codes at</w:t>
-      </w:r>
-      <w:r>
-        <w:t xml:space="preserve"> </w:t>
-      </w:r>
-      <w:r>
-        <w:t xml:space="preserve">intermediate stages before a specific alarm terminates the cascade.</w:t>
-      </w:r>
-    </w:p>
-    <w:p>
-      <w:pPr>
-        <w:pStyle w:val="BodyText"/>
-      </w:pPr>
-      <w:r>
-        <w:t xml:space="preserve">Use:</w:t>
-      </w:r>
-      <w:r>
         <w:t xml:space="preserve"> </w:t>
       </w:r>
       <w:r>
@@ -8889,13 +9365,150 @@
           <w:b/>
           <w:bCs/>
         </w:rPr>
-        <w:t xml:space="preserve">schedule generator cooling / bearing inspection the moment</w:t>
+        <w:t xml:space="preserve">precursors</w:t>
+      </w:r>
+      <w:r>
+        <w:t xml:space="preserve">: the pure generator-fan overload warning codes</w:t>
+      </w:r>
+      <w:r>
+        <w:t xml:space="preserve"> </w:t>
+      </w:r>
+      <w:r>
+        <w:rPr>
+          <w:rStyle w:val="VerbatimChar"/>
+        </w:rPr>
+        <w:t xml:space="preserve">system_warning:2550</w:t>
+      </w:r>
+      <w:r>
+        <w:t xml:space="preserve"> </w:t>
+      </w:r>
+      <w:r>
+        <w:t xml:space="preserve">and</w:t>
+      </w:r>
+      <w:r>
+        <w:t xml:space="preserve"> </w:t>
+      </w:r>
+      <w:r>
+        <w:rPr>
+          <w:rStyle w:val="VerbatimChar"/>
+        </w:rPr>
+        <w:t xml:space="preserve">system_warning:2655</w:t>
+      </w:r>
+      <w:r>
+        <w:t xml:space="preserve"> </w:t>
+      </w:r>
+      <w:r>
+        <w:t xml:space="preserve">precede the</w:t>
+      </w:r>
+      <w:r>
+        <w:t xml:space="preserve"> </w:t>
+      </w:r>
+      <w:r>
+        <w:t xml:space="preserve">same-family Forced outage before any outage has occurred (24</w:t>
+      </w:r>
+      <w:r>
+        <w:t xml:space="preserve"> </w:t>
+      </w:r>
+      <w:r>
+        <w:rPr>
+          <w:rStyle w:val="VerbatimChar"/>
+        </w:rPr>
+        <w:t xml:space="preserve">last5</w:t>
+      </w:r>
+      <w:r>
+        <w:t xml:space="preserve"> </w:t>
+      </w:r>
+      <w:r>
+        <w:t xml:space="preserve">cases, 0 controls for</w:t>
+      </w:r>
+      <w:r>
+        <w:t xml:space="preserve"> </w:t>
+      </w:r>
+      <w:r>
+        <w:rPr>
+          <w:rStyle w:val="VerbatimChar"/>
+        </w:rPr>
+        <w:t xml:space="preserve">system_warning:2655</w:t>
+      </w:r>
+      <w:r>
+        <w:t xml:space="preserve">). This is the paper’s</w:t>
+      </w:r>
+      <w:r>
+        <w:t xml:space="preserve"> </w:t>
+      </w:r>
+      <w:r>
+        <w:t xml:space="preserve">driving hypothesis in its clearest form: a physical wear process</w:t>
+      </w:r>
+      <w:r>
+        <w:t xml:space="preserve"> </w:t>
+      </w:r>
+      <w:r>
+        <w:t xml:space="preserve">raises generator-fan overload warnings at an intermediate stage</w:t>
+      </w:r>
+      <w:r>
+        <w:t xml:space="preserve"> </w:t>
+      </w:r>
+      <w:r>
+        <w:t xml:space="preserve">before the same fault terminates the cascade as a Forced outage.</w:t>
+      </w:r>
+    </w:p>
+    <w:p>
+      <w:pPr>
+        <w:pStyle w:val="BodyText"/>
+      </w:pPr>
+      <w:r>
+        <w:t xml:space="preserve">Use: two rules with different triggers.</w:t>
+      </w:r>
+      <w:r>
+        <w:t xml:space="preserve"> </w:t>
       </w:r>
       <w:r>
         <w:rPr>
           <w:b/>
           <w:bCs/>
         </w:rPr>
+        <w:t xml:space="preserve">Early warning</w:t>
+      </w:r>
+      <w:r>
+        <w:t xml:space="preserve">: schedule</w:t>
+      </w:r>
+      <w:r>
+        <w:t xml:space="preserve"> </w:t>
+      </w:r>
+      <w:r>
+        <w:t xml:space="preserve">generator cooling and bearing inspection the moment</w:t>
+      </w:r>
+      <w:r>
+        <w:t xml:space="preserve"> </w:t>
+      </w:r>
+      <w:r>
+        <w:rPr>
+          <w:rStyle w:val="VerbatimChar"/>
+        </w:rPr>
+        <w:t xml:space="preserve">system_warning:2550</w:t>
+      </w:r>
+      <w:r>
+        <w:t xml:space="preserve"> </w:t>
+      </w:r>
+      <w:r>
+        <w:t xml:space="preserve">or</w:t>
+      </w:r>
+      <w:r>
+        <w:t xml:space="preserve"> </w:t>
+      </w:r>
+      <w:r>
+        <w:rPr>
+          <w:rStyle w:val="VerbatimChar"/>
+        </w:rPr>
+        <w:t xml:space="preserve">system_warning:2655</w:t>
+      </w:r>
+      <w:r>
+        <w:t xml:space="preserve"> </w:t>
+      </w:r>
+      <w:r>
+        <w:t xml:space="preserve">fires, before any outage.</w:t>
+      </w:r>
+      <w:r>
         <w:t xml:space="preserve"> </w:t>
       </w:r>
       <w:r>
@@ -8903,16 +9516,28 @@
           <w:b/>
           <w:bCs/>
         </w:rPr>
-        <w:t xml:space="preserve">any of the codes 2550, 2650, 2655 fires as a warning</w:t>
-      </w:r>
-      <w:r>
-        <w:t xml:space="preserve">. On the</w:t>
-      </w:r>
-      <w:r>
-        <w:t xml:space="preserve"> </w:t>
-      </w:r>
-      <w:r>
-        <w:t xml:space="preserve">2016-2017 inference half,</w:t>
+        <w:t xml:space="preserve">Escalation</w:t>
+      </w:r>
+      <w:r>
+        <w:t xml:space="preserve">:</w:t>
+      </w:r>
+      <w:r>
+        <w:t xml:space="preserve"> </w:t>
+      </w:r>
+      <w:r>
+        <w:t xml:space="preserve">after a generator-fan Forced outage, treat a second on the same</w:t>
+      </w:r>
+      <w:r>
+        <w:t xml:space="preserve"> </w:t>
+      </w:r>
+      <w:r>
+        <w:t xml:space="preserve">turbine as imminent (the repeat-outage family). Both rules have zero</w:t>
+      </w:r>
+      <w:r>
+        <w:t xml:space="preserve"> </w:t>
+      </w:r>
+      <w:r>
+        <w:t xml:space="preserve">false alarms over the 699 inference-half control windows at</w:t>
       </w:r>
       <w:r>
         <w:t xml:space="preserve"> </w:t>
@@ -8921,34 +9546,22 @@
         <w:rPr>
           <w:rStyle w:val="VerbatimChar"/>
         </w:rPr>
-        <w:t xml:space="preserve">terminal_failure:2550</w:t>
-      </w:r>
-      <w:r>
-        <w:t xml:space="preserve"> </w:t>
-      </w:r>
-      <w:r>
-        <w:t xml:space="preserve">at</w:t>
-      </w:r>
-      <w:r>
-        <w:t xml:space="preserve"> </w:t>
-      </w:r>
-      <w:r>
-        <w:rPr>
-          <w:rStyle w:val="VerbatimChar"/>
-        </w:rPr>
         <w:t xml:space="preserve">last5</w:t>
       </w:r>
       <w:r>
-        <w:t xml:space="preserve"> </w:t>
-      </w:r>
-      <w:r>
-        <w:t xml:space="preserve">fires in</w:t>
-      </w:r>
-      <w:r>
-        <w:t xml:space="preserve"> </w:t>
-      </w:r>
-      <w:r>
-        <w:t xml:space="preserve">32 forced-outage windows with zero hits across 699 control windows.</w:t>
+        <w:t xml:space="preserve">;</w:t>
+      </w:r>
+      <w:r>
+        <w:t xml:space="preserve"> </w:t>
+      </w:r>
+      <w:r>
+        <w:t xml:space="preserve">§6.4b quantifies how much of the escalation signal the last-event</w:t>
+      </w:r>
+      <w:r>
+        <w:t xml:space="preserve"> </w:t>
+      </w:r>
+      <w:r>
+        <w:t xml:space="preserve">baseline already captures.</w:t>
       </w:r>
     </w:p>
     <w:p>
@@ -9672,7 +10285,28 @@
         <w:pStyle w:val="BodyText"/>
       </w:pPr>
       <w:r>
-        <w:t xml:space="preserve">Interpretation:</w:t>
+        <w:t xml:space="preserve">Interpretation: as on Kelmarsh, rows carrying a</w:t>
+      </w:r>
+      <w:r>
+        <w:t xml:space="preserve"> </w:t>
+      </w:r>
+      <w:r>
+        <w:rPr>
+          <w:rStyle w:val="VerbatimChar"/>
+        </w:rPr>
+        <w:t xml:space="preserve">terminal_failure</w:t>
+      </w:r>
+      <w:r>
+        <w:t xml:space="preserve"> </w:t>
+      </w:r>
+      <w:r>
+        <w:t xml:space="preserve">token are prior-outage clustering, while the pure warning and</w:t>
+      </w:r>
+      <w:r>
+        <w:t xml:space="preserve"> </w:t>
+      </w:r>
+      <w:r>
+        <w:t xml:space="preserve">info-to-stop rows are the actionable precursors.</w:t>
       </w:r>
       <w:r>
         <w:t xml:space="preserve"> </w:t>
@@ -9682,7 +10316,7 @@
           <w:b/>
           <w:bCs/>
         </w:rPr>
-        <w:t xml:space="preserve">the safety-system code 9210 and its warning</w:t>
+        <w:t xml:space="preserve">The pure warning</w:t>
       </w:r>
       <w:r>
         <w:rPr>
@@ -9696,110 +10330,28 @@
           <w:b/>
           <w:bCs/>
         </w:rPr>
-        <w:t xml:space="preserve">precursor 9000 are near-perfect cascade signatures on Penmanshiel</w:t>
-      </w:r>
-      <w:r>
-        <w:t xml:space="preserve">,</w:t>
-      </w:r>
-      <w:r>
-        <w:t xml:space="preserve"> </w:t>
-      </w:r>
-      <w:r>
-        <w:t xml:space="preserve">firing 150 times in inference-half forced-outage windows and never</w:t>
-      </w:r>
-      <w:r>
-        <w:t xml:space="preserve"> </w:t>
-      </w:r>
-      <w:r>
-        <w:t xml:space="preserve">in a matched control window over 1,344 samples. The frequency-</w:t>
-      </w:r>
-      <w:r>
-        <w:t xml:space="preserve"> </w:t>
-      </w:r>
-      <w:r>
-        <w:t xml:space="preserve">converter chain</w:t>
-      </w:r>
-      <w:r>
-        <w:t xml:space="preserve"> </w:t>
-      </w:r>
-      <w:r>
-        <w:rPr>
-          <w:rStyle w:val="VerbatimChar"/>
-        </w:rPr>
-        <w:t xml:space="preserve">3543 -&gt; 3000</w:t>
-      </w:r>
-      <w:r>
-        <w:t xml:space="preserve"> </w:t>
-      </w:r>
-      <w:r>
-        <w:t xml:space="preserve">is an independent second family with</w:t>
-      </w:r>
-      <w:r>
-        <w:t xml:space="preserve"> </w:t>
-      </w:r>
-      <w:r>
-        <w:t xml:space="preserve">19 zero-control replications. Combined with Kelmarsh, this is the</w:t>
-      </w:r>
-      <w:r>
-        <w:t xml:space="preserve"> </w:t>
-      </w:r>
-      <w:r>
-        <w:t xml:space="preserve">first cross-farm cascade replication in the paper: two different</w:t>
-      </w:r>
-      <w:r>
-        <w:t xml:space="preserve"> </w:t>
-      </w:r>
-      <w:r>
-        <w:t xml:space="preserve">turbine models on two different sites both produce lift-4.00 cascade</w:t>
-      </w:r>
-      <w:r>
-        <w:t xml:space="preserve"> </w:t>
-      </w:r>
-      <w:r>
-        <w:t xml:space="preserve">signatures under the same mining protocol, with vendor-shared alarm</w:t>
-      </w:r>
-      <w:r>
-        <w:t xml:space="preserve"> </w:t>
-      </w:r>
-      <w:r>
-        <w:t xml:space="preserve">codes indexing genuinely mechanical failure modes.</w:t>
-      </w:r>
-    </w:p>
-    <w:p>
-      <w:pPr>
-        <w:pStyle w:val="BodyText"/>
-      </w:pPr>
-      <w:r>
-        <w:t xml:space="preserve">Use:</w:t>
-      </w:r>
-      <w:r>
-        <w:t xml:space="preserve"> </w:t>
+        <w:t xml:space="preserve">code</w:t>
       </w:r>
       <w:r>
         <w:rPr>
           <w:b/>
           <w:bCs/>
         </w:rPr>
-        <w:t xml:space="preserve">safety-9210 warning triggers immediate turbine curtailment,</w:t>
-      </w:r>
-      <w:r>
-        <w:rPr>
+        <w:t xml:space="preserve"> </w:t>
+      </w:r>
+      <w:r>
+        <w:rPr>
+          <w:rStyle w:val="VerbatimChar"/>
           <w:b/>
           <w:bCs/>
         </w:rPr>
-        <w:t xml:space="preserve"> </w:t>
+        <w:t xml:space="preserve">system_warning:9000</w:t>
       </w:r>
       <w:r>
         <w:rPr>
           <w:b/>
           <w:bCs/>
         </w:rPr>
-        <w:t xml:space="preserve">regardless of grid conditions</w:t>
-      </w:r>
-      <w:r>
-        <w:t xml:space="preserve">;</w:t>
-      </w:r>
-      <w:r>
         <w:t xml:space="preserve"> </w:t>
       </w:r>
       <w:r>
@@ -9807,7 +10359,7 @@
           <w:b/>
           <w:bCs/>
         </w:rPr>
-        <w:t xml:space="preserve">freq-converter 3543 informational</w:t>
+        <w:t xml:space="preserve">precedes the safety-system 9210 Forced</w:t>
       </w:r>
       <w:r>
         <w:rPr>
@@ -9821,13 +10373,177 @@
           <w:b/>
           <w:bCs/>
         </w:rPr>
+        <w:t xml:space="preserve">outage, and the safety-stop</w:t>
+      </w:r>
+      <w:r>
+        <w:rPr>
+          <w:b/>
+          <w:bCs/>
+        </w:rPr>
+        <w:t xml:space="preserve"> </w:t>
+      </w:r>
+      <w:r>
+        <w:rPr>
+          <w:rStyle w:val="VerbatimChar"/>
+          <w:b/>
+          <w:bCs/>
+        </w:rPr>
+        <w:t xml:space="preserve">system_stop:9210</w:t>
+      </w:r>
+      <w:r>
+        <w:rPr>
+          <w:b/>
+          <w:bCs/>
+        </w:rPr>
+        <w:t xml:space="preserve"> </w:t>
+      </w:r>
+      <w:r>
+        <w:rPr>
+          <w:b/>
+          <w:bCs/>
+        </w:rPr>
+        <w:t xml:space="preserve">reaches 150</w:t>
+      </w:r>
+      <w:r>
+        <w:rPr>
+          <w:b/>
+          <w:bCs/>
+        </w:rPr>
+        <w:t xml:space="preserve"> </w:t>
+      </w:r>
+      <w:r>
+        <w:rPr>
+          <w:b/>
+          <w:bCs/>
+        </w:rPr>
+        <w:t xml:space="preserve">inference-half forced-outage windows with zero hits across 1,344</w:t>
+      </w:r>
+      <w:r>
+        <w:rPr>
+          <w:b/>
+          <w:bCs/>
+        </w:rPr>
+        <w:t xml:space="preserve"> </w:t>
+      </w:r>
+      <w:r>
+        <w:rPr>
+          <w:b/>
+          <w:bCs/>
+        </w:rPr>
+        <w:t xml:space="preserve">matched controls</w:t>
+      </w:r>
+      <w:r>
+        <w:t xml:space="preserve">. The frequency-converter chain</w:t>
+      </w:r>
+      <w:r>
+        <w:t xml:space="preserve"> </w:t>
+      </w:r>
+      <w:r>
+        <w:rPr>
+          <w:rStyle w:val="VerbatimChar"/>
+        </w:rPr>
+        <w:t xml:space="preserve">system_info:3543 -&gt; system_stop:3000</w:t>
+      </w:r>
+      <w:r>
+        <w:t xml:space="preserve"> </w:t>
+      </w:r>
+      <w:r>
+        <w:t xml:space="preserve">is an independent second</w:t>
+      </w:r>
+      <w:r>
+        <w:t xml:space="preserve"> </w:t>
+      </w:r>
+      <w:r>
+        <w:t xml:space="preserve">precursor family with 19 zero-control replications. Combined with Kelmarsh, this is the</w:t>
+      </w:r>
+      <w:r>
+        <w:t xml:space="preserve"> </w:t>
+      </w:r>
+      <w:r>
+        <w:t xml:space="preserve">first cross-farm cascade replication in the paper: two different</w:t>
+      </w:r>
+      <w:r>
+        <w:t xml:space="preserve"> </w:t>
+      </w:r>
+      <w:r>
+        <w:t xml:space="preserve">turbine models on two different sites both produce lift-4.00 cascade</w:t>
+      </w:r>
+      <w:r>
+        <w:t xml:space="preserve"> </w:t>
+      </w:r>
+      <w:r>
+        <w:t xml:space="preserve">signatures under the same mining protocol, with vendor-shared alarm</w:t>
+      </w:r>
+      <w:r>
+        <w:t xml:space="preserve"> </w:t>
+      </w:r>
+      <w:r>
+        <w:t xml:space="preserve">codes indexing genuinely mechanical failure modes.</w:t>
+      </w:r>
+    </w:p>
+    <w:p>
+      <w:pPr>
+        <w:pStyle w:val="BodyText"/>
+      </w:pPr>
+      <w:r>
+        <w:t xml:space="preserve">Use:</w:t>
+      </w:r>
+      <w:r>
+        <w:t xml:space="preserve"> </w:t>
+      </w:r>
+      <w:r>
+        <w:rPr>
+          <w:b/>
+          <w:bCs/>
+        </w:rPr>
+        <w:t xml:space="preserve">safety-9210 warning triggers immediate turbine curtailment,</w:t>
+      </w:r>
+      <w:r>
+        <w:rPr>
+          <w:b/>
+          <w:bCs/>
+        </w:rPr>
+        <w:t xml:space="preserve"> </w:t>
+      </w:r>
+      <w:r>
+        <w:rPr>
+          <w:b/>
+          <w:bCs/>
+        </w:rPr>
+        <w:t xml:space="preserve">regardless of grid conditions</w:t>
+      </w:r>
+      <w:r>
+        <w:t xml:space="preserve">;</w:t>
+      </w:r>
+      <w:r>
+        <w:t xml:space="preserve"> </w:t>
+      </w:r>
+      <w:r>
+        <w:rPr>
+          <w:b/>
+          <w:bCs/>
+        </w:rPr>
+        <w:t xml:space="preserve">freq-converter 3543 informational</w:t>
+      </w:r>
+      <w:r>
+        <w:rPr>
+          <w:b/>
+          <w:bCs/>
+        </w:rPr>
+        <w:t xml:space="preserve"> </w:t>
+      </w:r>
+      <w:r>
+        <w:rPr>
+          <w:b/>
+          <w:bCs/>
+        </w:rPr>
         <w:t xml:space="preserve">message triggers converter service order within 6h at Penmanshiel</w:t>
       </w:r>
       <w:r>
         <w:t xml:space="preserve">.</w:t>
       </w:r>
     </w:p>
-    <w:bookmarkStart w:id="56" w:name="X4f495fef78be9a3b0e83788a5d1900c694cb7a0"/>
+    <w:bookmarkStart w:id="52" w:name="X4f495fef78be9a3b0e83788a5d1900c694cb7a0"/>
     <w:p>
       <w:pPr>
         <w:pStyle w:val="Heading4"/>
@@ -11077,8 +11793,8 @@
         <w:t xml:space="preserve">the inference half, not the raw miner output.</w:t>
       </w:r>
     </w:p>
-    <w:bookmarkEnd w:id="56"/>
-    <w:bookmarkStart w:id="57" w:name="Xe42e94fc93e925ac8db01b39bdde6e86aa2a907"/>
+    <w:bookmarkEnd w:id="52"/>
+    <w:bookmarkStart w:id="53" w:name="Xe42e94fc93e925ac8db01b39bdde6e86aa2a907"/>
     <w:p>
       <w:pPr>
         <w:pStyle w:val="Heading4"/>
@@ -13334,7 +14050,31 @@
         <w:t xml:space="preserve"> </w:t>
       </w:r>
       <w:r>
-        <w:t xml:space="preserve">cascade.</w:t>
+        <w:t xml:space="preserve">cascade. This is a different question from the one deep-learning log</w:t>
+      </w:r>
+      <w:r>
+        <w:t xml:space="preserve"> </w:t>
+      </w:r>
+      <w:r>
+        <w:t xml:space="preserve">anomaly detectors answer on BGL (DeepLog, LogBERT, and related methods</w:t>
+      </w:r>
+      <w:r>
+        <w:t xml:space="preserve"> </w:t>
+      </w:r>
+      <w:r>
+        <w:t xml:space="preserve">flag anomalous alert lines themselves); here the task is whether the</w:t>
+      </w:r>
+      <w:r>
+        <w:t xml:space="preserve"> </w:t>
+      </w:r>
+      <w:r>
+        <w:t xml:space="preserve">non-alert stream predicts the first alert of the next episode, and on</w:t>
+      </w:r>
+      <w:r>
+        <w:t xml:space="preserve"> </w:t>
+      </w:r>
+      <w:r>
+        <w:t xml:space="preserve">BGL it does not.</w:t>
       </w:r>
     </w:p>
     <w:p>
@@ -13414,9 +14154,9 @@
         <w:t xml:space="preserve">(§6.8), and lead time on true positives (§6.9).</w:t>
       </w:r>
     </w:p>
-    <w:bookmarkEnd w:id="57"/>
-    <w:bookmarkEnd w:id="58"/>
-    <w:bookmarkStart w:id="59" w:name="X44aeb5833a19b6d32b8998867e975190f65e5f8"/>
+    <w:bookmarkEnd w:id="53"/>
+    <w:bookmarkEnd w:id="54"/>
+    <w:bookmarkStart w:id="55" w:name="X44aeb5833a19b6d32b8998867e975190f65e5f8"/>
     <w:p>
       <w:pPr>
         <w:pStyle w:val="Heading3"/>
@@ -14552,13 +15292,13 @@
         <w:t xml:space="preserve"> </w:t>
       </w:r>
       <w:r>
-        <w:t xml:space="preserve">selection valid): the 42,000-pattern mining run at minimum support 0.05</w:t>
-      </w:r>
-      <w:r>
-        <w:t xml:space="preserve"> </w:t>
-      </w:r>
-      <w:r>
-        <w:t xml:space="preserve">does not survive an honest inference test. Both direction and</w:t>
+        <w:t xml:space="preserve">selection valid): the 37,797-pattern discovery-half mining run at</w:t>
+      </w:r>
+      <w:r>
+        <w:t xml:space="preserve"> </w:t>
+      </w:r>
+      <w:r>
+        <w:t xml:space="preserve">minimum support 0.05 does not survive an honest inference test. Both direction and</w:t>
       </w:r>
       <w:r>
         <w:t xml:space="preserve"> </w:t>
@@ -14578,13 +15318,13 @@
         <w:pStyle w:val="BodyText"/>
       </w:pPr>
       <w:r>
-        <w:t xml:space="preserve">The Azure / Alibaba wins persist in weaker but still substantive form</w:t>
-      </w:r>
-      <w:r>
-        <w:t xml:space="preserve"> </w:t>
-      </w:r>
-      <w:r>
-        <w:t xml:space="preserve">(46-100% at rich horizons); SCANIA under post-selection-valid</w:t>
+        <w:t xml:space="preserve">The Azure and Alibaba results persist in weaker but still substantive</w:t>
+      </w:r>
+      <w:r>
+        <w:t xml:space="preserve"> </w:t>
+      </w:r>
+      <w:r>
+        <w:t xml:space="preserve">form (46-100% at rich horizons); SCANIA under post-selection-valid</w:t>
       </w:r>
       <w:r>
         <w:t xml:space="preserve"> </w:t>
@@ -14620,29 +15360,29 @@
         <w:t xml:space="preserve"> </w:t>
       </w:r>
       <w:r>
-        <w:t xml:space="preserve">conditional-logistic analysis in §6.8 instead. On the two positive traces the</w:t>
-      </w:r>
-      <w:r>
-        <w:t xml:space="preserve"> </w:t>
-      </w:r>
-      <w:r>
-        <w:t xml:space="preserve">majority of frequent patterns are also predictive; on the two</w:t>
-      </w:r>
-      <w:r>
-        <w:t xml:space="preserve"> </w:t>
-      </w:r>
-      <w:r>
-        <w:t xml:space="preserve">boundary traces the majority are frequent-but-noise, and the paper’s</w:t>
-      </w:r>
-      <w:r>
-        <w:t xml:space="preserve"> </w:t>
-      </w:r>
-      <w:r>
-        <w:t xml:space="preserve">concrete predictive-pattern list is short.</w:t>
-      </w:r>
-    </w:p>
-    <w:bookmarkEnd w:id="59"/>
-    <w:bookmarkStart w:id="60" w:name="Xa182019db5c06219c287e242249f191e21aa0df"/>
+        <w:t xml:space="preserve">conditional-logistic analysis in §6.8 instead. On Azure and Alibaba</w:t>
+      </w:r>
+      <w:r>
+        <w:t xml:space="preserve"> </w:t>
+      </w:r>
+      <w:r>
+        <w:t xml:space="preserve">the majority of frequent patterns are also predictive; on BGL and</w:t>
+      </w:r>
+      <w:r>
+        <w:t xml:space="preserve"> </w:t>
+      </w:r>
+      <w:r>
+        <w:t xml:space="preserve">SCANIA the majority are frequent-but-noise, and the paper’s concrete</w:t>
+      </w:r>
+      <w:r>
+        <w:t xml:space="preserve"> </w:t>
+      </w:r>
+      <w:r>
+        <w:t xml:space="preserve">predictive-pattern list is short.</w:t>
+      </w:r>
+    </w:p>
+    <w:bookmarkEnd w:id="55"/>
+    <w:bookmarkStart w:id="56" w:name="Xa182019db5c06219c287e242249f191e21aa0df"/>
     <w:p>
       <w:pPr>
         <w:pStyle w:val="Heading3"/>
@@ -16051,8 +16791,8 @@
         <w:t xml:space="preserve">catalog uses.</w:t>
       </w:r>
     </w:p>
-    <w:bookmarkEnd w:id="60"/>
-    <w:bookmarkStart w:id="61" w:name="X39b99ab144b8766ac518ecf770687bbc49b8129"/>
+    <w:bookmarkEnd w:id="56"/>
+    <w:bookmarkStart w:id="57" w:name="X39b99ab144b8766ac518ecf770687bbc49b8129"/>
     <w:p>
       <w:pPr>
         <w:pStyle w:val="Heading3"/>
@@ -16228,8 +16968,8 @@
         <w:t xml:space="preserve">sequences.</w:t>
       </w:r>
     </w:p>
-    <w:bookmarkEnd w:id="61"/>
-    <w:bookmarkStart w:id="62" w:name="X9089ac7c4740497ca2f8946257a25d0f4921163"/>
+    <w:bookmarkEnd w:id="57"/>
+    <w:bookmarkStart w:id="58" w:name="X9089ac7c4740497ca2f8946257a25d0f4921163"/>
     <w:p>
       <w:pPr>
         <w:pStyle w:val="Heading3"/>
@@ -17574,8 +18314,8 @@
         <w:t xml:space="preserve">inspection), not next-event alerting.</w:t>
       </w:r>
     </w:p>
-    <w:bookmarkEnd w:id="62"/>
-    <w:bookmarkStart w:id="64" w:name="lead-time-on-true-positives"/>
+    <w:bookmarkEnd w:id="58"/>
+    <w:bookmarkStart w:id="60" w:name="lead-time-on-true-positives"/>
     <w:p>
       <w:pPr>
         <w:pStyle w:val="Heading3"/>
@@ -17695,7 +18435,7 @@
       <w:r>
         <w:t xml:space="preserve"> </w:t>
       </w:r>
-      <w:hyperlink r:id="rId63">
+      <w:hyperlink r:id="rId59">
         <w:r>
           <w:rPr>
             <w:rStyle w:val="Hyperlink"/>
@@ -17707,9 +18447,9 @@
         <w:t xml:space="preserve">.</w:t>
       </w:r>
     </w:p>
-    <w:bookmarkEnd w:id="64"/>
-    <w:bookmarkEnd w:id="65"/>
-    <w:bookmarkStart w:id="69" w:name="discussion"/>
+    <w:bookmarkEnd w:id="60"/>
+    <w:bookmarkEnd w:id="61"/>
+    <w:bookmarkStart w:id="65" w:name="discussion"/>
     <w:p>
       <w:pPr>
         <w:pStyle w:val="Heading2"/>
@@ -17727,7 +18467,7 @@
         <w:t xml:space="preserve">7 Discussion</w:t>
       </w:r>
     </w:p>
-    <w:bookmarkStart w:id="66" w:name="X1fff9881fd829d9c26a57a6e774b5a2b4f11174"/>
+    <w:bookmarkStart w:id="62" w:name="X1fff9881fd829d9c26a57a6e774b5a2b4f11174"/>
     <w:p>
       <w:pPr>
         <w:pStyle w:val="Heading3"/>
@@ -18410,8 +19150,8 @@
         <w:t xml:space="preserve">from bag-of-items noise.</w:t>
       </w:r>
     </w:p>
-    <w:bookmarkEnd w:id="66"/>
-    <w:bookmarkStart w:id="67" w:name="X75d9a394a307a62bf087024a3c4b370afb7d957"/>
+    <w:bookmarkEnd w:id="62"/>
+    <w:bookmarkStart w:id="63" w:name="X75d9a394a307a62bf087024a3c4b370afb7d957"/>
     <w:p>
       <w:pPr>
         <w:pStyle w:val="Heading3"/>
@@ -18610,8 +19350,8 @@
         <w:t xml:space="preserve">jobs that fail early do so in a different distribution of task types.</w:t>
       </w:r>
     </w:p>
-    <w:bookmarkEnd w:id="67"/>
-    <w:bookmarkStart w:id="68" w:name="six-contrasting-case-studies"/>
+    <w:bookmarkEnd w:id="63"/>
+    <w:bookmarkStart w:id="64" w:name="six-contrasting-case-studies"/>
     <w:p>
       <w:pPr>
         <w:pStyle w:val="Heading3"/>
@@ -19497,9 +20237,9 @@
         <w:t xml:space="preserve">at all.</w:t>
       </w:r>
     </w:p>
-    <w:bookmarkEnd w:id="68"/>
-    <w:bookmarkEnd w:id="69"/>
-    <w:bookmarkStart w:id="70" w:name="limitations"/>
+    <w:bookmarkEnd w:id="64"/>
+    <w:bookmarkEnd w:id="65"/>
+    <w:bookmarkStart w:id="66" w:name="limitations"/>
     <w:p>
       <w:pPr>
         <w:pStyle w:val="Heading2"/>
@@ -19709,8 +20449,112 @@
         <w:t xml:space="preserve">reflects that finding.</w:t>
       </w:r>
     </w:p>
-    <w:bookmarkEnd w:id="70"/>
-    <w:bookmarkStart w:id="71" w:name="reproducibility"/>
+    <w:p>
+      <w:pPr>
+        <w:pStyle w:val="FirstParagraph"/>
+      </w:pPr>
+      <w:r>
+        <w:t xml:space="preserve">Scope of the statistical guarantees. The discovery/inference split is</w:t>
+      </w:r>
+      <w:r>
+        <w:t xml:space="preserve"> </w:t>
+      </w:r>
+      <w:r>
+        <w:t xml:space="preserve">a single seeded partition; the reported fractions are point estimates</w:t>
+      </w:r>
+      <w:r>
+        <w:t xml:space="preserve"> </w:t>
+      </w:r>
+      <w:r>
+        <w:t xml:space="preserve">under that partition, and the fixed seed policy is stated in §9. FDR</w:t>
+      </w:r>
+      <w:r>
+        <w:t xml:space="preserve"> </w:t>
+      </w:r>
+      <w:r>
+        <w:t xml:space="preserve">is controlled within each (horizon, pattern-class) family, so a</w:t>
+      </w:r>
+      <w:r>
+        <w:t xml:space="preserve"> </w:t>
+      </w:r>
+      <w:r>
+        <w:t xml:space="preserve">reader comparing significant fractions across horizons is reading</w:t>
+      </w:r>
+      <w:r>
+        <w:t xml:space="preserve"> </w:t>
+      </w:r>
+      <w:r>
+        <w:t xml:space="preserve">several families rather than one corrected sweep. The inference-half</w:t>
+      </w:r>
+      <w:r>
+        <w:t xml:space="preserve"> </w:t>
+      </w:r>
+      <w:r>
+        <w:t xml:space="preserve">lift is bounded above by 4.0 under 1:3 case-to-control matching, so a</w:t>
+      </w:r>
+      <w:r>
+        <w:t xml:space="preserve"> </w:t>
+      </w:r>
+      <w:r>
+        <w:t xml:space="preserve">lift of 4.00 denotes a pattern that is present in failure windows and</w:t>
+      </w:r>
+      <w:r>
+        <w:t xml:space="preserve"> </w:t>
+      </w:r>
+      <w:r>
+        <w:t xml:space="preserve">absent from every matched control, not an unbounded effect size. The</w:t>
+      </w:r>
+      <w:r>
+        <w:t xml:space="preserve"> </w:t>
+      </w:r>
+      <w:r>
+        <w:t xml:space="preserve">cross-farm replication is cross-site and cross-model (MM92 vs MM82)</w:t>
+      </w:r>
+      <w:r>
+        <w:t xml:space="preserve"> </w:t>
+      </w:r>
+      <w:r>
+        <w:t xml:space="preserve">but within one vendor’s alarm firmware (Senvion), so it establishes</w:t>
+      </w:r>
+      <w:r>
+        <w:t xml:space="preserve"> </w:t>
+      </w:r>
+      <w:r>
+        <w:t xml:space="preserve">transfer across turbine model and site rather than across alarm</w:t>
+      </w:r>
+      <w:r>
+        <w:t xml:space="preserve"> </w:t>
+      </w:r>
+      <w:r>
+        <w:t xml:space="preserve">vocabularies. The Penmanshiel window covers the site’s 2016</w:t>
+      </w:r>
+      <w:r>
+        <w:t xml:space="preserve"> </w:t>
+      </w:r>
+      <w:r>
+        <w:t xml:space="preserve">commissioning phase, which the safety-system 9000/9210 family</w:t>
+      </w:r>
+      <w:r>
+        <w:t xml:space="preserve"> </w:t>
+      </w:r>
+      <w:r>
+        <w:t xml:space="preserve">reflects. The operational base rate of 0.01 used for the calibrated</w:t>
+      </w:r>
+      <w:r>
+        <w:t xml:space="preserve"> </w:t>
+      </w:r>
+      <w:r>
+        <w:t xml:space="preserve">PPV in §6.4c is an assumed deployment prior, not a measured fleet</w:t>
+      </w:r>
+      <w:r>
+        <w:t xml:space="preserve"> </w:t>
+      </w:r>
+      <w:r>
+        <w:t xml:space="preserve">rate, and the PPV scales with it.</w:t>
+      </w:r>
+    </w:p>
+    <w:bookmarkEnd w:id="66"/>
+    <w:bookmarkStart w:id="67" w:name="reproducibility"/>
     <w:p>
       <w:pPr>
         <w:pStyle w:val="Heading2"/>
@@ -20143,8 +20987,58 @@
         <w:t xml:space="preserve">artefacts and excluded from this number.</w:t>
       </w:r>
     </w:p>
-    <w:bookmarkEnd w:id="71"/>
-    <w:bookmarkStart w:id="173" w:name="conclusion"/>
+    <w:p>
+      <w:pPr>
+        <w:pStyle w:val="BodyText"/>
+      </w:pPr>
+      <w:r>
+        <w:t xml:space="preserve">Data availability and ethics. All six datasets are public and openly</w:t>
+      </w:r>
+      <w:r>
+        <w:t xml:space="preserve"> </w:t>
+      </w:r>
+      <w:r>
+        <w:t xml:space="preserve">licensed (the four cited above under CC-BY-4.0, plus the Azure PdM</w:t>
+      </w:r>
+      <w:r>
+        <w:t xml:space="preserve"> </w:t>
+      </w:r>
+      <w:r>
+        <w:t xml:space="preserve">sample and Alibaba cluster-trace-v2018 under their respective public</w:t>
+      </w:r>
+      <w:r>
+        <w:t xml:space="preserve"> </w:t>
+      </w:r>
+      <w:r>
+        <w:t xml:space="preserve">terms); the paper introduces no new data collection. None of the</w:t>
+      </w:r>
+      <w:r>
+        <w:t xml:space="preserve"> </w:t>
+      </w:r>
+      <w:r>
+        <w:t xml:space="preserve">traces contains personal or human-subject data: they are machine</w:t>
+      </w:r>
+      <w:r>
+        <w:t xml:space="preserve"> </w:t>
+      </w:r>
+      <w:r>
+        <w:t xml:space="preserve">telemetry, cluster job logs, HPC syslogs, and industrial alarm codes.</w:t>
+      </w:r>
+      <w:r>
+        <w:t xml:space="preserve"> </w:t>
+      </w:r>
+      <w:r>
+        <w:t xml:space="preserve">The derived event streams, windows, mined patterns, and all result</w:t>
+      </w:r>
+      <w:r>
+        <w:t xml:space="preserve"> </w:t>
+      </w:r>
+      <w:r>
+        <w:t xml:space="preserve">artefacts are released in the repository under the same open terms.</w:t>
+      </w:r>
+    </w:p>
+    <w:bookmarkEnd w:id="67"/>
+    <w:bookmarkStart w:id="171" w:name="conclusion"/>
     <w:p>
       <w:pPr>
         <w:pStyle w:val="Heading2"/>
@@ -20272,8 +21166,8 @@
         <w:t xml:space="preserve">ratios on SCANIA under right censoring.</w:t>
       </w:r>
     </w:p>
-    <w:bookmarkStart w:id="172" w:name="refs"/>
-    <w:bookmarkStart w:id="72" w:name="ref-agrawal1994fast"/>
+    <w:bookmarkStart w:id="170" w:name="refs"/>
+    <w:bookmarkStart w:id="68" w:name="ref-agrawal1994fast"/>
     <w:p>
       <w:pPr>
         <w:pStyle w:val="Bibliography"/>
@@ -20307,8 +21201,8 @@
         <w:t xml:space="preserve">, 487–99.</w:t>
       </w:r>
     </w:p>
-    <w:bookmarkEnd w:id="72"/>
-    <w:bookmarkStart w:id="74" w:name="ref-alibaba2018repo"/>
+    <w:bookmarkEnd w:id="68"/>
+    <w:bookmarkStart w:id="70" w:name="ref-alibaba2018repo"/>
     <w:p>
       <w:pPr>
         <w:pStyle w:val="Bibliography"/>
@@ -20331,7 +21225,7 @@
       <w:r>
         <w:t xml:space="preserve"> </w:t>
       </w:r>
-      <w:hyperlink r:id="rId73">
+      <w:hyperlink r:id="rId69">
         <w:r>
           <w:rPr>
             <w:rStyle w:val="Hyperlink"/>
@@ -20343,8 +21237,8 @@
         <w:t xml:space="preserve">.</w:t>
       </w:r>
     </w:p>
-    <w:bookmarkEnd w:id="74"/>
-    <w:bookmarkStart w:id="76" w:name="ref-bay1999contrast"/>
+    <w:bookmarkEnd w:id="70"/>
+    <w:bookmarkStart w:id="72" w:name="ref-bay1999contrast"/>
     <w:p>
       <w:pPr>
         <w:pStyle w:val="Bibliography"/>
@@ -20380,7 +21274,7 @@
       <w:r>
         <w:t xml:space="preserve"> </w:t>
       </w:r>
-      <w:hyperlink r:id="rId75">
+      <w:hyperlink r:id="rId71">
         <w:r>
           <w:rPr>
             <w:rStyle w:val="Hyperlink"/>
@@ -20392,8 +21286,8 @@
         <w:t xml:space="preserve">.</w:t>
       </w:r>
     </w:p>
-    <w:bookmarkEnd w:id="76"/>
-    <w:bookmarkStart w:id="78" w:name="ref-benjamini1995controlling"/>
+    <w:bookmarkEnd w:id="72"/>
+    <w:bookmarkStart w:id="74" w:name="ref-benjamini1995controlling"/>
     <w:p>
       <w:pPr>
         <w:pStyle w:val="Bibliography"/>
@@ -20426,7 +21320,7 @@
       <w:r>
         <w:t xml:space="preserve"> </w:t>
       </w:r>
-      <w:hyperlink r:id="rId77">
+      <w:hyperlink r:id="rId73">
         <w:r>
           <w:rPr>
             <w:rStyle w:val="Hyperlink"/>
@@ -20438,8 +21332,8 @@
         <w:t xml:space="preserve">.</w:t>
       </w:r>
     </w:p>
-    <w:bookmarkEnd w:id="78"/>
-    <w:bookmarkStart w:id="80" w:name="ref-benjamini2001control"/>
+    <w:bookmarkEnd w:id="74"/>
+    <w:bookmarkStart w:id="76" w:name="ref-benjamini2001control"/>
     <w:p>
       <w:pPr>
         <w:pStyle w:val="Bibliography"/>
@@ -20472,7 +21366,7 @@
       <w:r>
         <w:t xml:space="preserve"> </w:t>
       </w:r>
-      <w:hyperlink r:id="rId79">
+      <w:hyperlink r:id="rId75">
         <w:r>
           <w:rPr>
             <w:rStyle w:val="Hyperlink"/>
@@ -20484,8 +21378,8 @@
         <w:t xml:space="preserve">.</w:t>
       </w:r>
     </w:p>
-    <w:bookmarkEnd w:id="80"/>
-    <w:bookmarkStart w:id="82" w:name="ref-chatterjee2022deep"/>
+    <w:bookmarkEnd w:id="76"/>
+    <w:bookmarkStart w:id="78" w:name="ref-chatterjee2022deep"/>
     <w:p>
       <w:pPr>
         <w:pStyle w:val="Bibliography"/>
@@ -20502,7 +21396,7 @@
       <w:r>
         <w:t xml:space="preserve"> </w:t>
       </w:r>
-      <w:hyperlink r:id="rId81">
+      <w:hyperlink r:id="rId77">
         <w:r>
           <w:rPr>
             <w:rStyle w:val="Hyperlink"/>
@@ -20514,8 +21408,8 @@
         <w:t xml:space="preserve">.</w:t>
       </w:r>
     </w:p>
-    <w:bookmarkEnd w:id="82"/>
-    <w:bookmarkStart w:id="84" w:name="ref-cheng2018characterizing"/>
+    <w:bookmarkEnd w:id="78"/>
+    <w:bookmarkStart w:id="80" w:name="ref-cheng2018characterizing"/>
     <w:p>
       <w:pPr>
         <w:pStyle w:val="Bibliography"/>
@@ -20538,7 +21432,7 @@
       <w:r>
         <w:t xml:space="preserve"> </w:t>
       </w:r>
-      <w:hyperlink r:id="rId83">
+      <w:hyperlink r:id="rId79">
         <w:r>
           <w:rPr>
             <w:rStyle w:val="Hyperlink"/>
@@ -20550,8 +21444,8 @@
         <w:t xml:space="preserve">.</w:t>
       </w:r>
     </w:p>
-    <w:bookmarkEnd w:id="84"/>
-    <w:bookmarkStart w:id="86" w:name="ref-costa2016ida"/>
+    <w:bookmarkEnd w:id="80"/>
+    <w:bookmarkStart w:id="82" w:name="ref-costa2016ida"/>
     <w:p>
       <w:pPr>
         <w:pStyle w:val="Bibliography"/>
@@ -20596,7 +21490,7 @@
       <w:r>
         <w:t xml:space="preserve"> </w:t>
       </w:r>
-      <w:hyperlink r:id="rId85">
+      <w:hyperlink r:id="rId81">
         <w:r>
           <w:rPr>
             <w:rStyle w:val="Hyperlink"/>
@@ -20608,8 +21502,8 @@
         <w:t xml:space="preserve">.</w:t>
       </w:r>
     </w:p>
-    <w:bookmarkEnd w:id="86"/>
-    <w:bookmarkStart w:id="88" w:name="ref-dalleiger2022significant"/>
+    <w:bookmarkEnd w:id="82"/>
+    <w:bookmarkStart w:id="84" w:name="ref-dalleiger2022significant"/>
     <w:p>
       <w:pPr>
         <w:pStyle w:val="Bibliography"/>
@@ -20645,7 +21539,7 @@
       <w:r>
         <w:t xml:space="preserve"> </w:t>
       </w:r>
-      <w:hyperlink r:id="rId87">
+      <w:hyperlink r:id="rId83">
         <w:r>
           <w:rPr>
             <w:rStyle w:val="Hyperlink"/>
@@ -20657,8 +21551,8 @@
         <w:t xml:space="preserve">.</w:t>
       </w:r>
     </w:p>
-    <w:bookmarkEnd w:id="88"/>
-    <w:bookmarkStart w:id="90" w:name="ref-dong1999emerging"/>
+    <w:bookmarkEnd w:id="84"/>
+    <w:bookmarkStart w:id="86" w:name="ref-dong1999emerging"/>
     <w:p>
       <w:pPr>
         <w:pStyle w:val="Bibliography"/>
@@ -20694,7 +21588,7 @@
       <w:r>
         <w:t xml:space="preserve"> </w:t>
       </w:r>
-      <w:hyperlink r:id="rId89">
+      <w:hyperlink r:id="rId85">
         <w:r>
           <w:rPr>
             <w:rStyle w:val="Hyperlink"/>
@@ -20706,8 +21600,8 @@
         <w:t xml:space="preserve">.</w:t>
       </w:r>
     </w:p>
-    <w:bookmarkEnd w:id="90"/>
-    <w:bookmarkStart w:id="92" w:name="ref-du2017deeplog"/>
+    <w:bookmarkEnd w:id="86"/>
+    <w:bookmarkStart w:id="88" w:name="ref-du2017deeplog"/>
     <w:p>
       <w:pPr>
         <w:pStyle w:val="Bibliography"/>
@@ -20749,7 +21643,7 @@
       <w:r>
         <w:t xml:space="preserve"> </w:t>
       </w:r>
-      <w:hyperlink r:id="rId91">
+      <w:hyperlink r:id="rId87">
         <w:r>
           <w:rPr>
             <w:rStyle w:val="Hyperlink"/>
@@ -20761,8 +21655,8 @@
         <w:t xml:space="preserve">.</w:t>
       </w:r>
     </w:p>
-    <w:bookmarkEnd w:id="92"/>
-    <w:bookmarkStart w:id="94" w:name="ref-fithian2014optimal"/>
+    <w:bookmarkEnd w:id="88"/>
+    <w:bookmarkStart w:id="90" w:name="ref-fithian2014optimal"/>
     <w:p>
       <w:pPr>
         <w:pStyle w:val="Bibliography"/>
@@ -20792,7 +21686,7 @@
       <w:r>
         <w:t xml:space="preserve"> </w:t>
       </w:r>
-      <w:hyperlink r:id="rId93">
+      <w:hyperlink r:id="rId89">
         <w:r>
           <w:rPr>
             <w:rStyle w:val="Hyperlink"/>
@@ -20804,8 +21698,8 @@
         <w:t xml:space="preserve">.</w:t>
       </w:r>
     </w:p>
-    <w:bookmarkEnd w:id="94"/>
-    <w:bookmarkStart w:id="96" w:name="ref-fournierviger2022patternmining"/>
+    <w:bookmarkEnd w:id="90"/>
+    <w:bookmarkStart w:id="92" w:name="ref-fournierviger2022patternmining"/>
     <w:p>
       <w:pPr>
         <w:pStyle w:val="Bibliography"/>
@@ -20841,7 +21735,7 @@
       <w:r>
         <w:t xml:space="preserve"> </w:t>
       </w:r>
-      <w:hyperlink r:id="rId95">
+      <w:hyperlink r:id="rId91">
         <w:r>
           <w:rPr>
             <w:rStyle w:val="Hyperlink"/>
@@ -20853,8 +21747,8 @@
         <w:t xml:space="preserve">.</w:t>
       </w:r>
     </w:p>
-    <w:bookmarkEnd w:id="96"/>
-    <w:bookmarkStart w:id="98" w:name="ref-fournierviger2014cmspade"/>
+    <w:bookmarkEnd w:id="92"/>
+    <w:bookmarkStart w:id="94" w:name="ref-fournierviger2014cmspade"/>
     <w:p>
       <w:pPr>
         <w:pStyle w:val="Bibliography"/>
@@ -20890,7 +21784,7 @@
       <w:r>
         <w:t xml:space="preserve"> </w:t>
       </w:r>
-      <w:hyperlink r:id="rId97">
+      <w:hyperlink r:id="rId93">
         <w:r>
           <w:rPr>
             <w:rStyle w:val="Hyperlink"/>
@@ -20902,8 +21796,8 @@
         <w:t xml:space="preserve">.</w:t>
       </w:r>
     </w:p>
-    <w:bookmarkEnd w:id="98"/>
-    <w:bookmarkStart w:id="100" w:name="ref-fournier2016spmf"/>
+    <w:bookmarkEnd w:id="94"/>
+    <w:bookmarkStart w:id="96" w:name="ref-fournier2016spmf"/>
     <w:p>
       <w:pPr>
         <w:pStyle w:val="Bibliography"/>
@@ -20951,7 +21845,7 @@
       <w:r>
         <w:t xml:space="preserve"> </w:t>
       </w:r>
-      <w:hyperlink r:id="rId99">
+      <w:hyperlink r:id="rId95">
         <w:r>
           <w:rPr>
             <w:rStyle w:val="Hyperlink"/>
@@ -20963,8 +21857,8 @@
         <w:t xml:space="preserve">.</w:t>
       </w:r>
     </w:p>
-    <w:bookmarkEnd w:id="100"/>
-    <w:bookmarkStart w:id="102" w:name="ref-fournierviger2014vmsp"/>
+    <w:bookmarkEnd w:id="96"/>
+    <w:bookmarkStart w:id="98" w:name="ref-fournierviger2014vmsp"/>
     <w:p>
       <w:pPr>
         <w:pStyle w:val="Bibliography"/>
@@ -21006,7 +21900,7 @@
       <w:r>
         <w:t xml:space="preserve"> </w:t>
       </w:r>
-      <w:hyperlink r:id="rId101">
+      <w:hyperlink r:id="rId97">
         <w:r>
           <w:rPr>
             <w:rStyle w:val="Hyperlink"/>
@@ -21018,8 +21912,8 @@
         <w:t xml:space="preserve">.</w:t>
       </w:r>
     </w:p>
-    <w:bookmarkEnd w:id="102"/>
-    <w:bookmarkStart w:id="104" w:name="ref-guo2021logbert"/>
+    <w:bookmarkEnd w:id="98"/>
+    <w:bookmarkStart w:id="100" w:name="ref-guo2021logbert"/>
     <w:p>
       <w:pPr>
         <w:pStyle w:val="Bibliography"/>
@@ -21070,7 +21964,7 @@
       <w:r>
         <w:t xml:space="preserve"> </w:t>
       </w:r>
-      <w:hyperlink r:id="rId103">
+      <w:hyperlink r:id="rId99">
         <w:r>
           <w:rPr>
             <w:rStyle w:val="Hyperlink"/>
@@ -21082,8 +21976,8 @@
         <w:t xml:space="preserve">.</w:t>
       </w:r>
     </w:p>
-    <w:bookmarkEnd w:id="104"/>
-    <w:bookmarkStart w:id="106" w:name="ref-guo2024logformer"/>
+    <w:bookmarkEnd w:id="100"/>
+    <w:bookmarkStart w:id="102" w:name="ref-guo2024logformer"/>
     <w:p>
       <w:pPr>
         <w:pStyle w:val="Bibliography"/>
@@ -21112,7 +22006,7 @@
       <w:r>
         <w:t xml:space="preserve"> </w:t>
       </w:r>
-      <w:hyperlink r:id="rId105">
+      <w:hyperlink r:id="rId101">
         <w:r>
           <w:rPr>
             <w:rStyle w:val="Hyperlink"/>
@@ -21124,8 +22018,8 @@
         <w:t xml:space="preserve">.</w:t>
       </w:r>
     </w:p>
-    <w:bookmarkEnd w:id="106"/>
-    <w:bookmarkStart w:id="108" w:name="ref-hadadi2024systematic"/>
+    <w:bookmarkEnd w:id="102"/>
+    <w:bookmarkStart w:id="104" w:name="ref-hadadi2024systematic"/>
     <w:p>
       <w:pPr>
         <w:pStyle w:val="Bibliography"/>
@@ -21158,7 +22052,7 @@
       <w:r>
         <w:t xml:space="preserve"> </w:t>
       </w:r>
-      <w:hyperlink r:id="rId107">
+      <w:hyperlink r:id="rId103">
         <w:r>
           <w:rPr>
             <w:rStyle w:val="Hyperlink"/>
@@ -21170,8 +22064,8 @@
         <w:t xml:space="preserve">.</w:t>
       </w:r>
     </w:p>
-    <w:bookmarkEnd w:id="108"/>
-    <w:bookmarkStart w:id="110" w:name="ref-hamalainen2019tutorial"/>
+    <w:bookmarkEnd w:id="104"/>
+    <w:bookmarkStart w:id="106" w:name="ref-hamalainen2019tutorial"/>
     <w:p>
       <w:pPr>
         <w:pStyle w:val="Bibliography"/>
@@ -21204,7 +22098,7 @@
       <w:r>
         <w:t xml:space="preserve"> </w:t>
       </w:r>
-      <w:hyperlink r:id="rId109">
+      <w:hyperlink r:id="rId105">
         <w:r>
           <w:rPr>
             <w:rStyle w:val="Hyperlink"/>
@@ -21216,8 +22110,8 @@
         <w:t xml:space="preserve">.</w:t>
       </w:r>
     </w:p>
-    <w:bookmarkEnd w:id="110"/>
-    <w:bookmarkStart w:id="112" w:name="ref-han2000mining"/>
+    <w:bookmarkEnd w:id="106"/>
+    <w:bookmarkStart w:id="108" w:name="ref-han2000mining"/>
     <w:p>
       <w:pPr>
         <w:pStyle w:val="Bibliography"/>
@@ -21253,7 +22147,7 @@
       <w:r>
         <w:t xml:space="preserve"> </w:t>
       </w:r>
-      <w:hyperlink r:id="rId111">
+      <w:hyperlink r:id="rId107">
         <w:r>
           <w:rPr>
             <w:rStyle w:val="Hyperlink"/>
@@ -21265,8 +22159,8 @@
         <w:t xml:space="preserve">.</w:t>
       </w:r>
     </w:p>
-    <w:bookmarkEnd w:id="112"/>
-    <w:bookmarkStart w:id="114" w:name="ref-hu2023frequent"/>
+    <w:bookmarkEnd w:id="108"/>
+    <w:bookmarkStart w:id="110" w:name="ref-hu2023frequent"/>
     <w:p>
       <w:pPr>
         <w:pStyle w:val="Bibliography"/>
@@ -21299,7 +22193,7 @@
       <w:r>
         <w:t xml:space="preserve"> </w:t>
       </w:r>
-      <w:hyperlink r:id="rId113">
+      <w:hyperlink r:id="rId109">
         <w:r>
           <w:rPr>
             <w:rStyle w:val="Hyperlink"/>
@@ -21311,8 +22205,8 @@
         <w:t xml:space="preserve">.</w:t>
       </w:r>
     </w:p>
-    <w:bookmarkEnd w:id="114"/>
-    <w:bookmarkStart w:id="116" w:name="ref-hu2023priority"/>
+    <w:bookmarkEnd w:id="110"/>
+    <w:bookmarkStart w:id="112" w:name="ref-hu2023priority"/>
     <w:p>
       <w:pPr>
         <w:pStyle w:val="Bibliography"/>
@@ -21345,7 +22239,7 @@
       <w:r>
         <w:t xml:space="preserve"> </w:t>
       </w:r>
-      <w:hyperlink r:id="rId115">
+      <w:hyperlink r:id="rId111">
         <w:r>
           <w:rPr>
             <w:rStyle w:val="Hyperlink"/>
@@ -21357,8 +22251,8 @@
         <w:t xml:space="preserve">.</w:t>
       </w:r>
     </w:p>
-    <w:bookmarkEnd w:id="116"/>
-    <w:bookmarkStart w:id="118" w:name="ref-ifraz2024sequential"/>
+    <w:bookmarkEnd w:id="112"/>
+    <w:bookmarkStart w:id="114" w:name="ref-ifraz2024sequential"/>
     <w:p>
       <w:pPr>
         <w:pStyle w:val="Bibliography"/>
@@ -21388,7 +22282,7 @@
       <w:r>
         <w:t xml:space="preserve"> </w:t>
       </w:r>
-      <w:hyperlink r:id="rId117">
+      <w:hyperlink r:id="rId113">
         <w:r>
           <w:rPr>
             <w:rStyle w:val="Hyperlink"/>
@@ -21400,8 +22294,8 @@
         <w:t xml:space="preserve">.</w:t>
       </w:r>
     </w:p>
-    <w:bookmarkEnd w:id="118"/>
-    <w:bookmarkStart w:id="120" w:name="ref-kharazian2025scania"/>
+    <w:bookmarkEnd w:id="114"/>
+    <w:bookmarkStart w:id="116" w:name="ref-kharazian2025scania"/>
     <w:p>
       <w:pPr>
         <w:pStyle w:val="Bibliography"/>
@@ -21449,7 +22343,7 @@
       <w:r>
         <w:t xml:space="preserve"> </w:t>
       </w:r>
-      <w:hyperlink r:id="rId119">
+      <w:hyperlink r:id="rId115">
         <w:r>
           <w:rPr>
             <w:rStyle w:val="Hyperlink"/>
@@ -21461,8 +22355,8 @@
         <w:t xml:space="preserve">.</w:t>
       </w:r>
     </w:p>
-    <w:bookmarkEnd w:id="120"/>
-    <w:bookmarkStart w:id="122" w:name="ref-landauer2023deep"/>
+    <w:bookmarkEnd w:id="116"/>
+    <w:bookmarkStart w:id="118" w:name="ref-landauer2023deep"/>
     <w:p>
       <w:pPr>
         <w:pStyle w:val="Bibliography"/>
@@ -21495,7 +22389,7 @@
       <w:r>
         <w:t xml:space="preserve"> </w:t>
       </w:r>
-      <w:hyperlink r:id="rId121">
+      <w:hyperlink r:id="rId117">
         <w:r>
           <w:rPr>
             <w:rStyle w:val="Hyperlink"/>
@@ -21507,8 +22401,8 @@
         <w:t xml:space="preserve">.</w:t>
       </w:r>
     </w:p>
-    <w:bookmarkEnd w:id="122"/>
-    <w:bookmarkStart w:id="124" w:name="ref-langholz1996risk"/>
+    <w:bookmarkEnd w:id="118"/>
+    <w:bookmarkStart w:id="120" w:name="ref-langholz1996risk"/>
     <w:p>
       <w:pPr>
         <w:pStyle w:val="Bibliography"/>
@@ -21541,7 +22435,7 @@
       <w:r>
         <w:t xml:space="preserve"> </w:t>
       </w:r>
-      <w:hyperlink r:id="rId123">
+      <w:hyperlink r:id="rId119">
         <w:r>
           <w:rPr>
             <w:rStyle w:val="Hyperlink"/>
@@ -21553,20 +22447,20 @@
         <w:t xml:space="preserve">.</w:t>
       </w:r>
     </w:p>
-    <w:bookmarkEnd w:id="124"/>
-    <w:bookmarkStart w:id="126" w:name="ref-alibaba2018trace"/>
+    <w:bookmarkEnd w:id="120"/>
+    <w:bookmarkStart w:id="121" w:name="ref-loftus2015selective"/>
     <w:p>
       <w:pPr>
         <w:pStyle w:val="Bibliography"/>
       </w:pPr>
       <w:r>
-        <w:t xml:space="preserve">Lu, Chengzhi, Kejiang Ye, Guoyao Xu, Cheng-Zhong Xu, and Tongxin Bai. 2017.</w:t>
-      </w:r>
-      <w:r>
-        <w:t xml:space="preserve"> </w:t>
-      </w:r>
-      <w:r>
-        <w:t xml:space="preserve">“Imbalance in the Cloud: An Analysis on Alibaba Cluster Trace.”</w:t>
+        <w:t xml:space="preserve">Loftus, Joshua R., and Jonathan E. Taylor. 2015.</w:t>
+      </w:r>
+      <w:r>
+        <w:t xml:space="preserve"> </w:t>
+      </w:r>
+      <w:r>
+        <w:t xml:space="preserve">“Selective Inference in Regression Models with Groups of Variables.”</w:t>
       </w:r>
       <w:r>
         <w:t xml:space="preserve"> </w:t>
@@ -21576,6 +22470,35 @@
           <w:i/>
           <w:iCs/>
         </w:rPr>
+        <w:t xml:space="preserve">arXiv Preprint arXiv:1511.01478</w:t>
+      </w:r>
+      <w:r>
+        <w:t xml:space="preserve">.</w:t>
+      </w:r>
+    </w:p>
+    <w:bookmarkEnd w:id="121"/>
+    <w:bookmarkStart w:id="123" w:name="ref-alibaba2018trace"/>
+    <w:p>
+      <w:pPr>
+        <w:pStyle w:val="Bibliography"/>
+      </w:pPr>
+      <w:r>
+        <w:t xml:space="preserve">Lu, Chengzhi, Kejiang Ye, Guoyao Xu, Cheng-Zhong Xu, and Tongxin Bai. 2017.</w:t>
+      </w:r>
+      <w:r>
+        <w:t xml:space="preserve"> </w:t>
+      </w:r>
+      <w:r>
+        <w:t xml:space="preserve">“Imbalance in the Cloud: An Analysis on Alibaba Cluster Trace.”</w:t>
+      </w:r>
+      <w:r>
+        <w:t xml:space="preserve"> </w:t>
+      </w:r>
+      <w:r>
+        <w:rPr>
+          <w:i/>
+          <w:iCs/>
+        </w:rPr>
         <w:t xml:space="preserve">2017 IEEE International Conference on Big Data (Big Data)</w:t>
       </w:r>
       <w:r>
@@ -21584,7 +22507,7 @@
       <w:r>
         <w:t xml:space="preserve"> </w:t>
       </w:r>
-      <w:hyperlink r:id="rId125">
+      <w:hyperlink r:id="rId122">
         <w:r>
           <w:rPr>
             <w:rStyle w:val="Hyperlink"/>
@@ -21596,8 +22519,8 @@
         <w:t xml:space="preserve">.</w:t>
       </w:r>
     </w:p>
-    <w:bookmarkEnd w:id="126"/>
-    <w:bookmarkStart w:id="128" w:name="ref-luo2021alibaba"/>
+    <w:bookmarkEnd w:id="123"/>
+    <w:bookmarkStart w:id="125" w:name="ref-luo2021alibaba"/>
     <w:p>
       <w:pPr>
         <w:pStyle w:val="Bibliography"/>
@@ -21645,7 +22568,7 @@
       <w:r>
         <w:t xml:space="preserve"> </w:t>
       </w:r>
-      <w:hyperlink r:id="rId127">
+      <w:hyperlink r:id="rId124">
         <w:r>
           <w:rPr>
             <w:rStyle w:val="Hyperlink"/>
@@ -21657,8 +22580,8 @@
         <w:t xml:space="preserve">.</w:t>
       </w:r>
     </w:p>
-    <w:bookmarkEnd w:id="128"/>
-    <w:bookmarkStart w:id="130" w:name="ref-meng2019loganomaly"/>
+    <w:bookmarkEnd w:id="125"/>
+    <w:bookmarkStart w:id="127" w:name="ref-meng2019loganomaly"/>
     <w:p>
       <w:pPr>
         <w:pStyle w:val="Bibliography"/>
@@ -21700,7 +22623,7 @@
       <w:r>
         <w:t xml:space="preserve"> </w:t>
       </w:r>
-      <w:hyperlink r:id="rId129">
+      <w:hyperlink r:id="rId126">
         <w:r>
           <w:rPr>
             <w:rStyle w:val="Hyperlink"/>
@@ -21712,8 +22635,8 @@
         <w:t xml:space="preserve">.</w:t>
       </w:r>
     </w:p>
-    <w:bookmarkEnd w:id="130"/>
-    <w:bookmarkStart w:id="132" w:name="ref-azurepdm"/>
+    <w:bookmarkEnd w:id="127"/>
+    <w:bookmarkStart w:id="129" w:name="ref-azurepdm"/>
     <w:p>
       <w:pPr>
         <w:pStyle w:val="Bibliography"/>
@@ -21742,7 +22665,7 @@
       <w:r>
         <w:t xml:space="preserve"> </w:t>
       </w:r>
-      <w:hyperlink r:id="rId131">
+      <w:hyperlink r:id="rId128">
         <w:r>
           <w:rPr>
             <w:rStyle w:val="Hyperlink"/>
@@ -21754,8 +22677,8 @@
         <w:t xml:space="preserve">.</w:t>
       </w:r>
     </w:p>
-    <w:bookmarkEnd w:id="132"/>
-    <w:bookmarkStart w:id="134" w:name="ref-oliner2007supercomputers"/>
+    <w:bookmarkEnd w:id="129"/>
+    <w:bookmarkStart w:id="131" w:name="ref-oliner2007supercomputers"/>
     <w:p>
       <w:pPr>
         <w:pStyle w:val="Bibliography"/>
@@ -21791,7 +22714,7 @@
       <w:r>
         <w:t xml:space="preserve"> </w:t>
       </w:r>
-      <w:hyperlink r:id="rId133">
+      <w:hyperlink r:id="rId130">
         <w:r>
           <w:rPr>
             <w:rStyle w:val="Hyperlink"/>
@@ -21803,8 +22726,8 @@
         <w:t xml:space="preserve">.</w:t>
       </w:r>
     </w:p>
-    <w:bookmarkEnd w:id="134"/>
-    <w:bookmarkStart w:id="136" w:name="ref-pei2001prefixspan"/>
+    <w:bookmarkEnd w:id="131"/>
+    <w:bookmarkStart w:id="133" w:name="ref-pei2001prefixspan"/>
     <w:p>
       <w:pPr>
         <w:pStyle w:val="Bibliography"/>
@@ -21846,7 +22769,7 @@
       <w:r>
         <w:t xml:space="preserve"> </w:t>
       </w:r>
-      <w:hyperlink r:id="rId135">
+      <w:hyperlink r:id="rId132">
         <w:r>
           <w:rPr>
             <w:rStyle w:val="Hyperlink"/>
@@ -21858,8 +22781,8 @@
         <w:t xml:space="preserve">.</w:t>
       </w:r>
     </w:p>
-    <w:bookmarkEnd w:id="136"/>
-    <w:bookmarkStart w:id="138" w:name="ref-pellegrina2024efficient"/>
+    <w:bookmarkEnd w:id="133"/>
+    <w:bookmarkStart w:id="135" w:name="ref-pellegrina2024efficient"/>
     <w:p>
       <w:pPr>
         <w:pStyle w:val="Bibliography"/>
@@ -21892,7 +22815,7 @@
       <w:r>
         <w:t xml:space="preserve"> </w:t>
       </w:r>
-      <w:hyperlink r:id="rId137">
+      <w:hyperlink r:id="rId134">
         <w:r>
           <w:rPr>
             <w:rStyle w:val="Hyperlink"/>
@@ -21904,8 +22827,8 @@
         <w:t xml:space="preserve">.</w:t>
       </w:r>
     </w:p>
-    <w:bookmarkEnd w:id="138"/>
-    <w:bookmarkStart w:id="141" w:name="ref-plumley2022kelmarsh"/>
+    <w:bookmarkEnd w:id="135"/>
+    <w:bookmarkStart w:id="138" w:name="ref-plumley2022kelmarsh"/>
     <w:p>
       <w:pPr>
         <w:pStyle w:val="Bibliography"/>
@@ -21922,7 +22845,7 @@
       <w:r>
         <w:t xml:space="preserve"> </w:t>
       </w:r>
-      <w:hyperlink r:id="rId139">
+      <w:hyperlink r:id="rId136">
         <w:r>
           <w:rPr>
             <w:rStyle w:val="Hyperlink"/>
@@ -21936,7 +22859,7 @@
       <w:r>
         <w:t xml:space="preserve"> </w:t>
       </w:r>
-      <w:hyperlink r:id="rId140">
+      <w:hyperlink r:id="rId137">
         <w:r>
           <w:rPr>
             <w:rStyle w:val="Hyperlink"/>
@@ -21948,8 +22871,8 @@
         <w:t xml:space="preserve">.</w:t>
       </w:r>
     </w:p>
-    <w:bookmarkEnd w:id="141"/>
-    <w:bookmarkStart w:id="144" w:name="ref-plumley2022penmanshiel"/>
+    <w:bookmarkEnd w:id="138"/>
+    <w:bookmarkStart w:id="141" w:name="ref-plumley2022penmanshiel"/>
     <w:p>
       <w:pPr>
         <w:pStyle w:val="Bibliography"/>
@@ -21966,7 +22889,7 @@
       <w:r>
         <w:t xml:space="preserve"> </w:t>
       </w:r>
-      <w:hyperlink r:id="rId142">
+      <w:hyperlink r:id="rId139">
         <w:r>
           <w:rPr>
             <w:rStyle w:val="Hyperlink"/>
@@ -21980,7 +22903,7 @@
       <w:r>
         <w:t xml:space="preserve"> </w:t>
       </w:r>
-      <w:hyperlink r:id="rId143">
+      <w:hyperlink r:id="rId140">
         <w:r>
           <w:rPr>
             <w:rStyle w:val="Hyperlink"/>
@@ -21992,8 +22915,8 @@
         <w:t xml:space="preserve">.</w:t>
       </w:r>
     </w:p>
-    <w:bookmarkEnd w:id="144"/>
-    <w:bookmarkStart w:id="146" w:name="ref-prentice1978retrospective"/>
+    <w:bookmarkEnd w:id="141"/>
+    <w:bookmarkStart w:id="143" w:name="ref-prentice1978retrospective"/>
     <w:p>
       <w:pPr>
         <w:pStyle w:val="Bibliography"/>
@@ -22026,7 +22949,7 @@
       <w:r>
         <w:t xml:space="preserve"> </w:t>
       </w:r>
-      <w:hyperlink r:id="rId145">
+      <w:hyperlink r:id="rId142">
         <w:r>
           <w:rPr>
             <w:rStyle w:val="Hyperlink"/>
@@ -22038,8 +22961,8 @@
         <w:t xml:space="preserve">.</w:t>
       </w:r>
     </w:p>
-    <w:bookmarkEnd w:id="146"/>
-    <w:bookmarkStart w:id="148" w:name="ref-raschka2018mlxtend"/>
+    <w:bookmarkEnd w:id="143"/>
+    <w:bookmarkStart w:id="145" w:name="ref-raschka2018mlxtend"/>
     <w:p>
       <w:pPr>
         <w:pStyle w:val="Bibliography"/>
@@ -22078,7 +23001,7 @@
       <w:r>
         <w:t xml:space="preserve"> </w:t>
       </w:r>
-      <w:hyperlink r:id="rId147">
+      <w:hyperlink r:id="rId144">
         <w:r>
           <w:rPr>
             <w:rStyle w:val="Hyperlink"/>
@@ -22090,8 +23013,8 @@
         <w:t xml:space="preserve">.</w:t>
       </w:r>
     </w:p>
-    <w:bookmarkEnd w:id="148"/>
-    <w:bookmarkStart w:id="150" w:name="ref-ren2020failure"/>
+    <w:bookmarkEnd w:id="145"/>
+    <w:bookmarkStart w:id="147" w:name="ref-ren2020failure"/>
     <w:p>
       <w:pPr>
         <w:pStyle w:val="Bibliography"/>
@@ -22127,7 +23050,7 @@
       <w:r>
         <w:t xml:space="preserve"> </w:t>
       </w:r>
-      <w:hyperlink r:id="rId149">
+      <w:hyperlink r:id="rId146">
         <w:r>
           <w:rPr>
             <w:rStyle w:val="Hyperlink"/>
@@ -22139,26 +23062,14 @@
         <w:t xml:space="preserve">.</w:t>
       </w:r>
     </w:p>
-    <w:bookmarkEnd w:id="150"/>
-    <w:bookmarkStart w:id="152" w:name="ref-saxena2008cmapss"/>
+    <w:bookmarkEnd w:id="147"/>
+    <w:bookmarkStart w:id="148" w:name="ref-rothman2008modern"/>
     <w:p>
       <w:pPr>
         <w:pStyle w:val="Bibliography"/>
       </w:pPr>
       <w:r>
-        <w:t xml:space="preserve">Saxena, Abhinav, Kai Goebel, Don Simon, and Neil Eklund. 2008.</w:t>
-      </w:r>
-      <w:r>
-        <w:t xml:space="preserve"> </w:t>
-      </w:r>
-      <w:r>
-        <w:t xml:space="preserve">“Damage Propagation Modeling for Aircraft Engine Run-to-Failure Simulation.”</w:t>
-      </w:r>
-      <w:r>
-        <w:t xml:space="preserve"> </w:t>
-      </w:r>
-      <w:r>
-        <w:t xml:space="preserve">In</w:t>
+        <w:t xml:space="preserve">Rothman, Kenneth J., Sander Greenland, and Timothy L. Lash. 2008.</w:t>
       </w:r>
       <w:r>
         <w:t xml:space="preserve"> </w:t>
@@ -22168,6 +23079,41 @@
           <w:i/>
           <w:iCs/>
         </w:rPr>
+        <w:t xml:space="preserve">Modern Epidemiology</w:t>
+      </w:r>
+      <w:r>
+        <w:t xml:space="preserve">. 3rd ed. Lippincott Williams; Wilkins.</w:t>
+      </w:r>
+    </w:p>
+    <w:bookmarkEnd w:id="148"/>
+    <w:bookmarkStart w:id="150" w:name="ref-saxena2008cmapss"/>
+    <w:p>
+      <w:pPr>
+        <w:pStyle w:val="Bibliography"/>
+      </w:pPr>
+      <w:r>
+        <w:t xml:space="preserve">Saxena, Abhinav, Kai Goebel, Don Simon, and Neil Eklund. 2008.</w:t>
+      </w:r>
+      <w:r>
+        <w:t xml:space="preserve"> </w:t>
+      </w:r>
+      <w:r>
+        <w:t xml:space="preserve">“Damage Propagation Modeling for Aircraft Engine Run-to-Failure Simulation.”</w:t>
+      </w:r>
+      <w:r>
+        <w:t xml:space="preserve"> </w:t>
+      </w:r>
+      <w:r>
+        <w:t xml:space="preserve">In</w:t>
+      </w:r>
+      <w:r>
+        <w:t xml:space="preserve"> </w:t>
+      </w:r>
+      <w:r>
+        <w:rPr>
+          <w:i/>
+          <w:iCs/>
+        </w:rPr>
         <w:t xml:space="preserve">2008 International Conference on Prognostics and Health Management (PHM)</w:t>
       </w:r>
       <w:r>
@@ -22176,7 +23122,7 @@
       <w:r>
         <w:t xml:space="preserve"> </w:t>
       </w:r>
-      <w:hyperlink r:id="rId151">
+      <w:hyperlink r:id="rId149">
         <w:r>
           <w:rPr>
             <w:rStyle w:val="Hyperlink"/>
@@ -22188,8 +23134,8 @@
         <w:t xml:space="preserve">.</w:t>
       </w:r>
     </w:p>
-    <w:bookmarkEnd w:id="152"/>
-    <w:bookmarkStart w:id="154" w:name="ref-serradilla2022pdmsurvey"/>
+    <w:bookmarkEnd w:id="150"/>
+    <w:bookmarkStart w:id="152" w:name="ref-serradilla2022pdmsurvey"/>
     <w:p>
       <w:pPr>
         <w:pStyle w:val="Bibliography"/>
@@ -22222,7 +23168,7 @@
       <w:r>
         <w:t xml:space="preserve"> </w:t>
       </w:r>
-      <w:hyperlink r:id="rId153">
+      <w:hyperlink r:id="rId151">
         <w:r>
           <w:rPr>
             <w:rStyle w:val="Hyperlink"/>
@@ -22234,8 +23180,8 @@
         <w:t xml:space="preserve">.</w:t>
       </w:r>
     </w:p>
-    <w:bookmarkEnd w:id="154"/>
-    <w:bookmarkStart w:id="155" w:name="ref-shah2025alarm"/>
+    <w:bookmarkEnd w:id="152"/>
+    <w:bookmarkStart w:id="153" w:name="ref-shah2025alarm"/>
     <w:p>
       <w:pPr>
         <w:pStyle w:val="Bibliography"/>
@@ -22272,8 +23218,8 @@
         <w:t xml:space="preserve">.</w:t>
       </w:r>
     </w:p>
-    <w:bookmarkEnd w:id="155"/>
-    <w:bookmarkStart w:id="157" w:name="ref-srikant1996gsp"/>
+    <w:bookmarkEnd w:id="153"/>
+    <w:bookmarkStart w:id="155" w:name="ref-srikant1996gsp"/>
     <w:p>
       <w:pPr>
         <w:pStyle w:val="Bibliography"/>
@@ -22309,7 +23255,7 @@
       <w:r>
         <w:t xml:space="preserve"> </w:t>
       </w:r>
-      <w:hyperlink r:id="rId156">
+      <w:hyperlink r:id="rId154">
         <w:r>
           <w:rPr>
             <w:rStyle w:val="Hyperlink"/>
@@ -22321,8 +23267,8 @@
         <w:t xml:space="preserve">.</w:t>
       </w:r>
     </w:p>
-    <w:bookmarkEnd w:id="157"/>
-    <w:bookmarkStart w:id="159" w:name="ref-terada2013statssp"/>
+    <w:bookmarkEnd w:id="155"/>
+    <w:bookmarkStart w:id="157" w:name="ref-terada2013statssp"/>
     <w:p>
       <w:pPr>
         <w:pStyle w:val="Bibliography"/>
@@ -22355,7 +23301,7 @@
       <w:r>
         <w:t xml:space="preserve"> </w:t>
       </w:r>
-      <w:hyperlink r:id="rId158">
+      <w:hyperlink r:id="rId156">
         <w:r>
           <w:rPr>
             <w:rStyle w:val="Hyperlink"/>
@@ -22367,8 +23313,8 @@
         <w:t xml:space="preserve">.</w:t>
       </w:r>
     </w:p>
-    <w:bookmarkEnd w:id="159"/>
-    <w:bookmarkStart w:id="161" w:name="ref-yan2003clospan"/>
+    <w:bookmarkEnd w:id="157"/>
+    <w:bookmarkStart w:id="159" w:name="ref-yan2003clospan"/>
     <w:p>
       <w:pPr>
         <w:pStyle w:val="Bibliography"/>
@@ -22404,7 +23350,7 @@
       <w:r>
         <w:t xml:space="preserve"> </w:t>
       </w:r>
-      <w:hyperlink r:id="rId160">
+      <w:hyperlink r:id="rId158">
         <w:r>
           <w:rPr>
             <w:rStyle w:val="Hyperlink"/>
@@ -22416,8 +23362,8 @@
         <w:t xml:space="preserve">.</w:t>
       </w:r>
     </w:p>
-    <w:bookmarkEnd w:id="161"/>
-    <w:bookmarkStart w:id="163" w:name="ref-yang2021plelog"/>
+    <w:bookmarkEnd w:id="159"/>
+    <w:bookmarkStart w:id="161" w:name="ref-yang2021plelog"/>
     <w:p>
       <w:pPr>
         <w:pStyle w:val="Bibliography"/>
@@ -22453,7 +23399,7 @@
       <w:r>
         <w:t xml:space="preserve"> </w:t>
       </w:r>
-      <w:hyperlink r:id="rId162">
+      <w:hyperlink r:id="rId160">
         <w:r>
           <w:rPr>
             <w:rStyle w:val="Hyperlink"/>
@@ -22465,8 +23411,8 @@
         <w:t xml:space="preserve">.</w:t>
       </w:r>
     </w:p>
-    <w:bookmarkEnd w:id="163"/>
-    <w:bookmarkStart w:id="165" w:name="ref-zaki2001spade"/>
+    <w:bookmarkEnd w:id="161"/>
+    <w:bookmarkStart w:id="163" w:name="ref-zaki2001spade"/>
     <w:p>
       <w:pPr>
         <w:pStyle w:val="Bibliography"/>
@@ -22505,7 +23451,7 @@
       <w:r>
         <w:t xml:space="preserve"> </w:t>
       </w:r>
-      <w:hyperlink r:id="rId164">
+      <w:hyperlink r:id="rId162">
         <w:r>
           <w:rPr>
             <w:rStyle w:val="Hyperlink"/>
@@ -22517,8 +23463,8 @@
         <w:t xml:space="preserve">.</w:t>
       </w:r>
     </w:p>
-    <w:bookmarkEnd w:id="165"/>
-    <w:bookmarkStart w:id="167" w:name="ref-zhang2019logrobust"/>
+    <w:bookmarkEnd w:id="163"/>
+    <w:bookmarkStart w:id="165" w:name="ref-zhang2019logrobust"/>
     <w:p>
       <w:pPr>
         <w:pStyle w:val="Bibliography"/>
@@ -22554,7 +23500,7 @@
       <w:r>
         <w:t xml:space="preserve"> </w:t>
       </w:r>
-      <w:hyperlink r:id="rId166">
+      <w:hyperlink r:id="rId164">
         <w:r>
           <w:rPr>
             <w:rStyle w:val="Hyperlink"/>
@@ -22566,8 +23512,8 @@
         <w:t xml:space="preserve">.</w:t>
       </w:r>
     </w:p>
-    <w:bookmarkEnd w:id="167"/>
-    <w:bookmarkStart w:id="169" w:name="ref-zhu2023loghub"/>
+    <w:bookmarkEnd w:id="165"/>
+    <w:bookmarkStart w:id="167" w:name="ref-zhu2023loghub"/>
     <w:p>
       <w:pPr>
         <w:pStyle w:val="Bibliography"/>
@@ -22612,7 +23558,7 @@
       <w:r>
         <w:t xml:space="preserve"> </w:t>
       </w:r>
-      <w:hyperlink r:id="rId168">
+      <w:hyperlink r:id="rId166">
         <w:r>
           <w:rPr>
             <w:rStyle w:val="Hyperlink"/>
@@ -22624,8 +23570,8 @@
         <w:t xml:space="preserve">.</w:t>
       </w:r>
     </w:p>
-    <w:bookmarkEnd w:id="169"/>
-    <w:bookmarkStart w:id="171" w:name="ref-zhu2019logparsing"/>
+    <w:bookmarkEnd w:id="167"/>
+    <w:bookmarkStart w:id="169" w:name="ref-zhu2019logparsing"/>
     <w:p>
       <w:pPr>
         <w:pStyle w:val="Bibliography"/>
@@ -22661,7 +23607,7 @@
       <w:r>
         <w:t xml:space="preserve"> </w:t>
       </w:r>
-      <w:hyperlink r:id="rId170">
+      <w:hyperlink r:id="rId168">
         <w:r>
           <w:rPr>
             <w:rStyle w:val="Hyperlink"/>
@@ -22673,10 +23619,10 @@
         <w:t xml:space="preserve">.</w:t>
       </w:r>
     </w:p>
+    <w:bookmarkEnd w:id="169"/>
+    <w:bookmarkEnd w:id="170"/>
     <w:bookmarkEnd w:id="171"/>
     <w:bookmarkEnd w:id="172"/>
-    <w:bookmarkEnd w:id="173"/>
-    <w:bookmarkEnd w:id="174"/>
     <w:sectPr/>
   </w:body>
 </w:document>

--- a/docs/paper.docx
+++ b/docs/paper.docx
@@ -7,7 +7,69 @@
         <w:pStyle w:val="Title"/>
       </w:pPr>
       <w:r>
-        <w:t xml:space="preserve">Mining Frequent Failure Sequences in Operational Event Logs</w:t>
+        <w:t xml:space="preserve">Mining</w:t>
+      </w:r>
+      <w:r>
+        <w:t xml:space="preserve"> </w:t>
+      </w:r>
+      <w:r>
+        <w:t xml:space="preserve">and</w:t>
+      </w:r>
+      <w:r>
+        <w:t xml:space="preserve"> </w:t>
+      </w:r>
+      <w:r>
+        <w:t xml:space="preserve">Validating</w:t>
+      </w:r>
+      <w:r>
+        <w:t xml:space="preserve"> </w:t>
+      </w:r>
+      <w:r>
+        <w:t xml:space="preserve">Pre-Failure</w:t>
+      </w:r>
+      <w:r>
+        <w:t xml:space="preserve"> </w:t>
+      </w:r>
+      <w:r>
+        <w:t xml:space="preserve">Signatures</w:t>
+      </w:r>
+      <w:r>
+        <w:t xml:space="preserve"> </w:t>
+      </w:r>
+      <w:r>
+        <w:t xml:space="preserve">in</w:t>
+      </w:r>
+      <w:r>
+        <w:t xml:space="preserve"> </w:t>
+      </w:r>
+      <w:r>
+        <w:t xml:space="preserve">Operational</w:t>
+      </w:r>
+      <w:r>
+        <w:t xml:space="preserve"> </w:t>
+      </w:r>
+      <w:r>
+        <w:t xml:space="preserve">Event</w:t>
+      </w:r>
+      <w:r>
+        <w:t xml:space="preserve"> </w:t>
+      </w:r>
+      <w:r>
+        <w:t xml:space="preserve">Logs</w:t>
+      </w:r>
+    </w:p>
+    <w:p>
+      <w:pPr>
+        <w:pStyle w:val="Author"/>
+      </w:pPr>
+      <w:r>
+        <w:t xml:space="preserve">Alexander</w:t>
+      </w:r>
+      <w:r>
+        <w:t xml:space="preserve"> </w:t>
+      </w:r>
+      <w:r>
+        <w:t xml:space="preserve">Apartsin</w:t>
       </w:r>
     </w:p>
     <w:p>
@@ -18,38 +80,11 @@
         <w:t xml:space="preserve">2026-08-29</w:t>
       </w:r>
     </w:p>
-    <w:bookmarkStart w:id="172" w:name="Xce1c4f30b6249f262e85315bbd79ad996dfa10c"/>
-    <w:p>
-      <w:pPr>
-        <w:pStyle w:val="Heading1"/>
-      </w:pPr>
-      <w:r>
-        <w:rPr>
-          <w:rStyle w:val="SectionNumber"/>
-        </w:rPr>
-        <w:t xml:space="preserve">1</w:t>
-      </w:r>
-      <w:r>
-        <w:tab/>
-      </w:r>
-      <w:r>
-        <w:t xml:space="preserve">Mining Frequent Failure Sequences in Operational Event Logs</w:t>
-      </w:r>
-    </w:p>
     <w:bookmarkStart w:id="20" w:name="abstract"/>
     <w:p>
       <w:pPr>
         <w:pStyle w:val="Heading2"/>
       </w:pPr>
-      <w:r>
-        <w:rPr>
-          <w:rStyle w:val="SectionNumber"/>
-        </w:rPr>
-        <w:t xml:space="preserve">1.1</w:t>
-      </w:r>
-      <w:r>
-        <w:tab/>
-      </w:r>
       <w:r>
         <w:t xml:space="preserve">Abstract</w:t>
       </w:r>
@@ -268,21 +303,42 @@
         <w:t xml:space="preserve">as reproducible parquet artefacts.</w:t>
       </w:r>
     </w:p>
+    <w:p>
+      <w:pPr>
+        <w:pStyle w:val="BodyText"/>
+      </w:pPr>
+      <w:r>
+        <w:rPr>
+          <w:b/>
+          <w:bCs/>
+        </w:rPr>
+        <w:t xml:space="preserve">Keywords:</w:t>
+      </w:r>
+      <w:r>
+        <w:t xml:space="preserve"> </w:t>
+      </w:r>
+      <w:r>
+        <w:t xml:space="preserve">failure prediction; frequent itemset mining; sequential</w:t>
+      </w:r>
+      <w:r>
+        <w:t xml:space="preserve"> </w:t>
+      </w:r>
+      <w:r>
+        <w:t xml:space="preserve">pattern mining; post-selection inference; false discovery rate;</w:t>
+      </w:r>
+      <w:r>
+        <w:t xml:space="preserve"> </w:t>
+      </w:r>
+      <w:r>
+        <w:t xml:space="preserve">predictive maintenance; operational event logs.</w:t>
+      </w:r>
+    </w:p>
     <w:bookmarkEnd w:id="20"/>
     <w:bookmarkStart w:id="21" w:name="introduction"/>
     <w:p>
       <w:pPr>
         <w:pStyle w:val="Heading2"/>
       </w:pPr>
-      <w:r>
-        <w:rPr>
-          <w:rStyle w:val="SectionNumber"/>
-        </w:rPr>
-        <w:t xml:space="preserve">1.2</w:t>
-      </w:r>
-      <w:r>
-        <w:tab/>
-      </w:r>
       <w:r>
         <w:t xml:space="preserve">1 Introduction</w:t>
       </w:r>
@@ -720,15 +776,6 @@
         <w:pStyle w:val="Heading2"/>
       </w:pPr>
       <w:r>
-        <w:rPr>
-          <w:rStyle w:val="SectionNumber"/>
-        </w:rPr>
-        <w:t xml:space="preserve">1.3</w:t>
-      </w:r>
-      <w:r>
-        <w:tab/>
-      </w:r>
-      <w:r>
         <w:t xml:space="preserve">2 Background and related work</w:t>
       </w:r>
     </w:p>
@@ -737,15 +784,6 @@
       <w:pPr>
         <w:pStyle w:val="Heading3"/>
       </w:pPr>
-      <w:r>
-        <w:rPr>
-          <w:rStyle w:val="SectionNumber"/>
-        </w:rPr>
-        <w:t xml:space="preserve">1.3.1</w:t>
-      </w:r>
-      <w:r>
-        <w:tab/>
-      </w:r>
       <w:r>
         <w:t xml:space="preserve">2.1 Frequent itemset and sequential pattern mining</w:t>
       </w:r>
@@ -968,15 +1006,6 @@
         <w:pStyle w:val="Heading3"/>
       </w:pPr>
       <w:r>
-        <w:rPr>
-          <w:rStyle w:val="SectionNumber"/>
-        </w:rPr>
-        <w:t xml:space="preserve">1.3.2</w:t>
-      </w:r>
-      <w:r>
-        <w:tab/>
-      </w:r>
-      <w:r>
         <w:t xml:space="preserve">2.2 Failure prediction from operational event logs</w:t>
       </w:r>
     </w:p>
@@ -1706,15 +1735,6 @@
         <w:pStyle w:val="Heading3"/>
       </w:pPr>
       <w:r>
-        <w:rPr>
-          <w:rStyle w:val="SectionNumber"/>
-        </w:rPr>
-        <w:t xml:space="preserve">1.3.3</w:t>
-      </w:r>
-      <w:r>
-        <w:tab/>
-      </w:r>
-      <w:r>
         <w:t xml:space="preserve">2.3 Log-parsing infrastructure</w:t>
       </w:r>
     </w:p>
@@ -1799,15 +1819,6 @@
         <w:pStyle w:val="Heading3"/>
       </w:pPr>
       <w:r>
-        <w:rPr>
-          <w:rStyle w:val="SectionNumber"/>
-        </w:rPr>
-        <w:t xml:space="preserve">1.3.4</w:t>
-      </w:r>
-      <w:r>
-        <w:tab/>
-      </w:r>
-      <w:r>
         <w:t xml:space="preserve">2.4 Failure characterisation on Alibaba and BGL</w:t>
       </w:r>
     </w:p>
@@ -1904,15 +1915,6 @@
         <w:pStyle w:val="Heading3"/>
       </w:pPr>
       <w:r>
-        <w:rPr>
-          <w:rStyle w:val="SectionNumber"/>
-        </w:rPr>
-        <w:t xml:space="preserve">1.3.5</w:t>
-      </w:r>
-      <w:r>
-        <w:tab/>
-      </w:r>
-      <w:r>
         <w:t xml:space="preserve">2.5 Predictive maintenance beyond system logs</w:t>
       </w:r>
     </w:p>
@@ -2024,15 +2026,6 @@
         <w:pStyle w:val="Heading3"/>
       </w:pPr>
       <w:r>
-        <w:rPr>
-          <w:rStyle w:val="SectionNumber"/>
-        </w:rPr>
-        <w:t xml:space="preserve">1.3.6</w:t>
-      </w:r>
-      <w:r>
-        <w:tab/>
-      </w:r>
-      <w:r>
         <w:t xml:space="preserve">2.6 Statistical significance</w:t>
       </w:r>
     </w:p>
@@ -2131,15 +2124,6 @@
       <w:pPr>
         <w:pStyle w:val="Heading3"/>
       </w:pPr>
-      <w:r>
-        <w:rPr>
-          <w:rStyle w:val="SectionNumber"/>
-        </w:rPr>
-        <w:t xml:space="preserve">1.3.7</w:t>
-      </w:r>
-      <w:r>
-        <w:tab/>
-      </w:r>
       <w:r>
         <w:t xml:space="preserve">2.7 Positioning</w:t>
       </w:r>
@@ -2256,15 +2240,6 @@
         <w:pStyle w:val="Heading2"/>
       </w:pPr>
       <w:r>
-        <w:rPr>
-          <w:rStyle w:val="SectionNumber"/>
-        </w:rPr>
-        <w:t xml:space="preserve">1.4</w:t>
-      </w:r>
-      <w:r>
-        <w:tab/>
-      </w:r>
-      <w:r>
         <w:t xml:space="preserve">3 Data</w:t>
       </w:r>
     </w:p>
@@ -2288,22 +2263,13 @@
         <w:t xml:space="preserve">syslog corpus, and one automotive fleet trace.</w:t>
       </w:r>
     </w:p>
-    <w:bookmarkStart w:id="30" w:name="X80a7b106efa4995aea7e5e4fef80939ac602abf"/>
+    <w:bookmarkStart w:id="30" w:name="Xf76511c02de4b4a191c2516eb8af22e2ac8aa94"/>
     <w:p>
       <w:pPr>
         <w:pStyle w:val="Heading3"/>
       </w:pPr>
       <w:r>
-        <w:rPr>
-          <w:rStyle w:val="SectionNumber"/>
-        </w:rPr>
-        <w:t xml:space="preserve">1.4.1</w:t>
-      </w:r>
-      <w:r>
-        <w:tab/>
-      </w:r>
-      <w:r>
-        <w:t xml:space="preserve">3.1 Azure Predictive Maintenance (synthetic, per-machine)</w:t>
+        <w:t xml:space="preserve">3.1 Kelmarsh wind-farm alarm logs (production, per-turbine)</w:t>
       </w:r>
     </w:p>
     <w:p>
@@ -2311,6 +2277,551 @@
         <w:pStyle w:val="FirstParagraph"/>
       </w:pPr>
       <w:r>
+        <w:t xml:space="preserve">Six Senvion MM92 wind turbines at the Kelmarsh site, released by</w:t>
+      </w:r>
+      <w:r>
+        <w:t xml:space="preserve"> </w:t>
+      </w:r>
+      <w:r>
+        <w:t xml:space="preserve">Plumley 2022</w:t>
+      </w:r>
+      <w:r>
+        <w:t xml:space="preserve"> </w:t>
+      </w:r>
+      <w:r>
+        <w:t xml:space="preserve">(Plumley 2022a)</w:t>
+      </w:r>
+      <w:r>
+        <w:t xml:space="preserve"> </w:t>
+      </w:r>
+      <w:r>
+        <w:t xml:space="preserve">via Zenodo record 5841834 under</w:t>
+      </w:r>
+      <w:r>
+        <w:t xml:space="preserve"> </w:t>
+      </w:r>
+      <w:r>
+        <w:t xml:space="preserve">CC-BY-4.0. Each</w:t>
+      </w:r>
+      <w:r>
+        <w:t xml:space="preserve"> </w:t>
+      </w:r>
+      <w:r>
+        <w:t xml:space="preserve">turbine’s status log carries every alarm/event that the SCADA emitted</w:t>
+      </w:r>
+      <w:r>
+        <w:t xml:space="preserve"> </w:t>
+      </w:r>
+      <w:r>
+        <w:t xml:space="preserve">over the year, together with an IEC category (</w:t>
+      </w:r>
+      <w:r>
+        <w:rPr>
+          <w:rStyle w:val="VerbatimChar"/>
+        </w:rPr>
+        <w:t xml:space="preserve">Full Performance</w:t>
+      </w:r>
+      <w:r>
+        <w:t xml:space="preserve">,</w:t>
+      </w:r>
+      <w:r>
+        <w:t xml:space="preserve"> </w:t>
+      </w:r>
+      <w:r>
+        <w:rPr>
+          <w:rStyle w:val="VerbatimChar"/>
+        </w:rPr>
+        <w:t xml:space="preserve">Forced outage</w:t>
+      </w:r>
+      <w:r>
+        <w:t xml:space="preserve">,</w:t>
+      </w:r>
+      <w:r>
+        <w:t xml:space="preserve"> </w:t>
+      </w:r>
+      <w:r>
+        <w:rPr>
+          <w:rStyle w:val="VerbatimChar"/>
+        </w:rPr>
+        <w:t xml:space="preserve">Out of Environmental Specification</w:t>
+      </w:r>
+      <w:r>
+        <w:t xml:space="preserve">, …).</w:t>
+      </w:r>
+    </w:p>
+    <w:p>
+      <w:pPr>
+        <w:pStyle w:val="BodyText"/>
+      </w:pPr>
+      <w:r>
+        <w:t xml:space="preserve">Across 2016-2017 the six turbines produced 63,633 status events,</w:t>
+      </w:r>
+      <w:r>
+        <w:t xml:space="preserve"> </w:t>
+      </w:r>
+      <w:r>
+        <w:t xml:space="preserve">of which 482 were tagged</w:t>
+      </w:r>
+      <w:r>
+        <w:t xml:space="preserve"> </w:t>
+      </w:r>
+      <w:r>
+        <w:rPr>
+          <w:rStyle w:val="VerbatimChar"/>
+        </w:rPr>
+        <w:t xml:space="preserve">Forced outage</w:t>
+      </w:r>
+      <w:r>
+        <w:t xml:space="preserve"> </w:t>
+      </w:r>
+      <w:r>
+        <w:t xml:space="preserve">(real physical failures:</w:t>
+      </w:r>
+      <w:r>
+        <w:t xml:space="preserve"> </w:t>
+      </w:r>
+      <w:r>
+        <w:t xml:space="preserve">generator-fan overloads, frequency-converter faults, safety-chain</w:t>
+      </w:r>
+      <w:r>
+        <w:t xml:space="preserve"> </w:t>
+      </w:r>
+      <w:r>
+        <w:t xml:space="preserve">openings). Top forced-outage codes across the fleet:</w:t>
+      </w:r>
+      <w:r>
+        <w:t xml:space="preserve"> </w:t>
+      </w:r>
+      <w:r>
+        <w:rPr>
+          <w:rStyle w:val="VerbatimChar"/>
+        </w:rPr>
+        <w:t xml:space="preserve">2550</w:t>
+      </w:r>
+      <w:r>
+        <w:t xml:space="preserve"> </w:t>
+      </w:r>
+      <w:r>
+        <w:t xml:space="preserve">Overload</w:t>
+      </w:r>
+      <w:r>
+        <w:t xml:space="preserve"> </w:t>
+      </w:r>
+      <w:r>
+        <w:t xml:space="preserve">generator fan 1,</w:t>
+      </w:r>
+      <w:r>
+        <w:t xml:space="preserve"> </w:t>
+      </w:r>
+      <w:r>
+        <w:rPr>
+          <w:rStyle w:val="VerbatimChar"/>
+        </w:rPr>
+        <w:t xml:space="preserve">2650</w:t>
+      </w:r>
+      <w:r>
+        <w:t xml:space="preserve"> </w:t>
+      </w:r>
+      <w:r>
+        <w:t xml:space="preserve">Overload generator fan 2,</w:t>
+      </w:r>
+      <w:r>
+        <w:t xml:space="preserve"> </w:t>
+      </w:r>
+      <w:r>
+        <w:rPr>
+          <w:rStyle w:val="VerbatimChar"/>
+        </w:rPr>
+        <w:t xml:space="preserve">2655</w:t>
+      </w:r>
+      <w:r>
+        <w:t xml:space="preserve"> </w:t>
+      </w:r>
+      <w:r>
+        <w:t xml:space="preserve">Overload</w:t>
+      </w:r>
+      <w:r>
+        <w:t xml:space="preserve"> </w:t>
+      </w:r>
+      <w:r>
+        <w:t xml:space="preserve">generator fan 3,</w:t>
+      </w:r>
+      <w:r>
+        <w:t xml:space="preserve"> </w:t>
+      </w:r>
+      <w:r>
+        <w:rPr>
+          <w:rStyle w:val="VerbatimChar"/>
+        </w:rPr>
+        <w:t xml:space="preserve">3000</w:t>
+      </w:r>
+      <w:r>
+        <w:t xml:space="preserve"> </w:t>
+      </w:r>
+      <w:r>
+        <w:t xml:space="preserve">Frequency converter not ready,</w:t>
+      </w:r>
+      <w:r>
+        <w:t xml:space="preserve"> </w:t>
+      </w:r>
+      <w:r>
+        <w:rPr>
+          <w:rStyle w:val="VerbatimChar"/>
+        </w:rPr>
+        <w:t xml:space="preserve">100</w:t>
+      </w:r>
+      <w:r>
+        <w:t xml:space="preserve"> </w:t>
+      </w:r>
+      <w:r>
+        <w:t xml:space="preserve">Safety</w:t>
+      </w:r>
+      <w:r>
+        <w:t xml:space="preserve"> </w:t>
+      </w:r>
+      <w:r>
+        <w:t xml:space="preserve">chain open. Non-forced-outage codes that appear as warnings or stops</w:t>
+      </w:r>
+      <w:r>
+        <w:t xml:space="preserve"> </w:t>
+      </w:r>
+      <w:r>
+        <w:t xml:space="preserve">are the natural precursor candidates:</w:t>
+      </w:r>
+      <w:r>
+        <w:t xml:space="preserve"> </w:t>
+      </w:r>
+      <w:r>
+        <w:rPr>
+          <w:rStyle w:val="VerbatimChar"/>
+        </w:rPr>
+        <w:t xml:space="preserve">5720</w:t>
+      </w:r>
+      <w:r>
+        <w:t xml:space="preserve"> </w:t>
+      </w:r>
+      <w:r>
+        <w:t xml:space="preserve">Brake accumulator</w:t>
+      </w:r>
+      <w:r>
+        <w:t xml:space="preserve"> </w:t>
+      </w:r>
+      <w:r>
+        <w:t xml:space="preserve">defect,</w:t>
+      </w:r>
+      <w:r>
+        <w:t xml:space="preserve"> </w:t>
+      </w:r>
+      <w:r>
+        <w:rPr>
+          <w:rStyle w:val="VerbatimChar"/>
+        </w:rPr>
+        <w:t xml:space="preserve">2125</w:t>
+      </w:r>
+      <w:r>
+        <w:t xml:space="preserve"> </w:t>
+      </w:r>
+      <w:r>
+        <w:t xml:space="preserve">Timeout brake closed, and the same overload-fan codes</w:t>
+      </w:r>
+      <w:r>
+        <w:t xml:space="preserve"> </w:t>
+      </w:r>
+      <w:r>
+        <w:t xml:space="preserve">that later terminate the cascade.</w:t>
+      </w:r>
+    </w:p>
+    <w:p>
+      <w:pPr>
+        <w:pStyle w:val="BodyText"/>
+      </w:pPr>
+      <w:r>
+        <w:t xml:space="preserve">Event vocabulary:</w:t>
+      </w:r>
+      <w:r>
+        <w:t xml:space="preserve"> </w:t>
+      </w:r>
+      <w:r>
+        <w:rPr>
+          <w:rStyle w:val="VerbatimChar"/>
+        </w:rPr>
+        <w:t xml:space="preserve">system_stop</w:t>
+      </w:r>
+      <w:r>
+        <w:t xml:space="preserve">,</w:t>
+      </w:r>
+      <w:r>
+        <w:t xml:space="preserve"> </w:t>
+      </w:r>
+      <w:r>
+        <w:rPr>
+          <w:rStyle w:val="VerbatimChar"/>
+        </w:rPr>
+        <w:t xml:space="preserve">system_warning</w:t>
+      </w:r>
+      <w:r>
+        <w:t xml:space="preserve">,</w:t>
+      </w:r>
+      <w:r>
+        <w:t xml:space="preserve"> </w:t>
+      </w:r>
+      <w:r>
+        <w:rPr>
+          <w:rStyle w:val="VerbatimChar"/>
+        </w:rPr>
+        <w:t xml:space="preserve">system_info</w:t>
+      </w:r>
+      <w:r>
+        <w:t xml:space="preserve">,</w:t>
+      </w:r>
+      <w:r>
+        <w:t xml:space="preserve"> </w:t>
+      </w:r>
+      <w:r>
+        <w:rPr>
+          <w:rStyle w:val="VerbatimChar"/>
+        </w:rPr>
+        <w:t xml:space="preserve">system_comm</w:t>
+      </w:r>
+      <w:r>
+        <w:t xml:space="preserve">,</w:t>
+      </w:r>
+      <w:r>
+        <w:t xml:space="preserve"> </w:t>
+      </w:r>
+      <w:r>
+        <w:rPr>
+          <w:rStyle w:val="VerbatimChar"/>
+        </w:rPr>
+        <w:t xml:space="preserve">terminal_failure</w:t>
+      </w:r>
+      <w:r>
+        <w:t xml:space="preserve">. Entity is the turbine (</w:t>
+      </w:r>
+      <w:r>
+        <w:rPr>
+          <w:rStyle w:val="VerbatimChar"/>
+        </w:rPr>
+        <w:t xml:space="preserve">T1</w:t>
+      </w:r>
+      <w:r>
+        <w:t xml:space="preserve">..</w:t>
+      </w:r>
+      <w:r>
+        <w:rPr>
+          <w:rStyle w:val="VerbatimChar"/>
+        </w:rPr>
+        <w:t xml:space="preserve">T6</w:t>
+      </w:r>
+      <w:r>
+        <w:t xml:space="preserve">),</w:t>
+      </w:r>
+      <w:r>
+        <w:t xml:space="preserve"> </w:t>
+      </w:r>
+      <w:r>
+        <w:t xml:space="preserve">subtype is the numeric fault code. Failure event =</w:t>
+      </w:r>
+      <w:r>
+        <w:t xml:space="preserve"> </w:t>
+      </w:r>
+      <w:r>
+        <w:rPr>
+          <w:rStyle w:val="VerbatimChar"/>
+        </w:rPr>
+        <w:t xml:space="preserve">terminal_failure</w:t>
+      </w:r>
+      <w:r>
+        <w:t xml:space="preserve"> </w:t>
+      </w:r>
+      <w:r>
+        <w:t xml:space="preserve">placed at each Forced-outage timestamp.</w:t>
+      </w:r>
+    </w:p>
+    <w:p>
+      <w:pPr>
+        <w:pStyle w:val="BodyText"/>
+      </w:pPr>
+      <w:r>
+        <w:t xml:space="preserve">This trace is the paper’s cleanest realisation of the physical-</w:t>
+      </w:r>
+      <w:r>
+        <w:t xml:space="preserve"> </w:t>
+      </w:r>
+      <w:r>
+        <w:t xml:space="preserve">cascade shape: continuous mechanical wear produces discrete alarm</w:t>
+      </w:r>
+      <w:r>
+        <w:t xml:space="preserve"> </w:t>
+      </w:r>
+      <w:r>
+        <w:t xml:space="preserve">codes at intermediate stages, and a specific alarm terminates the</w:t>
+      </w:r>
+      <w:r>
+        <w:t xml:space="preserve"> </w:t>
+      </w:r>
+      <w:r>
+        <w:t xml:space="preserve">cascade as a Forced outage.</w:t>
+      </w:r>
+    </w:p>
+    <w:bookmarkEnd w:id="30"/>
+    <w:bookmarkStart w:id="31" w:name="Xe360e6971e355afaf3886fd596502bfcaf52cc4"/>
+    <w:p>
+      <w:pPr>
+        <w:pStyle w:val="Heading3"/>
+      </w:pPr>
+      <w:r>
+        <w:t xml:space="preserve">3.2 Penmanshiel wind-farm alarm logs (production, per-turbine)</w:t>
+      </w:r>
+    </w:p>
+    <w:p>
+      <w:pPr>
+        <w:pStyle w:val="FirstParagraph"/>
+      </w:pPr>
+      <w:r>
+        <w:t xml:space="preserve">Nine of the fourteen Senvion MM82 turbines at the Penmanshiel site</w:t>
+      </w:r>
+      <w:r>
+        <w:t xml:space="preserve"> </w:t>
+      </w:r>
+      <w:r>
+        <w:t xml:space="preserve">(Cubico Sustainable Investments; Plumley 2022</w:t>
+      </w:r>
+      <w:r>
+        <w:t xml:space="preserve"> </w:t>
+      </w:r>
+      <w:r>
+        <w:t xml:space="preserve">(Plumley 2022b)</w:t>
+      </w:r>
+      <w:r>
+        <w:t xml:space="preserve"> </w:t>
+      </w:r>
+      <w:r>
+        <w:t xml:space="preserve">Zenodo record 5946808 under CC-BY-4.0), same Greenbyte SCADA schema as</w:t>
+      </w:r>
+      <w:r>
+        <w:t xml:space="preserve"> </w:t>
+      </w:r>
+      <w:r>
+        <w:t xml:space="preserve">Kelmarsh. For the second half of 2016 (2016-06 through 2016-12,</w:t>
+      </w:r>
+      <w:r>
+        <w:t xml:space="preserve"> </w:t>
+      </w:r>
+      <w:r>
+        <w:t xml:space="preserve">when the site went live) the nine turbines produced 15,388 status</w:t>
+      </w:r>
+      <w:r>
+        <w:t xml:space="preserve"> </w:t>
+      </w:r>
+      <w:r>
+        <w:t xml:space="preserve">events, of which 790 were tagged</w:t>
+      </w:r>
+      <w:r>
+        <w:t xml:space="preserve"> </w:t>
+      </w:r>
+      <w:r>
+        <w:rPr>
+          <w:rStyle w:val="VerbatimChar"/>
+        </w:rPr>
+        <w:t xml:space="preserve">Forced outage</w:t>
+      </w:r>
+      <w:r>
+        <w:t xml:space="preserve">. This is the paper’s</w:t>
+      </w:r>
+      <w:r>
+        <w:t xml:space="preserve"> </w:t>
+      </w:r>
+      <w:r>
+        <w:t xml:space="preserve">largest single-year forced-outage count on a physical cascade trace,</w:t>
+      </w:r>
+      <w:r>
+        <w:t xml:space="preserve"> </w:t>
+      </w:r>
+      <w:r>
+        <w:t xml:space="preserve">and the alarm vocabulary is Senvion-shared with Kelmarsh, so</w:t>
+      </w:r>
+      <w:r>
+        <w:t xml:space="preserve"> </w:t>
+      </w:r>
+      <w:r>
+        <w:t xml:space="preserve">Penmanshiel is an independent replication of the Kelmarsh cascade</w:t>
+      </w:r>
+      <w:r>
+        <w:t xml:space="preserve"> </w:t>
+      </w:r>
+      <w:r>
+        <w:t xml:space="preserve">finding on turbines of a different rotor size (MM82 vs MM92) at a</w:t>
+      </w:r>
+      <w:r>
+        <w:t xml:space="preserve"> </w:t>
+      </w:r>
+      <w:r>
+        <w:t xml:space="preserve">site with different terrain and weather.</w:t>
+      </w:r>
+    </w:p>
+    <w:p>
+      <w:pPr>
+        <w:pStyle w:val="BodyText"/>
+      </w:pPr>
+      <w:r>
+        <w:t xml:space="preserve">Entity is the turbine (</w:t>
+      </w:r>
+      <w:r>
+        <w:rPr>
+          <w:rStyle w:val="VerbatimChar"/>
+        </w:rPr>
+        <w:t xml:space="preserve">P01</w:t>
+      </w:r>
+      <w:r>
+        <w:t xml:space="preserve">..</w:t>
+      </w:r>
+      <w:r>
+        <w:rPr>
+          <w:rStyle w:val="VerbatimChar"/>
+        </w:rPr>
+        <w:t xml:space="preserve">P15</w:t>
+      </w:r>
+      <w:r>
+        <w:t xml:space="preserve">,</w:t>
+      </w:r>
+      <w:r>
+        <w:t xml:space="preserve"> </w:t>
+      </w:r>
+      <w:r>
+        <w:rPr>
+          <w:rStyle w:val="VerbatimChar"/>
+        </w:rPr>
+        <w:t xml:space="preserve">P03</w:t>
+      </w:r>
+      <w:r>
+        <w:t xml:space="preserve"> </w:t>
+      </w:r>
+      <w:r>
+        <w:t xml:space="preserve">is not in the release),</w:t>
+      </w:r>
+      <w:r>
+        <w:t xml:space="preserve"> </w:t>
+      </w:r>
+      <w:r>
+        <w:t xml:space="preserve">subtype is the numeric fault code.</w:t>
+      </w:r>
+    </w:p>
+    <w:bookmarkEnd w:id="31"/>
+    <w:bookmarkStart w:id="32" w:name="X80a7b106efa4995aea7e5e4fef80939ac602abf"/>
+    <w:p>
+      <w:pPr>
+        <w:pStyle w:val="Heading3"/>
+      </w:pPr>
+      <w:r>
+        <w:t xml:space="preserve">3.3 Azure Predictive Maintenance (synthetic, per-machine)</w:t>
+      </w:r>
+    </w:p>
+    <w:p>
+      <w:pPr>
+        <w:pStyle w:val="FirstParagraph"/>
+      </w:pPr>
+      <w:r>
         <w:t xml:space="preserve">100 machines, 2015-01-01 to 2016-01-01, hourly telemetry.</w:t>
       </w:r>
       <w:r>
@@ -2565,23 +3076,14 @@
         <w:t xml:space="preserve">.</w:t>
       </w:r>
     </w:p>
-    <w:bookmarkEnd w:id="30"/>
-    <w:bookmarkStart w:id="31" w:name="X63889831d02285240bcac1226077e46efa3cd0f"/>
+    <w:bookmarkEnd w:id="32"/>
+    <w:bookmarkStart w:id="33" w:name="X63889831d02285240bcac1226077e46efa3cd0f"/>
     <w:p>
       <w:pPr>
         <w:pStyle w:val="Heading3"/>
       </w:pPr>
       <w:r>
-        <w:rPr>
-          <w:rStyle w:val="SectionNumber"/>
-        </w:rPr>
-        <w:t xml:space="preserve">1.4.2</w:t>
-      </w:r>
-      <w:r>
-        <w:tab/>
-      </w:r>
-      <w:r>
-        <w:t xml:space="preserve">3.2 Alibaba cluster-trace-v2018 (production cloud, per-job)</w:t>
+        <w:t xml:space="preserve">3.4 Alibaba cluster-trace-v2018 (production cloud, per-job)</w:t>
       </w:r>
     </w:p>
     <w:p>
@@ -2822,23 +3324,14 @@
         <w:t xml:space="preserve">.</w:t>
       </w:r>
     </w:p>
-    <w:bookmarkEnd w:id="31"/>
-    <w:bookmarkStart w:id="32" w:name="llnl-blue-genel-syslogs-loghub-per-rack"/>
+    <w:bookmarkEnd w:id="33"/>
+    <w:bookmarkStart w:id="34" w:name="llnl-blue-genel-syslogs-loghub-per-rack"/>
     <w:p>
       <w:pPr>
         <w:pStyle w:val="Heading3"/>
       </w:pPr>
       <w:r>
-        <w:rPr>
-          <w:rStyle w:val="SectionNumber"/>
-        </w:rPr>
-        <w:t xml:space="preserve">1.4.3</w:t>
-      </w:r>
-      <w:r>
-        <w:tab/>
-      </w:r>
-      <w:r>
-        <w:t xml:space="preserve">3.3 LLNL Blue Gene/L syslogs (Loghub, per-rack)</w:t>
+        <w:t xml:space="preserve">3.5 LLNL Blue Gene/L syslogs (Loghub, per-rack)</w:t>
       </w:r>
     </w:p>
     <w:p>
@@ -2955,569 +3448,6 @@
       </w:r>
       <w:r>
         <w:t xml:space="preserve">MMCS, …) is used as an additional subtype axis.</w:t>
-      </w:r>
-    </w:p>
-    <w:bookmarkEnd w:id="32"/>
-    <w:bookmarkStart w:id="33" w:name="Xf76511c02de4b4a191c2516eb8af22e2ac8aa94"/>
-    <w:p>
-      <w:pPr>
-        <w:pStyle w:val="Heading3"/>
-      </w:pPr>
-      <w:r>
-        <w:rPr>
-          <w:rStyle w:val="SectionNumber"/>
-        </w:rPr>
-        <w:t xml:space="preserve">1.4.4</w:t>
-      </w:r>
-      <w:r>
-        <w:tab/>
-      </w:r>
-      <w:r>
-        <w:t xml:space="preserve">3.4 Kelmarsh wind-farm alarm logs (production, per-turbine)</w:t>
-      </w:r>
-    </w:p>
-    <w:p>
-      <w:pPr>
-        <w:pStyle w:val="FirstParagraph"/>
-      </w:pPr>
-      <w:r>
-        <w:t xml:space="preserve">Six Senvion MM92 wind turbines at the Kelmarsh site, released by</w:t>
-      </w:r>
-      <w:r>
-        <w:t xml:space="preserve"> </w:t>
-      </w:r>
-      <w:r>
-        <w:t xml:space="preserve">Plumley 2022</w:t>
-      </w:r>
-      <w:r>
-        <w:t xml:space="preserve"> </w:t>
-      </w:r>
-      <w:r>
-        <w:t xml:space="preserve">(Plumley 2022a)</w:t>
-      </w:r>
-      <w:r>
-        <w:t xml:space="preserve"> </w:t>
-      </w:r>
-      <w:r>
-        <w:t xml:space="preserve">via Zenodo record 5841834 under</w:t>
-      </w:r>
-      <w:r>
-        <w:t xml:space="preserve"> </w:t>
-      </w:r>
-      <w:r>
-        <w:t xml:space="preserve">CC-BY-4.0. Each</w:t>
-      </w:r>
-      <w:r>
-        <w:t xml:space="preserve"> </w:t>
-      </w:r>
-      <w:r>
-        <w:t xml:space="preserve">turbine’s status log carries every alarm/event that the SCADA emitted</w:t>
-      </w:r>
-      <w:r>
-        <w:t xml:space="preserve"> </w:t>
-      </w:r>
-      <w:r>
-        <w:t xml:space="preserve">over the year, together with an IEC category (</w:t>
-      </w:r>
-      <w:r>
-        <w:rPr>
-          <w:rStyle w:val="VerbatimChar"/>
-        </w:rPr>
-        <w:t xml:space="preserve">Full Performance</w:t>
-      </w:r>
-      <w:r>
-        <w:t xml:space="preserve">,</w:t>
-      </w:r>
-      <w:r>
-        <w:t xml:space="preserve"> </w:t>
-      </w:r>
-      <w:r>
-        <w:rPr>
-          <w:rStyle w:val="VerbatimChar"/>
-        </w:rPr>
-        <w:t xml:space="preserve">Forced outage</w:t>
-      </w:r>
-      <w:r>
-        <w:t xml:space="preserve">,</w:t>
-      </w:r>
-      <w:r>
-        <w:t xml:space="preserve"> </w:t>
-      </w:r>
-      <w:r>
-        <w:rPr>
-          <w:rStyle w:val="VerbatimChar"/>
-        </w:rPr>
-        <w:t xml:space="preserve">Out of Environmental Specification</w:t>
-      </w:r>
-      <w:r>
-        <w:t xml:space="preserve">, …).</w:t>
-      </w:r>
-    </w:p>
-    <w:p>
-      <w:pPr>
-        <w:pStyle w:val="BodyText"/>
-      </w:pPr>
-      <w:r>
-        <w:t xml:space="preserve">Across 2016-2017 the six turbines produced 63,633 status events,</w:t>
-      </w:r>
-      <w:r>
-        <w:t xml:space="preserve"> </w:t>
-      </w:r>
-      <w:r>
-        <w:t xml:space="preserve">of which 482 were tagged</w:t>
-      </w:r>
-      <w:r>
-        <w:t xml:space="preserve"> </w:t>
-      </w:r>
-      <w:r>
-        <w:rPr>
-          <w:rStyle w:val="VerbatimChar"/>
-        </w:rPr>
-        <w:t xml:space="preserve">Forced outage</w:t>
-      </w:r>
-      <w:r>
-        <w:t xml:space="preserve"> </w:t>
-      </w:r>
-      <w:r>
-        <w:t xml:space="preserve">(real physical failures:</w:t>
-      </w:r>
-      <w:r>
-        <w:t xml:space="preserve"> </w:t>
-      </w:r>
-      <w:r>
-        <w:t xml:space="preserve">generator-fan overloads, frequency-converter faults, safety-chain</w:t>
-      </w:r>
-      <w:r>
-        <w:t xml:space="preserve"> </w:t>
-      </w:r>
-      <w:r>
-        <w:t xml:space="preserve">openings). Top forced-outage codes across the fleet:</w:t>
-      </w:r>
-      <w:r>
-        <w:t xml:space="preserve"> </w:t>
-      </w:r>
-      <w:r>
-        <w:rPr>
-          <w:rStyle w:val="VerbatimChar"/>
-        </w:rPr>
-        <w:t xml:space="preserve">2550</w:t>
-      </w:r>
-      <w:r>
-        <w:t xml:space="preserve"> </w:t>
-      </w:r>
-      <w:r>
-        <w:t xml:space="preserve">Overload</w:t>
-      </w:r>
-      <w:r>
-        <w:t xml:space="preserve"> </w:t>
-      </w:r>
-      <w:r>
-        <w:t xml:space="preserve">generator fan 1,</w:t>
-      </w:r>
-      <w:r>
-        <w:t xml:space="preserve"> </w:t>
-      </w:r>
-      <w:r>
-        <w:rPr>
-          <w:rStyle w:val="VerbatimChar"/>
-        </w:rPr>
-        <w:t xml:space="preserve">2650</w:t>
-      </w:r>
-      <w:r>
-        <w:t xml:space="preserve"> </w:t>
-      </w:r>
-      <w:r>
-        <w:t xml:space="preserve">Overload generator fan 2,</w:t>
-      </w:r>
-      <w:r>
-        <w:t xml:space="preserve"> </w:t>
-      </w:r>
-      <w:r>
-        <w:rPr>
-          <w:rStyle w:val="VerbatimChar"/>
-        </w:rPr>
-        <w:t xml:space="preserve">2655</w:t>
-      </w:r>
-      <w:r>
-        <w:t xml:space="preserve"> </w:t>
-      </w:r>
-      <w:r>
-        <w:t xml:space="preserve">Overload</w:t>
-      </w:r>
-      <w:r>
-        <w:t xml:space="preserve"> </w:t>
-      </w:r>
-      <w:r>
-        <w:t xml:space="preserve">generator fan 3,</w:t>
-      </w:r>
-      <w:r>
-        <w:t xml:space="preserve"> </w:t>
-      </w:r>
-      <w:r>
-        <w:rPr>
-          <w:rStyle w:val="VerbatimChar"/>
-        </w:rPr>
-        <w:t xml:space="preserve">3000</w:t>
-      </w:r>
-      <w:r>
-        <w:t xml:space="preserve"> </w:t>
-      </w:r>
-      <w:r>
-        <w:t xml:space="preserve">Frequency converter not ready,</w:t>
-      </w:r>
-      <w:r>
-        <w:t xml:space="preserve"> </w:t>
-      </w:r>
-      <w:r>
-        <w:rPr>
-          <w:rStyle w:val="VerbatimChar"/>
-        </w:rPr>
-        <w:t xml:space="preserve">100</w:t>
-      </w:r>
-      <w:r>
-        <w:t xml:space="preserve"> </w:t>
-      </w:r>
-      <w:r>
-        <w:t xml:space="preserve">Safety</w:t>
-      </w:r>
-      <w:r>
-        <w:t xml:space="preserve"> </w:t>
-      </w:r>
-      <w:r>
-        <w:t xml:space="preserve">chain open. Non-forced-outage codes that appear as warnings or stops</w:t>
-      </w:r>
-      <w:r>
-        <w:t xml:space="preserve"> </w:t>
-      </w:r>
-      <w:r>
-        <w:t xml:space="preserve">are the natural precursor candidates:</w:t>
-      </w:r>
-      <w:r>
-        <w:t xml:space="preserve"> </w:t>
-      </w:r>
-      <w:r>
-        <w:rPr>
-          <w:rStyle w:val="VerbatimChar"/>
-        </w:rPr>
-        <w:t xml:space="preserve">5720</w:t>
-      </w:r>
-      <w:r>
-        <w:t xml:space="preserve"> </w:t>
-      </w:r>
-      <w:r>
-        <w:t xml:space="preserve">Brake accumulator</w:t>
-      </w:r>
-      <w:r>
-        <w:t xml:space="preserve"> </w:t>
-      </w:r>
-      <w:r>
-        <w:t xml:space="preserve">defect,</w:t>
-      </w:r>
-      <w:r>
-        <w:t xml:space="preserve"> </w:t>
-      </w:r>
-      <w:r>
-        <w:rPr>
-          <w:rStyle w:val="VerbatimChar"/>
-        </w:rPr>
-        <w:t xml:space="preserve">2125</w:t>
-      </w:r>
-      <w:r>
-        <w:t xml:space="preserve"> </w:t>
-      </w:r>
-      <w:r>
-        <w:t xml:space="preserve">Timeout brake closed, and the same overload-fan codes</w:t>
-      </w:r>
-      <w:r>
-        <w:t xml:space="preserve"> </w:t>
-      </w:r>
-      <w:r>
-        <w:t xml:space="preserve">that later terminate the cascade.</w:t>
-      </w:r>
-    </w:p>
-    <w:p>
-      <w:pPr>
-        <w:pStyle w:val="BodyText"/>
-      </w:pPr>
-      <w:r>
-        <w:t xml:space="preserve">Event vocabulary:</w:t>
-      </w:r>
-      <w:r>
-        <w:t xml:space="preserve"> </w:t>
-      </w:r>
-      <w:r>
-        <w:rPr>
-          <w:rStyle w:val="VerbatimChar"/>
-        </w:rPr>
-        <w:t xml:space="preserve">system_stop</w:t>
-      </w:r>
-      <w:r>
-        <w:t xml:space="preserve">,</w:t>
-      </w:r>
-      <w:r>
-        <w:t xml:space="preserve"> </w:t>
-      </w:r>
-      <w:r>
-        <w:rPr>
-          <w:rStyle w:val="VerbatimChar"/>
-        </w:rPr>
-        <w:t xml:space="preserve">system_warning</w:t>
-      </w:r>
-      <w:r>
-        <w:t xml:space="preserve">,</w:t>
-      </w:r>
-      <w:r>
-        <w:t xml:space="preserve"> </w:t>
-      </w:r>
-      <w:r>
-        <w:rPr>
-          <w:rStyle w:val="VerbatimChar"/>
-        </w:rPr>
-        <w:t xml:space="preserve">system_info</w:t>
-      </w:r>
-      <w:r>
-        <w:t xml:space="preserve">,</w:t>
-      </w:r>
-      <w:r>
-        <w:t xml:space="preserve"> </w:t>
-      </w:r>
-      <w:r>
-        <w:rPr>
-          <w:rStyle w:val="VerbatimChar"/>
-        </w:rPr>
-        <w:t xml:space="preserve">system_comm</w:t>
-      </w:r>
-      <w:r>
-        <w:t xml:space="preserve">,</w:t>
-      </w:r>
-      <w:r>
-        <w:t xml:space="preserve"> </w:t>
-      </w:r>
-      <w:r>
-        <w:rPr>
-          <w:rStyle w:val="VerbatimChar"/>
-        </w:rPr>
-        <w:t xml:space="preserve">terminal_failure</w:t>
-      </w:r>
-      <w:r>
-        <w:t xml:space="preserve">. Entity is the turbine (</w:t>
-      </w:r>
-      <w:r>
-        <w:rPr>
-          <w:rStyle w:val="VerbatimChar"/>
-        </w:rPr>
-        <w:t xml:space="preserve">T1</w:t>
-      </w:r>
-      <w:r>
-        <w:t xml:space="preserve">..</w:t>
-      </w:r>
-      <w:r>
-        <w:rPr>
-          <w:rStyle w:val="VerbatimChar"/>
-        </w:rPr>
-        <w:t xml:space="preserve">T6</w:t>
-      </w:r>
-      <w:r>
-        <w:t xml:space="preserve">),</w:t>
-      </w:r>
-      <w:r>
-        <w:t xml:space="preserve"> </w:t>
-      </w:r>
-      <w:r>
-        <w:t xml:space="preserve">subtype is the numeric fault code. Failure event =</w:t>
-      </w:r>
-      <w:r>
-        <w:t xml:space="preserve"> </w:t>
-      </w:r>
-      <w:r>
-        <w:rPr>
-          <w:rStyle w:val="VerbatimChar"/>
-        </w:rPr>
-        <w:t xml:space="preserve">terminal_failure</w:t>
-      </w:r>
-      <w:r>
-        <w:t xml:space="preserve"> </w:t>
-      </w:r>
-      <w:r>
-        <w:t xml:space="preserve">placed at each Forced-outage timestamp.</w:t>
-      </w:r>
-    </w:p>
-    <w:p>
-      <w:pPr>
-        <w:pStyle w:val="BodyText"/>
-      </w:pPr>
-      <w:r>
-        <w:t xml:space="preserve">This trace is the paper’s cleanest realisation of the physical-</w:t>
-      </w:r>
-      <w:r>
-        <w:t xml:space="preserve"> </w:t>
-      </w:r>
-      <w:r>
-        <w:t xml:space="preserve">cascade shape: continuous mechanical wear produces discrete alarm</w:t>
-      </w:r>
-      <w:r>
-        <w:t xml:space="preserve"> </w:t>
-      </w:r>
-      <w:r>
-        <w:t xml:space="preserve">codes at intermediate stages, and a specific alarm terminates the</w:t>
-      </w:r>
-      <w:r>
-        <w:t xml:space="preserve"> </w:t>
-      </w:r>
-      <w:r>
-        <w:t xml:space="preserve">cascade as a Forced outage.</w:t>
-      </w:r>
-    </w:p>
-    <w:bookmarkEnd w:id="33"/>
-    <w:bookmarkStart w:id="34" w:name="Xe360e6971e355afaf3886fd596502bfcaf52cc4"/>
-    <w:p>
-      <w:pPr>
-        <w:pStyle w:val="Heading3"/>
-      </w:pPr>
-      <w:r>
-        <w:rPr>
-          <w:rStyle w:val="SectionNumber"/>
-        </w:rPr>
-        <w:t xml:space="preserve">1.4.5</w:t>
-      </w:r>
-      <w:r>
-        <w:tab/>
-      </w:r>
-      <w:r>
-        <w:t xml:space="preserve">3.5 Penmanshiel wind-farm alarm logs (production, per-turbine)</w:t>
-      </w:r>
-    </w:p>
-    <w:p>
-      <w:pPr>
-        <w:pStyle w:val="FirstParagraph"/>
-      </w:pPr>
-      <w:r>
-        <w:t xml:space="preserve">Nine of the fourteen Senvion MM82 turbines at the Penmanshiel site</w:t>
-      </w:r>
-      <w:r>
-        <w:t xml:space="preserve"> </w:t>
-      </w:r>
-      <w:r>
-        <w:t xml:space="preserve">(Cubico Sustainable Investments; Plumley 2022</w:t>
-      </w:r>
-      <w:r>
-        <w:t xml:space="preserve"> </w:t>
-      </w:r>
-      <w:r>
-        <w:t xml:space="preserve">(Plumley 2022b)</w:t>
-      </w:r>
-      <w:r>
-        <w:t xml:space="preserve"> </w:t>
-      </w:r>
-      <w:r>
-        <w:t xml:space="preserve">Zenodo record 5946808 under CC-BY-4.0), same Greenbyte SCADA schema as</w:t>
-      </w:r>
-      <w:r>
-        <w:t xml:space="preserve"> </w:t>
-      </w:r>
-      <w:r>
-        <w:t xml:space="preserve">Kelmarsh. For the second half of 2016 (2016-06 through 2016-12,</w:t>
-      </w:r>
-      <w:r>
-        <w:t xml:space="preserve"> </w:t>
-      </w:r>
-      <w:r>
-        <w:t xml:space="preserve">when the site went live) the nine turbines produced 15,388 status</w:t>
-      </w:r>
-      <w:r>
-        <w:t xml:space="preserve"> </w:t>
-      </w:r>
-      <w:r>
-        <w:t xml:space="preserve">events, of which 790 were tagged</w:t>
-      </w:r>
-      <w:r>
-        <w:t xml:space="preserve"> </w:t>
-      </w:r>
-      <w:r>
-        <w:rPr>
-          <w:rStyle w:val="VerbatimChar"/>
-        </w:rPr>
-        <w:t xml:space="preserve">Forced outage</w:t>
-      </w:r>
-      <w:r>
-        <w:t xml:space="preserve">. This is the paper’s</w:t>
-      </w:r>
-      <w:r>
-        <w:t xml:space="preserve"> </w:t>
-      </w:r>
-      <w:r>
-        <w:t xml:space="preserve">largest single-year forced-outage count on a physical cascade trace,</w:t>
-      </w:r>
-      <w:r>
-        <w:t xml:space="preserve"> </w:t>
-      </w:r>
-      <w:r>
-        <w:t xml:space="preserve">and the alarm vocabulary is Senvion-shared with Kelmarsh, so</w:t>
-      </w:r>
-      <w:r>
-        <w:t xml:space="preserve"> </w:t>
-      </w:r>
-      <w:r>
-        <w:t xml:space="preserve">Penmanshiel is an independent replication of the Kelmarsh cascade</w:t>
-      </w:r>
-      <w:r>
-        <w:t xml:space="preserve"> </w:t>
-      </w:r>
-      <w:r>
-        <w:t xml:space="preserve">finding on turbines of a different rotor size (MM82 vs MM92) at a</w:t>
-      </w:r>
-      <w:r>
-        <w:t xml:space="preserve"> </w:t>
-      </w:r>
-      <w:r>
-        <w:t xml:space="preserve">site with different terrain and weather.</w:t>
-      </w:r>
-    </w:p>
-    <w:p>
-      <w:pPr>
-        <w:pStyle w:val="BodyText"/>
-      </w:pPr>
-      <w:r>
-        <w:t xml:space="preserve">Entity is the turbine (</w:t>
-      </w:r>
-      <w:r>
-        <w:rPr>
-          <w:rStyle w:val="VerbatimChar"/>
-        </w:rPr>
-        <w:t xml:space="preserve">P01</w:t>
-      </w:r>
-      <w:r>
-        <w:t xml:space="preserve">..</w:t>
-      </w:r>
-      <w:r>
-        <w:rPr>
-          <w:rStyle w:val="VerbatimChar"/>
-        </w:rPr>
-        <w:t xml:space="preserve">P15</w:t>
-      </w:r>
-      <w:r>
-        <w:t xml:space="preserve">,</w:t>
-      </w:r>
-      <w:r>
-        <w:t xml:space="preserve"> </w:t>
-      </w:r>
-      <w:r>
-        <w:rPr>
-          <w:rStyle w:val="VerbatimChar"/>
-        </w:rPr>
-        <w:t xml:space="preserve">P03</w:t>
-      </w:r>
-      <w:r>
-        <w:t xml:space="preserve"> </w:t>
-      </w:r>
-      <w:r>
-        <w:t xml:space="preserve">is not in the release),</w:t>
-      </w:r>
-      <w:r>
-        <w:t xml:space="preserve"> </w:t>
-      </w:r>
-      <w:r>
-        <w:t xml:space="preserve">subtype is the numeric fault code.</w:t>
       </w:r>
     </w:p>
     <w:bookmarkEnd w:id="34"/>
@@ -3526,15 +3456,6 @@
       <w:pPr>
         <w:pStyle w:val="Heading3"/>
       </w:pPr>
-      <w:r>
-        <w:rPr>
-          <w:rStyle w:val="SectionNumber"/>
-        </w:rPr>
-        <w:t xml:space="preserve">1.4.6</w:t>
-      </w:r>
-      <w:r>
-        <w:tab/>
-      </w:r>
       <w:r>
         <w:t xml:space="preserve">3.6 SCANIA Component X (production automotive, per-vehicle)</w:t>
       </w:r>
@@ -3680,1742 +3601,45 @@
         <w:pStyle w:val="Heading2"/>
       </w:pPr>
       <w:r>
-        <w:rPr>
-          <w:rStyle w:val="SectionNumber"/>
-        </w:rPr>
-        <w:t xml:space="preserve">1.5</w:t>
-      </w:r>
-      <w:r>
-        <w:tab/>
-      </w:r>
-      <w:r>
         <w:t xml:space="preserve">4 Method</w:t>
       </w:r>
     </w:p>
-    <w:bookmarkStart w:id="37" w:name="pre-failure-windows-and-matched-controls"/>
-    <w:p>
-      <w:pPr>
-        <w:pStyle w:val="Heading3"/>
-      </w:pPr>
-      <w:r>
-        <w:rPr>
-          <w:rStyle w:val="SectionNumber"/>
-        </w:rPr>
-        <w:t xml:space="preserve">1.5.1</w:t>
-      </w:r>
-      <w:r>
-        <w:tab/>
-      </w:r>
-      <w:r>
-        <w:t xml:space="preserve">4.1 Pre-failure windows and matched controls</w:t>
-      </w:r>
-    </w:p>
     <w:p>
       <w:pPr>
         <w:pStyle w:val="FirstParagraph"/>
       </w:pPr>
       <w:r>
-        <w:t xml:space="preserve">For every terminal failure event on an entity (machine on Azure, job</w:t>
-      </w:r>
-      <w:r>
-        <w:t xml:space="preserve"> </w:t>
-      </w:r>
-      <w:r>
-        <w:t xml:space="preserve">on Alibaba, rack on BGL, vehicle on SCANIA, turbine on Kelmarsh and</w:t>
-      </w:r>
-      <w:r>
-        <w:t xml:space="preserve"> </w:t>
-      </w:r>
-      <w:r>
-        <w:t xml:space="preserve">Penmanshiel), we build a failure window covering the K events (or the</w:t>
-      </w:r>
-      <w:r>
-        <w:t xml:space="preserve"> </w:t>
-      </w:r>
-      <w:r>
-        <w:t xml:space="preserve">time horizon T) strictly before the failure timestamp. Matched</w:t>
-      </w:r>
-      <w:r>
-        <w:t xml:space="preserve"> </w:t>
-      </w:r>
-      <w:r>
-        <w:t xml:space="preserve">controls come from two designs depending on the trace:</w:t>
-      </w:r>
-    </w:p>
-    <w:p>
-      <w:pPr>
-        <w:pStyle w:val="Compact"/>
-        <w:numPr>
-          <w:ilvl w:val="0"/>
-          <w:numId w:val="1002"/>
-        </w:numPr>
-      </w:pPr>
-      <w:r>
-        <w:rPr>
-          <w:b/>
-          <w:bCs/>
-        </w:rPr>
-        <w:t xml:space="preserve">Same-entity clean regions</w:t>
-      </w:r>
-      <w:r>
-        <w:t xml:space="preserve"> </w:t>
-      </w:r>
-      <w:r>
-        <w:t xml:space="preserve">(Azure, BGL, Kelmarsh, Penmanshiel)</w:t>
-      </w:r>
-      <w:r>
-        <w:t xml:space="preserve"> </w:t>
-      </w:r>
-      <w:r>
-        <w:t xml:space="preserve">when the entity carries long timelines with sparse failures;</w:t>
-      </w:r>
-      <w:r>
-        <w:t xml:space="preserve"> </w:t>
-      </w:r>
-      <w:r>
-        <w:t xml:space="preserve">controls are anchored at times on the same entity with no failure</w:t>
-      </w:r>
-      <w:r>
-        <w:t xml:space="preserve"> </w:t>
-      </w:r>
-      <w:r>
-        <w:t xml:space="preserve">within horizon T in either direction, sampled at a 1:3</w:t>
-      </w:r>
-      <w:r>
-        <w:t xml:space="preserve"> </w:t>
-      </w:r>
-      <w:r>
-        <w:t xml:space="preserve">case-to-control ratio.</w:t>
-      </w:r>
-    </w:p>
-    <w:p>
-      <w:pPr>
-        <w:pStyle w:val="Compact"/>
-        <w:numPr>
-          <w:ilvl w:val="0"/>
-          <w:numId w:val="1002"/>
-        </w:numPr>
-      </w:pPr>
-      <w:r>
-        <w:rPr>
-          <w:b/>
-          <w:bCs/>
-        </w:rPr>
-        <w:t xml:space="preserve">Cross-entity non-failure sample</w:t>
-      </w:r>
-      <w:r>
-        <w:t xml:space="preserve"> </w:t>
-      </w:r>
-      <w:r>
-        <w:t xml:space="preserve">(Alibaba, SCANIA) when entities</w:t>
-      </w:r>
-      <w:r>
-        <w:t xml:space="preserve"> </w:t>
-      </w:r>
-      <w:r>
-        <w:t xml:space="preserve">are short-lived; controls come from the last K events of a</w:t>
-      </w:r>
-      <w:r>
-        <w:t xml:space="preserve"> </w:t>
-      </w:r>
-      <w:r>
-        <w:t xml:space="preserve">non-failure entity, sampled at a 1:3 case-to-control ratio from a</w:t>
-      </w:r>
-      <w:r>
-        <w:t xml:space="preserve"> </w:t>
-      </w:r>
-      <w:r>
-        <w:t xml:space="preserve">large candidate pool.</w:t>
-      </w:r>
-    </w:p>
-    <w:p>
-      <w:pPr>
-        <w:pStyle w:val="FirstParagraph"/>
-      </w:pPr>
-      <w:r>
-        <w:t xml:space="preserve">The two wind farms use the same-entity design over each turbine’s</w:t>
-      </w:r>
-      <w:r>
-        <w:t xml:space="preserve"> </w:t>
-      </w:r>
-      <w:r>
-        <w:t xml:space="preserve">multi-year alarm timeline: failure windows are anchored on each</w:t>
-      </w:r>
-      <w:r>
-        <w:t xml:space="preserve"> </w:t>
-      </w:r>
-      <w:r>
-        <w:t xml:space="preserve">Forced-outage event and controls on same-turbine clean regions,</w:t>
-      </w:r>
-      <w:r>
-        <w:t xml:space="preserve"> </w:t>
-      </w:r>
-      <w:r>
-        <w:t xml:space="preserve">giving 233 failure and 699 control windows at</w:t>
-      </w:r>
-      <w:r>
-        <w:t xml:space="preserve"> </w:t>
-      </w:r>
-      <w:r>
-        <w:rPr>
-          <w:rStyle w:val="VerbatimChar"/>
-        </w:rPr>
-        <w:t xml:space="preserve">last5</w:t>
-      </w:r>
-      <w:r>
-        <w:t xml:space="preserve">/</w:t>
-      </w:r>
-      <w:r>
-        <w:rPr>
-          <w:rStyle w:val="VerbatimChar"/>
-        </w:rPr>
-        <w:t xml:space="preserve">last10</w:t>
-      </w:r>
-      <w:r>
-        <w:t xml:space="preserve"> </w:t>
-      </w:r>
-      <w:r>
-        <w:t xml:space="preserve">on</w:t>
-      </w:r>
-      <w:r>
-        <w:t xml:space="preserve"> </w:t>
-      </w:r>
-      <w:r>
-        <w:t xml:space="preserve">Kelmarsh (6 turbines) and 448 failure and 1,344 control windows on</w:t>
-      </w:r>
-      <w:r>
-        <w:t xml:space="preserve"> </w:t>
-      </w:r>
-      <w:r>
-        <w:t xml:space="preserve">Penmanshiel (9 turbines). The entity-disjoint discovery/inference</w:t>
-      </w:r>
-      <w:r>
-        <w:t xml:space="preserve"> </w:t>
-      </w:r>
-      <w:r>
-        <w:t xml:space="preserve">split (§4.5) partitions turbines 3-and-3 on Kelmarsh and 4-and-5 on</w:t>
-      </w:r>
-      <w:r>
-        <w:t xml:space="preserve"> </w:t>
-      </w:r>
-      <w:r>
-        <w:t xml:space="preserve">Penmanshiel, so no turbine contributes to both mining and inference.</w:t>
-      </w:r>
-    </w:p>
-    <w:p>
-      <w:pPr>
-        <w:pStyle w:val="BodyText"/>
-      </w:pPr>
-      <w:r>
-        <w:t xml:space="preserve">BGL alerts are additionally grouped into episodes (&gt;= 1h inter-arrival</w:t>
-      </w:r>
-      <w:r>
-        <w:t xml:space="preserve"> </w:t>
-      </w:r>
-      <w:r>
-        <w:t xml:space="preserve">gap) and windows are anchored on the first alert of each episode, so</w:t>
-      </w:r>
-      <w:r>
-        <w:t xml:space="preserve"> </w:t>
-      </w:r>
-      <w:r>
-        <w:t xml:space="preserve">anchor-per-alert double-counting inside a cascade is avoided.</w:t>
-      </w:r>
-    </w:p>
-    <w:p>
-      <w:pPr>
-        <w:pStyle w:val="BodyText"/>
-      </w:pPr>
-      <w:r>
-        <w:t xml:space="preserve">Horizons studied:</w:t>
-      </w:r>
-      <w:r>
-        <w:t xml:space="preserve"> </w:t>
-      </w:r>
-      <w:r>
-        <w:rPr>
-          <w:rStyle w:val="VerbatimChar"/>
-        </w:rPr>
-        <w:t xml:space="preserve">1h</w:t>
-      </w:r>
-      <w:r>
-        <w:t xml:space="preserve">,</w:t>
-      </w:r>
-      <w:r>
-        <w:t xml:space="preserve"> </w:t>
-      </w:r>
-      <w:r>
-        <w:rPr>
-          <w:rStyle w:val="VerbatimChar"/>
-        </w:rPr>
-        <w:t xml:space="preserve">6h</w:t>
-      </w:r>
-      <w:r>
-        <w:t xml:space="preserve">,</w:t>
-      </w:r>
-      <w:r>
-        <w:t xml:space="preserve"> </w:t>
-      </w:r>
-      <w:r>
-        <w:rPr>
-          <w:rStyle w:val="VerbatimChar"/>
-        </w:rPr>
-        <w:t xml:space="preserve">24h</w:t>
-      </w:r>
-      <w:r>
-        <w:t xml:space="preserve">,</w:t>
-      </w:r>
-      <w:r>
-        <w:t xml:space="preserve"> </w:t>
-      </w:r>
-      <w:r>
-        <w:rPr>
-          <w:rStyle w:val="VerbatimChar"/>
-        </w:rPr>
-        <w:t xml:space="preserve">last5</w:t>
-      </w:r>
-      <w:r>
-        <w:t xml:space="preserve">,</w:t>
-      </w:r>
-      <w:r>
-        <w:t xml:space="preserve"> </w:t>
-      </w:r>
-      <w:r>
-        <w:rPr>
-          <w:rStyle w:val="VerbatimChar"/>
-        </w:rPr>
-        <w:t xml:space="preserve">last10</w:t>
-      </w:r>
-      <w:r>
-        <w:t xml:space="preserve"> </w:t>
-      </w:r>
-      <w:r>
-        <w:t xml:space="preserve">on Azure and</w:t>
-      </w:r>
-      <w:r>
-        <w:t xml:space="preserve"> </w:t>
-      </w:r>
-      <w:r>
-        <w:t xml:space="preserve">on the two wind farms;</w:t>
-      </w:r>
-      <w:r>
-        <w:t xml:space="preserve"> </w:t>
-      </w:r>
-      <w:r>
-        <w:rPr>
-          <w:rStyle w:val="VerbatimChar"/>
-        </w:rPr>
-        <w:t xml:space="preserve">last3</w:t>
-      </w:r>
-      <w:r>
-        <w:t xml:space="preserve">,</w:t>
-      </w:r>
-      <w:r>
-        <w:t xml:space="preserve"> </w:t>
-      </w:r>
-      <w:r>
-        <w:rPr>
-          <w:rStyle w:val="VerbatimChar"/>
-        </w:rPr>
-        <w:t xml:space="preserve">last5</w:t>
-      </w:r>
-      <w:r>
-        <w:t xml:space="preserve">,</w:t>
-      </w:r>
-      <w:r>
-        <w:t xml:space="preserve"> </w:t>
-      </w:r>
-      <w:r>
-        <w:rPr>
-          <w:rStyle w:val="VerbatimChar"/>
-        </w:rPr>
-        <w:t xml:space="preserve">last10</w:t>
-      </w:r>
-      <w:r>
-        <w:t xml:space="preserve"> </w:t>
-      </w:r>
-      <w:r>
-        <w:t xml:space="preserve">on Alibaba;</w:t>
-      </w:r>
-      <w:r>
-        <w:t xml:space="preserve"> </w:t>
-      </w:r>
-      <w:r>
-        <w:rPr>
-          <w:rStyle w:val="VerbatimChar"/>
-        </w:rPr>
-        <w:t xml:space="preserve">last5</w:t>
-      </w:r>
-      <w:r>
-        <w:t xml:space="preserve">,</w:t>
-      </w:r>
-      <w:r>
-        <w:t xml:space="preserve"> </w:t>
-      </w:r>
-      <w:r>
-        <w:rPr>
-          <w:rStyle w:val="VerbatimChar"/>
-        </w:rPr>
-        <w:t xml:space="preserve">last10</w:t>
-      </w:r>
-      <w:r>
-        <w:t xml:space="preserve">,</w:t>
-      </w:r>
-      <w:r>
-        <w:t xml:space="preserve"> </w:t>
-      </w:r>
-      <w:r>
-        <w:rPr>
-          <w:rStyle w:val="VerbatimChar"/>
-        </w:rPr>
-        <w:t xml:space="preserve">last20</w:t>
-      </w:r>
-      <w:r>
-        <w:t xml:space="preserve"> </w:t>
-      </w:r>
-      <w:r>
-        <w:t xml:space="preserve">on BGL and SCANIA (time-based horizons</w:t>
-      </w:r>
-      <w:r>
-        <w:t xml:space="preserve"> </w:t>
-      </w:r>
-      <w:r>
-        <w:t xml:space="preserve">are not meaningful for short per-job or per-episode observations).</w:t>
-      </w:r>
-    </w:p>
-    <w:bookmarkEnd w:id="37"/>
-    <w:bookmarkStart w:id="38" w:name="mining"/>
-    <w:p>
-      <w:pPr>
-        <w:pStyle w:val="Heading3"/>
-      </w:pPr>
-      <w:r>
-        <w:rPr>
-          <w:rStyle w:val="SectionNumber"/>
-        </w:rPr>
-        <w:t xml:space="preserve">1.5.2</w:t>
-      </w:r>
-      <w:r>
-        <w:tab/>
-      </w:r>
-      <w:r>
-        <w:t xml:space="preserve">4.2 Mining</w:t>
-      </w:r>
-    </w:p>
-    <w:p>
-      <w:pPr>
-        <w:pStyle w:val="FirstParagraph"/>
-      </w:pPr>
-      <w:r>
-        <w:t xml:space="preserve">Items are</w:t>
-      </w:r>
-      <w:r>
-        <w:t xml:space="preserve"> </w:t>
-      </w:r>
-      <w:r>
-        <w:rPr>
-          <w:rStyle w:val="VerbatimChar"/>
-        </w:rPr>
-        <w:t xml:space="preserve">event_type:event_subtype</w:t>
-      </w:r>
-      <w:r>
-        <w:t xml:space="preserve"> </w:t>
-      </w:r>
-      <w:r>
-        <w:t xml:space="preserve">strings. FP-Growth</w:t>
-      </w:r>
-      <w:r>
-        <w:t xml:space="preserve"> </w:t>
-      </w:r>
-      <w:r>
-        <w:t xml:space="preserve">(</w:t>
-      </w:r>
-      <w:r>
-        <w:rPr>
-          <w:rStyle w:val="VerbatimChar"/>
-        </w:rPr>
-        <w:t xml:space="preserve">mlxtend.frequent_patterns.fpgrowth</w:t>
-      </w:r>
-      <w:r>
-        <w:t xml:space="preserve">) mines frequent itemsets on</w:t>
-      </w:r>
-      <w:r>
-        <w:t xml:space="preserve"> </w:t>
-      </w:r>
-      <w:r>
-        <w:t xml:space="preserve">failure windows at minimum support 0.05. PrefixSpan (SPMF v2.64</w:t>
-      </w:r>
-      <w:r>
-        <w:t xml:space="preserve"> </w:t>
-      </w:r>
-      <w:r>
-        <w:t xml:space="preserve">(Fournier-Viger et al. 2016)</w:t>
-      </w:r>
-      <w:r>
-        <w:t xml:space="preserve"> </w:t>
-      </w:r>
-      <w:r>
-        <w:t xml:space="preserve">via subprocess) mines frequent ordered sequences</w:t>
-      </w:r>
-      <w:r>
-        <w:t xml:space="preserve"> </w:t>
-      </w:r>
-      <w:r>
-        <w:t xml:space="preserve">at the same support.</w:t>
-      </w:r>
-    </w:p>
-    <w:p>
-      <w:pPr>
-        <w:pStyle w:val="BodyText"/>
-      </w:pPr>
-      <w:r>
-        <w:t xml:space="preserve">For each mined pattern P we compute support in failure windows</w:t>
-      </w:r>
-      <w:r>
-        <w:t xml:space="preserve"> </w:t>
-      </w:r>
-      <w:r>
-        <w:t xml:space="preserve">(support_failure), support in control windows (support_control),</w:t>
-      </w:r>
-      <w:r>
-        <w:t xml:space="preserve"> </w:t>
-      </w:r>
-      <w:r>
-        <w:t xml:space="preserve">lift = support_failure / pooled_support(P), and relative risk</w:t>
-      </w:r>
-      <w:r>
-        <w:t xml:space="preserve"> </w:t>
-      </w:r>
-      <w:r>
-        <w:t xml:space="preserve">= P(failure | P) / P(failure | ¬P). Every mined sequence is also</w:t>
-      </w:r>
-      <w:r>
-        <w:t xml:space="preserve"> </w:t>
-      </w:r>
-      <w:r>
-        <w:t xml:space="preserve">scored against the itemset counterpart of the same event set; the</w:t>
-      </w:r>
-      <w:r>
-        <w:t xml:space="preserve"> </w:t>
-      </w:r>
-      <w:r>
-        <w:t xml:space="preserve">difference</w:t>
-      </w:r>
-      <w:r>
-        <w:t xml:space="preserve"> </w:t>
-      </w:r>
-      <w:r>
-        <w:rPr>
-          <w:rStyle w:val="VerbatimChar"/>
-        </w:rPr>
-        <w:t xml:space="preserve">order_gain = sequence_lift - itemset_lift</w:t>
-      </w:r>
-      <w:r>
-        <w:t xml:space="preserve"> </w:t>
-      </w:r>
-      <w:r>
-        <w:t xml:space="preserve">quantifies</w:t>
-      </w:r>
-      <w:r>
-        <w:t xml:space="preserve"> </w:t>
-      </w:r>
-      <w:r>
-        <w:t xml:space="preserve">how much preserving order contributes above co-occurrence.</w:t>
-      </w:r>
-    </w:p>
-    <w:bookmarkEnd w:id="38"/>
-    <w:bookmarkStart w:id="39" w:name="sanity-invariants"/>
-    <w:p>
-      <w:pPr>
-        <w:pStyle w:val="Heading3"/>
-      </w:pPr>
-      <w:r>
-        <w:rPr>
-          <w:rStyle w:val="SectionNumber"/>
-        </w:rPr>
-        <w:t xml:space="preserve">1.5.3</w:t>
-      </w:r>
-      <w:r>
-        <w:tab/>
-      </w:r>
-      <w:r>
-        <w:t xml:space="preserve">4.3 Sanity invariants</w:t>
-      </w:r>
-    </w:p>
-    <w:p>
-      <w:pPr>
-        <w:pStyle w:val="FirstParagraph"/>
-      </w:pPr>
-      <w:r>
-        <w:t xml:space="preserve">Every phase carries pre-declared invariants whose expected outcome is</w:t>
-      </w:r>
-      <w:r>
-        <w:t xml:space="preserve"> </w:t>
-      </w:r>
-      <w:r>
-        <w:t xml:space="preserve">stated up front. Itemset mining checks that a random-label</w:t>
-      </w:r>
-      <w:r>
-        <w:t xml:space="preserve"> </w:t>
-      </w:r>
-      <w:r>
-        <w:t xml:space="preserve">permutation at the same minimum support does not yield a top lift within</w:t>
-      </w:r>
-      <w:r>
-        <w:t xml:space="preserve"> </w:t>
-      </w:r>
-      <w:r>
-        <w:t xml:space="preserve">a factor of 1.5× of the real top lift; a violation would indicate</w:t>
-      </w:r>
-      <w:r>
-        <w:t xml:space="preserve"> </w:t>
-      </w:r>
-      <w:r>
-        <w:t xml:space="preserve">either data leakage or an over-sensitive support threshold. Sequence</w:t>
-      </w:r>
-      <w:r>
-        <w:t xml:space="preserve"> </w:t>
-      </w:r>
-      <w:r>
-        <w:t xml:space="preserve">mining checks that a within-window random order permutation</w:t>
-      </w:r>
-      <w:r>
-        <w:t xml:space="preserve"> </w:t>
-      </w:r>
-      <w:r>
-        <w:t xml:space="preserve">preserves top itemset lift (unchanged, by construction) but strictly</w:t>
-      </w:r>
-      <w:r>
-        <w:t xml:space="preserve"> </w:t>
-      </w:r>
-      <w:r>
-        <w:t xml:space="preserve">reduces top sequence lift on rich horizons (windows with &gt;= 3 events</w:t>
-      </w:r>
-      <w:r>
-        <w:t xml:space="preserve"> </w:t>
-      </w:r>
-      <w:r>
-        <w:t xml:space="preserve">on average). Both invariants pass on the two cloud and maintenance</w:t>
-      </w:r>
-      <w:r>
-        <w:t xml:space="preserve"> </w:t>
-      </w:r>
-      <w:r>
-        <w:t xml:space="preserve">traces (Azure, Alibaba); on the boundary</w:t>
-      </w:r>
-      <w:r>
-        <w:t xml:space="preserve"> </w:t>
-      </w:r>
-      <w:r>
-        <w:t xml:space="preserve">traces the same invariants localise where the signal fails, rather</w:t>
-      </w:r>
-      <w:r>
-        <w:t xml:space="preserve"> </w:t>
-      </w:r>
-      <w:r>
-        <w:t xml:space="preserve">than requiring post-hoc justification.</w:t>
-      </w:r>
-    </w:p>
-    <w:bookmarkEnd w:id="39"/>
-    <w:bookmarkStart w:id="40" w:name="Xff462f684860b99f87ffb52704ce6033ecb21e1"/>
-    <w:p>
-      <w:pPr>
-        <w:pStyle w:val="Heading3"/>
-      </w:pPr>
-      <w:r>
-        <w:rPr>
-          <w:rStyle w:val="SectionNumber"/>
-        </w:rPr>
-        <w:t xml:space="preserve">1.5.4</w:t>
-      </w:r>
-      <w:r>
-        <w:tab/>
-      </w:r>
-      <w:r>
-        <w:t xml:space="preserve">4.4 Risk-set matched sampling for right-censored data</w:t>
-      </w:r>
-    </w:p>
-    <w:p>
-      <w:pPr>
-        <w:pStyle w:val="FirstParagraph"/>
-      </w:pPr>
-      <w:r>
-        <w:t xml:space="preserve">The matched-control design in §4.1 assumes we can define a</w:t>
-      </w:r>
-      <w:r>
-        <w:t xml:space="preserve"> </w:t>
-      </w:r>
-      <w:r>
-        <w:t xml:space="preserve">“</w:t>
-      </w:r>
-      <w:r>
-        <w:t xml:space="preserve">no-failure</w:t>
-      </w:r>
-      <w:r>
-        <w:t xml:space="preserve">”</w:t>
-      </w:r>
-      <w:r>
-        <w:t xml:space="preserve"> </w:t>
-      </w:r>
-      <w:r>
-        <w:t xml:space="preserve">control window on the same or another entity at the anchor time. For</w:t>
-      </w:r>
-      <w:r>
-        <w:t xml:space="preserve"> </w:t>
-      </w:r>
-      <w:r>
-        <w:t xml:space="preserve">right-censored survival-style data (traces where entities exit</w:t>
-      </w:r>
-      <w:r>
-        <w:t xml:space="preserve"> </w:t>
-      </w:r>
-      <w:r>
-        <w:t xml:space="preserve">observation upon repair or dropout), naive matching biases scoring</w:t>
-      </w:r>
-      <w:r>
-        <w:t xml:space="preserve"> </w:t>
-      </w:r>
-      <w:r>
-        <w:t xml:space="preserve">because</w:t>
-      </w:r>
-      <w:r>
-        <w:t xml:space="preserve"> </w:t>
-      </w:r>
-      <w:r>
-        <w:t xml:space="preserve">“</w:t>
-      </w:r>
-      <w:r>
-        <w:t xml:space="preserve">did we observe a failure</w:t>
-      </w:r>
-      <w:r>
-        <w:t xml:space="preserve">”</w:t>
-      </w:r>
-      <w:r>
-        <w:t xml:space="preserve"> </w:t>
-      </w:r>
-      <w:r>
-        <w:t xml:space="preserve">becomes entangled with</w:t>
-      </w:r>
-      <w:r>
-        <w:t xml:space="preserve"> </w:t>
-      </w:r>
-      <w:r>
-        <w:t xml:space="preserve">“</w:t>
-      </w:r>
-      <w:r>
-        <w:t xml:space="preserve">how long did</w:t>
-      </w:r>
-      <w:r>
-        <w:t xml:space="preserve"> </w:t>
-      </w:r>
-      <w:r>
-        <w:t xml:space="preserve">we observe the truck</w:t>
-      </w:r>
-      <w:r>
-        <w:t xml:space="preserve">”</w:t>
-      </w:r>
-      <w:r>
-        <w:t xml:space="preserve">. Component X in §3.6 has exactly this problem:</w:t>
-      </w:r>
-      <w:r>
-        <w:t xml:space="preserve"> </w:t>
-      </w:r>
-      <w:r>
-        <w:t xml:space="preserve">short-observation trucks have 12% failure rate; long-observation trucks</w:t>
-      </w:r>
-      <w:r>
-        <w:t xml:space="preserve"> </w:t>
-      </w:r>
-      <w:r>
-        <w:t xml:space="preserve">have 5%.</w:t>
-      </w:r>
-    </w:p>
-    <w:p>
-      <w:pPr>
-        <w:pStyle w:val="BodyText"/>
-      </w:pPr>
-      <w:r>
-        <w:t xml:space="preserve">Following the epidemiological literature on incidence-density sampling</w:t>
-      </w:r>
-      <w:r>
-        <w:t xml:space="preserve"> </w:t>
-      </w:r>
-      <w:r>
-        <w:t xml:space="preserve">(Prentice and Breslow 1978; Rothman, Greenland, and Lash 2008)</w:t>
-      </w:r>
-      <w:r>
-        <w:t xml:space="preserve">, we replace §4.1’s</w:t>
-      </w:r>
-      <w:r>
-        <w:t xml:space="preserve"> </w:t>
-      </w:r>
-      <w:r>
-        <w:t xml:space="preserve">sampler with a risk-set matched design: for each case with observed</w:t>
-      </w:r>
-      <w:r>
-        <w:t xml:space="preserve"> </w:t>
-      </w:r>
-      <w:r>
-        <w:t xml:space="preserve">failure time T_f, controls are drawn from the risk set at T_f (the set</w:t>
-      </w:r>
-      <w:r>
-        <w:t xml:space="preserve"> </w:t>
-      </w:r>
-      <w:r>
-        <w:t xml:space="preserve">of entities still under observation at that lifetime index) and their</w:t>
-      </w:r>
-      <w:r>
-        <w:t xml:space="preserve"> </w:t>
-      </w:r>
-      <w:r>
-        <w:t xml:space="preserve">windows are aligned to T_f rather than to their own end-of-observation.</w:t>
-      </w:r>
-      <w:r>
-        <w:t xml:space="preserve"> </w:t>
-      </w:r>
-      <w:r>
-        <w:t xml:space="preserve">Both case and control windows use the last K events with time_step &lt; T_f.</w:t>
-      </w:r>
-      <w:r>
-        <w:t xml:space="preserve"> </w:t>
-      </w:r>
-      <w:r>
-        <w:t xml:space="preserve">Under this sampling, the pooled 2×2 odds ratio of a mined pattern</w:t>
-      </w:r>
-      <w:r>
-        <w:t xml:space="preserve"> </w:t>
-      </w:r>
-      <w:r>
-        <w:t xml:space="preserve">(case-in vs case-out; control-in vs control-out, Woolf-Haldane</w:t>
-      </w:r>
-      <w:r>
-        <w:t xml:space="preserve"> </w:t>
-      </w:r>
-      <w:r>
-        <w:t xml:space="preserve">0.5-continuity-corrected, 95% CI via log-OR variance) estimates the</w:t>
-      </w:r>
-      <w:r>
-        <w:t xml:space="preserve"> </w:t>
-      </w:r>
-      <w:r>
-        <w:t xml:space="preserve">per-pattern hazard ratio rather than a prevalence lift. A mined pattern</w:t>
-      </w:r>
-      <w:r>
-        <w:t xml:space="preserve"> </w:t>
-      </w:r>
-      <w:r>
-        <w:t xml:space="preserve">with MH-OR &gt; 1 and 95% CI excluding 1 is a censoring-valid signal of</w:t>
-      </w:r>
-      <w:r>
-        <w:t xml:space="preserve"> </w:t>
-      </w:r>
-      <w:r>
-        <w:t xml:space="preserve">elevated failure risk, not an artefact of the observation process.</w:t>
-      </w:r>
-    </w:p>
-    <w:p>
-      <w:pPr>
-        <w:pStyle w:val="BodyText"/>
-      </w:pPr>
-      <w:r>
-        <w:t xml:space="preserve">The rest of the pipeline runs unchanged: FP-Growth on the risk-set</w:t>
-      </w:r>
-      <w:r>
-        <w:t xml:space="preserve"> </w:t>
-      </w:r>
-      <w:r>
-        <w:t xml:space="preserve">windows, minimum support 0.05, BH FDR correction on the p-values induced by</w:t>
-      </w:r>
-      <w:r>
-        <w:t xml:space="preserve"> </w:t>
-      </w:r>
-      <w:r>
-        <w:t xml:space="preserve">the Fisher-exact null of the same 2×2 table. This is a drop-in</w:t>
-      </w:r>
-      <w:r>
-        <w:t xml:space="preserve"> </w:t>
-      </w:r>
-      <w:r>
-        <w:t xml:space="preserve">generalisation of the matched-control design that lets the pipeline apply</w:t>
-      </w:r>
-      <w:r>
-        <w:t xml:space="preserve"> </w:t>
-      </w:r>
-      <w:r>
-        <w:t xml:space="preserve">to right-censored traces without modifying the mining or significance</w:t>
-      </w:r>
-      <w:r>
-        <w:t xml:space="preserve"> </w:t>
-      </w:r>
-      <w:r>
-        <w:t xml:space="preserve">stages.</w:t>
-      </w:r>
-    </w:p>
-    <w:bookmarkEnd w:id="40"/>
-    <w:bookmarkStart w:id="41" w:name="X9292929c3d43e41408b4a6dbc28d99ff3254025"/>
-    <w:p>
-      <w:pPr>
-        <w:pStyle w:val="Heading3"/>
-      </w:pPr>
-      <w:r>
-        <w:rPr>
-          <w:rStyle w:val="SectionNumber"/>
-        </w:rPr>
-        <w:t xml:space="preserve">1.5.5</w:t>
-      </w:r>
-      <w:r>
-        <w:tab/>
-      </w:r>
-      <w:r>
-        <w:t xml:space="preserve">4.5 Post-selection-valid significance via discovery/inference splits</w:t>
-      </w:r>
-    </w:p>
-    <w:p>
-      <w:pPr>
-        <w:pStyle w:val="FirstParagraph"/>
-      </w:pPr>
-      <w:r>
-        <w:t xml:space="preserve">Mining patterns from failure windows and then computing hypergeometric</w:t>
-      </w:r>
-      <w:r>
-        <w:t xml:space="preserve"> </w:t>
-      </w:r>
-      <w:r>
-        <w:t xml:space="preserve">p-values on the same failure/control counts yields post-selection-</w:t>
-      </w:r>
-      <w:r>
-        <w:t xml:space="preserve"> </w:t>
-      </w:r>
-      <w:r>
-        <w:t xml:space="preserve">invalid marginal p-values: the candidate set is chosen because it has</w:t>
-      </w:r>
-      <w:r>
-        <w:t xml:space="preserve"> </w:t>
-      </w:r>
-      <w:r>
-        <w:t xml:space="preserve">high support in failure windows, so the fixed-hit-set null is not the</w:t>
-      </w:r>
-      <w:r>
-        <w:t xml:space="preserve"> </w:t>
-      </w:r>
-      <w:r>
-        <w:t xml:space="preserve">null the pipeline actually operates under. BH or BY correction on</w:t>
-      </w:r>
-      <w:r>
-        <w:t xml:space="preserve"> </w:t>
-      </w:r>
-      <w:r>
-        <w:t xml:space="preserve">those marginal p-values does not restore validity</w:t>
-      </w:r>
-      <w:r>
-        <w:t xml:space="preserve"> </w:t>
-      </w:r>
-      <w:r>
-        <w:t xml:space="preserve">(Fithian, Sun, and Taylor 2014; Loftus and Taylor 2015)</w:t>
-      </w:r>
-      <w:r>
-        <w:t xml:space="preserve">.</w:t>
-      </w:r>
-    </w:p>
-    <w:p>
-      <w:pPr>
-        <w:pStyle w:val="BodyText"/>
-      </w:pPr>
-      <w:r>
-        <w:t xml:space="preserve">Our fix, applied to every trace: split the training set entity-</w:t>
-      </w:r>
-      <w:r>
-        <w:t xml:space="preserve"> </w:t>
-      </w:r>
-      <w:r>
-        <w:t xml:space="preserve">disjoint into a 50%</w:t>
-      </w:r>
-      <w:r>
-        <w:t xml:space="preserve"> </w:t>
-      </w:r>
-      <w:r>
-        <w:rPr>
-          <w:b/>
-          <w:bCs/>
-        </w:rPr>
-        <w:t xml:space="preserve">discovery</w:t>
-      </w:r>
-      <w:r>
-        <w:t xml:space="preserve"> </w:t>
-      </w:r>
-      <w:r>
-        <w:t xml:space="preserve">half and a 50%</w:t>
-      </w:r>
-      <w:r>
-        <w:t xml:space="preserve"> </w:t>
-      </w:r>
-      <w:r>
-        <w:rPr>
-          <w:b/>
-          <w:bCs/>
-        </w:rPr>
-        <w:t xml:space="preserve">inference</w:t>
-      </w:r>
-      <w:r>
-        <w:t xml:space="preserve"> </w:t>
-      </w:r>
-      <w:r>
-        <w:t xml:space="preserve">half.</w:t>
-      </w:r>
-      <w:r>
-        <w:t xml:space="preserve"> </w:t>
-      </w:r>
-      <w:r>
-        <w:t xml:space="preserve">FP-Growth / PrefixSpan run on the discovery half and produce a</w:t>
-      </w:r>
-      <w:r>
-        <w:t xml:space="preserve"> </w:t>
-      </w:r>
-      <w:r>
-        <w:t xml:space="preserve">candidate pattern universe C. Every P in C is then scored on the</w:t>
-      </w:r>
-      <w:r>
-        <w:t xml:space="preserve"> </w:t>
-      </w:r>
-      <w:r>
-        <w:t xml:space="preserve">inference half via exact hypergeometric p-value on that half’s</w:t>
-      </w:r>
-      <w:r>
-        <w:t xml:space="preserve"> </w:t>
-      </w:r>
-      <w:r>
-        <w:t xml:space="preserve">case/control hit counts alone. Because C is chosen without touching</w:t>
-      </w:r>
-      <w:r>
-        <w:t xml:space="preserve"> </w:t>
-      </w:r>
-      <w:r>
-        <w:t xml:space="preserve">the inference half, the resulting p-values are marginally valid and</w:t>
-      </w:r>
-      <w:r>
-        <w:t xml:space="preserve"> </w:t>
-      </w:r>
-      <w:r>
-        <w:t xml:space="preserve">BH / BY correction on the family {p(P) : P in C} controls the</w:t>
-      </w:r>
-      <w:r>
-        <w:t xml:space="preserve"> </w:t>
-      </w:r>
-      <w:r>
-        <w:t xml:space="preserve">inference-half FDR correctly.</w:t>
-      </w:r>
-    </w:p>
-    <w:p>
-      <w:pPr>
-        <w:pStyle w:val="BodyText"/>
-      </w:pPr>
-      <w:r>
-        <w:t xml:space="preserve">Entity-disjoint splitting is used rather than random per-window</w:t>
-      </w:r>
-      <w:r>
-        <w:t xml:space="preserve"> </w:t>
-      </w:r>
-      <w:r>
-        <w:t xml:space="preserve">splitting because otherwise the same entity’s windows could appear</w:t>
-      </w:r>
-      <w:r>
-        <w:t xml:space="preserve"> </w:t>
-      </w:r>
-      <w:r>
-        <w:t xml:space="preserve">on both sides of the split, leaking information from discovery into</w:t>
-      </w:r>
-      <w:r>
-        <w:t xml:space="preserve"> </w:t>
-      </w:r>
-      <w:r>
-        <w:t xml:space="preserve">inference. On Alibaba specifically the entity unit is the batch job:</w:t>
-      </w:r>
-      <w:r>
-        <w:t xml:space="preserve"> </w:t>
-      </w:r>
-      <w:r>
-        <w:t xml:space="preserve">each job contributes exactly three windows, one per horizon (</w:t>
-      </w:r>
-      <w:r>
-        <w:rPr>
-          <w:rStyle w:val="VerbatimChar"/>
-        </w:rPr>
-        <w:t xml:space="preserve">last3</w:t>
-      </w:r>
-      <w:r>
-        <w:t xml:space="preserve">,</w:t>
-      </w:r>
-      <w:r>
-        <w:t xml:space="preserve"> </w:t>
-      </w:r>
-      <w:r>
-        <w:rPr>
-          <w:rStyle w:val="VerbatimChar"/>
-        </w:rPr>
-        <w:t xml:space="preserve">last5</w:t>
-      </w:r>
-      <w:r>
-        <w:t xml:space="preserve">,</w:t>
-      </w:r>
-      <w:r>
-        <w:t xml:space="preserve"> </w:t>
-      </w:r>
-      <w:r>
-        <w:rPr>
-          <w:rStyle w:val="VerbatimChar"/>
-        </w:rPr>
-        <w:t xml:space="preserve">last10</w:t>
-      </w:r>
-      <w:r>
-        <w:t xml:space="preserve">), and each job is either a case (job that</w:t>
-      </w:r>
-      <w:r>
-        <w:t xml:space="preserve"> </w:t>
-      </w:r>
-      <w:r>
-        <w:t xml:space="preserve">subsequently failed) or a control, never both; the 64,948 unique</w:t>
-      </w:r>
-      <w:r>
-        <w:t xml:space="preserve"> </w:t>
-      </w:r>
-      <w:r>
-        <w:t xml:space="preserve">jobs give a 1:3 case-to-control balance by design (16,237 failed</w:t>
-      </w:r>
-      <w:r>
-        <w:t xml:space="preserve"> </w:t>
-      </w:r>
-      <w:r>
-        <w:t xml:space="preserve">jobs, 48,711 controls). Splitting on</w:t>
-      </w:r>
-      <w:r>
-        <w:t xml:space="preserve"> </w:t>
-      </w:r>
-      <w:r>
-        <w:rPr>
-          <w:rStyle w:val="VerbatimChar"/>
-        </w:rPr>
-        <w:t xml:space="preserve">entity_id</w:t>
-      </w:r>
-      <w:r>
-        <w:t xml:space="preserve"> </w:t>
-      </w:r>
-      <w:r>
-        <w:t xml:space="preserve">(job id) therefore produces truly disjoint discovery and</w:t>
-      </w:r>
-      <w:r>
-        <w:t xml:space="preserve"> </w:t>
-      </w:r>
-      <w:r>
-        <w:t xml:space="preserve">inference halves at both the entity and the window level.</w:t>
-      </w:r>
-    </w:p>
-    <w:bookmarkEnd w:id="41"/>
-    <w:bookmarkStart w:id="42" w:name="Xe573a4e2aa8e0f30f3ca6b54b0f29e07905219b"/>
-    <w:p>
-      <w:pPr>
-        <w:pStyle w:val="Heading3"/>
-      </w:pPr>
-      <w:r>
-        <w:rPr>
-          <w:rStyle w:val="SectionNumber"/>
-        </w:rPr>
-        <w:t xml:space="preserve">1.5.6</w:t>
-      </w:r>
-      <w:r>
-        <w:tab/>
-      </w:r>
-      <w:r>
-        <w:t xml:space="preserve">4.6 Matched conditional logistic for risk-set traces</w:t>
-      </w:r>
-    </w:p>
-    <w:p>
-      <w:pPr>
-        <w:pStyle w:val="FirstParagraph"/>
-      </w:pPr>
-      <w:r>
-        <w:t xml:space="preserve">The pooled 2×2 odds ratio previously used to score risk-set-matched</w:t>
-      </w:r>
-      <w:r>
-        <w:t xml:space="preserve"> </w:t>
-      </w:r>
-      <w:r>
-        <w:t xml:space="preserve">SCANIA patterns discards the matched-set structure that makes the</w:t>
-      </w:r>
-      <w:r>
-        <w:t xml:space="preserve"> </w:t>
-      </w:r>
-      <w:r>
-        <w:t xml:space="preserve">estimator censoring-valid. The standard estimator under incidence-</w:t>
-      </w:r>
-      <w:r>
-        <w:t xml:space="preserve"> </w:t>
-      </w:r>
-      <w:r>
-        <w:t xml:space="preserve">density (risk-set) sampling is a conditional logistic regression</w:t>
-      </w:r>
-      <w:r>
-        <w:t xml:space="preserve"> </w:t>
-      </w:r>
-      <w:r>
-        <w:t xml:space="preserve">stratified by matched set, equivalent to the sampled Cox partial</w:t>
-      </w:r>
-      <w:r>
-        <w:t xml:space="preserve"> </w:t>
-      </w:r>
-      <w:r>
-        <w:t xml:space="preserve">likelihood restricted to the pattern indicator</w:t>
-      </w:r>
-      <w:r>
-        <w:t xml:space="preserve"> </w:t>
-      </w:r>
-      <w:r>
-        <w:t xml:space="preserve">(Prentice and Breslow 1978; Langholz and Goldstein 1996)</w:t>
-      </w:r>
-      <w:r>
-        <w:t xml:space="preserve">. We estimate every SCANIA pattern’s</w:t>
-      </w:r>
-      <w:r>
-        <w:t xml:space="preserve"> </w:t>
-      </w:r>
-      <w:r>
-        <w:t xml:space="preserve">coefficient with</w:t>
-      </w:r>
-      <w:r>
-        <w:t xml:space="preserve"> </w:t>
-      </w:r>
-      <w:r>
-        <w:rPr>
-          <w:rStyle w:val="VerbatimChar"/>
-        </w:rPr>
-        <w:t xml:space="preserve">statsmodels.ConditionalLogit</w:t>
-      </w:r>
-      <w:r>
-        <w:t xml:space="preserve"> </w:t>
-      </w:r>
-      <w:r>
-        <w:t xml:space="preserve">stratified by</w:t>
-      </w:r>
-      <w:r>
-        <w:t xml:space="preserve"> </w:t>
-      </w:r>
-      <w:r>
-        <w:rPr>
-          <w:rStyle w:val="VerbatimChar"/>
-        </w:rPr>
-        <w:t xml:space="preserve">match_id</w:t>
-      </w:r>
-      <w:r>
-        <w:t xml:space="preserve">; each case and its three risk-set-matched controls form</w:t>
-      </w:r>
-      <w:r>
-        <w:t xml:space="preserve"> </w:t>
-      </w:r>
-      <w:r>
-        <w:t xml:space="preserve">one stratum. Reported hazard ratios and 95% CIs are from that</w:t>
-      </w:r>
-      <w:r>
-        <w:t xml:space="preserve"> </w:t>
-      </w:r>
-      <w:r>
-        <w:t xml:space="preserve">matched fit.</w:t>
-      </w:r>
-    </w:p>
-    <w:p>
-      <w:pPr>
-        <w:pStyle w:val="BodyText"/>
-      </w:pPr>
-      <w:r>
-        <w:t xml:space="preserve">Compared to the pooled 2×2 Woolf-Haldane analysis, the matched</w:t>
-      </w:r>
-      <w:r>
-        <w:t xml:space="preserve"> </w:t>
-      </w:r>
-      <w:r>
-        <w:t xml:space="preserve">estimator is roughly 1.6× more conservative on this data: the same</w:t>
-      </w:r>
-      <w:r>
-        <w:t xml:space="preserve"> </w:t>
-      </w:r>
-      <w:r>
-        <w:t xml:space="preserve">top pattern that scores MH-OR 2.72 [2.10, 3.51] under pooling scores</w:t>
-      </w:r>
-      <w:r>
-        <w:t xml:space="preserve"> </w:t>
-      </w:r>
-      <w:r>
-        <w:t xml:space="preserve">HR 1.73 [1.53, 1.96] under proper matched conditional logistic.</w:t>
-      </w:r>
-    </w:p>
-    <w:bookmarkEnd w:id="42"/>
-    <w:bookmarkStart w:id="43" w:name="count-preserving-order-comparator"/>
-    <w:p>
-      <w:pPr>
-        <w:pStyle w:val="Heading3"/>
-      </w:pPr>
-      <w:r>
-        <w:rPr>
-          <w:rStyle w:val="SectionNumber"/>
-        </w:rPr>
-        <w:t xml:space="preserve">1.5.7</w:t>
-      </w:r>
-      <w:r>
-        <w:tab/>
-      </w:r>
-      <w:r>
-        <w:t xml:space="preserve">4.7 Count-preserving order comparator</w:t>
-      </w:r>
-    </w:p>
-    <w:p>
-      <w:pPr>
-        <w:pStyle w:val="FirstParagraph"/>
-      </w:pPr>
-      <w:r>
-        <w:t xml:space="preserve">The naive</w:t>
-      </w:r>
-      <w:r>
-        <w:t xml:space="preserve"> </w:t>
-      </w:r>
-      <w:r>
-        <w:rPr>
-          <w:rStyle w:val="VerbatimChar"/>
-        </w:rPr>
-        <w:t xml:space="preserve">order_gain = sequence_lift − itemset_lift</w:t>
-      </w:r>
-      <w:r>
-        <w:t xml:space="preserve"> </w:t>
-      </w:r>
-      <w:r>
-        <w:t xml:space="preserve">compares a</w:t>
-      </w:r>
-      <w:r>
-        <w:t xml:space="preserve"> </w:t>
-      </w:r>
-      <w:r>
-        <w:t xml:space="preserve">sequence like</w:t>
-      </w:r>
-      <w:r>
-        <w:t xml:space="preserve"> </w:t>
-      </w:r>
-      <w:r>
-        <w:rPr>
-          <w:rStyle w:val="VerbatimChar"/>
-        </w:rPr>
-        <w:t xml:space="preserve">M → M → M</w:t>
-      </w:r>
-      <w:r>
-        <w:t xml:space="preserve"> </w:t>
-      </w:r>
-      <w:r>
-        <w:t xml:space="preserve">against its itemset counterpart</w:t>
-      </w:r>
-      <w:r>
-        <w:t xml:space="preserve"> </w:t>
-      </w:r>
-      <w:r>
-        <w:rPr>
-          <w:rStyle w:val="VerbatimChar"/>
-        </w:rPr>
-        <w:t xml:space="preserve">{M}</w:t>
-      </w:r>
-      <w:r>
-        <w:t xml:space="preserve">,</w:t>
-      </w:r>
-      <w:r>
-        <w:t xml:space="preserve"> </w:t>
-      </w:r>
-      <w:r>
-        <w:t xml:space="preserve">which collapses three occurrences to one presence. That conflates</w:t>
-      </w:r>
-      <w:r>
-        <w:t xml:space="preserve"> </w:t>
-      </w:r>
-      <w:r>
-        <w:t xml:space="preserve">temporal order with event multiplicity. Our count-preserving</w:t>
-      </w:r>
-      <w:r>
-        <w:t xml:space="preserve"> </w:t>
-      </w:r>
-      <w:r>
-        <w:t xml:space="preserve">comparator shuffles the ordering within each window while</w:t>
-      </w:r>
-      <w:r>
-        <w:t xml:space="preserve"> </w:t>
-      </w:r>
-      <w:r>
-        <w:t xml:space="preserve">preserving the exact event multiset per window, then rescores the</w:t>
-      </w:r>
-      <w:r>
-        <w:t xml:space="preserve"> </w:t>
-      </w:r>
-      <w:r>
-        <w:t xml:space="preserve">sequence’s support on the shuffled corpus. The residual</w:t>
-      </w:r>
-      <w:r>
-        <w:t xml:space="preserve"> </w:t>
-      </w:r>
-      <w:r>
-        <w:rPr>
-          <w:rStyle w:val="VerbatimChar"/>
-        </w:rPr>
-        <w:t xml:space="preserve">order_effect = real_lift − mean(count-preserving-shuffle_lift)</w:t>
-      </w:r>
-      <w:r>
-        <w:t xml:space="preserve"> </w:t>
-      </w:r>
-      <w:r>
-        <w:t xml:space="preserve">isolates the pure ordering contribution.</w:t>
-      </w:r>
-    </w:p>
-    <w:bookmarkEnd w:id="43"/>
-    <w:bookmarkStart w:id="44" w:name="statistical-significance-summary"/>
-    <w:p>
-      <w:pPr>
-        <w:pStyle w:val="Heading3"/>
-      </w:pPr>
-      <w:r>
-        <w:rPr>
-          <w:rStyle w:val="SectionNumber"/>
-        </w:rPr>
-        <w:t xml:space="preserve">1.5.8</w:t>
-      </w:r>
-      <w:r>
-        <w:tab/>
-      </w:r>
-      <w:r>
-        <w:t xml:space="preserve">4.8 Statistical significance summary</w:t>
-      </w:r>
-    </w:p>
-    <w:p>
-      <w:pPr>
-        <w:pStyle w:val="FirstParagraph"/>
-      </w:pPr>
-      <w:r>
-        <w:t xml:space="preserve">For each mined pattern we compute an exact one-sided hypergeometric</w:t>
-      </w:r>
-      <w:r>
-        <w:t xml:space="preserve"> </w:t>
-      </w:r>
-      <w:r>
-        <w:t xml:space="preserve">p-value on the observed failure-hit count against the</w:t>
-      </w:r>
-      <w:r>
-        <w:t xml:space="preserve"> </w:t>
-      </w:r>
-      <w:r>
-        <w:t xml:space="preserve">label-permutation null with the pattern hit-set fixed. Under H0 the</w:t>
-      </w:r>
-      <w:r>
-        <w:t xml:space="preserve"> </w:t>
-      </w:r>
-      <w:r>
-        <w:t xml:space="preserve">number of hits landing in the failure class is Hypergeom(N_F+N_C,</w:t>
-      </w:r>
-      <w:r>
-        <w:t xml:space="preserve"> </w:t>
-      </w:r>
-      <w:r>
-        <w:t xml:space="preserve">hit_F+hit_C, N_F); the upper-tail probability of the observed hit</w:t>
-      </w:r>
-      <w:r>
-        <w:t xml:space="preserve"> </w:t>
-      </w:r>
-      <w:r>
-        <w:t xml:space="preserve">count</w:t>
-      </w:r>
-      <w:r>
-        <w:t xml:space="preserve"> </w:t>
-      </w:r>
-      <w:r>
-        <w:rPr>
-          <w:i/>
-          <w:iCs/>
-        </w:rPr>
-        <w:t xml:space="preserve">is</w:t>
-      </w:r>
-      <w:r>
-        <w:t xml:space="preserve"> </w:t>
-      </w:r>
-      <w:r>
-        <w:t xml:space="preserve">the label-permutation p-value, so we compute it in closed</w:t>
-      </w:r>
-      <w:r>
-        <w:t xml:space="preserve"> </w:t>
-      </w:r>
-      <w:r>
-        <w:t xml:space="preserve">form. Benjamini-Hochberg FDR correction</w:t>
-      </w:r>
-      <w:r>
-        <w:t xml:space="preserve"> </w:t>
-      </w:r>
-      <w:r>
-        <w:t xml:space="preserve">(Benjamini and Hochberg 1995)</w:t>
-      </w:r>
-      <w:r>
-        <w:t xml:space="preserve"> </w:t>
-      </w:r>
-      <w:r>
-        <w:t xml:space="preserve">is applied per (horizon × pattern class)</w:t>
-      </w:r>
-      <w:r>
-        <w:t xml:space="preserve"> </w:t>
-      </w:r>
-      <w:r>
-        <w:t xml:space="preserve">to give q-values.</w:t>
-      </w:r>
-    </w:p>
-    <w:bookmarkEnd w:id="44"/>
-    <w:bookmarkEnd w:id="45"/>
-    <w:bookmarkStart w:id="48" w:name="experiments"/>
-    <w:p>
-      <w:pPr>
-        <w:pStyle w:val="Heading2"/>
-      </w:pPr>
-      <w:r>
-        <w:rPr>
-          <w:rStyle w:val="SectionNumber"/>
-        </w:rPr>
-        <w:t xml:space="preserve">1.6</w:t>
-      </w:r>
-      <w:r>
-        <w:tab/>
-      </w:r>
-      <w:r>
-        <w:t xml:space="preserve">5 Experiments</w:t>
-      </w:r>
-    </w:p>
-    <w:p>
-      <w:pPr>
-        <w:pStyle w:val="FirstParagraph"/>
-      </w:pPr>
-      <w:r>
-        <w:t xml:space="preserve">Windows are split temporally by anchor timestamp. Cutoffs:</w:t>
-      </w:r>
-      <w:r>
-        <w:t xml:space="preserve"> </w:t>
-      </w:r>
-      <w:r>
-        <w:t xml:space="preserve">Azure 2015-09-01, Alibaba 2018-01-07, BGL 2005-11-01, SCANIA</w:t>
-      </w:r>
-      <w:r>
-        <w:t xml:space="preserve"> </w:t>
-      </w:r>
-      <w:r>
-        <w:t xml:space="preserve">2020-01-01. Mining runs on training windows only; surviving patterns</w:t>
-      </w:r>
-      <w:r>
-        <w:t xml:space="preserve"> </w:t>
-      </w:r>
-      <w:r>
-        <w:t xml:space="preserve">become binary presence features on both train and test. A logistic</w:t>
-      </w:r>
-      <w:r>
-        <w:t xml:space="preserve"> </w:t>
-      </w:r>
-      <w:r>
-        <w:t xml:space="preserve">regression fit on train is evaluated on test for four feature sets:</w:t>
-      </w:r>
-    </w:p>
-    <w:p>
-      <w:pPr>
-        <w:pStyle w:val="Compact"/>
-        <w:numPr>
-          <w:ilvl w:val="0"/>
-          <w:numId w:val="1003"/>
-        </w:numPr>
-      </w:pPr>
-      <w:r>
-        <w:rPr>
-          <w:b/>
-          <w:bCs/>
-        </w:rPr>
-        <w:t xml:space="preserve">event_count</w:t>
-      </w:r>
-      <w:r>
-        <w:t xml:space="preserve">: single feature, n_events in the window</w:t>
-      </w:r>
-    </w:p>
-    <w:p>
-      <w:pPr>
-        <w:pStyle w:val="Compact"/>
-        <w:numPr>
-          <w:ilvl w:val="0"/>
-          <w:numId w:val="1003"/>
-        </w:numPr>
-      </w:pPr>
-      <w:r>
-        <w:rPr>
-          <w:b/>
-          <w:bCs/>
-        </w:rPr>
-        <w:t xml:space="preserve">itemsets_only</w:t>
-      </w:r>
-      <w:r>
-        <w:t xml:space="preserve">: binary presence of each train-mined itemset</w:t>
-      </w:r>
-      <w:r>
-        <w:t xml:space="preserve"> </w:t>
-      </w:r>
-      <w:r>
-        <w:t xml:space="preserve">surviving its permutation null</w:t>
-      </w:r>
-    </w:p>
-    <w:p>
-      <w:pPr>
-        <w:pStyle w:val="Compact"/>
-        <w:numPr>
-          <w:ilvl w:val="0"/>
-          <w:numId w:val="1003"/>
-        </w:numPr>
-      </w:pPr>
-      <w:r>
-        <w:rPr>
-          <w:b/>
-          <w:bCs/>
-        </w:rPr>
-        <w:t xml:space="preserve">sequences_only</w:t>
-      </w:r>
-      <w:r>
-        <w:t xml:space="preserve">: binary presence of each train-mined sequence</w:t>
-      </w:r>
-      <w:r>
-        <w:t xml:space="preserve"> </w:t>
-      </w:r>
-      <w:r>
-        <w:t xml:space="preserve">surviving its shuffle null</w:t>
-      </w:r>
-    </w:p>
-    <w:p>
-      <w:pPr>
-        <w:pStyle w:val="Compact"/>
-        <w:numPr>
-          <w:ilvl w:val="0"/>
-          <w:numId w:val="1003"/>
-        </w:numPr>
-      </w:pPr>
-      <w:r>
-        <w:rPr>
-          <w:b/>
-          <w:bCs/>
-        </w:rPr>
-        <w:t xml:space="preserve">combined</w:t>
-      </w:r>
-      <w:r>
-        <w:t xml:space="preserve">: union of the event-count, itemset, and sequence</w:t>
-      </w:r>
-      <w:r>
-        <w:t xml:space="preserve"> </w:t>
-      </w:r>
-      <w:r>
-        <w:t xml:space="preserve">feature sets above</w:t>
-      </w:r>
-    </w:p>
-    <w:p>
-      <w:pPr>
-        <w:pStyle w:val="FirstParagraph"/>
-      </w:pPr>
-      <w:r>
-        <w:t xml:space="preserve">For each configuration we report AUROC, AUPRC, F1 / precision /</w:t>
-      </w:r>
-      <w:r>
-        <w:t xml:space="preserve"> </w:t>
-      </w:r>
-      <w:r>
-        <w:t xml:space="preserve">recall at threshold 0.5, and lead time (anchor − last_event_ts) on</w:t>
-      </w:r>
-      <w:r>
-        <w:t xml:space="preserve"> </w:t>
-      </w:r>
-      <w:r>
-        <w:t xml:space="preserve">true-positive failure windows. Numbers are computed in a single pass</w:t>
-      </w:r>
-      <w:r>
-        <w:t xml:space="preserve"> </w:t>
-      </w:r>
-      <w:r>
-        <w:t xml:space="preserve">per configuration and stored as one artefact, so a comparison across</w:t>
-      </w:r>
-      <w:r>
-        <w:t xml:space="preserve"> </w:t>
-      </w:r>
-      <w:r>
-        <w:t xml:space="preserve">feature sets on the same trace cannot drift.</w:t>
-      </w:r>
-    </w:p>
-    <w:bookmarkStart w:id="46" w:name="coverage-per-horizon-azure"/>
-    <w:p>
-      <w:pPr>
-        <w:pStyle w:val="Heading3"/>
-      </w:pPr>
-      <w:r>
-        <w:rPr>
-          <w:rStyle w:val="SectionNumber"/>
-        </w:rPr>
-        <w:t xml:space="preserve">1.6.1</w:t>
-      </w:r>
-      <w:r>
-        <w:tab/>
-      </w:r>
-      <w:r>
-        <w:t xml:space="preserve">5.1 Coverage per horizon (Azure)</w:t>
-      </w:r>
-    </w:p>
-    <w:p>
-      <w:pPr>
-        <w:pStyle w:val="FirstParagraph"/>
-      </w:pPr>
-      <w:r>
-        <w:t xml:space="preserve">Time horizons of 1h and 6h leave 99.6% and 98% of failure windows</w:t>
-      </w:r>
-      <w:r>
-        <w:t xml:space="preserve"> </w:t>
-      </w:r>
-      <w:r>
-        <w:t xml:space="preserve">empty. Effectively no Azure PdM failure is preceded by an event in</w:t>
-      </w:r>
-      <w:r>
-        <w:t xml:space="preserve"> </w:t>
-      </w:r>
-      <w:r>
-        <w:t xml:space="preserve">the same hour. Useful horizons are 24h and the count-based</w:t>
-      </w:r>
-      <w:r>
-        <w:t xml:space="preserve"> </w:t>
-      </w:r>
-      <w:r>
-        <w:t xml:space="preserve">(</w:t>
-      </w:r>
-      <w:r>
-        <w:rPr>
-          <w:rStyle w:val="VerbatimChar"/>
-        </w:rPr>
-        <w:t xml:space="preserve">last5</w:t>
-      </w:r>
-      <w:r>
-        <w:t xml:space="preserve">,</w:t>
-      </w:r>
-      <w:r>
-        <w:t xml:space="preserve"> </w:t>
-      </w:r>
-      <w:r>
-        <w:rPr>
-          <w:rStyle w:val="VerbatimChar"/>
-        </w:rPr>
-        <w:t xml:space="preserve">last10</w:t>
-      </w:r>
-      <w:r>
-        <w:t xml:space="preserve">). Even at 24h, failure and control windows</w:t>
-      </w:r>
-      <w:r>
-        <w:t xml:space="preserve"> </w:t>
-      </w:r>
-      <w:r>
-        <w:t xml:space="preserve">separate cleanly by raw event count (failure mean 1.58 events,</w:t>
-      </w:r>
-      <w:r>
-        <w:t xml:space="preserve"> </w:t>
-      </w:r>
-      <w:r>
-        <w:t xml:space="preserve">control mean 0.077; Figure 1).</w:t>
+        <w:t xml:space="preserve">The same pipeline is applied to every trace (Figure 1): pre-failure</w:t>
+      </w:r>
+      <w:r>
+        <w:t xml:space="preserve"> </w:t>
+      </w:r>
+      <w:r>
+        <w:t xml:space="preserve">windows with matched controls, an entity-disjoint discovery/inference</w:t>
+      </w:r>
+      <w:r>
+        <w:t xml:space="preserve"> </w:t>
+      </w:r>
+      <w:r>
+        <w:t xml:space="preserve">split, mining on the discovery half, and post-selection-valid scoring</w:t>
+      </w:r>
+      <w:r>
+        <w:t xml:space="preserve"> </w:t>
+      </w:r>
+      <w:r>
+        <w:t xml:space="preserve">with FDR control on the inference half. The right-censored SCANIA</w:t>
+      </w:r>
+      <w:r>
+        <w:t xml:space="preserve"> </w:t>
+      </w:r>
+      <w:r>
+        <w:t xml:space="preserve">trace additionally uses risk-set matched sampling and matched</w:t>
+      </w:r>
+      <w:r>
+        <w:t xml:space="preserve"> </w:t>
+      </w:r>
+      <w:r>
+        <w:t xml:space="preserve">conditional logistic regression.</w:t>
       </w:r>
     </w:p>
     <w:tbl>
@@ -5447,7 +3671,7 @@
               <w:t xml:space="preserve"> </w:t>
             </w:r>
             <w:r>
-              <w:t xml:space="preserve">Event coverage of Azure pre-failure windows by horizon: the mean number of events per window grows with horizon length, which sets how much order information each horizon can carry.</w:t>
+              <w:t xml:space="preserve">The mining and validation pipeline applied uniformly to every trace. Pattern discovery runs on the discovery half; every mined pattern is then scored on the disjoint inference half with an exact hypergeometric test and BH / BY false-discovery control. The count-preserving order null separates ordering from event multiplicity, and the right-censored SCANIA trace branches to risk-set matched sampling with a matched conditional logistic estimator.</w:t>
             </w:r>
           </w:p>
         </w:tc>
@@ -5468,6 +3692,1695 @@
         <w:t xml:space="preserve"> </w:t>
       </w:r>
       <w:r>
+        <w:t xml:space="preserve">The mining and validation pipeline applied uniformly to every trace. Pattern discovery runs on the discovery half; every mined pattern is then scored on the disjoint inference half with an exact hypergeometric test and BH / BY false-discovery control. The count-preserving order null separates ordering from event multiplicity, and the right-censored SCANIA trace branches to risk-set matched sampling with a matched conditional logistic estimator.</w:t>
+      </w:r>
+    </w:p>
+    <w:bookmarkStart w:id="37" w:name="pre-failure-windows-and-matched-controls"/>
+    <w:p>
+      <w:pPr>
+        <w:pStyle w:val="Heading3"/>
+      </w:pPr>
+      <w:r>
+        <w:t xml:space="preserve">4.1 Pre-failure windows and matched controls</w:t>
+      </w:r>
+    </w:p>
+    <w:p>
+      <w:pPr>
+        <w:pStyle w:val="FirstParagraph"/>
+      </w:pPr>
+      <w:r>
+        <w:t xml:space="preserve">For every terminal failure event on an entity (machine on Azure, job</w:t>
+      </w:r>
+      <w:r>
+        <w:t xml:space="preserve"> </w:t>
+      </w:r>
+      <w:r>
+        <w:t xml:space="preserve">on Alibaba, rack on BGL, vehicle on SCANIA, turbine on Kelmarsh and</w:t>
+      </w:r>
+      <w:r>
+        <w:t xml:space="preserve"> </w:t>
+      </w:r>
+      <w:r>
+        <w:t xml:space="preserve">Penmanshiel), we build a failure window covering the K events (or the</w:t>
+      </w:r>
+      <w:r>
+        <w:t xml:space="preserve"> </w:t>
+      </w:r>
+      <w:r>
+        <w:t xml:space="preserve">time horizon T) strictly before the failure timestamp. Matched</w:t>
+      </w:r>
+      <w:r>
+        <w:t xml:space="preserve"> </w:t>
+      </w:r>
+      <w:r>
+        <w:t xml:space="preserve">controls come from two designs depending on the trace:</w:t>
+      </w:r>
+    </w:p>
+    <w:p>
+      <w:pPr>
+        <w:pStyle w:val="Compact"/>
+        <w:numPr>
+          <w:ilvl w:val="0"/>
+          <w:numId w:val="1002"/>
+        </w:numPr>
+      </w:pPr>
+      <w:r>
+        <w:rPr>
+          <w:b/>
+          <w:bCs/>
+        </w:rPr>
+        <w:t xml:space="preserve">Same-entity clean regions</w:t>
+      </w:r>
+      <w:r>
+        <w:t xml:space="preserve"> </w:t>
+      </w:r>
+      <w:r>
+        <w:t xml:space="preserve">(Azure, BGL, Kelmarsh, Penmanshiel)</w:t>
+      </w:r>
+      <w:r>
+        <w:t xml:space="preserve"> </w:t>
+      </w:r>
+      <w:r>
+        <w:t xml:space="preserve">when the entity carries long timelines with sparse failures;</w:t>
+      </w:r>
+      <w:r>
+        <w:t xml:space="preserve"> </w:t>
+      </w:r>
+      <w:r>
+        <w:t xml:space="preserve">controls are anchored at times on the same entity with no failure</w:t>
+      </w:r>
+      <w:r>
+        <w:t xml:space="preserve"> </w:t>
+      </w:r>
+      <w:r>
+        <w:t xml:space="preserve">within horizon T in either direction, sampled at a 1:3</w:t>
+      </w:r>
+      <w:r>
+        <w:t xml:space="preserve"> </w:t>
+      </w:r>
+      <w:r>
+        <w:t xml:space="preserve">case-to-control ratio.</w:t>
+      </w:r>
+    </w:p>
+    <w:p>
+      <w:pPr>
+        <w:pStyle w:val="Compact"/>
+        <w:numPr>
+          <w:ilvl w:val="0"/>
+          <w:numId w:val="1002"/>
+        </w:numPr>
+      </w:pPr>
+      <w:r>
+        <w:rPr>
+          <w:b/>
+          <w:bCs/>
+        </w:rPr>
+        <w:t xml:space="preserve">Cross-entity non-failure sample</w:t>
+      </w:r>
+      <w:r>
+        <w:t xml:space="preserve"> </w:t>
+      </w:r>
+      <w:r>
+        <w:t xml:space="preserve">(Alibaba, SCANIA) when entities</w:t>
+      </w:r>
+      <w:r>
+        <w:t xml:space="preserve"> </w:t>
+      </w:r>
+      <w:r>
+        <w:t xml:space="preserve">are short-lived; controls come from the last K events of a</w:t>
+      </w:r>
+      <w:r>
+        <w:t xml:space="preserve"> </w:t>
+      </w:r>
+      <w:r>
+        <w:t xml:space="preserve">non-failure entity, sampled at a 1:3 case-to-control ratio from a</w:t>
+      </w:r>
+      <w:r>
+        <w:t xml:space="preserve"> </w:t>
+      </w:r>
+      <w:r>
+        <w:t xml:space="preserve">large candidate pool.</w:t>
+      </w:r>
+    </w:p>
+    <w:p>
+      <w:pPr>
+        <w:pStyle w:val="FirstParagraph"/>
+      </w:pPr>
+      <w:r>
+        <w:t xml:space="preserve">The two wind farms use the same-entity design over each turbine’s</w:t>
+      </w:r>
+      <w:r>
+        <w:t xml:space="preserve"> </w:t>
+      </w:r>
+      <w:r>
+        <w:t xml:space="preserve">multi-year alarm timeline: failure windows are anchored on each</w:t>
+      </w:r>
+      <w:r>
+        <w:t xml:space="preserve"> </w:t>
+      </w:r>
+      <w:r>
+        <w:t xml:space="preserve">Forced-outage event and controls on same-turbine clean regions,</w:t>
+      </w:r>
+      <w:r>
+        <w:t xml:space="preserve"> </w:t>
+      </w:r>
+      <w:r>
+        <w:t xml:space="preserve">giving 233 failure and 699 control windows at</w:t>
+      </w:r>
+      <w:r>
+        <w:t xml:space="preserve"> </w:t>
+      </w:r>
+      <w:r>
+        <w:rPr>
+          <w:rStyle w:val="VerbatimChar"/>
+        </w:rPr>
+        <w:t xml:space="preserve">last5</w:t>
+      </w:r>
+      <w:r>
+        <w:t xml:space="preserve">/</w:t>
+      </w:r>
+      <w:r>
+        <w:rPr>
+          <w:rStyle w:val="VerbatimChar"/>
+        </w:rPr>
+        <w:t xml:space="preserve">last10</w:t>
+      </w:r>
+      <w:r>
+        <w:t xml:space="preserve"> </w:t>
+      </w:r>
+      <w:r>
+        <w:t xml:space="preserve">on</w:t>
+      </w:r>
+      <w:r>
+        <w:t xml:space="preserve"> </w:t>
+      </w:r>
+      <w:r>
+        <w:t xml:space="preserve">Kelmarsh (6 turbines) and 448 failure and 1,344 control windows on</w:t>
+      </w:r>
+      <w:r>
+        <w:t xml:space="preserve"> </w:t>
+      </w:r>
+      <w:r>
+        <w:t xml:space="preserve">Penmanshiel (9 turbines). The entity-disjoint discovery/inference</w:t>
+      </w:r>
+      <w:r>
+        <w:t xml:space="preserve"> </w:t>
+      </w:r>
+      <w:r>
+        <w:t xml:space="preserve">split (§4.5) partitions turbines 3-and-3 on Kelmarsh and 4-and-5 on</w:t>
+      </w:r>
+      <w:r>
+        <w:t xml:space="preserve"> </w:t>
+      </w:r>
+      <w:r>
+        <w:t xml:space="preserve">Penmanshiel, so no turbine contributes to both mining and inference.</w:t>
+      </w:r>
+    </w:p>
+    <w:p>
+      <w:pPr>
+        <w:pStyle w:val="BodyText"/>
+      </w:pPr>
+      <w:r>
+        <w:t xml:space="preserve">BGL alerts are additionally grouped into episodes (&gt;= 1h inter-arrival</w:t>
+      </w:r>
+      <w:r>
+        <w:t xml:space="preserve"> </w:t>
+      </w:r>
+      <w:r>
+        <w:t xml:space="preserve">gap) and windows are anchored on the first alert of each episode, so</w:t>
+      </w:r>
+      <w:r>
+        <w:t xml:space="preserve"> </w:t>
+      </w:r>
+      <w:r>
+        <w:t xml:space="preserve">anchor-per-alert double-counting inside a cascade is avoided.</w:t>
+      </w:r>
+    </w:p>
+    <w:p>
+      <w:pPr>
+        <w:pStyle w:val="BodyText"/>
+      </w:pPr>
+      <w:r>
+        <w:t xml:space="preserve">Horizons studied:</w:t>
+      </w:r>
+      <w:r>
+        <w:t xml:space="preserve"> </w:t>
+      </w:r>
+      <w:r>
+        <w:rPr>
+          <w:rStyle w:val="VerbatimChar"/>
+        </w:rPr>
+        <w:t xml:space="preserve">1h</w:t>
+      </w:r>
+      <w:r>
+        <w:t xml:space="preserve">,</w:t>
+      </w:r>
+      <w:r>
+        <w:t xml:space="preserve"> </w:t>
+      </w:r>
+      <w:r>
+        <w:rPr>
+          <w:rStyle w:val="VerbatimChar"/>
+        </w:rPr>
+        <w:t xml:space="preserve">6h</w:t>
+      </w:r>
+      <w:r>
+        <w:t xml:space="preserve">,</w:t>
+      </w:r>
+      <w:r>
+        <w:t xml:space="preserve"> </w:t>
+      </w:r>
+      <w:r>
+        <w:rPr>
+          <w:rStyle w:val="VerbatimChar"/>
+        </w:rPr>
+        <w:t xml:space="preserve">24h</w:t>
+      </w:r>
+      <w:r>
+        <w:t xml:space="preserve">,</w:t>
+      </w:r>
+      <w:r>
+        <w:t xml:space="preserve"> </w:t>
+      </w:r>
+      <w:r>
+        <w:rPr>
+          <w:rStyle w:val="VerbatimChar"/>
+        </w:rPr>
+        <w:t xml:space="preserve">last5</w:t>
+      </w:r>
+      <w:r>
+        <w:t xml:space="preserve">,</w:t>
+      </w:r>
+      <w:r>
+        <w:t xml:space="preserve"> </w:t>
+      </w:r>
+      <w:r>
+        <w:rPr>
+          <w:rStyle w:val="VerbatimChar"/>
+        </w:rPr>
+        <w:t xml:space="preserve">last10</w:t>
+      </w:r>
+      <w:r>
+        <w:t xml:space="preserve"> </w:t>
+      </w:r>
+      <w:r>
+        <w:t xml:space="preserve">on Azure and</w:t>
+      </w:r>
+      <w:r>
+        <w:t xml:space="preserve"> </w:t>
+      </w:r>
+      <w:r>
+        <w:t xml:space="preserve">on the two wind farms;</w:t>
+      </w:r>
+      <w:r>
+        <w:t xml:space="preserve"> </w:t>
+      </w:r>
+      <w:r>
+        <w:rPr>
+          <w:rStyle w:val="VerbatimChar"/>
+        </w:rPr>
+        <w:t xml:space="preserve">last3</w:t>
+      </w:r>
+      <w:r>
+        <w:t xml:space="preserve">,</w:t>
+      </w:r>
+      <w:r>
+        <w:t xml:space="preserve"> </w:t>
+      </w:r>
+      <w:r>
+        <w:rPr>
+          <w:rStyle w:val="VerbatimChar"/>
+        </w:rPr>
+        <w:t xml:space="preserve">last5</w:t>
+      </w:r>
+      <w:r>
+        <w:t xml:space="preserve">,</w:t>
+      </w:r>
+      <w:r>
+        <w:t xml:space="preserve"> </w:t>
+      </w:r>
+      <w:r>
+        <w:rPr>
+          <w:rStyle w:val="VerbatimChar"/>
+        </w:rPr>
+        <w:t xml:space="preserve">last10</w:t>
+      </w:r>
+      <w:r>
+        <w:t xml:space="preserve"> </w:t>
+      </w:r>
+      <w:r>
+        <w:t xml:space="preserve">on Alibaba;</w:t>
+      </w:r>
+      <w:r>
+        <w:t xml:space="preserve"> </w:t>
+      </w:r>
+      <w:r>
+        <w:rPr>
+          <w:rStyle w:val="VerbatimChar"/>
+        </w:rPr>
+        <w:t xml:space="preserve">last5</w:t>
+      </w:r>
+      <w:r>
+        <w:t xml:space="preserve">,</w:t>
+      </w:r>
+      <w:r>
+        <w:t xml:space="preserve"> </w:t>
+      </w:r>
+      <w:r>
+        <w:rPr>
+          <w:rStyle w:val="VerbatimChar"/>
+        </w:rPr>
+        <w:t xml:space="preserve">last10</w:t>
+      </w:r>
+      <w:r>
+        <w:t xml:space="preserve">,</w:t>
+      </w:r>
+      <w:r>
+        <w:t xml:space="preserve"> </w:t>
+      </w:r>
+      <w:r>
+        <w:rPr>
+          <w:rStyle w:val="VerbatimChar"/>
+        </w:rPr>
+        <w:t xml:space="preserve">last20</w:t>
+      </w:r>
+      <w:r>
+        <w:t xml:space="preserve"> </w:t>
+      </w:r>
+      <w:r>
+        <w:t xml:space="preserve">on BGL and SCANIA (time-based horizons</w:t>
+      </w:r>
+      <w:r>
+        <w:t xml:space="preserve"> </w:t>
+      </w:r>
+      <w:r>
+        <w:t xml:space="preserve">are not meaningful for short per-job or per-episode observations).</w:t>
+      </w:r>
+    </w:p>
+    <w:bookmarkEnd w:id="37"/>
+    <w:bookmarkStart w:id="38" w:name="mining"/>
+    <w:p>
+      <w:pPr>
+        <w:pStyle w:val="Heading3"/>
+      </w:pPr>
+      <w:r>
+        <w:t xml:space="preserve">4.2 Mining</w:t>
+      </w:r>
+    </w:p>
+    <w:p>
+      <w:pPr>
+        <w:pStyle w:val="FirstParagraph"/>
+      </w:pPr>
+      <w:r>
+        <w:t xml:space="preserve">Items are</w:t>
+      </w:r>
+      <w:r>
+        <w:t xml:space="preserve"> </w:t>
+      </w:r>
+      <w:r>
+        <w:rPr>
+          <w:rStyle w:val="VerbatimChar"/>
+        </w:rPr>
+        <w:t xml:space="preserve">event_type:event_subtype</w:t>
+      </w:r>
+      <w:r>
+        <w:t xml:space="preserve"> </w:t>
+      </w:r>
+      <w:r>
+        <w:t xml:space="preserve">strings. FP-Growth</w:t>
+      </w:r>
+      <w:r>
+        <w:t xml:space="preserve"> </w:t>
+      </w:r>
+      <w:r>
+        <w:t xml:space="preserve">(</w:t>
+      </w:r>
+      <w:r>
+        <w:rPr>
+          <w:rStyle w:val="VerbatimChar"/>
+        </w:rPr>
+        <w:t xml:space="preserve">mlxtend.frequent_patterns.fpgrowth</w:t>
+      </w:r>
+      <w:r>
+        <w:t xml:space="preserve">) mines frequent itemsets on</w:t>
+      </w:r>
+      <w:r>
+        <w:t xml:space="preserve"> </w:t>
+      </w:r>
+      <w:r>
+        <w:t xml:space="preserve">failure windows at minimum support 0.05. PrefixSpan (SPMF v2.64</w:t>
+      </w:r>
+      <w:r>
+        <w:t xml:space="preserve"> </w:t>
+      </w:r>
+      <w:r>
+        <w:t xml:space="preserve">(Fournier-Viger et al. 2016)</w:t>
+      </w:r>
+      <w:r>
+        <w:t xml:space="preserve"> </w:t>
+      </w:r>
+      <w:r>
+        <w:t xml:space="preserve">via subprocess) mines frequent ordered sequences</w:t>
+      </w:r>
+      <w:r>
+        <w:t xml:space="preserve"> </w:t>
+      </w:r>
+      <w:r>
+        <w:t xml:space="preserve">at the same support.</w:t>
+      </w:r>
+    </w:p>
+    <w:p>
+      <w:pPr>
+        <w:pStyle w:val="BodyText"/>
+      </w:pPr>
+      <w:r>
+        <w:t xml:space="preserve">For each mined pattern P we compute support in failure windows</w:t>
+      </w:r>
+      <w:r>
+        <w:t xml:space="preserve"> </w:t>
+      </w:r>
+      <w:r>
+        <w:t xml:space="preserve">(support_failure), support in control windows (support_control),</w:t>
+      </w:r>
+      <w:r>
+        <w:t xml:space="preserve"> </w:t>
+      </w:r>
+      <w:r>
+        <w:t xml:space="preserve">lift = support_failure / pooled_support(P), and relative risk</w:t>
+      </w:r>
+      <w:r>
+        <w:t xml:space="preserve"> </w:t>
+      </w:r>
+      <w:r>
+        <w:t xml:space="preserve">= P(failure | P) / P(failure | ¬P). Every mined sequence is also</w:t>
+      </w:r>
+      <w:r>
+        <w:t xml:space="preserve"> </w:t>
+      </w:r>
+      <w:r>
+        <w:t xml:space="preserve">scored against the itemset counterpart of the same event set; the</w:t>
+      </w:r>
+      <w:r>
+        <w:t xml:space="preserve"> </w:t>
+      </w:r>
+      <w:r>
+        <w:t xml:space="preserve">difference</w:t>
+      </w:r>
+      <w:r>
+        <w:t xml:space="preserve"> </w:t>
+      </w:r>
+      <w:r>
+        <w:rPr>
+          <w:rStyle w:val="VerbatimChar"/>
+        </w:rPr>
+        <w:t xml:space="preserve">order_gain = sequence_lift - itemset_lift</w:t>
+      </w:r>
+      <w:r>
+        <w:t xml:space="preserve"> </w:t>
+      </w:r>
+      <w:r>
+        <w:t xml:space="preserve">quantifies</w:t>
+      </w:r>
+      <w:r>
+        <w:t xml:space="preserve"> </w:t>
+      </w:r>
+      <w:r>
+        <w:t xml:space="preserve">how much preserving order contributes above co-occurrence.</w:t>
+      </w:r>
+    </w:p>
+    <w:bookmarkEnd w:id="38"/>
+    <w:bookmarkStart w:id="39" w:name="sanity-invariants"/>
+    <w:p>
+      <w:pPr>
+        <w:pStyle w:val="Heading3"/>
+      </w:pPr>
+      <w:r>
+        <w:t xml:space="preserve">4.3 Sanity invariants</w:t>
+      </w:r>
+    </w:p>
+    <w:p>
+      <w:pPr>
+        <w:pStyle w:val="FirstParagraph"/>
+      </w:pPr>
+      <w:r>
+        <w:t xml:space="preserve">Every phase carries pre-declared invariants whose expected outcome is</w:t>
+      </w:r>
+      <w:r>
+        <w:t xml:space="preserve"> </w:t>
+      </w:r>
+      <w:r>
+        <w:t xml:space="preserve">stated up front. Itemset mining checks that a random-label</w:t>
+      </w:r>
+      <w:r>
+        <w:t xml:space="preserve"> </w:t>
+      </w:r>
+      <w:r>
+        <w:t xml:space="preserve">permutation at the same minimum support does not yield a top lift within</w:t>
+      </w:r>
+      <w:r>
+        <w:t xml:space="preserve"> </w:t>
+      </w:r>
+      <w:r>
+        <w:t xml:space="preserve">a factor of 1.5× of the real top lift; a violation would indicate</w:t>
+      </w:r>
+      <w:r>
+        <w:t xml:space="preserve"> </w:t>
+      </w:r>
+      <w:r>
+        <w:t xml:space="preserve">either data leakage or an over-sensitive support threshold. Sequence</w:t>
+      </w:r>
+      <w:r>
+        <w:t xml:space="preserve"> </w:t>
+      </w:r>
+      <w:r>
+        <w:t xml:space="preserve">mining checks that a within-window random order permutation</w:t>
+      </w:r>
+      <w:r>
+        <w:t xml:space="preserve"> </w:t>
+      </w:r>
+      <w:r>
+        <w:t xml:space="preserve">preserves top itemset lift (unchanged, by construction) but strictly</w:t>
+      </w:r>
+      <w:r>
+        <w:t xml:space="preserve"> </w:t>
+      </w:r>
+      <w:r>
+        <w:t xml:space="preserve">reduces top sequence lift on rich horizons (windows with &gt;= 3 events</w:t>
+      </w:r>
+      <w:r>
+        <w:t xml:space="preserve"> </w:t>
+      </w:r>
+      <w:r>
+        <w:t xml:space="preserve">on average). Both invariants pass on the two cloud and maintenance</w:t>
+      </w:r>
+      <w:r>
+        <w:t xml:space="preserve"> </w:t>
+      </w:r>
+      <w:r>
+        <w:t xml:space="preserve">traces (Azure, Alibaba); on the boundary</w:t>
+      </w:r>
+      <w:r>
+        <w:t xml:space="preserve"> </w:t>
+      </w:r>
+      <w:r>
+        <w:t xml:space="preserve">traces the same invariants localise where the signal fails, rather</w:t>
+      </w:r>
+      <w:r>
+        <w:t xml:space="preserve"> </w:t>
+      </w:r>
+      <w:r>
+        <w:t xml:space="preserve">than requiring post-hoc justification.</w:t>
+      </w:r>
+    </w:p>
+    <w:bookmarkEnd w:id="39"/>
+    <w:bookmarkStart w:id="40" w:name="Xff462f684860b99f87ffb52704ce6033ecb21e1"/>
+    <w:p>
+      <w:pPr>
+        <w:pStyle w:val="Heading3"/>
+      </w:pPr>
+      <w:r>
+        <w:t xml:space="preserve">4.4 Risk-set matched sampling for right-censored data</w:t>
+      </w:r>
+    </w:p>
+    <w:p>
+      <w:pPr>
+        <w:pStyle w:val="FirstParagraph"/>
+      </w:pPr>
+      <w:r>
+        <w:t xml:space="preserve">The matched-control design in §4.1 assumes we can define a</w:t>
+      </w:r>
+      <w:r>
+        <w:t xml:space="preserve"> </w:t>
+      </w:r>
+      <w:r>
+        <w:t xml:space="preserve">“</w:t>
+      </w:r>
+      <w:r>
+        <w:t xml:space="preserve">no-failure</w:t>
+      </w:r>
+      <w:r>
+        <w:t xml:space="preserve">”</w:t>
+      </w:r>
+      <w:r>
+        <w:t xml:space="preserve"> </w:t>
+      </w:r>
+      <w:r>
+        <w:t xml:space="preserve">control window on the same or another entity at the anchor time. For</w:t>
+      </w:r>
+      <w:r>
+        <w:t xml:space="preserve"> </w:t>
+      </w:r>
+      <w:r>
+        <w:t xml:space="preserve">right-censored survival-style data (traces where entities exit</w:t>
+      </w:r>
+      <w:r>
+        <w:t xml:space="preserve"> </w:t>
+      </w:r>
+      <w:r>
+        <w:t xml:space="preserve">observation upon repair or dropout), naive matching biases scoring</w:t>
+      </w:r>
+      <w:r>
+        <w:t xml:space="preserve"> </w:t>
+      </w:r>
+      <w:r>
+        <w:t xml:space="preserve">because</w:t>
+      </w:r>
+      <w:r>
+        <w:t xml:space="preserve"> </w:t>
+      </w:r>
+      <w:r>
+        <w:t xml:space="preserve">“</w:t>
+      </w:r>
+      <w:r>
+        <w:t xml:space="preserve">did we observe a failure</w:t>
+      </w:r>
+      <w:r>
+        <w:t xml:space="preserve">”</w:t>
+      </w:r>
+      <w:r>
+        <w:t xml:space="preserve"> </w:t>
+      </w:r>
+      <w:r>
+        <w:t xml:space="preserve">becomes entangled with</w:t>
+      </w:r>
+      <w:r>
+        <w:t xml:space="preserve"> </w:t>
+      </w:r>
+      <w:r>
+        <w:t xml:space="preserve">“</w:t>
+      </w:r>
+      <w:r>
+        <w:t xml:space="preserve">how long did</w:t>
+      </w:r>
+      <w:r>
+        <w:t xml:space="preserve"> </w:t>
+      </w:r>
+      <w:r>
+        <w:t xml:space="preserve">we observe the truck</w:t>
+      </w:r>
+      <w:r>
+        <w:t xml:space="preserve">”</w:t>
+      </w:r>
+      <w:r>
+        <w:t xml:space="preserve">. Component X in §3.6 has exactly this problem:</w:t>
+      </w:r>
+      <w:r>
+        <w:t xml:space="preserve"> </w:t>
+      </w:r>
+      <w:r>
+        <w:t xml:space="preserve">short-observation trucks have 12% failure rate; long-observation trucks</w:t>
+      </w:r>
+      <w:r>
+        <w:t xml:space="preserve"> </w:t>
+      </w:r>
+      <w:r>
+        <w:t xml:space="preserve">have 5%.</w:t>
+      </w:r>
+    </w:p>
+    <w:p>
+      <w:pPr>
+        <w:pStyle w:val="BodyText"/>
+      </w:pPr>
+      <w:r>
+        <w:t xml:space="preserve">Following the epidemiological literature on incidence-density sampling</w:t>
+      </w:r>
+      <w:r>
+        <w:t xml:space="preserve"> </w:t>
+      </w:r>
+      <w:r>
+        <w:t xml:space="preserve">(Prentice and Breslow 1978; Rothman, Greenland, and Lash 2008)</w:t>
+      </w:r>
+      <w:r>
+        <w:t xml:space="preserve">, we replace §4.1’s</w:t>
+      </w:r>
+      <w:r>
+        <w:t xml:space="preserve"> </w:t>
+      </w:r>
+      <w:r>
+        <w:t xml:space="preserve">sampler with a risk-set matched design: for each case with observed</w:t>
+      </w:r>
+      <w:r>
+        <w:t xml:space="preserve"> </w:t>
+      </w:r>
+      <w:r>
+        <w:t xml:space="preserve">failure time T_f, controls are drawn from the risk set at T_f (the set</w:t>
+      </w:r>
+      <w:r>
+        <w:t xml:space="preserve"> </w:t>
+      </w:r>
+      <w:r>
+        <w:t xml:space="preserve">of entities still under observation at that lifetime index) and their</w:t>
+      </w:r>
+      <w:r>
+        <w:t xml:space="preserve"> </w:t>
+      </w:r>
+      <w:r>
+        <w:t xml:space="preserve">windows are aligned to T_f rather than to their own end-of-observation.</w:t>
+      </w:r>
+      <w:r>
+        <w:t xml:space="preserve"> </w:t>
+      </w:r>
+      <w:r>
+        <w:t xml:space="preserve">Both case and control windows use the last K events with time_step &lt; T_f.</w:t>
+      </w:r>
+      <w:r>
+        <w:t xml:space="preserve"> </w:t>
+      </w:r>
+      <w:r>
+        <w:t xml:space="preserve">Under this sampling, the pooled 2×2 odds ratio of a mined pattern</w:t>
+      </w:r>
+      <w:r>
+        <w:t xml:space="preserve"> </w:t>
+      </w:r>
+      <w:r>
+        <w:t xml:space="preserve">(case-in vs case-out; control-in vs control-out, Woolf-Haldane</w:t>
+      </w:r>
+      <w:r>
+        <w:t xml:space="preserve"> </w:t>
+      </w:r>
+      <w:r>
+        <w:t xml:space="preserve">0.5-continuity-corrected, 95% CI via log-OR variance) estimates the</w:t>
+      </w:r>
+      <w:r>
+        <w:t xml:space="preserve"> </w:t>
+      </w:r>
+      <w:r>
+        <w:t xml:space="preserve">per-pattern hazard ratio rather than a prevalence lift. A mined pattern</w:t>
+      </w:r>
+      <w:r>
+        <w:t xml:space="preserve"> </w:t>
+      </w:r>
+      <w:r>
+        <w:t xml:space="preserve">with MH-OR &gt; 1 and 95% CI excluding 1 is a censoring-valid signal of</w:t>
+      </w:r>
+      <w:r>
+        <w:t xml:space="preserve"> </w:t>
+      </w:r>
+      <w:r>
+        <w:t xml:space="preserve">elevated failure risk, not an artefact of the observation process.</w:t>
+      </w:r>
+    </w:p>
+    <w:p>
+      <w:pPr>
+        <w:pStyle w:val="BodyText"/>
+      </w:pPr>
+      <w:r>
+        <w:t xml:space="preserve">The rest of the pipeline runs unchanged: FP-Growth on the risk-set</w:t>
+      </w:r>
+      <w:r>
+        <w:t xml:space="preserve"> </w:t>
+      </w:r>
+      <w:r>
+        <w:t xml:space="preserve">windows, minimum support 0.05, BH FDR correction on the p-values induced by</w:t>
+      </w:r>
+      <w:r>
+        <w:t xml:space="preserve"> </w:t>
+      </w:r>
+      <w:r>
+        <w:t xml:space="preserve">the Fisher-exact null of the same 2×2 table. This is a drop-in</w:t>
+      </w:r>
+      <w:r>
+        <w:t xml:space="preserve"> </w:t>
+      </w:r>
+      <w:r>
+        <w:t xml:space="preserve">generalisation of the matched-control design that lets the pipeline apply</w:t>
+      </w:r>
+      <w:r>
+        <w:t xml:space="preserve"> </w:t>
+      </w:r>
+      <w:r>
+        <w:t xml:space="preserve">to right-censored traces without modifying the mining or significance</w:t>
+      </w:r>
+      <w:r>
+        <w:t xml:space="preserve"> </w:t>
+      </w:r>
+      <w:r>
+        <w:t xml:space="preserve">stages.</w:t>
+      </w:r>
+    </w:p>
+    <w:bookmarkEnd w:id="40"/>
+    <w:bookmarkStart w:id="41" w:name="X9292929c3d43e41408b4a6dbc28d99ff3254025"/>
+    <w:p>
+      <w:pPr>
+        <w:pStyle w:val="Heading3"/>
+      </w:pPr>
+      <w:r>
+        <w:t xml:space="preserve">4.5 Post-selection-valid significance via discovery/inference splits</w:t>
+      </w:r>
+    </w:p>
+    <w:p>
+      <w:pPr>
+        <w:pStyle w:val="FirstParagraph"/>
+      </w:pPr>
+      <w:r>
+        <w:t xml:space="preserve">Mining patterns from failure windows and then computing hypergeometric</w:t>
+      </w:r>
+      <w:r>
+        <w:t xml:space="preserve"> </w:t>
+      </w:r>
+      <w:r>
+        <w:t xml:space="preserve">p-values on the same failure/control counts yields post-selection-</w:t>
+      </w:r>
+      <w:r>
+        <w:t xml:space="preserve"> </w:t>
+      </w:r>
+      <w:r>
+        <w:t xml:space="preserve">invalid marginal p-values: the candidate set is chosen because it has</w:t>
+      </w:r>
+      <w:r>
+        <w:t xml:space="preserve"> </w:t>
+      </w:r>
+      <w:r>
+        <w:t xml:space="preserve">high support in failure windows, so the fixed-hit-set null is not the</w:t>
+      </w:r>
+      <w:r>
+        <w:t xml:space="preserve"> </w:t>
+      </w:r>
+      <w:r>
+        <w:t xml:space="preserve">null the pipeline actually operates under. BH or BY correction on</w:t>
+      </w:r>
+      <w:r>
+        <w:t xml:space="preserve"> </w:t>
+      </w:r>
+      <w:r>
+        <w:t xml:space="preserve">those marginal p-values does not restore validity</w:t>
+      </w:r>
+      <w:r>
+        <w:t xml:space="preserve"> </w:t>
+      </w:r>
+      <w:r>
+        <w:t xml:space="preserve">(Fithian, Sun, and Taylor 2014; Loftus and Taylor 2015)</w:t>
+      </w:r>
+      <w:r>
+        <w:t xml:space="preserve">.</w:t>
+      </w:r>
+    </w:p>
+    <w:p>
+      <w:pPr>
+        <w:pStyle w:val="BodyText"/>
+      </w:pPr>
+      <w:r>
+        <w:t xml:space="preserve">Our fix, applied to every trace: split the training set entity-</w:t>
+      </w:r>
+      <w:r>
+        <w:t xml:space="preserve"> </w:t>
+      </w:r>
+      <w:r>
+        <w:t xml:space="preserve">disjoint into a 50%</w:t>
+      </w:r>
+      <w:r>
+        <w:t xml:space="preserve"> </w:t>
+      </w:r>
+      <w:r>
+        <w:rPr>
+          <w:b/>
+          <w:bCs/>
+        </w:rPr>
+        <w:t xml:space="preserve">discovery</w:t>
+      </w:r>
+      <w:r>
+        <w:t xml:space="preserve"> </w:t>
+      </w:r>
+      <w:r>
+        <w:t xml:space="preserve">half and a 50%</w:t>
+      </w:r>
+      <w:r>
+        <w:t xml:space="preserve"> </w:t>
+      </w:r>
+      <w:r>
+        <w:rPr>
+          <w:b/>
+          <w:bCs/>
+        </w:rPr>
+        <w:t xml:space="preserve">inference</w:t>
+      </w:r>
+      <w:r>
+        <w:t xml:space="preserve"> </w:t>
+      </w:r>
+      <w:r>
+        <w:t xml:space="preserve">half.</w:t>
+      </w:r>
+      <w:r>
+        <w:t xml:space="preserve"> </w:t>
+      </w:r>
+      <w:r>
+        <w:t xml:space="preserve">FP-Growth / PrefixSpan run on the discovery half and produce a</w:t>
+      </w:r>
+      <w:r>
+        <w:t xml:space="preserve"> </w:t>
+      </w:r>
+      <w:r>
+        <w:t xml:space="preserve">candidate pattern universe C. Every P in C is then scored on the</w:t>
+      </w:r>
+      <w:r>
+        <w:t xml:space="preserve"> </w:t>
+      </w:r>
+      <w:r>
+        <w:t xml:space="preserve">inference half via exact hypergeometric p-value on that half’s</w:t>
+      </w:r>
+      <w:r>
+        <w:t xml:space="preserve"> </w:t>
+      </w:r>
+      <w:r>
+        <w:t xml:space="preserve">case/control hit counts alone. Because C is chosen without touching</w:t>
+      </w:r>
+      <w:r>
+        <w:t xml:space="preserve"> </w:t>
+      </w:r>
+      <w:r>
+        <w:t xml:space="preserve">the inference half, the resulting p-values are marginally valid and</w:t>
+      </w:r>
+      <w:r>
+        <w:t xml:space="preserve"> </w:t>
+      </w:r>
+      <w:r>
+        <w:t xml:space="preserve">BH / BY correction on the family {p(P) : P in C} controls the</w:t>
+      </w:r>
+      <w:r>
+        <w:t xml:space="preserve"> </w:t>
+      </w:r>
+      <w:r>
+        <w:t xml:space="preserve">inference-half FDR correctly.</w:t>
+      </w:r>
+    </w:p>
+    <w:p>
+      <w:pPr>
+        <w:pStyle w:val="BodyText"/>
+      </w:pPr>
+      <w:r>
+        <w:t xml:space="preserve">Entity-disjoint splitting is used rather than random per-window</w:t>
+      </w:r>
+      <w:r>
+        <w:t xml:space="preserve"> </w:t>
+      </w:r>
+      <w:r>
+        <w:t xml:space="preserve">splitting because otherwise the same entity’s windows could appear</w:t>
+      </w:r>
+      <w:r>
+        <w:t xml:space="preserve"> </w:t>
+      </w:r>
+      <w:r>
+        <w:t xml:space="preserve">on both sides of the split, leaking information from discovery into</w:t>
+      </w:r>
+      <w:r>
+        <w:t xml:space="preserve"> </w:t>
+      </w:r>
+      <w:r>
+        <w:t xml:space="preserve">inference. On Alibaba specifically the entity unit is the batch job:</w:t>
+      </w:r>
+      <w:r>
+        <w:t xml:space="preserve"> </w:t>
+      </w:r>
+      <w:r>
+        <w:t xml:space="preserve">each job contributes exactly three windows, one per horizon (</w:t>
+      </w:r>
+      <w:r>
+        <w:rPr>
+          <w:rStyle w:val="VerbatimChar"/>
+        </w:rPr>
+        <w:t xml:space="preserve">last3</w:t>
+      </w:r>
+      <w:r>
+        <w:t xml:space="preserve">,</w:t>
+      </w:r>
+      <w:r>
+        <w:t xml:space="preserve"> </w:t>
+      </w:r>
+      <w:r>
+        <w:rPr>
+          <w:rStyle w:val="VerbatimChar"/>
+        </w:rPr>
+        <w:t xml:space="preserve">last5</w:t>
+      </w:r>
+      <w:r>
+        <w:t xml:space="preserve">,</w:t>
+      </w:r>
+      <w:r>
+        <w:t xml:space="preserve"> </w:t>
+      </w:r>
+      <w:r>
+        <w:rPr>
+          <w:rStyle w:val="VerbatimChar"/>
+        </w:rPr>
+        <w:t xml:space="preserve">last10</w:t>
+      </w:r>
+      <w:r>
+        <w:t xml:space="preserve">), and each job is either a case (job that</w:t>
+      </w:r>
+      <w:r>
+        <w:t xml:space="preserve"> </w:t>
+      </w:r>
+      <w:r>
+        <w:t xml:space="preserve">subsequently failed) or a control, never both; the 64,948 unique</w:t>
+      </w:r>
+      <w:r>
+        <w:t xml:space="preserve"> </w:t>
+      </w:r>
+      <w:r>
+        <w:t xml:space="preserve">jobs give a 1:3 case-to-control balance by design (16,237 failed</w:t>
+      </w:r>
+      <w:r>
+        <w:t xml:space="preserve"> </w:t>
+      </w:r>
+      <w:r>
+        <w:t xml:space="preserve">jobs, 48,711 controls). Splitting on</w:t>
+      </w:r>
+      <w:r>
+        <w:t xml:space="preserve"> </w:t>
+      </w:r>
+      <w:r>
+        <w:rPr>
+          <w:rStyle w:val="VerbatimChar"/>
+        </w:rPr>
+        <w:t xml:space="preserve">entity_id</w:t>
+      </w:r>
+      <w:r>
+        <w:t xml:space="preserve"> </w:t>
+      </w:r>
+      <w:r>
+        <w:t xml:space="preserve">(job id) therefore produces truly disjoint discovery and</w:t>
+      </w:r>
+      <w:r>
+        <w:t xml:space="preserve"> </w:t>
+      </w:r>
+      <w:r>
+        <w:t xml:space="preserve">inference halves at both the entity and the window level.</w:t>
+      </w:r>
+    </w:p>
+    <w:bookmarkEnd w:id="41"/>
+    <w:bookmarkStart w:id="42" w:name="Xe573a4e2aa8e0f30f3ca6b54b0f29e07905219b"/>
+    <w:p>
+      <w:pPr>
+        <w:pStyle w:val="Heading3"/>
+      </w:pPr>
+      <w:r>
+        <w:t xml:space="preserve">4.6 Matched conditional logistic for risk-set traces</w:t>
+      </w:r>
+    </w:p>
+    <w:p>
+      <w:pPr>
+        <w:pStyle w:val="FirstParagraph"/>
+      </w:pPr>
+      <w:r>
+        <w:t xml:space="preserve">The pooled 2×2 odds ratio previously used to score risk-set-matched</w:t>
+      </w:r>
+      <w:r>
+        <w:t xml:space="preserve"> </w:t>
+      </w:r>
+      <w:r>
+        <w:t xml:space="preserve">SCANIA patterns discards the matched-set structure that makes the</w:t>
+      </w:r>
+      <w:r>
+        <w:t xml:space="preserve"> </w:t>
+      </w:r>
+      <w:r>
+        <w:t xml:space="preserve">estimator censoring-valid. The standard estimator under incidence-</w:t>
+      </w:r>
+      <w:r>
+        <w:t xml:space="preserve"> </w:t>
+      </w:r>
+      <w:r>
+        <w:t xml:space="preserve">density (risk-set) sampling is a conditional logistic regression</w:t>
+      </w:r>
+      <w:r>
+        <w:t xml:space="preserve"> </w:t>
+      </w:r>
+      <w:r>
+        <w:t xml:space="preserve">stratified by matched set, equivalent to the sampled Cox partial</w:t>
+      </w:r>
+      <w:r>
+        <w:t xml:space="preserve"> </w:t>
+      </w:r>
+      <w:r>
+        <w:t xml:space="preserve">likelihood restricted to the pattern indicator</w:t>
+      </w:r>
+      <w:r>
+        <w:t xml:space="preserve"> </w:t>
+      </w:r>
+      <w:r>
+        <w:t xml:space="preserve">(Prentice and Breslow 1978; Langholz and Goldstein 1996)</w:t>
+      </w:r>
+      <w:r>
+        <w:t xml:space="preserve">. We estimate every SCANIA pattern’s</w:t>
+      </w:r>
+      <w:r>
+        <w:t xml:space="preserve"> </w:t>
+      </w:r>
+      <w:r>
+        <w:t xml:space="preserve">coefficient with</w:t>
+      </w:r>
+      <w:r>
+        <w:t xml:space="preserve"> </w:t>
+      </w:r>
+      <w:r>
+        <w:rPr>
+          <w:rStyle w:val="VerbatimChar"/>
+        </w:rPr>
+        <w:t xml:space="preserve">statsmodels.ConditionalLogit</w:t>
+      </w:r>
+      <w:r>
+        <w:t xml:space="preserve"> </w:t>
+      </w:r>
+      <w:r>
+        <w:t xml:space="preserve">stratified by</w:t>
+      </w:r>
+      <w:r>
+        <w:t xml:space="preserve"> </w:t>
+      </w:r>
+      <w:r>
+        <w:rPr>
+          <w:rStyle w:val="VerbatimChar"/>
+        </w:rPr>
+        <w:t xml:space="preserve">match_id</w:t>
+      </w:r>
+      <w:r>
+        <w:t xml:space="preserve">; each case and its three risk-set-matched controls form</w:t>
+      </w:r>
+      <w:r>
+        <w:t xml:space="preserve"> </w:t>
+      </w:r>
+      <w:r>
+        <w:t xml:space="preserve">one stratum. Reported hazard ratios and 95% CIs are from that</w:t>
+      </w:r>
+      <w:r>
+        <w:t xml:space="preserve"> </w:t>
+      </w:r>
+      <w:r>
+        <w:t xml:space="preserve">matched fit.</w:t>
+      </w:r>
+    </w:p>
+    <w:p>
+      <w:pPr>
+        <w:pStyle w:val="BodyText"/>
+      </w:pPr>
+      <w:r>
+        <w:t xml:space="preserve">Compared to the pooled 2×2 Woolf-Haldane analysis, the matched</w:t>
+      </w:r>
+      <w:r>
+        <w:t xml:space="preserve"> </w:t>
+      </w:r>
+      <w:r>
+        <w:t xml:space="preserve">estimator is roughly 1.6× more conservative on this data: the same</w:t>
+      </w:r>
+      <w:r>
+        <w:t xml:space="preserve"> </w:t>
+      </w:r>
+      <w:r>
+        <w:t xml:space="preserve">top pattern that scores MH-OR 2.72 [2.10, 3.51] under pooling scores</w:t>
+      </w:r>
+      <w:r>
+        <w:t xml:space="preserve"> </w:t>
+      </w:r>
+      <w:r>
+        <w:t xml:space="preserve">HR 1.73 [1.53, 1.96] under proper matched conditional logistic.</w:t>
+      </w:r>
+    </w:p>
+    <w:bookmarkEnd w:id="42"/>
+    <w:bookmarkStart w:id="43" w:name="count-preserving-order-comparator"/>
+    <w:p>
+      <w:pPr>
+        <w:pStyle w:val="Heading3"/>
+      </w:pPr>
+      <w:r>
+        <w:t xml:space="preserve">4.7 Count-preserving order comparator</w:t>
+      </w:r>
+    </w:p>
+    <w:p>
+      <w:pPr>
+        <w:pStyle w:val="FirstParagraph"/>
+      </w:pPr>
+      <w:r>
+        <w:t xml:space="preserve">The naive</w:t>
+      </w:r>
+      <w:r>
+        <w:t xml:space="preserve"> </w:t>
+      </w:r>
+      <w:r>
+        <w:rPr>
+          <w:rStyle w:val="VerbatimChar"/>
+        </w:rPr>
+        <w:t xml:space="preserve">order_gain = sequence_lift − itemset_lift</w:t>
+      </w:r>
+      <w:r>
+        <w:t xml:space="preserve"> </w:t>
+      </w:r>
+      <w:r>
+        <w:t xml:space="preserve">compares a</w:t>
+      </w:r>
+      <w:r>
+        <w:t xml:space="preserve"> </w:t>
+      </w:r>
+      <w:r>
+        <w:t xml:space="preserve">sequence like</w:t>
+      </w:r>
+      <w:r>
+        <w:t xml:space="preserve"> </w:t>
+      </w:r>
+      <w:r>
+        <w:rPr>
+          <w:rStyle w:val="VerbatimChar"/>
+        </w:rPr>
+        <w:t xml:space="preserve">M → M → M</w:t>
+      </w:r>
+      <w:r>
+        <w:t xml:space="preserve"> </w:t>
+      </w:r>
+      <w:r>
+        <w:t xml:space="preserve">against its itemset counterpart</w:t>
+      </w:r>
+      <w:r>
+        <w:t xml:space="preserve"> </w:t>
+      </w:r>
+      <w:r>
+        <w:rPr>
+          <w:rStyle w:val="VerbatimChar"/>
+        </w:rPr>
+        <w:t xml:space="preserve">{M}</w:t>
+      </w:r>
+      <w:r>
+        <w:t xml:space="preserve">,</w:t>
+      </w:r>
+      <w:r>
+        <w:t xml:space="preserve"> </w:t>
+      </w:r>
+      <w:r>
+        <w:t xml:space="preserve">which collapses three occurrences to one presence. That conflates</w:t>
+      </w:r>
+      <w:r>
+        <w:t xml:space="preserve"> </w:t>
+      </w:r>
+      <w:r>
+        <w:t xml:space="preserve">temporal order with event multiplicity. Our count-preserving</w:t>
+      </w:r>
+      <w:r>
+        <w:t xml:space="preserve"> </w:t>
+      </w:r>
+      <w:r>
+        <w:t xml:space="preserve">comparator shuffles the ordering within each window while</w:t>
+      </w:r>
+      <w:r>
+        <w:t xml:space="preserve"> </w:t>
+      </w:r>
+      <w:r>
+        <w:t xml:space="preserve">preserving the exact event multiset per window, then rescores the</w:t>
+      </w:r>
+      <w:r>
+        <w:t xml:space="preserve"> </w:t>
+      </w:r>
+      <w:r>
+        <w:t xml:space="preserve">sequence’s support on the shuffled corpus. The residual</w:t>
+      </w:r>
+      <w:r>
+        <w:t xml:space="preserve"> </w:t>
+      </w:r>
+      <w:r>
+        <w:rPr>
+          <w:rStyle w:val="VerbatimChar"/>
+        </w:rPr>
+        <w:t xml:space="preserve">order_effect = real_lift − mean(count-preserving-shuffle_lift)</w:t>
+      </w:r>
+      <w:r>
+        <w:t xml:space="preserve"> </w:t>
+      </w:r>
+      <w:r>
+        <w:t xml:space="preserve">isolates the pure ordering contribution.</w:t>
+      </w:r>
+    </w:p>
+    <w:bookmarkEnd w:id="43"/>
+    <w:bookmarkStart w:id="44" w:name="statistical-significance-summary"/>
+    <w:p>
+      <w:pPr>
+        <w:pStyle w:val="Heading3"/>
+      </w:pPr>
+      <w:r>
+        <w:t xml:space="preserve">4.8 Statistical significance summary</w:t>
+      </w:r>
+    </w:p>
+    <w:p>
+      <w:pPr>
+        <w:pStyle w:val="FirstParagraph"/>
+      </w:pPr>
+      <w:r>
+        <w:t xml:space="preserve">For each mined pattern we compute an exact one-sided hypergeometric</w:t>
+      </w:r>
+      <w:r>
+        <w:t xml:space="preserve"> </w:t>
+      </w:r>
+      <w:r>
+        <w:t xml:space="preserve">p-value on the observed failure-hit count against the</w:t>
+      </w:r>
+      <w:r>
+        <w:t xml:space="preserve"> </w:t>
+      </w:r>
+      <w:r>
+        <w:t xml:space="preserve">label-permutation null with the pattern hit-set fixed. Under H0 the</w:t>
+      </w:r>
+      <w:r>
+        <w:t xml:space="preserve"> </w:t>
+      </w:r>
+      <w:r>
+        <w:t xml:space="preserve">number of hits landing in the failure class is Hypergeom(N_F+N_C,</w:t>
+      </w:r>
+      <w:r>
+        <w:t xml:space="preserve"> </w:t>
+      </w:r>
+      <w:r>
+        <w:t xml:space="preserve">hit_F+hit_C, N_F); the upper-tail probability of the observed hit</w:t>
+      </w:r>
+      <w:r>
+        <w:t xml:space="preserve"> </w:t>
+      </w:r>
+      <w:r>
+        <w:t xml:space="preserve">count</w:t>
+      </w:r>
+      <w:r>
+        <w:t xml:space="preserve"> </w:t>
+      </w:r>
+      <w:r>
+        <w:rPr>
+          <w:i/>
+          <w:iCs/>
+        </w:rPr>
+        <w:t xml:space="preserve">is</w:t>
+      </w:r>
+      <w:r>
+        <w:t xml:space="preserve"> </w:t>
+      </w:r>
+      <w:r>
+        <w:t xml:space="preserve">the label-permutation p-value, so we compute it in closed</w:t>
+      </w:r>
+      <w:r>
+        <w:t xml:space="preserve"> </w:t>
+      </w:r>
+      <w:r>
+        <w:t xml:space="preserve">form. Benjamini-Hochberg FDR correction</w:t>
+      </w:r>
+      <w:r>
+        <w:t xml:space="preserve"> </w:t>
+      </w:r>
+      <w:r>
+        <w:t xml:space="preserve">(Benjamini and Hochberg 1995)</w:t>
+      </w:r>
+      <w:r>
+        <w:t xml:space="preserve"> </w:t>
+      </w:r>
+      <w:r>
+        <w:t xml:space="preserve">is applied per (horizon × pattern class)</w:t>
+      </w:r>
+      <w:r>
+        <w:t xml:space="preserve"> </w:t>
+      </w:r>
+      <w:r>
+        <w:t xml:space="preserve">to give q-values.</w:t>
+      </w:r>
+    </w:p>
+    <w:bookmarkEnd w:id="44"/>
+    <w:bookmarkEnd w:id="45"/>
+    <w:bookmarkStart w:id="48" w:name="experiments"/>
+    <w:p>
+      <w:pPr>
+        <w:pStyle w:val="Heading2"/>
+      </w:pPr>
+      <w:r>
+        <w:t xml:space="preserve">5 Experiments</w:t>
+      </w:r>
+    </w:p>
+    <w:p>
+      <w:pPr>
+        <w:pStyle w:val="FirstParagraph"/>
+      </w:pPr>
+      <w:r>
+        <w:t xml:space="preserve">Windows are split temporally by anchor timestamp. Cutoffs:</w:t>
+      </w:r>
+      <w:r>
+        <w:t xml:space="preserve"> </w:t>
+      </w:r>
+      <w:r>
+        <w:t xml:space="preserve">Azure 2015-09-01, Alibaba 2018-01-07, BGL 2005-11-01, SCANIA</w:t>
+      </w:r>
+      <w:r>
+        <w:t xml:space="preserve"> </w:t>
+      </w:r>
+      <w:r>
+        <w:t xml:space="preserve">2020-01-01. Mining runs on training windows only; surviving patterns</w:t>
+      </w:r>
+      <w:r>
+        <w:t xml:space="preserve"> </w:t>
+      </w:r>
+      <w:r>
+        <w:t xml:space="preserve">become binary presence features on both train and test. A logistic</w:t>
+      </w:r>
+      <w:r>
+        <w:t xml:space="preserve"> </w:t>
+      </w:r>
+      <w:r>
+        <w:t xml:space="preserve">regression fit on train is evaluated on test for four feature sets:</w:t>
+      </w:r>
+    </w:p>
+    <w:p>
+      <w:pPr>
+        <w:pStyle w:val="Compact"/>
+        <w:numPr>
+          <w:ilvl w:val="0"/>
+          <w:numId w:val="1003"/>
+        </w:numPr>
+      </w:pPr>
+      <w:r>
+        <w:rPr>
+          <w:b/>
+          <w:bCs/>
+        </w:rPr>
+        <w:t xml:space="preserve">event_count</w:t>
+      </w:r>
+      <w:r>
+        <w:t xml:space="preserve">: single feature, n_events in the window</w:t>
+      </w:r>
+    </w:p>
+    <w:p>
+      <w:pPr>
+        <w:pStyle w:val="Compact"/>
+        <w:numPr>
+          <w:ilvl w:val="0"/>
+          <w:numId w:val="1003"/>
+        </w:numPr>
+      </w:pPr>
+      <w:r>
+        <w:rPr>
+          <w:b/>
+          <w:bCs/>
+        </w:rPr>
+        <w:t xml:space="preserve">itemsets_only</w:t>
+      </w:r>
+      <w:r>
+        <w:t xml:space="preserve">: binary presence of each train-mined itemset</w:t>
+      </w:r>
+      <w:r>
+        <w:t xml:space="preserve"> </w:t>
+      </w:r>
+      <w:r>
+        <w:t xml:space="preserve">surviving its permutation null</w:t>
+      </w:r>
+    </w:p>
+    <w:p>
+      <w:pPr>
+        <w:pStyle w:val="Compact"/>
+        <w:numPr>
+          <w:ilvl w:val="0"/>
+          <w:numId w:val="1003"/>
+        </w:numPr>
+      </w:pPr>
+      <w:r>
+        <w:rPr>
+          <w:b/>
+          <w:bCs/>
+        </w:rPr>
+        <w:t xml:space="preserve">sequences_only</w:t>
+      </w:r>
+      <w:r>
+        <w:t xml:space="preserve">: binary presence of each train-mined sequence</w:t>
+      </w:r>
+      <w:r>
+        <w:t xml:space="preserve"> </w:t>
+      </w:r>
+      <w:r>
+        <w:t xml:space="preserve">surviving its shuffle null</w:t>
+      </w:r>
+    </w:p>
+    <w:p>
+      <w:pPr>
+        <w:pStyle w:val="Compact"/>
+        <w:numPr>
+          <w:ilvl w:val="0"/>
+          <w:numId w:val="1003"/>
+        </w:numPr>
+      </w:pPr>
+      <w:r>
+        <w:rPr>
+          <w:b/>
+          <w:bCs/>
+        </w:rPr>
+        <w:t xml:space="preserve">combined</w:t>
+      </w:r>
+      <w:r>
+        <w:t xml:space="preserve">: union of the event-count, itemset, and sequence</w:t>
+      </w:r>
+      <w:r>
+        <w:t xml:space="preserve"> </w:t>
+      </w:r>
+      <w:r>
+        <w:t xml:space="preserve">feature sets above</w:t>
+      </w:r>
+    </w:p>
+    <w:p>
+      <w:pPr>
+        <w:pStyle w:val="FirstParagraph"/>
+      </w:pPr>
+      <w:r>
+        <w:t xml:space="preserve">For each configuration we report AUROC, AUPRC, F1 / precision /</w:t>
+      </w:r>
+      <w:r>
+        <w:t xml:space="preserve"> </w:t>
+      </w:r>
+      <w:r>
+        <w:t xml:space="preserve">recall at threshold 0.5, and lead time (anchor − last_event_ts) on</w:t>
+      </w:r>
+      <w:r>
+        <w:t xml:space="preserve"> </w:t>
+      </w:r>
+      <w:r>
+        <w:t xml:space="preserve">true-positive failure windows. Numbers are computed in a single pass</w:t>
+      </w:r>
+      <w:r>
+        <w:t xml:space="preserve"> </w:t>
+      </w:r>
+      <w:r>
+        <w:t xml:space="preserve">per configuration and stored as one artefact, so a comparison across</w:t>
+      </w:r>
+      <w:r>
+        <w:t xml:space="preserve"> </w:t>
+      </w:r>
+      <w:r>
+        <w:t xml:space="preserve">feature sets on the same trace cannot drift.</w:t>
+      </w:r>
+    </w:p>
+    <w:bookmarkStart w:id="46" w:name="coverage-per-horizon-azure"/>
+    <w:p>
+      <w:pPr>
+        <w:pStyle w:val="Heading3"/>
+      </w:pPr>
+      <w:r>
+        <w:t xml:space="preserve">5.1 Coverage per horizon (Azure)</w:t>
+      </w:r>
+    </w:p>
+    <w:p>
+      <w:pPr>
+        <w:pStyle w:val="FirstParagraph"/>
+      </w:pPr>
+      <w:r>
+        <w:t xml:space="preserve">Time horizons of 1h and 6h leave 99.6% and 98% of failure windows</w:t>
+      </w:r>
+      <w:r>
+        <w:t xml:space="preserve"> </w:t>
+      </w:r>
+      <w:r>
+        <w:t xml:space="preserve">empty. Effectively no Azure PdM failure is preceded by an event in</w:t>
+      </w:r>
+      <w:r>
+        <w:t xml:space="preserve"> </w:t>
+      </w:r>
+      <w:r>
+        <w:t xml:space="preserve">the same hour. Useful horizons are 24h and the count-based</w:t>
+      </w:r>
+      <w:r>
+        <w:t xml:space="preserve"> </w:t>
+      </w:r>
+      <w:r>
+        <w:t xml:space="preserve">(</w:t>
+      </w:r>
+      <w:r>
+        <w:rPr>
+          <w:rStyle w:val="VerbatimChar"/>
+        </w:rPr>
+        <w:t xml:space="preserve">last5</w:t>
+      </w:r>
+      <w:r>
+        <w:t xml:space="preserve">,</w:t>
+      </w:r>
+      <w:r>
+        <w:t xml:space="preserve"> </w:t>
+      </w:r>
+      <w:r>
+        <w:rPr>
+          <w:rStyle w:val="VerbatimChar"/>
+        </w:rPr>
+        <w:t xml:space="preserve">last10</w:t>
+      </w:r>
+      <w:r>
+        <w:t xml:space="preserve">). Even at 24h, failure and control windows</w:t>
+      </w:r>
+      <w:r>
+        <w:t xml:space="preserve"> </w:t>
+      </w:r>
+      <w:r>
+        <w:t xml:space="preserve">separate cleanly by raw event count (failure mean 1.58 events,</w:t>
+      </w:r>
+      <w:r>
+        <w:t xml:space="preserve"> </w:t>
+      </w:r>
+      <w:r>
+        <w:t xml:space="preserve">control mean 0.077; Figure 2).</w:t>
+      </w:r>
+    </w:p>
+    <w:tbl>
+      <w:tblPr>
+        <w:tblStyle w:val="FigureTable"/>
+        <w:tblW w:type="auto" w:w="0"/>
+        <w:jc w:val="center"/>
+        <w:tblLook w:firstRow="0" w:lastRow="0" w:firstColumn="0" w:lastColumn="0"/>
+      </w:tblPr>
+      <w:tblGrid>
+        <w:gridCol w:w="7920"/>
+      </w:tblGrid>
+      <w:tr>
+        <w:tc>
+          <w:tcPr/>
+          <w:p>
+            <w:pPr>
+              <w:pStyle w:val="Compact"/>
+              <w:jc w:val="center"/>
+            </w:pPr>
+            <w:r>
+              <w:rPr>
+                <w:b/>
+                <w:bCs/>
+              </w:rPr>
+              <w:t xml:space="preserve">Figure 2.</w:t>
+            </w:r>
+            <w:r>
+              <w:t xml:space="preserve"> </w:t>
+            </w:r>
+            <w:r>
+              <w:t xml:space="preserve">Event coverage of Azure pre-failure windows by horizon: the mean number of events per window grows with horizon length, which sets how much order information each horizon can carry.</w:t>
+            </w:r>
+          </w:p>
+        </w:tc>
+      </w:tr>
+    </w:tbl>
+    <w:p>
+      <w:pPr>
+        <w:pStyle w:val="ImageCaption"/>
+      </w:pPr>
+      <w:r>
+        <w:rPr>
+          <w:b/>
+          <w:bCs/>
+        </w:rPr>
+        <w:t xml:space="preserve">Figure 2.</w:t>
+      </w:r>
+      <w:r>
+        <w:t xml:space="preserve"> </w:t>
+      </w:r>
+      <w:r>
         <w:t xml:space="preserve">Event coverage of Azure pre-failure windows by horizon: the mean number of events per window grows with horizon length, which sets how much order information each horizon can carry.</w:t>
       </w:r>
     </w:p>
@@ -5477,15 +5390,6 @@
       <w:pPr>
         <w:pStyle w:val="Heading3"/>
       </w:pPr>
-      <w:r>
-        <w:rPr>
-          <w:rStyle w:val="SectionNumber"/>
-        </w:rPr>
-        <w:t xml:space="preserve">1.6.2</w:t>
-      </w:r>
-      <w:r>
-        <w:tab/>
-      </w:r>
       <w:r>
         <w:t xml:space="preserve">5.2 Mining sensitivity to minimum support (Azure)</w:t>
       </w:r>
@@ -6051,7 +5955,7 @@
         <w:t xml:space="preserve"> </w:t>
       </w:r>
       <w:r>
-        <w:t xml:space="preserve">at least +4 AUROC points at last5 and at least +5 at last10 (Figure 2).</w:t>
+        <w:t xml:space="preserve">at least +4 AUROC points at last5 and at least +5 at last10 (Figure 3).</w:t>
       </w:r>
     </w:p>
     <w:tbl>
@@ -6077,7 +5981,7 @@
                 <w:b/>
                 <w:bCs/>
               </w:rPr>
-              <w:t xml:space="preserve">Figure 2.</w:t>
+              <w:t xml:space="preserve">Figure 3.</w:t>
             </w:r>
             <w:r>
               <w:t xml:space="preserve"> </w:t>
@@ -6125,7 +6029,7 @@
           <w:b/>
           <w:bCs/>
         </w:rPr>
-        <w:t xml:space="preserve">Figure 2.</w:t>
+        <w:t xml:space="preserve">Figure 3.</w:t>
       </w:r>
       <w:r>
         <w:t xml:space="preserve"> </w:t>
@@ -6169,15 +6073,6 @@
         <w:pStyle w:val="Heading2"/>
       </w:pPr>
       <w:r>
-        <w:rPr>
-          <w:rStyle w:val="SectionNumber"/>
-        </w:rPr>
-        <w:t xml:space="preserve">1.7</w:t>
-      </w:r>
-      <w:r>
-        <w:tab/>
-      </w:r>
-      <w:r>
         <w:t xml:space="preserve">6 Results</w:t>
       </w:r>
     </w:p>
@@ -6187,15 +6082,6 @@
         <w:pStyle w:val="Heading3"/>
       </w:pPr>
       <w:r>
-        <w:rPr>
-          <w:rStyle w:val="SectionNumber"/>
-        </w:rPr>
-        <w:t xml:space="preserve">1.7.1</w:t>
-      </w:r>
-      <w:r>
-        <w:tab/>
-      </w:r>
-      <w:r>
         <w:t xml:space="preserve">6.1 Mined patterns (Azure and Alibaba)</w:t>
       </w:r>
     </w:p>
@@ -6394,7 +6280,7 @@
         <w:t xml:space="preserve"> </w:t>
       </w:r>
       <w:r>
-        <w:t xml:space="preserve">the mere presence of Map events would suggest (Figure 3).</w:t>
+        <w:t xml:space="preserve">the mere presence of Map events would suggest (Figure 4).</w:t>
       </w:r>
     </w:p>
     <w:tbl>
@@ -6420,7 +6306,7 @@
                 <w:b/>
                 <w:bCs/>
               </w:rPr>
-              <w:t xml:space="preserve">Figure 3.</w:t>
+              <w:t xml:space="preserve">Figure 4.</w:t>
             </w:r>
             <w:r>
               <w:t xml:space="preserve"> </w:t>
@@ -6441,7 +6327,7 @@
           <w:b/>
           <w:bCs/>
         </w:rPr>
-        <w:t xml:space="preserve">Figure 3.</w:t>
+        <w:t xml:space="preserve">Figure 4.</w:t>
       </w:r>
       <w:r>
         <w:t xml:space="preserve"> </w:t>
@@ -6457,15 +6343,6 @@
         <w:pStyle w:val="Heading3"/>
       </w:pPr>
       <w:r>
-        <w:rPr>
-          <w:rStyle w:val="SectionNumber"/>
-        </w:rPr>
-        <w:t xml:space="preserve">1.7.2</w:t>
-      </w:r>
-      <w:r>
-        <w:tab/>
-      </w:r>
-      <w:r>
         <w:t xml:space="preserve">6.2 Predictive evaluation (four temporally-split traces)</w:t>
       </w:r>
     </w:p>
@@ -6474,7 +6351,7 @@
         <w:pStyle w:val="FirstParagraph"/>
       </w:pPr>
       <w:r>
-        <w:t xml:space="preserve">Head-to-head on temporally-held-out test sets (Figure 4; the two wind</w:t>
+        <w:t xml:space="preserve">Head-to-head on temporally-held-out test sets (Figure 5; the two wind</w:t>
       </w:r>
       <w:r>
         <w:t xml:space="preserve"> </w:t>
@@ -7690,7 +7567,7 @@
                 <w:b/>
                 <w:bCs/>
               </w:rPr>
-              <w:t xml:space="preserve">Figure 4.</w:t>
+              <w:t xml:space="preserve">Figure 5.</w:t>
             </w:r>
             <w:r>
               <w:t xml:space="preserve"> </w:t>
@@ -7711,7 +7588,7 @@
           <w:b/>
           <w:bCs/>
         </w:rPr>
-        <w:t xml:space="preserve">Figure 4.</w:t>
+        <w:t xml:space="preserve">Figure 5.</w:t>
       </w:r>
       <w:r>
         <w:t xml:space="preserve"> </w:t>
@@ -7726,15 +7603,6 @@
       <w:pPr>
         <w:pStyle w:val="Heading3"/>
       </w:pPr>
-      <w:r>
-        <w:rPr>
-          <w:rStyle w:val="SectionNumber"/>
-        </w:rPr>
-        <w:t xml:space="preserve">1.7.3</w:t>
-      </w:r>
-      <w:r>
-        <w:tab/>
-      </w:r>
       <w:r>
         <w:t xml:space="preserve">6.3 Order effect under count-preserving null</w:t>
       </w:r>
@@ -8271,20 +8139,11 @@
       </w:r>
     </w:p>
     <w:bookmarkEnd w:id="51"/>
-    <w:bookmarkStart w:id="54" w:name="X4df7340d1533da6331c58c2d3ec043171e9226d"/>
+    <w:bookmarkStart w:id="52" w:name="X4df7340d1533da6331c58c2d3ec043171e9226d"/>
     <w:p>
       <w:pPr>
         <w:pStyle w:val="Heading3"/>
       </w:pPr>
-      <w:r>
-        <w:rPr>
-          <w:rStyle w:val="SectionNumber"/>
-        </w:rPr>
-        <w:t xml:space="preserve">1.7.4</w:t>
-      </w:r>
-      <w:r>
-        <w:tab/>
-      </w:r>
       <w:r>
         <w:t xml:space="preserve">6.4 Signature catalog: mined patterns, evidence, interpretation, use</w:t>
       </w:r>
@@ -9555,13 +9414,66 @@
         <w:t xml:space="preserve"> </w:t>
       </w:r>
       <w:r>
-        <w:t xml:space="preserve">§6.4b quantifies how much of the escalation signal the last-event</w:t>
-      </w:r>
-      <w:r>
-        <w:t xml:space="preserve"> </w:t>
-      </w:r>
-      <w:r>
-        <w:t xml:space="preserve">baseline already captures.</w:t>
+        <w:t xml:space="preserve">§6.5 quantifies how much of the escalation signal the last-event</w:t>
+      </w:r>
+      <w:r>
+        <w:t xml:space="preserve"> </w:t>
+      </w:r>
+      <w:r>
+        <w:t xml:space="preserve">baseline already captures. Figure 6 shows one such episode.</w:t>
+      </w:r>
+    </w:p>
+    <w:tbl>
+      <w:tblPr>
+        <w:tblStyle w:val="FigureTable"/>
+        <w:tblW w:type="auto" w:w="0"/>
+        <w:jc w:val="center"/>
+        <w:tblLook w:firstRow="0" w:lastRow="0" w:firstColumn="0" w:lastColumn="0"/>
+      </w:tblPr>
+      <w:tblGrid>
+        <w:gridCol w:w="7920"/>
+      </w:tblGrid>
+      <w:tr>
+        <w:tc>
+          <w:tcPr/>
+          <w:p>
+            <w:pPr>
+              <w:pStyle w:val="Compact"/>
+              <w:jc w:val="center"/>
+            </w:pPr>
+            <w:r>
+              <w:rPr>
+                <w:b/>
+                <w:bCs/>
+              </w:rPr>
+              <w:t xml:space="preserve">Figure 6.</w:t>
+            </w:r>
+            <w:r>
+              <w:t xml:space="preserve"> </w:t>
+            </w:r>
+            <w:r>
+              <w:t xml:space="preserve">A real generator-fan overload cascade on Kelmarsh turbine T3. The co-occurring warning codes 2550, 2650, and 2655 (generator fans 1, 2, and 3) fire together twice in the hours before a same-family Forced outage (code 2650), alongside brake and frequency-converter alarms. This co-occurrence is the itemset signature the catalog records; the terminal marker at hour 0 is the outage being predicted.</w:t>
+            </w:r>
+          </w:p>
+        </w:tc>
+      </w:tr>
+    </w:tbl>
+    <w:p>
+      <w:pPr>
+        <w:pStyle w:val="ImageCaption"/>
+      </w:pPr>
+      <w:r>
+        <w:rPr>
+          <w:b/>
+          <w:bCs/>
+        </w:rPr>
+        <w:t xml:space="preserve">Figure 6.</w:t>
+      </w:r>
+      <w:r>
+        <w:t xml:space="preserve"> </w:t>
+      </w:r>
+      <w:r>
+        <w:t xml:space="preserve">A real generator-fan overload cascade on Kelmarsh turbine T3. The co-occurring warning codes 2550, 2650, and 2655 (generator fans 1, 2, and 3) fire together twice in the hours before a same-family Forced outage (code 2650), alongside brake and frequency-converter alarms. This co-occurrence is the itemset signature the catalog records; the terminal marker at hour 0 is the outage being predicted.</w:t>
       </w:r>
     </w:p>
     <w:p>
@@ -10543,22 +10455,14 @@
         <w:t xml:space="preserve">.</w:t>
       </w:r>
     </w:p>
-    <w:bookmarkStart w:id="52" w:name="X4f495fef78be9a3b0e83788a5d1900c694cb7a0"/>
-    <w:p>
-      <w:pPr>
-        <w:pStyle w:val="Heading4"/>
-      </w:pPr>
-      <w:r>
-        <w:rPr>
-          <w:rStyle w:val="SectionNumber"/>
-        </w:rPr>
-        <w:t xml:space="preserve">1.7.4.1</w:t>
-      </w:r>
-      <w:r>
-        <w:tab/>
-      </w:r>
-      <w:r>
-        <w:t xml:space="preserve">6.4b Baseline comparison and closed-signature deduplication</w:t>
+    <w:bookmarkEnd w:id="52"/>
+    <w:bookmarkStart w:id="53" w:name="Xae0c354666545c52f18ecbdee1c0773e2af72f4"/>
+    <w:p>
+      <w:pPr>
+        <w:pStyle w:val="Heading3"/>
+      </w:pPr>
+      <w:r>
+        <w:t xml:space="preserve">6.5 Baseline comparison and closed-signature deduplication</w:t>
       </w:r>
     </w:p>
     <w:p>
@@ -11793,23 +11697,14 @@
         <w:t xml:space="preserve">the inference half, not the raw miner output.</w:t>
       </w:r>
     </w:p>
-    <w:bookmarkEnd w:id="52"/>
-    <w:bookmarkStart w:id="53" w:name="Xe42e94fc93e925ac8db01b39bdde6e86aa2a907"/>
-    <w:p>
-      <w:pPr>
-        <w:pStyle w:val="Heading4"/>
-      </w:pPr>
-      <w:r>
-        <w:rPr>
-          <w:rStyle w:val="SectionNumber"/>
-        </w:rPr>
-        <w:t xml:space="preserve">1.7.4.2</w:t>
-      </w:r>
-      <w:r>
-        <w:tab/>
-      </w:r>
-      <w:r>
-        <w:t xml:space="preserve">6.4c Case-control ratio and posterior at the operational base rate</w:t>
+    <w:bookmarkEnd w:id="53"/>
+    <w:bookmarkStart w:id="54" w:name="X440c656fb7d773359d66b076a99a88b700cb867"/>
+    <w:p>
+      <w:pPr>
+        <w:pStyle w:val="Heading3"/>
+      </w:pPr>
+      <w:r>
+        <w:t xml:space="preserve">6.6 Case-control ratio and posterior at the operational base rate</w:t>
       </w:r>
     </w:p>
     <w:p>
@@ -14127,34 +14022,33 @@
         <w:pStyle w:val="BodyText"/>
       </w:pPr>
       <w:r>
-        <w:t xml:space="preserve">Sections 6.5 through 6.9 present the aggregate evidence behind these</w:t>
-      </w:r>
-      <w:r>
-        <w:t xml:space="preserve"> </w:t>
-      </w:r>
-      <w:r>
-        <w:t xml:space="preserve">signatures: the predictive-vs-frequent-noise separation (§6.5),</w:t>
-      </w:r>
-      <w:r>
-        <w:t xml:space="preserve"> </w:t>
-      </w:r>
-      <w:r>
-        <w:t xml:space="preserve">post-selection-valid sequence significance (§6.6), the same-sample</w:t>
-      </w:r>
-      <w:r>
-        <w:t xml:space="preserve"> </w:t>
-      </w:r>
-      <w:r>
-        <w:t xml:space="preserve">marginal baseline (§6.7), the SCANIA matched hazard-ratio analysis</w:t>
-      </w:r>
-      <w:r>
-        <w:t xml:space="preserve"> </w:t>
-      </w:r>
-      <w:r>
-        <w:t xml:space="preserve">(§6.8), and lead time on true positives (§6.9).</w:t>
-      </w:r>
-    </w:p>
-    <w:bookmarkEnd w:id="53"/>
+        <w:t xml:space="preserve">Sections 6.7 through 6.11 present the aggregate evidence behind these</w:t>
+      </w:r>
+      <w:r>
+        <w:t xml:space="preserve"> </w:t>
+      </w:r>
+      <w:r>
+        <w:t xml:space="preserve">signatures: the predictive-vs-frequent-noise separation (§6.7),</w:t>
+      </w:r>
+      <w:r>
+        <w:t xml:space="preserve"> </w:t>
+      </w:r>
+      <w:r>
+        <w:t xml:space="preserve">post-selection-valid sequence significance (§6.8), the same-sample</w:t>
+      </w:r>
+      <w:r>
+        <w:t xml:space="preserve"> </w:t>
+      </w:r>
+      <w:r>
+        <w:t xml:space="preserve">marginal baseline (§6.9), the SCANIA matched hazard-ratio analysis</w:t>
+      </w:r>
+      <w:r>
+        <w:t xml:space="preserve"> </w:t>
+      </w:r>
+      <w:r>
+        <w:t xml:space="preserve">(§6.10), and lead time on true positives (§6.11).</w:t>
+      </w:r>
+    </w:p>
     <w:bookmarkEnd w:id="54"/>
     <w:bookmarkStart w:id="55" w:name="X44aeb5833a19b6d32b8998867e975190f65e5f8"/>
     <w:p>
@@ -14162,16 +14056,7 @@
         <w:pStyle w:val="Heading3"/>
       </w:pPr>
       <w:r>
-        <w:rPr>
-          <w:rStyle w:val="SectionNumber"/>
-        </w:rPr>
-        <w:t xml:space="preserve">1.7.5</w:t>
-      </w:r>
-      <w:r>
-        <w:tab/>
-      </w:r>
-      <w:r>
-        <w:t xml:space="preserve">6.5 Predictive vs frequent-noise separation across traces</w:t>
+        <w:t xml:space="preserve">6.7 Predictive vs frequent-noise separation across traces</w:t>
       </w:r>
     </w:p>
     <w:p>
@@ -15360,7 +15245,7 @@
         <w:t xml:space="preserve"> </w:t>
       </w:r>
       <w:r>
-        <w:t xml:space="preserve">conditional-logistic analysis in §6.8 instead. On Azure and Alibaba</w:t>
+        <w:t xml:space="preserve">conditional-logistic analysis in §6.10 instead. On Azure and Alibaba</w:t>
       </w:r>
       <w:r>
         <w:t xml:space="preserve"> </w:t>
@@ -15388,16 +15273,7 @@
         <w:pStyle w:val="Heading3"/>
       </w:pPr>
       <w:r>
-        <w:rPr>
-          <w:rStyle w:val="SectionNumber"/>
-        </w:rPr>
-        <w:t xml:space="preserve">1.7.6</w:t>
-      </w:r>
-      <w:r>
-        <w:tab/>
-      </w:r>
-      <w:r>
-        <w:t xml:space="preserve">6.6 Post-selection-valid sequence significance and closed-sequence compression</w:t>
+        <w:t xml:space="preserve">6.8 Post-selection-valid sequence significance and closed-sequence compression</w:t>
       </w:r>
     </w:p>
     <w:p>
@@ -16798,16 +16674,7 @@
         <w:pStyle w:val="Heading3"/>
       </w:pPr>
       <w:r>
-        <w:rPr>
-          <w:rStyle w:val="SectionNumber"/>
-        </w:rPr>
-        <w:t xml:space="preserve">1.7.7</w:t>
-      </w:r>
-      <w:r>
-        <w:tab/>
-      </w:r>
-      <w:r>
-        <w:t xml:space="preserve">6.7 Formal significance (same-sample marginal counts)</w:t>
+        <w:t xml:space="preserve">6.9 Formal significance (same-sample marginal counts)</w:t>
       </w:r>
     </w:p>
     <w:p>
@@ -16839,7 +16706,7 @@
         <w:t xml:space="preserve"> </w:t>
       </w:r>
       <w:r>
-        <w:t xml:space="preserve">counts in §6.5 and §6.6 is the size of the selection artefact. At</w:t>
+        <w:t xml:space="preserve">counts in §6.7 and §6.8 is the size of the selection artefact. At</w:t>
       </w:r>
       <w:r>
         <w:t xml:space="preserve"> </w:t>
@@ -16975,16 +16842,7 @@
         <w:pStyle w:val="Heading3"/>
       </w:pPr>
       <w:r>
-        <w:rPr>
-          <w:rStyle w:val="SectionNumber"/>
-        </w:rPr>
-        <w:t xml:space="preserve">1.7.8</w:t>
-      </w:r>
-      <w:r>
-        <w:tab/>
-      </w:r>
-      <w:r>
-        <w:t xml:space="preserve">6.8 SCANIA risk-set matched patterns (Component X)</w:t>
+        <w:t xml:space="preserve">6.10 SCANIA risk-set matched patterns (Component X)</w:t>
       </w:r>
     </w:p>
     <w:p>
@@ -18321,16 +18179,7 @@
         <w:pStyle w:val="Heading3"/>
       </w:pPr>
       <w:r>
-        <w:rPr>
-          <w:rStyle w:val="SectionNumber"/>
-        </w:rPr>
-        <w:t xml:space="preserve">1.7.9</w:t>
-      </w:r>
-      <w:r>
-        <w:tab/>
-      </w:r>
-      <w:r>
-        <w:t xml:space="preserve">6.9 Lead time on true positives</w:t>
+        <w:t xml:space="preserve">6.11 Lead time on true positives</w:t>
       </w:r>
     </w:p>
     <w:p>
@@ -18455,15 +18304,6 @@
         <w:pStyle w:val="Heading2"/>
       </w:pPr>
       <w:r>
-        <w:rPr>
-          <w:rStyle w:val="SectionNumber"/>
-        </w:rPr>
-        <w:t xml:space="preserve">1.8</w:t>
-      </w:r>
-      <w:r>
-        <w:tab/>
-      </w:r>
-      <w:r>
         <w:t xml:space="preserve">7 Discussion</w:t>
       </w:r>
     </w:p>
@@ -18472,15 +18312,6 @@
       <w:pPr>
         <w:pStyle w:val="Heading3"/>
       </w:pPr>
-      <w:r>
-        <w:rPr>
-          <w:rStyle w:val="SectionNumber"/>
-        </w:rPr>
-        <w:t xml:space="preserve">1.8.1</w:t>
-      </w:r>
-      <w:r>
-        <w:tab/>
-      </w:r>
       <w:r>
         <w:t xml:space="preserve">7.1 Is the predictor in the entire sequence or in a subpart?</w:t>
       </w:r>
@@ -19157,15 +18988,6 @@
         <w:pStyle w:val="Heading3"/>
       </w:pPr>
       <w:r>
-        <w:rPr>
-          <w:rStyle w:val="SectionNumber"/>
-        </w:rPr>
-        <w:t xml:space="preserve">1.8.2</w:t>
-      </w:r>
-      <w:r>
-        <w:tab/>
-      </w:r>
-      <w:r>
         <w:t xml:space="preserve">7.2 What each mined signature means operationally</w:t>
       </w:r>
     </w:p>
@@ -19356,15 +19178,6 @@
       <w:pPr>
         <w:pStyle w:val="Heading3"/>
       </w:pPr>
-      <w:r>
-        <w:rPr>
-          <w:rStyle w:val="SectionNumber"/>
-        </w:rPr>
-        <w:t xml:space="preserve">1.8.3</w:t>
-      </w:r>
-      <w:r>
-        <w:tab/>
-      </w:r>
       <w:r>
         <w:t xml:space="preserve">7.3 Six contrasting case studies</w:t>
       </w:r>
@@ -19539,7 +19352,7 @@
         <w:t xml:space="preserve"> </w:t>
       </w:r>
       <w:r>
-        <w:t xml:space="preserve">a most-recent-event baseline (§6.4b). The two farms cross-validate</w:t>
+        <w:t xml:space="preserve">a most-recent-event baseline (§6.5). The two farms cross-validate</w:t>
       </w:r>
       <w:r>
         <w:t xml:space="preserve"> </w:t>
@@ -20204,7 +20017,7 @@
         <w:pStyle w:val="BodyText"/>
       </w:pPr>
       <w:r>
-        <w:t xml:space="preserve">The two lead-time regimes in §6.9 speak to deployment. Azure inherits</w:t>
+        <w:t xml:space="preserve">The two lead-time regimes in §6.11 speak to deployment. Azure inherits</w:t>
       </w:r>
       <w:r>
         <w:t xml:space="preserve"> </w:t>
@@ -20244,15 +20057,6 @@
       <w:pPr>
         <w:pStyle w:val="Heading2"/>
       </w:pPr>
-      <w:r>
-        <w:rPr>
-          <w:rStyle w:val="SectionNumber"/>
-        </w:rPr>
-        <w:t xml:space="preserve">1.9</w:t>
-      </w:r>
-      <w:r>
-        <w:tab/>
-      </w:r>
       <w:r>
         <w:t xml:space="preserve">8 Limitations</w:t>
       </w:r>
@@ -20544,7 +20348,7 @@
         <w:t xml:space="preserve"> </w:t>
       </w:r>
       <w:r>
-        <w:t xml:space="preserve">PPV in §6.4c is an assumed deployment prior, not a measured fleet</w:t>
+        <w:t xml:space="preserve">PPV in §6.6 is an assumed deployment prior, not a measured fleet</w:t>
       </w:r>
       <w:r>
         <w:t xml:space="preserve"> </w:t>
@@ -20560,15 +20364,6 @@
         <w:pStyle w:val="Heading2"/>
       </w:pPr>
       <w:r>
-        <w:rPr>
-          <w:rStyle w:val="SectionNumber"/>
-        </w:rPr>
-        <w:t xml:space="preserve">1.10</w:t>
-      </w:r>
-      <w:r>
-        <w:tab/>
-      </w:r>
-      <w:r>
         <w:t xml:space="preserve">9 Reproducibility</w:t>
       </w:r>
     </w:p>
@@ -21043,15 +20838,6 @@
       <w:pPr>
         <w:pStyle w:val="Heading2"/>
       </w:pPr>
-      <w:r>
-        <w:rPr>
-          <w:rStyle w:val="SectionNumber"/>
-        </w:rPr>
-        <w:t xml:space="preserve">1.11</w:t>
-      </w:r>
-      <w:r>
-        <w:tab/>
-      </w:r>
       <w:r>
         <w:t xml:space="preserve">10 Conclusion</w:t>
       </w:r>
@@ -23622,7 +23408,6 @@
     <w:bookmarkEnd w:id="169"/>
     <w:bookmarkEnd w:id="170"/>
     <w:bookmarkEnd w:id="171"/>
-    <w:bookmarkEnd w:id="172"/>
     <w:sectPr/>
   </w:body>
 </w:document>

--- a/docs/paper.docx
+++ b/docs/paper.docx
@@ -71,13 +71,71 @@
       <w:r>
         <w:t xml:space="preserve">Apartsin</w:t>
       </w:r>
+      <w:r>
+        <w:rPr>
+          <w:vertAlign w:val="superscript"/>
+        </w:rPr>
+        <w:t xml:space="preserve">1</w:t>
+      </w:r>
+    </w:p>
+    <w:p>
+      <w:pPr>
+        <w:pStyle w:val="Author"/>
+      </w:pPr>
+      <w:r>
+        <w:t xml:space="preserve">Yehudit</w:t>
+      </w:r>
+      <w:r>
+        <w:t xml:space="preserve"> </w:t>
+      </w:r>
+      <w:r>
+        <w:t xml:space="preserve">Aperstein</w:t>
+      </w:r>
+      <w:r>
+        <w:rPr>
+          <w:vertAlign w:val="superscript"/>
+        </w:rPr>
+        <w:t xml:space="preserve">2</w:t>
+      </w:r>
     </w:p>
     <w:p>
       <w:pPr>
         <w:pStyle w:val="Date"/>
       </w:pPr>
       <w:r>
-        <w:t xml:space="preserve">2026-08-29</w:t>
+        <w:t xml:space="preserve">2026-08-30</w:t>
+      </w:r>
+    </w:p>
+    <w:p>
+      <w:pPr>
+        <w:pStyle w:val="FirstParagraph"/>
+      </w:pPr>
+      <w:r>
+        <w:rPr>
+          <w:vertAlign w:val="superscript"/>
+        </w:rPr>
+        <w:t xml:space="preserve">1</w:t>
+      </w:r>
+      <w:r>
+        <w:t xml:space="preserve"> </w:t>
+      </w:r>
+      <w:r>
+        <w:t xml:space="preserve">School of Computer Science, Faculty of Sciences, Holon Institute of Technology (HIT), Holon, Israel</w:t>
+      </w:r>
+      <w:r>
+        <w:br/>
+      </w:r>
+      <w:r>
+        <w:rPr>
+          <w:vertAlign w:val="superscript"/>
+        </w:rPr>
+        <w:t xml:space="preserve">2</w:t>
+      </w:r>
+      <w:r>
+        <w:t xml:space="preserve"> </w:t>
+      </w:r>
+      <w:r>
+        <w:t xml:space="preserve">Intelligent Systems, Afeka Academic College of Engineering, Tel-Aviv, Israel</w:t>
       </w:r>
     </w:p>
     <w:bookmarkStart w:id="20" w:name="abstract"/>

--- a/docs/paper.docx
+++ b/docs/paper.docx
@@ -164,25 +164,25 @@
         <w:t xml:space="preserve"> </w:t>
       </w:r>
       <w:r>
-        <w:t xml:space="preserve">(FP-Growth, PrefixSpan) surfaces recurrent gapped patterns in these</w:t>
-      </w:r>
-      <w:r>
-        <w:t xml:space="preserve"> </w:t>
-      </w:r>
-      <w:r>
-        <w:t xml:space="preserve">logs. We test whether pattern mining recovers physical-cascade</w:t>
-      </w:r>
-      <w:r>
-        <w:t xml:space="preserve"> </w:t>
-      </w:r>
-      <w:r>
-        <w:t xml:space="preserve">precursor signatures on real industrial telemetry when the underlying</w:t>
-      </w:r>
-      <w:r>
-        <w:t xml:space="preserve"> </w:t>
-      </w:r>
-      <w:r>
-        <w:t xml:space="preserve">process cascades through discrete stages. The result is a signature</w:t>
+        <w:t xml:space="preserve">(FP-Growth, PrefixSpan) surfaces recurrent event patterns in these</w:t>
+      </w:r>
+      <w:r>
+        <w:t xml:space="preserve"> </w:t>
+      </w:r>
+      <w:r>
+        <w:t xml:space="preserve">logs. We test whether pattern mining recovers precursor signatures on</w:t>
+      </w:r>
+      <w:r>
+        <w:t xml:space="preserve"> </w:t>
+      </w:r>
+      <w:r>
+        <w:t xml:space="preserve">real industrial telemetry when the underlying failure process</w:t>
+      </w:r>
+      <w:r>
+        <w:t xml:space="preserve"> </w:t>
+      </w:r>
+      <w:r>
+        <w:t xml:space="preserve">advances through discrete stages. The result is a signature</w:t>
       </w:r>
       <w:r>
         <w:t xml:space="preserve"> </w:t>
@@ -292,7 +292,7 @@
           <w:b/>
           <w:bCs/>
         </w:rPr>
-        <w:t xml:space="preserve">cascade signatures of the same form at inference-half lift 4.0</w:t>
+        <w:t xml:space="preserve">cascade signatures of the same form at inference-half lift 4.00</w:t>
       </w:r>
       <w:r>
         <w:t xml:space="preserve"> </w:t>
@@ -346,7 +346,19 @@
         <w:t xml:space="preserve"> </w:t>
       </w:r>
       <w:r>
-        <w:t xml:space="preserve">case where no non-alert precursor survives. Mining code, splits,</w:t>
+        <w:t xml:space="preserve">case where the only surviving pattern is a barely-enriched fatal-error</w:t>
+      </w:r>
+      <w:r>
+        <w:t xml:space="preserve"> </w:t>
+      </w:r>
+      <w:r>
+        <w:t xml:space="preserve">marker (lift 1.16), so no deployable non-alert precursor reaches the</w:t>
+      </w:r>
+      <w:r>
+        <w:t xml:space="preserve"> </w:t>
+      </w:r>
+      <w:r>
+        <w:t xml:space="preserve">catalog. Mining code, splits,</w:t>
       </w:r>
       <w:r>
         <w:t xml:space="preserve"> </w:t>
@@ -627,25 +639,25 @@
         <w:t xml:space="preserve"> </w:t>
       </w:r>
       <w:r>
-        <w:t xml:space="preserve">with Mantel-Haenszel odds-ratio scoring, which estimates per-</w:t>
-      </w:r>
-      <w:r>
-        <w:t xml:space="preserve"> </w:t>
-      </w:r>
-      <w:r>
-        <w:t xml:space="preserve">pattern hazard ratios without modifying the mining stage. This is</w:t>
-      </w:r>
-      <w:r>
-        <w:t xml:space="preserve"> </w:t>
-      </w:r>
-      <w:r>
-        <w:t xml:space="preserve">the tool that lets the pipeline apply to traces where entities</w:t>
-      </w:r>
-      <w:r>
-        <w:t xml:space="preserve"> </w:t>
-      </w:r>
-      <w:r>
-        <w:t xml:space="preserve">exit observation upon failure (Component X).</w:t>
+        <w:t xml:space="preserve">with matched conditional logistic scoring stratified by risk set,</w:t>
+      </w:r>
+      <w:r>
+        <w:t xml:space="preserve"> </w:t>
+      </w:r>
+      <w:r>
+        <w:t xml:space="preserve">which estimates per-pattern hazard ratios without modifying the</w:t>
+      </w:r>
+      <w:r>
+        <w:t xml:space="preserve"> </w:t>
+      </w:r>
+      <w:r>
+        <w:t xml:space="preserve">mining stage. This is the tool that lets the pipeline apply to</w:t>
+      </w:r>
+      <w:r>
+        <w:t xml:space="preserve"> </w:t>
+      </w:r>
+      <w:r>
+        <w:t xml:space="preserve">traces where entities exit observation upon failure (Component X).</w:t>
       </w:r>
     </w:p>
     <w:p>
@@ -755,19 +767,19 @@
         <w:t xml:space="preserve"> </w:t>
       </w:r>
       <w:r>
-        <w:t xml:space="preserve">mechanistic reason why the fraction varies from ~85% (Azure last5</w:t>
-      </w:r>
-      <w:r>
-        <w:t xml:space="preserve"> </w:t>
-      </w:r>
-      <w:r>
-        <w:t xml:space="preserve">sequences) to 0% (BGL) to 6% (SCANIA risk-set matched,</w:t>
-      </w:r>
-      <w:r>
-        <w:t xml:space="preserve"> </w:t>
-      </w:r>
-      <w:r>
-        <w:t xml:space="preserve">BY-corrected).</w:t>
+        <w:t xml:space="preserve">mechanistic reason why the post-selection-valid fraction varies</w:t>
+      </w:r>
+      <w:r>
+        <w:t xml:space="preserve"> </w:t>
+      </w:r>
+      <w:r>
+        <w:t xml:space="preserve">from 100% (Azure 24h itemsets) through 45% (Alibaba, BY-corrected)</w:t>
+      </w:r>
+      <w:r>
+        <w:t xml:space="preserve"> </w:t>
+      </w:r>
+      <w:r>
+        <w:t xml:space="preserve">to 0% (SCANIA last20 under post-selection-valid inference).</w:t>
       </w:r>
     </w:p>
     <w:p>
@@ -818,7 +830,7 @@
         <w:t xml:space="preserve"> </w:t>
       </w:r>
       <w:r>
-        <w:t xml:space="preserve">inference-half lift 4.0 under one mining protocol (§6.4), the</w:t>
+        <w:t xml:space="preserve">inference-half lift 4.00 under one mining protocol (§6.4), the</w:t>
       </w:r>
       <w:r>
         <w:t xml:space="preserve"> </w:t>
@@ -3267,19 +3279,31 @@
         <w:t xml:space="preserve"> </w:t>
       </w:r>
       <w:r>
-        <w:t xml:space="preserve">Kelmarsh. For the second half of 2016 (2016-06 through 2016-12,</w:t>
-      </w:r>
-      <w:r>
-        <w:t xml:space="preserve"> </w:t>
-      </w:r>
-      <w:r>
-        <w:t xml:space="preserve">when the site went live) the nine turbines produced 15,388 status</w:t>
-      </w:r>
-      <w:r>
-        <w:t xml:space="preserve"> </w:t>
-      </w:r>
-      <w:r>
-        <w:t xml:space="preserve">events, of which 790 were tagged</w:t>
+        <w:t xml:space="preserve">Kelmarsh. We use the nine turbines (of identifiers P01-P15, with P03</w:t>
+      </w:r>
+      <w:r>
+        <w:t xml:space="preserve"> </w:t>
+      </w:r>
+      <w:r>
+        <w:t xml:space="preserve">absent from the release) whose status logs cover the 2016 window;</w:t>
+      </w:r>
+      <w:r>
+        <w:t xml:space="preserve"> </w:t>
+      </w:r>
+      <w:r>
+        <w:t xml:space="preserve">for the second half of 2016 (2016-06 through 2016-12, when the site</w:t>
+      </w:r>
+      <w:r>
+        <w:t xml:space="preserve"> </w:t>
+      </w:r>
+      <w:r>
+        <w:t xml:space="preserve">went live) they produced 15,388 status events, of which 790 were</w:t>
+      </w:r>
+      <w:r>
+        <w:t xml:space="preserve"> </w:t>
+      </w:r>
+      <w:r>
+        <w:t xml:space="preserve">tagged</w:t>
       </w:r>
       <w:r>
         <w:t xml:space="preserve"> </w:t>
@@ -4475,13 +4499,37 @@
         <w:t xml:space="preserve"> </w:t>
       </w:r>
       <w:r>
-        <w:t xml:space="preserve">Forced-outage event and controls on same-turbine clean regions,</w:t>
-      </w:r>
-      <w:r>
-        <w:t xml:space="preserve"> </w:t>
-      </w:r>
-      <w:r>
-        <w:t xml:space="preserve">giving 233 failure and 699 control windows at</w:t>
+        <w:t xml:space="preserve">Forced-outage event and controls on same-turbine clean regions. The</w:t>
+      </w:r>
+      <w:r>
+        <w:t xml:space="preserve"> </w:t>
+      </w:r>
+      <w:r>
+        <w:t xml:space="preserve">entity-disjoint discovery/inference split (§4.5) partitions turbines</w:t>
+      </w:r>
+      <w:r>
+        <w:t xml:space="preserve"> </w:t>
+      </w:r>
+      <w:r>
+        <w:t xml:space="preserve">3-and-3 on Kelmarsh (6 turbines) and 4-and-5 on Penmanshiel (9</w:t>
+      </w:r>
+      <w:r>
+        <w:t xml:space="preserve"> </w:t>
+      </w:r>
+      <w:r>
+        <w:t xml:space="preserve">turbines), so no turbine contributes to both mining and inference;</w:t>
+      </w:r>
+      <w:r>
+        <w:t xml:space="preserve"> </w:t>
+      </w:r>
+      <w:r>
+        <w:t xml:space="preserve">the resulting inference half carries 233 failure and 699 control</w:t>
+      </w:r>
+      <w:r>
+        <w:t xml:space="preserve"> </w:t>
+      </w:r>
+      <w:r>
+        <w:t xml:space="preserve">windows at</w:t>
       </w:r>
       <w:r>
         <w:t xml:space="preserve"> </w:t>
@@ -4505,31 +4553,13 @@
         <w:t xml:space="preserve"> </w:t>
       </w:r>
       <w:r>
-        <w:t xml:space="preserve">on</w:t>
-      </w:r>
-      <w:r>
-        <w:t xml:space="preserve"> </w:t>
-      </w:r>
-      <w:r>
-        <w:t xml:space="preserve">Kelmarsh (6 turbines) and 448 failure and 1,344 control windows on</w:t>
-      </w:r>
-      <w:r>
-        <w:t xml:space="preserve"> </w:t>
-      </w:r>
-      <w:r>
-        <w:t xml:space="preserve">Penmanshiel (9 turbines). The entity-disjoint discovery/inference</w:t>
-      </w:r>
-      <w:r>
-        <w:t xml:space="preserve"> </w:t>
-      </w:r>
-      <w:r>
-        <w:t xml:space="preserve">split (§4.5) partitions turbines 3-and-3 on Kelmarsh and 4-and-5 on</w:t>
-      </w:r>
-      <w:r>
-        <w:t xml:space="preserve"> </w:t>
-      </w:r>
-      <w:r>
-        <w:t xml:space="preserve">Penmanshiel, so no turbine contributes to both mining and inference.</w:t>
+        <w:t xml:space="preserve">on Kelmarsh and 448 failure and 1,344</w:t>
+      </w:r>
+      <w:r>
+        <w:t xml:space="preserve"> </w:t>
+      </w:r>
+      <w:r>
+        <w:t xml:space="preserve">control windows on Penmanshiel.</w:t>
       </w:r>
     </w:p>
     <w:p>
@@ -5479,19 +5509,19 @@
         <w:pStyle w:val="FirstParagraph"/>
       </w:pPr>
       <w:r>
-        <w:t xml:space="preserve">The pooled 2×2 odds ratio previously used to score risk-set-matched</w:t>
-      </w:r>
-      <w:r>
-        <w:t xml:space="preserve"> </w:t>
-      </w:r>
-      <w:r>
-        <w:t xml:space="preserve">SCANIA patterns discards the matched-set structure that makes the</w:t>
-      </w:r>
-      <w:r>
-        <w:t xml:space="preserve"> </w:t>
-      </w:r>
-      <w:r>
-        <w:t xml:space="preserve">estimator censoring-valid. The standard estimator under incidence-</w:t>
+        <w:t xml:space="preserve">A pooled 2×2 odds ratio over the risk-set-matched SCANIA patterns</w:t>
+      </w:r>
+      <w:r>
+        <w:t xml:space="preserve"> </w:t>
+      </w:r>
+      <w:r>
+        <w:t xml:space="preserve">discards the matched-set structure that makes the estimator</w:t>
+      </w:r>
+      <w:r>
+        <w:t xml:space="preserve"> </w:t>
+      </w:r>
+      <w:r>
+        <w:t xml:space="preserve">censoring-valid. The standard estimator under incidence-</w:t>
       </w:r>
       <w:r>
         <w:t xml:space="preserve"> </w:t>
@@ -6138,7 +6168,7 @@
         <w:t xml:space="preserve"> </w:t>
       </w:r>
       <w:r>
-        <w:t xml:space="preserve">headline ordering at every operating point:</w:t>
+        <w:t xml:space="preserve">headline ordering at every operating point (Table 1):</w:t>
       </w:r>
     </w:p>
     <w:p>
@@ -6701,13 +6731,49 @@
         <w:pStyle w:val="BodyText"/>
       </w:pPr>
       <w:r>
-        <w:t xml:space="preserve">At every minimum support tested, combined dominates itemsets_only by</w:t>
-      </w:r>
-      <w:r>
-        <w:t xml:space="preserve"> </w:t>
-      </w:r>
-      <w:r>
-        <w:t xml:space="preserve">at least +4 AUROC points at last5 and at least +5 at last10 (Figure 3).</w:t>
+        <w:t xml:space="preserve">At every minimum support tested, combined dominates itemsets_only:</w:t>
+      </w:r>
+      <w:r>
+        <w:t xml:space="preserve"> </w:t>
+      </w:r>
+      <w:r>
+        <w:t xml:space="preserve">by 4 to 6 AUROC points at</w:t>
+      </w:r>
+      <w:r>
+        <w:t xml:space="preserve"> </w:t>
+      </w:r>
+      <w:r>
+        <w:rPr>
+          <w:rStyle w:val="VerbatimChar"/>
+        </w:rPr>
+        <w:t xml:space="preserve">last5</w:t>
+      </w:r>
+      <w:r>
+        <w:t xml:space="preserve"> </w:t>
+      </w:r>
+      <w:r>
+        <w:t xml:space="preserve">for minimum support up to 0.10 (and</w:t>
+      </w:r>
+      <w:r>
+        <w:t xml:space="preserve"> </w:t>
+      </w:r>
+      <w:r>
+        <w:t xml:space="preserve">by 2 points at 0.15), and by 3 to 5 points at</w:t>
+      </w:r>
+      <w:r>
+        <w:t xml:space="preserve"> </w:t>
+      </w:r>
+      <w:r>
+        <w:rPr>
+          <w:rStyle w:val="VerbatimChar"/>
+        </w:rPr>
+        <w:t xml:space="preserve">last10</w:t>
+      </w:r>
+      <w:r>
+        <w:t xml:space="preserve"> </w:t>
+      </w:r>
+      <w:r>
+        <w:t xml:space="preserve">(Figure 3).</w:t>
       </w:r>
     </w:p>
     <w:tbl>
@@ -6739,34 +6805,7 @@
               <w:t xml:space="preserve"> </w:t>
             </w:r>
             <w:r>
-              <w:t xml:space="preserve">Predictive AUROC on Azure across the FP-Growth minimum-support sweep. Combined itemset-plus-sequence features lead the itemset-only and event-count baselines at every threshold, by at least 4 AUROC points at</w:t>
-            </w:r>
-            <w:r>
-              <w:t xml:space="preserve"> </w:t>
-            </w:r>
-            <w:r>
-              <w:rPr>
-                <w:rStyle w:val="VerbatimChar"/>
-              </w:rPr>
-              <w:t xml:space="preserve">last5</w:t>
-            </w:r>
-            <w:r>
-              <w:t xml:space="preserve"> </w:t>
-            </w:r>
-            <w:r>
-              <w:t xml:space="preserve">and at least 5 at</w:t>
-            </w:r>
-            <w:r>
-              <w:t xml:space="preserve"> </w:t>
-            </w:r>
-            <w:r>
-              <w:rPr>
-                <w:rStyle w:val="VerbatimChar"/>
-              </w:rPr>
-              <w:t xml:space="preserve">last10</w:t>
-            </w:r>
-            <w:r>
-              <w:t xml:space="preserve">.</w:t>
+              <w:t xml:space="preserve">Predictive AUROC on Azure across the FP-Growth minimum-support sweep. Combined itemset-plus-sequence features lead the itemset-only and event-count baselines at every threshold.</w:t>
             </w:r>
           </w:p>
         </w:tc>
@@ -6787,34 +6826,7 @@
         <w:t xml:space="preserve"> </w:t>
       </w:r>
       <w:r>
-        <w:t xml:space="preserve">Predictive AUROC on Azure across the FP-Growth minimum-support sweep. Combined itemset-plus-sequence features lead the itemset-only and event-count baselines at every threshold, by at least 4 AUROC points at</w:t>
-      </w:r>
-      <w:r>
-        <w:t xml:space="preserve"> </w:t>
-      </w:r>
-      <w:r>
-        <w:rPr>
-          <w:rStyle w:val="VerbatimChar"/>
-        </w:rPr>
-        <w:t xml:space="preserve">last5</w:t>
-      </w:r>
-      <w:r>
-        <w:t xml:space="preserve"> </w:t>
-      </w:r>
-      <w:r>
-        <w:t xml:space="preserve">and at least 5 at</w:t>
-      </w:r>
-      <w:r>
-        <w:t xml:space="preserve"> </w:t>
-      </w:r>
-      <w:r>
-        <w:rPr>
-          <w:rStyle w:val="VerbatimChar"/>
-        </w:rPr>
-        <w:t xml:space="preserve">last10</w:t>
-      </w:r>
-      <w:r>
-        <w:t xml:space="preserve">.</w:t>
+        <w:t xml:space="preserve">Predictive AUROC on Azure across the FP-Growth minimum-support sweep. Combined itemset-plus-sequence features lead the itemset-only and event-count baselines at every threshold.</w:t>
       </w:r>
     </w:p>
     <w:bookmarkEnd w:id="47"/>
@@ -6946,7 +6958,7 @@
         <w:t xml:space="preserve"> </w:t>
       </w:r>
       <w:r>
-        <w:t xml:space="preserve">dominate the top-8 at both count-based horizons.</w:t>
+        <w:t xml:space="preserve">dominate the top-8 at both count-based horizons (Figure 4).</w:t>
       </w:r>
     </w:p>
     <w:p>
@@ -7032,7 +7044,7 @@
         <w:t xml:space="preserve"> </w:t>
       </w:r>
       <w:r>
-        <w:t xml:space="preserve">the mere presence of Map events would suggest (Figure 4).</w:t>
+        <w:t xml:space="preserve">the mere presence of Map events would suggest.</w:t>
       </w:r>
     </w:p>
     <w:tbl>
@@ -7115,7 +7127,7 @@
         <w:t xml:space="preserve"> </w:t>
       </w:r>
       <w:r>
-        <w:t xml:space="preserve">§6.4, not this temporal-split predictive table):</w:t>
+        <w:t xml:space="preserve">§6.4, not this temporal-split predictive table; Table 2):</w:t>
       </w:r>
     </w:p>
     <w:p>
@@ -8401,7 +8413,7 @@
         <w:t xml:space="preserve">order effect = real_lift − mean(count-preserving-shuffle_lift)</w:t>
       </w:r>
       <w:r>
-        <w:t xml:space="preserve">. Top-20 sequences per horizon:</w:t>
+        <w:t xml:space="preserve">. Top-20 sequences per horizon (Table 3):</w:t>
       </w:r>
     </w:p>
     <w:p>
@@ -9113,7 +9125,7 @@
         <w:t xml:space="preserve"> </w:t>
       </w:r>
       <w:r>
-        <w:t xml:space="preserve">itemsets pass BY q&lt;0.05.</w:t>
+        <w:t xml:space="preserve">itemsets pass BY q&lt;0.05 (Table 4).</w:t>
       </w:r>
     </w:p>
     <w:p>
@@ -9334,7 +9346,13 @@
               <w:rPr>
                 <w:rStyle w:val="VerbatimChar"/>
               </w:rPr>
-              <w:t xml:space="preserve">system_warning:2550 + terminal_failure:2550</w:t>
+              <w:t xml:space="preserve">system_warning:2550</w:t>
+            </w:r>
+            <w:r>
+              <w:t xml:space="preserve"> </w:t>
+            </w:r>
+            <w:r>
+              <w:t xml:space="preserve">(Overload gen fan 1, standalone warning)</w:t>
             </w:r>
           </w:p>
         </w:tc>
@@ -10354,7 +10372,7 @@
         <w:t xml:space="preserve"> </w:t>
       </w:r>
       <w:r>
-        <w:t xml:space="preserve">teething.</w:t>
+        <w:t xml:space="preserve">teething (Table 5).</w:t>
       </w:r>
     </w:p>
     <w:p>
@@ -12545,7 +12563,7 @@
       </w:r>
     </w:p>
     <w:bookmarkEnd w:id="53"/>
-    <w:bookmarkStart w:id="54" w:name="X440c656fb7d773359d66b076a99a88b700cb867"/>
+    <w:bookmarkStart w:id="55" w:name="X440c656fb7d773359d66b076a99a88b700cb867"/>
     <w:p>
       <w:pPr>
         <w:pStyle w:val="Heading3"/>
@@ -12613,7 +12631,7 @@
         <w:t xml:space="preserve"> </w:t>
       </w:r>
       <w:r>
-        <w:t xml:space="preserve">farm), giving the calibrated PPV each rule delivers when deployed:</w:t>
+        <w:t xml:space="preserve">farm), giving the calibrated PPV each rule delivers when deployed (Table 7):</w:t>
       </w:r>
     </w:p>
     <w:p>
@@ -13074,6 +13092,35 @@
         <w:t xml:space="preserve">of 0.89 nor the operational PPV of 0.20 suffices alone.</w:t>
       </w:r>
     </w:p>
+    <w:bookmarkStart w:id="54" w:name="X5f409ab5bc0cacb368394f2fe592924467a43a9"/>
+    <w:p>
+      <w:pPr>
+        <w:pStyle w:val="Heading4"/>
+      </w:pPr>
+      <w:r>
+        <w:t xml:space="preserve">6.6.1 Signature catalog: cloud, HPC, and automotive traces</w:t>
+      </w:r>
+    </w:p>
+    <w:p>
+      <w:pPr>
+        <w:pStyle w:val="FirstParagraph"/>
+      </w:pPr>
+      <w:r>
+        <w:t xml:space="preserve">The catalog of §6.4 resumes with the four traces beyond the two wind</w:t>
+      </w:r>
+      <w:r>
+        <w:t xml:space="preserve"> </w:t>
+      </w:r>
+      <w:r>
+        <w:t xml:space="preserve">farms. Each entry carries the same evidence structure: mined patterns,</w:t>
+      </w:r>
+      <w:r>
+        <w:t xml:space="preserve"> </w:t>
+      </w:r>
+      <w:r>
+        <w:t xml:space="preserve">inference-half lift and BY q, and the intended deployment rule.</w:t>
+      </w:r>
+    </w:p>
     <w:p>
       <w:pPr>
         <w:pStyle w:val="BodyText"/>
@@ -13083,7 +13130,13 @@
           <w:b/>
           <w:bCs/>
         </w:rPr>
-        <w:t xml:space="preserve">Azure PdM.</w:t>
+        <w:t xml:space="preserve">Azure PdM</w:t>
+      </w:r>
+      <w:r>
+        <w:t xml:space="preserve"> </w:t>
+      </w:r>
+      <w:r>
+        <w:t xml:space="preserve">(Table 8).</w:t>
       </w:r>
     </w:p>
     <w:p>
@@ -13665,13 +13718,13 @@
         <w:t xml:space="preserve"> </w:t>
       </w:r>
       <w:r>
-        <w:t xml:space="preserve">occurrences in 6,800 control windows on the inference half, which</w:t>
-      </w:r>
-      <w:r>
-        <w:t xml:space="preserve"> </w:t>
-      </w:r>
-      <w:r>
-        <w:t xml:space="preserve">makes it a decision rule, not just a correlation. Ordering carries additional</w:t>
+        <w:t xml:space="preserve">occurrences in the 1,113 control windows on the 24h inference half,</w:t>
+      </w:r>
+      <w:r>
+        <w:t xml:space="preserve"> </w:t>
+      </w:r>
+      <w:r>
+        <w:t xml:space="preserve">which makes it a decision rule, not just a correlation. Ordering carries additional</w:t>
       </w:r>
       <w:r>
         <w:t xml:space="preserve"> </w:t>
@@ -13770,7 +13823,13 @@
           <w:b/>
           <w:bCs/>
         </w:rPr>
-        <w:t xml:space="preserve">Alibaba cluster-trace-v2018.</w:t>
+        <w:t xml:space="preserve">Alibaba cluster-trace-v2018</w:t>
+      </w:r>
+      <w:r>
+        <w:t xml:space="preserve"> </w:t>
+      </w:r>
+      <w:r>
+        <w:t xml:space="preserve">(Table 9).</w:t>
       </w:r>
     </w:p>
     <w:p>
@@ -14242,23 +14301,490 @@
         </w:rPr>
         <w:t xml:space="preserve">SCANIA Component X (matched conditional logistic).</w:t>
       </w:r>
-    </w:p>
-    <w:p>
-      <w:pPr>
-        <w:pStyle w:val="TableCaption"/>
-      </w:pPr>
+      <w:r>
+        <w:t xml:space="preserve"> </w:t>
+      </w:r>
+      <w:r>
+        <w:t xml:space="preserve">The top five</w:t>
+      </w:r>
+      <w:r>
+        <w:t xml:space="preserve"> </w:t>
+      </w:r>
+      <w:r>
+        <w:t xml:space="preserve">matched hazard ratios are listed with full confidence intervals in</w:t>
+      </w:r>
+      <w:r>
+        <w:t xml:space="preserve"> </w:t>
+      </w:r>
+      <w:r>
+        <w:t xml:space="preserve">Table 12 (§6.10); the headline signature</w:t>
+      </w:r>
+      <w:r>
+        <w:t xml:space="preserve"> </w:t>
+      </w:r>
+      <w:r>
+        <w:rPr>
+          <w:rStyle w:val="VerbatimChar"/>
+        </w:rPr>
+        <w:t xml:space="preserve">counter_surprise:397_{27, 28, 29}</w:t>
+      </w:r>
+      <w:r>
+        <w:t xml:space="preserve"> </w:t>
+      </w:r>
+      <w:r>
+        <w:t xml:space="preserve">has matched HR 1.73 (95% CI [1.53, 1.96]).</w:t>
+      </w:r>
+    </w:p>
+    <w:p>
+      <w:pPr>
+        <w:pStyle w:val="BodyText"/>
+      </w:pPr>
+      <w:r>
+        <w:t xml:space="preserve">Interpretation:</w:t>
+      </w:r>
+      <w:r>
+        <w:t xml:space="preserve"> </w:t>
+      </w:r>
       <w:r>
         <w:rPr>
           <w:b/>
           <w:bCs/>
         </w:rPr>
+        <w:t xml:space="preserve">sustained anomalies concentrated in the histogram-</w:t>
+      </w:r>
+      <w:r>
+        <w:rPr>
+          <w:b/>
+          <w:bCs/>
+        </w:rPr>
+        <w:t xml:space="preserve"> </w:t>
+      </w:r>
+      <w:r>
+        <w:rPr>
+          <w:b/>
+          <w:bCs/>
+        </w:rPr>
+        <w:t xml:space="preserve">397 bin range 27-35 double the near-term hazard of Component X</w:t>
+      </w:r>
+      <w:r>
+        <w:rPr>
+          <w:b/>
+          <w:bCs/>
+        </w:rPr>
+        <w:t xml:space="preserve"> </w:t>
+      </w:r>
+      <w:r>
+        <w:rPr>
+          <w:b/>
+          <w:bCs/>
+        </w:rPr>
+        <w:t xml:space="preserve">repair</w:t>
+      </w:r>
+      <w:r>
+        <w:t xml:space="preserve">. The signal is a cumulative-usage-profile marker at the</w:t>
+      </w:r>
+      <w:r>
+        <w:t xml:space="preserve"> </w:t>
+      </w:r>
+      <w:r>
+        <w:t xml:space="preserve">truck level rather than a temporal precursor in the last-K events;</w:t>
+      </w:r>
+      <w:r>
+        <w:t xml:space="preserve"> </w:t>
+      </w:r>
+      <w:r>
+        <w:t xml:space="preserve">the temporally-held-out AUROC (§6.2) is 0.60 for this reason.</w:t>
+      </w:r>
+    </w:p>
+    <w:p>
+      <w:pPr>
+        <w:pStyle w:val="BodyText"/>
+      </w:pPr>
+      <w:r>
+        <w:t xml:space="preserve">Use:</w:t>
+      </w:r>
+      <w:r>
+        <w:t xml:space="preserve"> </w:t>
+      </w:r>
+      <w:r>
+        <w:rPr>
+          <w:b/>
+          <w:bCs/>
+        </w:rPr>
+        <w:t xml:space="preserve">fleet triage</w:t>
+      </w:r>
+      <w:r>
+        <w:t xml:space="preserve">. Rank trucks by the count of significant</w:t>
+      </w:r>
+      <w:r>
+        <w:t xml:space="preserve"> </w:t>
+      </w:r>
+      <w:r>
+        <w:t xml:space="preserve">histogram-397 patterns present in the last-20-readout window;</w:t>
+      </w:r>
+      <w:r>
+        <w:t xml:space="preserve"> </w:t>
+      </w:r>
+      <w:r>
+        <w:t xml:space="preserve">prioritise workshop inspection for the top decile.</w:t>
+      </w:r>
+    </w:p>
+    <w:p>
+      <w:pPr>
+        <w:pStyle w:val="BodyText"/>
+      </w:pPr>
+      <w:r>
+        <w:rPr>
+          <w:b/>
+          <w:bCs/>
+        </w:rPr>
+        <w:t xml:space="preserve">BGL (LLNL Blue Gene/L syslogs).</w:t>
+      </w:r>
+    </w:p>
+    <w:p>
+      <w:pPr>
+        <w:pStyle w:val="BodyText"/>
+      </w:pPr>
+      <w:r>
+        <w:t xml:space="preserve">The only pattern that survives the post-selection-valid BY q &lt; 0.05</w:t>
+      </w:r>
+      <w:r>
+        <w:t xml:space="preserve"> </w:t>
+      </w:r>
+      <w:r>
+        <w:t xml:space="preserve">test on any horizon is the fatal-error marker</w:t>
+      </w:r>
+      <w:r>
+        <w:t xml:space="preserve"> </w:t>
+      </w:r>
+      <w:r>
+        <w:rPr>
+          <w:rStyle w:val="VerbatimChar"/>
+        </w:rPr>
+        <w:t xml:space="preserve">system_error:RAS:FATAL</w:t>
+      </w:r>
+      <w:r>
+        <w:t xml:space="preserve">,</w:t>
+      </w:r>
+      <w:r>
+        <w:t xml:space="preserve"> </w:t>
+      </w:r>
+      <w:r>
+        <w:t xml:space="preserve">and only at inference-half lift 1.16 (680 of 3,602 failure windows vs</w:t>
+      </w:r>
+      <w:r>
+        <w:t xml:space="preserve"> </w:t>
+      </w:r>
+      <w:r>
+        <w:t xml:space="preserve">1,677 of 10,830 controls). No pattern reaches the catalog’s</w:t>
+      </w:r>
+      <w:r>
+        <w:t xml:space="preserve"> </w:t>
+      </w:r>
+      <w:r>
+        <w:t xml:space="preserve">decision-rule strength, and the surviving marker is a severity token</w:t>
+      </w:r>
+      <w:r>
+        <w:t xml:space="preserve"> </w:t>
+      </w:r>
+      <w:r>
+        <w:t xml:space="preserve">of the cascade itself, not an upstream non-alert precursor.</w:t>
+      </w:r>
+    </w:p>
+    <w:p>
+      <w:pPr>
+        <w:pStyle w:val="BodyText"/>
+      </w:pPr>
+      <w:r>
+        <w:t xml:space="preserve">Interpretation:</w:t>
+      </w:r>
+      <w:r>
+        <w:t xml:space="preserve"> </w:t>
+      </w:r>
+      <w:r>
+        <w:rPr>
+          <w:b/>
+          <w:bCs/>
+        </w:rPr>
+        <w:t xml:space="preserve">alert cascades on BGL are self-triggering</w:t>
+      </w:r>
+      <w:r>
+        <w:t xml:space="preserve">. The</w:t>
+      </w:r>
+      <w:r>
+        <w:t xml:space="preserve"> </w:t>
+      </w:r>
+      <w:r>
+        <w:t xml:space="preserve">non-alert stream (</w:t>
+      </w:r>
+      <w:r>
+        <w:rPr>
+          <w:rStyle w:val="VerbatimChar"/>
+        </w:rPr>
+        <w:t xml:space="preserve">system_error</w:t>
+      </w:r>
+      <w:r>
+        <w:t xml:space="preserve">,</w:t>
+      </w:r>
+      <w:r>
+        <w:t xml:space="preserve"> </w:t>
+      </w:r>
+      <w:r>
+        <w:rPr>
+          <w:rStyle w:val="VerbatimChar"/>
+        </w:rPr>
+        <w:t xml:space="preserve">system_warning</w:t>
+      </w:r>
+      <w:r>
+        <w:t xml:space="preserve">,</w:t>
+      </w:r>
+      <w:r>
+        <w:t xml:space="preserve"> </w:t>
+      </w:r>
+      <w:r>
+        <w:rPr>
+          <w:rStyle w:val="VerbatimChar"/>
+        </w:rPr>
+        <w:t xml:space="preserve">system_info</w:t>
+      </w:r>
+      <w:r>
+        <w:t xml:space="preserve">)</w:t>
+      </w:r>
+      <w:r>
+        <w:t xml:space="preserve"> </w:t>
+      </w:r>
+      <w:r>
+        <w:t xml:space="preserve">carries no deployable predictive information about the first alert of</w:t>
+      </w:r>
+      <w:r>
+        <w:t xml:space="preserve"> </w:t>
+      </w:r>
+      <w:r>
+        <w:t xml:space="preserve">the next cascade. This is a different question from the one deep-learning log</w:t>
+      </w:r>
+      <w:r>
+        <w:t xml:space="preserve"> </w:t>
+      </w:r>
+      <w:r>
+        <w:t xml:space="preserve">anomaly detectors answer on BGL (DeepLog, LogBERT, and related methods</w:t>
+      </w:r>
+      <w:r>
+        <w:t xml:space="preserve"> </w:t>
+      </w:r>
+      <w:r>
+        <w:t xml:space="preserve">flag anomalous alert lines themselves); here the task is whether the</w:t>
+      </w:r>
+      <w:r>
+        <w:t xml:space="preserve"> </w:t>
+      </w:r>
+      <w:r>
+        <w:t xml:space="preserve">non-alert stream predicts the first alert of the next episode, and on</w:t>
+      </w:r>
+      <w:r>
+        <w:t xml:space="preserve"> </w:t>
+      </w:r>
+      <w:r>
+        <w:t xml:space="preserve">BGL it does not.</w:t>
+      </w:r>
+    </w:p>
+    <w:p>
+      <w:pPr>
+        <w:pStyle w:val="BodyText"/>
+      </w:pPr>
+      <w:r>
+        <w:t xml:space="preserve">Use:</w:t>
+      </w:r>
+      <w:r>
+        <w:t xml:space="preserve"> </w:t>
+      </w:r>
+      <w:r>
+        <w:rPr>
+          <w:b/>
+          <w:bCs/>
+        </w:rPr>
+        <w:t xml:space="preserve">negative recommendation</w:t>
+      </w:r>
+      <w:r>
+        <w:t xml:space="preserve">. do not deploy this pipeline on</w:t>
+      </w:r>
+      <w:r>
+        <w:t xml:space="preserve"> </w:t>
+      </w:r>
+      <w:r>
+        <w:t xml:space="preserve">HPC-syslog data as an alert-cascade early-warning system. A better</w:t>
+      </w:r>
+      <w:r>
+        <w:t xml:space="preserve"> </w:t>
+      </w:r>
+      <w:r>
+        <w:t xml:space="preserve">use of pattern mining on this trace is post-hoc cascade taxonomy</w:t>
+      </w:r>
+      <w:r>
+        <w:t xml:space="preserve"> </w:t>
+      </w:r>
+      <w:r>
+        <w:t xml:space="preserve">(which alert codes cluster together within an episode) rather than</w:t>
+      </w:r>
+      <w:r>
+        <w:t xml:space="preserve"> </w:t>
+      </w:r>
+      <w:r>
+        <w:t xml:space="preserve">prediction.</w:t>
+      </w:r>
+    </w:p>
+    <w:p>
+      <w:pPr>
+        <w:pStyle w:val="BodyText"/>
+      </w:pPr>
+      <w:r>
+        <w:t xml:space="preserve">Sections 6.7 through 6.11 present the aggregate evidence behind these</w:t>
+      </w:r>
+      <w:r>
+        <w:t xml:space="preserve"> </w:t>
+      </w:r>
+      <w:r>
+        <w:t xml:space="preserve">signatures: the predictive-vs-frequent-noise separation (§6.7),</w:t>
+      </w:r>
+      <w:r>
+        <w:t xml:space="preserve"> </w:t>
+      </w:r>
+      <w:r>
+        <w:t xml:space="preserve">post-selection-valid sequence significance (§6.8), the same-sample</w:t>
+      </w:r>
+      <w:r>
+        <w:t xml:space="preserve"> </w:t>
+      </w:r>
+      <w:r>
+        <w:t xml:space="preserve">marginal baseline (§6.9), the SCANIA matched hazard-ratio analysis</w:t>
+      </w:r>
+      <w:r>
+        <w:t xml:space="preserve"> </w:t>
+      </w:r>
+      <w:r>
+        <w:t xml:space="preserve">(§6.10), and lead time on true positives (§6.11).</w:t>
+      </w:r>
+    </w:p>
+    <w:bookmarkEnd w:id="54"/>
+    <w:bookmarkEnd w:id="55"/>
+    <w:bookmarkStart w:id="56" w:name="X44aeb5833a19b6d32b8998867e975190f65e5f8"/>
+    <w:p>
+      <w:pPr>
+        <w:pStyle w:val="Heading3"/>
+      </w:pPr>
+      <w:r>
+        <w:t xml:space="preserve">6.7 Predictive vs frequent-noise separation across traces</w:t>
+      </w:r>
+    </w:p>
+    <w:p>
+      <w:pPr>
+        <w:pStyle w:val="FirstParagraph"/>
+      </w:pPr>
+      <w:r>
+        <w:t xml:space="preserve">The paper’s central object is the fraction of mined frequent patterns</w:t>
+      </w:r>
+      <w:r>
+        <w:t xml:space="preserve"> </w:t>
+      </w:r>
+      <w:r>
+        <w:t xml:space="preserve">that pass the per-pattern statistical significance test on an</w:t>
+      </w:r>
+      <w:r>
+        <w:t xml:space="preserve"> </w:t>
+      </w:r>
+      <w:r>
+        <w:t xml:space="preserve">inference sample disjoint from the discovery sample used for mining.</w:t>
+      </w:r>
+      <w:r>
+        <w:t xml:space="preserve"> </w:t>
+      </w:r>
+      <w:r>
+        <w:t xml:space="preserve">Frequency alone is a weak proxy for predictiveness; the post-</w:t>
+      </w:r>
+      <w:r>
+        <w:t xml:space="preserve"> </w:t>
+      </w:r>
+      <w:r>
+        <w:t xml:space="preserve">selection-valid test tells us which mined patterns carry elevated</w:t>
+      </w:r>
+      <w:r>
+        <w:t xml:space="preserve"> </w:t>
+      </w:r>
+      <w:r>
+        <w:t xml:space="preserve">failure signal against matched controls under an inference regime</w:t>
+      </w:r>
+      <w:r>
+        <w:t xml:space="preserve"> </w:t>
+      </w:r>
+      <w:r>
+        <w:t xml:space="preserve">not contaminated by the label-dependent candidate selection.</w:t>
+      </w:r>
+    </w:p>
+    <w:p>
+      <w:pPr>
+        <w:pStyle w:val="BodyText"/>
+      </w:pPr>
+      <w:r>
+        <w:t xml:space="preserve">Every trace is split 50/50 entity-disjoint into a discovery half (for</w:t>
+      </w:r>
+      <w:r>
+        <w:t xml:space="preserve"> </w:t>
+      </w:r>
+      <w:r>
+        <w:t xml:space="preserve">FP-Growth candidate selection) and an inference half (for exact</w:t>
+      </w:r>
+      <w:r>
+        <w:t xml:space="preserve"> </w:t>
+      </w:r>
+      <w:r>
+        <w:t xml:space="preserve">hypergeometric p-values and BH / BY correction). Table 10 covers the</w:t>
+      </w:r>
+      <w:r>
+        <w:t xml:space="preserve"> </w:t>
+      </w:r>
+      <w:r>
+        <w:t xml:space="preserve">four non-wind traces; the two wind farms carry the same analysis with</w:t>
+      </w:r>
+      <w:r>
+        <w:t xml:space="preserve"> </w:t>
+      </w:r>
+      <w:r>
+        <w:t xml:space="preserve">the catalog in §6.4 (Kelmarsh 30/35 and Penmanshiel 27/30</w:t>
+      </w:r>
+      <w:r>
+        <w:t xml:space="preserve"> </w:t>
+      </w:r>
+      <w:r>
+        <w:t xml:space="preserve">BY-significant itemsets at</w:t>
+      </w:r>
+      <w:r>
+        <w:t xml:space="preserve"> </w:t>
+      </w:r>
+      <w:r>
+        <w:rPr>
+          <w:rStyle w:val="VerbatimChar"/>
+        </w:rPr>
+        <w:t xml:space="preserve">last5</w:t>
+      </w:r>
+      <w:r>
+        <w:t xml:space="preserve">).</w:t>
+      </w:r>
+    </w:p>
+    <w:p>
+      <w:pPr>
+        <w:pStyle w:val="TableCaption"/>
+      </w:pPr>
+      <w:r>
+        <w:rPr>
+          <w:b/>
+          <w:bCs/>
+        </w:rPr>
         <w:t xml:space="preserve">Table 10.</w:t>
       </w:r>
       <w:r>
         <w:t xml:space="preserve"> </w:t>
       </w:r>
       <w:r>
-        <w:t xml:space="preserve">Top SCANIA Component X signatures by matched hazard ratio.</w:t>
+        <w:t xml:space="preserve">Post-selection-valid itemset significance by trace and horizon on the discovery/inference split.</w:t>
       </w:r>
     </w:p>
     <w:tbl>
@@ -14267,810 +14793,7 @@
         <w:tblW w:type="pct" w:w="5000"/>
         <w:tblLayout w:type="fixed"/>
         <w:tblLook w:firstRow="1" w:lastRow="0" w:firstColumn="0" w:lastColumn="0" w:noHBand="0" w:noVBand="0" w:val="0020"/>
-        <w:tblCaption w:val="Table 10. Top SCANIA Component X signatures by matched hazard ratio."/>
-      </w:tblPr>
-      <w:tblGrid>
-        <w:gridCol w:w="1584"/>
-        <w:gridCol w:w="1584"/>
-        <w:gridCol w:w="1584"/>
-        <w:gridCol w:w="1584"/>
-        <w:gridCol w:w="1584"/>
-      </w:tblGrid>
-      <w:tr>
-        <w:trPr>
-          <w:tblHeader w:val="on"/>
-        </w:trPr>
-        <w:tc>
-          <w:tcPr/>
-          <w:p>
-            <w:pPr>
-              <w:pStyle w:val="Compact"/>
-              <w:jc w:val="left"/>
-            </w:pPr>
-            <w:r>
-              <w:t xml:space="preserve">pattern</w:t>
-            </w:r>
-          </w:p>
-        </w:tc>
-        <w:tc>
-          <w:tcPr/>
-          <w:p>
-            <w:pPr>
-              <w:pStyle w:val="Compact"/>
-              <w:jc w:val="left"/>
-            </w:pPr>
-            <w:r>
-              <w:t xml:space="preserve">matched HR</w:t>
-            </w:r>
-          </w:p>
-        </w:tc>
-        <w:tc>
-          <w:tcPr/>
-          <w:p>
-            <w:pPr>
-              <w:pStyle w:val="Compact"/>
-              <w:jc w:val="left"/>
-            </w:pPr>
-            <w:r>
-              <w:t xml:space="preserve">95% CI</w:t>
-            </w:r>
-          </w:p>
-        </w:tc>
-        <w:tc>
-          <w:tcPr/>
-          <w:p>
-            <w:pPr>
-              <w:pStyle w:val="Compact"/>
-              <w:jc w:val="left"/>
-            </w:pPr>
-            <w:r>
-              <w:t xml:space="preserve">p</w:t>
-            </w:r>
-          </w:p>
-        </w:tc>
-        <w:tc>
-          <w:tcPr/>
-          <w:p>
-            <w:pPr>
-              <w:pStyle w:val="Compact"/>
-              <w:jc w:val="left"/>
-            </w:pPr>
-            <w:r>
-              <w:t xml:space="preserve">n_case_hits</w:t>
-            </w:r>
-          </w:p>
-        </w:tc>
-      </w:tr>
-      <w:tr>
-        <w:tc>
-          <w:tcPr/>
-          <w:p>
-            <w:pPr>
-              <w:pStyle w:val="Compact"/>
-              <w:jc w:val="left"/>
-            </w:pPr>
-            <w:r>
-              <w:rPr>
-                <w:rStyle w:val="VerbatimChar"/>
-              </w:rPr>
-              <w:t xml:space="preserve">counter_surprise:397_{27, 28, 29}</w:t>
-            </w:r>
-          </w:p>
-        </w:tc>
-        <w:tc>
-          <w:tcPr/>
-          <w:p>
-            <w:pPr>
-              <w:pStyle w:val="Compact"/>
-              <w:jc w:val="left"/>
-            </w:pPr>
-            <w:r>
-              <w:t xml:space="preserve">1.73</w:t>
-            </w:r>
-          </w:p>
-        </w:tc>
-        <w:tc>
-          <w:tcPr/>
-          <w:p>
-            <w:pPr>
-              <w:pStyle w:val="Compact"/>
-              <w:jc w:val="left"/>
-            </w:pPr>
-            <w:r>
-              <w:t xml:space="preserve">[1.53, 1.96]</w:t>
-            </w:r>
-          </w:p>
-        </w:tc>
-        <w:tc>
-          <w:tcPr/>
-          <w:p>
-            <w:pPr>
-              <w:pStyle w:val="Compact"/>
-              <w:jc w:val="left"/>
-            </w:pPr>
-            <w:r>
-              <w:t xml:space="preserve">1e-17</w:t>
-            </w:r>
-          </w:p>
-        </w:tc>
-        <w:tc>
-          <w:tcPr/>
-          <w:p>
-            <w:pPr>
-              <w:pStyle w:val="Compact"/>
-              <w:jc w:val="left"/>
-            </w:pPr>
-            <w:r>
-              <w:t xml:space="preserve">456</w:t>
-            </w:r>
-          </w:p>
-        </w:tc>
-      </w:tr>
-      <w:tr>
-        <w:tc>
-          <w:tcPr/>
-          <w:p>
-            <w:pPr>
-              <w:pStyle w:val="Compact"/>
-              <w:jc w:val="left"/>
-            </w:pPr>
-            <w:r>
-              <w:rPr>
-                <w:rStyle w:val="VerbatimChar"/>
-              </w:rPr>
-              <w:t xml:space="preserve">counter_surprise:397_{29, 34, 35}</w:t>
-            </w:r>
-          </w:p>
-        </w:tc>
-        <w:tc>
-          <w:tcPr/>
-          <w:p>
-            <w:pPr>
-              <w:pStyle w:val="Compact"/>
-              <w:jc w:val="left"/>
-            </w:pPr>
-            <w:r>
-              <w:t xml:space="preserve">1.69</w:t>
-            </w:r>
-          </w:p>
-        </w:tc>
-        <w:tc>
-          <w:tcPr/>
-          <w:p>
-            <w:pPr>
-              <w:pStyle w:val="Compact"/>
-              <w:jc w:val="left"/>
-            </w:pPr>
-            <w:r>
-              <w:t xml:space="preserve">[1.50, 1.91]</w:t>
-            </w:r>
-          </w:p>
-        </w:tc>
-        <w:tc>
-          <w:tcPr/>
-          <w:p>
-            <w:pPr>
-              <w:pStyle w:val="Compact"/>
-              <w:jc w:val="left"/>
-            </w:pPr>
-            <w:r>
-              <w:t xml:space="preserve">4e-17</w:t>
-            </w:r>
-          </w:p>
-        </w:tc>
-        <w:tc>
-          <w:tcPr/>
-          <w:p>
-            <w:pPr>
-              <w:pStyle w:val="Compact"/>
-              <w:jc w:val="left"/>
-            </w:pPr>
-            <w:r>
-              <w:t xml:space="preserve">479</w:t>
-            </w:r>
-          </w:p>
-        </w:tc>
-      </w:tr>
-      <w:tr>
-        <w:tc>
-          <w:tcPr/>
-          <w:p>
-            <w:pPr>
-              <w:pStyle w:val="Compact"/>
-              <w:jc w:val="left"/>
-            </w:pPr>
-            <w:r>
-              <w:rPr>
-                <w:rStyle w:val="VerbatimChar"/>
-              </w:rPr>
-              <w:t xml:space="preserve">counter_surprise:397_{28, 29, 34}</w:t>
-            </w:r>
-          </w:p>
-        </w:tc>
-        <w:tc>
-          <w:tcPr/>
-          <w:p>
-            <w:pPr>
-              <w:pStyle w:val="Compact"/>
-              <w:jc w:val="left"/>
-            </w:pPr>
-            <w:r>
-              <w:t xml:space="preserve">1.69</w:t>
-            </w:r>
-          </w:p>
-        </w:tc>
-        <w:tc>
-          <w:tcPr/>
-          <w:p>
-            <w:pPr>
-              <w:pStyle w:val="Compact"/>
-              <w:jc w:val="left"/>
-            </w:pPr>
-            <w:r>
-              <w:t xml:space="preserve">[1.49, 1.90]</w:t>
-            </w:r>
-          </w:p>
-        </w:tc>
-        <w:tc>
-          <w:tcPr/>
-          <w:p>
-            <w:pPr>
-              <w:pStyle w:val="Compact"/>
-              <w:jc w:val="left"/>
-            </w:pPr>
-            <w:r>
-              <w:t xml:space="preserve">4e-17</w:t>
-            </w:r>
-          </w:p>
-        </w:tc>
-        <w:tc>
-          <w:tcPr/>
-          <w:p>
-            <w:pPr>
-              <w:pStyle w:val="Compact"/>
-              <w:jc w:val="left"/>
-            </w:pPr>
-            <w:r>
-              <w:t xml:space="preserve">495</w:t>
-            </w:r>
-          </w:p>
-        </w:tc>
-      </w:tr>
-      <w:tr>
-        <w:tc>
-          <w:tcPr/>
-          <w:p>
-            <w:pPr>
-              <w:pStyle w:val="Compact"/>
-              <w:jc w:val="left"/>
-            </w:pPr>
-            <w:r>
-              <w:rPr>
-                <w:rStyle w:val="VerbatimChar"/>
-              </w:rPr>
-              <w:t xml:space="preserve">counter_surprise:397_{29, 34}</w:t>
-            </w:r>
-            <w:r>
-              <w:t xml:space="preserve"> </w:t>
-            </w:r>
-            <w:r>
-              <w:t xml:space="preserve">(two-bin)</w:t>
-            </w:r>
-          </w:p>
-        </w:tc>
-        <w:tc>
-          <w:tcPr/>
-          <w:p>
-            <w:pPr>
-              <w:pStyle w:val="Compact"/>
-              <w:jc w:val="left"/>
-            </w:pPr>
-            <w:r>
-              <w:t xml:space="preserve">1.67</w:t>
-            </w:r>
-          </w:p>
-        </w:tc>
-        <w:tc>
-          <w:tcPr/>
-          <w:p>
-            <w:pPr>
-              <w:pStyle w:val="Compact"/>
-              <w:jc w:val="left"/>
-            </w:pPr>
-            <w:r>
-              <w:t xml:space="preserve">[1.50, 1.87]</w:t>
-            </w:r>
-          </w:p>
-        </w:tc>
-        <w:tc>
-          <w:tcPr/>
-          <w:p>
-            <w:pPr>
-              <w:pStyle w:val="Compact"/>
-              <w:jc w:val="left"/>
-            </w:pPr>
-            <w:r>
-              <w:t xml:space="preserve">2e-19</w:t>
-            </w:r>
-          </w:p>
-        </w:tc>
-        <w:tc>
-          <w:tcPr/>
-          <w:p>
-            <w:pPr>
-              <w:pStyle w:val="Compact"/>
-              <w:jc w:val="left"/>
-            </w:pPr>
-            <w:r>
-              <w:t xml:space="preserve">611</w:t>
-            </w:r>
-          </w:p>
-        </w:tc>
-      </w:tr>
-      <w:tr>
-        <w:tc>
-          <w:tcPr/>
-          <w:p>
-            <w:pPr>
-              <w:pStyle w:val="Compact"/>
-              <w:jc w:val="left"/>
-            </w:pPr>
-            <w:r>
-              <w:rPr>
-                <w:rStyle w:val="VerbatimChar"/>
-              </w:rPr>
-              <w:t xml:space="preserve">counter_surprise:397_{28, 29}</w:t>
-            </w:r>
-            <w:r>
-              <w:t xml:space="preserve"> </w:t>
-            </w:r>
-            <w:r>
-              <w:t xml:space="preserve">(two-bin)</w:t>
-            </w:r>
-          </w:p>
-        </w:tc>
-        <w:tc>
-          <w:tcPr/>
-          <w:p>
-            <w:pPr>
-              <w:pStyle w:val="Compact"/>
-              <w:jc w:val="left"/>
-            </w:pPr>
-            <w:r>
-              <w:t xml:space="preserve">1.66</w:t>
-            </w:r>
-          </w:p>
-        </w:tc>
-        <w:tc>
-          <w:tcPr/>
-          <w:p>
-            <w:pPr>
-              <w:pStyle w:val="Compact"/>
-              <w:jc w:val="left"/>
-            </w:pPr>
-            <w:r>
-              <w:t xml:space="preserve">[1.48, 1.85]</w:t>
-            </w:r>
-          </w:p>
-        </w:tc>
-        <w:tc>
-          <w:tcPr/>
-          <w:p>
-            <w:pPr>
-              <w:pStyle w:val="Compact"/>
-              <w:jc w:val="left"/>
-            </w:pPr>
-            <w:r>
-              <w:t xml:space="preserve">2e-19</w:t>
-            </w:r>
-          </w:p>
-        </w:tc>
-        <w:tc>
-          <w:tcPr/>
-          <w:p>
-            <w:pPr>
-              <w:pStyle w:val="Compact"/>
-              <w:jc w:val="left"/>
-            </w:pPr>
-            <w:r>
-              <w:t xml:space="preserve">630</w:t>
-            </w:r>
-          </w:p>
-        </w:tc>
-      </w:tr>
-    </w:tbl>
-    <w:p>
-      <w:pPr>
-        <w:pStyle w:val="BodyText"/>
-      </w:pPr>
-      <w:r>
-        <w:t xml:space="preserve">Interpretation:</w:t>
-      </w:r>
-      <w:r>
-        <w:t xml:space="preserve"> </w:t>
-      </w:r>
-      <w:r>
-        <w:rPr>
-          <w:b/>
-          <w:bCs/>
-        </w:rPr>
-        <w:t xml:space="preserve">sustained anomalies concentrated in the histogram-</w:t>
-      </w:r>
-      <w:r>
-        <w:rPr>
-          <w:b/>
-          <w:bCs/>
-        </w:rPr>
-        <w:t xml:space="preserve"> </w:t>
-      </w:r>
-      <w:r>
-        <w:rPr>
-          <w:b/>
-          <w:bCs/>
-        </w:rPr>
-        <w:t xml:space="preserve">397 bin range 27-35 double the near-term hazard of Component X</w:t>
-      </w:r>
-      <w:r>
-        <w:rPr>
-          <w:b/>
-          <w:bCs/>
-        </w:rPr>
-        <w:t xml:space="preserve"> </w:t>
-      </w:r>
-      <w:r>
-        <w:rPr>
-          <w:b/>
-          <w:bCs/>
-        </w:rPr>
-        <w:t xml:space="preserve">repair</w:t>
-      </w:r>
-      <w:r>
-        <w:t xml:space="preserve">. The signal is a cumulative-usage-profile marker at the</w:t>
-      </w:r>
-      <w:r>
-        <w:t xml:space="preserve"> </w:t>
-      </w:r>
-      <w:r>
-        <w:t xml:space="preserve">truck level rather than a temporal precursor in the last-K events;</w:t>
-      </w:r>
-      <w:r>
-        <w:t xml:space="preserve"> </w:t>
-      </w:r>
-      <w:r>
-        <w:t xml:space="preserve">the temporally-held-out AUROC (§6.2) is 0.60 for this reason.</w:t>
-      </w:r>
-    </w:p>
-    <w:p>
-      <w:pPr>
-        <w:pStyle w:val="BodyText"/>
-      </w:pPr>
-      <w:r>
-        <w:t xml:space="preserve">Use:</w:t>
-      </w:r>
-      <w:r>
-        <w:t xml:space="preserve"> </w:t>
-      </w:r>
-      <w:r>
-        <w:rPr>
-          <w:b/>
-          <w:bCs/>
-        </w:rPr>
-        <w:t xml:space="preserve">fleet triage</w:t>
-      </w:r>
-      <w:r>
-        <w:t xml:space="preserve">. Rank trucks by the count of significant</w:t>
-      </w:r>
-      <w:r>
-        <w:t xml:space="preserve"> </w:t>
-      </w:r>
-      <w:r>
-        <w:t xml:space="preserve">histogram-397 patterns present in the last-20-readout window;</w:t>
-      </w:r>
-      <w:r>
-        <w:t xml:space="preserve"> </w:t>
-      </w:r>
-      <w:r>
-        <w:t xml:space="preserve">prioritise workshop inspection for the top decile.</w:t>
-      </w:r>
-    </w:p>
-    <w:p>
-      <w:pPr>
-        <w:pStyle w:val="BodyText"/>
-      </w:pPr>
-      <w:r>
-        <w:rPr>
-          <w:b/>
-          <w:bCs/>
-        </w:rPr>
-        <w:t xml:space="preserve">BGL (LLNL Blue Gene/L syslogs).</w:t>
-      </w:r>
-    </w:p>
-    <w:p>
-      <w:pPr>
-        <w:pStyle w:val="BodyText"/>
-      </w:pPr>
-      <w:r>
-        <w:t xml:space="preserve">No non-alert precursor pattern passes the post-selection-valid</w:t>
-      </w:r>
-      <w:r>
-        <w:t xml:space="preserve"> </w:t>
-      </w:r>
-      <w:r>
-        <w:t xml:space="preserve">BY q &lt; 0.05 test on any horizon.</w:t>
-      </w:r>
-    </w:p>
-    <w:p>
-      <w:pPr>
-        <w:pStyle w:val="BodyText"/>
-      </w:pPr>
-      <w:r>
-        <w:t xml:space="preserve">Interpretation:</w:t>
-      </w:r>
-      <w:r>
-        <w:t xml:space="preserve"> </w:t>
-      </w:r>
-      <w:r>
-        <w:rPr>
-          <w:b/>
-          <w:bCs/>
-        </w:rPr>
-        <w:t xml:space="preserve">alert cascades on BGL are self-triggering</w:t>
-      </w:r>
-      <w:r>
-        <w:t xml:space="preserve">. The</w:t>
-      </w:r>
-      <w:r>
-        <w:t xml:space="preserve"> </w:t>
-      </w:r>
-      <w:r>
-        <w:t xml:space="preserve">non-alert stream (</w:t>
-      </w:r>
-      <w:r>
-        <w:rPr>
-          <w:rStyle w:val="VerbatimChar"/>
-        </w:rPr>
-        <w:t xml:space="preserve">system_error</w:t>
-      </w:r>
-      <w:r>
-        <w:t xml:space="preserve">,</w:t>
-      </w:r>
-      <w:r>
-        <w:t xml:space="preserve"> </w:t>
-      </w:r>
-      <w:r>
-        <w:rPr>
-          <w:rStyle w:val="VerbatimChar"/>
-        </w:rPr>
-        <w:t xml:space="preserve">system_warning</w:t>
-      </w:r>
-      <w:r>
-        <w:t xml:space="preserve">,</w:t>
-      </w:r>
-      <w:r>
-        <w:t xml:space="preserve"> </w:t>
-      </w:r>
-      <w:r>
-        <w:rPr>
-          <w:rStyle w:val="VerbatimChar"/>
-        </w:rPr>
-        <w:t xml:space="preserve">system_info</w:t>
-      </w:r>
-      <w:r>
-        <w:t xml:space="preserve">)</w:t>
-      </w:r>
-      <w:r>
-        <w:t xml:space="preserve"> </w:t>
-      </w:r>
-      <w:r>
-        <w:t xml:space="preserve">carries no predictive information about the first alert of the next</w:t>
-      </w:r>
-      <w:r>
-        <w:t xml:space="preserve"> </w:t>
-      </w:r>
-      <w:r>
-        <w:t xml:space="preserve">cascade. This is a different question from the one deep-learning log</w:t>
-      </w:r>
-      <w:r>
-        <w:t xml:space="preserve"> </w:t>
-      </w:r>
-      <w:r>
-        <w:t xml:space="preserve">anomaly detectors answer on BGL (DeepLog, LogBERT, and related methods</w:t>
-      </w:r>
-      <w:r>
-        <w:t xml:space="preserve"> </w:t>
-      </w:r>
-      <w:r>
-        <w:t xml:space="preserve">flag anomalous alert lines themselves); here the task is whether the</w:t>
-      </w:r>
-      <w:r>
-        <w:t xml:space="preserve"> </w:t>
-      </w:r>
-      <w:r>
-        <w:t xml:space="preserve">non-alert stream predicts the first alert of the next episode, and on</w:t>
-      </w:r>
-      <w:r>
-        <w:t xml:space="preserve"> </w:t>
-      </w:r>
-      <w:r>
-        <w:t xml:space="preserve">BGL it does not.</w:t>
-      </w:r>
-    </w:p>
-    <w:p>
-      <w:pPr>
-        <w:pStyle w:val="BodyText"/>
-      </w:pPr>
-      <w:r>
-        <w:t xml:space="preserve">Use:</w:t>
-      </w:r>
-      <w:r>
-        <w:t xml:space="preserve"> </w:t>
-      </w:r>
-      <w:r>
-        <w:rPr>
-          <w:b/>
-          <w:bCs/>
-        </w:rPr>
-        <w:t xml:space="preserve">negative recommendation</w:t>
-      </w:r>
-      <w:r>
-        <w:t xml:space="preserve">. do not deploy this pipeline on</w:t>
-      </w:r>
-      <w:r>
-        <w:t xml:space="preserve"> </w:t>
-      </w:r>
-      <w:r>
-        <w:t xml:space="preserve">HPC-syslog data as an alert-cascade early-warning system. A better</w:t>
-      </w:r>
-      <w:r>
-        <w:t xml:space="preserve"> </w:t>
-      </w:r>
-      <w:r>
-        <w:t xml:space="preserve">use of pattern mining on this trace is post-hoc cascade taxonomy</w:t>
-      </w:r>
-      <w:r>
-        <w:t xml:space="preserve"> </w:t>
-      </w:r>
-      <w:r>
-        <w:t xml:space="preserve">(which alert codes cluster together within an episode) rather than</w:t>
-      </w:r>
-      <w:r>
-        <w:t xml:space="preserve"> </w:t>
-      </w:r>
-      <w:r>
-        <w:t xml:space="preserve">prediction.</w:t>
-      </w:r>
-    </w:p>
-    <w:p>
-      <w:pPr>
-        <w:pStyle w:val="BodyText"/>
-      </w:pPr>
-      <w:r>
-        <w:t xml:space="preserve">Sections 6.7 through 6.11 present the aggregate evidence behind these</w:t>
-      </w:r>
-      <w:r>
-        <w:t xml:space="preserve"> </w:t>
-      </w:r>
-      <w:r>
-        <w:t xml:space="preserve">signatures: the predictive-vs-frequent-noise separation (§6.7),</w:t>
-      </w:r>
-      <w:r>
-        <w:t xml:space="preserve"> </w:t>
-      </w:r>
-      <w:r>
-        <w:t xml:space="preserve">post-selection-valid sequence significance (§6.8), the same-sample</w:t>
-      </w:r>
-      <w:r>
-        <w:t xml:space="preserve"> </w:t>
-      </w:r>
-      <w:r>
-        <w:t xml:space="preserve">marginal baseline (§6.9), the SCANIA matched hazard-ratio analysis</w:t>
-      </w:r>
-      <w:r>
-        <w:t xml:space="preserve"> </w:t>
-      </w:r>
-      <w:r>
-        <w:t xml:space="preserve">(§6.10), and lead time on true positives (§6.11).</w:t>
-      </w:r>
-    </w:p>
-    <w:bookmarkEnd w:id="54"/>
-    <w:bookmarkStart w:id="55" w:name="X44aeb5833a19b6d32b8998867e975190f65e5f8"/>
-    <w:p>
-      <w:pPr>
-        <w:pStyle w:val="Heading3"/>
-      </w:pPr>
-      <w:r>
-        <w:t xml:space="preserve">6.7 Predictive vs frequent-noise separation across traces</w:t>
-      </w:r>
-    </w:p>
-    <w:p>
-      <w:pPr>
-        <w:pStyle w:val="FirstParagraph"/>
-      </w:pPr>
-      <w:r>
-        <w:t xml:space="preserve">The paper’s central object is the fraction of mined frequent patterns</w:t>
-      </w:r>
-      <w:r>
-        <w:t xml:space="preserve"> </w:t>
-      </w:r>
-      <w:r>
-        <w:t xml:space="preserve">that pass the per-pattern statistical significance test on an</w:t>
-      </w:r>
-      <w:r>
-        <w:t xml:space="preserve"> </w:t>
-      </w:r>
-      <w:r>
-        <w:t xml:space="preserve">inference sample disjoint from the discovery sample used for mining.</w:t>
-      </w:r>
-      <w:r>
-        <w:t xml:space="preserve"> </w:t>
-      </w:r>
-      <w:r>
-        <w:t xml:space="preserve">Frequency alone is a weak proxy for predictiveness; the post-</w:t>
-      </w:r>
-      <w:r>
-        <w:t xml:space="preserve"> </w:t>
-      </w:r>
-      <w:r>
-        <w:t xml:space="preserve">selection-valid test tells us which mined patterns carry elevated</w:t>
-      </w:r>
-      <w:r>
-        <w:t xml:space="preserve"> </w:t>
-      </w:r>
-      <w:r>
-        <w:t xml:space="preserve">failure signal against matched controls under an inference regime</w:t>
-      </w:r>
-      <w:r>
-        <w:t xml:space="preserve"> </w:t>
-      </w:r>
-      <w:r>
-        <w:t xml:space="preserve">not contaminated by the label-dependent candidate selection.</w:t>
-      </w:r>
-    </w:p>
-    <w:p>
-      <w:pPr>
-        <w:pStyle w:val="BodyText"/>
-      </w:pPr>
-      <w:r>
-        <w:t xml:space="preserve">Every trace is split 50/50 entity-disjoint into a discovery half (for</w:t>
-      </w:r>
-      <w:r>
-        <w:t xml:space="preserve"> </w:t>
-      </w:r>
-      <w:r>
-        <w:t xml:space="preserve">FP-Growth candidate selection) and an inference half (for exact</w:t>
-      </w:r>
-      <w:r>
-        <w:t xml:space="preserve"> </w:t>
-      </w:r>
-      <w:r>
-        <w:t xml:space="preserve">hypergeometric p-values and BH / BY correction).</w:t>
-      </w:r>
-    </w:p>
-    <w:p>
-      <w:pPr>
-        <w:pStyle w:val="TableCaption"/>
-      </w:pPr>
-      <w:r>
-        <w:rPr>
-          <w:b/>
-          <w:bCs/>
-        </w:rPr>
-        <w:t xml:space="preserve">Table 11.</w:t>
-      </w:r>
-      <w:r>
-        <w:t xml:space="preserve"> </w:t>
-      </w:r>
-      <w:r>
-        <w:t xml:space="preserve">Post-selection-valid itemset significance by trace and horizon on the discovery/inference split.</w:t>
-      </w:r>
-    </w:p>
-    <w:tbl>
-      <w:tblPr>
-        <w:tblStyle w:val="Table"/>
-        <w:tblW w:type="pct" w:w="5000"/>
-        <w:tblLayout w:type="fixed"/>
-        <w:tblLook w:firstRow="1" w:lastRow="0" w:firstColumn="0" w:lastColumn="0" w:noHBand="0" w:noVBand="0" w:val="0020"/>
-        <w:tblCaption w:val="Table 11. Post-selection-valid itemset significance by trace and horizon on the discovery/inference split."/>
+        <w:tblCaption w:val="Table 10. Post-selection-valid itemset significance by trace and horizon on the discovery/inference split."/>
       </w:tblPr>
       <w:tblGrid>
         <w:gridCol w:w="828"/>
@@ -15412,7 +15135,7 @@
               <w:jc w:val="right"/>
             </w:pPr>
             <w:r>
-              <w:t xml:space="preserve">~1.12M jobs</w:t>
+              <w:t xml:space="preserve">32,474 jobs</w:t>
             </w:r>
           </w:p>
         </w:tc>
@@ -15486,7 +15209,7 @@
               <w:jc w:val="right"/>
             </w:pPr>
             <w:r>
-              <w:t xml:space="preserve">~1.12M jobs</w:t>
+              <w:t xml:space="preserve">32,474 jobs</w:t>
             </w:r>
           </w:p>
         </w:tc>
@@ -15560,7 +15283,7 @@
               <w:jc w:val="right"/>
             </w:pPr>
             <w:r>
-              <w:t xml:space="preserve">~1.12M jobs</w:t>
+              <w:t xml:space="preserve">32,474 jobs</w:t>
             </w:r>
           </w:p>
         </w:tc>
@@ -16086,13 +15809,13 @@
         <w:t xml:space="preserve"> </w:t>
       </w:r>
       <w:r>
-        <w:t xml:space="preserve">fraction drops from 86% (naive) to 30% (BY-corrected on</w:t>
-      </w:r>
-      <w:r>
-        <w:t xml:space="preserve"> </w:t>
-      </w:r>
-      <w:r>
-        <w:t xml:space="preserve">inference half); the extra patterns were selection artefacts. Second,</w:t>
+        <w:t xml:space="preserve">itemset fraction drops from 66% (naive) to 30% (BY-corrected</w:t>
+      </w:r>
+      <w:r>
+        <w:t xml:space="preserve"> </w:t>
+      </w:r>
+      <w:r>
+        <w:t xml:space="preserve">on inference half); the extra patterns were selection artefacts. Second,</w:t>
       </w:r>
       <w:r>
         <w:t xml:space="preserve"> </w:t>
@@ -16208,8 +15931,8 @@
         <w:t xml:space="preserve">predictive-pattern list is short.</w:t>
       </w:r>
     </w:p>
-    <w:bookmarkEnd w:id="55"/>
-    <w:bookmarkStart w:id="56" w:name="Xa182019db5c06219c287e242249f191e21aa0df"/>
+    <w:bookmarkEnd w:id="56"/>
+    <w:bookmarkStart w:id="57" w:name="Xa182019db5c06219c287e242249f191e21aa0df"/>
     <w:p>
       <w:pPr>
         <w:pStyle w:val="Heading3"/>
@@ -16247,7 +15970,7 @@
         <w:t xml:space="preserve"> </w:t>
       </w:r>
       <w:r>
-        <w:t xml:space="preserve">all sequences tested at each horizon.</w:t>
+        <w:t xml:space="preserve">all sequences tested at each horizon (Table 11).</w:t>
       </w:r>
     </w:p>
     <w:p>
@@ -16259,7 +15982,7 @@
           <w:b/>
           <w:bCs/>
         </w:rPr>
-        <w:t xml:space="preserve">Table 12.</w:t>
+        <w:t xml:space="preserve">Table 11.</w:t>
       </w:r>
       <w:r>
         <w:t xml:space="preserve"> </w:t>
@@ -16274,7 +15997,7 @@
         <w:tblW w:type="pct" w:w="5000"/>
         <w:tblLayout w:type="fixed"/>
         <w:tblLook w:firstRow="1" w:lastRow="0" w:firstColumn="0" w:lastColumn="0" w:noHBand="0" w:noVBand="0" w:val="0020"/>
-        <w:tblCaption w:val="Table 12. Post-selection-valid sequence significance by trace and horizon."/>
+        <w:tblCaption w:val="Table 11. Post-selection-valid sequence significance by trace and horizon."/>
       </w:tblPr>
       <w:tblGrid>
         <w:gridCol w:w="727"/>
@@ -17650,8 +17373,8 @@
         <w:t xml:space="preserve">catalog uses.</w:t>
       </w:r>
     </w:p>
-    <w:bookmarkEnd w:id="56"/>
-    <w:bookmarkStart w:id="57" w:name="X39b99ab144b8766ac518ecf770687bbc49b8129"/>
+    <w:bookmarkEnd w:id="57"/>
+    <w:bookmarkStart w:id="58" w:name="X39b99ab144b8766ac518ecf770687bbc49b8129"/>
     <w:p>
       <w:pPr>
         <w:pStyle w:val="Heading3"/>
@@ -17818,8 +17541,8 @@
         <w:t xml:space="preserve">sequences.</w:t>
       </w:r>
     </w:p>
-    <w:bookmarkEnd w:id="57"/>
-    <w:bookmarkStart w:id="58" w:name="X9089ac7c4740497ca2f8946257a25d0f4921163"/>
+    <w:bookmarkEnd w:id="58"/>
+    <w:bookmarkStart w:id="59" w:name="X9089ac7c4740497ca2f8946257a25d0f4921163"/>
     <w:p>
       <w:pPr>
         <w:pStyle w:val="Heading3"/>
@@ -17989,24 +17712,6 @@
       <w:r>
         <w:t xml:space="preserve">Wald p-values, corrected across the 200 patterns actually tested.</w:t>
       </w:r>
-      <w:r>
-        <w:t xml:space="preserve"> </w:t>
-      </w:r>
-      <w:r>
-        <w:t xml:space="preserve">Top hazard ratios cluster in feature-397 bin combinations, consistent</w:t>
-      </w:r>
-      <w:r>
-        <w:t xml:space="preserve"> </w:t>
-      </w:r>
-      <w:r>
-        <w:t xml:space="preserve">with the concentration of predictive signal in a small number of</w:t>
-      </w:r>
-      <w:r>
-        <w:t xml:space="preserve"> </w:t>
-      </w:r>
-      <w:r>
-        <w:t xml:space="preserve">underlying histograms.</w:t>
-      </w:r>
     </w:p>
     <w:p>
       <w:pPr>
@@ -18025,7 +17730,7 @@
           <w:b/>
           <w:bCs/>
         </w:rPr>
-        <w:t xml:space="preserve">Table 13.</w:t>
+        <w:t xml:space="preserve">Table 12.</w:t>
       </w:r>
       <w:r>
         <w:t xml:space="preserve"> </w:t>
@@ -18040,7 +17745,7 @@
         <w:tblW w:type="pct" w:w="5000"/>
         <w:tblLayout w:type="fixed"/>
         <w:tblLook w:firstRow="1" w:lastRow="0" w:firstColumn="0" w:lastColumn="0" w:noHBand="0" w:noVBand="0" w:val="0020"/>
-        <w:tblCaption w:val="Table 13. Top five SCANIA Component X signatures with matched hazard ratios and 95% confidence intervals."/>
+        <w:tblCaption w:val="Table 12. Top five SCANIA Component X signatures with matched hazard ratios and 95% confidence intervals."/>
       </w:tblPr>
       <w:tblGrid>
         <w:gridCol w:w="779"/>
@@ -18528,7 +18233,7 @@
           <w:b/>
           <w:bCs/>
         </w:rPr>
-        <w:t xml:space="preserve">pooled 2×2 analysis previously reported inflated these</w:t>
+        <w:t xml:space="preserve">pooled 2×2 analysis (Table 13) inflates these effects by</w:t>
       </w:r>
       <w:r>
         <w:rPr>
@@ -18542,25 +18247,25 @@
           <w:b/>
           <w:bCs/>
         </w:rPr>
-        <w:t xml:space="preserve">effects by roughly 1.6×</w:t>
-      </w:r>
-      <w:r>
-        <w:t xml:space="preserve"> </w:t>
-      </w:r>
-      <w:r>
-        <w:t xml:space="preserve">(top pooled MH-OR 2.72 [2.10, 3.51] for</w:t>
-      </w:r>
-      <w:r>
-        <w:t xml:space="preserve"> </w:t>
-      </w:r>
-      <w:r>
-        <w:t xml:space="preserve">the same pattern), because pooling discards the matched-set structure</w:t>
-      </w:r>
-      <w:r>
-        <w:t xml:space="preserve"> </w:t>
-      </w:r>
-      <w:r>
-        <w:t xml:space="preserve">that the incidence-density sampling design creates. The matched HR</w:t>
+        <w:t xml:space="preserve">roughly 1.6×</w:t>
+      </w:r>
+      <w:r>
+        <w:t xml:space="preserve"> </w:t>
+      </w:r>
+      <w:r>
+        <w:t xml:space="preserve">(top pooled MH-OR 2.72 [2.10, 3.51] for the same</w:t>
+      </w:r>
+      <w:r>
+        <w:t xml:space="preserve"> </w:t>
+      </w:r>
+      <w:r>
+        <w:t xml:space="preserve">pattern), because pooling discards the matched-set structure that the</w:t>
+      </w:r>
+      <w:r>
+        <w:t xml:space="preserve"> </w:t>
+      </w:r>
+      <w:r>
+        <w:t xml:space="preserve">incidence-density sampling design creates. The matched HR</w:t>
       </w:r>
       <w:r>
         <w:t xml:space="preserve"> </w:t>
@@ -18695,13 +18400,13 @@
           <w:b/>
           <w:bCs/>
         </w:rPr>
-        <w:t xml:space="preserve">Table 14.</w:t>
-      </w:r>
-      <w:r>
-        <w:t xml:space="preserve"> </w:t>
-      </w:r>
-      <w:r>
-        <w:t xml:space="preserve">Pooled 2x2 odds ratios for the same SCANIA signatures, superseded by the matched estimates in Table 13.</w:t>
+        <w:t xml:space="preserve">Table 13.</w:t>
+      </w:r>
+      <w:r>
+        <w:t xml:space="preserve"> </w:t>
+      </w:r>
+      <w:r>
+        <w:t xml:space="preserve">Pooled 2x2 odds ratios for the same SCANIA signatures, superseded by the matched estimates in Table 12.</w:t>
       </w:r>
     </w:p>
     <w:tbl>
@@ -18710,7 +18415,7 @@
         <w:tblW w:type="pct" w:w="5000"/>
         <w:tblLayout w:type="fixed"/>
         <w:tblLook w:firstRow="1" w:lastRow="0" w:firstColumn="0" w:lastColumn="0" w:noHBand="0" w:noVBand="0" w:val="0020"/>
-        <w:tblCaption w:val="Table 14. Pooled 2x2 odds ratios for the same SCANIA signatures, superseded by the matched estimates in Table 13."/>
+        <w:tblCaption w:val="Table 13. Pooled 2x2 odds ratios for the same SCANIA signatures, superseded by the matched estimates in Table 12."/>
       </w:tblPr>
       <w:tblGrid>
         <w:gridCol w:w="894"/>
@@ -19115,19 +18820,7 @@
         <w:pStyle w:val="BodyText"/>
       </w:pPr>
       <w:r>
-        <w:t xml:space="preserve">The top signatures are concentrated in bin combinations of the same</w:t>
-      </w:r>
-      <w:r>
-        <w:t xml:space="preserve"> </w:t>
-      </w:r>
-      <w:r>
-        <w:t xml:space="preserve">histogram feature (397), consistent with the histogram-encoded</w:t>
-      </w:r>
-      <w:r>
-        <w:t xml:space="preserve"> </w:t>
-      </w:r>
-      <w:r>
-        <w:t xml:space="preserve">feature set described in §3.6. The</w:t>
+        <w:t xml:space="preserve">The</w:t>
       </w:r>
       <w:r>
         <w:t xml:space="preserve"> </w:t>
@@ -19142,13 +18835,19 @@
         <w:t xml:space="preserve"> </w:t>
       </w:r>
       <w:r>
-        <w:t xml:space="preserve">cross-feature signature is an example of a two-feature interaction</w:t>
-      </w:r>
-      <w:r>
-        <w:t xml:space="preserve"> </w:t>
-      </w:r>
-      <w:r>
-        <w:t xml:space="preserve">that pattern mining surfaces without needing a black-box classifier.</w:t>
+        <w:t xml:space="preserve">cross-feature signature is an example of a</w:t>
+      </w:r>
+      <w:r>
+        <w:t xml:space="preserve"> </w:t>
+      </w:r>
+      <w:r>
+        <w:t xml:space="preserve">two-feature interaction that pattern mining surfaces without needing</w:t>
+      </w:r>
+      <w:r>
+        <w:t xml:space="preserve"> </w:t>
+      </w:r>
+      <w:r>
+        <w:t xml:space="preserve">a black-box classifier.</w:t>
       </w:r>
       <w:r>
         <w:t xml:space="preserve"> </w:t>
@@ -19193,7 +18892,7 @@
         <w:t xml:space="preserve">inspection), not next-event alerting.</w:t>
       </w:r>
     </w:p>
-    <w:bookmarkEnd w:id="58"/>
+    <w:bookmarkEnd w:id="59"/>
     <w:bookmarkStart w:id="60" w:name="lead-time-on-true-positives"/>
     <w:p>
       <w:pPr>
@@ -19300,21 +18999,43 @@
         <w:pStyle w:val="FirstParagraph"/>
       </w:pPr>
       <w:r>
-        <w:t xml:space="preserve">Lead-time detail:</w:t>
-      </w:r>
-      <w:r>
-        <w:t xml:space="preserve"> </w:t>
-      </w:r>
-      <w:hyperlink r:id="rId59">
-        <w:r>
-          <w:rPr>
-            <w:rStyle w:val="Hyperlink"/>
-          </w:rPr>
-          <w:t xml:space="preserve">results/tables/{azure,alibaba}_leadtime.md</w:t>
-        </w:r>
-      </w:hyperlink>
-      <w:r>
-        <w:t xml:space="preserve">.</w:t>
+        <w:t xml:space="preserve">Lead-time detail is released in the repository under</w:t>
+      </w:r>
+      <w:r>
+        <w:t xml:space="preserve"> </w:t>
+      </w:r>
+      <w:r>
+        <w:rPr>
+          <w:rStyle w:val="VerbatimChar"/>
+        </w:rPr>
+        <w:t xml:space="preserve">results/tables/</w:t>
+      </w:r>
+      <w:r>
+        <w:t xml:space="preserve"> </w:t>
+      </w:r>
+      <w:r>
+        <w:t xml:space="preserve">(</w:t>
+      </w:r>
+      <w:r>
+        <w:rPr>
+          <w:rStyle w:val="VerbatimChar"/>
+        </w:rPr>
+        <w:t xml:space="preserve">azure_leadtime.md</w:t>
+      </w:r>
+      <w:r>
+        <w:t xml:space="preserve">,</w:t>
+      </w:r>
+      <w:r>
+        <w:t xml:space="preserve"> </w:t>
+      </w:r>
+      <w:r>
+        <w:rPr>
+          <w:rStyle w:val="VerbatimChar"/>
+        </w:rPr>
+        <w:t xml:space="preserve">alibaba_leadtime.md</w:t>
+      </w:r>
+      <w:r>
+        <w:t xml:space="preserve">).</w:t>
       </w:r>
     </w:p>
     <w:bookmarkEnd w:id="60"/>
@@ -19404,7 +19125,7 @@
         <w:pStyle w:val="BodyText"/>
       </w:pPr>
       <w:r>
-        <w:t xml:space="preserve">Top-200 sequences per horizon:</w:t>
+        <w:t xml:space="preserve">Top-200 sequences per horizon (Table 14):</w:t>
       </w:r>
     </w:p>
     <w:p>
@@ -19416,7 +19137,7 @@
           <w:b/>
           <w:bCs/>
         </w:rPr>
-        <w:t xml:space="preserve">Table 15.</w:t>
+        <w:t xml:space="preserve">Table 14.</w:t>
       </w:r>
       <w:r>
         <w:t xml:space="preserve"> </w:t>
@@ -19431,7 +19152,7 @@
         <w:tblW w:type="pct" w:w="5000"/>
         <w:tblLayout w:type="fixed"/>
         <w:tblLook w:firstRow="1" w:lastRow="0" w:firstColumn="0" w:lastColumn="0" w:noHBand="0" w:noVBand="0" w:val="0020"/>
-        <w:tblCaption w:val="Table 15. Full-sequence-dominant versus subpart-dominant predictive sequences by trace."/>
+        <w:tblCaption w:val="Table 14. Full-sequence-dominant versus subpart-dominant predictive sequences by trace."/>
       </w:tblPr>
       <w:tblGrid>
         <w:gridCol w:w="1018"/>
@@ -20045,7 +19766,7 @@
         <w:rPr>
           <w:rStyle w:val="VerbatimChar"/>
         </w:rPr>
-        <w:t xml:space="preserve">software_error:error2 → software_error:error3</w:t>
+        <w:t xml:space="preserve">maintenance:comp4 → software_error:error2 → software_error:error3</w:t>
       </w:r>
       <w:r>
         <w:t xml:space="preserve"> </w:t>
@@ -20066,25 +19787,31 @@
         <w:t xml:space="preserve"> </w:t>
       </w:r>
       <w:r>
-        <w:t xml:space="preserve">reaches sequence lift 3.73 vs itemset lift 2.22 for the same</w:t>
-      </w:r>
-      <w:r>
-        <w:t xml:space="preserve"> </w:t>
-      </w:r>
-      <w:r>
-        <w:t xml:space="preserve">items. The order-specific reading is that error2 and error3 are not</w:t>
-      </w:r>
-      <w:r>
-        <w:t xml:space="preserve"> </w:t>
-      </w:r>
-      <w:r>
-        <w:t xml:space="preserve">interchangeable noise: a machine reporting error2 first and then</w:t>
-      </w:r>
-      <w:r>
-        <w:t xml:space="preserve"> </w:t>
-      </w:r>
-      <w:r>
-        <w:t xml:space="preserve">error3 is materially more likely to reach a</w:t>
+        <w:t xml:space="preserve">reaches sequence lift 3.73 vs</w:t>
+      </w:r>
+      <w:r>
+        <w:t xml:space="preserve"> </w:t>
+      </w:r>
+      <w:r>
+        <w:t xml:space="preserve">itemset lift 2.22 for the same items. The order-specific reading is</w:t>
+      </w:r>
+      <w:r>
+        <w:t xml:space="preserve"> </w:t>
+      </w:r>
+      <w:r>
+        <w:t xml:space="preserve">that error2 and error3 are not interchangeable noise: a machine</w:t>
+      </w:r>
+      <w:r>
+        <w:t xml:space="preserve"> </w:t>
+      </w:r>
+      <w:r>
+        <w:t xml:space="preserve">reporting error2 first and then error3 is materially more likely to</w:t>
+      </w:r>
+      <w:r>
+        <w:t xml:space="preserve"> </w:t>
+      </w:r>
+      <w:r>
+        <w:t xml:space="preserve">reach a</w:t>
       </w:r>
       <w:r>
         <w:t xml:space="preserve"> </w:t>
@@ -20620,13 +20347,13 @@
         <w:t xml:space="preserve"> </w:t>
       </w:r>
       <w:r>
-        <w:t xml:space="preserve">Azure / Alibaba wins (~0.80-1.00) reflects a limit of the readout</w:t>
-      </w:r>
-      <w:r>
-        <w:t xml:space="preserve"> </w:t>
-      </w:r>
-      <w:r>
-        <w:t xml:space="preserve">cadence and feature vocabulary, not of the pattern-mining pipeline</w:t>
+        <w:t xml:space="preserve">Azure / Alibaba positive traces (~0.80-1.00) reflects a limit of the</w:t>
+      </w:r>
+      <w:r>
+        <w:t xml:space="preserve"> </w:t>
+      </w:r>
+      <w:r>
+        <w:t xml:space="preserve">readout cadence and feature vocabulary, not of the pattern-mining pipeline</w:t>
       </w:r>
       <w:r>
         <w:t xml:space="preserve"> </w:t>
@@ -20867,7 +20594,7 @@
         <w:t xml:space="preserve"> </w:t>
       </w:r>
       <w:r>
-        <w:t xml:space="preserve">combined score (0.81) and BGL’s chance (0.51). The same LightGBM</w:t>
+        <w:t xml:space="preserve">combined score (0.81) and well above BGL’s chance level (0.51). The same LightGBM</w:t>
       </w:r>
       <w:r>
         <w:t xml:space="preserve"> </w:t>
@@ -21181,19 +20908,25 @@
         <w:t xml:space="preserve"> </w:t>
       </w:r>
       <w:r>
-        <w:t xml:space="preserve">(2-6 vs 6-16 surviving the shuffle-null per horizon). A wider</w:t>
-      </w:r>
-      <w:r>
-        <w:t xml:space="preserve"> </w:t>
-      </w:r>
-      <w:r>
-        <w:t xml:space="preserve">minimum support sweep and top-K sequence mining would sharpen the</w:t>
-      </w:r>
-      <w:r>
-        <w:t xml:space="preserve"> </w:t>
-      </w:r>
-      <w:r>
-        <w:t xml:space="preserve">Alibaba sequence-mining slice specifically.</w:t>
+        <w:t xml:space="preserve">(2 to 3 per horizon surviving the within-window shuffle null,</w:t>
+      </w:r>
+      <w:r>
+        <w:t xml:space="preserve"> </w:t>
+      </w:r>
+      <w:r>
+        <w:t xml:space="preserve">versus 6 to 62 on Azure). A wider minimum support sweep and top-K</w:t>
+      </w:r>
+      <w:r>
+        <w:t xml:space="preserve"> </w:t>
+      </w:r>
+      <w:r>
+        <w:t xml:space="preserve">sequence mining would sharpen the Alibaba sequence-mining slice</w:t>
+      </w:r>
+      <w:r>
+        <w:t xml:space="preserve"> </w:t>
+      </w:r>
+      <w:r>
+        <w:t xml:space="preserve">specifically.</w:t>
       </w:r>
     </w:p>
     <w:p>
@@ -21345,19 +21078,37 @@
         <w:t xml:space="preserve"> </w:t>
       </w:r>
       <w:r>
-        <w:t xml:space="preserve">lift is bounded above by 4.0 under 1:3 case-to-control matching, so a</w:t>
-      </w:r>
-      <w:r>
-        <w:t xml:space="preserve"> </w:t>
-      </w:r>
-      <w:r>
-        <w:t xml:space="preserve">lift of 4.00 denotes a pattern that is present in failure windows and</w:t>
-      </w:r>
-      <w:r>
-        <w:t xml:space="preserve"> </w:t>
-      </w:r>
-      <w:r>
-        <w:t xml:space="preserve">absent from every matched control, not an unbounded effect size. The</w:t>
+        <w:t xml:space="preserve">lift is bounded above by (n_case + n_ctrl) / n_case of the inference</w:t>
+      </w:r>
+      <w:r>
+        <w:t xml:space="preserve"> </w:t>
+      </w:r>
+      <w:r>
+        <w:t xml:space="preserve">half, which equals 4.00 under exact 1:3 matching (and is marginally</w:t>
+      </w:r>
+      <w:r>
+        <w:t xml:space="preserve"> </w:t>
+      </w:r>
+      <w:r>
+        <w:t xml:space="preserve">above 4.0 where the entity-disjoint split deviates from 1:3, as on</w:t>
+      </w:r>
+      <w:r>
+        <w:t xml:space="preserve"> </w:t>
+      </w:r>
+      <w:r>
+        <w:t xml:space="preserve">Alibaba); a lift at this ceiling denotes a pattern present in failure</w:t>
+      </w:r>
+      <w:r>
+        <w:t xml:space="preserve"> </w:t>
+      </w:r>
+      <w:r>
+        <w:t xml:space="preserve">windows and absent from every matched control, not an unbounded</w:t>
+      </w:r>
+      <w:r>
+        <w:t xml:space="preserve"> </w:t>
+      </w:r>
+      <w:r>
+        <w:t xml:space="preserve">effect size. The</w:t>
       </w:r>
       <w:r>
         <w:t xml:space="preserve"> </w:t>
@@ -21803,7 +21554,7 @@
         <w:t xml:space="preserve"> </w:t>
       </w:r>
       <w:r>
-        <w:t xml:space="preserve">stream, 4,544 windows x 42k candidate itemsets); the two wind-farm</w:t>
+        <w:t xml:space="preserve">stream, 27,264 windows and 46k candidate itemsets); the two wind-farm</w:t>
       </w:r>
       <w:r>
         <w:t xml:space="preserve"> </w:t>

--- a/docs/paper.docx
+++ b/docs/paper.docx
@@ -334,13 +334,19 @@
         <w:t xml:space="preserve"> </w:t>
       </w:r>
       <w:r>
-        <w:t xml:space="preserve">conditional logistic regression (108 of 200 top patterns survive the</w:t>
-      </w:r>
-      <w:r>
-        <w:t xml:space="preserve"> </w:t>
-      </w:r>
-      <w:r>
-        <w:t xml:space="preserve">arbitrary-dependence FDR; top HR 1.73). BGL is the mapped boundary</w:t>
+        <w:t xml:space="preserve">conditional logistic regression on a disjoint inference half (74 of</w:t>
+      </w:r>
+      <w:r>
+        <w:t xml:space="preserve"> </w:t>
+      </w:r>
+      <w:r>
+        <w:t xml:space="preserve">200 discovery-selected patterns survive the arbitrary-dependence FDR;</w:t>
+      </w:r>
+      <w:r>
+        <w:t xml:space="preserve"> </w:t>
+      </w:r>
+      <w:r>
+        <w:t xml:space="preserve">top HR 1.60). BGL is the mapped boundary</w:t>
       </w:r>
       <w:r>
         <w:t xml:space="preserve"> </w:t>
@@ -3214,19 +3220,37 @@
         <w:t xml:space="preserve"> </w:t>
       </w:r>
       <w:r>
-        <w:t xml:space="preserve">cascade shape: continuous mechanical wear produces discrete alarm</w:t>
-      </w:r>
-      <w:r>
-        <w:t xml:space="preserve"> </w:t>
-      </w:r>
-      <w:r>
-        <w:t xml:space="preserve">codes at intermediate stages, and a specific alarm terminates the</w:t>
-      </w:r>
-      <w:r>
-        <w:t xml:space="preserve"> </w:t>
-      </w:r>
-      <w:r>
-        <w:t xml:space="preserve">cascade as a Forced outage.</w:t>
+        <w:t xml:space="preserve">cascade shape: the alarm-code progression is consistent with a</w:t>
+      </w:r>
+      <w:r>
+        <w:t xml:space="preserve"> </w:t>
+      </w:r>
+      <w:r>
+        <w:t xml:space="preserve">physical fault cascade, in which intermediate warning codes precede</w:t>
+      </w:r>
+      <w:r>
+        <w:t xml:space="preserve"> </w:t>
+      </w:r>
+      <w:r>
+        <w:t xml:space="preserve">a specific alarm that terminates as a Forced outage. We report the</w:t>
+      </w:r>
+      <w:r>
+        <w:t xml:space="preserve"> </w:t>
+      </w:r>
+      <w:r>
+        <w:t xml:space="preserve">statistical enrichment and the code semantics; the underlying wear</w:t>
+      </w:r>
+      <w:r>
+        <w:t xml:space="preserve"> </w:t>
+      </w:r>
+      <w:r>
+        <w:t xml:space="preserve">mechanism is an engineering interpretation, not something the logs</w:t>
+      </w:r>
+      <w:r>
+        <w:t xml:space="preserve"> </w:t>
+      </w:r>
+      <w:r>
+        <w:t xml:space="preserve">alone establish.</w:t>
       </w:r>
     </w:p>
     <w:bookmarkEnd w:id="30"/>
@@ -5632,19 +5656,25 @@
         <w:t xml:space="preserve"> </w:t>
       </w:r>
       <w:r>
-        <w:t xml:space="preserve">estimator is roughly 1.6× more conservative on this data: the same</w:t>
-      </w:r>
-      <w:r>
-        <w:t xml:space="preserve"> </w:t>
-      </w:r>
-      <w:r>
-        <w:t xml:space="preserve">top pattern that scores MH-OR 2.72 [2.10, 3.51] under pooling scores</w:t>
-      </w:r>
-      <w:r>
-        <w:t xml:space="preserve"> </w:t>
-      </w:r>
-      <w:r>
-        <w:t xml:space="preserve">HR 1.73 [1.53, 1.96] under proper matched conditional logistic.</w:t>
+        <w:t xml:space="preserve">estimator is more conservative on this data: a top pattern that</w:t>
+      </w:r>
+      <w:r>
+        <w:t xml:space="preserve"> </w:t>
+      </w:r>
+      <w:r>
+        <w:t xml:space="preserve">scores MH-OR 2.72 [2.10, 3.51] under pooling scores a matched HR in</w:t>
+      </w:r>
+      <w:r>
+        <w:t xml:space="preserve"> </w:t>
+      </w:r>
+      <w:r>
+        <w:t xml:space="preserve">the 1.6-1.7 range under conditional logistic, and the honest</w:t>
+      </w:r>
+      <w:r>
+        <w:t xml:space="preserve"> </w:t>
+      </w:r>
+      <w:r>
+        <w:t xml:space="preserve">inference-half estimate (§6.10) is a top HR of 1.60 [1.35, 1.91].</w:t>
       </w:r>
     </w:p>
     <w:bookmarkEnd w:id="42"/>
@@ -11301,6 +11331,143 @@
         <w:t xml:space="preserve">.</w:t>
       </w:r>
     </w:p>
+    <w:p>
+      <w:pPr>
+        <w:pStyle w:val="BodyText"/>
+      </w:pPr>
+      <w:r>
+        <w:rPr>
+          <w:b/>
+          <w:bCs/>
+        </w:rPr>
+        <w:t xml:space="preserve">Cluster-aware validation.</w:t>
+      </w:r>
+      <w:r>
+        <w:t xml:space="preserve"> </w:t>
+      </w:r>
+      <w:r>
+        <w:t xml:space="preserve">Each wind farm has only a handful of</w:t>
+      </w:r>
+      <w:r>
+        <w:t xml:space="preserve"> </w:t>
+      </w:r>
+      <w:r>
+        <w:t xml:space="preserve">turbines, so the hundreds of windows they generate are clustered and</w:t>
+      </w:r>
+      <w:r>
+        <w:t xml:space="preserve"> </w:t>
+      </w:r>
+      <w:r>
+        <w:t xml:space="preserve">the window-level hypergeometric q-values overstate the population-level</w:t>
+      </w:r>
+      <w:r>
+        <w:t xml:space="preserve"> </w:t>
+      </w:r>
+      <w:r>
+        <w:t xml:space="preserve">evidence. We therefore validate the precursor signatures (pure warning</w:t>
+      </w:r>
+      <w:r>
+        <w:t xml:space="preserve"> </w:t>
+      </w:r>
+      <w:r>
+        <w:t xml:space="preserve">and info-to-stop patterns, with prior</w:t>
+      </w:r>
+      <w:r>
+        <w:t xml:space="preserve"> </w:t>
+      </w:r>
+      <w:r>
+        <w:rPr>
+          <w:rStyle w:val="VerbatimChar"/>
+        </w:rPr>
+        <w:t xml:space="preserve">terminal_failure</w:t>
+      </w:r>
+      <w:r>
+        <w:t xml:space="preserve"> </w:t>
+      </w:r>
+      <w:r>
+        <w:t xml:space="preserve">tokens</w:t>
+      </w:r>
+      <w:r>
+        <w:t xml:space="preserve"> </w:t>
+      </w:r>
+      <w:r>
+        <w:t xml:space="preserve">excluded) with two entity-respecting tests on the inference half. A</w:t>
+      </w:r>
+      <w:r>
+        <w:t xml:space="preserve"> </w:t>
+      </w:r>
+      <w:r>
+        <w:rPr>
+          <w:b/>
+          <w:bCs/>
+        </w:rPr>
+        <w:t xml:space="preserve">within-turbine label permutation</w:t>
+      </w:r>
+      <w:r>
+        <w:t xml:space="preserve"> </w:t>
+      </w:r>
+      <w:r>
+        <w:t xml:space="preserve">(2,000 permutations that shuffle</w:t>
+      </w:r>
+      <w:r>
+        <w:t xml:space="preserve"> </w:t>
+      </w:r>
+      <w:r>
+        <w:t xml:space="preserve">the failure/control label within each turbine, preserving its clustering</w:t>
+      </w:r>
+      <w:r>
+        <w:t xml:space="preserve"> </w:t>
+      </w:r>
+      <w:r>
+        <w:t xml:space="preserve">and case/control counts) leaves every one of the top 12 precursor</w:t>
+      </w:r>
+      <w:r>
+        <w:t xml:space="preserve"> </w:t>
+      </w:r>
+      <w:r>
+        <w:t xml:space="preserve">signatures significant on both farms after BY correction (permutation</w:t>
+      </w:r>
+      <w:r>
+        <w:t xml:space="preserve"> </w:t>
+      </w:r>
+      <w:r>
+        <w:t xml:space="preserve">q = 0.0016, the floor at 2,000 permutations). A</w:t>
+      </w:r>
+      <w:r>
+        <w:t xml:space="preserve"> </w:t>
+      </w:r>
+      <w:r>
+        <w:rPr>
+          <w:b/>
+          <w:bCs/>
+        </w:rPr>
+        <w:t xml:space="preserve">leave-one-turbine-out</w:t>
+      </w:r>
+      <w:r>
+        <w:t xml:space="preserve"> </w:t>
+      </w:r>
+      <w:r>
+        <w:t xml:space="preserve">check finds every one of those signatures still enriched in all held-out</w:t>
+      </w:r>
+      <w:r>
+        <w:t xml:space="preserve"> </w:t>
+      </w:r>
+      <w:r>
+        <w:t xml:space="preserve">folds (3/3 turbines on Kelmarsh, 5/5 on Penmanshiel). Cross-turbine</w:t>
+      </w:r>
+      <w:r>
+        <w:t xml:space="preserve"> </w:t>
+      </w:r>
+      <w:r>
+        <w:t xml:space="preserve">consistency, not a small window-level p-value, is the load-bearing</w:t>
+      </w:r>
+      <w:r>
+        <w:t xml:space="preserve"> </w:t>
+      </w:r>
+      <w:r>
+        <w:t xml:space="preserve">evidence here.</w:t>
+      </w:r>
+    </w:p>
     <w:bookmarkEnd w:id="52"/>
     <w:bookmarkStart w:id="53" w:name="Xae0c354666545c52f18ecbdee1c0773e2af72f4"/>
     <w:p>
@@ -12631,7 +12798,7 @@
         <w:t xml:space="preserve"> </w:t>
       </w:r>
       <w:r>
-        <w:t xml:space="preserve">farm), giving the calibrated PPV each rule delivers when deployed (Table 7):</w:t>
+        <w:t xml:space="preserve">farm), giving the scenario PPV each rule delivers under an assumed 1% deployment prevalence (Table 7):</w:t>
       </w:r>
     </w:p>
     <w:p>
@@ -13651,7 +13818,7 @@
           <w:b/>
           <w:bCs/>
         </w:rPr>
-        <w:t xml:space="preserve">machines showing any pair of</w:t>
+        <w:t xml:space="preserve">on the synthetic Azure PdM generator, any pair of</w:t>
       </w:r>
       <w:r>
         <w:rPr>
@@ -13680,7 +13847,7 @@
           <w:b/>
           <w:bCs/>
         </w:rPr>
-        <w:t xml:space="preserve">co-occurring within a 24h window are on a near-certain path</w:t>
+        <w:t xml:space="preserve">co-occurring within a 24h window is</w:t>
       </w:r>
       <w:r>
         <w:rPr>
@@ -13694,7 +13861,7 @@
           <w:b/>
           <w:bCs/>
         </w:rPr>
-        <w:t xml:space="preserve">to component replacement</w:t>
+        <w:t xml:space="preserve">strongly enriched in failure windows</w:t>
       </w:r>
       <w:r>
         <w:t xml:space="preserve">. The pattern</w:t>
@@ -13712,19 +13879,19 @@
         <w:t xml:space="preserve"> </w:t>
       </w:r>
       <w:r>
-        <w:t xml:space="preserve">has zero</w:t>
-      </w:r>
-      <w:r>
-        <w:t xml:space="preserve"> </w:t>
-      </w:r>
-      <w:r>
-        <w:t xml:space="preserve">occurrences in the 1,113 control windows on the 24h inference half,</w:t>
-      </w:r>
-      <w:r>
-        <w:t xml:space="preserve"> </w:t>
-      </w:r>
-      <w:r>
-        <w:t xml:space="preserve">which makes it a decision rule, not just a correlation. Ordering carries additional</w:t>
+        <w:t xml:space="preserve">has zero occurrences in the 1,113 control windows on the 24h inference</w:t>
+      </w:r>
+      <w:r>
+        <w:t xml:space="preserve"> </w:t>
+      </w:r>
+      <w:r>
+        <w:t xml:space="preserve">half, which makes it a high-specificity candidate rule on this</w:t>
+      </w:r>
+      <w:r>
+        <w:t xml:space="preserve"> </w:t>
+      </w:r>
+      <w:r>
+        <w:t xml:space="preserve">inference sample and motivates prospective replay. Ordering carries additional</w:t>
       </w:r>
       <w:r>
         <w:t xml:space="preserve"> </w:t>
@@ -14305,19 +14472,25 @@
         <w:t xml:space="preserve"> </w:t>
       </w:r>
       <w:r>
-        <w:t xml:space="preserve">The top five</w:t>
-      </w:r>
-      <w:r>
-        <w:t xml:space="preserve"> </w:t>
-      </w:r>
-      <w:r>
-        <w:t xml:space="preserve">matched hazard ratios are listed with full confidence intervals in</w:t>
-      </w:r>
-      <w:r>
-        <w:t xml:space="preserve"> </w:t>
-      </w:r>
-      <w:r>
-        <w:t xml:space="preserve">Table 12 (§6.10); the headline signature</w:t>
+        <w:t xml:space="preserve">Patterns are</w:t>
+      </w:r>
+      <w:r>
+        <w:t xml:space="preserve"> </w:t>
+      </w:r>
+      <w:r>
+        <w:t xml:space="preserve">selected on a discovery half and estimated on a disjoint inference</w:t>
+      </w:r>
+      <w:r>
+        <w:t xml:space="preserve"> </w:t>
+      </w:r>
+      <w:r>
+        <w:t xml:space="preserve">half (§6.10); the top five inference-half hazard ratios are listed</w:t>
+      </w:r>
+      <w:r>
+        <w:t xml:space="preserve"> </w:t>
+      </w:r>
+      <w:r>
+        <w:t xml:space="preserve">with full confidence intervals in Table 12. The headline signature</w:t>
       </w:r>
       <w:r>
         <w:t xml:space="preserve"> </w:t>
@@ -14326,13 +14499,19 @@
         <w:rPr>
           <w:rStyle w:val="VerbatimChar"/>
         </w:rPr>
-        <w:t xml:space="preserve">counter_surprise:397_{27, 28, 29}</w:t>
-      </w:r>
-      <w:r>
-        <w:t xml:space="preserve"> </w:t>
-      </w:r>
-      <w:r>
-        <w:t xml:space="preserve">has matched HR 1.73 (95% CI [1.53, 1.96]).</w:t>
+        <w:t xml:space="preserve">counter_surprise:397_{10, 22}</w:t>
+      </w:r>
+      <w:r>
+        <w:t xml:space="preserve"> </w:t>
+      </w:r>
+      <w:r>
+        <w:t xml:space="preserve">has matched HR 1.60 (95% CI</w:t>
+      </w:r>
+      <w:r>
+        <w:t xml:space="preserve"> </w:t>
+      </w:r>
+      <w:r>
+        <w:t xml:space="preserve">[1.35, 1.91]).</w:t>
       </w:r>
     </w:p>
     <w:p>
@@ -15854,7 +16033,7 @@
         <w:t xml:space="preserve"> </w:t>
       </w:r>
       <w:r>
-        <w:t xml:space="preserve">magnitude of these shifts match the pre-registered concern about</w:t>
+        <w:t xml:space="preserve">magnitude of these shifts match the pre-specified concern about</w:t>
       </w:r>
       <w:r>
         <w:t xml:space="preserve"> </w:t>
@@ -17597,7 +17776,25 @@
         <w:pStyle w:val="BodyText"/>
       </w:pPr>
       <w:r>
-        <w:t xml:space="preserve">We estimate the per-pattern hazard ratio via</w:t>
+        <w:t xml:space="preserve">To avoid selecting the tested family with the outcome, we use a</w:t>
+      </w:r>
+      <w:r>
+        <w:t xml:space="preserve"> </w:t>
+      </w:r>
+      <w:r>
+        <w:t xml:space="preserve">strict two-stage design that matches the paper’s own post-selection</w:t>
+      </w:r>
+      <w:r>
+        <w:t xml:space="preserve"> </w:t>
+      </w:r>
+      <w:r>
+        <w:t xml:space="preserve">discipline: the 2,272 matched sets are split 50/50 into a discovery</w:t>
+      </w:r>
+      <w:r>
+        <w:t xml:space="preserve"> </w:t>
+      </w:r>
+      <w:r>
+        <w:t xml:space="preserve">and an inference half; the top-200 patterns are ranked by</w:t>
       </w:r>
       <w:r>
         <w:t xml:space="preserve"> </w:t>
@@ -17607,13 +17804,52 @@
           <w:b/>
           <w:bCs/>
         </w:rPr>
-        <w:t xml:space="preserve">conditional logistic</w:t>
+        <w:t xml:space="preserve">discovery-half case-hit count only</w:t>
+      </w:r>
+      <w:r>
+        <w:t xml:space="preserve">, and those 200 fixed patterns</w:t>
+      </w:r>
+      <w:r>
+        <w:t xml:space="preserve"> </w:t>
+      </w:r>
+      <w:r>
+        <w:t xml:space="preserve">are then estimated on the</w:t>
+      </w:r>
+      <w:r>
+        <w:t xml:space="preserve"> </w:t>
       </w:r>
       <w:r>
         <w:rPr>
           <w:b/>
           <w:bCs/>
         </w:rPr>
+        <w:t xml:space="preserve">inference half</w:t>
+      </w:r>
+      <w:r>
+        <w:t xml:space="preserve"> </w:t>
+      </w:r>
+      <w:r>
+        <w:t xml:space="preserve">via conditional logistic</w:t>
+      </w:r>
+      <w:r>
+        <w:t xml:space="preserve"> </w:t>
+      </w:r>
+      <w:r>
+        <w:t xml:space="preserve">regression stratified by matched set (§4.6), fitted with</w:t>
+      </w:r>
+      <w:r>
+        <w:t xml:space="preserve"> </w:t>
+      </w:r>
+      <w:r>
+        <w:rPr>
+          <w:rStyle w:val="VerbatimChar"/>
+        </w:rPr>
+        <w:t xml:space="preserve">statsmodels.ConditionalLogit</w:t>
+      </w:r>
+      <w:r>
+        <w:t xml:space="preserve">. On the inference half,</w:t>
+      </w:r>
+      <w:r>
         <w:t xml:space="preserve"> </w:t>
       </w:r>
       <w:r>
@@ -17621,122 +17857,105 @@
           <w:b/>
           <w:bCs/>
         </w:rPr>
-        <w:t xml:space="preserve">regression stratified by matched risk set</w:t>
-      </w:r>
-      <w:r>
-        <w:t xml:space="preserve"> </w:t>
-      </w:r>
-      <w:r>
-        <w:t xml:space="preserve">(§4.6), fitted with</w:t>
-      </w:r>
-      <w:r>
-        <w:t xml:space="preserve"> </w:t>
-      </w:r>
-      <w:r>
-        <w:rPr>
-          <w:rStyle w:val="VerbatimChar"/>
-        </w:rPr>
-        <w:t xml:space="preserve">statsmodels.ConditionalLogit</w:t>
-      </w:r>
-      <w:r>
-        <w:t xml:space="preserve">. On the top-200 patterns by</w:t>
-      </w:r>
-      <w:r>
-        <w:t xml:space="preserve"> </w:t>
-      </w:r>
-      <w:r>
-        <w:t xml:space="preserve">case-hit count,</w:t>
-      </w:r>
-      <w:r>
-        <w:t xml:space="preserve"> </w:t>
+        <w:t xml:space="preserve">93 of 200</w:t>
       </w:r>
       <w:r>
         <w:rPr>
           <w:b/>
           <w:bCs/>
         </w:rPr>
-        <w:t xml:space="preserve">117 (58.5%) pass the joint criterion HR CI</w:t>
+        <w:t xml:space="preserve"> </w:t>
       </w:r>
       <w:r>
         <w:rPr>
           <w:b/>
           <w:bCs/>
         </w:rPr>
-        <w:t xml:space="preserve"> </w:t>
+        <w:t xml:space="preserve">pass the joint criterion HR CI excludes 1 AND BH q &lt; 0.05, and 74</w:t>
       </w:r>
       <w:r>
         <w:rPr>
           <w:b/>
           <w:bCs/>
         </w:rPr>
-        <w:t xml:space="preserve">excludes 1 AND BH q &lt; 0.05, and 108 (54.0%) survive the stricter</w:t>
+        <w:t xml:space="preserve"> </w:t>
       </w:r>
       <w:r>
         <w:rPr>
           <w:b/>
           <w:bCs/>
         </w:rPr>
-        <w:t xml:space="preserve"> </w:t>
+        <w:t xml:space="preserve">(37%) survive the stricter Benjamini-Yekutieli arbitrary-dependence</w:t>
       </w:r>
       <w:r>
         <w:rPr>
           <w:b/>
           <w:bCs/>
         </w:rPr>
-        <w:t xml:space="preserve">Benjamini-Yekutieli arbitrary-dependence FDR at q &lt; 0.05</w:t>
-      </w:r>
-      <w:r>
-        <w:t xml:space="preserve"> </w:t>
-      </w:r>
-      <w:r>
-        <w:t xml:space="preserve">(BH</w:t>
-      </w:r>
-      <w:r>
-        <w:t xml:space="preserve"> </w:t>
-      </w:r>
-      <w:r>
-        <w:t xml:space="preserve">q &lt; 0.01: 128; BY q &lt; 0.01: 117); all p-values are</w:t>
-      </w:r>
-      <w:r>
-        <w:t xml:space="preserve"> </w:t>
-      </w:r>
-      <w:r>
-        <w:rPr>
-          <w:rStyle w:val="VerbatimChar"/>
-        </w:rPr>
-        <w:t xml:space="preserve">ConditionalLogit</w:t>
-      </w:r>
-      <w:r>
-        <w:t xml:space="preserve"> </w:t>
-      </w:r>
-      <w:r>
-        <w:t xml:space="preserve">Wald p-values, corrected across the 200 patterns actually tested.</w:t>
-      </w:r>
-    </w:p>
-    <w:p>
-      <w:pPr>
-        <w:pStyle w:val="BodyText"/>
-      </w:pPr>
-      <w:r>
-        <w:t xml:space="preserve">Top 5 predictive Component X signatures (matched HR, 95% CI, p):</w:t>
-      </w:r>
-    </w:p>
-    <w:p>
-      <w:pPr>
-        <w:pStyle w:val="TableCaption"/>
-      </w:pPr>
+        <w:t xml:space="preserve"> </w:t>
+      </w:r>
       <w:r>
         <w:rPr>
           <w:b/>
           <w:bCs/>
         </w:rPr>
+        <w:t xml:space="preserve">FDR at q &lt; 0.05</w:t>
+      </w:r>
+      <w:r>
+        <w:t xml:space="preserve">; all p-values are</w:t>
+      </w:r>
+      <w:r>
+        <w:t xml:space="preserve"> </w:t>
+      </w:r>
+      <w:r>
+        <w:rPr>
+          <w:rStyle w:val="VerbatimChar"/>
+        </w:rPr>
+        <w:t xml:space="preserve">ConditionalLogit</w:t>
+      </w:r>
+      <w:r>
+        <w:t xml:space="preserve"> </w:t>
+      </w:r>
+      <w:r>
+        <w:t xml:space="preserve">Wald p-values,</w:t>
+      </w:r>
+      <w:r>
+        <w:t xml:space="preserve"> </w:t>
+      </w:r>
+      <w:r>
+        <w:t xml:space="preserve">corrected across the 200 preselected patterns.</w:t>
+      </w:r>
+    </w:p>
+    <w:p>
+      <w:pPr>
+        <w:pStyle w:val="BodyText"/>
+      </w:pPr>
+      <w:r>
+        <w:t xml:space="preserve">Top 5 predictive Component X signatures on the inference half</w:t>
+      </w:r>
+      <w:r>
+        <w:t xml:space="preserve"> </w:t>
+      </w:r>
+      <w:r>
+        <w:t xml:space="preserve">(matched HR, 95% CI, p):</w:t>
+      </w:r>
+    </w:p>
+    <w:p>
+      <w:pPr>
+        <w:pStyle w:val="TableCaption"/>
+      </w:pPr>
+      <w:r>
+        <w:rPr>
+          <w:b/>
+          <w:bCs/>
+        </w:rPr>
         <w:t xml:space="preserve">Table 12.</w:t>
       </w:r>
       <w:r>
         <w:t xml:space="preserve"> </w:t>
       </w:r>
       <w:r>
-        <w:t xml:space="preserve">Top five SCANIA Component X signatures with matched hazard ratios and 95% confidence intervals.</w:t>
+        <w:t xml:space="preserve">Top five SCANIA Component X signatures by matched hazard ratio, selected on the discovery half and estimated on the disjoint inference half with 95% confidence intervals.</w:t>
       </w:r>
     </w:p>
     <w:tbl>
@@ -17745,15 +17964,14 @@
         <w:tblW w:type="pct" w:w="5000"/>
         <w:tblLayout w:type="fixed"/>
         <w:tblLook w:firstRow="1" w:lastRow="0" w:firstColumn="0" w:lastColumn="0" w:noHBand="0" w:noVBand="0" w:val="0020"/>
-        <w:tblCaption w:val="Table 12. Top five SCANIA Component X signatures with matched hazard ratios and 95% confidence intervals."/>
+        <w:tblCaption w:val="Table 12. Top five SCANIA Component X signatures by matched hazard ratio, selected on the discovery half and estimated on the disjoint inference half with 95% confidence intervals."/>
       </w:tblPr>
       <w:tblGrid>
-        <w:gridCol w:w="779"/>
-        <w:gridCol w:w="2207"/>
-        <w:gridCol w:w="1298"/>
-        <w:gridCol w:w="1038"/>
-        <w:gridCol w:w="1428"/>
-        <w:gridCol w:w="1168"/>
+        <w:gridCol w:w="950"/>
+        <w:gridCol w:w="2692"/>
+        <w:gridCol w:w="1584"/>
+        <w:gridCol w:w="1267"/>
+        <w:gridCol w:w="1425"/>
       </w:tblGrid>
       <w:tr>
         <w:trPr>
@@ -17812,18 +18030,6 @@
           <w:p>
             <w:pPr>
               <w:pStyle w:val="Compact"/>
-              <w:jc w:val="right"/>
-            </w:pPr>
-            <w:r>
-              <w:t xml:space="preserve">n_control</w:t>
-            </w:r>
-          </w:p>
-        </w:tc>
-        <w:tc>
-          <w:tcPr/>
-          <w:p>
-            <w:pPr>
-              <w:pStyle w:val="Compact"/>
               <w:jc w:val="left"/>
             </w:pPr>
             <w:r>
@@ -17841,7 +18047,7 @@
               <w:jc w:val="right"/>
             </w:pPr>
             <w:r>
-              <w:t xml:space="preserve">1.73</w:t>
+              <w:t xml:space="preserve">1.60</w:t>
             </w:r>
           </w:p>
         </w:tc>
@@ -17853,43 +18059,96 @@
               <w:jc w:val="center"/>
             </w:pPr>
             <w:r>
-              <w:t xml:space="preserve">[1.53, 1.96]</w:t>
-            </w:r>
-          </w:p>
-        </w:tc>
-        <w:tc>
-          <w:tcPr/>
-          <w:p>
-            <w:pPr>
-              <w:pStyle w:val="Compact"/>
-              <w:jc w:val="right"/>
-            </w:pPr>
-            <w:r>
-              <w:t xml:space="preserve">1.0e-17</w:t>
-            </w:r>
-          </w:p>
-        </w:tc>
-        <w:tc>
-          <w:tcPr/>
-          <w:p>
-            <w:pPr>
-              <w:pStyle w:val="Compact"/>
-              <w:jc w:val="right"/>
-            </w:pPr>
-            <w:r>
-              <w:t xml:space="preserve">456</w:t>
-            </w:r>
-          </w:p>
-        </w:tc>
-        <w:tc>
-          <w:tcPr/>
-          <w:p>
-            <w:pPr>
-              <w:pStyle w:val="Compact"/>
-              <w:jc w:val="right"/>
-            </w:pPr>
-            <w:r>
-              <w:t xml:space="preserve">(matched)</w:t>
+              <w:t xml:space="preserve">[1.35, 1.91]</w:t>
+            </w:r>
+          </w:p>
+        </w:tc>
+        <w:tc>
+          <w:tcPr/>
+          <w:p>
+            <w:pPr>
+              <w:pStyle w:val="Compact"/>
+              <w:jc w:val="right"/>
+            </w:pPr>
+            <w:r>
+              <w:t xml:space="preserve">1.1e-07</w:t>
+            </w:r>
+          </w:p>
+        </w:tc>
+        <w:tc>
+          <w:tcPr/>
+          <w:p>
+            <w:pPr>
+              <w:pStyle w:val="Compact"/>
+              <w:jc w:val="right"/>
+            </w:pPr>
+            <w:r>
+              <w:t xml:space="preserve">229</w:t>
+            </w:r>
+          </w:p>
+        </w:tc>
+        <w:tc>
+          <w:tcPr/>
+          <w:p>
+            <w:pPr>
+              <w:pStyle w:val="Compact"/>
+              <w:jc w:val="left"/>
+            </w:pPr>
+            <w:r>
+              <w:rPr>
+                <w:rStyle w:val="VerbatimChar"/>
+              </w:rPr>
+              <w:t xml:space="preserve">counter_surprise:397_{10, 22}</w:t>
+            </w:r>
+          </w:p>
+        </w:tc>
+      </w:tr>
+      <w:tr>
+        <w:tc>
+          <w:tcPr/>
+          <w:p>
+            <w:pPr>
+              <w:pStyle w:val="Compact"/>
+              <w:jc w:val="right"/>
+            </w:pPr>
+            <w:r>
+              <w:t xml:space="preserve">1.58</w:t>
+            </w:r>
+          </w:p>
+        </w:tc>
+        <w:tc>
+          <w:tcPr/>
+          <w:p>
+            <w:pPr>
+              <w:pStyle w:val="Compact"/>
+              <w:jc w:val="center"/>
+            </w:pPr>
+            <w:r>
+              <w:t xml:space="preserve">[1.32, 1.90]</w:t>
+            </w:r>
+          </w:p>
+        </w:tc>
+        <w:tc>
+          <w:tcPr/>
+          <w:p>
+            <w:pPr>
+              <w:pStyle w:val="Compact"/>
+              <w:jc w:val="right"/>
+            </w:pPr>
+            <w:r>
+              <w:t xml:space="preserve">4.7e-07</w:t>
+            </w:r>
+          </w:p>
+        </w:tc>
+        <w:tc>
+          <w:tcPr/>
+          <w:p>
+            <w:pPr>
+              <w:pStyle w:val="Compact"/>
+              <w:jc w:val="right"/>
+            </w:pPr>
+            <w:r>
+              <w:t xml:space="preserve">213</w:t>
             </w:r>
           </w:p>
         </w:tc>
@@ -17918,7 +18177,7 @@
               <w:jc w:val="right"/>
             </w:pPr>
             <w:r>
-              <w:t xml:space="preserve">1.69</w:t>
+              <w:t xml:space="preserve">1.57</w:t>
             </w:r>
           </w:p>
         </w:tc>
@@ -17930,43 +18189,96 @@
               <w:jc w:val="center"/>
             </w:pPr>
             <w:r>
-              <w:t xml:space="preserve">[1.50, 1.91]</w:t>
-            </w:r>
-          </w:p>
-        </w:tc>
-        <w:tc>
-          <w:tcPr/>
-          <w:p>
-            <w:pPr>
-              <w:pStyle w:val="Compact"/>
-              <w:jc w:val="right"/>
-            </w:pPr>
-            <w:r>
-              <w:t xml:space="preserve">4.1e-17</w:t>
-            </w:r>
-          </w:p>
-        </w:tc>
-        <w:tc>
-          <w:tcPr/>
-          <w:p>
-            <w:pPr>
-              <w:pStyle w:val="Compact"/>
-              <w:jc w:val="right"/>
-            </w:pPr>
-            <w:r>
-              <w:t xml:space="preserve">479</w:t>
-            </w:r>
-          </w:p>
-        </w:tc>
-        <w:tc>
-          <w:tcPr/>
-          <w:p>
-            <w:pPr>
-              <w:pStyle w:val="Compact"/>
-              <w:jc w:val="right"/>
-            </w:pPr>
-            <w:r>
-              <w:t xml:space="preserve">(matched)</w:t>
+              <w:t xml:space="preserve">[1.33, 1.85]</w:t>
+            </w:r>
+          </w:p>
+        </w:tc>
+        <w:tc>
+          <w:tcPr/>
+          <w:p>
+            <w:pPr>
+              <w:pStyle w:val="Compact"/>
+              <w:jc w:val="right"/>
+            </w:pPr>
+            <w:r>
+              <w:t xml:space="preserve">6.9e-08</w:t>
+            </w:r>
+          </w:p>
+        </w:tc>
+        <w:tc>
+          <w:tcPr/>
+          <w:p>
+            <w:pPr>
+              <w:pStyle w:val="Compact"/>
+              <w:jc w:val="right"/>
+            </w:pPr>
+            <w:r>
+              <w:t xml:space="preserve">267</w:t>
+            </w:r>
+          </w:p>
+        </w:tc>
+        <w:tc>
+          <w:tcPr/>
+          <w:p>
+            <w:pPr>
+              <w:pStyle w:val="Compact"/>
+              <w:jc w:val="left"/>
+            </w:pPr>
+            <w:r>
+              <w:rPr>
+                <w:rStyle w:val="VerbatimChar"/>
+              </w:rPr>
+              <w:t xml:space="preserve">counter_surprise:397_{27, 29}</w:t>
+            </w:r>
+          </w:p>
+        </w:tc>
+      </w:tr>
+      <w:tr>
+        <w:tc>
+          <w:tcPr/>
+          <w:p>
+            <w:pPr>
+              <w:pStyle w:val="Compact"/>
+              <w:jc w:val="right"/>
+            </w:pPr>
+            <w:r>
+              <w:t xml:space="preserve">1.55</w:t>
+            </w:r>
+          </w:p>
+        </w:tc>
+        <w:tc>
+          <w:tcPr/>
+          <w:p>
+            <w:pPr>
+              <w:pStyle w:val="Compact"/>
+              <w:jc w:val="center"/>
+            </w:pPr>
+            <w:r>
+              <w:t xml:space="preserve">[1.30, 1.84]</w:t>
+            </w:r>
+          </w:p>
+        </w:tc>
+        <w:tc>
+          <w:tcPr/>
+          <w:p>
+            <w:pPr>
+              <w:pStyle w:val="Compact"/>
+              <w:jc w:val="right"/>
+            </w:pPr>
+            <w:r>
+              <w:t xml:space="preserve">8.9e-07</w:t>
+            </w:r>
+          </w:p>
+        </w:tc>
+        <w:tc>
+          <w:tcPr/>
+          <w:p>
+            <w:pPr>
+              <w:pStyle w:val="Compact"/>
+              <w:jc w:val="right"/>
+            </w:pPr>
+            <w:r>
+              <w:t xml:space="preserve">233</w:t>
             </w:r>
           </w:p>
         </w:tc>
@@ -17995,7 +18307,7 @@
               <w:jc w:val="right"/>
             </w:pPr>
             <w:r>
-              <w:t xml:space="preserve">1.69</w:t>
+              <w:t xml:space="preserve">1.54</w:t>
             </w:r>
           </w:p>
         </w:tc>
@@ -18007,43 +18319,31 @@
               <w:jc w:val="center"/>
             </w:pPr>
             <w:r>
-              <w:t xml:space="preserve">[1.49, 1.91]</w:t>
-            </w:r>
-          </w:p>
-        </w:tc>
-        <w:tc>
-          <w:tcPr/>
-          <w:p>
-            <w:pPr>
-              <w:pStyle w:val="Compact"/>
-              <w:jc w:val="right"/>
-            </w:pPr>
-            <w:r>
-              <w:t xml:space="preserve">3.7e-17</w:t>
-            </w:r>
-          </w:p>
-        </w:tc>
-        <w:tc>
-          <w:tcPr/>
-          <w:p>
-            <w:pPr>
-              <w:pStyle w:val="Compact"/>
-              <w:jc w:val="right"/>
-            </w:pPr>
-            <w:r>
-              <w:t xml:space="preserve">495</w:t>
-            </w:r>
-          </w:p>
-        </w:tc>
-        <w:tc>
-          <w:tcPr/>
-          <w:p>
-            <w:pPr>
-              <w:pStyle w:val="Compact"/>
-              <w:jc w:val="right"/>
-            </w:pPr>
-            <w:r>
-              <w:t xml:space="preserve">(matched)</w:t>
+              <w:t xml:space="preserve">[1.34, 1.76]</w:t>
+            </w:r>
+          </w:p>
+        </w:tc>
+        <w:tc>
+          <w:tcPr/>
+          <w:p>
+            <w:pPr>
+              <w:pStyle w:val="Compact"/>
+              <w:jc w:val="right"/>
+            </w:pPr>
+            <w:r>
+              <w:t xml:space="preserve">5.0e-10</w:t>
+            </w:r>
+          </w:p>
+        </w:tc>
+        <w:tc>
+          <w:tcPr/>
+          <w:p>
+            <w:pPr>
+              <w:pStyle w:val="Compact"/>
+              <w:jc w:val="right"/>
+            </w:pPr>
+            <w:r>
+              <w:t xml:space="preserve">487</w:t>
             </w:r>
           </w:p>
         </w:tc>
@@ -18058,161 +18358,7 @@
               <w:rPr>
                 <w:rStyle w:val="VerbatimChar"/>
               </w:rPr>
-              <w:t xml:space="preserve">counter_surprise:397_{28, 29, 34}</w:t>
-            </w:r>
-          </w:p>
-        </w:tc>
-      </w:tr>
-      <w:tr>
-        <w:tc>
-          <w:tcPr/>
-          <w:p>
-            <w:pPr>
-              <w:pStyle w:val="Compact"/>
-              <w:jc w:val="right"/>
-            </w:pPr>
-            <w:r>
-              <w:t xml:space="preserve">1.67</w:t>
-            </w:r>
-          </w:p>
-        </w:tc>
-        <w:tc>
-          <w:tcPr/>
-          <w:p>
-            <w:pPr>
-              <w:pStyle w:val="Compact"/>
-              <w:jc w:val="center"/>
-            </w:pPr>
-            <w:r>
-              <w:t xml:space="preserve">[1.50, 1.87]</w:t>
-            </w:r>
-          </w:p>
-        </w:tc>
-        <w:tc>
-          <w:tcPr/>
-          <w:p>
-            <w:pPr>
-              <w:pStyle w:val="Compact"/>
-              <w:jc w:val="right"/>
-            </w:pPr>
-            <w:r>
-              <w:t xml:space="preserve">2.1e-19</w:t>
-            </w:r>
-          </w:p>
-        </w:tc>
-        <w:tc>
-          <w:tcPr/>
-          <w:p>
-            <w:pPr>
-              <w:pStyle w:val="Compact"/>
-              <w:jc w:val="right"/>
-            </w:pPr>
-            <w:r>
-              <w:t xml:space="preserve">611</w:t>
-            </w:r>
-          </w:p>
-        </w:tc>
-        <w:tc>
-          <w:tcPr/>
-          <w:p>
-            <w:pPr>
-              <w:pStyle w:val="Compact"/>
-              <w:jc w:val="right"/>
-            </w:pPr>
-            <w:r>
-              <w:t xml:space="preserve">(matched)</w:t>
-            </w:r>
-          </w:p>
-        </w:tc>
-        <w:tc>
-          <w:tcPr/>
-          <w:p>
-            <w:pPr>
-              <w:pStyle w:val="Compact"/>
-              <w:jc w:val="left"/>
-            </w:pPr>
-            <w:r>
-              <w:rPr>
-                <w:rStyle w:val="VerbatimChar"/>
-              </w:rPr>
-              <w:t xml:space="preserve">counter_surprise:397_{29, 34}</w:t>
-            </w:r>
-          </w:p>
-        </w:tc>
-      </w:tr>
-      <w:tr>
-        <w:tc>
-          <w:tcPr/>
-          <w:p>
-            <w:pPr>
-              <w:pStyle w:val="Compact"/>
-              <w:jc w:val="right"/>
-            </w:pPr>
-            <w:r>
-              <w:t xml:space="preserve">1.66</w:t>
-            </w:r>
-          </w:p>
-        </w:tc>
-        <w:tc>
-          <w:tcPr/>
-          <w:p>
-            <w:pPr>
-              <w:pStyle w:val="Compact"/>
-              <w:jc w:val="center"/>
-            </w:pPr>
-            <w:r>
-              <w:t xml:space="preserve">[1.48, 1.85]</w:t>
-            </w:r>
-          </w:p>
-        </w:tc>
-        <w:tc>
-          <w:tcPr/>
-          <w:p>
-            <w:pPr>
-              <w:pStyle w:val="Compact"/>
-              <w:jc w:val="right"/>
-            </w:pPr>
-            <w:r>
-              <w:t xml:space="preserve">2.1e-19</w:t>
-            </w:r>
-          </w:p>
-        </w:tc>
-        <w:tc>
-          <w:tcPr/>
-          <w:p>
-            <w:pPr>
-              <w:pStyle w:val="Compact"/>
-              <w:jc w:val="right"/>
-            </w:pPr>
-            <w:r>
-              <w:t xml:space="preserve">630</w:t>
-            </w:r>
-          </w:p>
-        </w:tc>
-        <w:tc>
-          <w:tcPr/>
-          <w:p>
-            <w:pPr>
-              <w:pStyle w:val="Compact"/>
-              <w:jc w:val="right"/>
-            </w:pPr>
-            <w:r>
-              <w:t xml:space="preserve">(matched)</w:t>
-            </w:r>
-          </w:p>
-        </w:tc>
-        <w:tc>
-          <w:tcPr/>
-          <w:p>
-            <w:pPr>
-              <w:pStyle w:val="Compact"/>
-              <w:jc w:val="left"/>
-            </w:pPr>
-            <w:r>
-              <w:rPr>
-                <w:rStyle w:val="VerbatimChar"/>
-              </w:rPr>
-              <w:t xml:space="preserve">counter_surprise:397_{28, 29}</w:t>
+              <w:t xml:space="preserve">counter_surprise:397_{29}</w:t>
             </w:r>
           </w:p>
         </w:tc>
@@ -18223,7 +18369,7 @@
         <w:pStyle w:val="BodyText"/>
       </w:pPr>
       <w:r>
-        <w:t xml:space="preserve">The</w:t>
+        <w:t xml:space="preserve">Two effects push the honest estimates below the naive ones. The</w:t>
       </w:r>
       <w:r>
         <w:t xml:space="preserve"> </w:t>
@@ -18233,63 +18379,83 @@
           <w:b/>
           <w:bCs/>
         </w:rPr>
-        <w:t xml:space="preserve">pooled 2×2 analysis (Table 13) inflates these effects by</w:t>
+        <w:t xml:space="preserve">pooled 2×2 analysis (Table 13) inflates the effect</w:t>
+      </w:r>
+      <w:r>
+        <w:t xml:space="preserve"> </w:t>
+      </w:r>
+      <w:r>
+        <w:t xml:space="preserve">(top pooled</w:t>
+      </w:r>
+      <w:r>
+        <w:t xml:space="preserve"> </w:t>
+      </w:r>
+      <w:r>
+        <w:t xml:space="preserve">MH-OR 2.72 [2.10, 3.51]) because it discards the matched-set structure</w:t>
+      </w:r>
+      <w:r>
+        <w:t xml:space="preserve"> </w:t>
+      </w:r>
+      <w:r>
+        <w:t xml:space="preserve">that the incidence-density sampling design creates; the matched</w:t>
+      </w:r>
+      <w:r>
+        <w:t xml:space="preserve"> </w:t>
+      </w:r>
+      <w:r>
+        <w:t xml:space="preserve">conditional logistic is the correct estimator under Prentice-Breslow.</w:t>
+      </w:r>
+      <w:r>
+        <w:t xml:space="preserve"> </w:t>
+      </w:r>
+      <w:r>
+        <w:t xml:space="preserve">The</w:t>
+      </w:r>
+      <w:r>
+        <w:t xml:space="preserve"> </w:t>
       </w:r>
       <w:r>
         <w:rPr>
           <w:b/>
           <w:bCs/>
         </w:rPr>
-        <w:t xml:space="preserve"> </w:t>
-      </w:r>
-      <w:r>
-        <w:rPr>
-          <w:b/>
-          <w:bCs/>
-        </w:rPr>
-        <w:t xml:space="preserve">roughly 1.6×</w:t>
-      </w:r>
-      <w:r>
-        <w:t xml:space="preserve"> </w:t>
-      </w:r>
-      <w:r>
-        <w:t xml:space="preserve">(top pooled MH-OR 2.72 [2.10, 3.51] for the same</w:t>
-      </w:r>
-      <w:r>
-        <w:t xml:space="preserve"> </w:t>
-      </w:r>
-      <w:r>
-        <w:t xml:space="preserve">pattern), because pooling discards the matched-set structure that the</w:t>
-      </w:r>
-      <w:r>
-        <w:t xml:space="preserve"> </w:t>
-      </w:r>
-      <w:r>
-        <w:t xml:space="preserve">incidence-density sampling design creates. The matched HR</w:t>
-      </w:r>
-      <w:r>
-        <w:t xml:space="preserve"> </w:t>
-      </w:r>
-      <w:r>
-        <w:t xml:space="preserve">of 1.73 is the correct estimator under Prentice-Breslow, and its</w:t>
-      </w:r>
-      <w:r>
-        <w:t xml:space="preserve"> </w:t>
-      </w:r>
-      <w:r>
-        <w:t xml:space="preserve">tighter CI reflects that the matched design conditions out</w:t>
-      </w:r>
-      <w:r>
-        <w:t xml:space="preserve"> </w:t>
-      </w:r>
-      <w:r>
-        <w:t xml:space="preserve">inter-vehicle heterogeneity the pooled analysis conflated with the</w:t>
-      </w:r>
-      <w:r>
-        <w:t xml:space="preserve"> </w:t>
-      </w:r>
-      <w:r>
-        <w:t xml:space="preserve">pattern effect.</w:t>
+        <w:t xml:space="preserve">discovery/inference split removes the post-selection inflation</w:t>
+      </w:r>
+      <w:r>
+        <w:t xml:space="preserve"> </w:t>
+      </w:r>
+      <w:r>
+        <w:t xml:space="preserve">that ranking the top-200 by case-hits on the test sample would</w:t>
+      </w:r>
+      <w:r>
+        <w:t xml:space="preserve"> </w:t>
+      </w:r>
+      <w:r>
+        <w:t xml:space="preserve">otherwise introduce: the same top-200-by-hits procedure evaluated</w:t>
+      </w:r>
+      <w:r>
+        <w:t xml:space="preserve"> </w:t>
+      </w:r>
+      <w:r>
+        <w:t xml:space="preserve">in-sample reports 108 BY-significant patterns and a top HR near 1.7,</w:t>
+      </w:r>
+      <w:r>
+        <w:t xml:space="preserve"> </w:t>
+      </w:r>
+      <w:r>
+        <w:t xml:space="preserve">whereas the honest inference-half estimate is 74 BY-significant with a</w:t>
+      </w:r>
+      <w:r>
+        <w:t xml:space="preserve"> </w:t>
+      </w:r>
+      <w:r>
+        <w:t xml:space="preserve">top HR of 1.60 [1.35, 1.91]. The matched signal is real but smaller</w:t>
+      </w:r>
+      <w:r>
+        <w:t xml:space="preserve"> </w:t>
+      </w:r>
+      <w:r>
+        <w:t xml:space="preserve">than the in-sample figure suggests.</w:t>
       </w:r>
     </w:p>
     <w:p>
@@ -19715,31 +19881,64 @@
         <w:pStyle w:val="FirstParagraph"/>
       </w:pPr>
       <w:r>
-        <w:t xml:space="preserve">This resolves an ambiguity the raw order-gain distribution left open.</w:t>
-      </w:r>
-      <w:r>
-        <w:t xml:space="preserve"> </w:t>
-      </w:r>
-      <w:r>
-        <w:t xml:space="preserve">Order helps on both traces (§6.3), but for different reasons: on</w:t>
-      </w:r>
-      <w:r>
-        <w:t xml:space="preserve"> </w:t>
-      </w:r>
-      <w:r>
-        <w:t xml:space="preserve">Azure the full ordering contributes signal beyond every subpart, and</w:t>
-      </w:r>
-      <w:r>
-        <w:t xml:space="preserve"> </w:t>
-      </w:r>
-      <w:r>
-        <w:t xml:space="preserve">on Alibaba the ordering just distinguishes one privileged short prefix</w:t>
-      </w:r>
-      <w:r>
-        <w:t xml:space="preserve"> </w:t>
-      </w:r>
-      <w:r>
-        <w:t xml:space="preserve">from bag-of-items noise.</w:t>
+        <w:t xml:space="preserve">These two traces separate order from multiplicity (§6.3). On Azure,</w:t>
+      </w:r>
+      <w:r>
+        <w:t xml:space="preserve"> </w:t>
+      </w:r>
+      <w:r>
+        <w:t xml:space="preserve">the count-preserving null confirms a genuine ordering effect: the full</w:t>
+      </w:r>
+      <w:r>
+        <w:t xml:space="preserve"> </w:t>
+      </w:r>
+      <w:r>
+        <w:t xml:space="preserve">ordered chain adds signal beyond any of its subparts, and the exact</w:t>
+      </w:r>
+      <w:r>
+        <w:t xml:space="preserve"> </w:t>
+      </w:r>
+      <w:r>
+        <w:t xml:space="preserve">within-window order matters. On Alibaba, the count-preserving null is</w:t>
+      </w:r>
+      <w:r>
+        <w:t xml:space="preserve"> </w:t>
+      </w:r>
+      <w:r>
+        <w:t xml:space="preserve">approximately zero, so the exact order does not matter; the sequence</w:t>
+      </w:r>
+      <w:r>
+        <w:t xml:space="preserve"> </w:t>
+      </w:r>
+      <w:r>
+        <w:t xml:space="preserve">representation helps only because it retains event multiplicity and a</w:t>
+      </w:r>
+      <w:r>
+        <w:t xml:space="preserve"> </w:t>
+      </w:r>
+      <w:r>
+        <w:t xml:space="preserve">privileged short prefix (</w:t>
+      </w:r>
+      <w:r>
+        <w:rPr>
+          <w:rStyle w:val="VerbatimChar"/>
+        </w:rPr>
+        <w:t xml:space="preserve">task_waiting:R</w:t>
+      </w:r>
+      <w:r>
+        <w:t xml:space="preserve">) that the binary itemset</w:t>
+      </w:r>
+      <w:r>
+        <w:t xml:space="preserve"> </w:t>
+      </w:r>
+      <w:r>
+        <w:t xml:space="preserve">discards. The correct reading of Alibaba is a multiplicity-and-prefix</w:t>
+      </w:r>
+      <w:r>
+        <w:t xml:space="preserve"> </w:t>
+      </w:r>
+      <w:r>
+        <w:t xml:space="preserve">effect, not a pure-ordering effect.</w:t>
       </w:r>
     </w:p>
     <w:bookmarkEnd w:id="62"/>
@@ -21697,31 +21896,43 @@
         <w:t xml:space="preserve"> </w:t>
       </w:r>
       <w:r>
-        <w:t xml:space="preserve">maintenance traces (Azure PdM, Alibaba v2018), sequences add real</w:t>
-      </w:r>
-      <w:r>
-        <w:t xml:space="preserve"> </w:t>
-      </w:r>
-      <w:r>
-        <w:t xml:space="preserve">predictive information beyond itemsets when window definitions are</w:t>
-      </w:r>
-      <w:r>
-        <w:t xml:space="preserve"> </w:t>
-      </w:r>
-      <w:r>
-        <w:t xml:space="preserve">rich enough for order to be a real degree of freedom; at those</w:t>
-      </w:r>
-      <w:r>
-        <w:t xml:space="preserve"> </w:t>
-      </w:r>
-      <w:r>
-        <w:t xml:space="preserve">horizons, combining itemset and sequence features improves failure</w:t>
-      </w:r>
-      <w:r>
-        <w:t xml:space="preserve"> </w:t>
-      </w:r>
-      <w:r>
-        <w:t xml:space="preserve">prediction by 5-10 AUROC points over either alone. The method’s</w:t>
+        <w:t xml:space="preserve">maintenance traces (Azure PdM, Alibaba v2018), the sequence</w:t>
+      </w:r>
+      <w:r>
+        <w:t xml:space="preserve"> </w:t>
+      </w:r>
+      <w:r>
+        <w:t xml:space="preserve">representation adds predictive information beyond binary itemsets, but</w:t>
+      </w:r>
+      <w:r>
+        <w:t xml:space="preserve"> </w:t>
+      </w:r>
+      <w:r>
+        <w:t xml:space="preserve">for different reasons: on Azure the count-preserving null shows a</w:t>
+      </w:r>
+      <w:r>
+        <w:t xml:space="preserve"> </w:t>
+      </w:r>
+      <w:r>
+        <w:t xml:space="preserve">genuine ordering effect, whereas on Alibaba it is event multiplicity</w:t>
+      </w:r>
+      <w:r>
+        <w:t xml:space="preserve"> </w:t>
+      </w:r>
+      <w:r>
+        <w:t xml:space="preserve">and a short leading prefix, not exact order, that carries the signal.</w:t>
+      </w:r>
+      <w:r>
+        <w:t xml:space="preserve"> </w:t>
+      </w:r>
+      <w:r>
+        <w:t xml:space="preserve">Combining itemset and sequence features improves failure prediction</w:t>
+      </w:r>
+      <w:r>
+        <w:t xml:space="preserve"> </w:t>
+      </w:r>
+      <w:r>
+        <w:t xml:space="preserve">by 3-10 AUROC points over either alone at the rich horizons. The method’s</w:t>
       </w:r>
       <w:r>
         <w:t xml:space="preserve"> </w:t>

--- a/docs/paper.docx
+++ b/docs/paper.docx
@@ -11468,6 +11468,167 @@
         <w:t xml:space="preserve">evidence here.</w:t>
       </w:r>
     </w:p>
+    <w:p>
+      <w:pPr>
+        <w:pStyle w:val="BodyText"/>
+      </w:pPr>
+      <w:r>
+        <w:rPr>
+          <w:b/>
+          <w:bCs/>
+        </w:rPr>
+        <w:t xml:space="preserve">Prospective alarm replay.</w:t>
+      </w:r>
+      <w:r>
+        <w:t xml:space="preserve"> </w:t>
+      </w:r>
+      <w:r>
+        <w:t xml:space="preserve">To measure deployment value directly</w:t>
+      </w:r>
+      <w:r>
+        <w:t xml:space="preserve"> </w:t>
+      </w:r>
+      <w:r>
+        <w:t xml:space="preserve">rather than infer it from an assumed base rate, we replay each turbine</w:t>
+      </w:r>
+      <w:r>
+        <w:t xml:space="preserve"> </w:t>
+      </w:r>
+      <w:r>
+        <w:t xml:space="preserve">chronologically. A precursor rule (the non-terminal codes whose firing</w:t>
+      </w:r>
+      <w:r>
+        <w:t xml:space="preserve"> </w:t>
+      </w:r>
+      <w:r>
+        <w:t xml:space="preserve">is followed by a forced outage within 24h at more than three times the</w:t>
+      </w:r>
+      <w:r>
+        <w:t xml:space="preserve"> </w:t>
+      </w:r>
+      <w:r>
+        <w:t xml:space="preserve">per-firing base rate) is learned only from the other turbines, then</w:t>
+      </w:r>
+      <w:r>
+        <w:t xml:space="preserve"> </w:t>
+      </w:r>
+      <w:r>
+        <w:t xml:space="preserve">applied to the held-out turbine’s real event stream with a 24h alarm</w:t>
+      </w:r>
+      <w:r>
+        <w:t xml:space="preserve"> </w:t>
+      </w:r>
+      <w:r>
+        <w:t xml:space="preserve">cooldown; an alarm is a true positive if a forced outage follows within</w:t>
+      </w:r>
+      <w:r>
+        <w:t xml:space="preserve"> </w:t>
+      </w:r>
+      <w:r>
+        <w:t xml:space="preserve">24h. The two farms occupy two operating points. On</w:t>
+      </w:r>
+      <w:r>
+        <w:t xml:space="preserve"> </w:t>
+      </w:r>
+      <w:r>
+        <w:rPr>
+          <w:b/>
+          <w:bCs/>
+        </w:rPr>
+        <w:t xml:space="preserve">Kelmarsh the rule</w:t>
+      </w:r>
+      <w:r>
+        <w:rPr>
+          <w:b/>
+          <w:bCs/>
+        </w:rPr>
+        <w:t xml:space="preserve"> </w:t>
+      </w:r>
+      <w:r>
+        <w:rPr>
+          <w:b/>
+          <w:bCs/>
+        </w:rPr>
+        <w:t xml:space="preserve">detects 457 of 482 forced outages (recall 0.95) at a median lead of</w:t>
+      </w:r>
+      <w:r>
+        <w:rPr>
+          <w:b/>
+          <w:bCs/>
+        </w:rPr>
+        <w:t xml:space="preserve"> </w:t>
+      </w:r>
+      <w:r>
+        <w:rPr>
+          <w:b/>
+          <w:bCs/>
+        </w:rPr>
+        <w:t xml:space="preserve">3.3 hours</w:t>
+      </w:r>
+      <w:r>
+        <w:t xml:space="preserve"> </w:t>
+      </w:r>
+      <w:r>
+        <w:t xml:space="preserve">(68% of detections at least 1h early, 43% at least 6h),</w:t>
+      </w:r>
+      <w:r>
+        <w:t xml:space="preserve"> </w:t>
+      </w:r>
+      <w:r>
+        <w:t xml:space="preserve">at precision 0.20 and 2.7 false alarms per turbine-month. On</w:t>
+      </w:r>
+      <w:r>
+        <w:t xml:space="preserve"> </w:t>
+      </w:r>
+      <w:r>
+        <w:rPr>
+          <w:b/>
+          <w:bCs/>
+        </w:rPr>
+        <w:t xml:space="preserve">Penmanshiel it runs at precision 0.78 and 0.31 false alarms per</w:t>
+      </w:r>
+      <w:r>
+        <w:rPr>
+          <w:b/>
+          <w:bCs/>
+        </w:rPr>
+        <w:t xml:space="preserve"> </w:t>
+      </w:r>
+      <w:r>
+        <w:rPr>
+          <w:b/>
+          <w:bCs/>
+        </w:rPr>
+        <w:t xml:space="preserve">turbine-month</w:t>
+      </w:r>
+      <w:r>
+        <w:t xml:space="preserve">, detecting half the outages (recall 0.50) at a shorter</w:t>
+      </w:r>
+      <w:r>
+        <w:t xml:space="preserve"> </w:t>
+      </w:r>
+      <w:r>
+        <w:t xml:space="preserve">median lead of 5.7 minutes. This is a measured prospective result: the</w:t>
+      </w:r>
+      <w:r>
+        <w:t xml:space="preserve"> </w:t>
+      </w:r>
+      <w:r>
+        <w:t xml:space="preserve">Kelmarsh generator-fan cascade gives hours of actionable warning at a</w:t>
+      </w:r>
+      <w:r>
+        <w:t xml:space="preserve"> </w:t>
+      </w:r>
+      <w:r>
+        <w:t xml:space="preserve">tolerable alarm burden, while the Penmanshiel safety-system cascade is</w:t>
+      </w:r>
+      <w:r>
+        <w:t xml:space="preserve"> </w:t>
+      </w:r>
+      <w:r>
+        <w:t xml:space="preserve">precise but fires close to the outage.</w:t>
+      </w:r>
+    </w:p>
     <w:bookmarkEnd w:id="52"/>
     <w:bookmarkStart w:id="53" w:name="Xae0c354666545c52f18ecbdee1c0773e2af72f4"/>
     <w:p>
@@ -16040,6 +16201,96 @@
       </w:r>
       <w:r>
         <w:t xml:space="preserve">mining-and-testing on the same sample.</w:t>
+      </w:r>
+    </w:p>
+    <w:p>
+      <w:pPr>
+        <w:pStyle w:val="BodyText"/>
+      </w:pPr>
+      <w:r>
+        <w:t xml:space="preserve">A permuted-label stress test confirms that the split, and not merely</w:t>
+      </w:r>
+      <w:r>
+        <w:t xml:space="preserve"> </w:t>
+      </w:r>
+      <w:r>
+        <w:t xml:space="preserve">the FDR correction, is what controls error. On Azure</w:t>
+      </w:r>
+      <w:r>
+        <w:t xml:space="preserve"> </w:t>
+      </w:r>
+      <w:r>
+        <w:rPr>
+          <w:rStyle w:val="VerbatimChar"/>
+        </w:rPr>
+        <w:t xml:space="preserve">last5</w:t>
+      </w:r>
+      <w:r>
+        <w:t xml:space="preserve">, the</w:t>
+      </w:r>
+      <w:r>
+        <w:t xml:space="preserve"> </w:t>
+      </w:r>
+      <w:r>
+        <w:t xml:space="preserve">same 79-candidate set validated three ways yields a similar number of</w:t>
+      </w:r>
+      <w:r>
+        <w:t xml:space="preserve"> </w:t>
+      </w:r>
+      <w:r>
+        <w:t xml:space="preserve">discoveries on the real labels (naive same-sample BH 55; our</w:t>
+      </w:r>
+      <w:r>
+        <w:t xml:space="preserve"> </w:t>
+      </w:r>
+      <w:r>
+        <w:t xml:space="preserve">discovery/inference split 52; Westfall-Young minP FWER 52), but under</w:t>
+      </w:r>
+      <w:r>
+        <w:t xml:space="preserve"> </w:t>
+      </w:r>
+      <w:r>
+        <w:t xml:space="preserve">20 label permutations that destroy all signal the naive same-sample</w:t>
+      </w:r>
+      <w:r>
+        <w:t xml:space="preserve"> </w:t>
+      </w:r>
+      <w:r>
+        <w:t xml:space="preserve">BH still reports false discoveries (mean 0.3, up to 6 in a single</w:t>
+      </w:r>
+      <w:r>
+        <w:t xml:space="preserve"> </w:t>
+      </w:r>
+      <w:r>
+        <w:t xml:space="preserve">permutation) whereas the discovery/inference split reports</w:t>
+      </w:r>
+      <w:r>
+        <w:t xml:space="preserve"> </w:t>
+      </w:r>
+      <w:r>
+        <w:rPr>
+          <w:b/>
+          <w:bCs/>
+        </w:rPr>
+        <w:t xml:space="preserve">zero</w:t>
+      </w:r>
+      <w:r>
+        <w:t xml:space="preserve"> </w:t>
+      </w:r>
+      <w:r>
+        <w:t xml:space="preserve">(mean 0, maximum 0), matching the family-wise-error-controlled</w:t>
+      </w:r>
+      <w:r>
+        <w:t xml:space="preserve"> </w:t>
+      </w:r>
+      <w:r>
+        <w:t xml:space="preserve">Westfall-Young procedure. The split therefore buys honest error</w:t>
+      </w:r>
+      <w:r>
+        <w:t xml:space="preserve"> </w:t>
+      </w:r>
+      <w:r>
+        <w:t xml:space="preserve">control at almost no loss of real-label power.</w:t>
       </w:r>
     </w:p>
     <w:p>
@@ -20719,135 +20970,168 @@
           <w:b/>
           <w:bCs/>
         </w:rPr>
-        <w:t xml:space="preserve">Root-cause diagnosis: trajectory-signal absence, not signal</w:t>
+        <w:t xml:space="preserve">Root-cause diagnosis under a fair prospective landmark.</w:t>
+      </w:r>
+      <w:r>
+        <w:t xml:space="preserve"> </w:t>
+      </w:r>
+      <w:r>
+        <w:t xml:space="preserve">A</w:t>
+      </w:r>
+      <w:r>
+        <w:t xml:space="preserve"> </w:t>
+      </w:r>
+      <w:r>
+        <w:t xml:space="preserve">stratified 5-fold cross-validation on full-history aggregated</w:t>
+      </w:r>
+      <w:r>
+        <w:t xml:space="preserve"> </w:t>
+      </w:r>
+      <w:r>
+        <w:t xml:space="preserve">Component X features (mean / max / std / last of each of the 105</w:t>
+      </w:r>
+      <w:r>
+        <w:t xml:space="preserve"> </w:t>
+      </w:r>
+      <w:r>
+        <w:t xml:space="preserve">columns per vehicle) reaches AUROC 0.826, but this number is not a</w:t>
+      </w:r>
+      <w:r>
+        <w:t xml:space="preserve"> </w:t>
+      </w:r>
+      <w:r>
+        <w:t xml:space="preserve">prospective ceiling: full-history aggregates under random CV can leak</w:t>
+      </w:r>
+      <w:r>
+        <w:t xml:space="preserve"> </w:t>
+      </w:r>
+      <w:r>
+        <w:t xml:space="preserve">end-of-history and censoring information that is not available at a</w:t>
+      </w:r>
+      <w:r>
+        <w:t xml:space="preserve"> </w:t>
+      </w:r>
+      <w:r>
+        <w:t xml:space="preserve">prediction landmark. The fair test is a</w:t>
+      </w:r>
+      <w:r>
+        <w:t xml:space="preserve"> </w:t>
       </w:r>
       <w:r>
         <w:rPr>
           <w:b/>
           <w:bCs/>
         </w:rPr>
-        <w:t xml:space="preserve"> </w:t>
+        <w:t xml:space="preserve">landmarked, entity-disjoint</w:t>
       </w:r>
       <w:r>
         <w:rPr>
           <w:b/>
           <w:bCs/>
         </w:rPr>
-        <w:t xml:space="preserve">absence.</w:t>
-      </w:r>
-      <w:r>
-        <w:t xml:space="preserve"> </w:t>
-      </w:r>
-      <w:r>
-        <w:t xml:space="preserve">A stratified 5-fold cross-validation on the same 420</w:t>
-      </w:r>
-      <w:r>
-        <w:t xml:space="preserve"> </w:t>
-      </w:r>
-      <w:r>
-        <w:t xml:space="preserve">aggregated Component X features (mean / max / std / last of each of</w:t>
-      </w:r>
-      <w:r>
-        <w:t xml:space="preserve"> </w:t>
-      </w:r>
-      <w:r>
-        <w:t xml:space="preserve">the 105 columns per vehicle), with each column linearly</w:t>
-      </w:r>
-      <w:r>
-        <w:t xml:space="preserve"> </w:t>
-      </w:r>
-      <w:r>
-        <w:t xml:space="preserve">residualised against</w:t>
-      </w:r>
-      <w:r>
-        <w:t xml:space="preserve"> </w:t>
-      </w:r>
-      <w:r>
-        <w:rPr>
-          <w:rStyle w:val="VerbatimChar"/>
-        </w:rPr>
-        <w:t xml:space="preserve">length_of_study_time_step</w:t>
-      </w:r>
-      <w:r>
-        <w:t xml:space="preserve"> </w:t>
-      </w:r>
-      <w:r>
-        <w:t xml:space="preserve">inside every fold,</w:t>
-      </w:r>
-      <w:r>
-        <w:t xml:space="preserve"> </w:t>
-      </w:r>
-      <w:r>
-        <w:t xml:space="preserve">reaches AUROC 0.826 ± 0.005, comparable to Alibaba’s</w:t>
-      </w:r>
-      <w:r>
-        <w:t xml:space="preserve"> </w:t>
-      </w:r>
-      <w:r>
-        <w:rPr>
-          <w:rStyle w:val="VerbatimChar"/>
-        </w:rPr>
-        <w:t xml:space="preserve">last3</w:t>
-      </w:r>
-      <w:r>
-        <w:t xml:space="preserve"> </w:t>
-      </w:r>
-      <w:r>
-        <w:t xml:space="preserve">combined score (0.81) and well above BGL’s chance level (0.51). The same LightGBM</w:t>
-      </w:r>
-      <w:r>
-        <w:t xml:space="preserve"> </w:t>
-      </w:r>
-      <w:r>
-        <w:t xml:space="preserve">configuration under the temporal split used elsewhere in the paper</w:t>
-      </w:r>
-      <w:r>
-        <w:t xml:space="preserve"> </w:t>
-      </w:r>
-      <w:r>
-        <w:t xml:space="preserve">only reaches 0.67, and the pattern-mining pipeline reaches 0.60.</w:t>
-      </w:r>
-      <w:r>
-        <w:t xml:space="preserve"> </w:t>
-      </w:r>
-      <w:r>
-        <w:t xml:space="preserve">Component X features therefore carry substantial per-truck failure</w:t>
-      </w:r>
-      <w:r>
-        <w:t xml:space="preserve"> </w:t>
-      </w:r>
-      <w:r>
-        <w:t xml:space="preserve">signal, but the signal is a static per-vehicle profile (aggregate</w:t>
-      </w:r>
-      <w:r>
-        <w:t xml:space="preserve"> </w:t>
-      </w:r>
-      <w:r>
-        <w:t xml:space="preserve">usage, cumulative counter shape) rather than a temporal degradation</w:t>
-      </w:r>
-      <w:r>
-        <w:t xml:space="preserve"> </w:t>
-      </w:r>
-      <w:r>
-        <w:t xml:space="preserve">trajectory. Last-K-events windows and the ordered-pattern mining</w:t>
-      </w:r>
-      <w:r>
-        <w:t xml:space="preserve"> </w:t>
-      </w:r>
-      <w:r>
-        <w:t xml:space="preserve">built on them cannot see it, because there is no pre-failure event</w:t>
-      </w:r>
-      <w:r>
-        <w:t xml:space="preserve"> </w:t>
-      </w:r>
-      <w:r>
-        <w:t xml:space="preserve">ordering to catch; the discriminative information is spread across</w:t>
-      </w:r>
-      <w:r>
-        <w:t xml:space="preserve"> </w:t>
-      </w:r>
-      <w:r>
-        <w:t xml:space="preserve">the truck’s entire operating history.</w:t>
+        <w:t xml:space="preserve"> </w:t>
+      </w:r>
+      <w:r>
+        <w:rPr>
+          <w:b/>
+          <w:bCs/>
+        </w:rPr>
+        <w:t xml:space="preserve">evaluation</w:t>
+      </w:r>
+      <w:r>
+        <w:t xml:space="preserve"> </w:t>
+      </w:r>
+      <w:r>
+        <w:t xml:space="preserve">in which every feature is computed strictly from the</w:t>
+      </w:r>
+      <w:r>
+        <w:t xml:space="preserve"> </w:t>
+      </w:r>
+      <w:r>
+        <w:t xml:space="preserve">pre-anchor risk-set window and trained and tested on disjoint vehicle</w:t>
+      </w:r>
+      <w:r>
+        <w:t xml:space="preserve"> </w:t>
+      </w:r>
+      <w:r>
+        <w:t xml:space="preserve">sets. Under that test no representation clears 0.75: token counts</w:t>
+      </w:r>
+      <w:r>
+        <w:t xml:space="preserve"> </w:t>
+      </w:r>
+      <w:r>
+        <w:t xml:space="preserve">reach AUROC 0.62, LightGBM on token counts 0.60, simple counts 0.54,</w:t>
+      </w:r>
+      <w:r>
+        <w:t xml:space="preserve"> </w:t>
+      </w:r>
+      <w:r>
+        <w:t xml:space="preserve">and the significant pattern features 0.51. Even a richer descriptor</w:t>
+      </w:r>
+      <w:r>
+        <w:t xml:space="preserve"> </w:t>
+      </w:r>
+      <w:r>
+        <w:t xml:space="preserve">model at the honest landmark stays near 0.60, matching the last-K</w:t>
+      </w:r>
+      <w:r>
+        <w:t xml:space="preserve"> </w:t>
+      </w:r>
+      <w:r>
+        <w:t xml:space="preserve">pattern pipeline. The conclusion is therefore that</w:t>
+      </w:r>
+      <w:r>
+        <w:t xml:space="preserve"> </w:t>
+      </w:r>
+      <w:r>
+        <w:rPr>
+          <w:b/>
+          <w:bCs/>
+        </w:rPr>
+        <w:t xml:space="preserve">no strong</w:t>
+      </w:r>
+      <w:r>
+        <w:rPr>
+          <w:b/>
+          <w:bCs/>
+        </w:rPr>
+        <w:t xml:space="preserve"> </w:t>
+      </w:r>
+      <w:r>
+        <w:rPr>
+          <w:b/>
+          <w:bCs/>
+        </w:rPr>
+        <w:t xml:space="preserve">prospective last-K trajectory signal is recoverable at Component X’s</w:t>
+      </w:r>
+      <w:r>
+        <w:rPr>
+          <w:b/>
+          <w:bCs/>
+        </w:rPr>
+        <w:t xml:space="preserve"> </w:t>
+      </w:r>
+      <w:r>
+        <w:rPr>
+          <w:b/>
+          <w:bCs/>
+        </w:rPr>
+        <w:t xml:space="preserve">readout cadence under the representations and landmarks tested</w:t>
+      </w:r>
+      <w:r>
+        <w:t xml:space="preserve">; the</w:t>
+      </w:r>
+      <w:r>
+        <w:t xml:space="preserve"> </w:t>
+      </w:r>
+      <w:r>
+        <w:t xml:space="preserve">0.826 reflects a static per-vehicle profile that is visible across a</w:t>
+      </w:r>
+      <w:r>
+        <w:t xml:space="preserve"> </w:t>
+      </w:r>
+      <w:r>
+        <w:t xml:space="preserve">truck’s whole history but not at a prospective decision point.</w:t>
       </w:r>
     </w:p>
     <w:p>

--- a/docs/paper.docx
+++ b/docs/paper.docx
@@ -103,7 +103,7 @@
         <w:pStyle w:val="Date"/>
       </w:pPr>
       <w:r>
-        <w:t xml:space="preserve">2026-08-30</w:t>
+        <w:t xml:space="preserve">2026-08-31</w:t>
       </w:r>
     </w:p>
     <w:p>
@@ -188,73 +188,55 @@
         <w:t xml:space="preserve"> </w:t>
       </w:r>
       <w:r>
-        <w:t xml:space="preserve">catalog mined from six operational traces: two independent wind-farm</w:t>
-      </w:r>
-      <w:r>
-        <w:t xml:space="preserve"> </w:t>
-      </w:r>
-      <w:r>
-        <w:t xml:space="preserve">alarm logs (Kelmarsh 6 × Senvion MM92, 482 forced outages over</w:t>
-      </w:r>
-      <w:r>
-        <w:t xml:space="preserve"> </w:t>
-      </w:r>
-      <w:r>
-        <w:t xml:space="preserve">2016-2017; Penmanshiel 9 × Senvion MM82, 790 forced outages in 2016),</w:t>
-      </w:r>
-      <w:r>
-        <w:t xml:space="preserve"> </w:t>
-      </w:r>
-      <w:r>
-        <w:t xml:space="preserve">Azure PdM (synthetic), Alibaba v2018 (production cloud), LLNL Blue</w:t>
-      </w:r>
-      <w:r>
-        <w:t xml:space="preserve"> </w:t>
-      </w:r>
-      <w:r>
-        <w:t xml:space="preserve">Gene/L syslogs (HPC), and SCANIA Component X (production automotive).</w:t>
-      </w:r>
-      <w:r>
-        <w:t xml:space="preserve"> </w:t>
-      </w:r>
-      <w:r>
-        <w:t xml:space="preserve">Every signature is validated on an entity-disjoint 50/50 discovery/</w:t>
-      </w:r>
-      <w:r>
-        <w:t xml:space="preserve"> </w:t>
-      </w:r>
-      <w:r>
-        <w:t xml:space="preserve">inference split, with post-selection-valid p-values (Fithian-Sun-</w:t>
-      </w:r>
-      <w:r>
-        <w:t xml:space="preserve"> </w:t>
-      </w:r>
-      <w:r>
-        <w:t xml:space="preserve">Taylor) and Benjamini-Yekutieli FDR control on the inference half. A</w:t>
-      </w:r>
-      <w:r>
-        <w:t xml:space="preserve"> </w:t>
-      </w:r>
-      <w:r>
-        <w:t xml:space="preserve">count-preserving order comparator removes the multiplicity confound,</w:t>
-      </w:r>
-      <w:r>
-        <w:t xml:space="preserve"> </w:t>
-      </w:r>
-      <w:r>
-        <w:t xml:space="preserve">and the right-censored SCANIA trace is scored by matched conditional</w:t>
-      </w:r>
-      <w:r>
-        <w:t xml:space="preserve"> </w:t>
-      </w:r>
-      <w:r>
-        <w:t xml:space="preserve">logistic regression stratified by risk set (Prentice-Breslow). The central result is a replicated physical</w:t>
-      </w:r>
-      <w:r>
-        <w:t xml:space="preserve"> </w:t>
-      </w:r>
-      <w:r>
-        <w:t xml:space="preserve">cascade: on</w:t>
+        <w:t xml:space="preserve">catalog mined from six operational traces: two independent Senvion</w:t>
+      </w:r>
+      <w:r>
+        <w:t xml:space="preserve"> </w:t>
+      </w:r>
+      <w:r>
+        <w:t xml:space="preserve">wind-farm alarm logs (Kelmarsh, Penmanshiel), Azure PdM (synthetic),</w:t>
+      </w:r>
+      <w:r>
+        <w:t xml:space="preserve"> </w:t>
+      </w:r>
+      <w:r>
+        <w:t xml:space="preserve">Alibaba v2018 (production cloud), LLNL Blue Gene/L syslogs (HPC), and</w:t>
+      </w:r>
+      <w:r>
+        <w:t xml:space="preserve"> </w:t>
+      </w:r>
+      <w:r>
+        <w:t xml:space="preserve">SCANIA Component X (automotive). Every signature is validated on an</w:t>
+      </w:r>
+      <w:r>
+        <w:t xml:space="preserve"> </w:t>
+      </w:r>
+      <w:r>
+        <w:t xml:space="preserve">entity-disjoint 50/50 discovery/inference split with</w:t>
+      </w:r>
+      <w:r>
+        <w:t xml:space="preserve"> </w:t>
+      </w:r>
+      <w:r>
+        <w:t xml:space="preserve">Benjamini-Yekutieli FDR control on the inference half, and the</w:t>
+      </w:r>
+      <w:r>
+        <w:t xml:space="preserve"> </w:t>
+      </w:r>
+      <w:r>
+        <w:t xml:space="preserve">right-censored SCANIA trace is scored by matched conditional logistic</w:t>
+      </w:r>
+      <w:r>
+        <w:t xml:space="preserve"> </w:t>
+      </w:r>
+      <w:r>
+        <w:t xml:space="preserve">regression stratified by risk set. The central empirical result is a</w:t>
+      </w:r>
+      <w:r>
+        <w:t xml:space="preserve"> </w:t>
+      </w:r>
+      <w:r>
+        <w:t xml:space="preserve">replicated physical cascade:</w:t>
       </w:r>
       <w:r>
         <w:t xml:space="preserve"> </w:t>
@@ -264,7 +246,7 @@
           <w:b/>
           <w:bCs/>
         </w:rPr>
-        <w:t xml:space="preserve">two independent Senvion wind farms of different rotor</w:t>
+        <w:t xml:space="preserve">two independent wind farms of different</w:t>
       </w:r>
       <w:r>
         <w:rPr>
@@ -278,7 +260,7 @@
           <w:b/>
           <w:bCs/>
         </w:rPr>
-        <w:t xml:space="preserve">size and site, discovery/inference mining surfaces zero-control</w:t>
+        <w:t xml:space="preserve">rotor size and site surface the same zero-control cascade signatures</w:t>
       </w:r>
       <w:r>
         <w:rPr>
@@ -292,91 +274,108 @@
           <w:b/>
           <w:bCs/>
         </w:rPr>
-        <w:t xml:space="preserve">cascade signatures of the same form at inference-half lift 4.00</w:t>
-      </w:r>
-      <w:r>
-        <w:t xml:space="preserve"> </w:t>
-      </w:r>
-      <w:r>
-        <w:t xml:space="preserve">(generator-fan overload codes on Kelmarsh, safety-system and</w:t>
-      </w:r>
-      <w:r>
-        <w:t xml:space="preserve"> </w:t>
-      </w:r>
-      <w:r>
-        <w:t xml:space="preserve">frequency-converter codes on Penmanshiel). Azure</w:t>
-      </w:r>
-      <w:r>
-        <w:t xml:space="preserve"> </w:t>
-      </w:r>
-      <w:r>
-        <w:t xml:space="preserve">PdM and Alibaba v2018 reproduce the effect in cloud and maintenance</w:t>
-      </w:r>
-      <w:r>
-        <w:t xml:space="preserve"> </w:t>
-      </w:r>
-      <w:r>
-        <w:t xml:space="preserve">logs, with ordering adding no signal on Alibaba once event</w:t>
-      </w:r>
-      <w:r>
-        <w:t xml:space="preserve"> </w:t>
-      </w:r>
-      <w:r>
-        <w:t xml:space="preserve">multiplicity is controlled. SCANIA Component X, right-censored,</w:t>
-      </w:r>
-      <w:r>
-        <w:t xml:space="preserve"> </w:t>
-      </w:r>
-      <w:r>
-        <w:t xml:space="preserve">yields interpretable per-truck hazard ratios under matched</w:t>
-      </w:r>
-      <w:r>
-        <w:t xml:space="preserve"> </w:t>
-      </w:r>
-      <w:r>
-        <w:t xml:space="preserve">conditional logistic regression on a disjoint inference half (74 of</w:t>
-      </w:r>
-      <w:r>
-        <w:t xml:space="preserve"> </w:t>
-      </w:r>
-      <w:r>
-        <w:t xml:space="preserve">200 discovery-selected patterns survive the arbitrary-dependence FDR;</w:t>
-      </w:r>
-      <w:r>
-        <w:t xml:space="preserve"> </w:t>
-      </w:r>
-      <w:r>
-        <w:t xml:space="preserve">top HR 1.60). BGL is the mapped boundary</w:t>
-      </w:r>
-      <w:r>
-        <w:t xml:space="preserve"> </w:t>
-      </w:r>
-      <w:r>
-        <w:t xml:space="preserve">case where the only surviving pattern is a barely-enriched fatal-error</w:t>
-      </w:r>
-      <w:r>
-        <w:t xml:space="preserve"> </w:t>
-      </w:r>
-      <w:r>
-        <w:t xml:space="preserve">marker (lift 1.16), so no deployable non-alert precursor reaches the</w:t>
-      </w:r>
-      <w:r>
-        <w:t xml:space="preserve"> </w:t>
-      </w:r>
-      <w:r>
-        <w:t xml:space="preserve">catalog. Mining code, splits,</w:t>
-      </w:r>
-      <w:r>
-        <w:t xml:space="preserve"> </w:t>
-      </w:r>
-      <w:r>
-        <w:t xml:space="preserve">matched-hazard outputs, and per-dataset signature tables are released</w:t>
-      </w:r>
-      <w:r>
-        <w:t xml:space="preserve"> </w:t>
-      </w:r>
-      <w:r>
-        <w:t xml:space="preserve">as reproducible parquet artefacts.</w:t>
+        <w:t xml:space="preserve">at inference-half lift 4.00</w:t>
+      </w:r>
+      <w:r>
+        <w:t xml:space="preserve">, selected in every repeated split and</w:t>
+      </w:r>
+      <w:r>
+        <w:t xml:space="preserve"> </w:t>
+      </w:r>
+      <w:r>
+        <w:t xml:space="preserve">prospectively detecting 95% of Kelmarsh forced outages at a median</w:t>
+      </w:r>
+      <w:r>
+        <w:t xml:space="preserve"> </w:t>
+      </w:r>
+      <w:r>
+        <w:t xml:space="preserve">3.3-hour lead. A decomposition of held-out prediction into event</w:t>
+      </w:r>
+      <w:r>
+        <w:t xml:space="preserve"> </w:t>
+      </w:r>
+      <w:r>
+        <w:t xml:space="preserve">presence, multiplicity, and order then places the two cloud/maintenance</w:t>
+      </w:r>
+      <w:r>
+        <w:t xml:space="preserve"> </w:t>
+      </w:r>
+      <w:r>
+        <w:t xml:space="preserve">traces in opposite corners: on Azure the distinguishing increment is</w:t>
+      </w:r>
+      <w:r>
+        <w:t xml:space="preserve"> </w:t>
+      </w:r>
+      <w:r>
+        <w:t xml:space="preserve">event</w:t>
+      </w:r>
+      <w:r>
+        <w:t xml:space="preserve"> </w:t>
+      </w:r>
+      <w:r>
+        <w:rPr>
+          <w:b/>
+          <w:bCs/>
+        </w:rPr>
+        <w:t xml:space="preserve">order</w:t>
+      </w:r>
+      <w:r>
+        <w:t xml:space="preserve"> </w:t>
+      </w:r>
+      <w:r>
+        <w:t xml:space="preserve">(+0.032, bootstrap CI excluding zero) while</w:t>
+      </w:r>
+      <w:r>
+        <w:t xml:space="preserve"> </w:t>
+      </w:r>
+      <w:r>
+        <w:t xml:space="preserve">multiplicity adds nothing; on Alibaba it is</w:t>
+      </w:r>
+      <w:r>
+        <w:t xml:space="preserve"> </w:t>
+      </w:r>
+      <w:r>
+        <w:rPr>
+          <w:b/>
+          <w:bCs/>
+        </w:rPr>
+        <w:t xml:space="preserve">multiplicity</w:t>
+      </w:r>
+      <w:r>
+        <w:t xml:space="preserve"> </w:t>
+      </w:r>
+      <w:r>
+        <w:t xml:space="preserve">(+0.029,</w:t>
+      </w:r>
+      <w:r>
+        <w:t xml:space="preserve"> </w:t>
+      </w:r>
+      <w:r>
+        <w:t xml:space="preserve">excluding zero) while exact order adds nothing. SCANIA yields</w:t>
+      </w:r>
+      <w:r>
+        <w:t xml:space="preserve"> </w:t>
+      </w:r>
+      <w:r>
+        <w:t xml:space="preserve">interpretable per-truck hazard ratios (74 of 200 discovery-selected</w:t>
+      </w:r>
+      <w:r>
+        <w:t xml:space="preserve"> </w:t>
+      </w:r>
+      <w:r>
+        <w:t xml:space="preserve">patterns survive the FDR; top HR 1.60), and BGL is a mapped boundary</w:t>
+      </w:r>
+      <w:r>
+        <w:t xml:space="preserve"> </w:t>
+      </w:r>
+      <w:r>
+        <w:t xml:space="preserve">case with no deployable non-alert precursor. Code, splits, and all</w:t>
+      </w:r>
+      <w:r>
+        <w:t xml:space="preserve"> </w:t>
+      </w:r>
+      <w:r>
+        <w:t xml:space="preserve">result artefacts are released.</w:t>
       </w:r>
     </w:p>
     <w:p>
@@ -675,7 +674,7 @@
         </w:numPr>
       </w:pPr>
       <w:r>
-        <w:t xml:space="preserve">A downstream</w:t>
+        <w:t xml:space="preserve">A</w:t>
       </w:r>
       <w:r>
         <w:t xml:space="preserve"> </w:t>
@@ -685,31 +684,72 @@
           <w:b/>
           <w:bCs/>
         </w:rPr>
-        <w:t xml:space="preserve">predictive evaluation</w:t>
-      </w:r>
-      <w:r>
-        <w:t xml:space="preserve"> </w:t>
-      </w:r>
-      <w:r>
-        <w:t xml:space="preserve">on a temporally-held-out</w:t>
-      </w:r>
-      <w:r>
-        <w:t xml:space="preserve"> </w:t>
-      </w:r>
-      <w:r>
-        <w:t xml:space="preserve">split that compares four feature sets (event-count baseline,</w:t>
-      </w:r>
-      <w:r>
-        <w:t xml:space="preserve"> </w:t>
-      </w:r>
-      <w:r>
-        <w:t xml:space="preserve">itemsets, sequences, combined) built from patterns that survived</w:t>
-      </w:r>
-      <w:r>
-        <w:t xml:space="preserve"> </w:t>
-      </w:r>
-      <w:r>
-        <w:t xml:space="preserve">training-set significance, under logistic regression.</w:t>
+        <w:t xml:space="preserve">decomposition of pattern signal into event presence,</w:t>
+      </w:r>
+      <w:r>
+        <w:rPr>
+          <w:b/>
+          <w:bCs/>
+        </w:rPr>
+        <w:t xml:space="preserve"> </w:t>
+      </w:r>
+      <w:r>
+        <w:rPr>
+          <w:b/>
+          <w:bCs/>
+        </w:rPr>
+        <w:t xml:space="preserve">multiplicity, and order</w:t>
+      </w:r>
+      <w:r>
+        <w:t xml:space="preserve">, measured directly in held-out</w:t>
+      </w:r>
+      <w:r>
+        <w:t xml:space="preserve"> </w:t>
+      </w:r>
+      <w:r>
+        <w:t xml:space="preserve">prediction with entity-bootstrap confidence intervals, so that a</w:t>
+      </w:r>
+      <w:r>
+        <w:t xml:space="preserve"> </w:t>
+      </w:r>
+      <w:r>
+        <w:t xml:space="preserve">repeated event folded into one itemset cannot be mistaken for an</w:t>
+      </w:r>
+      <w:r>
+        <w:t xml:space="preserve"> </w:t>
+      </w:r>
+      <w:r>
+        <w:t xml:space="preserve">ordering effect. The decomposition places the two positive</w:t>
+      </w:r>
+      <w:r>
+        <w:t xml:space="preserve"> </w:t>
+      </w:r>
+      <w:r>
+        <w:t xml:space="preserve">cloud/maintenance traces in opposite corners (Azure carries an</w:t>
+      </w:r>
+      <w:r>
+        <w:t xml:space="preserve"> </w:t>
+      </w:r>
+      <w:r>
+        <w:t xml:space="preserve">order increment, Alibaba a multiplicity increment), and supports a</w:t>
+      </w:r>
+      <w:r>
+        <w:t xml:space="preserve"> </w:t>
+      </w:r>
+      <w:r>
+        <w:t xml:space="preserve">downstream predictive evaluation against event-count, presence,</w:t>
+      </w:r>
+      <w:r>
+        <w:t xml:space="preserve"> </w:t>
+      </w:r>
+      <w:r>
+        <w:t xml:space="preserve">count, recency, n-gram, and gradient-boosted baselines on a</w:t>
+      </w:r>
+      <w:r>
+        <w:t xml:space="preserve"> </w:t>
+      </w:r>
+      <w:r>
+        <w:t xml:space="preserve">temporally-held-out split.</w:t>
       </w:r>
     </w:p>
     <w:p>
@@ -7005,10 +7045,10 @@
         <w:rPr>
           <w:rStyle w:val="VerbatimChar"/>
         </w:rPr>
-        <w:t xml:space="preserve">last5</w:t>
-      </w:r>
-      <w:r>
-        <w:t xml:space="preserve">, the strongest ordered pattern is</w:t>
+        <w:t xml:space="preserve">last3</w:t>
+      </w:r>
+      <w:r>
+        <w:t xml:space="preserve">,</w:t>
       </w:r>
       <w:r>
         <w:t xml:space="preserve"> </w:t>
@@ -7017,19 +7057,19 @@
         <w:rPr>
           <w:rStyle w:val="VerbatimChar"/>
         </w:rPr>
-        <w:t xml:space="preserve">task_success:M → task_success:R → task_success:M → task_success:M</w:t>
-      </w:r>
-      <w:r>
-        <w:t xml:space="preserve"> </w:t>
-      </w:r>
-      <w:r>
-        <w:t xml:space="preserve">with sequence lift 2.43 versus itemset lift 0.94 for the same event</w:t>
-      </w:r>
-      <w:r>
-        <w:t xml:space="preserve"> </w:t>
-      </w:r>
-      <w:r>
-        <w:t xml:space="preserve">set (order gain +1.49). At</w:t>
+        <w:t xml:space="preserve">task_success:M → task_success:M → task_success:M</w:t>
+      </w:r>
+      <w:r>
+        <w:t xml:space="preserve"> </w:t>
+      </w:r>
+      <w:r>
+        <w:t xml:space="preserve">reaches sequence</w:t>
+      </w:r>
+      <w:r>
+        <w:t xml:space="preserve"> </w:t>
+      </w:r>
+      <w:r>
+        <w:t xml:space="preserve">lift 3.06 versus itemset lift 1.37 for the binary presence of</w:t>
       </w:r>
       <w:r>
         <w:t xml:space="preserve"> </w:t>
@@ -7038,10 +7078,38 @@
         <w:rPr>
           <w:rStyle w:val="VerbatimChar"/>
         </w:rPr>
-        <w:t xml:space="preserve">last3</w:t>
-      </w:r>
-      <w:r>
-        <w:t xml:space="preserve">,</w:t>
+        <w:t xml:space="preserve">{M}</w:t>
+      </w:r>
+      <w:r>
+        <w:t xml:space="preserve">:</w:t>
+      </w:r>
+      <w:r>
+        <w:t xml:space="preserve"> </w:t>
+      </w:r>
+      <w:r>
+        <w:t xml:space="preserve">three consecutive Map completions predict a subsequent failure much</w:t>
+      </w:r>
+      <w:r>
+        <w:t xml:space="preserve"> </w:t>
+      </w:r>
+      <w:r>
+        <w:t xml:space="preserve">more strongly than the mere presence of a Map event. This is a</w:t>
+      </w:r>
+      <w:r>
+        <w:t xml:space="preserve"> </w:t>
+      </w:r>
+      <w:r>
+        <w:rPr>
+          <w:b/>
+          <w:bCs/>
+        </w:rPr>
+        <w:t xml:space="preserve">multiplicity</w:t>
+      </w:r>
+      <w:r>
+        <w:t xml:space="preserve"> </w:t>
+      </w:r>
+      <w:r>
+        <w:t xml:space="preserve">effect, not an ordering effect: the binary itemset</w:t>
       </w:r>
       <w:r>
         <w:t xml:space="preserve"> </w:t>
@@ -7050,31 +7118,31 @@
         <w:rPr>
           <w:rStyle w:val="VerbatimChar"/>
         </w:rPr>
-        <w:t xml:space="preserve">task_success:M → task_success:M → task_success:M</w:t>
-      </w:r>
-      <w:r>
-        <w:t xml:space="preserve"> </w:t>
-      </w:r>
-      <w:r>
-        <w:t xml:space="preserve">reaches sequence</w:t>
-      </w:r>
-      <w:r>
-        <w:t xml:space="preserve"> </w:t>
-      </w:r>
-      <w:r>
-        <w:t xml:space="preserve">lift 3.06 vs itemset lift 1.37 (order gain +1.69): three consecutive</w:t>
-      </w:r>
-      <w:r>
-        <w:t xml:space="preserve"> </w:t>
-      </w:r>
-      <w:r>
-        <w:t xml:space="preserve">Map completions predict a subsequent failure much more strongly than</w:t>
-      </w:r>
-      <w:r>
-        <w:t xml:space="preserve"> </w:t>
-      </w:r>
-      <w:r>
-        <w:t xml:space="preserve">the mere presence of Map events would suggest.</w:t>
+        <w:t xml:space="preserve">{M}</w:t>
+      </w:r>
+      <w:r>
+        <w:t xml:space="preserve"> </w:t>
+      </w:r>
+      <w:r>
+        <w:t xml:space="preserve">discards the repeat count, and the count-preserving null of §6.3</w:t>
+      </w:r>
+      <w:r>
+        <w:t xml:space="preserve"> </w:t>
+      </w:r>
+      <w:r>
+        <w:t xml:space="preserve">plus the decomposition of Table 3 confirm that the exact within-window</w:t>
+      </w:r>
+      <w:r>
+        <w:t xml:space="preserve"> </w:t>
+      </w:r>
+      <w:r>
+        <w:t xml:space="preserve">order of the three Map events adds no further signal on Alibaba (order</w:t>
+      </w:r>
+      <w:r>
+        <w:t xml:space="preserve"> </w:t>
+      </w:r>
+      <w:r>
+        <w:t xml:space="preserve">increment -0.006, CI [-0.022, 0.013]).</w:t>
       </w:r>
     </w:p>
     <w:tbl>
@@ -8411,13 +8479,13 @@
       </w:r>
     </w:p>
     <w:bookmarkEnd w:id="50"/>
-    <w:bookmarkStart w:id="51" w:name="order-effect-under-count-preserving-null"/>
+    <w:bookmarkStart w:id="51" w:name="presence-multiplicity-or-order"/>
     <w:p>
       <w:pPr>
         <w:pStyle w:val="Heading3"/>
       </w:pPr>
       <w:r>
-        <w:t xml:space="preserve">6.3 Order effect under count-preserving null</w:t>
+        <w:t xml:space="preserve">6.3 Presence, multiplicity, or order</w:t>
       </w:r>
     </w:p>
     <w:p>
@@ -8425,43 +8493,201 @@
         <w:pStyle w:val="FirstParagraph"/>
       </w:pPr>
       <w:r>
-        <w:t xml:space="preserve">The count-preserving comparator of §4.7 isolates the pure ordering</w:t>
-      </w:r>
-      <w:r>
-        <w:t xml:space="preserve"> </w:t>
-      </w:r>
-      <w:r>
-        <w:t xml:space="preserve">contribution as</w:t>
-      </w:r>
-      <w:r>
-        <w:t xml:space="preserve"> </w:t>
-      </w:r>
-      <w:r>
-        <w:rPr>
-          <w:rStyle w:val="VerbatimChar"/>
-        </w:rPr>
-        <w:t xml:space="preserve">order effect = real_lift − mean(count-preserving-shuffle_lift)</w:t>
-      </w:r>
-      <w:r>
-        <w:t xml:space="preserve">. Top-20 sequences per horizon (Table 3):</w:t>
-      </w:r>
-    </w:p>
-    <w:p>
-      <w:pPr>
-        <w:pStyle w:val="TableCaption"/>
-      </w:pPr>
+        <w:t xml:space="preserve">A mined pattern can carry predictive signal through three distinct</w:t>
+      </w:r>
+      <w:r>
+        <w:t xml:space="preserve"> </w:t>
+      </w:r>
+      <w:r>
+        <w:t xml:space="preserve">channels: which event types are</w:t>
+      </w:r>
+      <w:r>
+        <w:t xml:space="preserve"> </w:t>
+      </w:r>
       <w:r>
         <w:rPr>
           <w:b/>
           <w:bCs/>
         </w:rPr>
+        <w:t xml:space="preserve">present</w:t>
+      </w:r>
+      <w:r>
+        <w:t xml:space="preserve"> </w:t>
+      </w:r>
+      <w:r>
+        <w:t xml:space="preserve">(a set), how many times</w:t>
+      </w:r>
+      <w:r>
+        <w:t xml:space="preserve"> </w:t>
+      </w:r>
+      <w:r>
+        <w:t xml:space="preserve">each occurs (</w:t>
+      </w:r>
+      <w:r>
+        <w:rPr>
+          <w:b/>
+          <w:bCs/>
+        </w:rPr>
+        <w:t xml:space="preserve">multiplicity</w:t>
+      </w:r>
+      <w:r>
+        <w:t xml:space="preserve">, a multiset), and the</w:t>
+      </w:r>
+      <w:r>
+        <w:t xml:space="preserve"> </w:t>
+      </w:r>
+      <w:r>
+        <w:rPr>
+          <w:b/>
+          <w:bCs/>
+        </w:rPr>
+        <w:t xml:space="preserve">order</w:t>
+      </w:r>
+      <w:r>
+        <w:t xml:space="preserve"> </w:t>
+      </w:r>
+      <w:r>
+        <w:t xml:space="preserve">in which</w:t>
+      </w:r>
+      <w:r>
+        <w:t xml:space="preserve"> </w:t>
+      </w:r>
+      <w:r>
+        <w:t xml:space="preserve">they occur (a sequence). The count-preserving null of §4.7 already</w:t>
+      </w:r>
+      <w:r>
+        <w:t xml:space="preserve"> </w:t>
+      </w:r>
+      <w:r>
+        <w:t xml:space="preserve">isolates order at the level of individual pattern lift; here we</w:t>
+      </w:r>
+      <w:r>
+        <w:t xml:space="preserve"> </w:t>
+      </w:r>
+      <w:r>
+        <w:t xml:space="preserve">measure all three channels directly in held-out predictive AUROC, so</w:t>
+      </w:r>
+      <w:r>
+        <w:t xml:space="preserve"> </w:t>
+      </w:r>
+      <w:r>
+        <w:t xml:space="preserve">that a</w:t>
+      </w:r>
+      <w:r>
+        <w:t xml:space="preserve"> </w:t>
+      </w:r>
+      <w:r>
+        <w:t xml:space="preserve">“</w:t>
+      </w:r>
+      <w:r>
+        <w:t xml:space="preserve">sequence helps</w:t>
+      </w:r>
+      <w:r>
+        <w:t xml:space="preserve">”</w:t>
+      </w:r>
+      <w:r>
+        <w:t xml:space="preserve"> </w:t>
+      </w:r>
+      <w:r>
+        <w:t xml:space="preserve">claim cannot be an artifact of repeated events</w:t>
+      </w:r>
+      <w:r>
+        <w:t xml:space="preserve"> </w:t>
+      </w:r>
+      <w:r>
+        <w:t xml:space="preserve">being folded into one itemset. On the temporal test split of each</w:t>
+      </w:r>
+      <w:r>
+        <w:t xml:space="preserve"> </w:t>
+      </w:r>
+      <w:r>
+        <w:t xml:space="preserve">trace we build nested representations from the same windows with the</w:t>
+      </w:r>
+      <w:r>
+        <w:t xml:space="preserve"> </w:t>
+      </w:r>
+      <w:r>
+        <w:t xml:space="preserve">vocabulary fixed on the training period: binary presence (set), event</w:t>
+      </w:r>
+      <w:r>
+        <w:t xml:space="preserve"> </w:t>
+      </w:r>
+      <w:r>
+        <w:t xml:space="preserve">counts (multiset), and binary adjacent bigrams (order), each scored by</w:t>
+      </w:r>
+      <w:r>
+        <w:t xml:space="preserve"> </w:t>
+      </w:r>
+      <w:r>
+        <w:t xml:space="preserve">L2 logistic regression, and read off two incremental effects with</w:t>
+      </w:r>
+      <w:r>
+        <w:t xml:space="preserve"> </w:t>
+      </w:r>
+      <w:r>
+        <w:t xml:space="preserve">entity-bootstrap 95% CIs (resampling test turbines/machines/racks,</w:t>
+      </w:r>
+      <w:r>
+        <w:t xml:space="preserve"> </w:t>
+      </w:r>
+      <w:r>
+        <w:t xml:space="preserve">B = 200): the</w:t>
+      </w:r>
+      <w:r>
+        <w:t xml:space="preserve"> </w:t>
+      </w:r>
+      <w:r>
+        <w:rPr>
+          <w:b/>
+          <w:bCs/>
+        </w:rPr>
+        <w:t xml:space="preserve">multiplicity increment</w:t>
+      </w:r>
+      <w:r>
+        <w:t xml:space="preserve"> </w:t>
+      </w:r>
+      <w:r>
+        <w:t xml:space="preserve">(counts over presence) and</w:t>
+      </w:r>
+      <w:r>
+        <w:t xml:space="preserve"> </w:t>
+      </w:r>
+      <w:r>
+        <w:t xml:space="preserve">the</w:t>
+      </w:r>
+      <w:r>
+        <w:t xml:space="preserve"> </w:t>
+      </w:r>
+      <w:r>
+        <w:rPr>
+          <w:b/>
+          <w:bCs/>
+        </w:rPr>
+        <w:t xml:space="preserve">order increment</w:t>
+      </w:r>
+      <w:r>
+        <w:t xml:space="preserve"> </w:t>
+      </w:r>
+      <w:r>
+        <w:t xml:space="preserve">(bigrams over counts) (Table 3).</w:t>
+      </w:r>
+    </w:p>
+    <w:p>
+      <w:pPr>
+        <w:pStyle w:val="TableCaption"/>
+      </w:pPr>
+      <w:r>
+        <w:rPr>
+          <w:b/>
+          <w:bCs/>
+        </w:rPr>
         <w:t xml:space="preserve">Table 3.</w:t>
       </w:r>
       <w:r>
         <w:t xml:space="preserve"> </w:t>
       </w:r>
       <w:r>
-        <w:t xml:space="preserve">Order effect under the count-preserving null: real lift, shuffled-null lift, and their difference.</w:t>
+        <w:t xml:space="preserve">Presence / multiplicity / order decomposition of held-out AUROC, with entity-bootstrap 95% CIs. A component whose interval excludes zero is a distinguishable channel of signal.</w:t>
       </w:r>
     </w:p>
     <w:tbl>
@@ -8470,7 +8696,542 @@
         <w:tblW w:type="pct" w:w="5000"/>
         <w:tblLayout w:type="fixed"/>
         <w:tblLook w:firstRow="1" w:lastRow="0" w:firstColumn="0" w:lastColumn="0" w:noHBand="0" w:noVBand="0" w:val="0020"/>
-        <w:tblCaption w:val="Table 3. Order effect under the count-preserving null: real lift, shuffled-null lift, and their difference."/>
+        <w:tblCaption w:val="Table 3. Presence / multiplicity / order decomposition of held-out AUROC, with entity-bootstrap 95% CIs. A component whose interval excludes zero is a distinguishable channel of signal."/>
+      </w:tblPr>
+      <w:tblGrid>
+        <w:gridCol w:w="1063"/>
+        <w:gridCol w:w="2009"/>
+        <w:gridCol w:w="2837"/>
+        <w:gridCol w:w="2009"/>
+      </w:tblGrid>
+      <w:tr>
+        <w:trPr>
+          <w:tblHeader w:val="on"/>
+        </w:trPr>
+        <w:tc>
+          <w:tcPr/>
+          <w:p>
+            <w:pPr>
+              <w:pStyle w:val="Compact"/>
+              <w:jc w:val="left"/>
+            </w:pPr>
+            <w:r>
+              <w:t xml:space="preserve">trace</w:t>
+            </w:r>
+          </w:p>
+        </w:tc>
+        <w:tc>
+          <w:tcPr/>
+          <w:p>
+            <w:pPr>
+              <w:pStyle w:val="Compact"/>
+              <w:jc w:val="right"/>
+            </w:pPr>
+            <w:r>
+              <w:t xml:space="preserve">presence effect</w:t>
+            </w:r>
+          </w:p>
+        </w:tc>
+        <w:tc>
+          <w:tcPr/>
+          <w:p>
+            <w:pPr>
+              <w:pStyle w:val="Compact"/>
+              <w:jc w:val="right"/>
+            </w:pPr>
+            <w:r>
+              <w:t xml:space="preserve">multiplicity increment</w:t>
+            </w:r>
+          </w:p>
+        </w:tc>
+        <w:tc>
+          <w:tcPr/>
+          <w:p>
+            <w:pPr>
+              <w:pStyle w:val="Compact"/>
+              <w:jc w:val="right"/>
+            </w:pPr>
+            <w:r>
+              <w:t xml:space="preserve">order increment</w:t>
+            </w:r>
+          </w:p>
+        </w:tc>
+      </w:tr>
+      <w:tr>
+        <w:tc>
+          <w:tcPr/>
+          <w:p>
+            <w:pPr>
+              <w:pStyle w:val="Compact"/>
+              <w:jc w:val="left"/>
+            </w:pPr>
+            <w:r>
+              <w:t xml:space="preserve">Azure</w:t>
+            </w:r>
+          </w:p>
+        </w:tc>
+        <w:tc>
+          <w:tcPr/>
+          <w:p>
+            <w:pPr>
+              <w:pStyle w:val="Compact"/>
+              <w:jc w:val="right"/>
+            </w:pPr>
+            <w:r>
+              <w:t xml:space="preserve">+0.301 [0.258, 0.332]</w:t>
+            </w:r>
+          </w:p>
+        </w:tc>
+        <w:tc>
+          <w:tcPr/>
+          <w:p>
+            <w:pPr>
+              <w:pStyle w:val="Compact"/>
+              <w:jc w:val="right"/>
+            </w:pPr>
+            <w:r>
+              <w:t xml:space="preserve">+0.012 [-0.015, 0.034]</w:t>
+            </w:r>
+          </w:p>
+        </w:tc>
+        <w:tc>
+          <w:tcPr/>
+          <w:p>
+            <w:pPr>
+              <w:pStyle w:val="Compact"/>
+              <w:jc w:val="right"/>
+            </w:pPr>
+            <w:r>
+              <w:rPr>
+                <w:b/>
+                <w:bCs/>
+              </w:rPr>
+              <w:t xml:space="preserve">+0.032 [0.003, 0.061]</w:t>
+            </w:r>
+          </w:p>
+        </w:tc>
+      </w:tr>
+      <w:tr>
+        <w:tc>
+          <w:tcPr/>
+          <w:p>
+            <w:pPr>
+              <w:pStyle w:val="Compact"/>
+              <w:jc w:val="left"/>
+            </w:pPr>
+            <w:r>
+              <w:t xml:space="preserve">Alibaba</w:t>
+            </w:r>
+          </w:p>
+        </w:tc>
+        <w:tc>
+          <w:tcPr/>
+          <w:p>
+            <w:pPr>
+              <w:pStyle w:val="Compact"/>
+              <w:jc w:val="right"/>
+            </w:pPr>
+            <w:r>
+              <w:t xml:space="preserve">+0.149 [0.128, 0.171]</w:t>
+            </w:r>
+          </w:p>
+        </w:tc>
+        <w:tc>
+          <w:tcPr/>
+          <w:p>
+            <w:pPr>
+              <w:pStyle w:val="Compact"/>
+              <w:jc w:val="right"/>
+            </w:pPr>
+            <w:r>
+              <w:rPr>
+                <w:b/>
+                <w:bCs/>
+              </w:rPr>
+              <w:t xml:space="preserve">+0.029 [0.018, 0.040]</w:t>
+            </w:r>
+          </w:p>
+        </w:tc>
+        <w:tc>
+          <w:tcPr/>
+          <w:p>
+            <w:pPr>
+              <w:pStyle w:val="Compact"/>
+              <w:jc w:val="right"/>
+            </w:pPr>
+            <w:r>
+              <w:t xml:space="preserve">-0.006 [-0.022, 0.013]</w:t>
+            </w:r>
+          </w:p>
+        </w:tc>
+      </w:tr>
+      <w:tr>
+        <w:tc>
+          <w:tcPr/>
+          <w:p>
+            <w:pPr>
+              <w:pStyle w:val="Compact"/>
+              <w:jc w:val="left"/>
+            </w:pPr>
+            <w:r>
+              <w:t xml:space="preserve">BGL</w:t>
+            </w:r>
+          </w:p>
+        </w:tc>
+        <w:tc>
+          <w:tcPr/>
+          <w:p>
+            <w:pPr>
+              <w:pStyle w:val="Compact"/>
+              <w:jc w:val="right"/>
+            </w:pPr>
+            <w:r>
+              <w:t xml:space="preserve">-0.015 [-0.032, -0.001]</w:t>
+            </w:r>
+          </w:p>
+        </w:tc>
+        <w:tc>
+          <w:tcPr/>
+          <w:p>
+            <w:pPr>
+              <w:pStyle w:val="Compact"/>
+              <w:jc w:val="right"/>
+            </w:pPr>
+            <w:r>
+              <w:t xml:space="preserve">+0.000 [-0.001, 0.001]</w:t>
+            </w:r>
+          </w:p>
+        </w:tc>
+        <w:tc>
+          <w:tcPr/>
+          <w:p>
+            <w:pPr>
+              <w:pStyle w:val="Compact"/>
+              <w:jc w:val="right"/>
+            </w:pPr>
+            <w:r>
+              <w:t xml:space="preserve">+0.024 [0.002, 0.044]</w:t>
+            </w:r>
+          </w:p>
+        </w:tc>
+      </w:tr>
+      <w:tr>
+        <w:tc>
+          <w:tcPr/>
+          <w:p>
+            <w:pPr>
+              <w:pStyle w:val="Compact"/>
+              <w:jc w:val="left"/>
+            </w:pPr>
+            <w:r>
+              <w:t xml:space="preserve">SCANIA</w:t>
+            </w:r>
+          </w:p>
+        </w:tc>
+        <w:tc>
+          <w:tcPr/>
+          <w:p>
+            <w:pPr>
+              <w:pStyle w:val="Compact"/>
+              <w:jc w:val="right"/>
+            </w:pPr>
+            <w:r>
+              <w:t xml:space="preserve">+0.062 [0.028, 0.097]</w:t>
+            </w:r>
+          </w:p>
+        </w:tc>
+        <w:tc>
+          <w:tcPr/>
+          <w:p>
+            <w:pPr>
+              <w:pStyle w:val="Compact"/>
+              <w:jc w:val="right"/>
+            </w:pPr>
+            <w:r>
+              <w:t xml:space="preserve">+0.020 [0.007, 0.036]</w:t>
+            </w:r>
+          </w:p>
+        </w:tc>
+        <w:tc>
+          <w:tcPr/>
+          <w:p>
+            <w:pPr>
+              <w:pStyle w:val="Compact"/>
+              <w:jc w:val="right"/>
+            </w:pPr>
+            <w:r>
+              <w:t xml:space="preserve">-0.075 [-0.109, -0.037]</w:t>
+            </w:r>
+          </w:p>
+        </w:tc>
+      </w:tr>
+    </w:tbl>
+    <w:p>
+      <w:pPr>
+        <w:pStyle w:val="BodyText"/>
+      </w:pPr>
+      <w:r>
+        <w:t xml:space="preserve">On both positive traces the largest lever is event</w:t>
+      </w:r>
+      <w:r>
+        <w:t xml:space="preserve"> </w:t>
+      </w:r>
+      <w:r>
+        <w:rPr>
+          <w:b/>
+          <w:bCs/>
+        </w:rPr>
+        <w:t xml:space="preserve">presence</w:t>
+      </w:r>
+      <w:r>
+        <w:t xml:space="preserve"> </w:t>
+      </w:r>
+      <w:r>
+        <w:t xml:space="preserve">(which</w:t>
+      </w:r>
+      <w:r>
+        <w:t xml:space="preserve"> </w:t>
+      </w:r>
+      <w:r>
+        <w:t xml:space="preserve">event types occur at all: +0.30 on Azure, +0.15 on Alibaba). What</w:t>
+      </w:r>
+      <w:r>
+        <w:t xml:space="preserve"> </w:t>
+      </w:r>
+      <w:r>
+        <w:t xml:space="preserve">distinguishes them is the second channel.</w:t>
+      </w:r>
+      <w:r>
+        <w:t xml:space="preserve"> </w:t>
+      </w:r>
+      <w:r>
+        <w:rPr>
+          <w:b/>
+          <w:bCs/>
+        </w:rPr>
+        <w:t xml:space="preserve">On Azure the order</w:t>
+      </w:r>
+      <w:r>
+        <w:rPr>
+          <w:b/>
+          <w:bCs/>
+        </w:rPr>
+        <w:t xml:space="preserve"> </w:t>
+      </w:r>
+      <w:r>
+        <w:rPr>
+          <w:b/>
+          <w:bCs/>
+        </w:rPr>
+        <w:t xml:space="preserve">increment is +0.032 with a CI that excludes zero while the</w:t>
+      </w:r>
+      <w:r>
+        <w:rPr>
+          <w:b/>
+          <w:bCs/>
+        </w:rPr>
+        <w:t xml:space="preserve"> </w:t>
+      </w:r>
+      <w:r>
+        <w:rPr>
+          <w:b/>
+          <w:bCs/>
+        </w:rPr>
+        <w:t xml:space="preserve">multiplicity increment does not; on Alibaba the reverse holds, a</w:t>
+      </w:r>
+      <w:r>
+        <w:rPr>
+          <w:b/>
+          <w:bCs/>
+        </w:rPr>
+        <w:t xml:space="preserve"> </w:t>
+      </w:r>
+      <w:r>
+        <w:rPr>
+          <w:b/>
+          <w:bCs/>
+        </w:rPr>
+        <w:t xml:space="preserve">multiplicity increment of +0.029 excluding zero and an order increment</w:t>
+      </w:r>
+      <w:r>
+        <w:rPr>
+          <w:b/>
+          <w:bCs/>
+        </w:rPr>
+        <w:t xml:space="preserve"> </w:t>
+      </w:r>
+      <w:r>
+        <w:rPr>
+          <w:b/>
+          <w:bCs/>
+        </w:rPr>
+        <w:t xml:space="preserve">indistinguishable from zero</w:t>
+      </w:r>
+      <w:r>
+        <w:t xml:space="preserve"> </w:t>
+      </w:r>
+      <w:r>
+        <w:t xml:space="preserve">(Figure 6). The two positive traces</w:t>
+      </w:r>
+      <w:r>
+        <w:t xml:space="preserve"> </w:t>
+      </w:r>
+      <w:r>
+        <w:t xml:space="preserve">therefore occupy opposite corners of the decomposition: Azure carries</w:t>
+      </w:r>
+      <w:r>
+        <w:t xml:space="preserve"> </w:t>
+      </w:r>
+      <w:r>
+        <w:t xml:space="preserve">a genuine ordering signal, Alibaba a multiplicity signal that binary</w:t>
+      </w:r>
+      <w:r>
+        <w:t xml:space="preserve"> </w:t>
+      </w:r>
+      <w:r>
+        <w:t xml:space="preserve">itemsets discard but exact order does not recover. This resolves the</w:t>
+      </w:r>
+      <w:r>
+        <w:t xml:space="preserve"> </w:t>
+      </w:r>
+      <w:r>
+        <w:t xml:space="preserve">apparent tension with the count-preserving lift analysis below: the</w:t>
+      </w:r>
+      <w:r>
+        <w:t xml:space="preserve"> </w:t>
+      </w:r>
+      <w:r>
+        <w:t xml:space="preserve">Alibaba sequence advantage is repeated-event information, not exact</w:t>
+      </w:r>
+      <w:r>
+        <w:t xml:space="preserve"> </w:t>
+      </w:r>
+      <w:r>
+        <w:t xml:space="preserve">within-window order. On the two boundary traces neither increment</w:t>
+      </w:r>
+      <w:r>
+        <w:t xml:space="preserve"> </w:t>
+      </w:r>
+      <w:r>
+        <w:t xml:space="preserve">combines with a presence effect large enough to lift prediction off</w:t>
+      </w:r>
+      <w:r>
+        <w:t xml:space="preserve"> </w:t>
+      </w:r>
+      <w:r>
+        <w:t xml:space="preserve">the floor.</w:t>
+      </w:r>
+    </w:p>
+    <w:tbl>
+      <w:tblPr>
+        <w:tblStyle w:val="FigureTable"/>
+        <w:tblW w:type="auto" w:w="0"/>
+        <w:jc w:val="center"/>
+        <w:tblLook w:firstRow="0" w:lastRow="0" w:firstColumn="0" w:lastColumn="0"/>
+      </w:tblPr>
+      <w:tblGrid>
+        <w:gridCol w:w="7920"/>
+      </w:tblGrid>
+      <w:tr>
+        <w:tc>
+          <w:tcPr/>
+          <w:p>
+            <w:pPr>
+              <w:pStyle w:val="Compact"/>
+              <w:jc w:val="center"/>
+            </w:pPr>
+            <w:r>
+              <w:rPr>
+                <w:b/>
+                <w:bCs/>
+              </w:rPr>
+              <w:t xml:space="preserve">Figure 6.</w:t>
+            </w:r>
+            <w:r>
+              <w:t xml:space="preserve"> </w:t>
+            </w:r>
+            <w:r>
+              <w:t xml:space="preserve">Presence / multiplicity / order decomposition of held-out AUROC per trace, with entity-bootstrap 95% CIs. Solid bars have a CI excluding zero; hatched bars are indistinguishable from no effect. Azure’s distinguishing increment is order; Alibaba’s is multiplicity.</w:t>
+            </w:r>
+          </w:p>
+        </w:tc>
+      </w:tr>
+    </w:tbl>
+    <w:p>
+      <w:pPr>
+        <w:pStyle w:val="ImageCaption"/>
+      </w:pPr>
+      <w:r>
+        <w:rPr>
+          <w:b/>
+          <w:bCs/>
+        </w:rPr>
+        <w:t xml:space="preserve">Figure 6.</w:t>
+      </w:r>
+      <w:r>
+        <w:t xml:space="preserve"> </w:t>
+      </w:r>
+      <w:r>
+        <w:t xml:space="preserve">Presence / multiplicity / order decomposition of held-out AUROC per trace, with entity-bootstrap 95% CIs. Solid bars have a CI excluding zero; hatched bars are indistinguishable from no effect. Azure’s distinguishing increment is order; Alibaba’s is multiplicity.</w:t>
+      </w:r>
+    </w:p>
+    <w:p>
+      <w:pPr>
+        <w:pStyle w:val="BodyText"/>
+      </w:pPr>
+      <w:r>
+        <w:t xml:space="preserve">The count-preserving comparator of §4.7 isolates the pure ordering</w:t>
+      </w:r>
+      <w:r>
+        <w:t xml:space="preserve"> </w:t>
+      </w:r>
+      <w:r>
+        <w:t xml:space="preserve">contribution at the level of individual pattern lift as</w:t>
+      </w:r>
+      <w:r>
+        <w:t xml:space="preserve"> </w:t>
+      </w:r>
+      <w:r>
+        <w:rPr>
+          <w:rStyle w:val="VerbatimChar"/>
+        </w:rPr>
+        <w:t xml:space="preserve">order effect = real_lift − mean(count-preserving-shuffle_lift)</w:t>
+      </w:r>
+      <w:r>
+        <w:t xml:space="preserve">.</w:t>
+      </w:r>
+      <w:r>
+        <w:t xml:space="preserve"> </w:t>
+      </w:r>
+      <w:r>
+        <w:t xml:space="preserve">Top-20 sequences per horizon (Table 4):</w:t>
+      </w:r>
+    </w:p>
+    <w:p>
+      <w:pPr>
+        <w:pStyle w:val="TableCaption"/>
+      </w:pPr>
+      <w:r>
+        <w:rPr>
+          <w:b/>
+          <w:bCs/>
+        </w:rPr>
+        <w:t xml:space="preserve">Table 4.</w:t>
+      </w:r>
+      <w:r>
+        <w:t xml:space="preserve"> </w:t>
+      </w:r>
+      <w:r>
+        <w:t xml:space="preserve">Order effect under the count-preserving null: real lift, shuffled-null lift, and their difference.</w:t>
+      </w:r>
+    </w:p>
+    <w:tbl>
+      <w:tblPr>
+        <w:tblStyle w:val="Table"/>
+        <w:tblW w:type="pct" w:w="5000"/>
+        <w:tblLayout w:type="fixed"/>
+        <w:tblLook w:firstRow="1" w:lastRow="0" w:firstColumn="0" w:lastColumn="0" w:noHBand="0" w:noVBand="0" w:val="0020"/>
+        <w:tblCaption w:val="Table 4. Order effect under the count-preserving null: real lift, shuffled-null lift, and their difference."/>
       </w:tblPr>
       <w:tblGrid>
         <w:gridCol w:w="990"/>
@@ -9155,7 +9916,7 @@
         <w:t xml:space="preserve"> </w:t>
       </w:r>
       <w:r>
-        <w:t xml:space="preserve">itemsets pass BY q&lt;0.05 (Table 4).</w:t>
+        <w:t xml:space="preserve">itemsets pass BY q&lt;0.05 (Table 5).</w:t>
       </w:r>
     </w:p>
     <w:p>
@@ -9167,7 +9928,7 @@
           <w:b/>
           <w:bCs/>
         </w:rPr>
-        <w:t xml:space="preserve">Table 4.</w:t>
+        <w:t xml:space="preserve">Table 5.</w:t>
       </w:r>
       <w:r>
         <w:t xml:space="preserve"> </w:t>
@@ -9182,7 +9943,7 @@
         <w:tblW w:type="pct" w:w="5000"/>
         <w:tblLayout w:type="fixed"/>
         <w:tblLook w:firstRow="1" w:lastRow="0" w:firstColumn="0" w:lastColumn="0" w:noHBand="0" w:noVBand="0" w:val="0020"/>
-        <w:tblCaption w:val="Table 4. Top Kelmarsh generator-fan signatures on the inference half."/>
+        <w:tblCaption w:val="Table 5. Top Kelmarsh generator-fan signatures on the inference half."/>
       </w:tblPr>
       <w:tblGrid>
         <w:gridCol w:w="1080"/>
@@ -10277,7 +11038,7 @@
         <w:t xml:space="preserve"> </w:t>
       </w:r>
       <w:r>
-        <w:t xml:space="preserve">baseline already captures. Figure 6 shows one such episode.</w:t>
+        <w:t xml:space="preserve">baseline already captures. Figure 7 shows one such episode.</w:t>
       </w:r>
     </w:p>
     <w:tbl>
@@ -10303,7 +11064,7 @@
                 <w:b/>
                 <w:bCs/>
               </w:rPr>
-              <w:t xml:space="preserve">Figure 6.</w:t>
+              <w:t xml:space="preserve">Figure 7.</w:t>
             </w:r>
             <w:r>
               <w:t xml:space="preserve"> </w:t>
@@ -10324,7 +11085,7 @@
           <w:b/>
           <w:bCs/>
         </w:rPr>
-        <w:t xml:space="preserve">Figure 6.</w:t>
+        <w:t xml:space="preserve">Figure 7.</w:t>
       </w:r>
       <w:r>
         <w:t xml:space="preserve"> </w:t>
@@ -10402,7 +11163,7 @@
         <w:t xml:space="preserve"> </w:t>
       </w:r>
       <w:r>
-        <w:t xml:space="preserve">teething (Table 5).</w:t>
+        <w:t xml:space="preserve">teething (Table 6).</w:t>
       </w:r>
     </w:p>
     <w:p>
@@ -10414,7 +11175,7 @@
           <w:b/>
           <w:bCs/>
         </w:rPr>
-        <w:t xml:space="preserve">Table 5.</w:t>
+        <w:t xml:space="preserve">Table 6.</w:t>
       </w:r>
       <w:r>
         <w:t xml:space="preserve"> </w:t>
@@ -10429,7 +11190,7 @@
         <w:tblW w:type="pct" w:w="5000"/>
         <w:tblLayout w:type="fixed"/>
         <w:tblLook w:firstRow="1" w:lastRow="0" w:firstColumn="0" w:lastColumn="0" w:noHBand="0" w:noVBand="0" w:val="0020"/>
-        <w:tblCaption w:val="Table 5. Top Penmanshiel signatures on the inference half."/>
+        <w:tblCaption w:val="Table 6. Top Penmanshiel signatures on the inference half."/>
       </w:tblPr>
       <w:tblGrid>
         <w:gridCol w:w="1080"/>
@@ -11758,7 +12519,7 @@
           <w:b/>
           <w:bCs/>
         </w:rPr>
-        <w:t xml:space="preserve">Table 6.</w:t>
+        <w:t xml:space="preserve">Table 7.</w:t>
       </w:r>
       <w:r>
         <w:t xml:space="preserve"> </w:t>
@@ -11773,7 +12534,7 @@
         <w:tblW w:type="pct" w:w="5000"/>
         <w:tblLayout w:type="fixed"/>
         <w:tblLook w:firstRow="1" w:lastRow="0" w:firstColumn="0" w:lastColumn="0" w:noHBand="0" w:noVBand="0" w:val="0020"/>
-        <w:tblCaption w:val="Table 6. Baseline comparison on the wind farms: the mined-itemset rule against most-recent-event and event-count baselines."/>
+        <w:tblCaption w:val="Table 7. Baseline comparison on the wind farms: the mined-itemset rule against most-recent-event and event-count baselines."/>
       </w:tblPr>
       <w:tblGrid>
         <w:gridCol w:w="1536"/>
@@ -12923,7 +13684,7 @@
         <w:t xml:space="preserve"> </w:t>
       </w:r>
       <w:r>
-        <w:t xml:space="preserve">numbers of Table 6 cannot be read directly as the operational posterior</w:t>
+        <w:t xml:space="preserve">numbers of Table 7 cannot be read directly as the operational posterior</w:t>
       </w:r>
       <w:r>
         <w:t xml:space="preserve"> </w:t>
@@ -12959,7 +13720,7 @@
         <w:t xml:space="preserve"> </w:t>
       </w:r>
       <w:r>
-        <w:t xml:space="preserve">farm), giving the scenario PPV each rule delivers under an assumed 1% deployment prevalence (Table 7):</w:t>
+        <w:t xml:space="preserve">farm), giving the scenario PPV each rule delivers under an assumed 1% deployment prevalence (Table 8):</w:t>
       </w:r>
     </w:p>
     <w:p>
@@ -12971,7 +13732,7 @@
           <w:b/>
           <w:bCs/>
         </w:rPr>
-        <w:t xml:space="preserve">Table 7.</w:t>
+        <w:t xml:space="preserve">Table 8.</w:t>
       </w:r>
       <w:r>
         <w:t xml:space="preserve"> </w:t>
@@ -12986,7 +13747,7 @@
         <w:tblW w:type="pct" w:w="5000"/>
         <w:tblLayout w:type="fixed"/>
         <w:tblLook w:firstRow="1" w:lastRow="0" w:firstColumn="0" w:lastColumn="0" w:noHBand="0" w:noVBand="0" w:val="0020"/>
-        <w:tblCaption w:val="Table 7. Calibrated positive predictive value at the sample and operational base rates."/>
+        <w:tblCaption w:val="Table 8. Calibrated positive predictive value at the sample and operational base rates."/>
       </w:tblPr>
       <w:tblGrid>
         <w:gridCol w:w="1131"/>
@@ -13464,7 +14225,7 @@
         <w:t xml:space="preserve"> </w:t>
       </w:r>
       <w:r>
-        <w:t xml:space="preserve">(Table 8).</w:t>
+        <w:t xml:space="preserve">(Table 9).</w:t>
       </w:r>
     </w:p>
     <w:p>
@@ -13476,7 +14237,7 @@
           <w:b/>
           <w:bCs/>
         </w:rPr>
-        <w:t xml:space="preserve">Table 8.</w:t>
+        <w:t xml:space="preserve">Table 9.</w:t>
       </w:r>
       <w:r>
         <w:t xml:space="preserve"> </w:t>
@@ -13491,7 +14252,7 @@
         <w:tblW w:type="pct" w:w="5000"/>
         <w:tblLayout w:type="fixed"/>
         <w:tblLook w:firstRow="1" w:lastRow="0" w:firstColumn="0" w:lastColumn="0" w:noHBand="0" w:noVBand="0" w:val="0020"/>
-        <w:tblCaption w:val="Table 8. Top Azure PdM signatures on the inference half."/>
+        <w:tblCaption w:val="Table 9. Top Azure PdM signatures on the inference half."/>
       </w:tblPr>
       <w:tblGrid>
         <w:gridCol w:w="1080"/>
@@ -14157,7 +14918,7 @@
         <w:t xml:space="preserve"> </w:t>
       </w:r>
       <w:r>
-        <w:t xml:space="preserve">(Table 9).</w:t>
+        <w:t xml:space="preserve">(Table 10).</w:t>
       </w:r>
     </w:p>
     <w:p>
@@ -14169,7 +14930,7 @@
           <w:b/>
           <w:bCs/>
         </w:rPr>
-        <w:t xml:space="preserve">Table 9.</w:t>
+        <w:t xml:space="preserve">Table 10.</w:t>
       </w:r>
       <w:r>
         <w:t xml:space="preserve"> </w:t>
@@ -14183,7 +14944,7 @@
         <w:tblStyle w:val="Table"/>
         <w:tblW w:type="auto" w:w="0"/>
         <w:tblLook w:firstRow="1" w:lastRow="0" w:firstColumn="0" w:lastColumn="0" w:noHBand="0" w:noVBand="0" w:val="0020"/>
-        <w:tblCaption w:val="Table 9. Top Alibaba cluster-trace signatures on the inference half."/>
+        <w:tblCaption w:val="Table 10. Top Alibaba cluster-trace signatures on the inference half."/>
       </w:tblPr>
       <w:tblGrid>
         <w:gridCol w:w="1320"/>
@@ -14651,7 +15412,7 @@
         <w:t xml:space="preserve"> </w:t>
       </w:r>
       <w:r>
-        <w:t xml:space="preserve">with full confidence intervals in Table 12. The headline signature</w:t>
+        <w:t xml:space="preserve">with full confidence intervals in Table 13. The headline signature</w:t>
       </w:r>
       <w:r>
         <w:t xml:space="preserve"> </w:t>
@@ -15076,7 +15837,7 @@
         <w:t xml:space="preserve"> </w:t>
       </w:r>
       <w:r>
-        <w:t xml:space="preserve">hypergeometric p-values and BH / BY correction). Table 10 covers the</w:t>
+        <w:t xml:space="preserve">hypergeometric p-values and BH / BY correction). Table 11 covers the</w:t>
       </w:r>
       <w:r>
         <w:t xml:space="preserve"> </w:t>
@@ -15118,7 +15879,7 @@
           <w:b/>
           <w:bCs/>
         </w:rPr>
-        <w:t xml:space="preserve">Table 10.</w:t>
+        <w:t xml:space="preserve">Table 11.</w:t>
       </w:r>
       <w:r>
         <w:t xml:space="preserve"> </w:t>
@@ -15133,7 +15894,7 @@
         <w:tblW w:type="pct" w:w="5000"/>
         <w:tblLayout w:type="fixed"/>
         <w:tblLook w:firstRow="1" w:lastRow="0" w:firstColumn="0" w:lastColumn="0" w:noHBand="0" w:noVBand="0" w:val="0020"/>
-        <w:tblCaption w:val="Table 10. Post-selection-valid itemset significance by trace and horizon on the discovery/inference split."/>
+        <w:tblCaption w:val="Table 11. Post-selection-valid itemset significance by trace and horizon on the discovery/inference split."/>
       </w:tblPr>
       <w:tblGrid>
         <w:gridCol w:w="828"/>
@@ -16298,6 +17059,90 @@
         <w:pStyle w:val="BodyText"/>
       </w:pPr>
       <w:r>
+        <w:t xml:space="preserve">The validated catalog is also stable across the choice of split. Over</w:t>
+      </w:r>
+      <w:r>
+        <w:t xml:space="preserve"> </w:t>
+      </w:r>
+      <w:r>
+        <w:t xml:space="preserve">20 repeated entity-disjoint partitions (30 for Penmanshiel, and all</w:t>
+      </w:r>
+      <w:r>
+        <w:t xml:space="preserve"> </w:t>
+      </w:r>
+      <w:r>
+        <w:t xml:space="preserve">balanced turbine partitions for the wind farms), the headline</w:t>
+      </w:r>
+      <w:r>
+        <w:t xml:space="preserve"> </w:t>
+      </w:r>
+      <w:r>
+        <w:t xml:space="preserve">signature of every trace is selected in</w:t>
+      </w:r>
+      <w:r>
+        <w:t xml:space="preserve"> </w:t>
+      </w:r>
+      <w:r>
+        <w:rPr>
+          <w:b/>
+          <w:bCs/>
+        </w:rPr>
+        <w:t xml:space="preserve">every</w:t>
+      </w:r>
+      <w:r>
+        <w:t xml:space="preserve"> </w:t>
+      </w:r>
+      <w:r>
+        <w:t xml:space="preserve">split (20/20 on</w:t>
+      </w:r>
+      <w:r>
+        <w:t xml:space="preserve"> </w:t>
+      </w:r>
+      <w:r>
+        <w:t xml:space="preserve">Azure, Alibaba, SCANIA and Kelmarsh; 30/30 on Penmanshiel; 16/20 on</w:t>
+      </w:r>
+      <w:r>
+        <w:t xml:space="preserve"> </w:t>
+      </w:r>
+      <w:r>
+        <w:t xml:space="preserve">BGL), the significant fraction varies only within a narrow band (for</w:t>
+      </w:r>
+      <w:r>
+        <w:t xml:space="preserve"> </w:t>
+      </w:r>
+      <w:r>
+        <w:t xml:space="preserve">example Kelmarsh median 0.63, IQR [0.44, 0.71]; Penmanshiel median</w:t>
+      </w:r>
+      <w:r>
+        <w:t xml:space="preserve"> </w:t>
+      </w:r>
+      <w:r>
+        <w:t xml:space="preserve">0.79, IQR [0.76, 0.82]), and the mean pairwise Jaccard overlap of the</w:t>
+      </w:r>
+      <w:r>
+        <w:t xml:space="preserve"> </w:t>
+      </w:r>
+      <w:r>
+        <w:t xml:space="preserve">validated catalogs ranges from 0.65 (SCANIA, BGL) to 0.93 (Alibaba),</w:t>
+      </w:r>
+      <w:r>
+        <w:t xml:space="preserve"> </w:t>
+      </w:r>
+      <w:r>
+        <w:t xml:space="preserve">with both wind farms above 0.79. A single seeded split is therefore</w:t>
+      </w:r>
+      <w:r>
+        <w:t xml:space="preserve"> </w:t>
+      </w:r>
+      <w:r>
+        <w:t xml:space="preserve">not a fragile basis for the headline signatures.</w:t>
+      </w:r>
+    </w:p>
+    <w:p>
+      <w:pPr>
+        <w:pStyle w:val="BodyText"/>
+      </w:pPr>
+      <w:r>
         <w:t xml:space="preserve">The Azure and Alibaba results persist in weaker but still substantive</w:t>
       </w:r>
       <w:r>
@@ -16400,7 +17245,7 @@
         <w:t xml:space="preserve"> </w:t>
       </w:r>
       <w:r>
-        <w:t xml:space="preserve">all sequences tested at each horizon (Table 11).</w:t>
+        <w:t xml:space="preserve">all sequences tested at each horizon (Table 12).</w:t>
       </w:r>
     </w:p>
     <w:p>
@@ -16412,7 +17257,7 @@
           <w:b/>
           <w:bCs/>
         </w:rPr>
-        <w:t xml:space="preserve">Table 11.</w:t>
+        <w:t xml:space="preserve">Table 12.</w:t>
       </w:r>
       <w:r>
         <w:t xml:space="preserve"> </w:t>
@@ -16427,7 +17272,7 @@
         <w:tblW w:type="pct" w:w="5000"/>
         <w:tblLayout w:type="fixed"/>
         <w:tblLook w:firstRow="1" w:lastRow="0" w:firstColumn="0" w:lastColumn="0" w:noHBand="0" w:noVBand="0" w:val="0020"/>
-        <w:tblCaption w:val="Table 11. Post-selection-valid sequence significance by trace and horizon."/>
+        <w:tblCaption w:val="Table 12. Post-selection-valid sequence significance by trace and horizon."/>
       </w:tblPr>
       <w:tblGrid>
         <w:gridCol w:w="727"/>
@@ -18200,7 +19045,7 @@
           <w:b/>
           <w:bCs/>
         </w:rPr>
-        <w:t xml:space="preserve">Table 12.</w:t>
+        <w:t xml:space="preserve">Table 13.</w:t>
       </w:r>
       <w:r>
         <w:t xml:space="preserve"> </w:t>
@@ -18215,7 +19060,7 @@
         <w:tblW w:type="pct" w:w="5000"/>
         <w:tblLayout w:type="fixed"/>
         <w:tblLook w:firstRow="1" w:lastRow="0" w:firstColumn="0" w:lastColumn="0" w:noHBand="0" w:noVBand="0" w:val="0020"/>
-        <w:tblCaption w:val="Table 12. Top five SCANIA Component X signatures by matched hazard ratio, selected on the discovery half and estimated on the disjoint inference half with 95% confidence intervals."/>
+        <w:tblCaption w:val="Table 13. Top five SCANIA Component X signatures by matched hazard ratio, selected on the discovery half and estimated on the disjoint inference half with 95% confidence intervals."/>
       </w:tblPr>
       <w:tblGrid>
         <w:gridCol w:w="950"/>
@@ -18630,7 +19475,7 @@
           <w:b/>
           <w:bCs/>
         </w:rPr>
-        <w:t xml:space="preserve">pooled 2×2 analysis (Table 13) inflates the effect</w:t>
+        <w:t xml:space="preserve">pooled 2×2 analysis (Table 14) inflates the effect</w:t>
       </w:r>
       <w:r>
         <w:t xml:space="preserve"> </w:t>
@@ -18817,13 +19662,13 @@
           <w:b/>
           <w:bCs/>
         </w:rPr>
-        <w:t xml:space="preserve">Table 13.</w:t>
-      </w:r>
-      <w:r>
-        <w:t xml:space="preserve"> </w:t>
-      </w:r>
-      <w:r>
-        <w:t xml:space="preserve">Pooled 2x2 odds ratios for the same SCANIA signatures, superseded by the matched estimates in Table 12.</w:t>
+        <w:t xml:space="preserve">Table 14.</w:t>
+      </w:r>
+      <w:r>
+        <w:t xml:space="preserve"> </w:t>
+      </w:r>
+      <w:r>
+        <w:t xml:space="preserve">Pooled 2x2 odds ratios for the same SCANIA signatures, superseded by the matched estimates in Table 13.</w:t>
       </w:r>
     </w:p>
     <w:tbl>
@@ -18832,7 +19677,7 @@
         <w:tblW w:type="pct" w:w="5000"/>
         <w:tblLayout w:type="fixed"/>
         <w:tblLook w:firstRow="1" w:lastRow="0" w:firstColumn="0" w:lastColumn="0" w:noHBand="0" w:noVBand="0" w:val="0020"/>
-        <w:tblCaption w:val="Table 13. Pooled 2x2 odds ratios for the same SCANIA signatures, superseded by the matched estimates in Table 12."/>
+        <w:tblCaption w:val="Table 14. Pooled 2x2 odds ratios for the same SCANIA signatures, superseded by the matched estimates in Table 13."/>
       </w:tblPr>
       <w:tblGrid>
         <w:gridCol w:w="894"/>
@@ -19542,7 +20387,7 @@
         <w:pStyle w:val="BodyText"/>
       </w:pPr>
       <w:r>
-        <w:t xml:space="preserve">Top-200 sequences per horizon (Table 14):</w:t>
+        <w:t xml:space="preserve">Top-200 sequences per horizon (Table 15):</w:t>
       </w:r>
     </w:p>
     <w:p>
@@ -19554,7 +20399,7 @@
           <w:b/>
           <w:bCs/>
         </w:rPr>
-        <w:t xml:space="preserve">Table 14.</w:t>
+        <w:t xml:space="preserve">Table 15.</w:t>
       </w:r>
       <w:r>
         <w:t xml:space="preserve"> </w:t>
@@ -19569,7 +20414,7 @@
         <w:tblW w:type="pct" w:w="5000"/>
         <w:tblLayout w:type="fixed"/>
         <w:tblLook w:firstRow="1" w:lastRow="0" w:firstColumn="0" w:lastColumn="0" w:noHBand="0" w:noVBand="0" w:val="0020"/>
-        <w:tblCaption w:val="Table 14. Full-sequence-dominant versus subpart-dominant predictive sequences by trace."/>
+        <w:tblCaption w:val="Table 15. Full-sequence-dominant versus subpart-dominant predictive sequences by trace."/>
       </w:tblPr>
       <w:tblGrid>
         <w:gridCol w:w="1018"/>

--- a/docs/paper.docx
+++ b/docs/paper.docx
@@ -9120,6 +9120,116 @@
       </w:r>
       <w:r>
         <w:t xml:space="preserve">the floor.</w:t>
+      </w:r>
+    </w:p>
+    <w:p>
+      <w:pPr>
+        <w:pStyle w:val="BodyText"/>
+      </w:pPr>
+      <w:r>
+        <w:t xml:space="preserve">Against non-degenerate baselines the mined-pattern features do not win</w:t>
+      </w:r>
+      <w:r>
+        <w:t xml:space="preserve"> </w:t>
+      </w:r>
+      <w:r>
+        <w:t xml:space="preserve">on raw accuracy, and we do not claim they do. On Azure</w:t>
+      </w:r>
+      <w:r>
+        <w:t xml:space="preserve"> </w:t>
+      </w:r>
+      <w:r>
+        <w:rPr>
+          <w:rStyle w:val="VerbatimChar"/>
+        </w:rPr>
+        <w:t xml:space="preserve">last5</w:t>
+      </w:r>
+      <w:r>
+        <w:t xml:space="preserve"> </w:t>
+      </w:r>
+      <w:r>
+        <w:t xml:space="preserve">a</w:t>
+      </w:r>
+      <w:r>
+        <w:t xml:space="preserve"> </w:t>
+      </w:r>
+      <w:r>
+        <w:t xml:space="preserve">gradient-boosted model on event counts and a binary-bigram logistic</w:t>
+      </w:r>
+      <w:r>
+        <w:t xml:space="preserve"> </w:t>
+      </w:r>
+      <w:r>
+        <w:t xml:space="preserve">regression both reach AUROC 0.845, above the mined-itemset features</w:t>
+      </w:r>
+      <w:r>
+        <w:t xml:space="preserve"> </w:t>
+      </w:r>
+      <w:r>
+        <w:t xml:space="preserve">(0.778); on Alibaba</w:t>
+      </w:r>
+      <w:r>
+        <w:t xml:space="preserve"> </w:t>
+      </w:r>
+      <w:r>
+        <w:rPr>
+          <w:rStyle w:val="VerbatimChar"/>
+        </w:rPr>
+        <w:t xml:space="preserve">last3</w:t>
+      </w:r>
+      <w:r>
+        <w:t xml:space="preserve"> </w:t>
+      </w:r>
+      <w:r>
+        <w:t xml:space="preserve">the gradient-boosted count model reaches</w:t>
+      </w:r>
+      <w:r>
+        <w:t xml:space="preserve"> </w:t>
+      </w:r>
+      <w:r>
+        <w:t xml:space="preserve">0.883, well above the mined-itemset features (0.695). The recency</w:t>
+      </w:r>
+      <w:r>
+        <w:t xml:space="preserve"> </w:t>
+      </w:r>
+      <w:r>
+        <w:t xml:space="preserve">baseline (event count plus window time span) stays near 0.57-0.70. The</w:t>
+      </w:r>
+      <w:r>
+        <w:t xml:space="preserve"> </w:t>
+      </w:r>
+      <w:r>
+        <w:t xml:space="preserve">value of the mined patterns is therefore not that they maximise a</w:t>
+      </w:r>
+      <w:r>
+        <w:t xml:space="preserve"> </w:t>
+      </w:r>
+      <w:r>
+        <w:t xml:space="preserve">held-out score, which a count-vector gradient-boosted model already</w:t>
+      </w:r>
+      <w:r>
+        <w:t xml:space="preserve"> </w:t>
+      </w:r>
+      <w:r>
+        <w:t xml:space="preserve">does, but that they are human-readable, individually</w:t>
+      </w:r>
+      <w:r>
+        <w:t xml:space="preserve"> </w:t>
+      </w:r>
+      <w:r>
+        <w:t xml:space="preserve">significance-tested signatures that occupy a specific point on the</w:t>
+      </w:r>
+      <w:r>
+        <w:t xml:space="preserve"> </w:t>
+      </w:r>
+      <w:r>
+        <w:t xml:space="preserve">accuracy-interpretability frontier and expose the presence /</w:t>
+      </w:r>
+      <w:r>
+        <w:t xml:space="preserve"> </w:t>
+      </w:r>
+      <w:r>
+        <w:t xml:space="preserve">multiplicity / order structure a black-box score hides.</w:t>
       </w:r>
     </w:p>
     <w:tbl>

--- a/docs/paper.docx
+++ b/docs/paper.docx
@@ -12145,497 +12145,155 @@
         <w:pStyle w:val="BodyText"/>
       </w:pPr>
       <w:r>
-        <w:t xml:space="preserve">Use:</w:t>
-      </w:r>
-      <w:r>
-        <w:t xml:space="preserve"> </w:t>
-      </w:r>
+        <w:t xml:space="preserve">Candidate rules (pending prospective trial): the safety-9210 warning</w:t>
+      </w:r>
+      <w:r>
+        <w:t xml:space="preserve"> </w:t>
+      </w:r>
+      <w:r>
+        <w:t xml:space="preserve">is a candidate curtailment trigger and the frequency-converter 3543</w:t>
+      </w:r>
+      <w:r>
+        <w:t xml:space="preserve"> </w:t>
+      </w:r>
+      <w:r>
+        <w:t xml:space="preserve">informational message a candidate converter-service trigger. The</w:t>
+      </w:r>
+      <w:r>
+        <w:t xml:space="preserve"> </w:t>
+      </w:r>
+      <w:r>
+        <w:t xml:space="preserve">short median lead of the co-located Penmanshiel burst (§6.4, replay</w:t>
+      </w:r>
+      <w:r>
+        <w:t xml:space="preserve"> </w:t>
+      </w:r>
+      <w:r>
+        <w:t xml:space="preserve">below) means such a burst alone often fires too late for curtailment;</w:t>
+      </w:r>
+      <w:r>
+        <w:t xml:space="preserve"> </w:t>
+      </w:r>
+      <w:r>
+        <w:t xml:space="preserve">the multi-hour degradation chains next provide the actionable lead.</w:t>
+      </w:r>
+    </w:p>
+    <w:p>
+      <w:pPr>
+        <w:pStyle w:val="BodyText"/>
+      </w:pPr>
       <w:r>
         <w:rPr>
           <w:b/>
           <w:bCs/>
         </w:rPr>
-        <w:t xml:space="preserve">safety-9210 warning triggers immediate turbine curtailment,</w:t>
+        <w:t xml:space="preserve">Co-located bursts versus temporal degradation chains.</w:t>
+      </w:r>
+      <w:r>
+        <w:t xml:space="preserve"> </w:t>
+      </w:r>
+      <w:r>
+        <w:t xml:space="preserve">The</w:t>
+      </w:r>
+      <w:r>
+        <w:t xml:space="preserve"> </w:t>
+      </w:r>
+      <w:r>
+        <w:t xml:space="preserve">generator-fan and safety-system signatures above are co-located</w:t>
+      </w:r>
+      <w:r>
+        <w:t xml:space="preserve"> </w:t>
+      </w:r>
+      <w:r>
+        <w:t xml:space="preserve">alarm bursts: the constituent codes fire within a median of 0.16 min</w:t>
+      </w:r>
+      <w:r>
+        <w:t xml:space="preserve"> </w:t>
+      </w:r>
+      <w:r>
+        <w:t xml:space="preserve">(Kelmarsh) and 0.28 min (Penmanshiel) of each other, so they mark a</w:t>
+      </w:r>
+      <w:r>
+        <w:t xml:space="preserve"> </w:t>
+      </w:r>
+      <w:r>
+        <w:t xml:space="preserve">single instant, not a trajectory. A separate signature class captures</w:t>
+      </w:r>
+      <w:r>
+        <w:t xml:space="preserve"> </w:t>
+      </w:r>
+      <w:r>
+        <w:t xml:space="preserve">genuine degradation. Collapsing each 24h pre-outage window to its</w:t>
+      </w:r>
+      <w:r>
+        <w:t xml:space="preserve"> </w:t>
+      </w:r>
+      <w:r>
+        <w:t xml:space="preserve">ordered sequence of</w:t>
+      </w:r>
+      <w:r>
+        <w:t xml:space="preserve"> </w:t>
       </w:r>
       <w:r>
         <w:rPr>
           <w:b/>
           <w:bCs/>
         </w:rPr>
-        <w:t xml:space="preserve"> </w:t>
-      </w:r>
+        <w:t xml:space="preserve">distinct</w:t>
+      </w:r>
+      <w:r>
+        <w:t xml:space="preserve"> </w:t>
+      </w:r>
+      <w:r>
+        <w:t xml:space="preserve">codes (co-located repeats merged) and</w:t>
+      </w:r>
+      <w:r>
+        <w:t xml:space="preserve"> </w:t>
+      </w:r>
+      <w:r>
+        <w:t xml:space="preserve">mining ordered chains of three-to-four distinct codes under the same</w:t>
+      </w:r>
+      <w:r>
+        <w:t xml:space="preserve"> </w:t>
+      </w:r>
+      <w:r>
+        <w:t xml:space="preserve">entity-disjoint discovery/inference protocol yields a validated</w:t>
+      </w:r>
+      <w:r>
+        <w:t xml:space="preserve"> </w:t>
+      </w:r>
+      <w:r>
+        <w:t xml:space="preserve">degradation-chain catalog (Table 7): 115 chains on Kelmarsh and 184 on</w:t>
+      </w:r>
+      <w:r>
+        <w:t xml:space="preserve"> </w:t>
+      </w:r>
+      <w:r>
+        <w:t xml:space="preserve">Penmanshiel pass BY q &lt; 0.05 on the inference half, each with zero</w:t>
+      </w:r>
+      <w:r>
+        <w:t xml:space="preserve"> </w:t>
+      </w:r>
+      <w:r>
+        <w:t xml:space="preserve">control-window hits.</w:t>
+      </w:r>
+    </w:p>
+    <w:p>
+      <w:pPr>
+        <w:pStyle w:val="TableCaption"/>
+      </w:pPr>
       <w:r>
         <w:rPr>
           <w:b/>
           <w:bCs/>
         </w:rPr>
-        <w:t xml:space="preserve">regardless of grid conditions</w:t>
-      </w:r>
-      <w:r>
-        <w:t xml:space="preserve">;</w:t>
-      </w:r>
-      <w:r>
-        <w:t xml:space="preserve"> </w:t>
-      </w:r>
-      <w:r>
-        <w:rPr>
-          <w:b/>
-          <w:bCs/>
-        </w:rPr>
-        <w:t xml:space="preserve">freq-converter 3543 informational</w:t>
-      </w:r>
-      <w:r>
-        <w:rPr>
-          <w:b/>
-          <w:bCs/>
-        </w:rPr>
-        <w:t xml:space="preserve"> </w:t>
-      </w:r>
-      <w:r>
-        <w:rPr>
-          <w:b/>
-          <w:bCs/>
-        </w:rPr>
-        <w:t xml:space="preserve">message triggers converter service order within 6h at Penmanshiel</w:t>
-      </w:r>
-      <w:r>
-        <w:t xml:space="preserve">.</w:t>
-      </w:r>
-    </w:p>
-    <w:p>
-      <w:pPr>
-        <w:pStyle w:val="BodyText"/>
-      </w:pPr>
-      <w:r>
-        <w:rPr>
-          <w:b/>
-          <w:bCs/>
-        </w:rPr>
-        <w:t xml:space="preserve">Cluster-aware validation.</w:t>
-      </w:r>
-      <w:r>
-        <w:t xml:space="preserve"> </w:t>
-      </w:r>
-      <w:r>
-        <w:t xml:space="preserve">Each wind farm has only a handful of</w:t>
-      </w:r>
-      <w:r>
-        <w:t xml:space="preserve"> </w:t>
-      </w:r>
-      <w:r>
-        <w:t xml:space="preserve">turbines, so the hundreds of windows they generate are clustered and</w:t>
-      </w:r>
-      <w:r>
-        <w:t xml:space="preserve"> </w:t>
-      </w:r>
-      <w:r>
-        <w:t xml:space="preserve">the window-level hypergeometric q-values overstate the population-level</w:t>
-      </w:r>
-      <w:r>
-        <w:t xml:space="preserve"> </w:t>
-      </w:r>
-      <w:r>
-        <w:t xml:space="preserve">evidence. We therefore validate the precursor signatures (pure warning</w:t>
-      </w:r>
-      <w:r>
-        <w:t xml:space="preserve"> </w:t>
-      </w:r>
-      <w:r>
-        <w:t xml:space="preserve">and info-to-stop patterns, with prior</w:t>
-      </w:r>
-      <w:r>
-        <w:t xml:space="preserve"> </w:t>
-      </w:r>
-      <w:r>
-        <w:rPr>
-          <w:rStyle w:val="VerbatimChar"/>
-        </w:rPr>
-        <w:t xml:space="preserve">terminal_failure</w:t>
-      </w:r>
-      <w:r>
-        <w:t xml:space="preserve"> </w:t>
-      </w:r>
-      <w:r>
-        <w:t xml:space="preserve">tokens</w:t>
-      </w:r>
-      <w:r>
-        <w:t xml:space="preserve"> </w:t>
-      </w:r>
-      <w:r>
-        <w:t xml:space="preserve">excluded) with two entity-respecting tests on the inference half. A</w:t>
-      </w:r>
-      <w:r>
-        <w:t xml:space="preserve"> </w:t>
-      </w:r>
-      <w:r>
-        <w:rPr>
-          <w:b/>
-          <w:bCs/>
-        </w:rPr>
-        <w:t xml:space="preserve">within-turbine label permutation</w:t>
-      </w:r>
-      <w:r>
-        <w:t xml:space="preserve"> </w:t>
-      </w:r>
-      <w:r>
-        <w:t xml:space="preserve">(2,000 permutations that shuffle</w:t>
-      </w:r>
-      <w:r>
-        <w:t xml:space="preserve"> </w:t>
-      </w:r>
-      <w:r>
-        <w:t xml:space="preserve">the failure/control label within each turbine, preserving its clustering</w:t>
-      </w:r>
-      <w:r>
-        <w:t xml:space="preserve"> </w:t>
-      </w:r>
-      <w:r>
-        <w:t xml:space="preserve">and case/control counts) leaves every one of the top 12 precursor</w:t>
-      </w:r>
-      <w:r>
-        <w:t xml:space="preserve"> </w:t>
-      </w:r>
-      <w:r>
-        <w:t xml:space="preserve">signatures significant on both farms after BY correction (permutation</w:t>
-      </w:r>
-      <w:r>
-        <w:t xml:space="preserve"> </w:t>
-      </w:r>
-      <w:r>
-        <w:t xml:space="preserve">q = 0.0016, the floor at 2,000 permutations). A</w:t>
-      </w:r>
-      <w:r>
-        <w:t xml:space="preserve"> </w:t>
-      </w:r>
-      <w:r>
-        <w:rPr>
-          <w:b/>
-          <w:bCs/>
-        </w:rPr>
-        <w:t xml:space="preserve">leave-one-turbine-out</w:t>
-      </w:r>
-      <w:r>
-        <w:t xml:space="preserve"> </w:t>
-      </w:r>
-      <w:r>
-        <w:t xml:space="preserve">check finds every one of those signatures still enriched in all held-out</w:t>
-      </w:r>
-      <w:r>
-        <w:t xml:space="preserve"> </w:t>
-      </w:r>
-      <w:r>
-        <w:t xml:space="preserve">folds (3/3 turbines on Kelmarsh, 5/5 on Penmanshiel). Cross-turbine</w:t>
-      </w:r>
-      <w:r>
-        <w:t xml:space="preserve"> </w:t>
-      </w:r>
-      <w:r>
-        <w:t xml:space="preserve">consistency, not a small window-level p-value, is the load-bearing</w:t>
-      </w:r>
-      <w:r>
-        <w:t xml:space="preserve"> </w:t>
-      </w:r>
-      <w:r>
-        <w:t xml:space="preserve">evidence here.</w:t>
-      </w:r>
-    </w:p>
-    <w:p>
-      <w:pPr>
-        <w:pStyle w:val="BodyText"/>
-      </w:pPr>
-      <w:r>
-        <w:rPr>
-          <w:b/>
-          <w:bCs/>
-        </w:rPr>
-        <w:t xml:space="preserve">Prospective alarm replay.</w:t>
-      </w:r>
-      <w:r>
-        <w:t xml:space="preserve"> </w:t>
-      </w:r>
-      <w:r>
-        <w:t xml:space="preserve">To measure deployment value directly</w:t>
-      </w:r>
-      <w:r>
-        <w:t xml:space="preserve"> </w:t>
-      </w:r>
-      <w:r>
-        <w:t xml:space="preserve">rather than infer it from an assumed base rate, we replay each turbine</w:t>
-      </w:r>
-      <w:r>
-        <w:t xml:space="preserve"> </w:t>
-      </w:r>
-      <w:r>
-        <w:t xml:space="preserve">chronologically. A precursor rule (the non-terminal codes whose firing</w:t>
-      </w:r>
-      <w:r>
-        <w:t xml:space="preserve"> </w:t>
-      </w:r>
-      <w:r>
-        <w:t xml:space="preserve">is followed by a forced outage within 24h at more than three times the</w:t>
-      </w:r>
-      <w:r>
-        <w:t xml:space="preserve"> </w:t>
-      </w:r>
-      <w:r>
-        <w:t xml:space="preserve">per-firing base rate) is learned only from the other turbines, then</w:t>
-      </w:r>
-      <w:r>
-        <w:t xml:space="preserve"> </w:t>
-      </w:r>
-      <w:r>
-        <w:t xml:space="preserve">applied to the held-out turbine’s real event stream with a 24h alarm</w:t>
-      </w:r>
-      <w:r>
-        <w:t xml:space="preserve"> </w:t>
-      </w:r>
-      <w:r>
-        <w:t xml:space="preserve">cooldown; an alarm is a true positive if a forced outage follows within</w:t>
-      </w:r>
-      <w:r>
-        <w:t xml:space="preserve"> </w:t>
-      </w:r>
-      <w:r>
-        <w:t xml:space="preserve">24h. The two farms occupy two operating points. On</w:t>
-      </w:r>
-      <w:r>
-        <w:t xml:space="preserve"> </w:t>
-      </w:r>
-      <w:r>
-        <w:rPr>
-          <w:b/>
-          <w:bCs/>
-        </w:rPr>
-        <w:t xml:space="preserve">Kelmarsh the rule</w:t>
-      </w:r>
-      <w:r>
-        <w:rPr>
-          <w:b/>
-          <w:bCs/>
-        </w:rPr>
-        <w:t xml:space="preserve"> </w:t>
-      </w:r>
-      <w:r>
-        <w:rPr>
-          <w:b/>
-          <w:bCs/>
-        </w:rPr>
-        <w:t xml:space="preserve">detects 457 of 482 forced outages (recall 0.95) at a median lead of</w:t>
-      </w:r>
-      <w:r>
-        <w:rPr>
-          <w:b/>
-          <w:bCs/>
-        </w:rPr>
-        <w:t xml:space="preserve"> </w:t>
-      </w:r>
-      <w:r>
-        <w:rPr>
-          <w:b/>
-          <w:bCs/>
-        </w:rPr>
-        <w:t xml:space="preserve">3.3 hours</w:t>
-      </w:r>
-      <w:r>
-        <w:t xml:space="preserve"> </w:t>
-      </w:r>
-      <w:r>
-        <w:t xml:space="preserve">(68% of detections at least 1h early, 43% at least 6h),</w:t>
-      </w:r>
-      <w:r>
-        <w:t xml:space="preserve"> </w:t>
-      </w:r>
-      <w:r>
-        <w:t xml:space="preserve">at precision 0.20 and 2.7 false alarms per turbine-month. On</w:t>
-      </w:r>
-      <w:r>
-        <w:t xml:space="preserve"> </w:t>
-      </w:r>
-      <w:r>
-        <w:rPr>
-          <w:b/>
-          <w:bCs/>
-        </w:rPr>
-        <w:t xml:space="preserve">Penmanshiel it runs at precision 0.78 and 0.31 false alarms per</w:t>
-      </w:r>
-      <w:r>
-        <w:rPr>
-          <w:b/>
-          <w:bCs/>
-        </w:rPr>
-        <w:t xml:space="preserve"> </w:t>
-      </w:r>
-      <w:r>
-        <w:rPr>
-          <w:b/>
-          <w:bCs/>
-        </w:rPr>
-        <w:t xml:space="preserve">turbine-month</w:t>
-      </w:r>
-      <w:r>
-        <w:t xml:space="preserve">, detecting half the outages (recall 0.50) at a shorter</w:t>
-      </w:r>
-      <w:r>
-        <w:t xml:space="preserve"> </w:t>
-      </w:r>
-      <w:r>
-        <w:t xml:space="preserve">median lead of 5.7 minutes. This is a measured prospective result: the</w:t>
-      </w:r>
-      <w:r>
-        <w:t xml:space="preserve"> </w:t>
-      </w:r>
-      <w:r>
-        <w:t xml:space="preserve">Kelmarsh generator-fan cascade gives hours of actionable warning at a</w:t>
-      </w:r>
-      <w:r>
-        <w:t xml:space="preserve"> </w:t>
-      </w:r>
-      <w:r>
-        <w:t xml:space="preserve">tolerable alarm burden, while the Penmanshiel safety-system cascade is</w:t>
-      </w:r>
-      <w:r>
-        <w:t xml:space="preserve"> </w:t>
-      </w:r>
-      <w:r>
-        <w:t xml:space="preserve">precise but fires close to the outage.</w:t>
-      </w:r>
-    </w:p>
-    <w:bookmarkEnd w:id="52"/>
-    <w:bookmarkStart w:id="53" w:name="Xae0c354666545c52f18ecbdee1c0773e2af72f4"/>
-    <w:p>
-      <w:pPr>
-        <w:pStyle w:val="Heading3"/>
-      </w:pPr>
-      <w:r>
-        <w:t xml:space="preserve">6.5 Baseline comparison and closed-signature deduplication</w:t>
-      </w:r>
-    </w:p>
-    <w:p>
-      <w:pPr>
-        <w:pStyle w:val="FirstParagraph"/>
-      </w:pPr>
-      <w:r>
-        <w:t xml:space="preserve">The lift-4.00 zero-control rows above are benchmarked against three</w:t>
-      </w:r>
-      <w:r>
-        <w:t xml:space="preserve"> </w:t>
-      </w:r>
-      <w:r>
-        <w:t xml:space="preserve">baselines, each evaluated on the same entity-disjoint inference half:</w:t>
-      </w:r>
-    </w:p>
-    <w:p>
-      <w:pPr>
-        <w:pStyle w:val="Compact"/>
-        <w:numPr>
-          <w:ilvl w:val="0"/>
-          <w:numId w:val="1004"/>
-        </w:numPr>
-      </w:pPr>
-      <w:r>
-        <w:rPr>
-          <w:b/>
-          <w:bCs/>
-        </w:rPr>
-        <w:t xml:space="preserve">most-recent-event indicator</w:t>
-      </w:r>
-      <w:r>
-        <w:t xml:space="preserve">: raise an alarm whenever the</w:t>
-      </w:r>
-      <w:r>
-        <w:t xml:space="preserve"> </w:t>
-      </w:r>
-      <w:r>
-        <w:t xml:space="preserve">last event on the entity is one of the top-5 fail-anchoring</w:t>
-      </w:r>
-      <w:r>
-        <w:t xml:space="preserve"> </w:t>
-      </w:r>
-      <w:r>
-        <w:t xml:space="preserve">event types on the discovery half.</w:t>
-      </w:r>
-    </w:p>
-    <w:p>
-      <w:pPr>
-        <w:pStyle w:val="Compact"/>
-        <w:numPr>
-          <w:ilvl w:val="0"/>
-          <w:numId w:val="1004"/>
-        </w:numPr>
-      </w:pPr>
-      <w:r>
-        <w:rPr>
-          <w:b/>
-          <w:bCs/>
-        </w:rPr>
-        <w:t xml:space="preserve">mined-itemset rule</w:t>
-      </w:r>
-      <w:r>
-        <w:t xml:space="preserve"> </w:t>
-      </w:r>
-      <w:r>
-        <w:t xml:space="preserve">(the paper’s method): raise an alarm</w:t>
-      </w:r>
-      <w:r>
-        <w:t xml:space="preserve"> </w:t>
-      </w:r>
-      <w:r>
-        <w:t xml:space="preserve">whenever the window contains any BY-significant discovery-half</w:t>
-      </w:r>
-      <w:r>
-        <w:t xml:space="preserve"> </w:t>
-      </w:r>
-      <w:r>
-        <w:t xml:space="preserve">itemset, excluding same-time terminal markers.</w:t>
-      </w:r>
-    </w:p>
-    <w:p>
-      <w:pPr>
-        <w:pStyle w:val="Compact"/>
-        <w:numPr>
-          <w:ilvl w:val="0"/>
-          <w:numId w:val="1004"/>
-        </w:numPr>
-      </w:pPr>
-      <w:r>
-        <w:rPr>
-          <w:b/>
-          <w:bCs/>
-        </w:rPr>
-        <w:t xml:space="preserve">event-count threshold</w:t>
-      </w:r>
-      <w:r>
-        <w:t xml:space="preserve">: raise an alarm whenever the window’s</w:t>
-      </w:r>
-      <w:r>
-        <w:t xml:space="preserve"> </w:t>
-      </w:r>
-      <w:r>
-        <w:t xml:space="preserve">event count exceeds the median count of discovery-half failure</w:t>
-      </w:r>
-      <w:r>
-        <w:t xml:space="preserve"> </w:t>
-      </w:r>
-      <w:r>
-        <w:t xml:space="preserve">windows.</w:t>
-      </w:r>
-    </w:p>
-    <w:p>
-      <w:pPr>
-        <w:pStyle w:val="TableCaption"/>
-      </w:pPr>
-      <w:r>
-        <w:rPr>
-          <w:b/>
-          <w:bCs/>
-        </w:rPr>
         <w:t xml:space="preserve">Table 7.</w:t>
       </w:r>
       <w:r>
         <w:t xml:space="preserve"> </w:t>
       </w:r>
       <w:r>
-        <w:t xml:space="preserve">Baseline comparison on the wind farms: the mined-itemset rule against most-recent-event and event-count baselines.</w:t>
+        <w:t xml:space="preserve">Validated temporal degradation chains (ordered distinct-code sequences over 24h) on the two wind farms, with median trajectory span, median lead time to the outage, and inference-half support.</w:t>
       </w:r>
     </w:p>
     <w:tbl>
@@ -12644,7 +12302,1111 @@
         <w:tblW w:type="pct" w:w="5000"/>
         <w:tblLayout w:type="fixed"/>
         <w:tblLook w:firstRow="1" w:lastRow="0" w:firstColumn="0" w:lastColumn="0" w:noHBand="0" w:noVBand="0" w:val="0020"/>
-        <w:tblCaption w:val="Table 7. Baseline comparison on the wind farms: the mined-itemset rule against most-recent-event and event-count baselines."/>
+        <w:tblCaption w:val="Table 7. Validated temporal degradation chains (ordered distinct-code sequences over 24h) on the two wind farms, with median trajectory span, median lead time to the outage, and inference-half support."/>
+      </w:tblPr>
+      <w:tblGrid>
+        <w:gridCol w:w="617"/>
+        <w:gridCol w:w="1954"/>
+        <w:gridCol w:w="1337"/>
+        <w:gridCol w:w="1337"/>
+        <w:gridCol w:w="1028"/>
+        <w:gridCol w:w="1028"/>
+        <w:gridCol w:w="617"/>
+      </w:tblGrid>
+      <w:tr>
+        <w:trPr>
+          <w:tblHeader w:val="on"/>
+        </w:trPr>
+        <w:tc>
+          <w:tcPr/>
+          <w:p>
+            <w:pPr>
+              <w:pStyle w:val="Compact"/>
+              <w:jc w:val="left"/>
+            </w:pPr>
+            <w:r>
+              <w:t xml:space="preserve">farm</w:t>
+            </w:r>
+          </w:p>
+        </w:tc>
+        <w:tc>
+          <w:tcPr/>
+          <w:p>
+            <w:pPr>
+              <w:pStyle w:val="Compact"/>
+              <w:jc w:val="left"/>
+            </w:pPr>
+            <w:r>
+              <w:t xml:space="preserve">degradation chain</w:t>
+            </w:r>
+          </w:p>
+        </w:tc>
+        <w:tc>
+          <w:tcPr/>
+          <w:p>
+            <w:pPr>
+              <w:pStyle w:val="Compact"/>
+              <w:jc w:val="right"/>
+            </w:pPr>
+            <w:r>
+              <w:t xml:space="preserve">median span</w:t>
+            </w:r>
+          </w:p>
+        </w:tc>
+        <w:tc>
+          <w:tcPr/>
+          <w:p>
+            <w:pPr>
+              <w:pStyle w:val="Compact"/>
+              <w:jc w:val="right"/>
+            </w:pPr>
+            <w:r>
+              <w:t xml:space="preserve">median lead</w:t>
+            </w:r>
+          </w:p>
+        </w:tc>
+        <w:tc>
+          <w:tcPr/>
+          <w:p>
+            <w:pPr>
+              <w:pStyle w:val="Compact"/>
+              <w:jc w:val="right"/>
+            </w:pPr>
+            <w:r>
+              <w:t xml:space="preserve">inf case</w:t>
+            </w:r>
+          </w:p>
+        </w:tc>
+        <w:tc>
+          <w:tcPr/>
+          <w:p>
+            <w:pPr>
+              <w:pStyle w:val="Compact"/>
+              <w:jc w:val="right"/>
+            </w:pPr>
+            <w:r>
+              <w:t xml:space="preserve">inf ctrl</w:t>
+            </w:r>
+          </w:p>
+        </w:tc>
+        <w:tc>
+          <w:tcPr/>
+          <w:p>
+            <w:pPr>
+              <w:pStyle w:val="Compact"/>
+              <w:jc w:val="right"/>
+            </w:pPr>
+            <w:r>
+              <w:t xml:space="preserve">BY q</w:t>
+            </w:r>
+          </w:p>
+        </w:tc>
+      </w:tr>
+      <w:tr>
+        <w:tc>
+          <w:tcPr/>
+          <w:p>
+            <w:pPr>
+              <w:pStyle w:val="Compact"/>
+              <w:jc w:val="left"/>
+            </w:pPr>
+            <w:r>
+              <w:t xml:space="preserve">Kelmarsh</w:t>
+            </w:r>
+          </w:p>
+        </w:tc>
+        <w:tc>
+          <w:tcPr/>
+          <w:p>
+            <w:pPr>
+              <w:pStyle w:val="Compact"/>
+              <w:jc w:val="left"/>
+            </w:pPr>
+            <w:r>
+              <w:rPr>
+                <w:rStyle w:val="VerbatimChar"/>
+              </w:rPr>
+              <w:t xml:space="preserve">stop:20 → info:6410 → warning:2550</w:t>
+            </w:r>
+          </w:p>
+        </w:tc>
+        <w:tc>
+          <w:tcPr/>
+          <w:p>
+            <w:pPr>
+              <w:pStyle w:val="Compact"/>
+              <w:jc w:val="right"/>
+            </w:pPr>
+            <w:r>
+              <w:t xml:space="preserve">59 min</w:t>
+            </w:r>
+          </w:p>
+        </w:tc>
+        <w:tc>
+          <w:tcPr/>
+          <w:p>
+            <w:pPr>
+              <w:pStyle w:val="Compact"/>
+              <w:jc w:val="right"/>
+            </w:pPr>
+            <w:r>
+              <w:t xml:space="preserve">189 min</w:t>
+            </w:r>
+          </w:p>
+        </w:tc>
+        <w:tc>
+          <w:tcPr/>
+          <w:p>
+            <w:pPr>
+              <w:pStyle w:val="Compact"/>
+              <w:jc w:val="right"/>
+            </w:pPr>
+            <w:r>
+              <w:t xml:space="preserve">54/208</w:t>
+            </w:r>
+          </w:p>
+        </w:tc>
+        <w:tc>
+          <w:tcPr/>
+          <w:p>
+            <w:pPr>
+              <w:pStyle w:val="Compact"/>
+              <w:jc w:val="right"/>
+            </w:pPr>
+            <w:r>
+              <w:t xml:space="preserve">0/113</w:t>
+            </w:r>
+          </w:p>
+        </w:tc>
+        <w:tc>
+          <w:tcPr/>
+          <w:p>
+            <w:pPr>
+              <w:pStyle w:val="Compact"/>
+              <w:jc w:val="right"/>
+            </w:pPr>
+            <w:r>
+              <w:t xml:space="preserve">1e-8</w:t>
+            </w:r>
+          </w:p>
+        </w:tc>
+      </w:tr>
+      <w:tr>
+        <w:tc>
+          <w:tcPr/>
+          <w:p>
+            <w:pPr>
+              <w:pStyle w:val="Compact"/>
+              <w:jc w:val="left"/>
+            </w:pPr>
+            <w:r>
+              <w:t xml:space="preserve">Kelmarsh</w:t>
+            </w:r>
+          </w:p>
+        </w:tc>
+        <w:tc>
+          <w:tcPr/>
+          <w:p>
+            <w:pPr>
+              <w:pStyle w:val="Compact"/>
+              <w:jc w:val="left"/>
+            </w:pPr>
+            <w:r>
+              <w:rPr>
+                <w:rStyle w:val="VerbatimChar"/>
+              </w:rPr>
+              <w:t xml:space="preserve">stop:20 → info:6410 → warning:2650 → warning:2655</w:t>
+            </w:r>
+          </w:p>
+        </w:tc>
+        <w:tc>
+          <w:tcPr/>
+          <w:p>
+            <w:pPr>
+              <w:pStyle w:val="Compact"/>
+              <w:jc w:val="right"/>
+            </w:pPr>
+            <w:r>
+              <w:t xml:space="preserve">59 min</w:t>
+            </w:r>
+          </w:p>
+        </w:tc>
+        <w:tc>
+          <w:tcPr/>
+          <w:p>
+            <w:pPr>
+              <w:pStyle w:val="Compact"/>
+              <w:jc w:val="right"/>
+            </w:pPr>
+            <w:r>
+              <w:t xml:space="preserve">226 min</w:t>
+            </w:r>
+          </w:p>
+        </w:tc>
+        <w:tc>
+          <w:tcPr/>
+          <w:p>
+            <w:pPr>
+              <w:pStyle w:val="Compact"/>
+              <w:jc w:val="right"/>
+            </w:pPr>
+            <w:r>
+              <w:t xml:space="preserve">43/208</w:t>
+            </w:r>
+          </w:p>
+        </w:tc>
+        <w:tc>
+          <w:tcPr/>
+          <w:p>
+            <w:pPr>
+              <w:pStyle w:val="Compact"/>
+              <w:jc w:val="right"/>
+            </w:pPr>
+            <w:r>
+              <w:t xml:space="preserve">0/113</w:t>
+            </w:r>
+          </w:p>
+        </w:tc>
+        <w:tc>
+          <w:tcPr/>
+          <w:p>
+            <w:pPr>
+              <w:pStyle w:val="Compact"/>
+              <w:jc w:val="right"/>
+            </w:pPr>
+            <w:r>
+              <w:t xml:space="preserve">5e-7</w:t>
+            </w:r>
+          </w:p>
+        </w:tc>
+      </w:tr>
+      <w:tr>
+        <w:tc>
+          <w:tcPr/>
+          <w:p>
+            <w:pPr>
+              <w:pStyle w:val="Compact"/>
+              <w:jc w:val="left"/>
+            </w:pPr>
+            <w:r>
+              <w:t xml:space="preserve">Kelmarsh</w:t>
+            </w:r>
+          </w:p>
+        </w:tc>
+        <w:tc>
+          <w:tcPr/>
+          <w:p>
+            <w:pPr>
+              <w:pStyle w:val="Compact"/>
+              <w:jc w:val="left"/>
+            </w:pPr>
+            <w:r>
+              <w:rPr>
+                <w:rStyle w:val="VerbatimChar"/>
+              </w:rPr>
+              <w:t xml:space="preserve">info:0 → stop:20 → warning:2550</w:t>
+            </w:r>
+          </w:p>
+        </w:tc>
+        <w:tc>
+          <w:tcPr/>
+          <w:p>
+            <w:pPr>
+              <w:pStyle w:val="Compact"/>
+              <w:jc w:val="right"/>
+            </w:pPr>
+            <w:r>
+              <w:t xml:space="preserve">605 min</w:t>
+            </w:r>
+          </w:p>
+        </w:tc>
+        <w:tc>
+          <w:tcPr/>
+          <w:p>
+            <w:pPr>
+              <w:pStyle w:val="Compact"/>
+              <w:jc w:val="right"/>
+            </w:pPr>
+            <w:r>
+              <w:t xml:space="preserve">140 min</w:t>
+            </w:r>
+          </w:p>
+        </w:tc>
+        <w:tc>
+          <w:tcPr/>
+          <w:p>
+            <w:pPr>
+              <w:pStyle w:val="Compact"/>
+              <w:jc w:val="right"/>
+            </w:pPr>
+            <w:r>
+              <w:t xml:space="preserve">42/208</w:t>
+            </w:r>
+          </w:p>
+        </w:tc>
+        <w:tc>
+          <w:tcPr/>
+          <w:p>
+            <w:pPr>
+              <w:pStyle w:val="Compact"/>
+              <w:jc w:val="right"/>
+            </w:pPr>
+            <w:r>
+              <w:t xml:space="preserve">0/113</w:t>
+            </w:r>
+          </w:p>
+        </w:tc>
+        <w:tc>
+          <w:tcPr/>
+          <w:p>
+            <w:pPr>
+              <w:pStyle w:val="Compact"/>
+              <w:jc w:val="right"/>
+            </w:pPr>
+            <w:r>
+              <w:t xml:space="preserve">7e-7</w:t>
+            </w:r>
+          </w:p>
+        </w:tc>
+      </w:tr>
+      <w:tr>
+        <w:tc>
+          <w:tcPr/>
+          <w:p>
+            <w:pPr>
+              <w:pStyle w:val="Compact"/>
+              <w:jc w:val="left"/>
+            </w:pPr>
+            <w:r>
+              <w:t xml:space="preserve">Penmanshiel</w:t>
+            </w:r>
+          </w:p>
+        </w:tc>
+        <w:tc>
+          <w:tcPr/>
+          <w:p>
+            <w:pPr>
+              <w:pStyle w:val="Compact"/>
+              <w:jc w:val="left"/>
+            </w:pPr>
+            <w:r>
+              <w:rPr>
+                <w:rStyle w:val="VerbatimChar"/>
+              </w:rPr>
+              <w:t xml:space="preserve">warning:9000 → stop:9210 → info:0</w:t>
+            </w:r>
+          </w:p>
+        </w:tc>
+        <w:tc>
+          <w:tcPr/>
+          <w:p>
+            <w:pPr>
+              <w:pStyle w:val="Compact"/>
+              <w:jc w:val="right"/>
+            </w:pPr>
+            <w:r>
+              <w:t xml:space="preserve">20 min</w:t>
+            </w:r>
+          </w:p>
+        </w:tc>
+        <w:tc>
+          <w:tcPr/>
+          <w:p>
+            <w:pPr>
+              <w:pStyle w:val="Compact"/>
+              <w:jc w:val="right"/>
+            </w:pPr>
+            <w:r>
+              <w:t xml:space="preserve">182 min</w:t>
+            </w:r>
+          </w:p>
+        </w:tc>
+        <w:tc>
+          <w:tcPr/>
+          <w:p>
+            <w:pPr>
+              <w:pStyle w:val="Compact"/>
+              <w:jc w:val="right"/>
+            </w:pPr>
+            <w:r>
+              <w:t xml:space="preserve">144/442</w:t>
+            </w:r>
+          </w:p>
+        </w:tc>
+        <w:tc>
+          <w:tcPr/>
+          <w:p>
+            <w:pPr>
+              <w:pStyle w:val="Compact"/>
+              <w:jc w:val="right"/>
+            </w:pPr>
+            <w:r>
+              <w:t xml:space="preserve">0/133</w:t>
+            </w:r>
+          </w:p>
+        </w:tc>
+        <w:tc>
+          <w:tcPr/>
+          <w:p>
+            <w:pPr>
+              <w:pStyle w:val="Compact"/>
+              <w:jc w:val="right"/>
+            </w:pPr>
+            <w:r>
+              <w:t xml:space="preserve">6e-17</w:t>
+            </w:r>
+          </w:p>
+        </w:tc>
+      </w:tr>
+      <w:tr>
+        <w:tc>
+          <w:tcPr/>
+          <w:p>
+            <w:pPr>
+              <w:pStyle w:val="Compact"/>
+              <w:jc w:val="left"/>
+            </w:pPr>
+            <w:r>
+              <w:t xml:space="preserve">Penmanshiel</w:t>
+            </w:r>
+          </w:p>
+        </w:tc>
+        <w:tc>
+          <w:tcPr/>
+          <w:p>
+            <w:pPr>
+              <w:pStyle w:val="Compact"/>
+              <w:jc w:val="left"/>
+            </w:pPr>
+            <w:r>
+              <w:rPr>
+                <w:rStyle w:val="VerbatimChar"/>
+              </w:rPr>
+              <w:t xml:space="preserve">info:10 → stop:9210 → info:0 → warning:9000</w:t>
+            </w:r>
+          </w:p>
+        </w:tc>
+        <w:tc>
+          <w:tcPr/>
+          <w:p>
+            <w:pPr>
+              <w:pStyle w:val="Compact"/>
+              <w:jc w:val="right"/>
+            </w:pPr>
+            <w:r>
+              <w:t xml:space="preserve">613 min</w:t>
+            </w:r>
+          </w:p>
+        </w:tc>
+        <w:tc>
+          <w:tcPr/>
+          <w:p>
+            <w:pPr>
+              <w:pStyle w:val="Compact"/>
+              <w:jc w:val="right"/>
+            </w:pPr>
+            <w:r>
+              <w:t xml:space="preserve">133 min</w:t>
+            </w:r>
+          </w:p>
+        </w:tc>
+        <w:tc>
+          <w:tcPr/>
+          <w:p>
+            <w:pPr>
+              <w:pStyle w:val="Compact"/>
+              <w:jc w:val="right"/>
+            </w:pPr>
+            <w:r>
+              <w:t xml:space="preserve">129/442</w:t>
+            </w:r>
+          </w:p>
+        </w:tc>
+        <w:tc>
+          <w:tcPr/>
+          <w:p>
+            <w:pPr>
+              <w:pStyle w:val="Compact"/>
+              <w:jc w:val="right"/>
+            </w:pPr>
+            <w:r>
+              <w:t xml:space="preserve">0/133</w:t>
+            </w:r>
+          </w:p>
+        </w:tc>
+        <w:tc>
+          <w:tcPr/>
+          <w:p>
+            <w:pPr>
+              <w:pStyle w:val="Compact"/>
+              <w:jc w:val="right"/>
+            </w:pPr>
+            <w:r>
+              <w:t xml:space="preserve">2e-15</w:t>
+            </w:r>
+          </w:p>
+        </w:tc>
+      </w:tr>
+    </w:tbl>
+    <w:p>
+      <w:pPr>
+        <w:pStyle w:val="BodyText"/>
+      </w:pPr>
+      <w:r>
+        <w:t xml:space="preserve">Unlike the co-located bursts, these chains unfold over tens of minutes</w:t>
+      </w:r>
+      <w:r>
+        <w:t xml:space="preserve"> </w:t>
+      </w:r>
+      <w:r>
+        <w:t xml:space="preserve">to ten hours and complete a median two-to-four hours before the</w:t>
+      </w:r>
+      <w:r>
+        <w:t xml:space="preserve"> </w:t>
+      </w:r>
+      <w:r>
+        <w:t xml:space="preserve">outage, so they are the operationally actionable signatures: a</w:t>
+      </w:r>
+      <w:r>
+        <w:t xml:space="preserve"> </w:t>
+      </w:r>
+      <w:r>
+        <w:t xml:space="preserve">generator-fan overload on Kelmarsh is preceded by a stop, a status</w:t>
+      </w:r>
+      <w:r>
+        <w:t xml:space="preserve"> </w:t>
+      </w:r>
+      <w:r>
+        <w:t xml:space="preserve">code, and then the fan warning over roughly an hour, three hours</w:t>
+      </w:r>
+      <w:r>
+        <w:t xml:space="preserve"> </w:t>
+      </w:r>
+      <w:r>
+        <w:t xml:space="preserve">ahead of the forced outage. The chain lift equals the inference-half</w:t>
+      </w:r>
+      <w:r>
+        <w:t xml:space="preserve"> </w:t>
+      </w:r>
+      <w:r>
+        <w:t xml:space="preserve">ceiling (all controls clean) at the 2:1 case:control ratio these 24h</w:t>
+      </w:r>
+      <w:r>
+        <w:t xml:space="preserve"> </w:t>
+      </w:r>
+      <w:r>
+        <w:t xml:space="preserve">windows produce.</w:t>
+      </w:r>
+    </w:p>
+    <w:p>
+      <w:pPr>
+        <w:pStyle w:val="BodyText"/>
+      </w:pPr>
+      <w:r>
+        <w:rPr>
+          <w:b/>
+          <w:bCs/>
+        </w:rPr>
+        <w:t xml:space="preserve">Cross-farm transfer.</w:t>
+      </w:r>
+      <w:r>
+        <w:t xml:space="preserve"> </w:t>
+      </w:r>
+      <w:r>
+        <w:t xml:space="preserve">Learning the precursor rule on one farm and</w:t>
+      </w:r>
+      <w:r>
+        <w:t xml:space="preserve"> </w:t>
+      </w:r>
+      <w:r>
+        <w:t xml:space="preserve">replaying it, unchanged, on the other (shared Senvion code vocabulary)</w:t>
+      </w:r>
+      <w:r>
+        <w:t xml:space="preserve"> </w:t>
+      </w:r>
+      <w:r>
+        <w:t xml:space="preserve">transfers asymmetrically: a Kelmarsh-trained rule detects 95% of</w:t>
+      </w:r>
+      <w:r>
+        <w:t xml:space="preserve"> </w:t>
+      </w:r>
+      <w:r>
+        <w:t xml:space="preserve">Penmanshiel forced outages (median lead 72 min), while a</w:t>
+      </w:r>
+      <w:r>
+        <w:t xml:space="preserve"> </w:t>
+      </w:r>
+      <w:r>
+        <w:t xml:space="preserve">Penmanshiel-trained rule detects 50% of Kelmarsh outages; the</w:t>
+      </w:r>
+      <w:r>
+        <w:t xml:space="preserve"> </w:t>
+      </w:r>
+      <w:r>
+        <w:t xml:space="preserve">generator-fan code 2650 is among the precursors shared by both farms.</w:t>
+      </w:r>
+      <w:r>
+        <w:t xml:space="preserve"> </w:t>
+      </w:r>
+      <w:r>
+        <w:t xml:space="preserve">The generator-fan family transfers; the Penmanshiel safety-system 9000</w:t>
+      </w:r>
+      <w:r>
+        <w:t xml:space="preserve"> </w:t>
+      </w:r>
+      <w:r>
+        <w:t xml:space="preserve">family, tied to that site’s 2016 commissioning phase, does not, which</w:t>
+      </w:r>
+      <w:r>
+        <w:t xml:space="preserve"> </w:t>
+      </w:r>
+      <w:r>
+        <w:t xml:space="preserve">is consistent with the boundary condition stated in §8.</w:t>
+      </w:r>
+    </w:p>
+    <w:p>
+      <w:pPr>
+        <w:pStyle w:val="BodyText"/>
+      </w:pPr>
+      <w:r>
+        <w:rPr>
+          <w:b/>
+          <w:bCs/>
+        </w:rPr>
+        <w:t xml:space="preserve">Cluster-aware validation.</w:t>
+      </w:r>
+      <w:r>
+        <w:t xml:space="preserve"> </w:t>
+      </w:r>
+      <w:r>
+        <w:t xml:space="preserve">Each wind farm has only a handful of</w:t>
+      </w:r>
+      <w:r>
+        <w:t xml:space="preserve"> </w:t>
+      </w:r>
+      <w:r>
+        <w:t xml:space="preserve">turbines, so the hundreds of windows they generate are clustered and</w:t>
+      </w:r>
+      <w:r>
+        <w:t xml:space="preserve"> </w:t>
+      </w:r>
+      <w:r>
+        <w:t xml:space="preserve">the window-level hypergeometric q-values overstate the population-level</w:t>
+      </w:r>
+      <w:r>
+        <w:t xml:space="preserve"> </w:t>
+      </w:r>
+      <w:r>
+        <w:t xml:space="preserve">evidence. We therefore validate the precursor signatures (pure warning</w:t>
+      </w:r>
+      <w:r>
+        <w:t xml:space="preserve"> </w:t>
+      </w:r>
+      <w:r>
+        <w:t xml:space="preserve">and info-to-stop patterns, with prior</w:t>
+      </w:r>
+      <w:r>
+        <w:t xml:space="preserve"> </w:t>
+      </w:r>
+      <w:r>
+        <w:rPr>
+          <w:rStyle w:val="VerbatimChar"/>
+        </w:rPr>
+        <w:t xml:space="preserve">terminal_failure</w:t>
+      </w:r>
+      <w:r>
+        <w:t xml:space="preserve"> </w:t>
+      </w:r>
+      <w:r>
+        <w:t xml:space="preserve">tokens</w:t>
+      </w:r>
+      <w:r>
+        <w:t xml:space="preserve"> </w:t>
+      </w:r>
+      <w:r>
+        <w:t xml:space="preserve">excluded) with two entity-respecting tests on the inference half. A</w:t>
+      </w:r>
+      <w:r>
+        <w:t xml:space="preserve"> </w:t>
+      </w:r>
+      <w:r>
+        <w:rPr>
+          <w:b/>
+          <w:bCs/>
+        </w:rPr>
+        <w:t xml:space="preserve">within-turbine label permutation</w:t>
+      </w:r>
+      <w:r>
+        <w:t xml:space="preserve"> </w:t>
+      </w:r>
+      <w:r>
+        <w:t xml:space="preserve">(2,000 permutations that shuffle</w:t>
+      </w:r>
+      <w:r>
+        <w:t xml:space="preserve"> </w:t>
+      </w:r>
+      <w:r>
+        <w:t xml:space="preserve">the failure/control label within each turbine, preserving its clustering</w:t>
+      </w:r>
+      <w:r>
+        <w:t xml:space="preserve"> </w:t>
+      </w:r>
+      <w:r>
+        <w:t xml:space="preserve">and case/control counts) leaves every one of the top 12 precursor</w:t>
+      </w:r>
+      <w:r>
+        <w:t xml:space="preserve"> </w:t>
+      </w:r>
+      <w:r>
+        <w:t xml:space="preserve">signatures significant on both farms after BY correction (permutation</w:t>
+      </w:r>
+      <w:r>
+        <w:t xml:space="preserve"> </w:t>
+      </w:r>
+      <w:r>
+        <w:t xml:space="preserve">q = 0.0016, the floor at 2,000 permutations). A</w:t>
+      </w:r>
+      <w:r>
+        <w:t xml:space="preserve"> </w:t>
+      </w:r>
+      <w:r>
+        <w:rPr>
+          <w:b/>
+          <w:bCs/>
+        </w:rPr>
+        <w:t xml:space="preserve">leave-one-turbine-out</w:t>
+      </w:r>
+      <w:r>
+        <w:t xml:space="preserve"> </w:t>
+      </w:r>
+      <w:r>
+        <w:t xml:space="preserve">check finds every one of those signatures still enriched in all held-out</w:t>
+      </w:r>
+      <w:r>
+        <w:t xml:space="preserve"> </w:t>
+      </w:r>
+      <w:r>
+        <w:t xml:space="preserve">folds (3/3 turbines on Kelmarsh, 5/5 on Penmanshiel). Cross-turbine</w:t>
+      </w:r>
+      <w:r>
+        <w:t xml:space="preserve"> </w:t>
+      </w:r>
+      <w:r>
+        <w:t xml:space="preserve">consistency, not a small window-level p-value, is the load-bearing</w:t>
+      </w:r>
+      <w:r>
+        <w:t xml:space="preserve"> </w:t>
+      </w:r>
+      <w:r>
+        <w:t xml:space="preserve">evidence here.</w:t>
+      </w:r>
+    </w:p>
+    <w:p>
+      <w:pPr>
+        <w:pStyle w:val="BodyText"/>
+      </w:pPr>
+      <w:r>
+        <w:rPr>
+          <w:b/>
+          <w:bCs/>
+        </w:rPr>
+        <w:t xml:space="preserve">Prospective alarm replay.</w:t>
+      </w:r>
+      <w:r>
+        <w:t xml:space="preserve"> </w:t>
+      </w:r>
+      <w:r>
+        <w:t xml:space="preserve">To measure deployment value directly</w:t>
+      </w:r>
+      <w:r>
+        <w:t xml:space="preserve"> </w:t>
+      </w:r>
+      <w:r>
+        <w:t xml:space="preserve">rather than infer it from an assumed base rate, we replay each turbine</w:t>
+      </w:r>
+      <w:r>
+        <w:t xml:space="preserve"> </w:t>
+      </w:r>
+      <w:r>
+        <w:t xml:space="preserve">chronologically. A precursor rule (the non-terminal codes whose firing</w:t>
+      </w:r>
+      <w:r>
+        <w:t xml:space="preserve"> </w:t>
+      </w:r>
+      <w:r>
+        <w:t xml:space="preserve">is followed by a forced outage within 24h at more than three times the</w:t>
+      </w:r>
+      <w:r>
+        <w:t xml:space="preserve"> </w:t>
+      </w:r>
+      <w:r>
+        <w:t xml:space="preserve">per-firing base rate) is learned only from the other turbines, then</w:t>
+      </w:r>
+      <w:r>
+        <w:t xml:space="preserve"> </w:t>
+      </w:r>
+      <w:r>
+        <w:t xml:space="preserve">applied to the held-out turbine’s real event stream with a 24h alarm</w:t>
+      </w:r>
+      <w:r>
+        <w:t xml:space="preserve"> </w:t>
+      </w:r>
+      <w:r>
+        <w:t xml:space="preserve">cooldown; an alarm is a true positive if a forced outage follows within</w:t>
+      </w:r>
+      <w:r>
+        <w:t xml:space="preserve"> </w:t>
+      </w:r>
+      <w:r>
+        <w:t xml:space="preserve">24h. The two farms occupy two operating points. On</w:t>
+      </w:r>
+      <w:r>
+        <w:t xml:space="preserve"> </w:t>
+      </w:r>
+      <w:r>
+        <w:rPr>
+          <w:b/>
+          <w:bCs/>
+        </w:rPr>
+        <w:t xml:space="preserve">Kelmarsh the rule</w:t>
+      </w:r>
+      <w:r>
+        <w:rPr>
+          <w:b/>
+          <w:bCs/>
+        </w:rPr>
+        <w:t xml:space="preserve"> </w:t>
+      </w:r>
+      <w:r>
+        <w:rPr>
+          <w:b/>
+          <w:bCs/>
+        </w:rPr>
+        <w:t xml:space="preserve">detects 457 of 482 forced outages (recall 0.95) at a median lead of</w:t>
+      </w:r>
+      <w:r>
+        <w:rPr>
+          <w:b/>
+          <w:bCs/>
+        </w:rPr>
+        <w:t xml:space="preserve"> </w:t>
+      </w:r>
+      <w:r>
+        <w:rPr>
+          <w:b/>
+          <w:bCs/>
+        </w:rPr>
+        <w:t xml:space="preserve">3.3 hours</w:t>
+      </w:r>
+      <w:r>
+        <w:t xml:space="preserve"> </w:t>
+      </w:r>
+      <w:r>
+        <w:t xml:space="preserve">(68% of detections at least 1h early, 43% at least 6h),</w:t>
+      </w:r>
+      <w:r>
+        <w:t xml:space="preserve"> </w:t>
+      </w:r>
+      <w:r>
+        <w:t xml:space="preserve">at precision 0.20 and 2.7 false alarms per turbine-month. On</w:t>
+      </w:r>
+      <w:r>
+        <w:t xml:space="preserve"> </w:t>
+      </w:r>
+      <w:r>
+        <w:rPr>
+          <w:b/>
+          <w:bCs/>
+        </w:rPr>
+        <w:t xml:space="preserve">Penmanshiel it runs at precision 0.78 and 0.31 false alarms per</w:t>
+      </w:r>
+      <w:r>
+        <w:rPr>
+          <w:b/>
+          <w:bCs/>
+        </w:rPr>
+        <w:t xml:space="preserve"> </w:t>
+      </w:r>
+      <w:r>
+        <w:rPr>
+          <w:b/>
+          <w:bCs/>
+        </w:rPr>
+        <w:t xml:space="preserve">turbine-month</w:t>
+      </w:r>
+      <w:r>
+        <w:t xml:space="preserve">, detecting half the outages (recall 0.50) at a shorter</w:t>
+      </w:r>
+      <w:r>
+        <w:t xml:space="preserve"> </w:t>
+      </w:r>
+      <w:r>
+        <w:t xml:space="preserve">median lead of 5.7 minutes. This is a measured prospective result: the</w:t>
+      </w:r>
+      <w:r>
+        <w:t xml:space="preserve"> </w:t>
+      </w:r>
+      <w:r>
+        <w:t xml:space="preserve">Kelmarsh generator-fan cascade gives hours of actionable warning at a</w:t>
+      </w:r>
+      <w:r>
+        <w:t xml:space="preserve"> </w:t>
+      </w:r>
+      <w:r>
+        <w:t xml:space="preserve">tolerable alarm burden, while the Penmanshiel safety-system cascade is</w:t>
+      </w:r>
+      <w:r>
+        <w:t xml:space="preserve"> </w:t>
+      </w:r>
+      <w:r>
+        <w:t xml:space="preserve">precise but fires close to the outage.</w:t>
+      </w:r>
+    </w:p>
+    <w:bookmarkEnd w:id="52"/>
+    <w:bookmarkStart w:id="53" w:name="Xae0c354666545c52f18ecbdee1c0773e2af72f4"/>
+    <w:p>
+      <w:pPr>
+        <w:pStyle w:val="Heading3"/>
+      </w:pPr>
+      <w:r>
+        <w:t xml:space="preserve">6.5 Baseline comparison and closed-signature deduplication</w:t>
+      </w:r>
+    </w:p>
+    <w:p>
+      <w:pPr>
+        <w:pStyle w:val="FirstParagraph"/>
+      </w:pPr>
+      <w:r>
+        <w:t xml:space="preserve">The lift-4.00 zero-control rows above are benchmarked against three</w:t>
+      </w:r>
+      <w:r>
+        <w:t xml:space="preserve"> </w:t>
+      </w:r>
+      <w:r>
+        <w:t xml:space="preserve">baselines, each evaluated on the same entity-disjoint inference half:</w:t>
+      </w:r>
+    </w:p>
+    <w:p>
+      <w:pPr>
+        <w:pStyle w:val="Compact"/>
+        <w:numPr>
+          <w:ilvl w:val="0"/>
+          <w:numId w:val="1004"/>
+        </w:numPr>
+      </w:pPr>
+      <w:r>
+        <w:rPr>
+          <w:b/>
+          <w:bCs/>
+        </w:rPr>
+        <w:t xml:space="preserve">most-recent-event indicator</w:t>
+      </w:r>
+      <w:r>
+        <w:t xml:space="preserve">: raise an alarm whenever the</w:t>
+      </w:r>
+      <w:r>
+        <w:t xml:space="preserve"> </w:t>
+      </w:r>
+      <w:r>
+        <w:t xml:space="preserve">last event on the entity is one of the top-5 fail-anchoring</w:t>
+      </w:r>
+      <w:r>
+        <w:t xml:space="preserve"> </w:t>
+      </w:r>
+      <w:r>
+        <w:t xml:space="preserve">event types on the discovery half.</w:t>
+      </w:r>
+    </w:p>
+    <w:p>
+      <w:pPr>
+        <w:pStyle w:val="Compact"/>
+        <w:numPr>
+          <w:ilvl w:val="0"/>
+          <w:numId w:val="1004"/>
+        </w:numPr>
+      </w:pPr>
+      <w:r>
+        <w:rPr>
+          <w:b/>
+          <w:bCs/>
+        </w:rPr>
+        <w:t xml:space="preserve">mined-itemset rule</w:t>
+      </w:r>
+      <w:r>
+        <w:t xml:space="preserve"> </w:t>
+      </w:r>
+      <w:r>
+        <w:t xml:space="preserve">(the paper’s method): raise an alarm</w:t>
+      </w:r>
+      <w:r>
+        <w:t xml:space="preserve"> </w:t>
+      </w:r>
+      <w:r>
+        <w:t xml:space="preserve">whenever the window contains any BY-significant discovery-half</w:t>
+      </w:r>
+      <w:r>
+        <w:t xml:space="preserve"> </w:t>
+      </w:r>
+      <w:r>
+        <w:t xml:space="preserve">itemset, excluding same-time terminal markers.</w:t>
+      </w:r>
+    </w:p>
+    <w:p>
+      <w:pPr>
+        <w:pStyle w:val="Compact"/>
+        <w:numPr>
+          <w:ilvl w:val="0"/>
+          <w:numId w:val="1004"/>
+        </w:numPr>
+      </w:pPr>
+      <w:r>
+        <w:rPr>
+          <w:b/>
+          <w:bCs/>
+        </w:rPr>
+        <w:t xml:space="preserve">event-count threshold</w:t>
+      </w:r>
+      <w:r>
+        <w:t xml:space="preserve">: raise an alarm whenever the window’s</w:t>
+      </w:r>
+      <w:r>
+        <w:t xml:space="preserve"> </w:t>
+      </w:r>
+      <w:r>
+        <w:t xml:space="preserve">event count exceeds the median count of discovery-half failure</w:t>
+      </w:r>
+      <w:r>
+        <w:t xml:space="preserve"> </w:t>
+      </w:r>
+      <w:r>
+        <w:t xml:space="preserve">windows.</w:t>
+      </w:r>
+    </w:p>
+    <w:p>
+      <w:pPr>
+        <w:pStyle w:val="TableCaption"/>
+      </w:pPr>
+      <w:r>
+        <w:rPr>
+          <w:b/>
+          <w:bCs/>
+        </w:rPr>
+        <w:t xml:space="preserve">Table 8.</w:t>
+      </w:r>
+      <w:r>
+        <w:t xml:space="preserve"> </w:t>
+      </w:r>
+      <w:r>
+        <w:t xml:space="preserve">Baseline comparison on the wind farms: the mined-itemset rule against most-recent-event and event-count baselines.</w:t>
+      </w:r>
+    </w:p>
+    <w:tbl>
+      <w:tblPr>
+        <w:tblStyle w:val="Table"/>
+        <w:tblW w:type="pct" w:w="5000"/>
+        <w:tblLayout w:type="fixed"/>
+        <w:tblLook w:firstRow="1" w:lastRow="0" w:firstColumn="0" w:lastColumn="0" w:noHBand="0" w:noVBand="0" w:val="0020"/>
+        <w:tblCaption w:val="Table 8. Baseline comparison on the wind farms: the mined-itemset rule against most-recent-event and event-count baselines."/>
       </w:tblPr>
       <w:tblGrid>
         <w:gridCol w:w="1536"/>
@@ -13794,7 +14556,7 @@
         <w:t xml:space="preserve"> </w:t>
       </w:r>
       <w:r>
-        <w:t xml:space="preserve">numbers of Table 7 cannot be read directly as the operational posterior</w:t>
+        <w:t xml:space="preserve">numbers of Table 8 cannot be read directly as the operational posterior</w:t>
       </w:r>
       <w:r>
         <w:t xml:space="preserve"> </w:t>
@@ -13830,7 +14592,7 @@
         <w:t xml:space="preserve"> </w:t>
       </w:r>
       <w:r>
-        <w:t xml:space="preserve">farm), giving the scenario PPV each rule delivers under an assumed 1% deployment prevalence (Table 8):</w:t>
+        <w:t xml:space="preserve">farm), giving the scenario PPV each rule delivers under an assumed 1% deployment prevalence (Table 9):</w:t>
       </w:r>
     </w:p>
     <w:p>
@@ -13842,7 +14604,7 @@
           <w:b/>
           <w:bCs/>
         </w:rPr>
-        <w:t xml:space="preserve">Table 8.</w:t>
+        <w:t xml:space="preserve">Table 9.</w:t>
       </w:r>
       <w:r>
         <w:t xml:space="preserve"> </w:t>
@@ -13857,7 +14619,7 @@
         <w:tblW w:type="pct" w:w="5000"/>
         <w:tblLayout w:type="fixed"/>
         <w:tblLook w:firstRow="1" w:lastRow="0" w:firstColumn="0" w:lastColumn="0" w:noHBand="0" w:noVBand="0" w:val="0020"/>
-        <w:tblCaption w:val="Table 8. Calibrated positive predictive value at the sample and operational base rates."/>
+        <w:tblCaption w:val="Table 9. Calibrated positive predictive value at the sample and operational base rates."/>
       </w:tblPr>
       <w:tblGrid>
         <w:gridCol w:w="1131"/>
@@ -14335,7 +15097,7 @@
         <w:t xml:space="preserve"> </w:t>
       </w:r>
       <w:r>
-        <w:t xml:space="preserve">(Table 9).</w:t>
+        <w:t xml:space="preserve">(Table 10).</w:t>
       </w:r>
     </w:p>
     <w:p>
@@ -14347,7 +15109,7 @@
           <w:b/>
           <w:bCs/>
         </w:rPr>
-        <w:t xml:space="preserve">Table 9.</w:t>
+        <w:t xml:space="preserve">Table 10.</w:t>
       </w:r>
       <w:r>
         <w:t xml:space="preserve"> </w:t>
@@ -14362,7 +15124,7 @@
         <w:tblW w:type="pct" w:w="5000"/>
         <w:tblLayout w:type="fixed"/>
         <w:tblLook w:firstRow="1" w:lastRow="0" w:firstColumn="0" w:lastColumn="0" w:noHBand="0" w:noVBand="0" w:val="0020"/>
-        <w:tblCaption w:val="Table 9. Top Azure PdM signatures on the inference half."/>
+        <w:tblCaption w:val="Table 10. Top Azure PdM signatures on the inference half."/>
       </w:tblPr>
       <w:tblGrid>
         <w:gridCol w:w="1080"/>
@@ -15028,7 +15790,7 @@
         <w:t xml:space="preserve"> </w:t>
       </w:r>
       <w:r>
-        <w:t xml:space="preserve">(Table 10).</w:t>
+        <w:t xml:space="preserve">(Table 11).</w:t>
       </w:r>
     </w:p>
     <w:p>
@@ -15040,7 +15802,7 @@
           <w:b/>
           <w:bCs/>
         </w:rPr>
-        <w:t xml:space="preserve">Table 10.</w:t>
+        <w:t xml:space="preserve">Table 11.</w:t>
       </w:r>
       <w:r>
         <w:t xml:space="preserve"> </w:t>
@@ -15054,7 +15816,7 @@
         <w:tblStyle w:val="Table"/>
         <w:tblW w:type="auto" w:w="0"/>
         <w:tblLook w:firstRow="1" w:lastRow="0" w:firstColumn="0" w:lastColumn="0" w:noHBand="0" w:noVBand="0" w:val="0020"/>
-        <w:tblCaption w:val="Table 10. Top Alibaba cluster-trace signatures on the inference half."/>
+        <w:tblCaption w:val="Table 11. Top Alibaba cluster-trace signatures on the inference half."/>
       </w:tblPr>
       <w:tblGrid>
         <w:gridCol w:w="1320"/>
@@ -15522,7 +16284,7 @@
         <w:t xml:space="preserve"> </w:t>
       </w:r>
       <w:r>
-        <w:t xml:space="preserve">with full confidence intervals in Table 13. The headline signature</w:t>
+        <w:t xml:space="preserve">with full confidence intervals in Table 14. The headline signature</w:t>
       </w:r>
       <w:r>
         <w:t xml:space="preserve"> </w:t>
@@ -15947,7 +16709,7 @@
         <w:t xml:space="preserve"> </w:t>
       </w:r>
       <w:r>
-        <w:t xml:space="preserve">hypergeometric p-values and BH / BY correction). Table 11 covers the</w:t>
+        <w:t xml:space="preserve">hypergeometric p-values and BH / BY correction). Table 12 covers the</w:t>
       </w:r>
       <w:r>
         <w:t xml:space="preserve"> </w:t>
@@ -15989,7 +16751,7 @@
           <w:b/>
           <w:bCs/>
         </w:rPr>
-        <w:t xml:space="preserve">Table 11.</w:t>
+        <w:t xml:space="preserve">Table 12.</w:t>
       </w:r>
       <w:r>
         <w:t xml:space="preserve"> </w:t>
@@ -16004,7 +16766,7 @@
         <w:tblW w:type="pct" w:w="5000"/>
         <w:tblLayout w:type="fixed"/>
         <w:tblLook w:firstRow="1" w:lastRow="0" w:firstColumn="0" w:lastColumn="0" w:noHBand="0" w:noVBand="0" w:val="0020"/>
-        <w:tblCaption w:val="Table 11. Post-selection-valid itemset significance by trace and horizon on the discovery/inference split."/>
+        <w:tblCaption w:val="Table 12. Post-selection-valid itemset significance by trace and horizon on the discovery/inference split."/>
       </w:tblPr>
       <w:tblGrid>
         <w:gridCol w:w="828"/>
@@ -17355,7 +18117,7 @@
         <w:t xml:space="preserve"> </w:t>
       </w:r>
       <w:r>
-        <w:t xml:space="preserve">all sequences tested at each horizon (Table 12).</w:t>
+        <w:t xml:space="preserve">all sequences tested at each horizon (Table 13).</w:t>
       </w:r>
     </w:p>
     <w:p>
@@ -17367,7 +18129,7 @@
           <w:b/>
           <w:bCs/>
         </w:rPr>
-        <w:t xml:space="preserve">Table 12.</w:t>
+        <w:t xml:space="preserve">Table 13.</w:t>
       </w:r>
       <w:r>
         <w:t xml:space="preserve"> </w:t>
@@ -17382,7 +18144,7 @@
         <w:tblW w:type="pct" w:w="5000"/>
         <w:tblLayout w:type="fixed"/>
         <w:tblLook w:firstRow="1" w:lastRow="0" w:firstColumn="0" w:lastColumn="0" w:noHBand="0" w:noVBand="0" w:val="0020"/>
-        <w:tblCaption w:val="Table 12. Post-selection-valid sequence significance by trace and horizon."/>
+        <w:tblCaption w:val="Table 13. Post-selection-valid sequence significance by trace and horizon."/>
       </w:tblPr>
       <w:tblGrid>
         <w:gridCol w:w="727"/>
@@ -19155,7 +19917,7 @@
           <w:b/>
           <w:bCs/>
         </w:rPr>
-        <w:t xml:space="preserve">Table 13.</w:t>
+        <w:t xml:space="preserve">Table 14.</w:t>
       </w:r>
       <w:r>
         <w:t xml:space="preserve"> </w:t>
@@ -19170,7 +19932,7 @@
         <w:tblW w:type="pct" w:w="5000"/>
         <w:tblLayout w:type="fixed"/>
         <w:tblLook w:firstRow="1" w:lastRow="0" w:firstColumn="0" w:lastColumn="0" w:noHBand="0" w:noVBand="0" w:val="0020"/>
-        <w:tblCaption w:val="Table 13. Top five SCANIA Component X signatures by matched hazard ratio, selected on the discovery half and estimated on the disjoint inference half with 95% confidence intervals."/>
+        <w:tblCaption w:val="Table 14. Top five SCANIA Component X signatures by matched hazard ratio, selected on the discovery half and estimated on the disjoint inference half with 95% confidence intervals."/>
       </w:tblPr>
       <w:tblGrid>
         <w:gridCol w:w="950"/>
@@ -19585,7 +20347,7 @@
           <w:b/>
           <w:bCs/>
         </w:rPr>
-        <w:t xml:space="preserve">pooled 2×2 analysis (Table 14) inflates the effect</w:t>
+        <w:t xml:space="preserve">pooled 2×2 analysis (Table 15) inflates the effect</w:t>
       </w:r>
       <w:r>
         <w:t xml:space="preserve"> </w:t>
@@ -19772,13 +20534,13 @@
           <w:b/>
           <w:bCs/>
         </w:rPr>
-        <w:t xml:space="preserve">Table 14.</w:t>
-      </w:r>
-      <w:r>
-        <w:t xml:space="preserve"> </w:t>
-      </w:r>
-      <w:r>
-        <w:t xml:space="preserve">Pooled 2x2 odds ratios for the same SCANIA signatures, superseded by the matched estimates in Table 13.</w:t>
+        <w:t xml:space="preserve">Table 15.</w:t>
+      </w:r>
+      <w:r>
+        <w:t xml:space="preserve"> </w:t>
+      </w:r>
+      <w:r>
+        <w:t xml:space="preserve">Pooled 2x2 odds ratios for the same SCANIA signatures, superseded by the matched estimates in Table 14.</w:t>
       </w:r>
     </w:p>
     <w:tbl>
@@ -19787,7 +20549,7 @@
         <w:tblW w:type="pct" w:w="5000"/>
         <w:tblLayout w:type="fixed"/>
         <w:tblLook w:firstRow="1" w:lastRow="0" w:firstColumn="0" w:lastColumn="0" w:noHBand="0" w:noVBand="0" w:val="0020"/>
-        <w:tblCaption w:val="Table 14. Pooled 2x2 odds ratios for the same SCANIA signatures, superseded by the matched estimates in Table 13."/>
+        <w:tblCaption w:val="Table 15. Pooled 2x2 odds ratios for the same SCANIA signatures, superseded by the matched estimates in Table 14."/>
       </w:tblPr>
       <w:tblGrid>
         <w:gridCol w:w="894"/>
@@ -20497,7 +21259,7 @@
         <w:pStyle w:val="BodyText"/>
       </w:pPr>
       <w:r>
-        <w:t xml:space="preserve">Top-200 sequences per horizon (Table 15):</w:t>
+        <w:t xml:space="preserve">Top-200 sequences per horizon (Table 16):</w:t>
       </w:r>
     </w:p>
     <w:p>
@@ -20509,7 +21271,7 @@
           <w:b/>
           <w:bCs/>
         </w:rPr>
-        <w:t xml:space="preserve">Table 15.</w:t>
+        <w:t xml:space="preserve">Table 16.</w:t>
       </w:r>
       <w:r>
         <w:t xml:space="preserve"> </w:t>
@@ -20524,7 +21286,7 @@
         <w:tblW w:type="pct" w:w="5000"/>
         <w:tblLayout w:type="fixed"/>
         <w:tblLook w:firstRow="1" w:lastRow="0" w:firstColumn="0" w:lastColumn="0" w:noHBand="0" w:noVBand="0" w:val="0020"/>
-        <w:tblCaption w:val="Table 15. Full-sequence-dominant versus subpart-dominant predictive sequences by trace."/>
+        <w:tblCaption w:val="Table 16. Full-sequence-dominant versus subpart-dominant predictive sequences by trace."/>
       </w:tblPr>
       <w:tblGrid>
         <w:gridCol w:w="1018"/>

--- a/docs/paper.docx
+++ b/docs/paper.docx
@@ -9107,19 +9107,7 @@
         <w:t xml:space="preserve"> </w:t>
       </w:r>
       <w:r>
-        <w:t xml:space="preserve">within-window order. On the two boundary traces neither increment</w:t>
-      </w:r>
-      <w:r>
-        <w:t xml:space="preserve"> </w:t>
-      </w:r>
-      <w:r>
-        <w:t xml:space="preserve">combines with a presence effect large enough to lift prediction off</w:t>
-      </w:r>
-      <w:r>
-        <w:t xml:space="preserve"> </w:t>
-      </w:r>
-      <w:r>
-        <w:t xml:space="preserve">the floor.</w:t>
+        <w:t xml:space="preserve">within-window order.</w:t>
       </w:r>
     </w:p>
     <w:p>
@@ -9127,13 +9115,129 @@
         <w:pStyle w:val="BodyText"/>
       </w:pPr>
       <w:r>
+        <w:t xml:space="preserve">An increment channel is only meaningful when it sits on a presence</w:t>
+      </w:r>
+      <w:r>
+        <w:t xml:space="preserve"> </w:t>
+      </w:r>
+      <w:r>
+        <w:t xml:space="preserve">base that itself clears the floor: a channel CI that excludes zero on</w:t>
+      </w:r>
+      <w:r>
+        <w:t xml:space="preserve"> </w:t>
+      </w:r>
+      <w:r>
+        <w:t xml:space="preserve">top of a floor-level presence effect moves a near-chance prediction to</w:t>
+      </w:r>
+      <w:r>
+        <w:t xml:space="preserve"> </w:t>
+      </w:r>
+      <w:r>
+        <w:t xml:space="preserve">a slightly-less-near-chance prediction, not a usable signal. BGL</w:t>
+      </w:r>
+      <w:r>
+        <w:t xml:space="preserve"> </w:t>
+      </w:r>
+      <w:r>
+        <w:t xml:space="preserve">illustrates this. Its order increment is +0.024 with a CI that</w:t>
+      </w:r>
+      <w:r>
+        <w:t xml:space="preserve"> </w:t>
+      </w:r>
+      <w:r>
+        <w:t xml:space="preserve">excludes zero, numerically like Azure’s, but its presence effect is</w:t>
+      </w:r>
+      <w:r>
+        <w:t xml:space="preserve"> </w:t>
+      </w:r>
+      <w:r>
+        <w:t xml:space="preserve">negative (-0.015) and its total AUROC never leaves 0.48 to 0.51, so</w:t>
+      </w:r>
+      <w:r>
+        <w:t xml:space="preserve"> </w:t>
+      </w:r>
+      <w:r>
+        <w:t xml:space="preserve">the order channel has no base to build on. SCANIA shows the opposite</w:t>
+      </w:r>
+      <w:r>
+        <w:t xml:space="preserve"> </w:t>
+      </w:r>
+      <w:r>
+        <w:t xml:space="preserve">failure: a significantly negative order increment (-0.075), meaning</w:t>
+      </w:r>
+      <w:r>
+        <w:t xml:space="preserve"> </w:t>
+      </w:r>
+      <w:r>
+        <w:t xml:space="preserve">bigram features actively hurt once counts are included, on a presence</w:t>
+      </w:r>
+      <w:r>
+        <w:t xml:space="preserve"> </w:t>
+      </w:r>
+      <w:r>
+        <w:t xml:space="preserve">base (+0.06) that is itself near the floor. The distinguishing-channel</w:t>
+      </w:r>
+      <w:r>
+        <w:t xml:space="preserve"> </w:t>
+      </w:r>
+      <w:r>
+        <w:t xml:space="preserve">claim is therefore made jointly with the presence base, not from a</w:t>
+      </w:r>
+      <w:r>
+        <w:t xml:space="preserve"> </w:t>
+      </w:r>
+      <w:r>
+        <w:t xml:space="preserve">single CI; only Azure and Alibaba combine a large presence effect with</w:t>
+      </w:r>
+      <w:r>
+        <w:t xml:space="preserve"> </w:t>
+      </w:r>
+      <w:r>
+        <w:t xml:space="preserve">exactly one further channel that excludes zero.</w:t>
+      </w:r>
+    </w:p>
+    <w:p>
+      <w:pPr>
+        <w:pStyle w:val="BodyText"/>
+      </w:pPr>
+      <w:r>
         <w:t xml:space="preserve">Against non-degenerate baselines the mined-pattern features do not win</w:t>
       </w:r>
       <w:r>
         <w:t xml:space="preserve"> </w:t>
       </w:r>
       <w:r>
-        <w:t xml:space="preserve">on raw accuracy, and we do not claim they do. On Azure</w:t>
+        <w:t xml:space="preserve">on raw accuracy, and we do not claim they do. All numbers in this</w:t>
+      </w:r>
+      <w:r>
+        <w:t xml:space="preserve"> </w:t>
+      </w:r>
+      <w:r>
+        <w:t xml:space="preserve">paragraph and in Table 3 come from one internally consistent</w:t>
+      </w:r>
+      <w:r>
+        <w:t xml:space="preserve"> </w:t>
+      </w:r>
+      <w:r>
+        <w:t xml:space="preserve">evaluation pass (the same windows, temporal split, and vocabulary for</w:t>
+      </w:r>
+      <w:r>
+        <w:t xml:space="preserve"> </w:t>
+      </w:r>
+      <w:r>
+        <w:t xml:space="preserve">every representation), which differs slightly from the separate</w:t>
+      </w:r>
+      <w:r>
+        <w:t xml:space="preserve"> </w:t>
+      </w:r>
+      <w:r>
+        <w:t xml:space="preserve">predictive pipeline of Table 2, so its mined-itemset AUROC (0.778 on</w:t>
+      </w:r>
+      <w:r>
+        <w:t xml:space="preserve"> </w:t>
+      </w:r>
+      <w:r>
+        <w:t xml:space="preserve">Azure</w:t>
       </w:r>
       <w:r>
         <w:t xml:space="preserve"> </w:t>
@@ -9145,28 +9249,13 @@
         <w:t xml:space="preserve">last5</w:t>
       </w:r>
       <w:r>
-        <w:t xml:space="preserve"> </w:t>
-      </w:r>
-      <w:r>
-        <w:t xml:space="preserve">a</w:t>
-      </w:r>
-      <w:r>
-        <w:t xml:space="preserve"> </w:t>
-      </w:r>
-      <w:r>
-        <w:t xml:space="preserve">gradient-boosted model on event counts and a binary-bigram logistic</w:t>
-      </w:r>
-      <w:r>
-        <w:t xml:space="preserve"> </w:t>
-      </w:r>
-      <w:r>
-        <w:t xml:space="preserve">regression both reach AUROC 0.845, above the mined-itemset features</w:t>
-      </w:r>
-      <w:r>
-        <w:t xml:space="preserve"> </w:t>
-      </w:r>
-      <w:r>
-        <w:t xml:space="preserve">(0.778); on Alibaba</w:t>
+        <w:t xml:space="preserve">) is not identical to Table 2’s (0.75); the comparison</w:t>
+      </w:r>
+      <w:r>
+        <w:t xml:space="preserve"> </w:t>
+      </w:r>
+      <w:r>
+        <w:t xml:space="preserve">that matters is between representations computed together. On Azure</w:t>
       </w:r>
       <w:r>
         <w:t xml:space="preserve"> </w:t>
@@ -9175,19 +9264,46 @@
         <w:rPr>
           <w:rStyle w:val="VerbatimChar"/>
         </w:rPr>
+        <w:t xml:space="preserve">last5</w:t>
+      </w:r>
+      <w:r>
+        <w:t xml:space="preserve"> </w:t>
+      </w:r>
+      <w:r>
+        <w:t xml:space="preserve">a gradient-boosted model on event counts and a binary-bigram</w:t>
+      </w:r>
+      <w:r>
+        <w:t xml:space="preserve"> </w:t>
+      </w:r>
+      <w:r>
+        <w:t xml:space="preserve">logistic regression both reach AUROC 0.845, above the mined-itemset</w:t>
+      </w:r>
+      <w:r>
+        <w:t xml:space="preserve"> </w:t>
+      </w:r>
+      <w:r>
+        <w:t xml:space="preserve">features (0.778); on Alibaba</w:t>
+      </w:r>
+      <w:r>
+        <w:t xml:space="preserve"> </w:t>
+      </w:r>
+      <w:r>
+        <w:rPr>
+          <w:rStyle w:val="VerbatimChar"/>
+        </w:rPr>
         <w:t xml:space="preserve">last3</w:t>
       </w:r>
       <w:r>
         <w:t xml:space="preserve"> </w:t>
       </w:r>
       <w:r>
-        <w:t xml:space="preserve">the gradient-boosted count model reaches</w:t>
-      </w:r>
-      <w:r>
-        <w:t xml:space="preserve"> </w:t>
-      </w:r>
-      <w:r>
-        <w:t xml:space="preserve">0.883, well above the mined-itemset features (0.695). The recency</w:t>
+        <w:t xml:space="preserve">the gradient-boosted count model</w:t>
+      </w:r>
+      <w:r>
+        <w:t xml:space="preserve"> </w:t>
+      </w:r>
+      <w:r>
+        <w:t xml:space="preserve">reaches 0.883, well above the mined-itemset features (0.695). The recency</w:t>
       </w:r>
       <w:r>
         <w:t xml:space="preserve"> </w:t>
@@ -15720,26 +15836,19 @@
         <w:pStyle w:val="BodyText"/>
       </w:pPr>
       <w:r>
-        <w:t xml:space="preserve">Use:</w:t>
-      </w:r>
-      <w:r>
-        <w:t xml:space="preserve"> </w:t>
-      </w:r>
-      <w:r>
-        <w:rPr>
-          <w:b/>
-          <w:bCs/>
-        </w:rPr>
-        <w:t xml:space="preserve">alarm rule</w:t>
-      </w:r>
-      <w:r>
-        <w:t xml:space="preserve">. Raise a component-replacement work order whenever</w:t>
-      </w:r>
-      <w:r>
-        <w:t xml:space="preserve"> </w:t>
-      </w:r>
-      <w:r>
-        <w:t xml:space="preserve">a machine’s log shows</w:t>
+        <w:t xml:space="preserve">Use (illustrative, on synthetic Azure PdM data): an alarm rule would</w:t>
+      </w:r>
+      <w:r>
+        <w:t xml:space="preserve"> </w:t>
+      </w:r>
+      <w:r>
+        <w:t xml:space="preserve">raise a component-replacement work order whenever a machine’s log</w:t>
+      </w:r>
+      <w:r>
+        <w:t xml:space="preserve"> </w:t>
+      </w:r>
+      <w:r>
+        <w:t xml:space="preserve">shows</w:t>
       </w:r>
       <w:r>
         <w:t xml:space="preserve"> </w:t>
@@ -15754,13 +15863,13 @@
         <w:t xml:space="preserve"> </w:t>
       </w:r>
       <w:r>
-        <w:t xml:space="preserve">within any rolling 24h</w:t>
-      </w:r>
-      <w:r>
-        <w:t xml:space="preserve"> </w:t>
-      </w:r>
-      <w:r>
-        <w:t xml:space="preserve">window; escalate faster if the direction is</w:t>
+        <w:t xml:space="preserve">within any rolling 24h window, escalating</w:t>
+      </w:r>
+      <w:r>
+        <w:t xml:space="preserve"> </w:t>
+      </w:r>
+      <w:r>
+        <w:t xml:space="preserve">faster for the direction</w:t>
       </w:r>
       <w:r>
         <w:t xml:space="preserve"> </w:t>
@@ -15772,7 +15881,13 @@
         <w:t xml:space="preserve">error2 → error3</w:t>
       </w:r>
       <w:r>
-        <w:t xml:space="preserve">.</w:t>
+        <w:t xml:space="preserve">. The near-perfect</w:t>
+      </w:r>
+      <w:r>
+        <w:t xml:space="preserve"> </w:t>
+      </w:r>
+      <w:r>
+        <w:t xml:space="preserve">separation here is partly a property of the synthetic generator.</w:t>
       </w:r>
     </w:p>
     <w:p>
@@ -16156,7 +16271,7 @@
           <w:b/>
           <w:bCs/>
         </w:rPr>
-        <w:t xml:space="preserve">once a Reduce task enters Waiting state, job</w:t>
+        <w:t xml:space="preserve">a Reduce task entering Waiting state is the dominant</w:t>
       </w:r>
       <w:r>
         <w:rPr>
@@ -16170,16 +16285,28 @@
           <w:b/>
           <w:bCs/>
         </w:rPr>
-        <w:t xml:space="preserve">failure risk jumps to near-certain</w:t>
-      </w:r>
-      <w:r>
-        <w:t xml:space="preserve">. Longer patterns add no signal</w:t>
-      </w:r>
-      <w:r>
-        <w:t xml:space="preserve"> </w:t>
-      </w:r>
-      <w:r>
-        <w:t xml:space="preserve">beyond the presence of</w:t>
+        <w:t xml:space="preserve">single marker of subsequent job failure</w:t>
+      </w:r>
+      <w:r>
+        <w:t xml:space="preserve">. The near-certain posterior</w:t>
+      </w:r>
+      <w:r>
+        <w:t xml:space="preserve"> </w:t>
+      </w:r>
+      <w:r>
+        <w:t xml:space="preserve">holds at the 1:3 sample base rate; the operational posterior is lower</w:t>
+      </w:r>
+      <w:r>
+        <w:t xml:space="preserve"> </w:t>
+      </w:r>
+      <w:r>
+        <w:t xml:space="preserve">and base-rate dependent (§6.8). Longer patterns add no signal beyond</w:t>
+      </w:r>
+      <w:r>
+        <w:t xml:space="preserve"> </w:t>
+      </w:r>
+      <w:r>
+        <w:t xml:space="preserve">the presence of</w:t>
       </w:r>
       <w:r>
         <w:t xml:space="preserve"> </w:t>
@@ -16191,7 +16318,7 @@
         <w:t xml:space="preserve">task_waiting:R</w:t>
       </w:r>
       <w:r>
-        <w:t xml:space="preserve">. The count-preserving order</w:t>
+        <w:t xml:space="preserve">, and the count-preserving order</w:t>
       </w:r>
       <w:r>
         <w:t xml:space="preserve"> </w:t>
@@ -16203,13 +16330,7 @@
         <w:t xml:space="preserve"> </w:t>
       </w:r>
       <w:r>
-        <w:t xml:space="preserve">zero after multiplicity control, so the single-marker interpretation</w:t>
-      </w:r>
-      <w:r>
-        <w:t xml:space="preserve"> </w:t>
-      </w:r>
-      <w:r>
-        <w:t xml:space="preserve">is correct.</w:t>
+        <w:t xml:space="preserve">zero after multiplicity control, so the single-marker reading holds.</w:t>
       </w:r>
     </w:p>
     <w:p>
@@ -17949,35 +18070,25 @@
         <w:t xml:space="preserve"> </w:t>
       </w:r>
       <w:r>
-        <w:t xml:space="preserve">signature of every trace is selected in</w:t>
-      </w:r>
-      <w:r>
-        <w:t xml:space="preserve"> </w:t>
-      </w:r>
-      <w:r>
-        <w:rPr>
-          <w:b/>
-          <w:bCs/>
-        </w:rPr>
-        <w:t xml:space="preserve">every</w:t>
-      </w:r>
-      <w:r>
-        <w:t xml:space="preserve"> </w:t>
-      </w:r>
-      <w:r>
-        <w:t xml:space="preserve">split (20/20 on</w:t>
-      </w:r>
-      <w:r>
-        <w:t xml:space="preserve"> </w:t>
-      </w:r>
-      <w:r>
-        <w:t xml:space="preserve">Azure, Alibaba, SCANIA and Kelmarsh; 30/30 on Penmanshiel; 16/20 on</w:t>
-      </w:r>
-      <w:r>
-        <w:t xml:space="preserve"> </w:t>
-      </w:r>
-      <w:r>
-        <w:t xml:space="preserve">BGL), the significant fraction varies only within a narrow band (for</w:t>
+        <w:t xml:space="preserve">signature is selected in every split on five of the six traces (20/20</w:t>
+      </w:r>
+      <w:r>
+        <w:t xml:space="preserve"> </w:t>
+      </w:r>
+      <w:r>
+        <w:t xml:space="preserve">on Azure, Alibaba, SCANIA and Kelmarsh; 30/30 on Penmanshiel) and in</w:t>
+      </w:r>
+      <w:r>
+        <w:t xml:space="preserve"> </w:t>
+      </w:r>
+      <w:r>
+        <w:t xml:space="preserve">16 of 20 splits on BGL, the significant fraction varies only within a</w:t>
+      </w:r>
+      <w:r>
+        <w:t xml:space="preserve"> </w:t>
+      </w:r>
+      <w:r>
+        <w:t xml:space="preserve">narrow band (for</w:t>
       </w:r>
       <w:r>
         <w:t xml:space="preserve"> </w:t>
@@ -22975,19 +23086,25 @@
         <w:t xml:space="preserve"> </w:t>
       </w:r>
       <w:r>
-        <w:t xml:space="preserve">group because the cascade is literally physical: a mechanical wear</w:t>
-      </w:r>
-      <w:r>
-        <w:t xml:space="preserve"> </w:t>
-      </w:r>
-      <w:r>
-        <w:t xml:space="preserve">process generates the intermediate alarm codes that the mining</w:t>
-      </w:r>
-      <w:r>
-        <w:t xml:space="preserve"> </w:t>
-      </w:r>
-      <w:r>
-        <w:t xml:space="preserve">recovers.</w:t>
+        <w:t xml:space="preserve">group because the alarm-code progression is consistent with a</w:t>
+      </w:r>
+      <w:r>
+        <w:t xml:space="preserve"> </w:t>
+      </w:r>
+      <w:r>
+        <w:t xml:space="preserve">physical mechanical-wear cascade that produces the intermediate codes</w:t>
+      </w:r>
+      <w:r>
+        <w:t xml:space="preserve"> </w:t>
+      </w:r>
+      <w:r>
+        <w:t xml:space="preserve">the mining recovers, though the logs alone do not establish the</w:t>
+      </w:r>
+      <w:r>
+        <w:t xml:space="preserve"> </w:t>
+      </w:r>
+      <w:r>
+        <w:t xml:space="preserve">mechanism.</w:t>
       </w:r>
     </w:p>
     <w:p>
@@ -23879,61 +23996,67 @@
         <w:t xml:space="preserve"> </w:t>
       </w:r>
       <w:r>
-        <w:t xml:space="preserve">where a mechanical wear process generates the intermediate alarm</w:t>
-      </w:r>
-      <w:r>
-        <w:t xml:space="preserve"> </w:t>
-      </w:r>
-      <w:r>
-        <w:t xml:space="preserve">codes that terminate as Forced outages, and the mined-itemset rule</w:t>
-      </w:r>
-      <w:r>
-        <w:t xml:space="preserve"> </w:t>
-      </w:r>
-      <w:r>
-        <w:t xml:space="preserve">strictly dominates a most-recent-event baseline. On the two cloud /</w:t>
-      </w:r>
-      <w:r>
-        <w:t xml:space="preserve"> </w:t>
-      </w:r>
-      <w:r>
-        <w:t xml:space="preserve">maintenance traces (Azure PdM, Alibaba v2018), the sequence</w:t>
-      </w:r>
-      <w:r>
-        <w:t xml:space="preserve"> </w:t>
-      </w:r>
-      <w:r>
-        <w:t xml:space="preserve">representation adds predictive information beyond binary itemsets, but</w:t>
-      </w:r>
-      <w:r>
-        <w:t xml:space="preserve"> </w:t>
-      </w:r>
-      <w:r>
-        <w:t xml:space="preserve">for different reasons: on Azure the count-preserving null shows a</w:t>
-      </w:r>
-      <w:r>
-        <w:t xml:space="preserve"> </w:t>
-      </w:r>
-      <w:r>
-        <w:t xml:space="preserve">genuine ordering effect, whereas on Alibaba it is event multiplicity</w:t>
-      </w:r>
-      <w:r>
-        <w:t xml:space="preserve"> </w:t>
-      </w:r>
-      <w:r>
-        <w:t xml:space="preserve">and a short leading prefix, not exact order, that carries the signal.</w:t>
-      </w:r>
-      <w:r>
-        <w:t xml:space="preserve"> </w:t>
-      </w:r>
-      <w:r>
-        <w:t xml:space="preserve">Combining itemset and sequence features improves failure prediction</w:t>
-      </w:r>
-      <w:r>
-        <w:t xml:space="preserve"> </w:t>
-      </w:r>
-      <w:r>
-        <w:t xml:space="preserve">by 3-10 AUROC points over either alone at the rich horizons. The method’s</w:t>
+        <w:t xml:space="preserve">with an alarm-code progression consistent with a mechanical wear</w:t>
+      </w:r>
+      <w:r>
+        <w:t xml:space="preserve"> </w:t>
+      </w:r>
+      <w:r>
+        <w:t xml:space="preserve">process that terminates as Forced outages, and validated distinct-code</w:t>
+      </w:r>
+      <w:r>
+        <w:t xml:space="preserve"> </w:t>
+      </w:r>
+      <w:r>
+        <w:t xml:space="preserve">degradation chains that complete a median two-to-four hours before the</w:t>
+      </w:r>
+      <w:r>
+        <w:t xml:space="preserve"> </w:t>
+      </w:r>
+      <w:r>
+        <w:t xml:space="preserve">outage. Beyond the co-located catalog, the presence / multiplicity /</w:t>
+      </w:r>
+      <w:r>
+        <w:t xml:space="preserve"> </w:t>
+      </w:r>
+      <w:r>
+        <w:t xml:space="preserve">order decomposition places the two cloud/maintenance traces in</w:t>
+      </w:r>
+      <w:r>
+        <w:t xml:space="preserve"> </w:t>
+      </w:r>
+      <w:r>
+        <w:t xml:space="preserve">opposite corners: on Azure the distinguishing held-out increment is</w:t>
+      </w:r>
+      <w:r>
+        <w:t xml:space="preserve"> </w:t>
+      </w:r>
+      <w:r>
+        <w:t xml:space="preserve">event order, on Alibaba it is event multiplicity, not exact order. On</w:t>
+      </w:r>
+      <w:r>
+        <w:t xml:space="preserve"> </w:t>
+      </w:r>
+      <w:r>
+        <w:t xml:space="preserve">raw accuracy the mined-pattern features do not beat a gradient-boosted</w:t>
+      </w:r>
+      <w:r>
+        <w:t xml:space="preserve"> </w:t>
+      </w:r>
+      <w:r>
+        <w:t xml:space="preserve">count model; their contribution is validated, human-readable</w:t>
+      </w:r>
+      <w:r>
+        <w:t xml:space="preserve"> </w:t>
+      </w:r>
+      <w:r>
+        <w:t xml:space="preserve">signatures and the decomposition itself, not a maximal predictive</w:t>
+      </w:r>
+      <w:r>
+        <w:t xml:space="preserve"> </w:t>
+      </w:r>
+      <w:r>
+        <w:t xml:space="preserve">score. The method’s</w:t>
       </w:r>
       <w:r>
         <w:t xml:space="preserve"> </w:t>

--- a/docs/paper.docx
+++ b/docs/paper.docx
@@ -5714,7 +5714,7 @@
         <w:t xml:space="preserve"> </w:t>
       </w:r>
       <w:r>
-        <w:t xml:space="preserve">inference-half estimate (§6.10) is a top HR of 1.60 [1.35, 1.91].</w:t>
+        <w:t xml:space="preserve">inference-half estimate (§6.11) is a top HR of 1.60 [1.35, 1.91].</w:t>
       </w:r>
     </w:p>
     <w:bookmarkEnd w:id="42"/>
@@ -14640,7 +14640,7 @@
       </w:r>
     </w:p>
     <w:bookmarkEnd w:id="53"/>
-    <w:bookmarkStart w:id="55" w:name="X440c656fb7d773359d66b076a99a88b700cb867"/>
+    <w:bookmarkStart w:id="54" w:name="X440c656fb7d773359d66b076a99a88b700cb867"/>
     <w:p>
       <w:pPr>
         <w:pStyle w:val="Heading3"/>
@@ -15169,13 +15169,14 @@
         <w:t xml:space="preserve">of 0.89 nor the operational PPV of 0.20 suffices alone.</w:t>
       </w:r>
     </w:p>
-    <w:bookmarkStart w:id="54" w:name="X5f409ab5bc0cacb368394f2fe592924467a43a9"/>
-    <w:p>
-      <w:pPr>
-        <w:pStyle w:val="Heading4"/>
-      </w:pPr>
-      <w:r>
-        <w:t xml:space="preserve">6.6.1 Signature catalog: cloud, HPC, and automotive traces</w:t>
+    <w:bookmarkEnd w:id="54"/>
+    <w:bookmarkStart w:id="55" w:name="X5f409ab5bc0cacb368394f2fe592924467a43a9"/>
+    <w:p>
+      <w:pPr>
+        <w:pStyle w:val="Heading3"/>
+      </w:pPr>
+      <w:r>
+        <w:t xml:space="preserve">6.7 Signature catalog: cloud, HPC, and automotive traces</w:t>
       </w:r>
     </w:p>
     <w:p>
@@ -16300,7 +16301,7 @@
         <w:t xml:space="preserve"> </w:t>
       </w:r>
       <w:r>
-        <w:t xml:space="preserve">and base-rate dependent (§6.8). Longer patterns add no signal beyond</w:t>
+        <w:t xml:space="preserve">and base-rate dependent (§6.9). Longer patterns add no signal beyond</w:t>
       </w:r>
       <w:r>
         <w:t xml:space="preserve"> </w:t>
@@ -16399,7 +16400,7 @@
         <w:t xml:space="preserve"> </w:t>
       </w:r>
       <w:r>
-        <w:t xml:space="preserve">half (§6.10); the top five inference-half hazard ratios are listed</w:t>
+        <w:t xml:space="preserve">half (§6.11); the top five inference-half hazard ratios are listed</w:t>
       </w:r>
       <w:r>
         <w:t xml:space="preserve"> </w:t>
@@ -16731,34 +16732,33 @@
         <w:pStyle w:val="BodyText"/>
       </w:pPr>
       <w:r>
-        <w:t xml:space="preserve">Sections 6.7 through 6.11 present the aggregate evidence behind these</w:t>
-      </w:r>
-      <w:r>
-        <w:t xml:space="preserve"> </w:t>
-      </w:r>
-      <w:r>
-        <w:t xml:space="preserve">signatures: the predictive-vs-frequent-noise separation (§6.7),</w:t>
-      </w:r>
-      <w:r>
-        <w:t xml:space="preserve"> </w:t>
-      </w:r>
-      <w:r>
-        <w:t xml:space="preserve">post-selection-valid sequence significance (§6.8), the same-sample</w:t>
-      </w:r>
-      <w:r>
-        <w:t xml:space="preserve"> </w:t>
-      </w:r>
-      <w:r>
-        <w:t xml:space="preserve">marginal baseline (§6.9), the SCANIA matched hazard-ratio analysis</w:t>
-      </w:r>
-      <w:r>
-        <w:t xml:space="preserve"> </w:t>
-      </w:r>
-      <w:r>
-        <w:t xml:space="preserve">(§6.10), and lead time on true positives (§6.11).</w:t>
-      </w:r>
-    </w:p>
-    <w:bookmarkEnd w:id="54"/>
+        <w:t xml:space="preserve">Sections 6.8 through 6.12 present the aggregate evidence behind these</w:t>
+      </w:r>
+      <w:r>
+        <w:t xml:space="preserve"> </w:t>
+      </w:r>
+      <w:r>
+        <w:t xml:space="preserve">signatures: the predictive-vs-frequent-noise separation (§6.8),</w:t>
+      </w:r>
+      <w:r>
+        <w:t xml:space="preserve"> </w:t>
+      </w:r>
+      <w:r>
+        <w:t xml:space="preserve">post-selection-valid sequence significance (§6.9), the same-sample</w:t>
+      </w:r>
+      <w:r>
+        <w:t xml:space="preserve"> </w:t>
+      </w:r>
+      <w:r>
+        <w:t xml:space="preserve">marginal baseline (§6.10), the SCANIA matched hazard-ratio analysis</w:t>
+      </w:r>
+      <w:r>
+        <w:t xml:space="preserve"> </w:t>
+      </w:r>
+      <w:r>
+        <w:t xml:space="preserve">(§6.11), and lead time on true positives (§6.12).</w:t>
+      </w:r>
+    </w:p>
     <w:bookmarkEnd w:id="55"/>
     <w:bookmarkStart w:id="56" w:name="X44aeb5833a19b6d32b8998867e975190f65e5f8"/>
     <w:p>
@@ -16766,7 +16766,7 @@
         <w:pStyle w:val="Heading3"/>
       </w:pPr>
       <w:r>
-        <w:t xml:space="preserve">6.7 Predictive vs frequent-noise separation across traces</w:t>
+        <w:t xml:space="preserve">6.8 Predictive vs frequent-noise separation across traces</w:t>
       </w:r>
     </w:p>
     <w:p>
@@ -18168,7 +18168,7 @@
         <w:t xml:space="preserve"> </w:t>
       </w:r>
       <w:r>
-        <w:t xml:space="preserve">conditional-logistic analysis in §6.10 instead. On Azure and Alibaba</w:t>
+        <w:t xml:space="preserve">conditional-logistic analysis in §6.11 instead. On Azure and Alibaba</w:t>
       </w:r>
       <w:r>
         <w:t xml:space="preserve"> </w:t>
@@ -18196,7 +18196,7 @@
         <w:pStyle w:val="Heading3"/>
       </w:pPr>
       <w:r>
-        <w:t xml:space="preserve">6.8 Post-selection-valid sequence significance and closed-sequence compression</w:t>
+        <w:t xml:space="preserve">6.9 Post-selection-valid sequence significance and closed-sequence compression</w:t>
       </w:r>
     </w:p>
     <w:p>
@@ -19638,7 +19638,7 @@
         <w:pStyle w:val="Heading3"/>
       </w:pPr>
       <w:r>
-        <w:t xml:space="preserve">6.9 Formal significance (same-sample marginal counts)</w:t>
+        <w:t xml:space="preserve">6.10 Formal significance (same-sample marginal counts)</w:t>
       </w:r>
     </w:p>
     <w:p>
@@ -19670,7 +19670,7 @@
         <w:t xml:space="preserve"> </w:t>
       </w:r>
       <w:r>
-        <w:t xml:space="preserve">counts in §6.7 and §6.8 is the size of the selection artefact. At</w:t>
+        <w:t xml:space="preserve">counts in §6.8 and §6.9 is the size of the selection artefact. At</w:t>
       </w:r>
       <w:r>
         <w:t xml:space="preserve"> </w:t>
@@ -19806,7 +19806,7 @@
         <w:pStyle w:val="Heading3"/>
       </w:pPr>
       <w:r>
-        <w:t xml:space="preserve">6.10 SCANIA risk-set matched patterns (Component X)</w:t>
+        <w:t xml:space="preserve">6.11 SCANIA risk-set matched patterns (Component X)</w:t>
       </w:r>
     </w:p>
     <w:p>
@@ -21144,7 +21144,7 @@
         <w:pStyle w:val="Heading3"/>
       </w:pPr>
       <w:r>
-        <w:t xml:space="preserve">6.11 Lead time on true positives</w:t>
+        <w:t xml:space="preserve">6.12 Lead time on true positives</w:t>
       </w:r>
     </w:p>
     <w:p>
@@ -23112,7 +23112,7 @@
         <w:pStyle w:val="BodyText"/>
       </w:pPr>
       <w:r>
-        <w:t xml:space="preserve">The two lead-time regimes in §6.11 speak to deployment. Azure inherits</w:t>
+        <w:t xml:space="preserve">The two lead-time regimes in §6.12 speak to deployment. Azure inherits</w:t>
       </w:r>
       <w:r>
         <w:t xml:space="preserve"> </w:t>

--- a/docs/paper.docx
+++ b/docs/paper.docx
@@ -13012,6 +13012,77 @@
       </w:r>
       <w:r>
         <w:t xml:space="preserve">windows produce.</w:t>
+      </w:r>
+    </w:p>
+    <w:p>
+      <w:pPr>
+        <w:pStyle w:val="BodyText"/>
+      </w:pPr>
+      <w:r>
+        <w:t xml:space="preserve">Widening the horizon to 72h enlarges the validated catalog to 1,319</w:t>
+      </w:r>
+      <w:r>
+        <w:t xml:space="preserve"> </w:t>
+      </w:r>
+      <w:r>
+        <w:t xml:space="preserve">chains on Kelmarsh and 188 on Penmanshiel and extends the trajectory</w:t>
+      </w:r>
+      <w:r>
+        <w:t xml:space="preserve"> </w:t>
+      </w:r>
+      <w:r>
+        <w:t xml:space="preserve">length: Kelmarsh chains now span up to 46 hours, and on Penmanshiel a</w:t>
+      </w:r>
+      <w:r>
+        <w:t xml:space="preserve"> </w:t>
+      </w:r>
+      <w:r>
+        <w:t xml:space="preserve">safety-stop chain</w:t>
+      </w:r>
+      <w:r>
+        <w:t xml:space="preserve"> </w:t>
+      </w:r>
+      <w:r>
+        <w:rPr>
+          <w:rStyle w:val="VerbatimChar"/>
+        </w:rPr>
+        <w:t xml:space="preserve">system_stop:9210 → system_info:0 → system_stop:455</w:t>
+      </w:r>
+      <w:r>
+        <w:t xml:space="preserve"> </w:t>
+      </w:r>
+      <w:r>
+        <w:t xml:space="preserve">completes a median 19 hours before the outage in 86</w:t>
+      </w:r>
+      <w:r>
+        <w:t xml:space="preserve"> </w:t>
+      </w:r>
+      <w:r>
+        <w:t xml:space="preserve">of 445 inference windows with zero control-window hits, a lead long</w:t>
+      </w:r>
+      <w:r>
+        <w:t xml:space="preserve"> </w:t>
+      </w:r>
+      <w:r>
+        <w:t xml:space="preserve">enough for scheduled maintenance rather than reactive curtailment. The</w:t>
+      </w:r>
+      <w:r>
+        <w:t xml:space="preserve"> </w:t>
+      </w:r>
+      <w:r>
+        <w:t xml:space="preserve">chains remain short in code count (three to four distinct codes) but</w:t>
+      </w:r>
+      <w:r>
+        <w:t xml:space="preserve"> </w:t>
+      </w:r>
+      <w:r>
+        <w:t xml:space="preserve">sparse in time, so the degradation is a slow multi-hour progression of</w:t>
+      </w:r>
+      <w:r>
+        <w:t xml:space="preserve"> </w:t>
+      </w:r>
+      <w:r>
+        <w:t xml:space="preserve">a few marker codes, not a dense burst.</w:t>
       </w:r>
     </w:p>
     <w:p>

--- a/docs/paper.docx
+++ b/docs/paper.docx
@@ -876,13 +876,31 @@
         <w:t xml:space="preserve"> </w:t>
       </w:r>
       <w:r>
-        <w:t xml:space="preserve">inference-half lift 4.00 under one mining protocol (§6.4), the</w:t>
-      </w:r>
-      <w:r>
-        <w:t xml:space="preserve"> </w:t>
-      </w:r>
-      <w:r>
-        <w:t xml:space="preserve">closest the study comes to a controlled cross-site replication.</w:t>
+        <w:t xml:space="preserve">inference-half lift 4.00 under one mining protocol (§6.4), a rule</w:t>
+      </w:r>
+      <w:r>
+        <w:t xml:space="preserve"> </w:t>
+      </w:r>
+      <w:r>
+        <w:t xml:space="preserve">learned on one farm transfers to the other (95% of outages detected</w:t>
+      </w:r>
+      <w:r>
+        <w:t xml:space="preserve"> </w:t>
+      </w:r>
+      <w:r>
+        <w:t xml:space="preserve">in one direction), and the transfer is mechanistically selective,</w:t>
+      </w:r>
+      <w:r>
+        <w:t xml:space="preserve"> </w:t>
+      </w:r>
+      <w:r>
+        <w:t xml:space="preserve">the vendor-shared generator-fan family carries across sites while</w:t>
+      </w:r>
+      <w:r>
+        <w:t xml:space="preserve"> </w:t>
+      </w:r>
+      <w:r>
+        <w:t xml:space="preserve">the site-phase-specific safety family does not.</w:t>
       </w:r>
     </w:p>
     <w:bookmarkEnd w:id="21"/>
@@ -2817,7 +2835,7 @@
         <w:t xml:space="preserve"> </w:t>
       </w:r>
       <w:r>
-        <w:t xml:space="preserve">validity study of §7.3, anchored by a cascade replicated across two</w:t>
+        <w:t xml:space="preserve">validity study of §7.2, anchored by a cascade replicated across two</w:t>
       </w:r>
       <w:r>
         <w:t xml:space="preserve"> </w:t>
@@ -12279,19 +12297,25 @@
         <w:t xml:space="preserve"> </w:t>
       </w:r>
       <w:r>
-        <w:t xml:space="preserve">short median lead of the co-located Penmanshiel burst (§6.4, replay</w:t>
-      </w:r>
-      <w:r>
-        <w:t xml:space="preserve"> </w:t>
-      </w:r>
-      <w:r>
-        <w:t xml:space="preserve">below) means such a burst alone often fires too late for curtailment;</w:t>
-      </w:r>
-      <w:r>
-        <w:t xml:space="preserve"> </w:t>
-      </w:r>
-      <w:r>
-        <w:t xml:space="preserve">the multi-hour degradation chains next provide the actionable lead.</w:t>
+        <w:t xml:space="preserve">co-located Penmanshiel burst has a short median lead, so it often</w:t>
+      </w:r>
+      <w:r>
+        <w:t xml:space="preserve"> </w:t>
+      </w:r>
+      <w:r>
+        <w:t xml:space="preserve">fires too late for curtailment; the small number of validated</w:t>
+      </w:r>
+      <w:r>
+        <w:t xml:space="preserve"> </w:t>
+      </w:r>
+      <w:r>
+        <w:t xml:space="preserve">degradation chains next, and the prospective replay below, are where a</w:t>
+      </w:r>
+      <w:r>
+        <w:t xml:space="preserve"> </w:t>
+      </w:r>
+      <w:r>
+        <w:t xml:space="preserve">longer actionable lead has to come from.</w:t>
       </w:r>
     </w:p>
     <w:p>
@@ -12333,19 +12357,25 @@
         <w:t xml:space="preserve"> </w:t>
       </w:r>
       <w:r>
-        <w:t xml:space="preserve">single instant, not a trajectory. A separate signature class captures</w:t>
-      </w:r>
-      <w:r>
-        <w:t xml:space="preserve"> </w:t>
-      </w:r>
-      <w:r>
-        <w:t xml:space="preserve">genuine degradation. Collapsing each 24h pre-outage window to its</w:t>
-      </w:r>
-      <w:r>
-        <w:t xml:space="preserve"> </w:t>
-      </w:r>
-      <w:r>
-        <w:t xml:space="preserve">ordered sequence of</w:t>
+        <w:t xml:space="preserve">single instant, not a trajectory. We asked whether a separate class of</w:t>
+      </w:r>
+      <w:r>
+        <w:t xml:space="preserve"> </w:t>
+      </w:r>
+      <w:r>
+        <w:t xml:space="preserve">genuine multi-hour degradation trajectories also exists, and the</w:t>
+      </w:r>
+      <w:r>
+        <w:t xml:space="preserve"> </w:t>
+      </w:r>
+      <w:r>
+        <w:t xml:space="preserve">honest answer is that they are rare once two artifacts are removed.</w:t>
+      </w:r>
+      <w:r>
+        <w:t xml:space="preserve"> </w:t>
+      </w:r>
+      <w:r>
+        <w:t xml:space="preserve">Collapsing each 24h pre-outage window to its ordered sequence of</w:t>
       </w:r>
       <w:r>
         <w:t xml:space="preserve"> </w:t>
@@ -12361,55 +12391,125 @@
         <w:t xml:space="preserve"> </w:t>
       </w:r>
       <w:r>
-        <w:t xml:space="preserve">codes (co-located repeats merged) and</w:t>
-      </w:r>
-      <w:r>
-        <w:t xml:space="preserve"> </w:t>
-      </w:r>
-      <w:r>
-        <w:t xml:space="preserve">mining ordered chains of three-to-four distinct codes under the same</w:t>
-      </w:r>
-      <w:r>
-        <w:t xml:space="preserve"> </w:t>
-      </w:r>
-      <w:r>
-        <w:t xml:space="preserve">entity-disjoint discovery/inference protocol yields a validated</w:t>
-      </w:r>
-      <w:r>
-        <w:t xml:space="preserve"> </w:t>
-      </w:r>
-      <w:r>
-        <w:t xml:space="preserve">degradation-chain catalog (Table 7): 115 chains on Kelmarsh and 184 on</w:t>
-      </w:r>
-      <w:r>
-        <w:t xml:space="preserve"> </w:t>
-      </w:r>
-      <w:r>
-        <w:t xml:space="preserve">Penmanshiel pass BY q &lt; 0.05 on the inference half, each with zero</w:t>
-      </w:r>
-      <w:r>
-        <w:t xml:space="preserve"> </w:t>
-      </w:r>
-      <w:r>
-        <w:t xml:space="preserve">control-window hits.</w:t>
-      </w:r>
-    </w:p>
-    <w:p>
-      <w:pPr>
-        <w:pStyle w:val="TableCaption"/>
-      </w:pPr>
+        <w:t xml:space="preserve">codes and mining ordered chains of three-to-four distinct</w:t>
+      </w:r>
+      <w:r>
+        <w:t xml:space="preserve"> </w:t>
+      </w:r>
+      <w:r>
+        <w:t xml:space="preserve">codes produces hundreds of BY-significant chains, but two-thirds to</w:t>
+      </w:r>
+      <w:r>
+        <w:t xml:space="preserve"> </w:t>
+      </w:r>
+      <w:r>
+        <w:t xml:space="preserve">five-sixths of pre-outage windows contain a</w:t>
+      </w:r>
+      <w:r>
+        <w:t xml:space="preserve"> </w:t>
+      </w:r>
+      <w:r>
+        <w:rPr>
+          <w:i/>
+          <w:iCs/>
+        </w:rPr>
+        <w:t xml:space="preserve">previous</w:t>
+      </w:r>
+      <w:r>
+        <w:t xml:space="preserve"> </w:t>
+      </w:r>
+      <w:r>
+        <w:t xml:space="preserve">forced outage</w:t>
+      </w:r>
+      <w:r>
+        <w:t xml:space="preserve"> </w:t>
+      </w:r>
+      <w:r>
+        <w:t xml:space="preserve">within the horizon (65% of Kelmarsh and 75% of Penmanshiel 24h</w:t>
+      </w:r>
+      <w:r>
+        <w:t xml:space="preserve"> </w:t>
+      </w:r>
+      <w:r>
+        <w:t xml:space="preserve">windows), so most such chains are the aftermath of an earlier outage,</w:t>
+      </w:r>
+      <w:r>
+        <w:t xml:space="preserve"> </w:t>
+      </w:r>
+      <w:r>
+        <w:t xml:space="preserve">repeat-outage clustering rather than precursor degradation. After</w:t>
+      </w:r>
+      <w:r>
+        <w:t xml:space="preserve"> </w:t>
+      </w:r>
+      <w:r>
+        <w:t xml:space="preserve">(i) excluding every window that contains a prior outage, (ii) closed-</w:t>
+      </w:r>
+      <w:r>
+        <w:t xml:space="preserve"> </w:t>
+      </w:r>
+      <w:r>
+        <w:t xml:space="preserve">chain filtering, and (iii) requiring each chain to add control-side</w:t>
+      </w:r>
+      <w:r>
+        <w:t xml:space="preserve"> </w:t>
+      </w:r>
+      <w:r>
+        <w:t xml:space="preserve">specificity or lead over its own terminal code, only</w:t>
+      </w:r>
+      <w:r>
+        <w:t xml:space="preserve"> </w:t>
+      </w:r>
       <w:r>
         <w:rPr>
           <w:b/>
           <w:bCs/>
         </w:rPr>
+        <w:t xml:space="preserve">3 chains on</w:t>
+      </w:r>
+      <w:r>
+        <w:rPr>
+          <w:b/>
+          <w:bCs/>
+        </w:rPr>
+        <w:t xml:space="preserve"> </w:t>
+      </w:r>
+      <w:r>
+        <w:rPr>
+          <w:b/>
+          <w:bCs/>
+        </w:rPr>
+        <w:t xml:space="preserve">Kelmarsh and 2 on Penmanshiel</w:t>
+      </w:r>
+      <w:r>
+        <w:t xml:space="preserve"> </w:t>
+      </w:r>
+      <w:r>
+        <w:t xml:space="preserve">survive on the inference half, reducing</w:t>
+      </w:r>
+      <w:r>
+        <w:t xml:space="preserve"> </w:t>
+      </w:r>
+      <w:r>
+        <w:t xml:space="preserve">to three and one distinct code sets respectively (Table 7).</w:t>
+      </w:r>
+    </w:p>
+    <w:p>
+      <w:pPr>
+        <w:pStyle w:val="TableCaption"/>
+      </w:pPr>
+      <w:r>
+        <w:rPr>
+          <w:b/>
+          <w:bCs/>
+        </w:rPr>
         <w:t xml:space="preserve">Table 7.</w:t>
       </w:r>
       <w:r>
         <w:t xml:space="preserve"> </w:t>
       </w:r>
       <w:r>
-        <w:t xml:space="preserve">Validated temporal degradation chains (ordered distinct-code sequences over 24h) on the two wind farms, with median trajectory span, median lead time to the outage, and inference-half support.</w:t>
+        <w:t xml:space="preserve">The degradation chains that survive prior-outage exclusion, closed-chain filtering, and the incremental-over-terminal-code test on the 24h inference half. Each chain is more control-specific than its own terminal code; the lift equals the inference-half ceiling (2.9 on Kelmarsh at 60 cases to 113 controls, 2.2 on Penmanshiel), because every listed chain has zero or one control hit.</w:t>
       </w:r>
     </w:p>
     <w:tbl>
@@ -12418,16 +12518,15 @@
         <w:tblW w:type="pct" w:w="5000"/>
         <w:tblLayout w:type="fixed"/>
         <w:tblLook w:firstRow="1" w:lastRow="0" w:firstColumn="0" w:lastColumn="0" w:noHBand="0" w:noVBand="0" w:val="0020"/>
-        <w:tblCaption w:val="Table 7. Validated temporal degradation chains (ordered distinct-code sequences over 24h) on the two wind farms, with median trajectory span, median lead time to the outage, and inference-half support."/>
+        <w:tblCaption w:val="Table 7. The degradation chains that survive prior-outage exclusion, closed-chain filtering, and the incremental-over-terminal-code test on the 24h inference half. Each chain is more control-specific than its own terminal code; the lift equals the inference-half ceiling (2.9 on Kelmarsh at 60 cases to 113 controls, 2.2 on Penmanshiel), because every listed chain has zero or one control hit."/>
       </w:tblPr>
       <w:tblGrid>
-        <w:gridCol w:w="617"/>
-        <w:gridCol w:w="1954"/>
-        <w:gridCol w:w="1337"/>
-        <w:gridCol w:w="1337"/>
-        <w:gridCol w:w="1028"/>
-        <w:gridCol w:w="1028"/>
-        <w:gridCol w:w="617"/>
+        <w:gridCol w:w="435"/>
+        <w:gridCol w:w="3415"/>
+        <w:gridCol w:w="944"/>
+        <w:gridCol w:w="1525"/>
+        <w:gridCol w:w="871"/>
+        <w:gridCol w:w="726"/>
       </w:tblGrid>
       <w:tr>
         <w:trPr>
@@ -12453,19 +12552,7 @@
               <w:jc w:val="left"/>
             </w:pPr>
             <w:r>
-              <w:t xml:space="preserve">degradation chain</w:t>
-            </w:r>
-          </w:p>
-        </w:tc>
-        <w:tc>
-          <w:tcPr/>
-          <w:p>
-            <w:pPr>
-              <w:pStyle w:val="Compact"/>
-              <w:jc w:val="right"/>
-            </w:pPr>
-            <w:r>
-              <w:t xml:space="preserve">median span</w:t>
+              <w:t xml:space="preserve">degradation chain (24h, contamination-guarded)</w:t>
             </w:r>
           </w:p>
         </w:tc>
@@ -12486,34 +12573,34 @@
           <w:p>
             <w:pPr>
               <w:pStyle w:val="Compact"/>
+              <w:jc w:val="left"/>
+            </w:pPr>
+            <w:r>
+              <w:t xml:space="preserve">terminal code alone</w:t>
+            </w:r>
+          </w:p>
+        </w:tc>
+        <w:tc>
+          <w:tcPr/>
+          <w:p>
+            <w:pPr>
+              <w:pStyle w:val="Compact"/>
+              <w:jc w:val="right"/>
+            </w:pPr>
+            <w:r>
+              <w:t xml:space="preserve">chain ctrl</w:t>
+            </w:r>
+          </w:p>
+        </w:tc>
+        <w:tc>
+          <w:tcPr/>
+          <w:p>
+            <w:pPr>
+              <w:pStyle w:val="Compact"/>
               <w:jc w:val="right"/>
             </w:pPr>
             <w:r>
               <w:t xml:space="preserve">inf case</w:t>
-            </w:r>
-          </w:p>
-        </w:tc>
-        <w:tc>
-          <w:tcPr/>
-          <w:p>
-            <w:pPr>
-              <w:pStyle w:val="Compact"/>
-              <w:jc w:val="right"/>
-            </w:pPr>
-            <w:r>
-              <w:t xml:space="preserve">inf ctrl</w:t>
-            </w:r>
-          </w:p>
-        </w:tc>
-        <w:tc>
-          <w:tcPr/>
-          <w:p>
-            <w:pPr>
-              <w:pStyle w:val="Compact"/>
-              <w:jc w:val="right"/>
-            </w:pPr>
-            <w:r>
-              <w:t xml:space="preserve">BY q</w:t>
             </w:r>
           </w:p>
         </w:tc>
@@ -12542,67 +12629,55 @@
               <w:rPr>
                 <w:rStyle w:val="VerbatimChar"/>
               </w:rPr>
-              <w:t xml:space="preserve">stop:20 → info:6410 → warning:2550</w:t>
-            </w:r>
-          </w:p>
-        </w:tc>
-        <w:tc>
-          <w:tcPr/>
-          <w:p>
-            <w:pPr>
-              <w:pStyle w:val="Compact"/>
-              <w:jc w:val="right"/>
-            </w:pPr>
-            <w:r>
-              <w:t xml:space="preserve">59 min</w:t>
-            </w:r>
-          </w:p>
-        </w:tc>
-        <w:tc>
-          <w:tcPr/>
-          <w:p>
-            <w:pPr>
-              <w:pStyle w:val="Compact"/>
-              <w:jc w:val="right"/>
-            </w:pPr>
-            <w:r>
-              <w:t xml:space="preserve">189 min</w:t>
-            </w:r>
-          </w:p>
-        </w:tc>
-        <w:tc>
-          <w:tcPr/>
-          <w:p>
-            <w:pPr>
-              <w:pStyle w:val="Compact"/>
-              <w:jc w:val="right"/>
-            </w:pPr>
-            <w:r>
-              <w:t xml:space="preserve">54/208</w:t>
-            </w:r>
-          </w:p>
-        </w:tc>
-        <w:tc>
-          <w:tcPr/>
-          <w:p>
-            <w:pPr>
-              <w:pStyle w:val="Compact"/>
-              <w:jc w:val="right"/>
-            </w:pPr>
-            <w:r>
-              <w:t xml:space="preserve">0/113</w:t>
-            </w:r>
-          </w:p>
-        </w:tc>
-        <w:tc>
-          <w:tcPr/>
-          <w:p>
-            <w:pPr>
-              <w:pStyle w:val="Compact"/>
-              <w:jc w:val="right"/>
-            </w:pPr>
-            <w:r>
-              <w:t xml:space="preserve">1e-8</w:t>
+              <w:t xml:space="preserve">info:10 → info:0 → stop:20</w:t>
+            </w:r>
+          </w:p>
+        </w:tc>
+        <w:tc>
+          <w:tcPr/>
+          <w:p>
+            <w:pPr>
+              <w:pStyle w:val="Compact"/>
+              <w:jc w:val="right"/>
+            </w:pPr>
+            <w:r>
+              <w:t xml:space="preserve">74 min</w:t>
+            </w:r>
+          </w:p>
+        </w:tc>
+        <w:tc>
+          <w:tcPr/>
+          <w:p>
+            <w:pPr>
+              <w:pStyle w:val="Compact"/>
+              <w:jc w:val="left"/>
+            </w:pPr>
+            <w:r>
+              <w:t xml:space="preserve">stop:20 (2 ctrl)</w:t>
+            </w:r>
+          </w:p>
+        </w:tc>
+        <w:tc>
+          <w:tcPr/>
+          <w:p>
+            <w:pPr>
+              <w:pStyle w:val="Compact"/>
+              <w:jc w:val="right"/>
+            </w:pPr>
+            <w:r>
+              <w:t xml:space="preserve">1/113</w:t>
+            </w:r>
+          </w:p>
+        </w:tc>
+        <w:tc>
+          <w:tcPr/>
+          <w:p>
+            <w:pPr>
+              <w:pStyle w:val="Compact"/>
+              <w:jc w:val="right"/>
+            </w:pPr>
+            <w:r>
+              <w:t xml:space="preserve">12/60</w:t>
             </w:r>
           </w:p>
         </w:tc>
@@ -12631,67 +12706,55 @@
               <w:rPr>
                 <w:rStyle w:val="VerbatimChar"/>
               </w:rPr>
-              <w:t xml:space="preserve">stop:20 → info:6410 → warning:2650 → warning:2655</w:t>
-            </w:r>
-          </w:p>
-        </w:tc>
-        <w:tc>
-          <w:tcPr/>
-          <w:p>
-            <w:pPr>
-              <w:pStyle w:val="Compact"/>
-              <w:jc w:val="right"/>
-            </w:pPr>
-            <w:r>
-              <w:t xml:space="preserve">59 min</w:t>
-            </w:r>
-          </w:p>
-        </w:tc>
-        <w:tc>
-          <w:tcPr/>
-          <w:p>
-            <w:pPr>
-              <w:pStyle w:val="Compact"/>
-              <w:jc w:val="right"/>
-            </w:pPr>
-            <w:r>
-              <w:t xml:space="preserve">226 min</w:t>
-            </w:r>
-          </w:p>
-        </w:tc>
-        <w:tc>
-          <w:tcPr/>
-          <w:p>
-            <w:pPr>
-              <w:pStyle w:val="Compact"/>
-              <w:jc w:val="right"/>
-            </w:pPr>
-            <w:r>
-              <w:t xml:space="preserve">43/208</w:t>
-            </w:r>
-          </w:p>
-        </w:tc>
-        <w:tc>
-          <w:tcPr/>
-          <w:p>
-            <w:pPr>
-              <w:pStyle w:val="Compact"/>
-              <w:jc w:val="right"/>
-            </w:pPr>
-            <w:r>
-              <w:t xml:space="preserve">0/113</w:t>
-            </w:r>
-          </w:p>
-        </w:tc>
-        <w:tc>
-          <w:tcPr/>
-          <w:p>
-            <w:pPr>
-              <w:pStyle w:val="Compact"/>
-              <w:jc w:val="right"/>
-            </w:pPr>
-            <w:r>
-              <w:t xml:space="preserve">5e-7</w:t>
+              <w:t xml:space="preserve">info:10 → info:0 → info:6410</w:t>
+            </w:r>
+          </w:p>
+        </w:tc>
+        <w:tc>
+          <w:tcPr/>
+          <w:p>
+            <w:pPr>
+              <w:pStyle w:val="Compact"/>
+              <w:jc w:val="right"/>
+            </w:pPr>
+            <w:r>
+              <w:t xml:space="preserve">73 min</w:t>
+            </w:r>
+          </w:p>
+        </w:tc>
+        <w:tc>
+          <w:tcPr/>
+          <w:p>
+            <w:pPr>
+              <w:pStyle w:val="Compact"/>
+              <w:jc w:val="left"/>
+            </w:pPr>
+            <w:r>
+              <w:t xml:space="preserve">info:6410 (2 ctrl)</w:t>
+            </w:r>
+          </w:p>
+        </w:tc>
+        <w:tc>
+          <w:tcPr/>
+          <w:p>
+            <w:pPr>
+              <w:pStyle w:val="Compact"/>
+              <w:jc w:val="right"/>
+            </w:pPr>
+            <w:r>
+              <w:t xml:space="preserve">1/113</w:t>
+            </w:r>
+          </w:p>
+        </w:tc>
+        <w:tc>
+          <w:tcPr/>
+          <w:p>
+            <w:pPr>
+              <w:pStyle w:val="Compact"/>
+              <w:jc w:val="right"/>
+            </w:pPr>
+            <w:r>
+              <w:t xml:space="preserve">11/60</w:t>
             </w:r>
           </w:p>
         </w:tc>
@@ -12705,7 +12768,7 @@
               <w:jc w:val="left"/>
             </w:pPr>
             <w:r>
-              <w:t xml:space="preserve">Kelmarsh</w:t>
+              <w:t xml:space="preserve">Penmanshiel</w:t>
             </w:r>
           </w:p>
         </w:tc>
@@ -12720,67 +12783,55 @@
               <w:rPr>
                 <w:rStyle w:val="VerbatimChar"/>
               </w:rPr>
-              <w:t xml:space="preserve">info:0 → stop:20 → warning:2550</w:t>
-            </w:r>
-          </w:p>
-        </w:tc>
-        <w:tc>
-          <w:tcPr/>
-          <w:p>
-            <w:pPr>
-              <w:pStyle w:val="Compact"/>
-              <w:jc w:val="right"/>
-            </w:pPr>
-            <w:r>
-              <w:t xml:space="preserve">605 min</w:t>
-            </w:r>
-          </w:p>
-        </w:tc>
-        <w:tc>
-          <w:tcPr/>
-          <w:p>
-            <w:pPr>
-              <w:pStyle w:val="Compact"/>
-              <w:jc w:val="right"/>
-            </w:pPr>
-            <w:r>
-              <w:t xml:space="preserve">140 min</w:t>
-            </w:r>
-          </w:p>
-        </w:tc>
-        <w:tc>
-          <w:tcPr/>
-          <w:p>
-            <w:pPr>
-              <w:pStyle w:val="Compact"/>
-              <w:jc w:val="right"/>
-            </w:pPr>
-            <w:r>
-              <w:t xml:space="preserve">42/208</w:t>
-            </w:r>
-          </w:p>
-        </w:tc>
-        <w:tc>
-          <w:tcPr/>
-          <w:p>
-            <w:pPr>
-              <w:pStyle w:val="Compact"/>
-              <w:jc w:val="right"/>
-            </w:pPr>
-            <w:r>
-              <w:t xml:space="preserve">0/113</w:t>
-            </w:r>
-          </w:p>
-        </w:tc>
-        <w:tc>
-          <w:tcPr/>
-          <w:p>
-            <w:pPr>
-              <w:pStyle w:val="Compact"/>
-              <w:jc w:val="right"/>
-            </w:pPr>
-            <w:r>
-              <w:t xml:space="preserve">7e-7</w:t>
+              <w:t xml:space="preserve">info:0 → stop:3500 → info:3543</w:t>
+            </w:r>
+          </w:p>
+        </w:tc>
+        <w:tc>
+          <w:tcPr/>
+          <w:p>
+            <w:pPr>
+              <w:pStyle w:val="Compact"/>
+              <w:jc w:val="right"/>
+            </w:pPr>
+            <w:r>
+              <w:t xml:space="preserve">685 min</w:t>
+            </w:r>
+          </w:p>
+        </w:tc>
+        <w:tc>
+          <w:tcPr/>
+          <w:p>
+            <w:pPr>
+              <w:pStyle w:val="Compact"/>
+              <w:jc w:val="left"/>
+            </w:pPr>
+            <w:r>
+              <w:t xml:space="preserve">info:3543 (4 ctrl)</w:t>
+            </w:r>
+          </w:p>
+        </w:tc>
+        <w:tc>
+          <w:tcPr/>
+          <w:p>
+            <w:pPr>
+              <w:pStyle w:val="Compact"/>
+              <w:jc w:val="right"/>
+            </w:pPr>
+            <w:r>
+              <w:t xml:space="preserve">0/133</w:t>
+            </w:r>
+          </w:p>
+        </w:tc>
+        <w:tc>
+          <w:tcPr/>
+          <w:p>
+            <w:pPr>
+              <w:pStyle w:val="Compact"/>
+              <w:jc w:val="right"/>
+            </w:pPr>
+            <w:r>
+              <w:t xml:space="preserve">8/111</w:t>
             </w:r>
           </w:p>
         </w:tc>
@@ -12809,43 +12860,31 @@
               <w:rPr>
                 <w:rStyle w:val="VerbatimChar"/>
               </w:rPr>
-              <w:t xml:space="preserve">warning:9000 → stop:9210 → info:0</w:t>
-            </w:r>
-          </w:p>
-        </w:tc>
-        <w:tc>
-          <w:tcPr/>
-          <w:p>
-            <w:pPr>
-              <w:pStyle w:val="Compact"/>
-              <w:jc w:val="right"/>
-            </w:pPr>
-            <w:r>
-              <w:t xml:space="preserve">20 min</w:t>
-            </w:r>
-          </w:p>
-        </w:tc>
-        <w:tc>
-          <w:tcPr/>
-          <w:p>
-            <w:pPr>
-              <w:pStyle w:val="Compact"/>
-              <w:jc w:val="right"/>
-            </w:pPr>
-            <w:r>
-              <w:t xml:space="preserve">182 min</w:t>
-            </w:r>
-          </w:p>
-        </w:tc>
-        <w:tc>
-          <w:tcPr/>
-          <w:p>
-            <w:pPr>
-              <w:pStyle w:val="Compact"/>
-              <w:jc w:val="right"/>
-            </w:pPr>
-            <w:r>
-              <w:t xml:space="preserve">144/442</w:t>
+              <w:t xml:space="preserve">stop:3500 → info:3543 → info:0</w:t>
+            </w:r>
+          </w:p>
+        </w:tc>
+        <w:tc>
+          <w:tcPr/>
+          <w:p>
+            <w:pPr>
+              <w:pStyle w:val="Compact"/>
+              <w:jc w:val="right"/>
+            </w:pPr>
+            <w:r>
+              <w:t xml:space="preserve">2 min</w:t>
+            </w:r>
+          </w:p>
+        </w:tc>
+        <w:tc>
+          <w:tcPr/>
+          <w:p>
+            <w:pPr>
+              <w:pStyle w:val="Compact"/>
+              <w:jc w:val="left"/>
+            </w:pPr>
+            <w:r>
+              <w:t xml:space="preserve">info:0 (103 ctrl)</w:t>
             </w:r>
           </w:p>
         </w:tc>
@@ -12869,96 +12908,7 @@
               <w:jc w:val="right"/>
             </w:pPr>
             <w:r>
-              <w:t xml:space="preserve">6e-17</w:t>
-            </w:r>
-          </w:p>
-        </w:tc>
-      </w:tr>
-      <w:tr>
-        <w:tc>
-          <w:tcPr/>
-          <w:p>
-            <w:pPr>
-              <w:pStyle w:val="Compact"/>
-              <w:jc w:val="left"/>
-            </w:pPr>
-            <w:r>
-              <w:t xml:space="preserve">Penmanshiel</w:t>
-            </w:r>
-          </w:p>
-        </w:tc>
-        <w:tc>
-          <w:tcPr/>
-          <w:p>
-            <w:pPr>
-              <w:pStyle w:val="Compact"/>
-              <w:jc w:val="left"/>
-            </w:pPr>
-            <w:r>
-              <w:rPr>
-                <w:rStyle w:val="VerbatimChar"/>
-              </w:rPr>
-              <w:t xml:space="preserve">info:10 → stop:9210 → info:0 → warning:9000</w:t>
-            </w:r>
-          </w:p>
-        </w:tc>
-        <w:tc>
-          <w:tcPr/>
-          <w:p>
-            <w:pPr>
-              <w:pStyle w:val="Compact"/>
-              <w:jc w:val="right"/>
-            </w:pPr>
-            <w:r>
-              <w:t xml:space="preserve">613 min</w:t>
-            </w:r>
-          </w:p>
-        </w:tc>
-        <w:tc>
-          <w:tcPr/>
-          <w:p>
-            <w:pPr>
-              <w:pStyle w:val="Compact"/>
-              <w:jc w:val="right"/>
-            </w:pPr>
-            <w:r>
-              <w:t xml:space="preserve">133 min</w:t>
-            </w:r>
-          </w:p>
-        </w:tc>
-        <w:tc>
-          <w:tcPr/>
-          <w:p>
-            <w:pPr>
-              <w:pStyle w:val="Compact"/>
-              <w:jc w:val="right"/>
-            </w:pPr>
-            <w:r>
-              <w:t xml:space="preserve">129/442</w:t>
-            </w:r>
-          </w:p>
-        </w:tc>
-        <w:tc>
-          <w:tcPr/>
-          <w:p>
-            <w:pPr>
-              <w:pStyle w:val="Compact"/>
-              <w:jc w:val="right"/>
-            </w:pPr>
-            <w:r>
-              <w:t xml:space="preserve">0/133</w:t>
-            </w:r>
-          </w:p>
-        </w:tc>
-        <w:tc>
-          <w:tcPr/>
-          <w:p>
-            <w:pPr>
-              <w:pStyle w:val="Compact"/>
-              <w:jc w:val="right"/>
-            </w:pPr>
-            <w:r>
-              <w:t xml:space="preserve">2e-15</w:t>
+              <w:t xml:space="preserve">9/111</w:t>
             </w:r>
           </w:p>
         </w:tc>
@@ -12969,75 +12919,13 @@
         <w:pStyle w:val="BodyText"/>
       </w:pPr>
       <w:r>
-        <w:t xml:space="preserve">Unlike the co-located bursts, these chains unfold over tens of minutes</w:t>
-      </w:r>
-      <w:r>
-        <w:t xml:space="preserve"> </w:t>
-      </w:r>
-      <w:r>
-        <w:t xml:space="preserve">to ten hours and complete a median two-to-four hours before the</w:t>
-      </w:r>
-      <w:r>
-        <w:t xml:space="preserve"> </w:t>
-      </w:r>
-      <w:r>
-        <w:t xml:space="preserve">outage, so they are the operationally actionable signatures: a</w:t>
-      </w:r>
-      <w:r>
-        <w:t xml:space="preserve"> </w:t>
-      </w:r>
-      <w:r>
-        <w:t xml:space="preserve">generator-fan overload on Kelmarsh is preceded by a stop, a status</w:t>
-      </w:r>
-      <w:r>
-        <w:t xml:space="preserve"> </w:t>
-      </w:r>
-      <w:r>
-        <w:t xml:space="preserve">code, and then the fan warning over roughly an hour, three hours</w:t>
-      </w:r>
-      <w:r>
-        <w:t xml:space="preserve"> </w:t>
-      </w:r>
-      <w:r>
-        <w:t xml:space="preserve">ahead of the forced outage. The chain lift equals the inference-half</w:t>
-      </w:r>
-      <w:r>
-        <w:t xml:space="preserve"> </w:t>
-      </w:r>
-      <w:r>
-        <w:t xml:space="preserve">ceiling (all controls clean) at the 2:1 case:control ratio these 24h</w:t>
-      </w:r>
-      <w:r>
-        <w:t xml:space="preserve"> </w:t>
-      </w:r>
-      <w:r>
-        <w:t xml:space="preserve">windows produce.</w:t>
-      </w:r>
-    </w:p>
-    <w:p>
-      <w:pPr>
-        <w:pStyle w:val="BodyText"/>
-      </w:pPr>
-      <w:r>
-        <w:t xml:space="preserve">Widening the horizon to 72h enlarges the validated catalog to 1,319</w:t>
-      </w:r>
-      <w:r>
-        <w:t xml:space="preserve"> </w:t>
-      </w:r>
-      <w:r>
-        <w:t xml:space="preserve">chains on Kelmarsh and 188 on Penmanshiel and extends the trajectory</w:t>
-      </w:r>
-      <w:r>
-        <w:t xml:space="preserve"> </w:t>
-      </w:r>
-      <w:r>
-        <w:t xml:space="preserve">length: Kelmarsh chains now span up to 46 hours, and on Penmanshiel a</w:t>
-      </w:r>
-      <w:r>
-        <w:t xml:space="preserve"> </w:t>
-      </w:r>
-      <w:r>
-        <w:t xml:space="preserve">safety-stop chain</w:t>
+        <w:t xml:space="preserve">The survivors are genuine but modest, and two points matter. First,</w:t>
+      </w:r>
+      <w:r>
+        <w:t xml:space="preserve"> </w:t>
+      </w:r>
+      <w:r>
+        <w:t xml:space="preserve">the one operationally striking case is Penmanshiel</w:t>
       </w:r>
       <w:r>
         <w:t xml:space="preserve"> </w:t>
@@ -13046,54 +12934,132 @@
         <w:rPr>
           <w:rStyle w:val="VerbatimChar"/>
         </w:rPr>
-        <w:t xml:space="preserve">system_stop:9210 → system_info:0 → system_stop:455</w:t>
-      </w:r>
-      <w:r>
-        <w:t xml:space="preserve"> </w:t>
-      </w:r>
-      <w:r>
-        <w:t xml:space="preserve">completes a median 19 hours before the outage in 86</w:t>
-      </w:r>
-      <w:r>
-        <w:t xml:space="preserve"> </w:t>
-      </w:r>
-      <w:r>
-        <w:t xml:space="preserve">of 445 inference windows with zero control-window hits, a lead long</w:t>
-      </w:r>
-      <w:r>
-        <w:t xml:space="preserve"> </w:t>
-      </w:r>
-      <w:r>
-        <w:t xml:space="preserve">enough for scheduled maintenance rather than reactive curtailment. The</w:t>
-      </w:r>
-      <w:r>
-        <w:t xml:space="preserve"> </w:t>
-      </w:r>
-      <w:r>
-        <w:t xml:space="preserve">chains remain short in code count (three to four distinct codes) but</w:t>
-      </w:r>
-      <w:r>
-        <w:t xml:space="preserve"> </w:t>
-      </w:r>
-      <w:r>
-        <w:t xml:space="preserve">sparse in time, so the degradation is a slow multi-hour progression of</w:t>
-      </w:r>
-      <w:r>
-        <w:t xml:space="preserve"> </w:t>
-      </w:r>
-      <w:r>
-        <w:t xml:space="preserve">a few marker codes, not a dense burst.</w:t>
-      </w:r>
-    </w:p>
-    <w:p>
-      <w:pPr>
-        <w:pStyle w:val="BodyText"/>
-      </w:pPr>
+        <w:t xml:space="preserve">info:0 → stop:3500 → info:3543</w:t>
+      </w:r>
+      <w:r>
+        <w:t xml:space="preserve">, which completes a median</w:t>
+      </w:r>
+      <w:r>
+        <w:t xml:space="preserve"> </w:t>
+      </w:r>
       <w:r>
         <w:rPr>
           <w:b/>
           <w:bCs/>
         </w:rPr>
+        <w:t xml:space="preserve">11.4</w:t>
+      </w:r>
+      <w:r>
+        <w:rPr>
+          <w:b/>
+          <w:bCs/>
+        </w:rPr>
+        <w:t xml:space="preserve"> </w:t>
+      </w:r>
+      <w:r>
+        <w:rPr>
+          <w:b/>
+          <w:bCs/>
+        </w:rPr>
+        <w:t xml:space="preserve">hours</w:t>
+      </w:r>
+      <w:r>
+        <w:t xml:space="preserve"> </w:t>
+      </w:r>
+      <w:r>
+        <w:t xml:space="preserve">before the outage; its terminal code</w:t>
+      </w:r>
+      <w:r>
+        <w:t xml:space="preserve"> </w:t>
+      </w:r>
+      <w:r>
+        <w:rPr>
+          <w:rStyle w:val="VerbatimChar"/>
+        </w:rPr>
+        <w:t xml:space="preserve">info:3543</w:t>
+      </w:r>
+      <w:r>
+        <w:t xml:space="preserve"> </w:t>
+      </w:r>
+      <w:r>
+        <w:t xml:space="preserve">already fires</w:t>
+      </w:r>
+      <w:r>
+        <w:t xml:space="preserve"> </w:t>
+      </w:r>
+      <w:r>
+        <w:t xml:space="preserve">that far ahead, but with four control false positives, and the ordered</w:t>
+      </w:r>
+      <w:r>
+        <w:t xml:space="preserve"> </w:t>
+      </w:r>
+      <w:r>
+        <w:t xml:space="preserve">chain removes them, so the chain buys specificity on top of an</w:t>
+      </w:r>
+      <w:r>
+        <w:t xml:space="preserve"> </w:t>
+      </w:r>
+      <w:r>
+        <w:t xml:space="preserve">already-long lead. Second, widening the horizon to 72h does not help:</w:t>
+      </w:r>
+      <w:r>
+        <w:t xml:space="preserve"> </w:t>
+      </w:r>
+      <w:r>
+        <w:t xml:space="preserve">the guarded Penmanshiel catalog drops to zero, and the guarded</w:t>
+      </w:r>
+      <w:r>
+        <w:t xml:space="preserve"> </w:t>
+      </w:r>
+      <w:r>
+        <w:t xml:space="preserve">Kelmarsh chains reduce to four distinct code sets whose many ordered</w:t>
+      </w:r>
+      <w:r>
+        <w:t xml:space="preserve"> </w:t>
+      </w:r>
+      <w:r>
+        <w:t xml:space="preserve">variants are the same co-occurring codes in different orders. The</w:t>
+      </w:r>
+      <w:r>
+        <w:t xml:space="preserve"> </w:t>
+      </w:r>
+      <w:r>
+        <w:t xml:space="preserve">finding is therefore that the wind-farm precursor is dominated by</w:t>
+      </w:r>
+      <w:r>
+        <w:t xml:space="preserve"> </w:t>
+      </w:r>
+      <w:r>
+        <w:t xml:space="preserve">co-located bursts and a small number of code sets; genuine long ordered</w:t>
+      </w:r>
+      <w:r>
+        <w:t xml:space="preserve"> </w:t>
+      </w:r>
+      <w:r>
+        <w:t xml:space="preserve">degradation trajectories, once contamination and redundancy are</w:t>
+      </w:r>
+      <w:r>
+        <w:t xml:space="preserve"> </w:t>
+      </w:r>
+      <w:r>
+        <w:t xml:space="preserve">removed, are few, which is itself consistent with the paper’s thesis</w:t>
+      </w:r>
+      <w:r>
+        <w:t xml:space="preserve"> </w:t>
+      </w:r>
+      <w:r>
+        <w:t xml:space="preserve">that co-occurrence is not the same as an ordered trajectory.</w:t>
+      </w:r>
+    </w:p>
+    <w:p>
+      <w:pPr>
+        <w:pStyle w:val="BodyText"/>
+      </w:pPr>
+      <w:r>
+        <w:rPr>
+          <w:b/>
+          <w:bCs/>
+        </w:rPr>
         <w:t xml:space="preserve">Cross-farm transfer.</w:t>
       </w:r>
       <w:r>
@@ -13112,25 +13078,49 @@
         <w:t xml:space="preserve"> </w:t>
       </w:r>
       <w:r>
-        <w:t xml:space="preserve">transfers asymmetrically: a Kelmarsh-trained rule detects 95% of</w:t>
-      </w:r>
-      <w:r>
-        <w:t xml:space="preserve"> </w:t>
-      </w:r>
-      <w:r>
-        <w:t xml:space="preserve">Penmanshiel forced outages (median lead 72 min), while a</w:t>
-      </w:r>
-      <w:r>
-        <w:t xml:space="preserve"> </w:t>
-      </w:r>
-      <w:r>
-        <w:t xml:space="preserve">Penmanshiel-trained rule detects 50% of Kelmarsh outages; the</w:t>
-      </w:r>
-      <w:r>
-        <w:t xml:space="preserve"> </w:t>
-      </w:r>
-      <w:r>
-        <w:t xml:space="preserve">generator-fan code 2650 is among the precursors shared by both farms.</w:t>
+        <w:t xml:space="preserve">transfers asymmetrically. A Kelmarsh-trained rule detects 95% of</w:t>
+      </w:r>
+      <w:r>
+        <w:t xml:space="preserve"> </w:t>
+      </w:r>
+      <w:r>
+        <w:t xml:space="preserve">Penmanshiel forced outages at precision 0.35 and 4.3 false alarms per</w:t>
+      </w:r>
+      <w:r>
+        <w:t xml:space="preserve"> </w:t>
+      </w:r>
+      <w:r>
+        <w:t xml:space="preserve">turbine-month, with a median 72-minute lead; a Penmanshiel-trained</w:t>
+      </w:r>
+      <w:r>
+        <w:t xml:space="preserve"> </w:t>
+      </w:r>
+      <w:r>
+        <w:t xml:space="preserve">rule detects 50% of Kelmarsh outages at precision 0.37, 0.6 false</w:t>
+      </w:r>
+      <w:r>
+        <w:t xml:space="preserve"> </w:t>
+      </w:r>
+      <w:r>
+        <w:t xml:space="preserve">alarms per turbine-month, and a 4-minute lead. (This 95% transfer</w:t>
+      </w:r>
+      <w:r>
+        <w:t xml:space="preserve"> </w:t>
+      </w:r>
+      <w:r>
+        <w:t xml:space="preserve">recall is a distinct quantity from the 95% within-farm replay recall</w:t>
+      </w:r>
+      <w:r>
+        <w:t xml:space="preserve"> </w:t>
+      </w:r>
+      <w:r>
+        <w:t xml:space="preserve">reported below, which happen to coincide.) The generator-fan code</w:t>
+      </w:r>
+      <w:r>
+        <w:t xml:space="preserve"> </w:t>
+      </w:r>
+      <w:r>
+        <w:t xml:space="preserve">2650 is among the precursors shared by both farms.</w:t>
       </w:r>
       <w:r>
         <w:t xml:space="preserve"> </w:t>
@@ -21356,7 +21346,7 @@
     </w:p>
     <w:bookmarkEnd w:id="60"/>
     <w:bookmarkEnd w:id="61"/>
-    <w:bookmarkStart w:id="65" w:name="discussion"/>
+    <w:bookmarkStart w:id="64" w:name="discussion"/>
     <w:p>
       <w:pPr>
         <w:pStyle w:val="Heading2"/>
@@ -22092,210 +22082,13 @@
       </w:r>
     </w:p>
     <w:bookmarkEnd w:id="62"/>
-    <w:bookmarkStart w:id="63" w:name="X75d9a394a307a62bf087024a3c4b370afb7d957"/>
+    <w:bookmarkStart w:id="63" w:name="six-contrasting-case-studies"/>
     <w:p>
       <w:pPr>
         <w:pStyle w:val="Heading3"/>
       </w:pPr>
       <w:r>
-        <w:t xml:space="preserve">7.2 What each mined signature means operationally</w:t>
-      </w:r>
-    </w:p>
-    <w:p>
-      <w:pPr>
-        <w:pStyle w:val="FirstParagraph"/>
-      </w:pPr>
-      <w:r>
-        <w:t xml:space="preserve">On Azure PdM,</w:t>
-      </w:r>
-      <w:r>
-        <w:t xml:space="preserve"> </w:t>
-      </w:r>
-      <w:r>
-        <w:rPr>
-          <w:rStyle w:val="VerbatimChar"/>
-        </w:rPr>
-        <w:t xml:space="preserve">maintenance:comp4 → software_error:error2 → software_error:error3</w:t>
-      </w:r>
-      <w:r>
-        <w:t xml:space="preserve"> </w:t>
-      </w:r>
-      <w:r>
-        <w:t xml:space="preserve">at</w:t>
-      </w:r>
-      <w:r>
-        <w:t xml:space="preserve"> </w:t>
-      </w:r>
-      <w:r>
-        <w:rPr>
-          <w:rStyle w:val="VerbatimChar"/>
-        </w:rPr>
-        <w:t xml:space="preserve">last5</w:t>
-      </w:r>
-      <w:r>
-        <w:t xml:space="preserve"> </w:t>
-      </w:r>
-      <w:r>
-        <w:t xml:space="preserve">reaches sequence lift 3.73 vs</w:t>
-      </w:r>
-      <w:r>
-        <w:t xml:space="preserve"> </w:t>
-      </w:r>
-      <w:r>
-        <w:t xml:space="preserve">itemset lift 2.22 for the same items. The order-specific reading is</w:t>
-      </w:r>
-      <w:r>
-        <w:t xml:space="preserve"> </w:t>
-      </w:r>
-      <w:r>
-        <w:t xml:space="preserve">that error2 and error3 are not interchangeable noise: a machine</w:t>
-      </w:r>
-      <w:r>
-        <w:t xml:space="preserve"> </w:t>
-      </w:r>
-      <w:r>
-        <w:t xml:space="preserve">reporting error2 first and then error3 is materially more likely to</w:t>
-      </w:r>
-      <w:r>
-        <w:t xml:space="preserve"> </w:t>
-      </w:r>
-      <w:r>
-        <w:t xml:space="preserve">reach a</w:t>
-      </w:r>
-      <w:r>
-        <w:t xml:space="preserve"> </w:t>
-      </w:r>
-      <w:r>
-        <w:rPr>
-          <w:rStyle w:val="VerbatimChar"/>
-        </w:rPr>
-        <w:t xml:space="preserve">terminal_failure</w:t>
-      </w:r>
-      <w:r>
-        <w:t xml:space="preserve"> </w:t>
-      </w:r>
-      <w:r>
-        <w:t xml:space="preserve">than</w:t>
-      </w:r>
-      <w:r>
-        <w:t xml:space="preserve"> </w:t>
-      </w:r>
-      <w:r>
-        <w:t xml:space="preserve">one that reports them in the other order. In practical monitoring,</w:t>
-      </w:r>
-      <w:r>
-        <w:t xml:space="preserve"> </w:t>
-      </w:r>
-      <w:r>
-        <w:t xml:space="preserve">an alarm keyed on the pair-in-order is preferable to the same alarm</w:t>
-      </w:r>
-      <w:r>
-        <w:t xml:space="preserve"> </w:t>
-      </w:r>
-      <w:r>
-        <w:t xml:space="preserve">keyed on the pair-as-set.</w:t>
-      </w:r>
-    </w:p>
-    <w:p>
-      <w:pPr>
-        <w:pStyle w:val="BodyText"/>
-      </w:pPr>
-      <w:r>
-        <w:t xml:space="preserve">On Alibaba,</w:t>
-      </w:r>
-      <w:r>
-        <w:t xml:space="preserve"> </w:t>
-      </w:r>
-      <w:r>
-        <w:rPr>
-          <w:rStyle w:val="VerbatimChar"/>
-        </w:rPr>
-        <w:t xml:space="preserve">task_success:M → task_success:M → task_success:M</w:t>
-      </w:r>
-      <w:r>
-        <w:t xml:space="preserve"> </w:t>
-      </w:r>
-      <w:r>
-        <w:t xml:space="preserve">at</w:t>
-      </w:r>
-      <w:r>
-        <w:t xml:space="preserve"> </w:t>
-      </w:r>
-      <w:r>
-        <w:rPr>
-          <w:rStyle w:val="VerbatimChar"/>
-        </w:rPr>
-        <w:t xml:space="preserve">last3</w:t>
-      </w:r>
-      <w:r>
-        <w:t xml:space="preserve"> </w:t>
-      </w:r>
-      <w:r>
-        <w:t xml:space="preserve">reaches sequence lift 3.06 vs itemset lift 1.37 for the same</w:t>
-      </w:r>
-      <w:r>
-        <w:t xml:space="preserve"> </w:t>
-      </w:r>
-      <w:r>
-        <w:t xml:space="preserve">items. Three consecutive Map completions predict a subsequent Failed</w:t>
-      </w:r>
-      <w:r>
-        <w:t xml:space="preserve"> </w:t>
-      </w:r>
-      <w:r>
-        <w:t xml:space="preserve">task more strongly than</w:t>
-      </w:r>
-      <w:r>
-        <w:t xml:space="preserve"> </w:t>
-      </w:r>
-      <w:r>
-        <w:t xml:space="preserve">“</w:t>
-      </w:r>
-      <w:r>
-        <w:t xml:space="preserve">the job contains Map completions</w:t>
-      </w:r>
-      <w:r>
-        <w:t xml:space="preserve">”</w:t>
-      </w:r>
-      <w:r>
-        <w:t xml:space="preserve"> </w:t>
-      </w:r>
-      <w:r>
-        <w:t xml:space="preserve">alone.</w:t>
-      </w:r>
-      <w:r>
-        <w:t xml:space="preserve"> </w:t>
-      </w:r>
-      <w:r>
-        <w:t xml:space="preserve">The operational reading is that the position of the failure inside</w:t>
-      </w:r>
-      <w:r>
-        <w:t xml:space="preserve"> </w:t>
-      </w:r>
-      <w:r>
-        <w:t xml:space="preserve">the DAG matters: jobs that make it through a Map-heavy prefix are</w:t>
-      </w:r>
-      <w:r>
-        <w:t xml:space="preserve"> </w:t>
-      </w:r>
-      <w:r>
-        <w:t xml:space="preserve">the jobs whose downstream Reduce or Join phases can fail, whereas</w:t>
-      </w:r>
-      <w:r>
-        <w:t xml:space="preserve"> </w:t>
-      </w:r>
-      <w:r>
-        <w:t xml:space="preserve">jobs that fail early do so in a different distribution of task types.</w:t>
-      </w:r>
-    </w:p>
-    <w:bookmarkEnd w:id="63"/>
-    <w:bookmarkStart w:id="64" w:name="six-contrasting-case-studies"/>
-    <w:p>
-      <w:pPr>
-        <w:pStyle w:val="Heading3"/>
-      </w:pPr>
-      <w:r>
-        <w:t xml:space="preserve">7.3 Six contrasting case studies</w:t>
+        <w:t xml:space="preserve">7.2 Six contrasting case studies</w:t>
       </w:r>
     </w:p>
     <w:p>
@@ -23216,9 +23009,9 @@
         <w:t xml:space="preserve">at all.</w:t>
       </w:r>
     </w:p>
+    <w:bookmarkEnd w:id="63"/>
     <w:bookmarkEnd w:id="64"/>
-    <w:bookmarkEnd w:id="65"/>
-    <w:bookmarkStart w:id="66" w:name="limitations"/>
+    <w:bookmarkStart w:id="65" w:name="limitations"/>
     <w:p>
       <w:pPr>
         <w:pStyle w:val="Heading2"/>
@@ -23547,8 +23340,8 @@
         <w:t xml:space="preserve">rate, and the PPV scales with it.</w:t>
       </w:r>
     </w:p>
-    <w:bookmarkEnd w:id="66"/>
-    <w:bookmarkStart w:id="67" w:name="reproducibility"/>
+    <w:bookmarkEnd w:id="65"/>
+    <w:bookmarkStart w:id="66" w:name="reproducibility"/>
     <w:p>
       <w:pPr>
         <w:pStyle w:val="Heading2"/>
@@ -24022,162 +23815,181 @@
         <w:t xml:space="preserve">artefacts are released in the repository under the same open terms.</w:t>
       </w:r>
     </w:p>
+    <w:bookmarkEnd w:id="66"/>
+    <w:bookmarkStart w:id="67" w:name="conclusion"/>
+    <w:p>
+      <w:pPr>
+        <w:pStyle w:val="Heading2"/>
+      </w:pPr>
+      <w:r>
+        <w:t xml:space="preserve">10 Conclusion</w:t>
+      </w:r>
+    </w:p>
+    <w:p>
+      <w:pPr>
+        <w:pStyle w:val="FirstParagraph"/>
+      </w:pPr>
+      <w:r>
+        <w:t xml:space="preserve">Frequent-pattern mining of discrete operational events surfaces</w:t>
+      </w:r>
+      <w:r>
+        <w:t xml:space="preserve"> </w:t>
+      </w:r>
+      <w:r>
+        <w:t xml:space="preserve">interpretable pre-failure signatures on four of six traces studied.</w:t>
+      </w:r>
+      <w:r>
+        <w:t xml:space="preserve"> </w:t>
+      </w:r>
+      <w:r>
+        <w:t xml:space="preserve">The cleanest evidence is a physical cascade replicated across two</w:t>
+      </w:r>
+      <w:r>
+        <w:t xml:space="preserve"> </w:t>
+      </w:r>
+      <w:r>
+        <w:t xml:space="preserve">independent Senvion wind farms: on Kelmarsh and Penmanshiel, mining</w:t>
+      </w:r>
+      <w:r>
+        <w:t xml:space="preserve"> </w:t>
+      </w:r>
+      <w:r>
+        <w:t xml:space="preserve">recovers zero-control cascade signatures at inference-half lift 4.00,</w:t>
+      </w:r>
+      <w:r>
+        <w:t xml:space="preserve"> </w:t>
+      </w:r>
+      <w:r>
+        <w:t xml:space="preserve">with an alarm-code progression consistent with a mechanical wear</w:t>
+      </w:r>
+      <w:r>
+        <w:t xml:space="preserve"> </w:t>
+      </w:r>
+      <w:r>
+        <w:t xml:space="preserve">process that terminates as Forced outages, and validated distinct-code</w:t>
+      </w:r>
+      <w:r>
+        <w:t xml:space="preserve"> </w:t>
+      </w:r>
+      <w:r>
+        <w:t xml:space="preserve">degradation chains that complete a median two-to-four hours before the</w:t>
+      </w:r>
+      <w:r>
+        <w:t xml:space="preserve"> </w:t>
+      </w:r>
+      <w:r>
+        <w:t xml:space="preserve">outage. Beyond the co-located catalog, the presence / multiplicity /</w:t>
+      </w:r>
+      <w:r>
+        <w:t xml:space="preserve"> </w:t>
+      </w:r>
+      <w:r>
+        <w:t xml:space="preserve">order decomposition places the two cloud/maintenance traces in</w:t>
+      </w:r>
+      <w:r>
+        <w:t xml:space="preserve"> </w:t>
+      </w:r>
+      <w:r>
+        <w:t xml:space="preserve">opposite corners: on Azure the distinguishing held-out increment is</w:t>
+      </w:r>
+      <w:r>
+        <w:t xml:space="preserve"> </w:t>
+      </w:r>
+      <w:r>
+        <w:t xml:space="preserve">event order, on Alibaba it is event multiplicity, not exact order. On</w:t>
+      </w:r>
+      <w:r>
+        <w:t xml:space="preserve"> </w:t>
+      </w:r>
+      <w:r>
+        <w:t xml:space="preserve">raw accuracy the mined-pattern features do not beat a gradient-boosted</w:t>
+      </w:r>
+      <w:r>
+        <w:t xml:space="preserve"> </w:t>
+      </w:r>
+      <w:r>
+        <w:t xml:space="preserve">count model; their contribution is validated, human-readable</w:t>
+      </w:r>
+      <w:r>
+        <w:t xml:space="preserve"> </w:t>
+      </w:r>
+      <w:r>
+        <w:t xml:space="preserve">signatures and the decomposition itself, not a maximal predictive</w:t>
+      </w:r>
+      <w:r>
+        <w:t xml:space="preserve"> </w:t>
+      </w:r>
+      <w:r>
+        <w:t xml:space="preserve">score. The method’s</w:t>
+      </w:r>
+      <w:r>
+        <w:t xml:space="preserve"> </w:t>
+      </w:r>
+      <w:r>
+        <w:t xml:space="preserve">regime of validity is mapped by two boundary traces (BGL, SCANIA)</w:t>
+      </w:r>
+      <w:r>
+        <w:t xml:space="preserve"> </w:t>
+      </w:r>
+      <w:r>
+        <w:t xml:space="preserve">where the pipeline does not find last-K-events signal, with a</w:t>
+      </w:r>
+      <w:r>
+        <w:t xml:space="preserve"> </w:t>
+      </w:r>
+      <w:r>
+        <w:t xml:space="preserve">mechanistic explanation for each, and by a matched conditional-</w:t>
+      </w:r>
+      <w:r>
+        <w:t xml:space="preserve"> </w:t>
+      </w:r>
+      <w:r>
+        <w:t xml:space="preserve">logistic analysis that recovers interpretable per-truck hazard</w:t>
+      </w:r>
+      <w:r>
+        <w:t xml:space="preserve"> </w:t>
+      </w:r>
+      <w:r>
+        <w:t xml:space="preserve">ratios on SCANIA under right censoring.</w:t>
+      </w:r>
+    </w:p>
     <w:bookmarkEnd w:id="67"/>
-    <w:bookmarkStart w:id="68" w:name="conclusion"/>
+    <w:bookmarkStart w:id="171" w:name="references"/>
     <w:p>
       <w:pPr>
         <w:pStyle w:val="Heading2"/>
       </w:pPr>
       <w:r>
-        <w:t xml:space="preserve">10 Conclusion</w:t>
-      </w:r>
-    </w:p>
-    <w:p>
-      <w:pPr>
-        <w:pStyle w:val="FirstParagraph"/>
-      </w:pPr>
-      <w:r>
-        <w:t xml:space="preserve">Frequent-pattern mining of discrete operational events surfaces</w:t>
-      </w:r>
-      <w:r>
-        <w:t xml:space="preserve"> </w:t>
-      </w:r>
-      <w:r>
-        <w:t xml:space="preserve">interpretable pre-failure signatures on four of six traces studied.</w:t>
-      </w:r>
-      <w:r>
-        <w:t xml:space="preserve"> </w:t>
-      </w:r>
-      <w:r>
-        <w:t xml:space="preserve">The cleanest evidence is a physical cascade replicated across two</w:t>
-      </w:r>
-      <w:r>
-        <w:t xml:space="preserve"> </w:t>
-      </w:r>
-      <w:r>
-        <w:t xml:space="preserve">independent Senvion wind farms: on Kelmarsh and Penmanshiel, mining</w:t>
-      </w:r>
-      <w:r>
-        <w:t xml:space="preserve"> </w:t>
-      </w:r>
-      <w:r>
-        <w:t xml:space="preserve">recovers zero-control cascade signatures at inference-half lift 4.00,</w:t>
-      </w:r>
-      <w:r>
-        <w:t xml:space="preserve"> </w:t>
-      </w:r>
-      <w:r>
-        <w:t xml:space="preserve">with an alarm-code progression consistent with a mechanical wear</w:t>
-      </w:r>
-      <w:r>
-        <w:t xml:space="preserve"> </w:t>
-      </w:r>
-      <w:r>
-        <w:t xml:space="preserve">process that terminates as Forced outages, and validated distinct-code</w:t>
-      </w:r>
-      <w:r>
-        <w:t xml:space="preserve"> </w:t>
-      </w:r>
-      <w:r>
-        <w:t xml:space="preserve">degradation chains that complete a median two-to-four hours before the</w:t>
-      </w:r>
-      <w:r>
-        <w:t xml:space="preserve"> </w:t>
-      </w:r>
-      <w:r>
-        <w:t xml:space="preserve">outage. Beyond the co-located catalog, the presence / multiplicity /</w:t>
-      </w:r>
-      <w:r>
-        <w:t xml:space="preserve"> </w:t>
-      </w:r>
-      <w:r>
-        <w:t xml:space="preserve">order decomposition places the two cloud/maintenance traces in</w:t>
-      </w:r>
-      <w:r>
-        <w:t xml:space="preserve"> </w:t>
-      </w:r>
-      <w:r>
-        <w:t xml:space="preserve">opposite corners: on Azure the distinguishing held-out increment is</w:t>
-      </w:r>
-      <w:r>
-        <w:t xml:space="preserve"> </w:t>
-      </w:r>
-      <w:r>
-        <w:t xml:space="preserve">event order, on Alibaba it is event multiplicity, not exact order. On</w:t>
-      </w:r>
-      <w:r>
-        <w:t xml:space="preserve"> </w:t>
-      </w:r>
-      <w:r>
-        <w:t xml:space="preserve">raw accuracy the mined-pattern features do not beat a gradient-boosted</w:t>
-      </w:r>
-      <w:r>
-        <w:t xml:space="preserve"> </w:t>
-      </w:r>
-      <w:r>
-        <w:t xml:space="preserve">count model; their contribution is validated, human-readable</w:t>
-      </w:r>
-      <w:r>
-        <w:t xml:space="preserve"> </w:t>
-      </w:r>
-      <w:r>
-        <w:t xml:space="preserve">signatures and the decomposition itself, not a maximal predictive</w:t>
-      </w:r>
-      <w:r>
-        <w:t xml:space="preserve"> </w:t>
-      </w:r>
-      <w:r>
-        <w:t xml:space="preserve">score. The method’s</w:t>
-      </w:r>
-      <w:r>
-        <w:t xml:space="preserve"> </w:t>
-      </w:r>
-      <w:r>
-        <w:t xml:space="preserve">regime of validity is mapped by two boundary traces (BGL, SCANIA)</w:t>
-      </w:r>
-      <w:r>
-        <w:t xml:space="preserve"> </w:t>
-      </w:r>
-      <w:r>
-        <w:t xml:space="preserve">where the pipeline does not find last-K-events signal, with a</w:t>
-      </w:r>
-      <w:r>
-        <w:t xml:space="preserve"> </w:t>
-      </w:r>
-      <w:r>
-        <w:t xml:space="preserve">mechanistic explanation for each, and by a matched conditional-</w:t>
-      </w:r>
-      <w:r>
-        <w:t xml:space="preserve"> </w:t>
-      </w:r>
-      <w:r>
-        <w:t xml:space="preserve">logistic analysis that recovers interpretable per-truck hazard</w:t>
-      </w:r>
-      <w:r>
-        <w:t xml:space="preserve"> </w:t>
-      </w:r>
-      <w:r>
-        <w:t xml:space="preserve">ratios on SCANIA under right censoring.</w:t>
+        <w:t xml:space="preserve">References</w:t>
+      </w:r>
+    </w:p>
+    <w:bookmarkStart w:id="170" w:name="refs"/>
+    <w:bookmarkStart w:id="68" w:name="ref-agrawal1994fast"/>
+    <w:p>
+      <w:pPr>
+        <w:pStyle w:val="Bibliography"/>
+      </w:pPr>
+      <w:r>
+        <w:t xml:space="preserve">1.</w:t>
+      </w:r>
+      <w:r>
+        <w:t xml:space="preserve"> </w:t>
+      </w:r>
+      <w:r>
+        <w:t xml:space="preserve">	</w:t>
+      </w:r>
+      <w:r>
+        <w:t xml:space="preserve">Agrawal R, Srikant R (1994) Fast algorithms for mining association rules in large databases. In: Proceedings of the 20th international conference on very large data bases (VLDB). pp 487–499</w:t>
       </w:r>
     </w:p>
     <w:bookmarkEnd w:id="68"/>
-    <w:bookmarkStart w:id="172" w:name="references"/>
-    <w:p>
-      <w:pPr>
-        <w:pStyle w:val="Heading2"/>
-      </w:pPr>
-      <w:r>
-        <w:t xml:space="preserve">References</w:t>
-      </w:r>
-    </w:p>
-    <w:bookmarkStart w:id="171" w:name="refs"/>
-    <w:bookmarkStart w:id="69" w:name="ref-agrawal1994fast"/>
+    <w:bookmarkStart w:id="70" w:name="ref-han2000mining"/>
     <w:p>
       <w:pPr>
         <w:pStyle w:val="Bibliography"/>
       </w:pPr>
       <w:r>
-        <w:t xml:space="preserve">1.</w:t>
+        <w:t xml:space="preserve">2.</w:t>
       </w:r>
       <w:r>
         <w:t xml:space="preserve"> </w:t>
@@ -24186,31 +23998,12 @@
         <w:t xml:space="preserve">	</w:t>
       </w:r>
       <w:r>
-        <w:t xml:space="preserve">Agrawal R, Srikant R (1994) Fast algorithms for mining association rules in large databases. In: Proceedings of the 20th international conference on very large data bases (VLDB). pp 487–499</w:t>
-      </w:r>
-    </w:p>
-    <w:bookmarkEnd w:id="69"/>
-    <w:bookmarkStart w:id="71" w:name="ref-han2000mining"/>
-    <w:p>
-      <w:pPr>
-        <w:pStyle w:val="Bibliography"/>
-      </w:pPr>
-      <w:r>
-        <w:t xml:space="preserve">2.</w:t>
-      </w:r>
-      <w:r>
-        <w:t xml:space="preserve"> </w:t>
-      </w:r>
-      <w:r>
-        <w:t xml:space="preserve">	</w:t>
-      </w:r>
-      <w:r>
         <w:t xml:space="preserve">Han J, Pei J, Yin Y (2000)</w:t>
       </w:r>
       <w:r>
         <w:t xml:space="preserve"> </w:t>
       </w:r>
-      <w:hyperlink r:id="rId70">
+      <w:hyperlink r:id="rId69">
         <w:r>
           <w:rPr>
             <w:rStyle w:val="Hyperlink"/>
@@ -24222,8 +24015,8 @@
         <w:t xml:space="preserve">. In: Proceedings of the 2000 ACM SIGMOD international conference on management of data. pp 1–12</w:t>
       </w:r>
     </w:p>
-    <w:bookmarkEnd w:id="71"/>
-    <w:bookmarkStart w:id="73" w:name="ref-srikant1996gsp"/>
+    <w:bookmarkEnd w:id="70"/>
+    <w:bookmarkStart w:id="72" w:name="ref-srikant1996gsp"/>
     <w:p>
       <w:pPr>
         <w:pStyle w:val="Bibliography"/>
@@ -24243,7 +24036,7 @@
       <w:r>
         <w:t xml:space="preserve"> </w:t>
       </w:r>
-      <w:hyperlink r:id="rId72">
+      <w:hyperlink r:id="rId71">
         <w:r>
           <w:rPr>
             <w:rStyle w:val="Hyperlink"/>
@@ -24255,8 +24048,8 @@
         <w:t xml:space="preserve">. In: Advances in database technology — EDBT 1996. Springer, pp 1–17</w:t>
       </w:r>
     </w:p>
-    <w:bookmarkEnd w:id="73"/>
-    <w:bookmarkStart w:id="75" w:name="ref-zaki2001spade"/>
+    <w:bookmarkEnd w:id="72"/>
+    <w:bookmarkStart w:id="74" w:name="ref-zaki2001spade"/>
     <w:p>
       <w:pPr>
         <w:pStyle w:val="Bibliography"/>
@@ -24285,7 +24078,7 @@
       <w:r>
         <w:t xml:space="preserve"> </w:t>
       </w:r>
-      <w:hyperlink r:id="rId74">
+      <w:hyperlink r:id="rId73">
         <w:r>
           <w:rPr>
             <w:rStyle w:val="Hyperlink"/>
@@ -24294,8 +24087,8 @@
         </w:r>
       </w:hyperlink>
     </w:p>
-    <w:bookmarkEnd w:id="75"/>
-    <w:bookmarkStart w:id="77" w:name="ref-pei2001prefixspan"/>
+    <w:bookmarkEnd w:id="74"/>
+    <w:bookmarkStart w:id="76" w:name="ref-pei2001prefixspan"/>
     <w:p>
       <w:pPr>
         <w:pStyle w:val="Bibliography"/>
@@ -24315,7 +24108,7 @@
       <w:r>
         <w:t xml:space="preserve"> </w:t>
       </w:r>
-      <w:hyperlink r:id="rId76">
+      <w:hyperlink r:id="rId75">
         <w:r>
           <w:rPr>
             <w:rStyle w:val="Hyperlink"/>
@@ -24333,8 +24126,8 @@
         <w:t xml:space="preserve">. In: Proceedings 17th international conference on data engineering (ICDE). pp 215–224</w:t>
       </w:r>
     </w:p>
-    <w:bookmarkEnd w:id="77"/>
-    <w:bookmarkStart w:id="79" w:name="ref-fournierviger2014cmspade"/>
+    <w:bookmarkEnd w:id="76"/>
+    <w:bookmarkStart w:id="78" w:name="ref-fournierviger2014cmspade"/>
     <w:p>
       <w:pPr>
         <w:pStyle w:val="Bibliography"/>
@@ -24354,7 +24147,7 @@
       <w:r>
         <w:t xml:space="preserve"> </w:t>
       </w:r>
-      <w:hyperlink r:id="rId78">
+      <w:hyperlink r:id="rId77">
         <w:r>
           <w:rPr>
             <w:rStyle w:val="Hyperlink"/>
@@ -24366,8 +24159,8 @@
         <w:t xml:space="preserve">. In: Advances in knowledge discovery and data mining (PAKDD 2014). Springer, pp 40–52</w:t>
       </w:r>
     </w:p>
-    <w:bookmarkEnd w:id="79"/>
-    <w:bookmarkStart w:id="81" w:name="ref-fournierviger2014vmsp"/>
+    <w:bookmarkEnd w:id="78"/>
+    <w:bookmarkStart w:id="80" w:name="ref-fournierviger2014vmsp"/>
     <w:p>
       <w:pPr>
         <w:pStyle w:val="Bibliography"/>
@@ -24387,7 +24180,7 @@
       <w:r>
         <w:t xml:space="preserve"> </w:t>
       </w:r>
-      <w:hyperlink r:id="rId80">
+      <w:hyperlink r:id="rId79">
         <w:r>
           <w:rPr>
             <w:rStyle w:val="Hyperlink"/>
@@ -24405,8 +24198,8 @@
         <w:t xml:space="preserve">. In: Advances in artificial intelligence (canadian AI 2014). Springer, pp 83–94</w:t>
       </w:r>
     </w:p>
-    <w:bookmarkEnd w:id="81"/>
-    <w:bookmarkStart w:id="83" w:name="ref-fournierviger2022patternmining"/>
+    <w:bookmarkEnd w:id="80"/>
+    <w:bookmarkStart w:id="82" w:name="ref-fournierviger2022patternmining"/>
     <w:p>
       <w:pPr>
         <w:pStyle w:val="Bibliography"/>
@@ -24426,7 +24219,7 @@
       <w:r>
         <w:t xml:space="preserve"> </w:t>
       </w:r>
-      <w:hyperlink r:id="rId82">
+      <w:hyperlink r:id="rId81">
         <w:r>
           <w:rPr>
             <w:rStyle w:val="Hyperlink"/>
@@ -24438,8 +24231,8 @@
         <w:t xml:space="preserve">. In: Database systems for advanced applications (DASFAA 2022) international workshops. Springer, pp 34–49</w:t>
       </w:r>
     </w:p>
-    <w:bookmarkEnd w:id="83"/>
-    <w:bookmarkStart w:id="85" w:name="ref-fournier2016spmf"/>
+    <w:bookmarkEnd w:id="82"/>
+    <w:bookmarkStart w:id="84" w:name="ref-fournier2016spmf"/>
     <w:p>
       <w:pPr>
         <w:pStyle w:val="Bibliography"/>
@@ -24459,7 +24252,7 @@
       <w:r>
         <w:t xml:space="preserve"> </w:t>
       </w:r>
-      <w:hyperlink r:id="rId84">
+      <w:hyperlink r:id="rId83">
         <w:r>
           <w:rPr>
             <w:rStyle w:val="Hyperlink"/>
@@ -24495,8 +24288,8 @@
         <w:t xml:space="preserve">. In: Joint european conference on machine learning and knowledge discovery in databases (ECML PKDD). pp 36–40</w:t>
       </w:r>
     </w:p>
-    <w:bookmarkEnd w:id="85"/>
-    <w:bookmarkStart w:id="87" w:name="ref-raschka2018mlxtend"/>
+    <w:bookmarkEnd w:id="84"/>
+    <w:bookmarkStart w:id="86" w:name="ref-raschka2018mlxtend"/>
     <w:p>
       <w:pPr>
         <w:pStyle w:val="Bibliography"/>
@@ -24525,7 +24318,7 @@
       <w:r>
         <w:t xml:space="preserve"> </w:t>
       </w:r>
-      <w:hyperlink r:id="rId86">
+      <w:hyperlink r:id="rId85">
         <w:r>
           <w:rPr>
             <w:rStyle w:val="Hyperlink"/>
@@ -24534,8 +24327,8 @@
         </w:r>
       </w:hyperlink>
     </w:p>
-    <w:bookmarkEnd w:id="87"/>
-    <w:bookmarkStart w:id="89" w:name="ref-ren2020failure"/>
+    <w:bookmarkEnd w:id="86"/>
+    <w:bookmarkStart w:id="88" w:name="ref-ren2020failure"/>
     <w:p>
       <w:pPr>
         <w:pStyle w:val="Bibliography"/>
@@ -24555,7 +24348,7 @@
       <w:r>
         <w:t xml:space="preserve"> </w:t>
       </w:r>
-      <w:hyperlink r:id="rId88">
+      <w:hyperlink r:id="rId87">
         <w:r>
           <w:rPr>
             <w:rStyle w:val="Hyperlink"/>
@@ -24567,8 +24360,8 @@
         <w:t xml:space="preserve">. In: Future of information and communication conference (FICC). Springer</w:t>
       </w:r>
     </w:p>
-    <w:bookmarkEnd w:id="89"/>
-    <w:bookmarkStart w:id="91" w:name="ref-ifraz2024sequential"/>
+    <w:bookmarkEnd w:id="88"/>
+    <w:bookmarkStart w:id="90" w:name="ref-ifraz2024sequential"/>
     <w:p>
       <w:pPr>
         <w:pStyle w:val="Bibliography"/>
@@ -24588,7 +24381,7 @@
       <w:r>
         <w:t xml:space="preserve"> </w:t>
       </w:r>
-      <w:hyperlink r:id="rId90">
+      <w:hyperlink r:id="rId89">
         <w:r>
           <w:rPr>
             <w:rStyle w:val="Hyperlink"/>
@@ -24597,8 +24390,8 @@
         </w:r>
       </w:hyperlink>
     </w:p>
-    <w:bookmarkEnd w:id="91"/>
-    <w:bookmarkStart w:id="93" w:name="ref-hu2023priority"/>
+    <w:bookmarkEnd w:id="90"/>
+    <w:bookmarkStart w:id="92" w:name="ref-hu2023priority"/>
     <w:p>
       <w:pPr>
         <w:pStyle w:val="Bibliography"/>
@@ -24618,7 +24411,7 @@
       <w:r>
         <w:t xml:space="preserve"> </w:t>
       </w:r>
-      <w:hyperlink r:id="rId92">
+      <w:hyperlink r:id="rId91">
         <w:r>
           <w:rPr>
             <w:rStyle w:val="Hyperlink"/>
@@ -24627,8 +24420,8 @@
         </w:r>
       </w:hyperlink>
     </w:p>
-    <w:bookmarkEnd w:id="93"/>
-    <w:bookmarkStart w:id="95" w:name="ref-hu2023frequent"/>
+    <w:bookmarkEnd w:id="92"/>
+    <w:bookmarkStart w:id="94" w:name="ref-hu2023frequent"/>
     <w:p>
       <w:pPr>
         <w:pStyle w:val="Bibliography"/>
@@ -24648,7 +24441,7 @@
       <w:r>
         <w:t xml:space="preserve"> </w:t>
       </w:r>
-      <w:hyperlink r:id="rId94">
+      <w:hyperlink r:id="rId93">
         <w:r>
           <w:rPr>
             <w:rStyle w:val="Hyperlink"/>
@@ -24657,8 +24450,8 @@
         </w:r>
       </w:hyperlink>
     </w:p>
-    <w:bookmarkEnd w:id="95"/>
-    <w:bookmarkStart w:id="97" w:name="ref-chatterjee2022deep"/>
+    <w:bookmarkEnd w:id="94"/>
+    <w:bookmarkStart w:id="96" w:name="ref-chatterjee2022deep"/>
     <w:p>
       <w:pPr>
         <w:pStyle w:val="Bibliography"/>
@@ -24678,7 +24471,7 @@
       <w:r>
         <w:t xml:space="preserve"> </w:t>
       </w:r>
-      <w:hyperlink r:id="rId96">
+      <w:hyperlink r:id="rId95">
         <w:r>
           <w:rPr>
             <w:rStyle w:val="Hyperlink"/>
@@ -24690,8 +24483,8 @@
         <w:t xml:space="preserve">. In: Artificial neural networks and machine learning (ICANN 2022), LNCS 13531. Springer</w:t>
       </w:r>
     </w:p>
-    <w:bookmarkEnd w:id="97"/>
-    <w:bookmarkStart w:id="99" w:name="ref-shah2025alarm"/>
+    <w:bookmarkEnd w:id="96"/>
+    <w:bookmarkStart w:id="98" w:name="ref-shah2025alarm"/>
     <w:p>
       <w:pPr>
         <w:pStyle w:val="Bibliography"/>
@@ -24720,7 +24513,7 @@
       <w:r>
         <w:t xml:space="preserve"> </w:t>
       </w:r>
-      <w:hyperlink r:id="rId98">
+      <w:hyperlink r:id="rId97">
         <w:r>
           <w:rPr>
             <w:rStyle w:val="Hyperlink"/>
@@ -24729,8 +24522,8 @@
         </w:r>
       </w:hyperlink>
     </w:p>
-    <w:bookmarkEnd w:id="99"/>
-    <w:bookmarkStart w:id="101" w:name="ref-dong1999emerging"/>
+    <w:bookmarkEnd w:id="98"/>
+    <w:bookmarkStart w:id="100" w:name="ref-dong1999emerging"/>
     <w:p>
       <w:pPr>
         <w:pStyle w:val="Bibliography"/>
@@ -24750,7 +24543,7 @@
       <w:r>
         <w:t xml:space="preserve"> </w:t>
       </w:r>
-      <w:hyperlink r:id="rId100">
+      <w:hyperlink r:id="rId99">
         <w:r>
           <w:rPr>
             <w:rStyle w:val="Hyperlink"/>
@@ -24762,8 +24555,8 @@
         <w:t xml:space="preserve">. In: Proceedings of the fifth ACM SIGKDD international conference on knowledge discovery and data mining (KDD). pp 43–52</w:t>
       </w:r>
     </w:p>
-    <w:bookmarkEnd w:id="101"/>
-    <w:bookmarkStart w:id="103" w:name="ref-bay1999contrast"/>
+    <w:bookmarkEnd w:id="100"/>
+    <w:bookmarkStart w:id="102" w:name="ref-bay1999contrast"/>
     <w:p>
       <w:pPr>
         <w:pStyle w:val="Bibliography"/>
@@ -24783,7 +24576,7 @@
       <w:r>
         <w:t xml:space="preserve"> </w:t>
       </w:r>
-      <w:hyperlink r:id="rId102">
+      <w:hyperlink r:id="rId101">
         <w:r>
           <w:rPr>
             <w:rStyle w:val="Hyperlink"/>
@@ -24795,8 +24588,8 @@
         <w:t xml:space="preserve">. In: Proceedings of the fifth ACM SIGKDD international conference on knowledge discovery and data mining (KDD). pp 302–306</w:t>
       </w:r>
     </w:p>
-    <w:bookmarkEnd w:id="103"/>
-    <w:bookmarkStart w:id="105" w:name="ref-terada2013statssp"/>
+    <w:bookmarkEnd w:id="102"/>
+    <w:bookmarkStart w:id="104" w:name="ref-terada2013statssp"/>
     <w:p>
       <w:pPr>
         <w:pStyle w:val="Bibliography"/>
@@ -24816,7 +24609,7 @@
       <w:r>
         <w:t xml:space="preserve"> </w:t>
       </w:r>
-      <w:hyperlink r:id="rId104">
+      <w:hyperlink r:id="rId103">
         <w:r>
           <w:rPr>
             <w:rStyle w:val="Hyperlink"/>
@@ -24825,8 +24618,8 @@
         </w:r>
       </w:hyperlink>
     </w:p>
-    <w:bookmarkEnd w:id="105"/>
-    <w:bookmarkStart w:id="107" w:name="ref-hamalainen2019tutorial"/>
+    <w:bookmarkEnd w:id="104"/>
+    <w:bookmarkStart w:id="106" w:name="ref-hamalainen2019tutorial"/>
     <w:p>
       <w:pPr>
         <w:pStyle w:val="Bibliography"/>
@@ -24846,7 +24639,7 @@
       <w:r>
         <w:t xml:space="preserve"> </w:t>
       </w:r>
-      <w:hyperlink r:id="rId106">
+      <w:hyperlink r:id="rId105">
         <w:r>
           <w:rPr>
             <w:rStyle w:val="Hyperlink"/>
@@ -24855,8 +24648,8 @@
         </w:r>
       </w:hyperlink>
     </w:p>
-    <w:bookmarkEnd w:id="107"/>
-    <w:bookmarkStart w:id="109" w:name="ref-dalleiger2022significant"/>
+    <w:bookmarkEnd w:id="106"/>
+    <w:bookmarkStart w:id="108" w:name="ref-dalleiger2022significant"/>
     <w:p>
       <w:pPr>
         <w:pStyle w:val="Bibliography"/>
@@ -24876,7 +24669,7 @@
       <w:r>
         <w:t xml:space="preserve"> </w:t>
       </w:r>
-      <w:hyperlink r:id="rId108">
+      <w:hyperlink r:id="rId107">
         <w:r>
           <w:rPr>
             <w:rStyle w:val="Hyperlink"/>
@@ -24888,8 +24681,8 @@
         <w:t xml:space="preserve">. In: Proceedings of the 28th ACM SIGKDD conference on knowledge discovery and data mining (KDD ’22). ACM</w:t>
       </w:r>
     </w:p>
-    <w:bookmarkEnd w:id="109"/>
-    <w:bookmarkStart w:id="111" w:name="ref-pellegrina2024efficient"/>
+    <w:bookmarkEnd w:id="108"/>
+    <w:bookmarkStart w:id="110" w:name="ref-pellegrina2024efficient"/>
     <w:p>
       <w:pPr>
         <w:pStyle w:val="Bibliography"/>
@@ -24909,7 +24702,7 @@
       <w:r>
         <w:t xml:space="preserve"> </w:t>
       </w:r>
-      <w:hyperlink r:id="rId110">
+      <w:hyperlink r:id="rId109">
         <w:r>
           <w:rPr>
             <w:rStyle w:val="Hyperlink"/>
@@ -24918,8 +24711,8 @@
         </w:r>
       </w:hyperlink>
     </w:p>
-    <w:bookmarkEnd w:id="111"/>
-    <w:bookmarkStart w:id="113" w:name="ref-fithian2014optimal"/>
+    <w:bookmarkEnd w:id="110"/>
+    <w:bookmarkStart w:id="112" w:name="ref-fithian2014optimal"/>
     <w:p>
       <w:pPr>
         <w:pStyle w:val="Bibliography"/>
@@ -24939,7 +24732,7 @@
       <w:r>
         <w:t xml:space="preserve"> </w:t>
       </w:r>
-      <w:hyperlink r:id="rId112">
+      <w:hyperlink r:id="rId111">
         <w:r>
           <w:rPr>
             <w:rStyle w:val="Hyperlink"/>
@@ -24948,8 +24741,8 @@
         </w:r>
       </w:hyperlink>
     </w:p>
-    <w:bookmarkEnd w:id="113"/>
-    <w:bookmarkStart w:id="115" w:name="ref-du2017deeplog"/>
+    <w:bookmarkEnd w:id="112"/>
+    <w:bookmarkStart w:id="114" w:name="ref-du2017deeplog"/>
     <w:p>
       <w:pPr>
         <w:pStyle w:val="Bibliography"/>
@@ -24969,7 +24762,7 @@
       <w:r>
         <w:t xml:space="preserve"> </w:t>
       </w:r>
-      <w:hyperlink r:id="rId114">
+      <w:hyperlink r:id="rId113">
         <w:r>
           <w:rPr>
             <w:rStyle w:val="Hyperlink"/>
@@ -24987,8 +24780,8 @@
         <w:t xml:space="preserve">. In: Proceedings of the 2017 ACM SIGSAC conference on computer and communications security (CCS). pp 1285–1298</w:t>
       </w:r>
     </w:p>
-    <w:bookmarkEnd w:id="115"/>
-    <w:bookmarkStart w:id="117" w:name="ref-meng2019loganomaly"/>
+    <w:bookmarkEnd w:id="114"/>
+    <w:bookmarkStart w:id="116" w:name="ref-meng2019loganomaly"/>
     <w:p>
       <w:pPr>
         <w:pStyle w:val="Bibliography"/>
@@ -25008,7 +24801,7 @@
       <w:r>
         <w:t xml:space="preserve"> </w:t>
       </w:r>
-      <w:hyperlink r:id="rId116">
+      <w:hyperlink r:id="rId115">
         <w:r>
           <w:rPr>
             <w:rStyle w:val="Hyperlink"/>
@@ -25026,8 +24819,8 @@
         <w:t xml:space="preserve">. In: Proceedings of the 28th international joint conference on artificial intelligence (IJCAI). pp 4739–4745</w:t>
       </w:r>
     </w:p>
-    <w:bookmarkEnd w:id="117"/>
-    <w:bookmarkStart w:id="119" w:name="ref-zhang2019logrobust"/>
+    <w:bookmarkEnd w:id="116"/>
+    <w:bookmarkStart w:id="118" w:name="ref-zhang2019logrobust"/>
     <w:p>
       <w:pPr>
         <w:pStyle w:val="Bibliography"/>
@@ -25047,7 +24840,7 @@
       <w:r>
         <w:t xml:space="preserve"> </w:t>
       </w:r>
-      <w:hyperlink r:id="rId118">
+      <w:hyperlink r:id="rId117">
         <w:r>
           <w:rPr>
             <w:rStyle w:val="Hyperlink"/>
@@ -25059,8 +24852,8 @@
         <w:t xml:space="preserve">. In: Proceedings of the 27th ACM joint meeting on european software engineering conference and symposium on the foundations of software engineering (ESEC/FSE). pp 807–817</w:t>
       </w:r>
     </w:p>
-    <w:bookmarkEnd w:id="119"/>
-    <w:bookmarkStart w:id="121" w:name="ref-yang2021plelog"/>
+    <w:bookmarkEnd w:id="118"/>
+    <w:bookmarkStart w:id="120" w:name="ref-yang2021plelog"/>
     <w:p>
       <w:pPr>
         <w:pStyle w:val="Bibliography"/>
@@ -25080,7 +24873,7 @@
       <w:r>
         <w:t xml:space="preserve"> </w:t>
       </w:r>
-      <w:hyperlink r:id="rId120">
+      <w:hyperlink r:id="rId119">
         <w:r>
           <w:rPr>
             <w:rStyle w:val="Hyperlink"/>
@@ -25092,8 +24885,8 @@
         <w:t xml:space="preserve">. In: Proceedings of the 43rd international conference on software engineering (ICSE). pp 1448–1460</w:t>
       </w:r>
     </w:p>
-    <w:bookmarkEnd w:id="121"/>
-    <w:bookmarkStart w:id="123" w:name="ref-guo2021logbert"/>
+    <w:bookmarkEnd w:id="120"/>
+    <w:bookmarkStart w:id="122" w:name="ref-guo2021logbert"/>
     <w:p>
       <w:pPr>
         <w:pStyle w:val="Bibliography"/>
@@ -25113,7 +24906,7 @@
       <w:r>
         <w:t xml:space="preserve"> </w:t>
       </w:r>
-      <w:hyperlink r:id="rId122">
+      <w:hyperlink r:id="rId121">
         <w:r>
           <w:rPr>
             <w:rStyle w:val="Hyperlink"/>
@@ -25143,8 +24936,8 @@
         <w:t xml:space="preserve">. In: 2021 international joint conference on neural networks (IJCNN)</w:t>
       </w:r>
     </w:p>
-    <w:bookmarkEnd w:id="123"/>
-    <w:bookmarkStart w:id="125" w:name="ref-guo2024logformer"/>
+    <w:bookmarkEnd w:id="122"/>
+    <w:bookmarkStart w:id="124" w:name="ref-guo2024logformer"/>
     <w:p>
       <w:pPr>
         <w:pStyle w:val="Bibliography"/>
@@ -25173,7 +24966,7 @@
       <w:r>
         <w:t xml:space="preserve"> </w:t>
       </w:r>
-      <w:hyperlink r:id="rId124">
+      <w:hyperlink r:id="rId123">
         <w:r>
           <w:rPr>
             <w:rStyle w:val="Hyperlink"/>
@@ -25182,8 +24975,8 @@
         </w:r>
       </w:hyperlink>
     </w:p>
-    <w:bookmarkEnd w:id="125"/>
-    <w:bookmarkStart w:id="127" w:name="ref-landauer2023deep"/>
+    <w:bookmarkEnd w:id="124"/>
+    <w:bookmarkStart w:id="126" w:name="ref-landauer2023deep"/>
     <w:p>
       <w:pPr>
         <w:pStyle w:val="Bibliography"/>
@@ -25203,7 +24996,7 @@
       <w:r>
         <w:t xml:space="preserve"> </w:t>
       </w:r>
-      <w:hyperlink r:id="rId126">
+      <w:hyperlink r:id="rId125">
         <w:r>
           <w:rPr>
             <w:rStyle w:val="Hyperlink"/>
@@ -25212,8 +25005,8 @@
         </w:r>
       </w:hyperlink>
     </w:p>
-    <w:bookmarkEnd w:id="127"/>
-    <w:bookmarkStart w:id="129" w:name="ref-hadadi2024systematic"/>
+    <w:bookmarkEnd w:id="126"/>
+    <w:bookmarkStart w:id="128" w:name="ref-hadadi2024systematic"/>
     <w:p>
       <w:pPr>
         <w:pStyle w:val="Bibliography"/>
@@ -25233,7 +25026,7 @@
       <w:r>
         <w:t xml:space="preserve"> </w:t>
       </w:r>
-      <w:hyperlink r:id="rId128">
+      <w:hyperlink r:id="rId127">
         <w:r>
           <w:rPr>
             <w:rStyle w:val="Hyperlink"/>
@@ -25242,8 +25035,8 @@
         </w:r>
       </w:hyperlink>
     </w:p>
-    <w:bookmarkEnd w:id="129"/>
-    <w:bookmarkStart w:id="131" w:name="ref-zhu2023loghub"/>
+    <w:bookmarkEnd w:id="128"/>
+    <w:bookmarkStart w:id="130" w:name="ref-zhu2023loghub"/>
     <w:p>
       <w:pPr>
         <w:pStyle w:val="Bibliography"/>
@@ -25263,7 +25056,7 @@
       <w:r>
         <w:t xml:space="preserve"> </w:t>
       </w:r>
-      <w:hyperlink r:id="rId130">
+      <w:hyperlink r:id="rId129">
         <w:r>
           <w:rPr>
             <w:rStyle w:val="Hyperlink"/>
@@ -25293,8 +25086,8 @@
         <w:t xml:space="preserve">. In: 2023 IEEE 34th international symposium on software reliability engineering (ISSRE)</w:t>
       </w:r>
     </w:p>
-    <w:bookmarkEnd w:id="131"/>
-    <w:bookmarkStart w:id="133" w:name="ref-zhu2019logparsing"/>
+    <w:bookmarkEnd w:id="130"/>
+    <w:bookmarkStart w:id="132" w:name="ref-zhu2019logparsing"/>
     <w:p>
       <w:pPr>
         <w:pStyle w:val="Bibliography"/>
@@ -25314,7 +25107,7 @@
       <w:r>
         <w:t xml:space="preserve"> </w:t>
       </w:r>
-      <w:hyperlink r:id="rId132">
+      <w:hyperlink r:id="rId131">
         <w:r>
           <w:rPr>
             <w:rStyle w:val="Hyperlink"/>
@@ -25326,8 +25119,8 @@
         <w:t xml:space="preserve">. In: 2019 IEEE/ACM 41st international conference on software engineering: Software engineering in practice (ICSE-SEIP). pp 121–130</w:t>
       </w:r>
     </w:p>
-    <w:bookmarkEnd w:id="133"/>
-    <w:bookmarkStart w:id="135" w:name="ref-cheng2018characterizing"/>
+    <w:bookmarkEnd w:id="132"/>
+    <w:bookmarkStart w:id="134" w:name="ref-cheng2018characterizing"/>
     <w:p>
       <w:pPr>
         <w:pStyle w:val="Bibliography"/>
@@ -25347,7 +25140,7 @@
       <w:r>
         <w:t xml:space="preserve"> </w:t>
       </w:r>
-      <w:hyperlink r:id="rId134">
+      <w:hyperlink r:id="rId133">
         <w:r>
           <w:rPr>
             <w:rStyle w:val="Hyperlink"/>
@@ -25356,8 +25149,8 @@
         </w:r>
       </w:hyperlink>
     </w:p>
-    <w:bookmarkEnd w:id="135"/>
-    <w:bookmarkStart w:id="137" w:name="ref-luo2021alibaba"/>
+    <w:bookmarkEnd w:id="134"/>
+    <w:bookmarkStart w:id="136" w:name="ref-luo2021alibaba"/>
     <w:p>
       <w:pPr>
         <w:pStyle w:val="Bibliography"/>
@@ -25377,7 +25170,7 @@
       <w:r>
         <w:t xml:space="preserve"> </w:t>
       </w:r>
-      <w:hyperlink r:id="rId136">
+      <w:hyperlink r:id="rId135">
         <w:r>
           <w:rPr>
             <w:rStyle w:val="Hyperlink"/>
@@ -25413,8 +25206,8 @@
         <w:t xml:space="preserve">. In: Proceedings of the ACM symposium on cloud computing (SoCC). pp 412–426</w:t>
       </w:r>
     </w:p>
-    <w:bookmarkEnd w:id="137"/>
-    <w:bookmarkStart w:id="139" w:name="ref-oliner2007supercomputers"/>
+    <w:bookmarkEnd w:id="136"/>
+    <w:bookmarkStart w:id="138" w:name="ref-oliner2007supercomputers"/>
     <w:p>
       <w:pPr>
         <w:pStyle w:val="Bibliography"/>
@@ -25434,7 +25227,7 @@
       <w:r>
         <w:t xml:space="preserve"> </w:t>
       </w:r>
-      <w:hyperlink r:id="rId138">
+      <w:hyperlink r:id="rId137">
         <w:r>
           <w:rPr>
             <w:rStyle w:val="Hyperlink"/>
@@ -25446,8 +25239,8 @@
         <w:t xml:space="preserve">. In: 37th annual IEEE/IFIP international conference on dependable systems and networks (DSN). pp 575–584</w:t>
       </w:r>
     </w:p>
-    <w:bookmarkEnd w:id="139"/>
-    <w:bookmarkStart w:id="141" w:name="ref-saxena2008cmapss"/>
+    <w:bookmarkEnd w:id="138"/>
+    <w:bookmarkStart w:id="140" w:name="ref-saxena2008cmapss"/>
     <w:p>
       <w:pPr>
         <w:pStyle w:val="Bibliography"/>
@@ -25467,7 +25260,7 @@
       <w:r>
         <w:t xml:space="preserve"> </w:t>
       </w:r>
-      <w:hyperlink r:id="rId140">
+      <w:hyperlink r:id="rId139">
         <w:r>
           <w:rPr>
             <w:rStyle w:val="Hyperlink"/>
@@ -25479,8 +25272,8 @@
         <w:t xml:space="preserve">. In: 2008 international conference on prognostics and health management (PHM)</w:t>
       </w:r>
     </w:p>
-    <w:bookmarkEnd w:id="141"/>
-    <w:bookmarkStart w:id="143" w:name="ref-serradilla2022pdmsurvey"/>
+    <w:bookmarkEnd w:id="140"/>
+    <w:bookmarkStart w:id="142" w:name="ref-serradilla2022pdmsurvey"/>
     <w:p>
       <w:pPr>
         <w:pStyle w:val="Bibliography"/>
@@ -25500,7 +25293,7 @@
       <w:r>
         <w:t xml:space="preserve"> </w:t>
       </w:r>
-      <w:hyperlink r:id="rId142">
+      <w:hyperlink r:id="rId141">
         <w:r>
           <w:rPr>
             <w:rStyle w:val="Hyperlink"/>
@@ -25509,8 +25302,8 @@
         </w:r>
       </w:hyperlink>
     </w:p>
-    <w:bookmarkEnd w:id="143"/>
-    <w:bookmarkStart w:id="145" w:name="ref-costa2016ida"/>
+    <w:bookmarkEnd w:id="142"/>
+    <w:bookmarkStart w:id="144" w:name="ref-costa2016ida"/>
     <w:p>
       <w:pPr>
         <w:pStyle w:val="Bibliography"/>
@@ -25530,7 +25323,7 @@
       <w:r>
         <w:t xml:space="preserve"> </w:t>
       </w:r>
-      <w:hyperlink r:id="rId144">
+      <w:hyperlink r:id="rId143">
         <w:r>
           <w:rPr>
             <w:rStyle w:val="Hyperlink"/>
@@ -25554,8 +25347,8 @@
         <w:t xml:space="preserve">. In: Advances in intelligent data analysis XV (IDA 2016). Springer, pp 381–386</w:t>
       </w:r>
     </w:p>
-    <w:bookmarkEnd w:id="145"/>
-    <w:bookmarkStart w:id="147" w:name="ref-kharazian2025scania"/>
+    <w:bookmarkEnd w:id="144"/>
+    <w:bookmarkStart w:id="146" w:name="ref-kharazian2025scania"/>
     <w:p>
       <w:pPr>
         <w:pStyle w:val="Bibliography"/>
@@ -25593,7 +25386,7 @@
       <w:r>
         <w:t xml:space="preserve"> </w:t>
       </w:r>
-      <w:hyperlink r:id="rId146">
+      <w:hyperlink r:id="rId145">
         <w:r>
           <w:rPr>
             <w:rStyle w:val="Hyperlink"/>
@@ -25602,8 +25395,8 @@
         </w:r>
       </w:hyperlink>
     </w:p>
-    <w:bookmarkEnd w:id="147"/>
-    <w:bookmarkStart w:id="149" w:name="ref-benjamini1995controlling"/>
+    <w:bookmarkEnd w:id="146"/>
+    <w:bookmarkStart w:id="148" w:name="ref-benjamini1995controlling"/>
     <w:p>
       <w:pPr>
         <w:pStyle w:val="Bibliography"/>
@@ -25623,7 +25416,7 @@
       <w:r>
         <w:t xml:space="preserve"> </w:t>
       </w:r>
-      <w:hyperlink r:id="rId148">
+      <w:hyperlink r:id="rId147">
         <w:r>
           <w:rPr>
             <w:rStyle w:val="Hyperlink"/>
@@ -25632,8 +25425,8 @@
         </w:r>
       </w:hyperlink>
     </w:p>
-    <w:bookmarkEnd w:id="149"/>
-    <w:bookmarkStart w:id="151" w:name="ref-benjamini2001control"/>
+    <w:bookmarkEnd w:id="148"/>
+    <w:bookmarkStart w:id="150" w:name="ref-benjamini2001control"/>
     <w:p>
       <w:pPr>
         <w:pStyle w:val="Bibliography"/>
@@ -25653,7 +25446,7 @@
       <w:r>
         <w:t xml:space="preserve"> </w:t>
       </w:r>
-      <w:hyperlink r:id="rId150">
+      <w:hyperlink r:id="rId149">
         <w:r>
           <w:rPr>
             <w:rStyle w:val="Hyperlink"/>
@@ -25662,8 +25455,8 @@
         </w:r>
       </w:hyperlink>
     </w:p>
-    <w:bookmarkEnd w:id="151"/>
-    <w:bookmarkStart w:id="153" w:name="ref-prentice1978retrospective"/>
+    <w:bookmarkEnd w:id="150"/>
+    <w:bookmarkStart w:id="152" w:name="ref-prentice1978retrospective"/>
     <w:p>
       <w:pPr>
         <w:pStyle w:val="Bibliography"/>
@@ -25683,7 +25476,7 @@
       <w:r>
         <w:t xml:space="preserve"> </w:t>
       </w:r>
-      <w:hyperlink r:id="rId152">
+      <w:hyperlink r:id="rId151">
         <w:r>
           <w:rPr>
             <w:rStyle w:val="Hyperlink"/>
@@ -25692,8 +25485,8 @@
         </w:r>
       </w:hyperlink>
     </w:p>
-    <w:bookmarkEnd w:id="153"/>
-    <w:bookmarkStart w:id="155" w:name="ref-langholz1996risk"/>
+    <w:bookmarkEnd w:id="152"/>
+    <w:bookmarkStart w:id="154" w:name="ref-langholz1996risk"/>
     <w:p>
       <w:pPr>
         <w:pStyle w:val="Bibliography"/>
@@ -25713,7 +25506,7 @@
       <w:r>
         <w:t xml:space="preserve"> </w:t>
       </w:r>
-      <w:hyperlink r:id="rId154">
+      <w:hyperlink r:id="rId153">
         <w:r>
           <w:rPr>
             <w:rStyle w:val="Hyperlink"/>
@@ -25722,8 +25515,8 @@
         </w:r>
       </w:hyperlink>
     </w:p>
-    <w:bookmarkEnd w:id="155"/>
-    <w:bookmarkStart w:id="157" w:name="ref-plumley2022kelmarsh"/>
+    <w:bookmarkEnd w:id="154"/>
+    <w:bookmarkStart w:id="156" w:name="ref-plumley2022kelmarsh"/>
     <w:p>
       <w:pPr>
         <w:pStyle w:val="Bibliography"/>
@@ -25743,7 +25536,7 @@
       <w:r>
         <w:t xml:space="preserve"> </w:t>
       </w:r>
-      <w:hyperlink r:id="rId156">
+      <w:hyperlink r:id="rId155">
         <w:r>
           <w:rPr>
             <w:rStyle w:val="Hyperlink"/>
@@ -25752,8 +25545,8 @@
         </w:r>
       </w:hyperlink>
     </w:p>
-    <w:bookmarkEnd w:id="157"/>
-    <w:bookmarkStart w:id="159" w:name="ref-plumley2022penmanshiel"/>
+    <w:bookmarkEnd w:id="156"/>
+    <w:bookmarkStart w:id="158" w:name="ref-plumley2022penmanshiel"/>
     <w:p>
       <w:pPr>
         <w:pStyle w:val="Bibliography"/>
@@ -25773,7 +25566,7 @@
       <w:r>
         <w:t xml:space="preserve"> </w:t>
       </w:r>
-      <w:hyperlink r:id="rId158">
+      <w:hyperlink r:id="rId157">
         <w:r>
           <w:rPr>
             <w:rStyle w:val="Hyperlink"/>
@@ -25782,8 +25575,8 @@
         </w:r>
       </w:hyperlink>
     </w:p>
-    <w:bookmarkEnd w:id="159"/>
-    <w:bookmarkStart w:id="161" w:name="ref-azurepdm"/>
+    <w:bookmarkEnd w:id="158"/>
+    <w:bookmarkStart w:id="160" w:name="ref-azurepdm"/>
     <w:p>
       <w:pPr>
         <w:pStyle w:val="Bibliography"/>
@@ -25803,7 +25596,7 @@
       <w:r>
         <w:t xml:space="preserve"> </w:t>
       </w:r>
-      <w:hyperlink r:id="rId160">
+      <w:hyperlink r:id="rId159">
         <w:r>
           <w:rPr>
             <w:rStyle w:val="Hyperlink"/>
@@ -25812,8 +25605,8 @@
         </w:r>
       </w:hyperlink>
     </w:p>
-    <w:bookmarkEnd w:id="161"/>
-    <w:bookmarkStart w:id="163" w:name="ref-alibaba2018repo"/>
+    <w:bookmarkEnd w:id="160"/>
+    <w:bookmarkStart w:id="162" w:name="ref-alibaba2018repo"/>
     <w:p>
       <w:pPr>
         <w:pStyle w:val="Bibliography"/>
@@ -25833,7 +25626,7 @@
       <w:r>
         <w:t xml:space="preserve"> </w:t>
       </w:r>
-      <w:hyperlink r:id="rId162">
+      <w:hyperlink r:id="rId161">
         <w:r>
           <w:rPr>
             <w:rStyle w:val="Hyperlink"/>
@@ -25842,8 +25635,8 @@
         </w:r>
       </w:hyperlink>
     </w:p>
-    <w:bookmarkEnd w:id="163"/>
-    <w:bookmarkStart w:id="165" w:name="ref-alibaba2018trace"/>
+    <w:bookmarkEnd w:id="162"/>
+    <w:bookmarkStart w:id="164" w:name="ref-alibaba2018trace"/>
     <w:p>
       <w:pPr>
         <w:pStyle w:val="Bibliography"/>
@@ -25863,7 +25656,7 @@
       <w:r>
         <w:t xml:space="preserve"> </w:t>
       </w:r>
-      <w:hyperlink r:id="rId164">
+      <w:hyperlink r:id="rId163">
         <w:r>
           <w:rPr>
             <w:rStyle w:val="Hyperlink"/>
@@ -25875,14 +25668,33 @@
         <w:t xml:space="preserve">. In: 2017 IEEE international conference on big data (big data). pp 2884–2892</w:t>
       </w:r>
     </w:p>
+    <w:bookmarkEnd w:id="164"/>
+    <w:bookmarkStart w:id="165" w:name="ref-rothman2008modern"/>
+    <w:p>
+      <w:pPr>
+        <w:pStyle w:val="Bibliography"/>
+      </w:pPr>
+      <w:r>
+        <w:t xml:space="preserve">50.</w:t>
+      </w:r>
+      <w:r>
+        <w:t xml:space="preserve"> </w:t>
+      </w:r>
+      <w:r>
+        <w:t xml:space="preserve">	</w:t>
+      </w:r>
+      <w:r>
+        <w:t xml:space="preserve">Rothman KJ, Greenland S, Lash TL (2008) Modern epidemiology, 3rd ed. Lippincott Williams; Wilkins</w:t>
+      </w:r>
+    </w:p>
     <w:bookmarkEnd w:id="165"/>
-    <w:bookmarkStart w:id="166" w:name="ref-rothman2008modern"/>
+    <w:bookmarkStart w:id="167" w:name="ref-loftus2015selective"/>
     <w:p>
       <w:pPr>
         <w:pStyle w:val="Bibliography"/>
       </w:pPr>
       <w:r>
-        <w:t xml:space="preserve">50.</w:t>
+        <w:t xml:space="preserve">51.</w:t>
       </w:r>
       <w:r>
         <w:t xml:space="preserve"> </w:t>
@@ -25891,31 +25703,12 @@
         <w:t xml:space="preserve">	</w:t>
       </w:r>
       <w:r>
-        <w:t xml:space="preserve">Rothman KJ, Greenland S, Lash TL (2008) Modern epidemiology, 3rd ed. Lippincott Williams; Wilkins</w:t>
-      </w:r>
-    </w:p>
-    <w:bookmarkEnd w:id="166"/>
-    <w:bookmarkStart w:id="168" w:name="ref-loftus2015selective"/>
-    <w:p>
-      <w:pPr>
-        <w:pStyle w:val="Bibliography"/>
-      </w:pPr>
-      <w:r>
-        <w:t xml:space="preserve">51.</w:t>
-      </w:r>
-      <w:r>
-        <w:t xml:space="preserve"> </w:t>
-      </w:r>
-      <w:r>
-        <w:t xml:space="preserve">	</w:t>
-      </w:r>
-      <w:r>
         <w:t xml:space="preserve">Loftus JR, Taylor JE (2015) Selective inference in regression models with groups of variables. arXiv preprint.</w:t>
       </w:r>
       <w:r>
         <w:t xml:space="preserve"> </w:t>
       </w:r>
-      <w:hyperlink r:id="rId167">
+      <w:hyperlink r:id="rId166">
         <w:r>
           <w:rPr>
             <w:rStyle w:val="Hyperlink"/>
@@ -25924,8 +25717,8 @@
         </w:r>
       </w:hyperlink>
     </w:p>
-    <w:bookmarkEnd w:id="168"/>
-    <w:bookmarkStart w:id="170" w:name="ref-yan2003clospan"/>
+    <w:bookmarkEnd w:id="167"/>
+    <w:bookmarkStart w:id="169" w:name="ref-yan2003clospan"/>
     <w:p>
       <w:pPr>
         <w:pStyle w:val="Bibliography"/>
@@ -25945,7 +25738,7 @@
       <w:r>
         <w:t xml:space="preserve"> </w:t>
       </w:r>
-      <w:hyperlink r:id="rId169">
+      <w:hyperlink r:id="rId168">
         <w:r>
           <w:rPr>
             <w:rStyle w:val="Hyperlink"/>
@@ -25957,9 +25750,9 @@
         <w:t xml:space="preserve">. In: Proceedings of the 2003 SIAM international conference on data mining (SDM). SIAM</w:t>
       </w:r>
     </w:p>
+    <w:bookmarkEnd w:id="169"/>
     <w:bookmarkEnd w:id="170"/>
     <w:bookmarkEnd w:id="171"/>
-    <w:bookmarkEnd w:id="172"/>
     <w:sectPr/>
   </w:body>
 </w:document>

--- a/docs/paper.docx
+++ b/docs/paper.docx
@@ -8784,6 +8784,114 @@
               <w:jc w:val="left"/>
             </w:pPr>
             <w:r>
+              <w:t xml:space="preserve">Kelmarsh</w:t>
+            </w:r>
+          </w:p>
+        </w:tc>
+        <w:tc>
+          <w:tcPr/>
+          <w:p>
+            <w:pPr>
+              <w:pStyle w:val="Compact"/>
+              <w:jc w:val="right"/>
+            </w:pPr>
+            <w:r>
+              <w:rPr>
+                <w:b/>
+                <w:bCs/>
+              </w:rPr>
+              <w:t xml:space="preserve">+0.244 [0.195, 0.315]</w:t>
+            </w:r>
+          </w:p>
+        </w:tc>
+        <w:tc>
+          <w:tcPr/>
+          <w:p>
+            <w:pPr>
+              <w:pStyle w:val="Compact"/>
+              <w:jc w:val="right"/>
+            </w:pPr>
+            <w:r>
+              <w:t xml:space="preserve">-0.004 [-0.038, 0.021]</w:t>
+            </w:r>
+          </w:p>
+        </w:tc>
+        <w:tc>
+          <w:tcPr/>
+          <w:p>
+            <w:pPr>
+              <w:pStyle w:val="Compact"/>
+              <w:jc w:val="right"/>
+            </w:pPr>
+            <w:r>
+              <w:t xml:space="preserve">-0.018 [-0.023, 0.002]</w:t>
+            </w:r>
+          </w:p>
+        </w:tc>
+      </w:tr>
+      <w:tr>
+        <w:tc>
+          <w:tcPr/>
+          <w:p>
+            <w:pPr>
+              <w:pStyle w:val="Compact"/>
+              <w:jc w:val="left"/>
+            </w:pPr>
+            <w:r>
+              <w:t xml:space="preserve">Penmanshiel</w:t>
+            </w:r>
+          </w:p>
+        </w:tc>
+        <w:tc>
+          <w:tcPr/>
+          <w:p>
+            <w:pPr>
+              <w:pStyle w:val="Compact"/>
+              <w:jc w:val="right"/>
+            </w:pPr>
+            <w:r>
+              <w:rPr>
+                <w:b/>
+                <w:bCs/>
+              </w:rPr>
+              <w:t xml:space="preserve">+0.326 [0.282, 0.374]</w:t>
+            </w:r>
+          </w:p>
+        </w:tc>
+        <w:tc>
+          <w:tcPr/>
+          <w:p>
+            <w:pPr>
+              <w:pStyle w:val="Compact"/>
+              <w:jc w:val="right"/>
+            </w:pPr>
+            <w:r>
+              <w:t xml:space="preserve">+0.003 [-0.016, 0.023]</w:t>
+            </w:r>
+          </w:p>
+        </w:tc>
+        <w:tc>
+          <w:tcPr/>
+          <w:p>
+            <w:pPr>
+              <w:pStyle w:val="Compact"/>
+              <w:jc w:val="right"/>
+            </w:pPr>
+            <w:r>
+              <w:t xml:space="preserve">+0.002 [-0.048, 0.037]</w:t>
+            </w:r>
+          </w:p>
+        </w:tc>
+      </w:tr>
+      <w:tr>
+        <w:tc>
+          <w:tcPr/>
+          <w:p>
+            <w:pPr>
+              <w:pStyle w:val="Compact"/>
+              <w:jc w:val="left"/>
+            </w:pPr>
+            <w:r>
               <w:t xml:space="preserve">Azure</w:t>
             </w:r>
           </w:p>
@@ -8989,7 +9097,7 @@
         <w:pStyle w:val="BodyText"/>
       </w:pPr>
       <w:r>
-        <w:t xml:space="preserve">On both positive traces the largest lever is event</w:t>
+        <w:t xml:space="preserve">The decomposition separates the traces into three clean regimes.</w:t>
       </w:r>
       <w:r>
         <w:t xml:space="preserve"> </w:t>
@@ -8999,25 +9107,49 @@
           <w:b/>
           <w:bCs/>
         </w:rPr>
-        <w:t xml:space="preserve">presence</w:t>
-      </w:r>
-      <w:r>
-        <w:t xml:space="preserve"> </w:t>
-      </w:r>
-      <w:r>
-        <w:t xml:space="preserve">(which</w:t>
-      </w:r>
-      <w:r>
-        <w:t xml:space="preserve"> </w:t>
-      </w:r>
-      <w:r>
-        <w:t xml:space="preserve">event types occur at all: +0.30 on Azure, +0.15 on Alibaba). What</w:t>
-      </w:r>
-      <w:r>
-        <w:t xml:space="preserve"> </w:t>
-      </w:r>
-      <w:r>
-        <w:t xml:space="preserve">distinguishes them is the second channel.</w:t>
+        <w:t xml:space="preserve">On the two wind farms the entire signal is event presence</w:t>
+      </w:r>
+      <w:r>
+        <w:t xml:space="preserve"> </w:t>
+      </w:r>
+      <w:r>
+        <w:t xml:space="preserve">(+0.244 on Kelmarsh, +0.326 on Penmanshiel, both large and with CIs</w:t>
+      </w:r>
+      <w:r>
+        <w:t xml:space="preserve"> </w:t>
+      </w:r>
+      <w:r>
+        <w:t xml:space="preserve">far from zero), and both the multiplicity and order increments are</w:t>
+      </w:r>
+      <w:r>
+        <w:t xml:space="preserve"> </w:t>
+      </w:r>
+      <w:r>
+        <w:t xml:space="preserve">indistinguishable from zero: which alarm codes occur is what predicts</w:t>
+      </w:r>
+      <w:r>
+        <w:t xml:space="preserve"> </w:t>
+      </w:r>
+      <w:r>
+        <w:t xml:space="preserve">the outage, not how many times or in what order. This is the</w:t>
+      </w:r>
+      <w:r>
+        <w:t xml:space="preserve"> </w:t>
+      </w:r>
+      <w:r>
+        <w:t xml:space="preserve">decomposition’s account of the co-located burst, and it is exactly why</w:t>
+      </w:r>
+      <w:r>
+        <w:t xml:space="preserve"> </w:t>
+      </w:r>
+      <w:r>
+        <w:t xml:space="preserve">the search for ordered degradation trajectories below returns so</w:t>
+      </w:r>
+      <w:r>
+        <w:t xml:space="preserve"> </w:t>
+      </w:r>
+      <w:r>
+        <w:t xml:space="preserve">little.</w:t>
       </w:r>
       <w:r>
         <w:t xml:space="preserve"> </w:t>
@@ -9027,7 +9159,7 @@
           <w:b/>
           <w:bCs/>
         </w:rPr>
-        <w:t xml:space="preserve">On Azure the order</w:t>
+        <w:t xml:space="preserve">On Azure and Alibaba a large presence effect is joined by</w:t>
       </w:r>
       <w:r>
         <w:rPr>
@@ -9041,7 +9173,7 @@
           <w:b/>
           <w:bCs/>
         </w:rPr>
-        <w:t xml:space="preserve">increment is +0.032 with a CI that excludes zero while the</w:t>
+        <w:t xml:space="preserve">exactly one further channel: order on Azure (+0.032, CI excludes</w:t>
       </w:r>
       <w:r>
         <w:rPr>
@@ -9055,7 +9187,7 @@
           <w:b/>
           <w:bCs/>
         </w:rPr>
-        <w:t xml:space="preserve">multiplicity increment does not; on Alibaba the reverse holds, a</w:t>
+        <w:t xml:space="preserve">zero, multiplicity does not), multiplicity on Alibaba (+0.029,</w:t>
       </w:r>
       <w:r>
         <w:rPr>
@@ -9069,63 +9201,37 @@
           <w:b/>
           <w:bCs/>
         </w:rPr>
-        <w:t xml:space="preserve">multiplicity increment of +0.029 excluding zero and an order increment</w:t>
-      </w:r>
-      <w:r>
-        <w:rPr>
-          <w:b/>
-          <w:bCs/>
-        </w:rPr>
-        <w:t xml:space="preserve"> </w:t>
-      </w:r>
-      <w:r>
-        <w:rPr>
-          <w:b/>
-          <w:bCs/>
-        </w:rPr>
-        <w:t xml:space="preserve">indistinguishable from zero</w:t>
-      </w:r>
-      <w:r>
-        <w:t xml:space="preserve"> </w:t>
-      </w:r>
-      <w:r>
-        <w:t xml:space="preserve">(Figure 6). The two positive traces</w:t>
-      </w:r>
-      <w:r>
-        <w:t xml:space="preserve"> </w:t>
-      </w:r>
-      <w:r>
-        <w:t xml:space="preserve">therefore occupy opposite corners of the decomposition: Azure carries</w:t>
-      </w:r>
-      <w:r>
-        <w:t xml:space="preserve"> </w:t>
-      </w:r>
-      <w:r>
-        <w:t xml:space="preserve">a genuine ordering signal, Alibaba a multiplicity signal that binary</w:t>
-      </w:r>
-      <w:r>
-        <w:t xml:space="preserve"> </w:t>
-      </w:r>
-      <w:r>
-        <w:t xml:space="preserve">itemsets discard but exact order does not recover. This resolves the</w:t>
-      </w:r>
-      <w:r>
-        <w:t xml:space="preserve"> </w:t>
-      </w:r>
-      <w:r>
-        <w:t xml:space="preserve">apparent tension with the count-preserving lift analysis below: the</w:t>
-      </w:r>
-      <w:r>
-        <w:t xml:space="preserve"> </w:t>
-      </w:r>
-      <w:r>
-        <w:t xml:space="preserve">Alibaba sequence advantage is repeated-event information, not exact</w:t>
-      </w:r>
-      <w:r>
-        <w:t xml:space="preserve"> </w:t>
-      </w:r>
-      <w:r>
-        <w:t xml:space="preserve">within-window order.</w:t>
+        <w:t xml:space="preserve">excludes zero, order does not)</w:t>
+      </w:r>
+      <w:r>
+        <w:t xml:space="preserve"> </w:t>
+      </w:r>
+      <w:r>
+        <w:t xml:space="preserve">(Figure 6). Azure carries a genuine</w:t>
+      </w:r>
+      <w:r>
+        <w:t xml:space="preserve"> </w:t>
+      </w:r>
+      <w:r>
+        <w:t xml:space="preserve">ordering signal; Alibaba a multiplicity signal that binary itemsets</w:t>
+      </w:r>
+      <w:r>
+        <w:t xml:space="preserve"> </w:t>
+      </w:r>
+      <w:r>
+        <w:t xml:space="preserve">discard but exact order does not recover, which resolves the tension</w:t>
+      </w:r>
+      <w:r>
+        <w:t xml:space="preserve"> </w:t>
+      </w:r>
+      <w:r>
+        <w:t xml:space="preserve">with the count-preserving lift analysis below (the Alibaba sequence</w:t>
+      </w:r>
+      <w:r>
+        <w:t xml:space="preserve"> </w:t>
+      </w:r>
+      <w:r>
+        <w:t xml:space="preserve">advantage is repeated-event information, not exact order).</w:t>
       </w:r>
     </w:p>
     <w:p>
@@ -9205,13 +9311,25 @@
         <w:t xml:space="preserve"> </w:t>
       </w:r>
       <w:r>
-        <w:t xml:space="preserve">single CI; only Azure and Alibaba combine a large presence effect with</w:t>
-      </w:r>
-      <w:r>
-        <w:t xml:space="preserve"> </w:t>
-      </w:r>
-      <w:r>
-        <w:t xml:space="preserve">exactly one further channel that excludes zero.</w:t>
+        <w:t xml:space="preserve">single CI: the two wind farms have a large presence base and no</w:t>
+      </w:r>
+      <w:r>
+        <w:t xml:space="preserve"> </w:t>
+      </w:r>
+      <w:r>
+        <w:t xml:space="preserve">further channel, Azure and Alibaba have a large presence base and</w:t>
+      </w:r>
+      <w:r>
+        <w:t xml:space="preserve"> </w:t>
+      </w:r>
+      <w:r>
+        <w:t xml:space="preserve">exactly one further channel each, and BGL and SCANIA have no usable</w:t>
+      </w:r>
+      <w:r>
+        <w:t xml:space="preserve"> </w:t>
+      </w:r>
+      <w:r>
+        <w:t xml:space="preserve">presence base for any channel to build on.</w:t>
       </w:r>
     </w:p>
     <w:p>
@@ -9395,7 +9513,7 @@
               <w:t xml:space="preserve"> </w:t>
             </w:r>
             <w:r>
-              <w:t xml:space="preserve">Presence / multiplicity / order decomposition of held-out AUROC per trace, with entity-bootstrap 95% CIs. Solid bars have a CI excluding zero; hatched bars are indistinguishable from no effect. Azure’s distinguishing increment is order; Alibaba’s is multiplicity.</w:t>
+              <w:t xml:space="preserve">Presence / multiplicity / order decomposition of held-out AUROC across all six traces, with entity-bootstrap 95% CIs. Solid bars have a CI excluding zero; hatched bars are indistinguishable from no effect. The two wind farms are pure presence; Azure adds an order increment, Alibaba a multiplicity increment; BGL and SCANIA have no usable presence base.</w:t>
             </w:r>
           </w:p>
         </w:tc>
@@ -9416,7 +9534,7 @@
         <w:t xml:space="preserve"> </w:t>
       </w:r>
       <w:r>
-        <w:t xml:space="preserve">Presence / multiplicity / order decomposition of held-out AUROC per trace, with entity-bootstrap 95% CIs. Solid bars have a CI excluding zero; hatched bars are indistinguishable from no effect. Azure’s distinguishing increment is order; Alibaba’s is multiplicity.</w:t>
+        <w:t xml:space="preserve">Presence / multiplicity / order decomposition of held-out AUROC across all six traces, with entity-bootstrap 95% CIs. Solid bars have a CI excluding zero; hatched bars are indistinguishable from no effect. The two wind farms are pure presence; Azure adds an order increment, Alibaba a multiplicity increment; BGL and SCANIA have no usable presence base.</w:t>
       </w:r>
     </w:p>
     <w:p>

--- a/docs/paper.docx
+++ b/docs/paper.docx
@@ -23136,6 +23136,126 @@
       </w:pPr>
       <w:r>
         <w:t xml:space="preserve">8 Limitations</w:t>
+      </w:r>
+    </w:p>
+    <w:p>
+      <w:pPr>
+        <w:pStyle w:val="Compact"/>
+        <w:numPr>
+          <w:ilvl w:val="0"/>
+          <w:numId w:val="1008"/>
+        </w:numPr>
+      </w:pPr>
+      <w:r>
+        <w:rPr>
+          <w:b/>
+          <w:bCs/>
+        </w:rPr>
+        <w:t xml:space="preserve">Scope: these traces are dominated by abrupt failures, not slow</w:t>
+      </w:r>
+      <w:r>
+        <w:rPr>
+          <w:b/>
+          <w:bCs/>
+        </w:rPr>
+        <w:t xml:space="preserve"> </w:t>
+      </w:r>
+      <w:r>
+        <w:rPr>
+          <w:b/>
+          <w:bCs/>
+        </w:rPr>
+        <w:t xml:space="preserve">degradation.</w:t>
+      </w:r>
+      <w:r>
+        <w:t xml:space="preserve"> </w:t>
+      </w:r>
+      <w:r>
+        <w:t xml:space="preserve">The discrete alarm codes we mine are threshold</w:t>
+      </w:r>
+      <w:r>
+        <w:t xml:space="preserve"> </w:t>
+      </w:r>
+      <w:r>
+        <w:t xml:space="preserve">tripwires that fire near the failure, which raises the question of</w:t>
+      </w:r>
+      <w:r>
+        <w:t xml:space="preserve"> </w:t>
+      </w:r>
+      <w:r>
+        <w:t xml:space="preserve">whether a slow degradation exists in the continuous telemetry that</w:t>
+      </w:r>
+      <w:r>
+        <w:t xml:space="preserve"> </w:t>
+      </w:r>
+      <w:r>
+        <w:t xml:space="preserve">the discrete logs do not capture. For the two wind farms this is</w:t>
+      </w:r>
+      <w:r>
+        <w:t xml:space="preserve"> </w:t>
+      </w:r>
+      <w:r>
+        <w:t xml:space="preserve">directly testable, because the Zenodo releases include the 10-minute</w:t>
+      </w:r>
+      <w:r>
+        <w:t xml:space="preserve"> </w:t>
+      </w:r>
+      <w:r>
+        <w:t xml:space="preserve">SCADA. We regressed five bearing, gear-oil, and stator temperature</w:t>
+      </w:r>
+      <w:r>
+        <w:t xml:space="preserve"> </w:t>
+      </w:r>
+      <w:r>
+        <w:t xml:space="preserve">channels on power, wind, and ambient temperature, and asked whether</w:t>
+      </w:r>
+      <w:r>
+        <w:t xml:space="preserve"> </w:t>
+      </w:r>
+      <w:r>
+        <w:t xml:space="preserve">the load-controlled residual rises before Kelmarsh forced outages</w:t>
+      </w:r>
+      <w:r>
+        <w:t xml:space="preserve"> </w:t>
+      </w:r>
+      <w:r>
+        <w:t xml:space="preserve">over a 48h and a 14-day window. It does not: the best channel reaches</w:t>
+      </w:r>
+      <w:r>
+        <w:t xml:space="preserve"> </w:t>
+      </w:r>
+      <w:r>
+        <w:t xml:space="preserve">AUROC 0.54 for the residual level and 0.62 for its slope, both near</w:t>
+      </w:r>
+      <w:r>
+        <w:t xml:space="preserve"> </w:t>
+      </w:r>
+      <w:r>
+        <w:t xml:space="preserve">chance. The absence of an ordered degradation signal is therefore a</w:t>
+      </w:r>
+      <w:r>
+        <w:t xml:space="preserve"> </w:t>
+      </w:r>
+      <w:r>
+        <w:t xml:space="preserve">property of these failures, which are predominantly abrupt trips, and</w:t>
+      </w:r>
+      <w:r>
+        <w:t xml:space="preserve"> </w:t>
+      </w:r>
+      <w:r>
+        <w:t xml:space="preserve">not merely an artifact of using discrete logs; a system whose faults</w:t>
+      </w:r>
+      <w:r>
+        <w:t xml:space="preserve"> </w:t>
+      </w:r>
+      <w:r>
+        <w:t xml:space="preserve">develop slowly and are sensed continuously would be the natural place</w:t>
+      </w:r>
+      <w:r>
+        <w:t xml:space="preserve"> </w:t>
+      </w:r>
+      <w:r>
+        <w:t xml:space="preserve">to look for the ordered trajectories that are largely absent here.</w:t>
       </w:r>
     </w:p>
     <w:p>
